--- a/6-过程管理/流程制度规范类文件/JXTX-06-01-过程框架管理制度 .docx
+++ b/6-过程管理/流程制度规范类文件/JXTX-06-01-过程框架管理制度 .docx
@@ -22,6 +22,57 @@
         <w:textAlignment w:val="baseline"/>
       </w:pPr>
       <w:bookmarkStart w:id="0" w:name="_Toc16647"/>
+      <w:r>
+        <w:drawing>
+          <wp:anchor distT="0" distB="0" distL="114300" distR="114300" simplePos="0" relativeHeight="251661312" behindDoc="1" locked="0" layoutInCell="1" allowOverlap="1">
+            <wp:simplePos x="0" y="0"/>
+            <wp:positionH relativeFrom="column">
+              <wp:posOffset>-19050</wp:posOffset>
+            </wp:positionH>
+            <wp:positionV relativeFrom="paragraph">
+              <wp:posOffset>-22225</wp:posOffset>
+            </wp:positionV>
+            <wp:extent cx="5304790" cy="8893810"/>
+            <wp:effectExtent l="0" t="0" r="13970" b="6350"/>
+            <wp:wrapNone/>
+            <wp:docPr id="4" name="图片 4"/>
+            <wp:cNvGraphicFramePr>
+              <a:graphicFrameLocks xmlns:a="http://schemas.openxmlformats.org/drawingml/2006/main" noChangeAspect="1"/>
+            </wp:cNvGraphicFramePr>
+            <a:graphic xmlns:a="http://schemas.openxmlformats.org/drawingml/2006/main">
+              <a:graphicData uri="http://schemas.openxmlformats.org/drawingml/2006/picture">
+                <pic:pic xmlns:pic="http://schemas.openxmlformats.org/drawingml/2006/picture">
+                  <pic:nvPicPr>
+                    <pic:cNvPr id="4" name="图片 4"/>
+                    <pic:cNvPicPr>
+                      <a:picLocks noChangeAspect="1"/>
+                    </pic:cNvPicPr>
+                  </pic:nvPicPr>
+                  <pic:blipFill>
+                    <a:blip r:embed="rId7"/>
+                    <a:stretch>
+                      <a:fillRect/>
+                    </a:stretch>
+                  </pic:blipFill>
+                  <pic:spPr>
+                    <a:xfrm>
+                      <a:off x="0" y="0"/>
+                      <a:ext cx="5304790" cy="8893810"/>
+                    </a:xfrm>
+                    <a:prstGeom prst="rect">
+                      <a:avLst/>
+                    </a:prstGeom>
+                    <a:noFill/>
+                    <a:ln>
+                      <a:noFill/>
+                    </a:ln>
+                  </pic:spPr>
+                </pic:pic>
+              </a:graphicData>
+            </a:graphic>
+          </wp:anchor>
+        </w:drawing>
+      </w:r>
       <w:r>
         <w:drawing>
           <wp:anchor distT="0" distB="0" distL="114300" distR="114300" simplePos="0" relativeHeight="251660288" behindDoc="1" locked="0" layoutInCell="1" allowOverlap="1">
@@ -49,7 +100,7 @@
                     </pic:cNvPicPr>
                   </pic:nvPicPr>
                   <pic:blipFill>
-                    <a:blip r:embed="rId7"/>
+                    <a:blip r:embed="rId8"/>
                     <a:stretch>
                       <a:fillRect/>
                     </a:stretch>
@@ -104,7 +155,7 @@
                     </pic:cNvPicPr>
                   </pic:nvPicPr>
                   <pic:blipFill>
-                    <a:blip r:embed="rId8">
+                    <a:blip r:embed="rId9">
                       <a:alphaModFix amt="58000"/>
                       <a:lum contrast="-52000"/>
                     </a:blip>
@@ -1306,8 +1357,6 @@
               </w:rPr>
               <w:t>徐超超</w:t>
             </w:r>
-            <w:bookmarkStart w:id="2" w:name="_GoBack"/>
-            <w:bookmarkEnd w:id="2"/>
           </w:p>
         </w:tc>
         <w:tc>
@@ -5371,7 +5420,7 @@
                     </pic:cNvPicPr>
                   </pic:nvPicPr>
                   <pic:blipFill>
-                    <a:blip r:embed="rId9"/>
+                    <a:blip r:embed="rId10"/>
                     <a:stretch>
                       <a:fillRect/>
                     </a:stretch>
@@ -6956,10 +7005,520 @@
         <w:snapToGrid w:val="0"/>
         <w:textAlignment w:val="baseline"/>
         <w:rPr>
-          <w:rFonts w:hint="default"/>
-          <w:lang w:val="en-US" w:eastAsia="zh-CN"/>
-        </w:rPr>
-      </w:pPr>
+          <w:rFonts w:hint="eastAsia"/>
+          <w:lang w:val="en-US" w:eastAsia="zh-CN"/>
+        </w:rPr>
+      </w:pPr>
+      <w:r>
+        <w:rPr>
+          <w:rFonts w:hint="eastAsia"/>
+          <w:lang w:val="en-US" w:eastAsia="zh-CN"/>
+        </w:rPr>
+        <w:t>考核指标</w:t>
+      </w:r>
+    </w:p>
+    <w:tbl>
+      <w:tblPr>
+        <w:tblStyle w:val="20"/>
+        <w:tblW w:w="7675" w:type="dxa"/>
+        <w:tblInd w:w="96" w:type="dxa"/>
+        <w:tblBorders>
+          <w:top w:val="none" w:color="auto" w:sz="0" w:space="0"/>
+          <w:left w:val="none" w:color="auto" w:sz="0" w:space="0"/>
+          <w:bottom w:val="none" w:color="auto" w:sz="0" w:space="0"/>
+          <w:right w:val="none" w:color="auto" w:sz="0" w:space="0"/>
+          <w:insideH w:val="none" w:color="auto" w:sz="0" w:space="0"/>
+          <w:insideV w:val="none" w:color="auto" w:sz="0" w:space="0"/>
+        </w:tblBorders>
+        <w:shd w:val="clear" w:color="auto" w:fill="auto"/>
+        <w:tblLayout w:type="autofit"/>
+        <w:tblCellMar>
+          <w:top w:w="0" w:type="dxa"/>
+          <w:left w:w="108" w:type="dxa"/>
+          <w:bottom w:w="0" w:type="dxa"/>
+          <w:right w:w="108" w:type="dxa"/>
+        </w:tblCellMar>
+      </w:tblPr>
+      <w:tblGrid>
+        <w:gridCol w:w="2227"/>
+        <w:gridCol w:w="1092"/>
+        <w:gridCol w:w="3300"/>
+        <w:gridCol w:w="1056"/>
+      </w:tblGrid>
+      <w:tr>
+        <w:tblPrEx>
+          <w:tblBorders>
+            <w:top w:val="none" w:color="auto" w:sz="0" w:space="0"/>
+            <w:left w:val="none" w:color="auto" w:sz="0" w:space="0"/>
+            <w:bottom w:val="none" w:color="auto" w:sz="0" w:space="0"/>
+            <w:right w:val="none" w:color="auto" w:sz="0" w:space="0"/>
+            <w:insideH w:val="none" w:color="auto" w:sz="0" w:space="0"/>
+            <w:insideV w:val="none" w:color="auto" w:sz="0" w:space="0"/>
+          </w:tblBorders>
+        </w:tblPrEx>
+        <w:trPr>
+          <w:trHeight w:val="493" w:hRule="atLeast"/>
+        </w:trPr>
+        <w:tc>
+          <w:tcPr>
+            <w:tcW w:w="2227" w:type="dxa"/>
+            <w:tcBorders>
+              <w:top w:val="single" w:color="000000" w:sz="4" w:space="0"/>
+              <w:left w:val="single" w:color="000000" w:sz="4" w:space="0"/>
+              <w:bottom w:val="single" w:color="000000" w:sz="4" w:space="0"/>
+              <w:right w:val="single" w:color="000000" w:sz="4" w:space="0"/>
+            </w:tcBorders>
+            <w:shd w:val="clear" w:color="auto" w:fill="C0C0C0"/>
+            <w:vAlign w:val="center"/>
+          </w:tcPr>
+          <w:p>
+            <w:pPr>
+              <w:keepNext w:val="0"/>
+              <w:keepLines w:val="0"/>
+              <w:widowControl/>
+              <w:suppressLineNumbers w:val="0"/>
+              <w:jc w:val="center"/>
+              <w:textAlignment w:val="center"/>
+              <w:rPr>
+                <w:rFonts w:hint="default" w:ascii="楷体_GB2312" w:hAnsi="宋体" w:eastAsia="楷体_GB2312" w:cs="楷体_GB2312"/>
+                <w:b/>
+                <w:bCs/>
+                <w:i w:val="0"/>
+                <w:iCs w:val="0"/>
+                <w:color w:val="000000"/>
+                <w:sz w:val="22"/>
+                <w:szCs w:val="22"/>
+                <w:u w:val="none"/>
+              </w:rPr>
+            </w:pPr>
+            <w:r>
+              <w:rPr>
+                <w:rFonts w:hint="default" w:ascii="楷体_GB2312" w:hAnsi="宋体" w:eastAsia="楷体_GB2312" w:cs="楷体_GB2312"/>
+                <w:b/>
+                <w:bCs/>
+                <w:i w:val="0"/>
+                <w:iCs w:val="0"/>
+                <w:snapToGrid w:val="0"/>
+                <w:color w:val="000000"/>
+                <w:kern w:val="0"/>
+                <w:sz w:val="22"/>
+                <w:szCs w:val="22"/>
+                <w:u w:val="none"/>
+                <w:lang w:val="en-US" w:eastAsia="zh-CN" w:bidi="ar"/>
+              </w:rPr>
+              <w:t>KPI</w:t>
+            </w:r>
+          </w:p>
+        </w:tc>
+        <w:tc>
+          <w:tcPr>
+            <w:tcW w:w="1092" w:type="dxa"/>
+            <w:tcBorders>
+              <w:top w:val="single" w:color="000000" w:sz="4" w:space="0"/>
+              <w:left w:val="single" w:color="000000" w:sz="4" w:space="0"/>
+              <w:bottom w:val="single" w:color="000000" w:sz="4" w:space="0"/>
+              <w:right w:val="single" w:color="000000" w:sz="4" w:space="0"/>
+            </w:tcBorders>
+            <w:shd w:val="clear" w:color="auto" w:fill="C0C0C0"/>
+            <w:vAlign w:val="center"/>
+          </w:tcPr>
+          <w:p>
+            <w:pPr>
+              <w:keepNext w:val="0"/>
+              <w:keepLines w:val="0"/>
+              <w:widowControl/>
+              <w:suppressLineNumbers w:val="0"/>
+              <w:jc w:val="center"/>
+              <w:textAlignment w:val="center"/>
+              <w:rPr>
+                <w:rFonts w:hint="default" w:ascii="楷体_GB2312" w:hAnsi="宋体" w:eastAsia="楷体_GB2312" w:cs="楷体_GB2312"/>
+                <w:b/>
+                <w:bCs/>
+                <w:i w:val="0"/>
+                <w:iCs w:val="0"/>
+                <w:color w:val="000000"/>
+                <w:sz w:val="22"/>
+                <w:szCs w:val="22"/>
+                <w:u w:val="none"/>
+              </w:rPr>
+            </w:pPr>
+            <w:r>
+              <w:rPr>
+                <w:rFonts w:hint="default" w:ascii="楷体_GB2312" w:hAnsi="宋体" w:eastAsia="楷体_GB2312" w:cs="楷体_GB2312"/>
+                <w:b/>
+                <w:bCs/>
+                <w:i w:val="0"/>
+                <w:iCs w:val="0"/>
+                <w:snapToGrid w:val="0"/>
+                <w:color w:val="000000"/>
+                <w:kern w:val="0"/>
+                <w:sz w:val="22"/>
+                <w:szCs w:val="22"/>
+                <w:u w:val="none"/>
+                <w:lang w:val="en-US" w:eastAsia="zh-CN" w:bidi="ar"/>
+              </w:rPr>
+              <w:t>目标值</w:t>
+            </w:r>
+          </w:p>
+        </w:tc>
+        <w:tc>
+          <w:tcPr>
+            <w:tcW w:w="3300" w:type="dxa"/>
+            <w:tcBorders>
+              <w:top w:val="single" w:color="000000" w:sz="4" w:space="0"/>
+              <w:left w:val="single" w:color="000000" w:sz="4" w:space="0"/>
+              <w:bottom w:val="single" w:color="000000" w:sz="4" w:space="0"/>
+              <w:right w:val="single" w:color="000000" w:sz="4" w:space="0"/>
+            </w:tcBorders>
+            <w:shd w:val="clear" w:color="auto" w:fill="C0C0C0"/>
+            <w:vAlign w:val="center"/>
+          </w:tcPr>
+          <w:p>
+            <w:pPr>
+              <w:keepNext w:val="0"/>
+              <w:keepLines w:val="0"/>
+              <w:widowControl/>
+              <w:suppressLineNumbers w:val="0"/>
+              <w:jc w:val="center"/>
+              <w:textAlignment w:val="center"/>
+              <w:rPr>
+                <w:rFonts w:hint="default" w:ascii="楷体_GB2312" w:hAnsi="宋体" w:eastAsia="楷体_GB2312" w:cs="楷体_GB2312"/>
+                <w:b/>
+                <w:bCs/>
+                <w:i w:val="0"/>
+                <w:iCs w:val="0"/>
+                <w:color w:val="000000"/>
+                <w:sz w:val="22"/>
+                <w:szCs w:val="22"/>
+                <w:u w:val="none"/>
+              </w:rPr>
+            </w:pPr>
+            <w:r>
+              <w:rPr>
+                <w:rFonts w:hint="default" w:ascii="楷体_GB2312" w:hAnsi="宋体" w:eastAsia="楷体_GB2312" w:cs="楷体_GB2312"/>
+                <w:b/>
+                <w:bCs/>
+                <w:i w:val="0"/>
+                <w:iCs w:val="0"/>
+                <w:snapToGrid w:val="0"/>
+                <w:color w:val="000000"/>
+                <w:kern w:val="0"/>
+                <w:sz w:val="22"/>
+                <w:szCs w:val="22"/>
+                <w:u w:val="none"/>
+                <w:lang w:val="en-US" w:eastAsia="zh-CN" w:bidi="ar"/>
+              </w:rPr>
+              <w:t>计算公式/方法</w:t>
+            </w:r>
+          </w:p>
+        </w:tc>
+        <w:tc>
+          <w:tcPr>
+            <w:tcW w:w="1056" w:type="dxa"/>
+            <w:tcBorders>
+              <w:top w:val="single" w:color="000000" w:sz="4" w:space="0"/>
+              <w:left w:val="single" w:color="000000" w:sz="4" w:space="0"/>
+              <w:bottom w:val="single" w:color="000000" w:sz="4" w:space="0"/>
+              <w:right w:val="single" w:color="000000" w:sz="4" w:space="0"/>
+            </w:tcBorders>
+            <w:shd w:val="clear" w:color="auto" w:fill="C0C0C0"/>
+            <w:vAlign w:val="center"/>
+          </w:tcPr>
+          <w:p>
+            <w:pPr>
+              <w:keepNext w:val="0"/>
+              <w:keepLines w:val="0"/>
+              <w:widowControl/>
+              <w:suppressLineNumbers w:val="0"/>
+              <w:jc w:val="center"/>
+              <w:textAlignment w:val="center"/>
+              <w:rPr>
+                <w:rFonts w:hint="default" w:ascii="楷体_GB2312" w:hAnsi="宋体" w:eastAsia="楷体_GB2312" w:cs="楷体_GB2312"/>
+                <w:b/>
+                <w:bCs/>
+                <w:i w:val="0"/>
+                <w:iCs w:val="0"/>
+                <w:color w:val="000000"/>
+                <w:sz w:val="22"/>
+                <w:szCs w:val="22"/>
+                <w:u w:val="none"/>
+              </w:rPr>
+            </w:pPr>
+            <w:r>
+              <w:rPr>
+                <w:rFonts w:hint="default" w:ascii="楷体_GB2312" w:hAnsi="宋体" w:eastAsia="楷体_GB2312" w:cs="楷体_GB2312"/>
+                <w:b/>
+                <w:bCs/>
+                <w:i w:val="0"/>
+                <w:iCs w:val="0"/>
+                <w:snapToGrid w:val="0"/>
+                <w:color w:val="000000"/>
+                <w:kern w:val="0"/>
+                <w:sz w:val="22"/>
+                <w:szCs w:val="22"/>
+                <w:u w:val="none"/>
+                <w:lang w:val="en-US" w:eastAsia="zh-CN" w:bidi="ar"/>
+              </w:rPr>
+              <w:t>频度</w:t>
+            </w:r>
+          </w:p>
+        </w:tc>
+      </w:tr>
+      <w:tr>
+        <w:tblPrEx>
+          <w:tblBorders>
+            <w:top w:val="none" w:color="auto" w:sz="0" w:space="0"/>
+            <w:left w:val="none" w:color="auto" w:sz="0" w:space="0"/>
+            <w:bottom w:val="none" w:color="auto" w:sz="0" w:space="0"/>
+            <w:right w:val="none" w:color="auto" w:sz="0" w:space="0"/>
+            <w:insideH w:val="none" w:color="auto" w:sz="0" w:space="0"/>
+            <w:insideV w:val="none" w:color="auto" w:sz="0" w:space="0"/>
+          </w:tblBorders>
+          <w:shd w:val="clear" w:color="auto" w:fill="auto"/>
+          <w:tblCellMar>
+            <w:top w:w="0" w:type="dxa"/>
+            <w:left w:w="108" w:type="dxa"/>
+            <w:bottom w:w="0" w:type="dxa"/>
+            <w:right w:w="108" w:type="dxa"/>
+          </w:tblCellMar>
+        </w:tblPrEx>
+        <w:trPr>
+          <w:trHeight w:val="493" w:hRule="atLeast"/>
+        </w:trPr>
+        <w:tc>
+          <w:tcPr>
+            <w:tcW w:w="2227" w:type="dxa"/>
+            <w:tcBorders>
+              <w:top w:val="single" w:color="000000" w:sz="4" w:space="0"/>
+              <w:left w:val="single" w:color="000000" w:sz="4" w:space="0"/>
+              <w:bottom w:val="single" w:color="000000" w:sz="4" w:space="0"/>
+              <w:right w:val="single" w:color="000000" w:sz="4" w:space="0"/>
+            </w:tcBorders>
+            <w:shd w:val="clear" w:color="auto" w:fill="auto"/>
+            <w:vAlign w:val="center"/>
+          </w:tcPr>
+          <w:p>
+            <w:pPr>
+              <w:keepNext w:val="0"/>
+              <w:keepLines w:val="0"/>
+              <w:widowControl/>
+              <w:suppressLineNumbers w:val="0"/>
+              <w:jc w:val="left"/>
+              <w:textAlignment w:val="center"/>
+              <w:rPr>
+                <w:rFonts w:hint="default" w:ascii="楷体_GB2312" w:hAnsi="宋体" w:eastAsia="楷体_GB2312" w:cs="楷体_GB2312"/>
+                <w:b/>
+                <w:bCs/>
+                <w:i w:val="0"/>
+                <w:iCs w:val="0"/>
+                <w:snapToGrid w:val="0"/>
+                <w:color w:val="000000"/>
+                <w:kern w:val="0"/>
+                <w:sz w:val="22"/>
+                <w:szCs w:val="22"/>
+                <w:u w:val="none"/>
+                <w:lang w:val="en-US" w:eastAsia="zh-CN" w:bidi="ar"/>
+              </w:rPr>
+            </w:pPr>
+            <w:r>
+              <w:rPr>
+                <w:rFonts w:hint="eastAsia" w:ascii="宋体" w:hAnsi="宋体" w:eastAsia="宋体" w:cs="宋体"/>
+                <w:i w:val="0"/>
+                <w:iCs w:val="0"/>
+                <w:snapToGrid w:val="0"/>
+                <w:color w:val="000000"/>
+                <w:kern w:val="0"/>
+                <w:sz w:val="21"/>
+                <w:szCs w:val="21"/>
+                <w:u w:val="none"/>
+                <w:lang w:val="en-US" w:eastAsia="zh-CN" w:bidi="ar"/>
+              </w:rPr>
+              <w:t>过程框架自评估次数</w:t>
+            </w:r>
+          </w:p>
+        </w:tc>
+        <w:tc>
+          <w:tcPr>
+            <w:tcW w:w="1092" w:type="dxa"/>
+            <w:tcBorders>
+              <w:top w:val="single" w:color="000000" w:sz="4" w:space="0"/>
+              <w:left w:val="single" w:color="000000" w:sz="4" w:space="0"/>
+              <w:bottom w:val="single" w:color="000000" w:sz="4" w:space="0"/>
+              <w:right w:val="single" w:color="000000" w:sz="4" w:space="0"/>
+            </w:tcBorders>
+            <w:shd w:val="clear" w:color="auto" w:fill="auto"/>
+            <w:vAlign w:val="center"/>
+          </w:tcPr>
+          <w:p>
+            <w:pPr>
+              <w:keepNext w:val="0"/>
+              <w:keepLines w:val="0"/>
+              <w:widowControl/>
+              <w:suppressLineNumbers w:val="0"/>
+              <w:jc w:val="left"/>
+              <w:textAlignment w:val="center"/>
+              <w:rPr>
+                <w:rFonts w:hint="default" w:ascii="楷体_GB2312" w:hAnsi="宋体" w:eastAsia="楷体_GB2312" w:cs="楷体_GB2312"/>
+                <w:b/>
+                <w:bCs/>
+                <w:i w:val="0"/>
+                <w:iCs w:val="0"/>
+                <w:snapToGrid w:val="0"/>
+                <w:color w:val="000000"/>
+                <w:kern w:val="0"/>
+                <w:sz w:val="22"/>
+                <w:szCs w:val="22"/>
+                <w:u w:val="none"/>
+                <w:lang w:val="en-US" w:eastAsia="zh-CN" w:bidi="ar"/>
+              </w:rPr>
+            </w:pPr>
+            <w:r>
+              <w:rPr>
+                <w:rFonts w:hint="eastAsia" w:ascii="宋体" w:hAnsi="宋体" w:eastAsia="宋体" w:cs="宋体"/>
+                <w:i w:val="0"/>
+                <w:iCs w:val="0"/>
+                <w:snapToGrid w:val="0"/>
+                <w:color w:val="000000"/>
+                <w:kern w:val="0"/>
+                <w:sz w:val="21"/>
+                <w:szCs w:val="21"/>
+                <w:u w:val="none"/>
+                <w:lang w:val="en-US" w:eastAsia="zh-CN" w:bidi="ar"/>
+              </w:rPr>
+              <w:t>≥1次</w:t>
+            </w:r>
+          </w:p>
+        </w:tc>
+        <w:tc>
+          <w:tcPr>
+            <w:tcW w:w="3300" w:type="dxa"/>
+            <w:tcBorders>
+              <w:top w:val="single" w:color="000000" w:sz="4" w:space="0"/>
+              <w:left w:val="single" w:color="000000" w:sz="4" w:space="0"/>
+              <w:bottom w:val="single" w:color="000000" w:sz="4" w:space="0"/>
+              <w:right w:val="single" w:color="000000" w:sz="4" w:space="0"/>
+            </w:tcBorders>
+            <w:shd w:val="clear" w:color="auto" w:fill="auto"/>
+            <w:vAlign w:val="center"/>
+          </w:tcPr>
+          <w:p>
+            <w:pPr>
+              <w:keepNext w:val="0"/>
+              <w:keepLines w:val="0"/>
+              <w:widowControl/>
+              <w:suppressLineNumbers w:val="0"/>
+              <w:jc w:val="left"/>
+              <w:textAlignment w:val="center"/>
+              <w:rPr>
+                <w:rFonts w:hint="default" w:ascii="楷体_GB2312" w:hAnsi="宋体" w:eastAsia="楷体_GB2312" w:cs="楷体_GB2312"/>
+                <w:b/>
+                <w:bCs/>
+                <w:i w:val="0"/>
+                <w:iCs w:val="0"/>
+                <w:snapToGrid w:val="0"/>
+                <w:color w:val="000000"/>
+                <w:kern w:val="0"/>
+                <w:sz w:val="22"/>
+                <w:szCs w:val="22"/>
+                <w:u w:val="none"/>
+                <w:lang w:val="en-US" w:eastAsia="zh-CN" w:bidi="ar"/>
+              </w:rPr>
+            </w:pPr>
+            <w:r>
+              <w:rPr>
+                <w:rFonts w:hint="eastAsia" w:ascii="宋体" w:hAnsi="宋体" w:eastAsia="宋体" w:cs="宋体"/>
+                <w:i w:val="0"/>
+                <w:iCs w:val="0"/>
+                <w:snapToGrid w:val="0"/>
+                <w:color w:val="000000"/>
+                <w:kern w:val="0"/>
+                <w:sz w:val="21"/>
+                <w:szCs w:val="21"/>
+                <w:u w:val="none"/>
+                <w:lang w:val="en-US" w:eastAsia="zh-CN" w:bidi="ar"/>
+              </w:rPr>
+              <w:t>次数，过程框架自评估报告数量</w:t>
+            </w:r>
+          </w:p>
+        </w:tc>
+        <w:tc>
+          <w:tcPr>
+            <w:tcW w:w="1056" w:type="dxa"/>
+            <w:tcBorders>
+              <w:top w:val="single" w:color="000000" w:sz="4" w:space="0"/>
+              <w:left w:val="single" w:color="000000" w:sz="4" w:space="0"/>
+              <w:bottom w:val="single" w:color="000000" w:sz="4" w:space="0"/>
+              <w:right w:val="single" w:color="000000" w:sz="4" w:space="0"/>
+            </w:tcBorders>
+            <w:shd w:val="clear" w:color="auto" w:fill="auto"/>
+            <w:vAlign w:val="center"/>
+          </w:tcPr>
+          <w:p>
+            <w:pPr>
+              <w:keepNext w:val="0"/>
+              <w:keepLines w:val="0"/>
+              <w:widowControl/>
+              <w:suppressLineNumbers w:val="0"/>
+              <w:jc w:val="left"/>
+              <w:textAlignment w:val="center"/>
+              <w:rPr>
+                <w:rFonts w:hint="default" w:ascii="楷体_GB2312" w:hAnsi="宋体" w:eastAsia="楷体_GB2312" w:cs="楷体_GB2312"/>
+                <w:b/>
+                <w:bCs/>
+                <w:i w:val="0"/>
+                <w:iCs w:val="0"/>
+                <w:snapToGrid w:val="0"/>
+                <w:color w:val="000000"/>
+                <w:kern w:val="0"/>
+                <w:sz w:val="22"/>
+                <w:szCs w:val="22"/>
+                <w:u w:val="none"/>
+                <w:lang w:val="en-US" w:eastAsia="zh-CN" w:bidi="ar"/>
+              </w:rPr>
+            </w:pPr>
+            <w:r>
+              <w:rPr>
+                <w:rFonts w:hint="eastAsia" w:ascii="宋体" w:hAnsi="宋体" w:eastAsia="宋体" w:cs="宋体"/>
+                <w:i w:val="0"/>
+                <w:iCs w:val="0"/>
+                <w:snapToGrid w:val="0"/>
+                <w:color w:val="000000"/>
+                <w:kern w:val="0"/>
+                <w:sz w:val="21"/>
+                <w:szCs w:val="21"/>
+                <w:u w:val="none"/>
+                <w:lang w:val="en-US" w:eastAsia="zh-CN" w:bidi="ar"/>
+              </w:rPr>
+              <w:t>年度</w:t>
+            </w:r>
+          </w:p>
+        </w:tc>
+      </w:tr>
+    </w:tbl>
+    <w:p>
+      <w:pPr>
+        <w:pStyle w:val="28"/>
+        <w:keepNext w:val="0"/>
+        <w:keepLines w:val="0"/>
+        <w:pageBreakBefore w:val="0"/>
+        <w:widowControl w:val="0"/>
+        <w:kinsoku w:val="0"/>
+        <w:wordWrap/>
+        <w:overflowPunct/>
+        <w:topLinePunct w:val="0"/>
+        <w:autoSpaceDE w:val="0"/>
+        <w:autoSpaceDN w:val="0"/>
+        <w:bidi w:val="0"/>
+        <w:adjustRightInd w:val="0"/>
+        <w:snapToGrid w:val="0"/>
+        <w:textAlignment w:val="baseline"/>
+        <w:rPr>
+          <w:rFonts w:hint="default"/>
+          <w:lang w:val="en-US" w:eastAsia="zh-CN"/>
+        </w:rPr>
+      </w:pPr>
+      <w:bookmarkStart w:id="2" w:name="_GoBack"/>
+      <w:bookmarkEnd w:id="2"/>
       <w:r>
         <w:rPr>
           <w:rFonts w:hint="default"/>

--- a/6-过程管理/流程制度规范类文件/JXTX-06-01-过程框架管理制度 .docx
+++ b/6-过程管理/流程制度规范类文件/JXTX-06-01-过程框架管理制度 .docx
@@ -21,7 +21,7 @@
         <w:spacing w:before="3120" w:beforeLines="1000"/>
         <w:textAlignment w:val="baseline"/>
       </w:pPr>
-      <w:bookmarkStart w:id="0" w:name="_Toc16647"/>
+      <w:bookmarkStart w:id="0" w:name="_Toc9011"/>
       <w:r>
         <w:drawing>
           <wp:anchor distT="0" distB="0" distL="114300" distR="114300" simplePos="0" relativeHeight="251661312" behindDoc="1" locked="0" layoutInCell="1" allowOverlap="1">
@@ -210,7 +210,7 @@
           <w:lang w:val="en-US" w:eastAsia="zh-CN"/>
         </w:rPr>
       </w:pPr>
-      <w:bookmarkStart w:id="1" w:name="_Toc21305"/>
+      <w:bookmarkStart w:id="1" w:name="_Toc3300"/>
       <w:r>
         <w:rPr>
           <w:rFonts w:hint="eastAsia"/>
@@ -2058,24 +2058,12 @@
         <w:p>
           <w:pPr>
             <w:pStyle w:val="16"/>
-            <w:keepNext w:val="0"/>
-            <w:keepLines w:val="0"/>
-            <w:pageBreakBefore w:val="0"/>
-            <w:widowControl w:val="0"/>
             <w:tabs>
               <w:tab w:val="right" w:leader="dot" w:pos="8306"/>
             </w:tabs>
-            <w:kinsoku w:val="0"/>
-            <w:wordWrap/>
-            <w:overflowPunct/>
-            <w:topLinePunct w:val="0"/>
-            <w:autoSpaceDE w:val="0"/>
-            <w:autoSpaceDN w:val="0"/>
-            <w:bidi w:val="0"/>
-            <w:adjustRightInd w:val="0"/>
-            <w:snapToGrid w:val="0"/>
-            <w:textAlignment w:val="baseline"/>
           </w:pPr>
+          <w:bookmarkStart w:id="27" w:name="_GoBack"/>
+          <w:bookmarkEnd w:id="27"/>
           <w:r>
             <w:rPr>
               <w:rFonts w:hint="eastAsia" w:ascii="宋体" w:hAnsi="宋体" w:eastAsia="宋体" w:cs="宋体"/>
@@ -2112,7 +2100,7 @@
               <w:rFonts w:hint="eastAsia" w:ascii="宋体" w:hAnsi="宋体" w:eastAsia="宋体" w:cs="宋体"/>
               <w:szCs w:val="24"/>
             </w:rPr>
-            <w:instrText xml:space="preserve"> HYPERLINK \l _Toc16647 </w:instrText>
+            <w:instrText xml:space="preserve"> HYPERLINK \l _Toc9011 </w:instrText>
           </w:r>
           <w:r>
             <w:rPr>
@@ -2135,7 +2123,7 @@
             <w:fldChar w:fldCharType="begin"/>
           </w:r>
           <w:r>
-            <w:instrText xml:space="preserve"> PAGEREF _Toc16647 \h </w:instrText>
+            <w:instrText xml:space="preserve"> PAGEREF _Toc9011 \h </w:instrText>
           </w:r>
           <w:r>
             <w:fldChar w:fldCharType="separate"/>
@@ -2157,23 +2145,9 @@
         <w:p>
           <w:pPr>
             <w:pStyle w:val="16"/>
-            <w:keepNext w:val="0"/>
-            <w:keepLines w:val="0"/>
-            <w:pageBreakBefore w:val="0"/>
-            <w:widowControl w:val="0"/>
             <w:tabs>
               <w:tab w:val="right" w:leader="dot" w:pos="8306"/>
             </w:tabs>
-            <w:kinsoku w:val="0"/>
-            <w:wordWrap/>
-            <w:overflowPunct/>
-            <w:topLinePunct w:val="0"/>
-            <w:autoSpaceDE w:val="0"/>
-            <w:autoSpaceDN w:val="0"/>
-            <w:bidi w:val="0"/>
-            <w:adjustRightInd w:val="0"/>
-            <w:snapToGrid w:val="0"/>
-            <w:textAlignment w:val="baseline"/>
           </w:pPr>
           <w:r>
             <w:rPr>
@@ -2187,7 +2161,7 @@
               <w:rFonts w:hint="eastAsia" w:ascii="宋体" w:hAnsi="宋体" w:eastAsia="宋体" w:cs="宋体"/>
               <w:szCs w:val="24"/>
             </w:rPr>
-            <w:instrText xml:space="preserve"> HYPERLINK \l _Toc21305 </w:instrText>
+            <w:instrText xml:space="preserve"> HYPERLINK \l _Toc3300 </w:instrText>
           </w:r>
           <w:r>
             <w:rPr>
@@ -2210,7 +2184,7 @@
             <w:fldChar w:fldCharType="begin"/>
           </w:r>
           <w:r>
-            <w:instrText xml:space="preserve"> PAGEREF _Toc21305 \h </w:instrText>
+            <w:instrText xml:space="preserve"> PAGEREF _Toc3300 \h </w:instrText>
           </w:r>
           <w:r>
             <w:fldChar w:fldCharType="separate"/>
@@ -2232,23 +2206,9 @@
         <w:p>
           <w:pPr>
             <w:pStyle w:val="16"/>
-            <w:keepNext w:val="0"/>
-            <w:keepLines w:val="0"/>
-            <w:pageBreakBefore w:val="0"/>
-            <w:widowControl w:val="0"/>
             <w:tabs>
               <w:tab w:val="right" w:leader="dot" w:pos="8306"/>
             </w:tabs>
-            <w:kinsoku w:val="0"/>
-            <w:wordWrap/>
-            <w:overflowPunct/>
-            <w:topLinePunct w:val="0"/>
-            <w:autoSpaceDE w:val="0"/>
-            <w:autoSpaceDN w:val="0"/>
-            <w:bidi w:val="0"/>
-            <w:adjustRightInd w:val="0"/>
-            <w:snapToGrid w:val="0"/>
-            <w:textAlignment w:val="baseline"/>
           </w:pPr>
           <w:r>
             <w:rPr>
@@ -2262,7 +2222,7 @@
               <w:rFonts w:hint="eastAsia" w:ascii="宋体" w:hAnsi="宋体" w:eastAsia="宋体" w:cs="宋体"/>
               <w:szCs w:val="24"/>
             </w:rPr>
-            <w:instrText xml:space="preserve"> HYPERLINK \l _Toc30055 </w:instrText>
+            <w:instrText xml:space="preserve"> HYPERLINK \l _Toc21923 </w:instrText>
           </w:r>
           <w:r>
             <w:rPr>
@@ -2274,15 +2234,9 @@
           <w:r>
             <w:rPr>
               <w:rFonts w:hint="default"/>
-            </w:rPr>
-            <w:t xml:space="preserve">1. </w:t>
-          </w:r>
-          <w:r>
-            <w:rPr>
-              <w:rFonts w:hint="eastAsia"/>
               <w:lang w:val="en-US" w:eastAsia="zh-CN"/>
             </w:rPr>
-            <w:t>总则</w:t>
+            <w:t>1. 总则</w:t>
           </w:r>
           <w:r>
             <w:tab/>
@@ -2291,13 +2245,13 @@
             <w:fldChar w:fldCharType="begin"/>
           </w:r>
           <w:r>
-            <w:instrText xml:space="preserve"> PAGEREF _Toc30055 \h </w:instrText>
+            <w:instrText xml:space="preserve"> PAGEREF _Toc21923 \h </w:instrText>
           </w:r>
           <w:r>
             <w:fldChar w:fldCharType="separate"/>
           </w:r>
           <w:r>
-            <w:t>5</w:t>
+            <w:t>4</w:t>
           </w:r>
           <w:r>
             <w:fldChar w:fldCharType="end"/>
@@ -2313,23 +2267,9 @@
         <w:p>
           <w:pPr>
             <w:pStyle w:val="17"/>
-            <w:keepNext w:val="0"/>
-            <w:keepLines w:val="0"/>
-            <w:pageBreakBefore w:val="0"/>
-            <w:widowControl w:val="0"/>
             <w:tabs>
               <w:tab w:val="right" w:leader="dot" w:pos="8306"/>
             </w:tabs>
-            <w:kinsoku w:val="0"/>
-            <w:wordWrap/>
-            <w:overflowPunct/>
-            <w:topLinePunct w:val="0"/>
-            <w:autoSpaceDE w:val="0"/>
-            <w:autoSpaceDN w:val="0"/>
-            <w:bidi w:val="0"/>
-            <w:adjustRightInd w:val="0"/>
-            <w:snapToGrid w:val="0"/>
-            <w:textAlignment w:val="baseline"/>
           </w:pPr>
           <w:r>
             <w:rPr>
@@ -2343,7 +2283,7 @@
               <w:rFonts w:hint="eastAsia" w:ascii="宋体" w:hAnsi="宋体" w:eastAsia="宋体" w:cs="宋体"/>
               <w:szCs w:val="24"/>
             </w:rPr>
-            <w:instrText xml:space="preserve"> HYPERLINK \l _Toc25343 </w:instrText>
+            <w:instrText xml:space="preserve"> HYPERLINK \l _Toc20773 </w:instrText>
           </w:r>
           <w:r>
             <w:rPr>
@@ -2355,14 +2295,9 @@
           <w:r>
             <w:rPr>
               <w:rFonts w:hint="default"/>
-            </w:rPr>
-            <w:t xml:space="preserve">1.1. </w:t>
-          </w:r>
-          <w:r>
-            <w:rPr>
-              <w:rFonts w:hint="eastAsia"/>
-            </w:rPr>
-            <w:t>目的</w:t>
+              <w:lang w:val="en-US" w:eastAsia="zh-CN"/>
+            </w:rPr>
+            <w:t>1.1. 目的</w:t>
           </w:r>
           <w:r>
             <w:tab/>
@@ -2371,13 +2306,13 @@
             <w:fldChar w:fldCharType="begin"/>
           </w:r>
           <w:r>
-            <w:instrText xml:space="preserve"> PAGEREF _Toc25343 \h </w:instrText>
+            <w:instrText xml:space="preserve"> PAGEREF _Toc20773 \h </w:instrText>
           </w:r>
           <w:r>
             <w:fldChar w:fldCharType="separate"/>
           </w:r>
           <w:r>
-            <w:t>5</w:t>
+            <w:t>4</w:t>
           </w:r>
           <w:r>
             <w:fldChar w:fldCharType="end"/>
@@ -2393,23 +2328,9 @@
         <w:p>
           <w:pPr>
             <w:pStyle w:val="17"/>
-            <w:keepNext w:val="0"/>
-            <w:keepLines w:val="0"/>
-            <w:pageBreakBefore w:val="0"/>
-            <w:widowControl w:val="0"/>
             <w:tabs>
               <w:tab w:val="right" w:leader="dot" w:pos="8306"/>
             </w:tabs>
-            <w:kinsoku w:val="0"/>
-            <w:wordWrap/>
-            <w:overflowPunct/>
-            <w:topLinePunct w:val="0"/>
-            <w:autoSpaceDE w:val="0"/>
-            <w:autoSpaceDN w:val="0"/>
-            <w:bidi w:val="0"/>
-            <w:adjustRightInd w:val="0"/>
-            <w:snapToGrid w:val="0"/>
-            <w:textAlignment w:val="baseline"/>
           </w:pPr>
           <w:r>
             <w:rPr>
@@ -2423,7 +2344,7 @@
               <w:rFonts w:hint="eastAsia" w:ascii="宋体" w:hAnsi="宋体" w:eastAsia="宋体" w:cs="宋体"/>
               <w:szCs w:val="24"/>
             </w:rPr>
-            <w:instrText xml:space="preserve"> HYPERLINK \l _Toc17027 </w:instrText>
+            <w:instrText xml:space="preserve"> HYPERLINK \l _Toc26576 </w:instrText>
           </w:r>
           <w:r>
             <w:rPr>
@@ -2435,14 +2356,9 @@
           <w:r>
             <w:rPr>
               <w:rFonts w:hint="default"/>
-            </w:rPr>
-            <w:t xml:space="preserve">1.2. </w:t>
-          </w:r>
-          <w:r>
-            <w:rPr>
-              <w:rFonts w:hint="eastAsia"/>
-            </w:rPr>
-            <w:t>适用范围</w:t>
+              <w:lang w:val="en-US" w:eastAsia="zh-CN"/>
+            </w:rPr>
+            <w:t>1.2. 适用范围</w:t>
           </w:r>
           <w:r>
             <w:tab/>
@@ -2451,13 +2367,13 @@
             <w:fldChar w:fldCharType="begin"/>
           </w:r>
           <w:r>
-            <w:instrText xml:space="preserve"> PAGEREF _Toc17027 \h </w:instrText>
+            <w:instrText xml:space="preserve"> PAGEREF _Toc26576 \h </w:instrText>
           </w:r>
           <w:r>
             <w:fldChar w:fldCharType="separate"/>
           </w:r>
           <w:r>
-            <w:t>5</w:t>
+            <w:t>4</w:t>
           </w:r>
           <w:r>
             <w:fldChar w:fldCharType="end"/>
@@ -2473,23 +2389,9 @@
         <w:p>
           <w:pPr>
             <w:pStyle w:val="17"/>
-            <w:keepNext w:val="0"/>
-            <w:keepLines w:val="0"/>
-            <w:pageBreakBefore w:val="0"/>
-            <w:widowControl w:val="0"/>
             <w:tabs>
               <w:tab w:val="right" w:leader="dot" w:pos="8306"/>
             </w:tabs>
-            <w:kinsoku w:val="0"/>
-            <w:wordWrap/>
-            <w:overflowPunct/>
-            <w:topLinePunct w:val="0"/>
-            <w:autoSpaceDE w:val="0"/>
-            <w:autoSpaceDN w:val="0"/>
-            <w:bidi w:val="0"/>
-            <w:adjustRightInd w:val="0"/>
-            <w:snapToGrid w:val="0"/>
-            <w:textAlignment w:val="baseline"/>
           </w:pPr>
           <w:r>
             <w:rPr>
@@ -2503,7 +2405,7 @@
               <w:rFonts w:hint="eastAsia" w:ascii="宋体" w:hAnsi="宋体" w:eastAsia="宋体" w:cs="宋体"/>
               <w:szCs w:val="24"/>
             </w:rPr>
-            <w:instrText xml:space="preserve"> HYPERLINK \l _Toc32003 </w:instrText>
+            <w:instrText xml:space="preserve"> HYPERLINK \l _Toc10478 </w:instrText>
           </w:r>
           <w:r>
             <w:rPr>
@@ -2515,14 +2417,9 @@
           <w:r>
             <w:rPr>
               <w:rFonts w:hint="default"/>
-            </w:rPr>
-            <w:t xml:space="preserve">1.3. </w:t>
-          </w:r>
-          <w:r>
-            <w:rPr>
-              <w:rFonts w:hint="eastAsia"/>
-            </w:rPr>
-            <w:t>原则</w:t>
+              <w:lang w:val="en-US" w:eastAsia="zh-CN"/>
+            </w:rPr>
+            <w:t>1.3. 框架原则</w:t>
           </w:r>
           <w:r>
             <w:tab/>
@@ -2531,13 +2428,74 @@
             <w:fldChar w:fldCharType="begin"/>
           </w:r>
           <w:r>
-            <w:instrText xml:space="preserve"> PAGEREF _Toc32003 \h </w:instrText>
+            <w:instrText xml:space="preserve"> PAGEREF _Toc10478 \h </w:instrText>
           </w:r>
           <w:r>
             <w:fldChar w:fldCharType="separate"/>
           </w:r>
           <w:r>
-            <w:t>5</w:t>
+            <w:t>4</w:t>
+          </w:r>
+          <w:r>
+            <w:fldChar w:fldCharType="end"/>
+          </w:r>
+          <w:r>
+            <w:rPr>
+              <w:rFonts w:hint="eastAsia" w:ascii="宋体" w:hAnsi="宋体" w:eastAsia="宋体" w:cs="宋体"/>
+              <w:szCs w:val="24"/>
+            </w:rPr>
+            <w:fldChar w:fldCharType="end"/>
+          </w:r>
+        </w:p>
+        <w:p>
+          <w:pPr>
+            <w:pStyle w:val="16"/>
+            <w:tabs>
+              <w:tab w:val="right" w:leader="dot" w:pos="8306"/>
+            </w:tabs>
+          </w:pPr>
+          <w:r>
+            <w:rPr>
+              <w:rFonts w:hint="eastAsia" w:ascii="宋体" w:hAnsi="宋体" w:eastAsia="宋体" w:cs="宋体"/>
+              <w:szCs w:val="24"/>
+            </w:rPr>
+            <w:fldChar w:fldCharType="begin"/>
+          </w:r>
+          <w:r>
+            <w:rPr>
+              <w:rFonts w:hint="eastAsia" w:ascii="宋体" w:hAnsi="宋体" w:eastAsia="宋体" w:cs="宋体"/>
+              <w:szCs w:val="24"/>
+            </w:rPr>
+            <w:instrText xml:space="preserve"> HYPERLINK \l _Toc13351 </w:instrText>
+          </w:r>
+          <w:r>
+            <w:rPr>
+              <w:rFonts w:hint="eastAsia" w:ascii="宋体" w:hAnsi="宋体" w:eastAsia="宋体" w:cs="宋体"/>
+              <w:szCs w:val="24"/>
+            </w:rPr>
+            <w:fldChar w:fldCharType="separate"/>
+          </w:r>
+          <w:r>
+            <w:rPr>
+              <w:rFonts w:hint="default"/>
+              <w:lang w:val="en-US" w:eastAsia="zh-CN"/>
+            </w:rPr>
+            <w:t>2. 过程框架构成</w:t>
+          </w:r>
+          <w:r>
+            <w:tab/>
+          </w:r>
+          <w:r>
+            <w:fldChar w:fldCharType="begin"/>
+          </w:r>
+          <w:r>
+            <w:instrText xml:space="preserve"> PAGEREF _Toc13351 \h </w:instrText>
+          </w:r>
+          <w:r>
+            <w:fldChar w:fldCharType="separate"/>
+          </w:r>
+          <w:r>
+            <w:t>4</w:t>
           </w:r>
           <w:r>
             <w:fldChar w:fldCharType="end"/>
@@ -2553,23 +2511,9 @@
         <w:p>
           <w:pPr>
             <w:pStyle w:val="17"/>
-            <w:keepNext w:val="0"/>
-            <w:keepLines w:val="0"/>
-            <w:pageBreakBefore w:val="0"/>
-            <w:widowControl w:val="0"/>
             <w:tabs>
               <w:tab w:val="right" w:leader="dot" w:pos="8306"/>
             </w:tabs>
-            <w:kinsoku w:val="0"/>
-            <w:wordWrap/>
-            <w:overflowPunct/>
-            <w:topLinePunct w:val="0"/>
-            <w:autoSpaceDE w:val="0"/>
-            <w:autoSpaceDN w:val="0"/>
-            <w:bidi w:val="0"/>
-            <w:adjustRightInd w:val="0"/>
-            <w:snapToGrid w:val="0"/>
-            <w:textAlignment w:val="baseline"/>
           </w:pPr>
           <w:r>
             <w:rPr>
@@ -2583,7 +2527,7 @@
               <w:rFonts w:hint="eastAsia" w:ascii="宋体" w:hAnsi="宋体" w:eastAsia="宋体" w:cs="宋体"/>
               <w:szCs w:val="24"/>
             </w:rPr>
-            <w:instrText xml:space="preserve"> HYPERLINK \l _Toc3213 </w:instrText>
+            <w:instrText xml:space="preserve"> HYPERLINK \l _Toc19695 </w:instrText>
           </w:r>
           <w:r>
             <w:rPr>
@@ -2595,14 +2539,9 @@
           <w:r>
             <w:rPr>
               <w:rFonts w:hint="default"/>
-            </w:rPr>
-            <w:t xml:space="preserve">1.4. </w:t>
-          </w:r>
-          <w:r>
-            <w:rPr>
-              <w:rFonts w:hint="eastAsia"/>
-            </w:rPr>
-            <w:t>岗位职责</w:t>
+              <w:lang w:val="en-US" w:eastAsia="zh-CN"/>
+            </w:rPr>
+            <w:t>2.1. 过程框架总览</w:t>
           </w:r>
           <w:r>
             <w:tab/>
@@ -2611,7 +2550,68 @@
             <w:fldChar w:fldCharType="begin"/>
           </w:r>
           <w:r>
-            <w:instrText xml:space="preserve"> PAGEREF _Toc3213 \h </w:instrText>
+            <w:instrText xml:space="preserve"> PAGEREF _Toc19695 \h </w:instrText>
+          </w:r>
+          <w:r>
+            <w:fldChar w:fldCharType="separate"/>
+          </w:r>
+          <w:r>
+            <w:t>4</w:t>
+          </w:r>
+          <w:r>
+            <w:fldChar w:fldCharType="end"/>
+          </w:r>
+          <w:r>
+            <w:rPr>
+              <w:rFonts w:hint="eastAsia" w:ascii="宋体" w:hAnsi="宋体" w:eastAsia="宋体" w:cs="宋体"/>
+              <w:szCs w:val="24"/>
+            </w:rPr>
+            <w:fldChar w:fldCharType="end"/>
+          </w:r>
+        </w:p>
+        <w:p>
+          <w:pPr>
+            <w:pStyle w:val="17"/>
+            <w:tabs>
+              <w:tab w:val="right" w:leader="dot" w:pos="8306"/>
+            </w:tabs>
+          </w:pPr>
+          <w:r>
+            <w:rPr>
+              <w:rFonts w:hint="eastAsia" w:ascii="宋体" w:hAnsi="宋体" w:eastAsia="宋体" w:cs="宋体"/>
+              <w:szCs w:val="24"/>
+            </w:rPr>
+            <w:fldChar w:fldCharType="begin"/>
+          </w:r>
+          <w:r>
+            <w:rPr>
+              <w:rFonts w:hint="eastAsia" w:ascii="宋体" w:hAnsi="宋体" w:eastAsia="宋体" w:cs="宋体"/>
+              <w:szCs w:val="24"/>
+            </w:rPr>
+            <w:instrText xml:space="preserve"> HYPERLINK \l _Toc8361 </w:instrText>
+          </w:r>
+          <w:r>
+            <w:rPr>
+              <w:rFonts w:hint="eastAsia" w:ascii="宋体" w:hAnsi="宋体" w:eastAsia="宋体" w:cs="宋体"/>
+              <w:szCs w:val="24"/>
+            </w:rPr>
+            <w:fldChar w:fldCharType="separate"/>
+          </w:r>
+          <w:r>
+            <w:rPr>
+              <w:rFonts w:hint="default"/>
+              <w:lang w:val="en-US" w:eastAsia="zh-CN"/>
+            </w:rPr>
+            <w:t>2.2. 过程组及核心过程定义</w:t>
+          </w:r>
+          <w:r>
+            <w:tab/>
+          </w:r>
+          <w:r>
+            <w:fldChar w:fldCharType="begin"/>
+          </w:r>
+          <w:r>
+            <w:instrText xml:space="preserve"> PAGEREF _Toc8361 \h </w:instrText>
           </w:r>
           <w:r>
             <w:fldChar w:fldCharType="separate"/>
@@ -2633,23 +2633,9 @@
         <w:p>
           <w:pPr>
             <w:pStyle w:val="13"/>
-            <w:keepNext w:val="0"/>
-            <w:keepLines w:val="0"/>
-            <w:pageBreakBefore w:val="0"/>
-            <w:widowControl w:val="0"/>
             <w:tabs>
               <w:tab w:val="right" w:leader="dot" w:pos="8306"/>
             </w:tabs>
-            <w:kinsoku w:val="0"/>
-            <w:wordWrap/>
-            <w:overflowPunct/>
-            <w:topLinePunct w:val="0"/>
-            <w:autoSpaceDE w:val="0"/>
-            <w:autoSpaceDN w:val="0"/>
-            <w:bidi w:val="0"/>
-            <w:adjustRightInd w:val="0"/>
-            <w:snapToGrid w:val="0"/>
-            <w:textAlignment w:val="baseline"/>
           </w:pPr>
           <w:r>
             <w:rPr>
@@ -2663,7 +2649,7 @@
               <w:rFonts w:hint="eastAsia" w:ascii="宋体" w:hAnsi="宋体" w:eastAsia="宋体" w:cs="宋体"/>
               <w:szCs w:val="24"/>
             </w:rPr>
-            <w:instrText xml:space="preserve"> HYPERLINK \l _Toc576 </w:instrText>
+            <w:instrText xml:space="preserve"> HYPERLINK \l _Toc8949 </w:instrText>
           </w:r>
           <w:r>
             <w:rPr>
@@ -2675,14 +2661,9 @@
           <w:r>
             <w:rPr>
               <w:rFonts w:hint="default"/>
-            </w:rPr>
-            <w:t xml:space="preserve">1.4.1. </w:t>
-          </w:r>
-          <w:r>
-            <w:rPr>
-              <w:rFonts w:hint="eastAsia"/>
-            </w:rPr>
-            <w:t>数智运营部</w:t>
+              <w:lang w:val="en-US" w:eastAsia="zh-CN"/>
+            </w:rPr>
+            <w:t>2.2.1. 战略与治理过程组</w:t>
           </w:r>
           <w:r>
             <w:tab/>
@@ -2691,7 +2672,7 @@
             <w:fldChar w:fldCharType="begin"/>
           </w:r>
           <w:r>
-            <w:instrText xml:space="preserve"> PAGEREF _Toc576 \h </w:instrText>
+            <w:instrText xml:space="preserve"> PAGEREF _Toc8949 \h </w:instrText>
           </w:r>
           <w:r>
             <w:fldChar w:fldCharType="separate"/>
@@ -2713,23 +2694,9 @@
         <w:p>
           <w:pPr>
             <w:pStyle w:val="13"/>
-            <w:keepNext w:val="0"/>
-            <w:keepLines w:val="0"/>
-            <w:pageBreakBefore w:val="0"/>
-            <w:widowControl w:val="0"/>
             <w:tabs>
               <w:tab w:val="right" w:leader="dot" w:pos="8306"/>
             </w:tabs>
-            <w:kinsoku w:val="0"/>
-            <w:wordWrap/>
-            <w:overflowPunct/>
-            <w:topLinePunct w:val="0"/>
-            <w:autoSpaceDE w:val="0"/>
-            <w:autoSpaceDN w:val="0"/>
-            <w:bidi w:val="0"/>
-            <w:adjustRightInd w:val="0"/>
-            <w:snapToGrid w:val="0"/>
-            <w:textAlignment w:val="baseline"/>
           </w:pPr>
           <w:r>
             <w:rPr>
@@ -2743,7 +2710,7 @@
               <w:rFonts w:hint="eastAsia" w:ascii="宋体" w:hAnsi="宋体" w:eastAsia="宋体" w:cs="宋体"/>
               <w:szCs w:val="24"/>
             </w:rPr>
-            <w:instrText xml:space="preserve"> HYPERLINK \l _Toc20446 </w:instrText>
+            <w:instrText xml:space="preserve"> HYPERLINK \l _Toc23700 </w:instrText>
           </w:r>
           <w:r>
             <w:rPr>
@@ -2755,14 +2722,9 @@
           <w:r>
             <w:rPr>
               <w:rFonts w:hint="default"/>
-            </w:rPr>
-            <w:t xml:space="preserve">1.4.2. </w:t>
-          </w:r>
-          <w:r>
-            <w:rPr>
-              <w:rFonts w:hint="eastAsia"/>
-            </w:rPr>
-            <w:t>质量管理部</w:t>
+              <w:lang w:val="en-US" w:eastAsia="zh-CN"/>
+            </w:rPr>
+            <w:t>2.2.2. 核心交付与运营过程组</w:t>
           </w:r>
           <w:r>
             <w:tab/>
@@ -2771,7 +2733,7 @@
             <w:fldChar w:fldCharType="begin"/>
           </w:r>
           <w:r>
-            <w:instrText xml:space="preserve"> PAGEREF _Toc20446 \h </w:instrText>
+            <w:instrText xml:space="preserve"> PAGEREF _Toc23700 \h </w:instrText>
           </w:r>
           <w:r>
             <w:fldChar w:fldCharType="separate"/>
@@ -2793,23 +2755,9 @@
         <w:p>
           <w:pPr>
             <w:pStyle w:val="13"/>
-            <w:keepNext w:val="0"/>
-            <w:keepLines w:val="0"/>
-            <w:pageBreakBefore w:val="0"/>
-            <w:widowControl w:val="0"/>
             <w:tabs>
               <w:tab w:val="right" w:leader="dot" w:pos="8306"/>
             </w:tabs>
-            <w:kinsoku w:val="0"/>
-            <w:wordWrap/>
-            <w:overflowPunct/>
-            <w:topLinePunct w:val="0"/>
-            <w:autoSpaceDE w:val="0"/>
-            <w:autoSpaceDN w:val="0"/>
-            <w:bidi w:val="0"/>
-            <w:adjustRightInd w:val="0"/>
-            <w:snapToGrid w:val="0"/>
-            <w:textAlignment w:val="baseline"/>
           </w:pPr>
           <w:r>
             <w:rPr>
@@ -2823,7 +2771,7 @@
               <w:rFonts w:hint="eastAsia" w:ascii="宋体" w:hAnsi="宋体" w:eastAsia="宋体" w:cs="宋体"/>
               <w:szCs w:val="24"/>
             </w:rPr>
-            <w:instrText xml:space="preserve"> HYPERLINK \l _Toc18385 </w:instrText>
+            <w:instrText xml:space="preserve"> HYPERLINK \l _Toc862 </w:instrText>
           </w:r>
           <w:r>
             <w:rPr>
@@ -2835,21 +2783,9 @@
           <w:r>
             <w:rPr>
               <w:rFonts w:hint="default"/>
-            </w:rPr>
-            <w:t xml:space="preserve">1.4.3. </w:t>
-          </w:r>
-          <w:r>
-            <w:rPr>
-              <w:rFonts w:hint="eastAsia"/>
               <w:lang w:val="en-US" w:eastAsia="zh-CN"/>
             </w:rPr>
-            <w:t>其他运维相关</w:t>
-          </w:r>
-          <w:r>
-            <w:rPr>
-              <w:rFonts w:hint="eastAsia"/>
-            </w:rPr>
-            <w:t>部门</w:t>
+            <w:t>2.2.3. 支持保障过程组</w:t>
           </w:r>
           <w:r>
             <w:tab/>
@@ -2858,13 +2794,13 @@
             <w:fldChar w:fldCharType="begin"/>
           </w:r>
           <w:r>
-            <w:instrText xml:space="preserve"> PAGEREF _Toc18385 \h </w:instrText>
+            <w:instrText xml:space="preserve"> PAGEREF _Toc862 \h </w:instrText>
           </w:r>
           <w:r>
             <w:fldChar w:fldCharType="separate"/>
           </w:r>
           <w:r>
-            <w:t>6</w:t>
+            <w:t>5</w:t>
           </w:r>
           <w:r>
             <w:fldChar w:fldCharType="end"/>
@@ -2880,23 +2816,9 @@
         <w:p>
           <w:pPr>
             <w:pStyle w:val="13"/>
-            <w:keepNext w:val="0"/>
-            <w:keepLines w:val="0"/>
-            <w:pageBreakBefore w:val="0"/>
-            <w:widowControl w:val="0"/>
             <w:tabs>
               <w:tab w:val="right" w:leader="dot" w:pos="8306"/>
             </w:tabs>
-            <w:kinsoku w:val="0"/>
-            <w:wordWrap/>
-            <w:overflowPunct/>
-            <w:topLinePunct w:val="0"/>
-            <w:autoSpaceDE w:val="0"/>
-            <w:autoSpaceDN w:val="0"/>
-            <w:bidi w:val="0"/>
-            <w:adjustRightInd w:val="0"/>
-            <w:snapToGrid w:val="0"/>
-            <w:textAlignment w:val="baseline"/>
           </w:pPr>
           <w:r>
             <w:rPr>
@@ -2910,7 +2832,7 @@
               <w:rFonts w:hint="eastAsia" w:ascii="宋体" w:hAnsi="宋体" w:eastAsia="宋体" w:cs="宋体"/>
               <w:szCs w:val="24"/>
             </w:rPr>
-            <w:instrText xml:space="preserve"> HYPERLINK \l _Toc14018 </w:instrText>
+            <w:instrText xml:space="preserve"> HYPERLINK \l _Toc5249 </w:instrText>
           </w:r>
           <w:r>
             <w:rPr>
@@ -2922,14 +2844,9 @@
           <w:r>
             <w:rPr>
               <w:rFonts w:hint="default"/>
-            </w:rPr>
-            <w:t xml:space="preserve">1.4.4. </w:t>
-          </w:r>
-          <w:r>
-            <w:rPr>
-              <w:rFonts w:hint="eastAsia"/>
-            </w:rPr>
-            <w:t>人力部</w:t>
+              <w:lang w:val="en-US" w:eastAsia="zh-CN"/>
+            </w:rPr>
+            <w:t>2.2.4. 测量与改进过程组</w:t>
           </w:r>
           <w:r>
             <w:tab/>
@@ -2938,7 +2855,7 @@
             <w:fldChar w:fldCharType="begin"/>
           </w:r>
           <w:r>
-            <w:instrText xml:space="preserve"> PAGEREF _Toc14018 \h </w:instrText>
+            <w:instrText xml:space="preserve"> PAGEREF _Toc5249 \h </w:instrText>
           </w:r>
           <w:r>
             <w:fldChar w:fldCharType="separate"/>
@@ -2960,23 +2877,9 @@
         <w:p>
           <w:pPr>
             <w:pStyle w:val="16"/>
-            <w:keepNext w:val="0"/>
-            <w:keepLines w:val="0"/>
-            <w:pageBreakBefore w:val="0"/>
-            <w:widowControl w:val="0"/>
             <w:tabs>
               <w:tab w:val="right" w:leader="dot" w:pos="8306"/>
             </w:tabs>
-            <w:kinsoku w:val="0"/>
-            <w:wordWrap/>
-            <w:overflowPunct/>
-            <w:topLinePunct w:val="0"/>
-            <w:autoSpaceDE w:val="0"/>
-            <w:autoSpaceDN w:val="0"/>
-            <w:bidi w:val="0"/>
-            <w:adjustRightInd w:val="0"/>
-            <w:snapToGrid w:val="0"/>
-            <w:textAlignment w:val="baseline"/>
           </w:pPr>
           <w:r>
             <w:rPr>
@@ -2990,7 +2893,7 @@
               <w:rFonts w:hint="eastAsia" w:ascii="宋体" w:hAnsi="宋体" w:eastAsia="宋体" w:cs="宋体"/>
               <w:szCs w:val="24"/>
             </w:rPr>
-            <w:instrText xml:space="preserve"> HYPERLINK \l _Toc14848 </w:instrText>
+            <w:instrText xml:space="preserve"> HYPERLINK \l _Toc3912 </w:instrText>
           </w:r>
           <w:r>
             <w:rPr>
@@ -3002,14 +2905,9 @@
           <w:r>
             <w:rPr>
               <w:rFonts w:hint="default"/>
-            </w:rPr>
-            <w:t xml:space="preserve">2. </w:t>
-          </w:r>
-          <w:r>
-            <w:rPr>
-              <w:rFonts w:hint="eastAsia"/>
-            </w:rPr>
-            <w:t>引用依据</w:t>
+              <w:lang w:val="en-US" w:eastAsia="zh-CN"/>
+            </w:rPr>
+            <w:t>3. 过程间关系与协同机制</w:t>
           </w:r>
           <w:r>
             <w:tab/>
@@ -3018,13 +2916,196 @@
             <w:fldChar w:fldCharType="begin"/>
           </w:r>
           <w:r>
-            <w:instrText xml:space="preserve"> PAGEREF _Toc14848 \h </w:instrText>
+            <w:instrText xml:space="preserve"> PAGEREF _Toc3912 \h </w:instrText>
           </w:r>
           <w:r>
             <w:fldChar w:fldCharType="separate"/>
           </w:r>
           <w:r>
             <w:t>6</w:t>
+          </w:r>
+          <w:r>
+            <w:fldChar w:fldCharType="end"/>
+          </w:r>
+          <w:r>
+            <w:rPr>
+              <w:rFonts w:hint="eastAsia" w:ascii="宋体" w:hAnsi="宋体" w:eastAsia="宋体" w:cs="宋体"/>
+              <w:szCs w:val="24"/>
+            </w:rPr>
+            <w:fldChar w:fldCharType="end"/>
+          </w:r>
+        </w:p>
+        <w:p>
+          <w:pPr>
+            <w:pStyle w:val="17"/>
+            <w:tabs>
+              <w:tab w:val="right" w:leader="dot" w:pos="8306"/>
+            </w:tabs>
+          </w:pPr>
+          <w:r>
+            <w:rPr>
+              <w:rFonts w:hint="eastAsia" w:ascii="宋体" w:hAnsi="宋体" w:eastAsia="宋体" w:cs="宋体"/>
+              <w:szCs w:val="24"/>
+            </w:rPr>
+            <w:fldChar w:fldCharType="begin"/>
+          </w:r>
+          <w:r>
+            <w:rPr>
+              <w:rFonts w:hint="eastAsia" w:ascii="宋体" w:hAnsi="宋体" w:eastAsia="宋体" w:cs="宋体"/>
+              <w:szCs w:val="24"/>
+            </w:rPr>
+            <w:instrText xml:space="preserve"> HYPERLINK \l _Toc6225 </w:instrText>
+          </w:r>
+          <w:r>
+            <w:rPr>
+              <w:rFonts w:hint="eastAsia" w:ascii="宋体" w:hAnsi="宋体" w:eastAsia="宋体" w:cs="宋体"/>
+              <w:szCs w:val="24"/>
+            </w:rPr>
+            <w:fldChar w:fldCharType="separate"/>
+          </w:r>
+          <w:r>
+            <w:rPr>
+              <w:rFonts w:hint="default"/>
+              <w:lang w:val="en-US" w:eastAsia="zh-CN"/>
+            </w:rPr>
+            <w:t>3.1. 关键过程交互关系</w:t>
+          </w:r>
+          <w:r>
+            <w:tab/>
+          </w:r>
+          <w:r>
+            <w:fldChar w:fldCharType="begin"/>
+          </w:r>
+          <w:r>
+            <w:instrText xml:space="preserve"> PAGEREF _Toc6225 \h </w:instrText>
+          </w:r>
+          <w:r>
+            <w:fldChar w:fldCharType="separate"/>
+          </w:r>
+          <w:r>
+            <w:t>6</w:t>
+          </w:r>
+          <w:r>
+            <w:fldChar w:fldCharType="end"/>
+          </w:r>
+          <w:r>
+            <w:rPr>
+              <w:rFonts w:hint="eastAsia" w:ascii="宋体" w:hAnsi="宋体" w:eastAsia="宋体" w:cs="宋体"/>
+              <w:szCs w:val="24"/>
+            </w:rPr>
+            <w:fldChar w:fldCharType="end"/>
+          </w:r>
+        </w:p>
+        <w:p>
+          <w:pPr>
+            <w:pStyle w:val="17"/>
+            <w:tabs>
+              <w:tab w:val="right" w:leader="dot" w:pos="8306"/>
+            </w:tabs>
+          </w:pPr>
+          <w:r>
+            <w:rPr>
+              <w:rFonts w:hint="eastAsia" w:ascii="宋体" w:hAnsi="宋体" w:eastAsia="宋体" w:cs="宋体"/>
+              <w:szCs w:val="24"/>
+            </w:rPr>
+            <w:fldChar w:fldCharType="begin"/>
+          </w:r>
+          <w:r>
+            <w:rPr>
+              <w:rFonts w:hint="eastAsia" w:ascii="宋体" w:hAnsi="宋体" w:eastAsia="宋体" w:cs="宋体"/>
+              <w:szCs w:val="24"/>
+            </w:rPr>
+            <w:instrText xml:space="preserve"> HYPERLINK \l _Toc17736 </w:instrText>
+          </w:r>
+          <w:r>
+            <w:rPr>
+              <w:rFonts w:hint="eastAsia" w:ascii="宋体" w:hAnsi="宋体" w:eastAsia="宋体" w:cs="宋体"/>
+              <w:szCs w:val="24"/>
+            </w:rPr>
+            <w:fldChar w:fldCharType="separate"/>
+          </w:r>
+          <w:r>
+            <w:rPr>
+              <w:rFonts w:hint="default"/>
+              <w:lang w:val="en-US" w:eastAsia="zh-CN"/>
+            </w:rPr>
+            <w:t>3.2. 信息流与数据共享要求</w:t>
+          </w:r>
+          <w:r>
+            <w:tab/>
+          </w:r>
+          <w:r>
+            <w:fldChar w:fldCharType="begin"/>
+          </w:r>
+          <w:r>
+            <w:instrText xml:space="preserve"> PAGEREF _Toc17736 \h </w:instrText>
+          </w:r>
+          <w:r>
+            <w:fldChar w:fldCharType="separate"/>
+          </w:r>
+          <w:r>
+            <w:t>6</w:t>
+          </w:r>
+          <w:r>
+            <w:fldChar w:fldCharType="end"/>
+          </w:r>
+          <w:r>
+            <w:rPr>
+              <w:rFonts w:hint="eastAsia" w:ascii="宋体" w:hAnsi="宋体" w:eastAsia="宋体" w:cs="宋体"/>
+              <w:szCs w:val="24"/>
+            </w:rPr>
+            <w:fldChar w:fldCharType="end"/>
+          </w:r>
+        </w:p>
+        <w:p>
+          <w:pPr>
+            <w:pStyle w:val="17"/>
+            <w:tabs>
+              <w:tab w:val="right" w:leader="dot" w:pos="8306"/>
+            </w:tabs>
+          </w:pPr>
+          <w:r>
+            <w:rPr>
+              <w:rFonts w:hint="eastAsia" w:ascii="宋体" w:hAnsi="宋体" w:eastAsia="宋体" w:cs="宋体"/>
+              <w:szCs w:val="24"/>
+            </w:rPr>
+            <w:fldChar w:fldCharType="begin"/>
+          </w:r>
+          <w:r>
+            <w:rPr>
+              <w:rFonts w:hint="eastAsia" w:ascii="宋体" w:hAnsi="宋体" w:eastAsia="宋体" w:cs="宋体"/>
+              <w:szCs w:val="24"/>
+            </w:rPr>
+            <w:instrText xml:space="preserve"> HYPERLINK \l _Toc2462 </w:instrText>
+          </w:r>
+          <w:r>
+            <w:rPr>
+              <w:rFonts w:hint="eastAsia" w:ascii="宋体" w:hAnsi="宋体" w:eastAsia="宋体" w:cs="宋体"/>
+              <w:szCs w:val="24"/>
+            </w:rPr>
+            <w:fldChar w:fldCharType="separate"/>
+          </w:r>
+          <w:r>
+            <w:rPr>
+              <w:rFonts w:hint="default"/>
+              <w:lang w:val="en-US" w:eastAsia="zh-CN"/>
+            </w:rPr>
+            <w:t>3.3. 跨部门协同职责</w:t>
+          </w:r>
+          <w:r>
+            <w:tab/>
+          </w:r>
+          <w:r>
+            <w:fldChar w:fldCharType="begin"/>
+          </w:r>
+          <w:r>
+            <w:instrText xml:space="preserve"> PAGEREF _Toc2462 \h </w:instrText>
+          </w:r>
+          <w:r>
+            <w:fldChar w:fldCharType="separate"/>
+          </w:r>
+          <w:r>
+            <w:t>7</w:t>
           </w:r>
           <w:r>
             <w:fldChar w:fldCharType="end"/>
@@ -3040,23 +3121,9 @@
         <w:p>
           <w:pPr>
             <w:pStyle w:val="16"/>
-            <w:keepNext w:val="0"/>
-            <w:keepLines w:val="0"/>
-            <w:pageBreakBefore w:val="0"/>
-            <w:widowControl w:val="0"/>
             <w:tabs>
               <w:tab w:val="right" w:leader="dot" w:pos="8306"/>
             </w:tabs>
-            <w:kinsoku w:val="0"/>
-            <w:wordWrap/>
-            <w:overflowPunct/>
-            <w:topLinePunct w:val="0"/>
-            <w:autoSpaceDE w:val="0"/>
-            <w:autoSpaceDN w:val="0"/>
-            <w:bidi w:val="0"/>
-            <w:adjustRightInd w:val="0"/>
-            <w:snapToGrid w:val="0"/>
-            <w:textAlignment w:val="baseline"/>
           </w:pPr>
           <w:r>
             <w:rPr>
@@ -3070,7 +3137,7 @@
               <w:rFonts w:hint="eastAsia" w:ascii="宋体" w:hAnsi="宋体" w:eastAsia="宋体" w:cs="宋体"/>
               <w:szCs w:val="24"/>
             </w:rPr>
-            <w:instrText xml:space="preserve"> HYPERLINK \l _Toc708 </w:instrText>
+            <w:instrText xml:space="preserve"> HYPERLINK \l _Toc12445 </w:instrText>
           </w:r>
           <w:r>
             <w:rPr>
@@ -3082,14 +3149,9 @@
           <w:r>
             <w:rPr>
               <w:rFonts w:hint="default"/>
-            </w:rPr>
-            <w:t xml:space="preserve">3. </w:t>
-          </w:r>
-          <w:r>
-            <w:rPr>
-              <w:rFonts w:hint="eastAsia"/>
-            </w:rPr>
-            <w:t>定义与术语</w:t>
+              <w:lang w:val="en-US" w:eastAsia="zh-CN"/>
+            </w:rPr>
+            <w:t>4. 过程的治理与生命周期管理</w:t>
           </w:r>
           <w:r>
             <w:tab/>
@@ -3098,13 +3160,13 @@
             <w:fldChar w:fldCharType="begin"/>
           </w:r>
           <w:r>
-            <w:instrText xml:space="preserve"> PAGEREF _Toc708 \h </w:instrText>
+            <w:instrText xml:space="preserve"> PAGEREF _Toc12445 \h </w:instrText>
           </w:r>
           <w:r>
             <w:fldChar w:fldCharType="separate"/>
           </w:r>
           <w:r>
-            <w:t>6</w:t>
+            <w:t>7</w:t>
           </w:r>
           <w:r>
             <w:fldChar w:fldCharType="end"/>
@@ -3120,23 +3182,9 @@
         <w:p>
           <w:pPr>
             <w:pStyle w:val="17"/>
-            <w:keepNext w:val="0"/>
-            <w:keepLines w:val="0"/>
-            <w:pageBreakBefore w:val="0"/>
-            <w:widowControl w:val="0"/>
             <w:tabs>
               <w:tab w:val="right" w:leader="dot" w:pos="8306"/>
             </w:tabs>
-            <w:kinsoku w:val="0"/>
-            <w:wordWrap/>
-            <w:overflowPunct/>
-            <w:topLinePunct w:val="0"/>
-            <w:autoSpaceDE w:val="0"/>
-            <w:autoSpaceDN w:val="0"/>
-            <w:bidi w:val="0"/>
-            <w:adjustRightInd w:val="0"/>
-            <w:snapToGrid w:val="0"/>
-            <w:textAlignment w:val="baseline"/>
           </w:pPr>
           <w:r>
             <w:rPr>
@@ -3150,7 +3198,7 @@
               <w:rFonts w:hint="eastAsia" w:ascii="宋体" w:hAnsi="宋体" w:eastAsia="宋体" w:cs="宋体"/>
               <w:szCs w:val="24"/>
             </w:rPr>
-            <w:instrText xml:space="preserve"> HYPERLINK \l _Toc10480 </w:instrText>
+            <w:instrText xml:space="preserve"> HYPERLINK \l _Toc7816 </w:instrText>
           </w:r>
           <w:r>
             <w:rPr>
@@ -3162,14 +3210,9 @@
           <w:r>
             <w:rPr>
               <w:rFonts w:hint="default"/>
-            </w:rPr>
-            <w:t xml:space="preserve">3.1. </w:t>
-          </w:r>
-          <w:r>
-            <w:rPr>
-              <w:rFonts w:hint="eastAsia"/>
-            </w:rPr>
-            <w:t>过程框架</w:t>
+              <w:lang w:val="en-US" w:eastAsia="zh-CN"/>
+            </w:rPr>
+            <w:t>4.1. 过程的建立与审批</w:t>
           </w:r>
           <w:r>
             <w:tab/>
@@ -3178,13 +3221,13 @@
             <w:fldChar w:fldCharType="begin"/>
           </w:r>
           <w:r>
-            <w:instrText xml:space="preserve"> PAGEREF _Toc10480 \h </w:instrText>
+            <w:instrText xml:space="preserve"> PAGEREF _Toc7816 \h </w:instrText>
           </w:r>
           <w:r>
             <w:fldChar w:fldCharType="separate"/>
           </w:r>
           <w:r>
-            <w:t>6</w:t>
+            <w:t>7</w:t>
           </w:r>
           <w:r>
             <w:fldChar w:fldCharType="end"/>
@@ -3200,23 +3243,9 @@
         <w:p>
           <w:pPr>
             <w:pStyle w:val="17"/>
-            <w:keepNext w:val="0"/>
-            <w:keepLines w:val="0"/>
-            <w:pageBreakBefore w:val="0"/>
-            <w:widowControl w:val="0"/>
             <w:tabs>
               <w:tab w:val="right" w:leader="dot" w:pos="8306"/>
             </w:tabs>
-            <w:kinsoku w:val="0"/>
-            <w:wordWrap/>
-            <w:overflowPunct/>
-            <w:topLinePunct w:val="0"/>
-            <w:autoSpaceDE w:val="0"/>
-            <w:autoSpaceDN w:val="0"/>
-            <w:bidi w:val="0"/>
-            <w:adjustRightInd w:val="0"/>
-            <w:snapToGrid w:val="0"/>
-            <w:textAlignment w:val="baseline"/>
           </w:pPr>
           <w:r>
             <w:rPr>
@@ -3230,7 +3259,7 @@
               <w:rFonts w:hint="eastAsia" w:ascii="宋体" w:hAnsi="宋体" w:eastAsia="宋体" w:cs="宋体"/>
               <w:szCs w:val="24"/>
             </w:rPr>
-            <w:instrText xml:space="preserve"> HYPERLINK \l _Toc3380 </w:instrText>
+            <w:instrText xml:space="preserve"> HYPERLINK \l _Toc12097 </w:instrText>
           </w:r>
           <w:r>
             <w:rPr>
@@ -3242,14 +3271,9 @@
           <w:r>
             <w:rPr>
               <w:rFonts w:hint="default"/>
-            </w:rPr>
-            <w:t xml:space="preserve">3.2. </w:t>
-          </w:r>
-          <w:r>
-            <w:rPr>
-              <w:rFonts w:hint="eastAsia"/>
-            </w:rPr>
-            <w:t>过程资产库</w:t>
+              <w:lang w:val="en-US" w:eastAsia="zh-CN"/>
+            </w:rPr>
+            <w:t>4.2. 过程的变更与优化</w:t>
           </w:r>
           <w:r>
             <w:tab/>
@@ -3258,13 +3282,13 @@
             <w:fldChar w:fldCharType="begin"/>
           </w:r>
           <w:r>
-            <w:instrText xml:space="preserve"> PAGEREF _Toc3380 \h </w:instrText>
+            <w:instrText xml:space="preserve"> PAGEREF _Toc12097 \h </w:instrText>
           </w:r>
           <w:r>
             <w:fldChar w:fldCharType="separate"/>
           </w:r>
           <w:r>
-            <w:t>6</w:t>
+            <w:t>7</w:t>
           </w:r>
           <w:r>
             <w:fldChar w:fldCharType="end"/>
@@ -3280,23 +3304,9 @@
         <w:p>
           <w:pPr>
             <w:pStyle w:val="17"/>
-            <w:keepNext w:val="0"/>
-            <w:keepLines w:val="0"/>
-            <w:pageBreakBefore w:val="0"/>
-            <w:widowControl w:val="0"/>
             <w:tabs>
               <w:tab w:val="right" w:leader="dot" w:pos="8306"/>
             </w:tabs>
-            <w:kinsoku w:val="0"/>
-            <w:wordWrap/>
-            <w:overflowPunct/>
-            <w:topLinePunct w:val="0"/>
-            <w:autoSpaceDE w:val="0"/>
-            <w:autoSpaceDN w:val="0"/>
-            <w:bidi w:val="0"/>
-            <w:adjustRightInd w:val="0"/>
-            <w:snapToGrid w:val="0"/>
-            <w:textAlignment w:val="baseline"/>
           </w:pPr>
           <w:r>
             <w:rPr>
@@ -3310,7 +3320,7 @@
               <w:rFonts w:hint="eastAsia" w:ascii="宋体" w:hAnsi="宋体" w:eastAsia="宋体" w:cs="宋体"/>
               <w:szCs w:val="24"/>
             </w:rPr>
-            <w:instrText xml:space="preserve"> HYPERLINK \l _Toc4993 </w:instrText>
+            <w:instrText xml:space="preserve"> HYPERLINK \l _Toc9238 </w:instrText>
           </w:r>
           <w:r>
             <w:rPr>
@@ -3322,14 +3332,9 @@
           <w:r>
             <w:rPr>
               <w:rFonts w:hint="default"/>
-            </w:rPr>
-            <w:t xml:space="preserve">3.3. </w:t>
-          </w:r>
-          <w:r>
-            <w:rPr>
-              <w:rFonts w:hint="eastAsia"/>
-            </w:rPr>
-            <w:t>过程KPI（关键绩效指标）</w:t>
+              <w:lang w:val="en-US" w:eastAsia="zh-CN"/>
+            </w:rPr>
+            <w:t>4.3. 过程的废止</w:t>
           </w:r>
           <w:r>
             <w:tab/>
@@ -3338,13 +3343,13 @@
             <w:fldChar w:fldCharType="begin"/>
           </w:r>
           <w:r>
-            <w:instrText xml:space="preserve"> PAGEREF _Toc4993 \h </w:instrText>
+            <w:instrText xml:space="preserve"> PAGEREF _Toc9238 \h </w:instrText>
           </w:r>
           <w:r>
             <w:fldChar w:fldCharType="separate"/>
           </w:r>
           <w:r>
-            <w:t>6</w:t>
+            <w:t>7</w:t>
           </w:r>
           <w:r>
             <w:fldChar w:fldCharType="end"/>
@@ -3360,23 +3365,9 @@
         <w:p>
           <w:pPr>
             <w:pStyle w:val="16"/>
-            <w:keepNext w:val="0"/>
-            <w:keepLines w:val="0"/>
-            <w:pageBreakBefore w:val="0"/>
-            <w:widowControl w:val="0"/>
             <w:tabs>
               <w:tab w:val="right" w:leader="dot" w:pos="8306"/>
             </w:tabs>
-            <w:kinsoku w:val="0"/>
-            <w:wordWrap/>
-            <w:overflowPunct/>
-            <w:topLinePunct w:val="0"/>
-            <w:autoSpaceDE w:val="0"/>
-            <w:autoSpaceDN w:val="0"/>
-            <w:bidi w:val="0"/>
-            <w:adjustRightInd w:val="0"/>
-            <w:snapToGrid w:val="0"/>
-            <w:textAlignment w:val="baseline"/>
           </w:pPr>
           <w:r>
             <w:rPr>
@@ -3390,7 +3381,7 @@
               <w:rFonts w:hint="eastAsia" w:ascii="宋体" w:hAnsi="宋体" w:eastAsia="宋体" w:cs="宋体"/>
               <w:szCs w:val="24"/>
             </w:rPr>
-            <w:instrText xml:space="preserve"> HYPERLINK \l _Toc252 </w:instrText>
+            <w:instrText xml:space="preserve"> HYPERLINK \l _Toc27978 </w:instrText>
           </w:r>
           <w:r>
             <w:rPr>
@@ -3402,14 +3393,9 @@
           <w:r>
             <w:rPr>
               <w:rFonts w:hint="default"/>
-            </w:rPr>
-            <w:t xml:space="preserve">4. </w:t>
-          </w:r>
-          <w:r>
-            <w:rPr>
-              <w:rFonts w:hint="eastAsia"/>
-            </w:rPr>
-            <w:t>管理内容与要求</w:t>
+              <w:lang w:val="en-US" w:eastAsia="zh-CN"/>
+            </w:rPr>
+            <w:t>5. 过程的监督、测量与评审</w:t>
           </w:r>
           <w:r>
             <w:tab/>
@@ -3418,13 +3404,13 @@
             <w:fldChar w:fldCharType="begin"/>
           </w:r>
           <w:r>
-            <w:instrText xml:space="preserve"> PAGEREF _Toc252 \h </w:instrText>
+            <w:instrText xml:space="preserve"> PAGEREF _Toc27978 \h </w:instrText>
           </w:r>
           <w:r>
             <w:fldChar w:fldCharType="separate"/>
           </w:r>
           <w:r>
-            <w:t>6</w:t>
+            <w:t>7</w:t>
           </w:r>
           <w:r>
             <w:fldChar w:fldCharType="end"/>
@@ -3440,23 +3426,9 @@
         <w:p>
           <w:pPr>
             <w:pStyle w:val="17"/>
-            <w:keepNext w:val="0"/>
-            <w:keepLines w:val="0"/>
-            <w:pageBreakBefore w:val="0"/>
-            <w:widowControl w:val="0"/>
             <w:tabs>
               <w:tab w:val="right" w:leader="dot" w:pos="8306"/>
             </w:tabs>
-            <w:kinsoku w:val="0"/>
-            <w:wordWrap/>
-            <w:overflowPunct/>
-            <w:topLinePunct w:val="0"/>
-            <w:autoSpaceDE w:val="0"/>
-            <w:autoSpaceDN w:val="0"/>
-            <w:bidi w:val="0"/>
-            <w:adjustRightInd w:val="0"/>
-            <w:snapToGrid w:val="0"/>
-            <w:textAlignment w:val="baseline"/>
           </w:pPr>
           <w:r>
             <w:rPr>
@@ -3470,7 +3442,7 @@
               <w:rFonts w:hint="eastAsia" w:ascii="宋体" w:hAnsi="宋体" w:eastAsia="宋体" w:cs="宋体"/>
               <w:szCs w:val="24"/>
             </w:rPr>
-            <w:instrText xml:space="preserve"> HYPERLINK \l _Toc10842 </w:instrText>
+            <w:instrText xml:space="preserve"> HYPERLINK \l _Toc1159 </w:instrText>
           </w:r>
           <w:r>
             <w:rPr>
@@ -3482,14 +3454,9 @@
           <w:r>
             <w:rPr>
               <w:rFonts w:hint="default"/>
-            </w:rPr>
-            <w:t xml:space="preserve">4.1. </w:t>
-          </w:r>
-          <w:r>
-            <w:rPr>
-              <w:rFonts w:hint="eastAsia"/>
-            </w:rPr>
-            <w:t>过程框架的构成</w:t>
+              <w:lang w:val="en-US" w:eastAsia="zh-CN"/>
+            </w:rPr>
+            <w:t>5.1. 过程执行监督</w:t>
           </w:r>
           <w:r>
             <w:tab/>
@@ -3498,327 +3465,7 @@
             <w:fldChar w:fldCharType="begin"/>
           </w:r>
           <w:r>
-            <w:instrText xml:space="preserve"> PAGEREF _Toc10842 \h </w:instrText>
-          </w:r>
-          <w:r>
-            <w:fldChar w:fldCharType="separate"/>
-          </w:r>
-          <w:r>
-            <w:t>6</w:t>
-          </w:r>
-          <w:r>
-            <w:fldChar w:fldCharType="end"/>
-          </w:r>
-          <w:r>
-            <w:rPr>
-              <w:rFonts w:hint="eastAsia" w:ascii="宋体" w:hAnsi="宋体" w:eastAsia="宋体" w:cs="宋体"/>
-              <w:szCs w:val="24"/>
-            </w:rPr>
-            <w:fldChar w:fldCharType="end"/>
-          </w:r>
-        </w:p>
-        <w:p>
-          <w:pPr>
-            <w:pStyle w:val="13"/>
-            <w:keepNext w:val="0"/>
-            <w:keepLines w:val="0"/>
-            <w:pageBreakBefore w:val="0"/>
-            <w:widowControl w:val="0"/>
-            <w:tabs>
-              <w:tab w:val="right" w:leader="dot" w:pos="8306"/>
-            </w:tabs>
-            <w:kinsoku w:val="0"/>
-            <w:wordWrap/>
-            <w:overflowPunct/>
-            <w:topLinePunct w:val="0"/>
-            <w:autoSpaceDE w:val="0"/>
-            <w:autoSpaceDN w:val="0"/>
-            <w:bidi w:val="0"/>
-            <w:adjustRightInd w:val="0"/>
-            <w:snapToGrid w:val="0"/>
-            <w:textAlignment w:val="baseline"/>
-          </w:pPr>
-          <w:r>
-            <w:rPr>
-              <w:rFonts w:hint="eastAsia" w:ascii="宋体" w:hAnsi="宋体" w:eastAsia="宋体" w:cs="宋体"/>
-              <w:szCs w:val="24"/>
-            </w:rPr>
-            <w:fldChar w:fldCharType="begin"/>
-          </w:r>
-          <w:r>
-            <w:rPr>
-              <w:rFonts w:hint="eastAsia" w:ascii="宋体" w:hAnsi="宋体" w:eastAsia="宋体" w:cs="宋体"/>
-              <w:szCs w:val="24"/>
-            </w:rPr>
-            <w:instrText xml:space="preserve"> HYPERLINK \l _Toc16383 </w:instrText>
-          </w:r>
-          <w:r>
-            <w:rPr>
-              <w:rFonts w:hint="eastAsia" w:ascii="宋体" w:hAnsi="宋体" w:eastAsia="宋体" w:cs="宋体"/>
-              <w:szCs w:val="24"/>
-            </w:rPr>
-            <w:fldChar w:fldCharType="separate"/>
-          </w:r>
-          <w:r>
-            <w:rPr>
-              <w:rFonts w:hint="default"/>
-            </w:rPr>
-            <w:t xml:space="preserve">4.1.1. </w:t>
-          </w:r>
-          <w:r>
-            <w:rPr>
-              <w:rFonts w:hint="eastAsia"/>
-            </w:rPr>
-            <w:t>战略与治理过程</w:t>
-          </w:r>
-          <w:r>
-            <w:tab/>
-          </w:r>
-          <w:r>
-            <w:fldChar w:fldCharType="begin"/>
-          </w:r>
-          <w:r>
-            <w:instrText xml:space="preserve"> PAGEREF _Toc16383 \h </w:instrText>
-          </w:r>
-          <w:r>
-            <w:fldChar w:fldCharType="separate"/>
-          </w:r>
-          <w:r>
-            <w:t>7</w:t>
-          </w:r>
-          <w:r>
-            <w:fldChar w:fldCharType="end"/>
-          </w:r>
-          <w:r>
-            <w:rPr>
-              <w:rFonts w:hint="eastAsia" w:ascii="宋体" w:hAnsi="宋体" w:eastAsia="宋体" w:cs="宋体"/>
-              <w:szCs w:val="24"/>
-            </w:rPr>
-            <w:fldChar w:fldCharType="end"/>
-          </w:r>
-        </w:p>
-        <w:p>
-          <w:pPr>
-            <w:pStyle w:val="13"/>
-            <w:keepNext w:val="0"/>
-            <w:keepLines w:val="0"/>
-            <w:pageBreakBefore w:val="0"/>
-            <w:widowControl w:val="0"/>
-            <w:tabs>
-              <w:tab w:val="right" w:leader="dot" w:pos="8306"/>
-            </w:tabs>
-            <w:kinsoku w:val="0"/>
-            <w:wordWrap/>
-            <w:overflowPunct/>
-            <w:topLinePunct w:val="0"/>
-            <w:autoSpaceDE w:val="0"/>
-            <w:autoSpaceDN w:val="0"/>
-            <w:bidi w:val="0"/>
-            <w:adjustRightInd w:val="0"/>
-            <w:snapToGrid w:val="0"/>
-            <w:textAlignment w:val="baseline"/>
-          </w:pPr>
-          <w:r>
-            <w:rPr>
-              <w:rFonts w:hint="eastAsia" w:ascii="宋体" w:hAnsi="宋体" w:eastAsia="宋体" w:cs="宋体"/>
-              <w:szCs w:val="24"/>
-            </w:rPr>
-            <w:fldChar w:fldCharType="begin"/>
-          </w:r>
-          <w:r>
-            <w:rPr>
-              <w:rFonts w:hint="eastAsia" w:ascii="宋体" w:hAnsi="宋体" w:eastAsia="宋体" w:cs="宋体"/>
-              <w:szCs w:val="24"/>
-            </w:rPr>
-            <w:instrText xml:space="preserve"> HYPERLINK \l _Toc21569 </w:instrText>
-          </w:r>
-          <w:r>
-            <w:rPr>
-              <w:rFonts w:hint="eastAsia" w:ascii="宋体" w:hAnsi="宋体" w:eastAsia="宋体" w:cs="宋体"/>
-              <w:szCs w:val="24"/>
-            </w:rPr>
-            <w:fldChar w:fldCharType="separate"/>
-          </w:r>
-          <w:r>
-            <w:rPr>
-              <w:rFonts w:hint="default"/>
-            </w:rPr>
-            <w:t xml:space="preserve">4.1.2. </w:t>
-          </w:r>
-          <w:r>
-            <w:rPr>
-              <w:rFonts w:hint="eastAsia"/>
-            </w:rPr>
-            <w:t>核心交付与运营过程</w:t>
-          </w:r>
-          <w:r>
-            <w:tab/>
-          </w:r>
-          <w:r>
-            <w:fldChar w:fldCharType="begin"/>
-          </w:r>
-          <w:r>
-            <w:instrText xml:space="preserve"> PAGEREF _Toc21569 \h </w:instrText>
-          </w:r>
-          <w:r>
-            <w:fldChar w:fldCharType="separate"/>
-          </w:r>
-          <w:r>
-            <w:t>7</w:t>
-          </w:r>
-          <w:r>
-            <w:fldChar w:fldCharType="end"/>
-          </w:r>
-          <w:r>
-            <w:rPr>
-              <w:rFonts w:hint="eastAsia" w:ascii="宋体" w:hAnsi="宋体" w:eastAsia="宋体" w:cs="宋体"/>
-              <w:szCs w:val="24"/>
-            </w:rPr>
-            <w:fldChar w:fldCharType="end"/>
-          </w:r>
-        </w:p>
-        <w:p>
-          <w:pPr>
-            <w:pStyle w:val="13"/>
-            <w:keepNext w:val="0"/>
-            <w:keepLines w:val="0"/>
-            <w:pageBreakBefore w:val="0"/>
-            <w:widowControl w:val="0"/>
-            <w:tabs>
-              <w:tab w:val="right" w:leader="dot" w:pos="8306"/>
-            </w:tabs>
-            <w:kinsoku w:val="0"/>
-            <w:wordWrap/>
-            <w:overflowPunct/>
-            <w:topLinePunct w:val="0"/>
-            <w:autoSpaceDE w:val="0"/>
-            <w:autoSpaceDN w:val="0"/>
-            <w:bidi w:val="0"/>
-            <w:adjustRightInd w:val="0"/>
-            <w:snapToGrid w:val="0"/>
-            <w:textAlignment w:val="baseline"/>
-          </w:pPr>
-          <w:r>
-            <w:rPr>
-              <w:rFonts w:hint="eastAsia" w:ascii="宋体" w:hAnsi="宋体" w:eastAsia="宋体" w:cs="宋体"/>
-              <w:szCs w:val="24"/>
-            </w:rPr>
-            <w:fldChar w:fldCharType="begin"/>
-          </w:r>
-          <w:r>
-            <w:rPr>
-              <w:rFonts w:hint="eastAsia" w:ascii="宋体" w:hAnsi="宋体" w:eastAsia="宋体" w:cs="宋体"/>
-              <w:szCs w:val="24"/>
-            </w:rPr>
-            <w:instrText xml:space="preserve"> HYPERLINK \l _Toc14490 </w:instrText>
-          </w:r>
-          <w:r>
-            <w:rPr>
-              <w:rFonts w:hint="eastAsia" w:ascii="宋体" w:hAnsi="宋体" w:eastAsia="宋体" w:cs="宋体"/>
-              <w:szCs w:val="24"/>
-            </w:rPr>
-            <w:fldChar w:fldCharType="separate"/>
-          </w:r>
-          <w:r>
-            <w:rPr>
-              <w:rFonts w:hint="default"/>
-            </w:rPr>
-            <w:t xml:space="preserve">4.1.3. </w:t>
-          </w:r>
-          <w:r>
-            <w:rPr>
-              <w:rFonts w:hint="eastAsia"/>
-            </w:rPr>
-            <w:t>支持保障过程</w:t>
-          </w:r>
-          <w:r>
-            <w:tab/>
-          </w:r>
-          <w:r>
-            <w:fldChar w:fldCharType="begin"/>
-          </w:r>
-          <w:r>
-            <w:instrText xml:space="preserve"> PAGEREF _Toc14490 \h </w:instrText>
-          </w:r>
-          <w:r>
-            <w:fldChar w:fldCharType="separate"/>
-          </w:r>
-          <w:r>
-            <w:t>7</w:t>
-          </w:r>
-          <w:r>
-            <w:fldChar w:fldCharType="end"/>
-          </w:r>
-          <w:r>
-            <w:rPr>
-              <w:rFonts w:hint="eastAsia" w:ascii="宋体" w:hAnsi="宋体" w:eastAsia="宋体" w:cs="宋体"/>
-              <w:szCs w:val="24"/>
-            </w:rPr>
-            <w:fldChar w:fldCharType="end"/>
-          </w:r>
-        </w:p>
-        <w:p>
-          <w:pPr>
-            <w:pStyle w:val="13"/>
-            <w:keepNext w:val="0"/>
-            <w:keepLines w:val="0"/>
-            <w:pageBreakBefore w:val="0"/>
-            <w:widowControl w:val="0"/>
-            <w:tabs>
-              <w:tab w:val="right" w:leader="dot" w:pos="8306"/>
-            </w:tabs>
-            <w:kinsoku w:val="0"/>
-            <w:wordWrap/>
-            <w:overflowPunct/>
-            <w:topLinePunct w:val="0"/>
-            <w:autoSpaceDE w:val="0"/>
-            <w:autoSpaceDN w:val="0"/>
-            <w:bidi w:val="0"/>
-            <w:adjustRightInd w:val="0"/>
-            <w:snapToGrid w:val="0"/>
-            <w:textAlignment w:val="baseline"/>
-          </w:pPr>
-          <w:r>
-            <w:rPr>
-              <w:rFonts w:hint="eastAsia" w:ascii="宋体" w:hAnsi="宋体" w:eastAsia="宋体" w:cs="宋体"/>
-              <w:szCs w:val="24"/>
-            </w:rPr>
-            <w:fldChar w:fldCharType="begin"/>
-          </w:r>
-          <w:r>
-            <w:rPr>
-              <w:rFonts w:hint="eastAsia" w:ascii="宋体" w:hAnsi="宋体" w:eastAsia="宋体" w:cs="宋体"/>
-              <w:szCs w:val="24"/>
-            </w:rPr>
-            <w:instrText xml:space="preserve"> HYPERLINK \l _Toc1571 </w:instrText>
-          </w:r>
-          <w:r>
-            <w:rPr>
-              <w:rFonts w:hint="eastAsia" w:ascii="宋体" w:hAnsi="宋体" w:eastAsia="宋体" w:cs="宋体"/>
-              <w:szCs w:val="24"/>
-            </w:rPr>
-            <w:fldChar w:fldCharType="separate"/>
-          </w:r>
-          <w:r>
-            <w:rPr>
-              <w:rFonts w:hint="default"/>
-            </w:rPr>
-            <w:t xml:space="preserve">4.1.4. </w:t>
-          </w:r>
-          <w:r>
-            <w:rPr>
-              <w:rFonts w:hint="eastAsia"/>
-            </w:rPr>
-            <w:t>测量与改进过程</w:t>
-          </w:r>
-          <w:r>
-            <w:tab/>
-          </w:r>
-          <w:r>
-            <w:fldChar w:fldCharType="begin"/>
-          </w:r>
-          <w:r>
-            <w:instrText xml:space="preserve"> PAGEREF _Toc1571 \h </w:instrText>
+            <w:instrText xml:space="preserve"> PAGEREF _Toc1159 \h </w:instrText>
           </w:r>
           <w:r>
             <w:fldChar w:fldCharType="separate"/>
@@ -3840,23 +3487,9 @@
         <w:p>
           <w:pPr>
             <w:pStyle w:val="17"/>
-            <w:keepNext w:val="0"/>
-            <w:keepLines w:val="0"/>
-            <w:pageBreakBefore w:val="0"/>
-            <w:widowControl w:val="0"/>
             <w:tabs>
               <w:tab w:val="right" w:leader="dot" w:pos="8306"/>
             </w:tabs>
-            <w:kinsoku w:val="0"/>
-            <w:wordWrap/>
-            <w:overflowPunct/>
-            <w:topLinePunct w:val="0"/>
-            <w:autoSpaceDE w:val="0"/>
-            <w:autoSpaceDN w:val="0"/>
-            <w:bidi w:val="0"/>
-            <w:adjustRightInd w:val="0"/>
-            <w:snapToGrid w:val="0"/>
-            <w:textAlignment w:val="baseline"/>
           </w:pPr>
           <w:r>
             <w:rPr>
@@ -3870,7 +3503,7 @@
               <w:rFonts w:hint="eastAsia" w:ascii="宋体" w:hAnsi="宋体" w:eastAsia="宋体" w:cs="宋体"/>
               <w:szCs w:val="24"/>
             </w:rPr>
-            <w:instrText xml:space="preserve"> HYPERLINK \l _Toc21502 </w:instrText>
+            <w:instrText xml:space="preserve"> HYPERLINK \l _Toc26735 </w:instrText>
           </w:r>
           <w:r>
             <w:rPr>
@@ -3882,14 +3515,9 @@
           <w:r>
             <w:rPr>
               <w:rFonts w:hint="default"/>
-            </w:rPr>
-            <w:t xml:space="preserve">4.2. </w:t>
-          </w:r>
-          <w:r>
-            <w:rPr>
-              <w:rFonts w:hint="eastAsia"/>
-            </w:rPr>
-            <w:t>过程间关系与接口管理</w:t>
+              <w:lang w:val="en-US" w:eastAsia="zh-CN"/>
+            </w:rPr>
+            <w:t>5.2. 过程绩效测量</w:t>
           </w:r>
           <w:r>
             <w:tab/>
@@ -3898,167 +3526,7 @@
             <w:fldChar w:fldCharType="begin"/>
           </w:r>
           <w:r>
-            <w:instrText xml:space="preserve"> PAGEREF _Toc21502 \h </w:instrText>
-          </w:r>
-          <w:r>
-            <w:fldChar w:fldCharType="separate"/>
-          </w:r>
-          <w:r>
-            <w:t>8</w:t>
-          </w:r>
-          <w:r>
-            <w:fldChar w:fldCharType="end"/>
-          </w:r>
-          <w:r>
-            <w:rPr>
-              <w:rFonts w:hint="eastAsia" w:ascii="宋体" w:hAnsi="宋体" w:eastAsia="宋体" w:cs="宋体"/>
-              <w:szCs w:val="24"/>
-            </w:rPr>
-            <w:fldChar w:fldCharType="end"/>
-          </w:r>
-        </w:p>
-        <w:p>
-          <w:pPr>
-            <w:pStyle w:val="13"/>
-            <w:keepNext w:val="0"/>
-            <w:keepLines w:val="0"/>
-            <w:pageBreakBefore w:val="0"/>
-            <w:widowControl w:val="0"/>
-            <w:tabs>
-              <w:tab w:val="right" w:leader="dot" w:pos="8306"/>
-            </w:tabs>
-            <w:kinsoku w:val="0"/>
-            <w:wordWrap/>
-            <w:overflowPunct/>
-            <w:topLinePunct w:val="0"/>
-            <w:autoSpaceDE w:val="0"/>
-            <w:autoSpaceDN w:val="0"/>
-            <w:bidi w:val="0"/>
-            <w:adjustRightInd w:val="0"/>
-            <w:snapToGrid w:val="0"/>
-            <w:textAlignment w:val="baseline"/>
-          </w:pPr>
-          <w:r>
-            <w:rPr>
-              <w:rFonts w:hint="eastAsia" w:ascii="宋体" w:hAnsi="宋体" w:eastAsia="宋体" w:cs="宋体"/>
-              <w:szCs w:val="24"/>
-            </w:rPr>
-            <w:fldChar w:fldCharType="begin"/>
-          </w:r>
-          <w:r>
-            <w:rPr>
-              <w:rFonts w:hint="eastAsia" w:ascii="宋体" w:hAnsi="宋体" w:eastAsia="宋体" w:cs="宋体"/>
-              <w:szCs w:val="24"/>
-            </w:rPr>
-            <w:instrText xml:space="preserve"> HYPERLINK \l _Toc5246 </w:instrText>
-          </w:r>
-          <w:r>
-            <w:rPr>
-              <w:rFonts w:hint="eastAsia" w:ascii="宋体" w:hAnsi="宋体" w:eastAsia="宋体" w:cs="宋体"/>
-              <w:szCs w:val="24"/>
-            </w:rPr>
-            <w:fldChar w:fldCharType="separate"/>
-          </w:r>
-          <w:r>
-            <w:rPr>
-              <w:rFonts w:hint="default"/>
-            </w:rPr>
-            <w:t xml:space="preserve">4.2.1. </w:t>
-          </w:r>
-          <w:r>
-            <w:rPr>
-              <w:rFonts w:hint="eastAsia"/>
-            </w:rPr>
-            <w:t>过程交互机制</w:t>
-          </w:r>
-          <w:r>
-            <w:tab/>
-          </w:r>
-          <w:r>
-            <w:fldChar w:fldCharType="begin"/>
-          </w:r>
-          <w:r>
-            <w:instrText xml:space="preserve"> PAGEREF _Toc5246 \h </w:instrText>
-          </w:r>
-          <w:r>
-            <w:fldChar w:fldCharType="separate"/>
-          </w:r>
-          <w:r>
-            <w:t>8</w:t>
-          </w:r>
-          <w:r>
-            <w:fldChar w:fldCharType="end"/>
-          </w:r>
-          <w:r>
-            <w:rPr>
-              <w:rFonts w:hint="eastAsia" w:ascii="宋体" w:hAnsi="宋体" w:eastAsia="宋体" w:cs="宋体"/>
-              <w:szCs w:val="24"/>
-            </w:rPr>
-            <w:fldChar w:fldCharType="end"/>
-          </w:r>
-        </w:p>
-        <w:p>
-          <w:pPr>
-            <w:pStyle w:val="13"/>
-            <w:keepNext w:val="0"/>
-            <w:keepLines w:val="0"/>
-            <w:pageBreakBefore w:val="0"/>
-            <w:widowControl w:val="0"/>
-            <w:tabs>
-              <w:tab w:val="right" w:leader="dot" w:pos="8306"/>
-            </w:tabs>
-            <w:kinsoku w:val="0"/>
-            <w:wordWrap/>
-            <w:overflowPunct/>
-            <w:topLinePunct w:val="0"/>
-            <w:autoSpaceDE w:val="0"/>
-            <w:autoSpaceDN w:val="0"/>
-            <w:bidi w:val="0"/>
-            <w:adjustRightInd w:val="0"/>
-            <w:snapToGrid w:val="0"/>
-            <w:textAlignment w:val="baseline"/>
-          </w:pPr>
-          <w:r>
-            <w:rPr>
-              <w:rFonts w:hint="eastAsia" w:ascii="宋体" w:hAnsi="宋体" w:eastAsia="宋体" w:cs="宋体"/>
-              <w:szCs w:val="24"/>
-            </w:rPr>
-            <w:fldChar w:fldCharType="begin"/>
-          </w:r>
-          <w:r>
-            <w:rPr>
-              <w:rFonts w:hint="eastAsia" w:ascii="宋体" w:hAnsi="宋体" w:eastAsia="宋体" w:cs="宋体"/>
-              <w:szCs w:val="24"/>
-            </w:rPr>
-            <w:instrText xml:space="preserve"> HYPERLINK \l _Toc11382 </w:instrText>
-          </w:r>
-          <w:r>
-            <w:rPr>
-              <w:rFonts w:hint="eastAsia" w:ascii="宋体" w:hAnsi="宋体" w:eastAsia="宋体" w:cs="宋体"/>
-              <w:szCs w:val="24"/>
-            </w:rPr>
-            <w:fldChar w:fldCharType="separate"/>
-          </w:r>
-          <w:r>
-            <w:rPr>
-              <w:rFonts w:hint="default"/>
-            </w:rPr>
-            <w:t xml:space="preserve">4.2.2. </w:t>
-          </w:r>
-          <w:r>
-            <w:rPr>
-              <w:rFonts w:hint="eastAsia"/>
-            </w:rPr>
-            <w:t>跨部门协作机制</w:t>
-          </w:r>
-          <w:r>
-            <w:tab/>
-          </w:r>
-          <w:r>
-            <w:fldChar w:fldCharType="begin"/>
-          </w:r>
-          <w:r>
-            <w:instrText xml:space="preserve"> PAGEREF _Toc11382 \h </w:instrText>
+            <w:instrText xml:space="preserve"> PAGEREF _Toc26735 \h </w:instrText>
           </w:r>
           <w:r>
             <w:fldChar w:fldCharType="separate"/>
@@ -4080,23 +3548,9 @@
         <w:p>
           <w:pPr>
             <w:pStyle w:val="17"/>
-            <w:keepNext w:val="0"/>
-            <w:keepLines w:val="0"/>
-            <w:pageBreakBefore w:val="0"/>
-            <w:widowControl w:val="0"/>
             <w:tabs>
               <w:tab w:val="right" w:leader="dot" w:pos="8306"/>
             </w:tabs>
-            <w:kinsoku w:val="0"/>
-            <w:wordWrap/>
-            <w:overflowPunct/>
-            <w:topLinePunct w:val="0"/>
-            <w:autoSpaceDE w:val="0"/>
-            <w:autoSpaceDN w:val="0"/>
-            <w:bidi w:val="0"/>
-            <w:adjustRightInd w:val="0"/>
-            <w:snapToGrid w:val="0"/>
-            <w:textAlignment w:val="baseline"/>
           </w:pPr>
           <w:r>
             <w:rPr>
@@ -4110,7 +3564,7 @@
               <w:rFonts w:hint="eastAsia" w:ascii="宋体" w:hAnsi="宋体" w:eastAsia="宋体" w:cs="宋体"/>
               <w:szCs w:val="24"/>
             </w:rPr>
-            <w:instrText xml:space="preserve"> HYPERLINK \l _Toc4371 </w:instrText>
+            <w:instrText xml:space="preserve"> HYPERLINK \l _Toc31049 </w:instrText>
           </w:r>
           <w:r>
             <w:rPr>
@@ -4122,14 +3576,9 @@
           <w:r>
             <w:rPr>
               <w:rFonts w:hint="default"/>
-            </w:rPr>
-            <w:t xml:space="preserve">4.3. </w:t>
-          </w:r>
-          <w:r>
-            <w:rPr>
-              <w:rFonts w:hint="eastAsia"/>
-            </w:rPr>
-            <w:t>过程的建立与变更</w:t>
+              <w:lang w:val="en-US" w:eastAsia="zh-CN"/>
+            </w:rPr>
+            <w:t>5.3. 管理评审与持续改进</w:t>
           </w:r>
           <w:r>
             <w:tab/>
@@ -4138,493 +3587,13 @@
             <w:fldChar w:fldCharType="begin"/>
           </w:r>
           <w:r>
-            <w:instrText xml:space="preserve"> PAGEREF _Toc4371 \h </w:instrText>
+            <w:instrText xml:space="preserve"> PAGEREF _Toc31049 \h </w:instrText>
           </w:r>
           <w:r>
             <w:fldChar w:fldCharType="separate"/>
           </w:r>
           <w:r>
-            <w:t>9</w:t>
-          </w:r>
-          <w:r>
-            <w:fldChar w:fldCharType="end"/>
-          </w:r>
-          <w:r>
-            <w:rPr>
-              <w:rFonts w:hint="eastAsia" w:ascii="宋体" w:hAnsi="宋体" w:eastAsia="宋体" w:cs="宋体"/>
-              <w:szCs w:val="24"/>
-            </w:rPr>
-            <w:fldChar w:fldCharType="end"/>
-          </w:r>
-        </w:p>
-        <w:p>
-          <w:pPr>
-            <w:pStyle w:val="13"/>
-            <w:keepNext w:val="0"/>
-            <w:keepLines w:val="0"/>
-            <w:pageBreakBefore w:val="0"/>
-            <w:widowControl w:val="0"/>
-            <w:tabs>
-              <w:tab w:val="right" w:leader="dot" w:pos="8306"/>
-            </w:tabs>
-            <w:kinsoku w:val="0"/>
-            <w:wordWrap/>
-            <w:overflowPunct/>
-            <w:topLinePunct w:val="0"/>
-            <w:autoSpaceDE w:val="0"/>
-            <w:autoSpaceDN w:val="0"/>
-            <w:bidi w:val="0"/>
-            <w:adjustRightInd w:val="0"/>
-            <w:snapToGrid w:val="0"/>
-            <w:textAlignment w:val="baseline"/>
-          </w:pPr>
-          <w:r>
-            <w:rPr>
-              <w:rFonts w:hint="eastAsia" w:ascii="宋体" w:hAnsi="宋体" w:eastAsia="宋体" w:cs="宋体"/>
-              <w:szCs w:val="24"/>
-            </w:rPr>
-            <w:fldChar w:fldCharType="begin"/>
-          </w:r>
-          <w:r>
-            <w:rPr>
-              <w:rFonts w:hint="eastAsia" w:ascii="宋体" w:hAnsi="宋体" w:eastAsia="宋体" w:cs="宋体"/>
-              <w:szCs w:val="24"/>
-            </w:rPr>
-            <w:instrText xml:space="preserve"> HYPERLINK \l _Toc29408 </w:instrText>
-          </w:r>
-          <w:r>
-            <w:rPr>
-              <w:rFonts w:hint="eastAsia" w:ascii="宋体" w:hAnsi="宋体" w:eastAsia="宋体" w:cs="宋体"/>
-              <w:szCs w:val="24"/>
-            </w:rPr>
-            <w:fldChar w:fldCharType="separate"/>
-          </w:r>
-          <w:r>
-            <w:rPr>
-              <w:rFonts w:hint="default"/>
-            </w:rPr>
-            <w:t xml:space="preserve">4.3.1. </w:t>
-          </w:r>
-          <w:r>
-            <w:rPr>
-              <w:rFonts w:hint="eastAsia"/>
-            </w:rPr>
-            <w:t>新过程建立流程</w:t>
-          </w:r>
-          <w:r>
-            <w:tab/>
-          </w:r>
-          <w:r>
-            <w:fldChar w:fldCharType="begin"/>
-          </w:r>
-          <w:r>
-            <w:instrText xml:space="preserve"> PAGEREF _Toc29408 \h </w:instrText>
-          </w:r>
-          <w:r>
-            <w:fldChar w:fldCharType="separate"/>
-          </w:r>
-          <w:r>
-            <w:t>9</w:t>
-          </w:r>
-          <w:r>
-            <w:fldChar w:fldCharType="end"/>
-          </w:r>
-          <w:r>
-            <w:rPr>
-              <w:rFonts w:hint="eastAsia" w:ascii="宋体" w:hAnsi="宋体" w:eastAsia="宋体" w:cs="宋体"/>
-              <w:szCs w:val="24"/>
-            </w:rPr>
-            <w:fldChar w:fldCharType="end"/>
-          </w:r>
-        </w:p>
-        <w:p>
-          <w:pPr>
-            <w:pStyle w:val="13"/>
-            <w:keepNext w:val="0"/>
-            <w:keepLines w:val="0"/>
-            <w:pageBreakBefore w:val="0"/>
-            <w:widowControl w:val="0"/>
-            <w:tabs>
-              <w:tab w:val="right" w:leader="dot" w:pos="8306"/>
-            </w:tabs>
-            <w:kinsoku w:val="0"/>
-            <w:wordWrap/>
-            <w:overflowPunct/>
-            <w:topLinePunct w:val="0"/>
-            <w:autoSpaceDE w:val="0"/>
-            <w:autoSpaceDN w:val="0"/>
-            <w:bidi w:val="0"/>
-            <w:adjustRightInd w:val="0"/>
-            <w:snapToGrid w:val="0"/>
-            <w:textAlignment w:val="baseline"/>
-          </w:pPr>
-          <w:r>
-            <w:rPr>
-              <w:rFonts w:hint="eastAsia" w:ascii="宋体" w:hAnsi="宋体" w:eastAsia="宋体" w:cs="宋体"/>
-              <w:szCs w:val="24"/>
-            </w:rPr>
-            <w:fldChar w:fldCharType="begin"/>
-          </w:r>
-          <w:r>
-            <w:rPr>
-              <w:rFonts w:hint="eastAsia" w:ascii="宋体" w:hAnsi="宋体" w:eastAsia="宋体" w:cs="宋体"/>
-              <w:szCs w:val="24"/>
-            </w:rPr>
-            <w:instrText xml:space="preserve"> HYPERLINK \l _Toc7930 </w:instrText>
-          </w:r>
-          <w:r>
-            <w:rPr>
-              <w:rFonts w:hint="eastAsia" w:ascii="宋体" w:hAnsi="宋体" w:eastAsia="宋体" w:cs="宋体"/>
-              <w:szCs w:val="24"/>
-            </w:rPr>
-            <w:fldChar w:fldCharType="separate"/>
-          </w:r>
-          <w:r>
-            <w:rPr>
-              <w:rFonts w:hint="default"/>
-            </w:rPr>
-            <w:t xml:space="preserve">4.3.2. </w:t>
-          </w:r>
-          <w:r>
-            <w:rPr>
-              <w:rFonts w:hint="eastAsia"/>
-            </w:rPr>
-            <w:t>过程变更管理</w:t>
-          </w:r>
-          <w:r>
-            <w:tab/>
-          </w:r>
-          <w:r>
-            <w:fldChar w:fldCharType="begin"/>
-          </w:r>
-          <w:r>
-            <w:instrText xml:space="preserve"> PAGEREF _Toc7930 \h </w:instrText>
-          </w:r>
-          <w:r>
-            <w:fldChar w:fldCharType="separate"/>
-          </w:r>
-          <w:r>
-            <w:t>9</w:t>
-          </w:r>
-          <w:r>
-            <w:fldChar w:fldCharType="end"/>
-          </w:r>
-          <w:r>
-            <w:rPr>
-              <w:rFonts w:hint="eastAsia" w:ascii="宋体" w:hAnsi="宋体" w:eastAsia="宋体" w:cs="宋体"/>
-              <w:szCs w:val="24"/>
-            </w:rPr>
-            <w:fldChar w:fldCharType="end"/>
-          </w:r>
-        </w:p>
-        <w:p>
-          <w:pPr>
-            <w:pStyle w:val="17"/>
-            <w:keepNext w:val="0"/>
-            <w:keepLines w:val="0"/>
-            <w:pageBreakBefore w:val="0"/>
-            <w:widowControl w:val="0"/>
-            <w:tabs>
-              <w:tab w:val="right" w:leader="dot" w:pos="8306"/>
-            </w:tabs>
-            <w:kinsoku w:val="0"/>
-            <w:wordWrap/>
-            <w:overflowPunct/>
-            <w:topLinePunct w:val="0"/>
-            <w:autoSpaceDE w:val="0"/>
-            <w:autoSpaceDN w:val="0"/>
-            <w:bidi w:val="0"/>
-            <w:adjustRightInd w:val="0"/>
-            <w:snapToGrid w:val="0"/>
-            <w:textAlignment w:val="baseline"/>
-          </w:pPr>
-          <w:r>
-            <w:rPr>
-              <w:rFonts w:hint="eastAsia" w:ascii="宋体" w:hAnsi="宋体" w:eastAsia="宋体" w:cs="宋体"/>
-              <w:szCs w:val="24"/>
-            </w:rPr>
-            <w:fldChar w:fldCharType="begin"/>
-          </w:r>
-          <w:r>
-            <w:rPr>
-              <w:rFonts w:hint="eastAsia" w:ascii="宋体" w:hAnsi="宋体" w:eastAsia="宋体" w:cs="宋体"/>
-              <w:szCs w:val="24"/>
-            </w:rPr>
-            <w:instrText xml:space="preserve"> HYPERLINK \l _Toc25820 </w:instrText>
-          </w:r>
-          <w:r>
-            <w:rPr>
-              <w:rFonts w:hint="eastAsia" w:ascii="宋体" w:hAnsi="宋体" w:eastAsia="宋体" w:cs="宋体"/>
-              <w:szCs w:val="24"/>
-            </w:rPr>
-            <w:fldChar w:fldCharType="separate"/>
-          </w:r>
-          <w:r>
-            <w:rPr>
-              <w:rFonts w:hint="default"/>
-            </w:rPr>
-            <w:t xml:space="preserve">4.4. </w:t>
-          </w:r>
-          <w:r>
-            <w:rPr>
-              <w:rFonts w:hint="eastAsia"/>
-            </w:rPr>
-            <w:t>过程的评审与改进</w:t>
-          </w:r>
-          <w:r>
-            <w:tab/>
-          </w:r>
-          <w:r>
-            <w:fldChar w:fldCharType="begin"/>
-          </w:r>
-          <w:r>
-            <w:instrText xml:space="preserve"> PAGEREF _Toc25820 \h </w:instrText>
-          </w:r>
-          <w:r>
-            <w:fldChar w:fldCharType="separate"/>
-          </w:r>
-          <w:r>
-            <w:t>9</w:t>
-          </w:r>
-          <w:r>
-            <w:fldChar w:fldCharType="end"/>
-          </w:r>
-          <w:r>
-            <w:rPr>
-              <w:rFonts w:hint="eastAsia" w:ascii="宋体" w:hAnsi="宋体" w:eastAsia="宋体" w:cs="宋体"/>
-              <w:szCs w:val="24"/>
-            </w:rPr>
-            <w:fldChar w:fldCharType="end"/>
-          </w:r>
-        </w:p>
-        <w:p>
-          <w:pPr>
-            <w:pStyle w:val="13"/>
-            <w:keepNext w:val="0"/>
-            <w:keepLines w:val="0"/>
-            <w:pageBreakBefore w:val="0"/>
-            <w:widowControl w:val="0"/>
-            <w:tabs>
-              <w:tab w:val="right" w:leader="dot" w:pos="8306"/>
-            </w:tabs>
-            <w:kinsoku w:val="0"/>
-            <w:wordWrap/>
-            <w:overflowPunct/>
-            <w:topLinePunct w:val="0"/>
-            <w:autoSpaceDE w:val="0"/>
-            <w:autoSpaceDN w:val="0"/>
-            <w:bidi w:val="0"/>
-            <w:adjustRightInd w:val="0"/>
-            <w:snapToGrid w:val="0"/>
-            <w:textAlignment w:val="baseline"/>
-          </w:pPr>
-          <w:r>
-            <w:rPr>
-              <w:rFonts w:hint="eastAsia" w:ascii="宋体" w:hAnsi="宋体" w:eastAsia="宋体" w:cs="宋体"/>
-              <w:szCs w:val="24"/>
-            </w:rPr>
-            <w:fldChar w:fldCharType="begin"/>
-          </w:r>
-          <w:r>
-            <w:rPr>
-              <w:rFonts w:hint="eastAsia" w:ascii="宋体" w:hAnsi="宋体" w:eastAsia="宋体" w:cs="宋体"/>
-              <w:szCs w:val="24"/>
-            </w:rPr>
-            <w:instrText xml:space="preserve"> HYPERLINK \l _Toc14485 </w:instrText>
-          </w:r>
-          <w:r>
-            <w:rPr>
-              <w:rFonts w:hint="eastAsia" w:ascii="宋体" w:hAnsi="宋体" w:eastAsia="宋体" w:cs="宋体"/>
-              <w:szCs w:val="24"/>
-            </w:rPr>
-            <w:fldChar w:fldCharType="separate"/>
-          </w:r>
-          <w:r>
-            <w:rPr>
-              <w:rFonts w:hint="default"/>
-            </w:rPr>
-            <w:t xml:space="preserve">4.4.1. </w:t>
-          </w:r>
-          <w:r>
-            <w:rPr>
-              <w:rFonts w:hint="eastAsia"/>
-            </w:rPr>
-            <w:t>过程执行要求</w:t>
-          </w:r>
-          <w:r>
-            <w:tab/>
-          </w:r>
-          <w:r>
-            <w:fldChar w:fldCharType="begin"/>
-          </w:r>
-          <w:r>
-            <w:instrText xml:space="preserve"> PAGEREF _Toc14485 \h </w:instrText>
-          </w:r>
-          <w:r>
-            <w:fldChar w:fldCharType="separate"/>
-          </w:r>
-          <w:r>
-            <w:t>9</w:t>
-          </w:r>
-          <w:r>
-            <w:fldChar w:fldCharType="end"/>
-          </w:r>
-          <w:r>
-            <w:rPr>
-              <w:rFonts w:hint="eastAsia" w:ascii="宋体" w:hAnsi="宋体" w:eastAsia="宋体" w:cs="宋体"/>
-              <w:szCs w:val="24"/>
-            </w:rPr>
-            <w:fldChar w:fldCharType="end"/>
-          </w:r>
-        </w:p>
-        <w:p>
-          <w:pPr>
-            <w:pStyle w:val="13"/>
-            <w:keepNext w:val="0"/>
-            <w:keepLines w:val="0"/>
-            <w:pageBreakBefore w:val="0"/>
-            <w:widowControl w:val="0"/>
-            <w:tabs>
-              <w:tab w:val="right" w:leader="dot" w:pos="8306"/>
-            </w:tabs>
-            <w:kinsoku w:val="0"/>
-            <w:wordWrap/>
-            <w:overflowPunct/>
-            <w:topLinePunct w:val="0"/>
-            <w:autoSpaceDE w:val="0"/>
-            <w:autoSpaceDN w:val="0"/>
-            <w:bidi w:val="0"/>
-            <w:adjustRightInd w:val="0"/>
-            <w:snapToGrid w:val="0"/>
-            <w:textAlignment w:val="baseline"/>
-          </w:pPr>
-          <w:r>
-            <w:rPr>
-              <w:rFonts w:hint="eastAsia" w:ascii="宋体" w:hAnsi="宋体" w:eastAsia="宋体" w:cs="宋体"/>
-              <w:szCs w:val="24"/>
-            </w:rPr>
-            <w:fldChar w:fldCharType="begin"/>
-          </w:r>
-          <w:r>
-            <w:rPr>
-              <w:rFonts w:hint="eastAsia" w:ascii="宋体" w:hAnsi="宋体" w:eastAsia="宋体" w:cs="宋体"/>
-              <w:szCs w:val="24"/>
-            </w:rPr>
-            <w:instrText xml:space="preserve"> HYPERLINK \l _Toc382 </w:instrText>
-          </w:r>
-          <w:r>
-            <w:rPr>
-              <w:rFonts w:hint="eastAsia" w:ascii="宋体" w:hAnsi="宋体" w:eastAsia="宋体" w:cs="宋体"/>
-              <w:szCs w:val="24"/>
-            </w:rPr>
-            <w:fldChar w:fldCharType="separate"/>
-          </w:r>
-          <w:r>
-            <w:rPr>
-              <w:rFonts w:hint="default"/>
-            </w:rPr>
-            <w:t xml:space="preserve">4.4.2. </w:t>
-          </w:r>
-          <w:r>
-            <w:rPr>
-              <w:rFonts w:hint="eastAsia"/>
-            </w:rPr>
-            <w:t>过程监督机制</w:t>
-          </w:r>
-          <w:r>
-            <w:tab/>
-          </w:r>
-          <w:r>
-            <w:fldChar w:fldCharType="begin"/>
-          </w:r>
-          <w:r>
-            <w:instrText xml:space="preserve"> PAGEREF _Toc382 \h </w:instrText>
-          </w:r>
-          <w:r>
-            <w:fldChar w:fldCharType="separate"/>
-          </w:r>
-          <w:r>
-            <w:t>10</w:t>
-          </w:r>
-          <w:r>
-            <w:fldChar w:fldCharType="end"/>
-          </w:r>
-          <w:r>
-            <w:rPr>
-              <w:rFonts w:hint="eastAsia" w:ascii="宋体" w:hAnsi="宋体" w:eastAsia="宋体" w:cs="宋体"/>
-              <w:szCs w:val="24"/>
-            </w:rPr>
-            <w:fldChar w:fldCharType="end"/>
-          </w:r>
-        </w:p>
-        <w:p>
-          <w:pPr>
-            <w:pStyle w:val="17"/>
-            <w:keepNext w:val="0"/>
-            <w:keepLines w:val="0"/>
-            <w:pageBreakBefore w:val="0"/>
-            <w:widowControl w:val="0"/>
-            <w:tabs>
-              <w:tab w:val="right" w:leader="dot" w:pos="8306"/>
-            </w:tabs>
-            <w:kinsoku w:val="0"/>
-            <w:wordWrap/>
-            <w:overflowPunct/>
-            <w:topLinePunct w:val="0"/>
-            <w:autoSpaceDE w:val="0"/>
-            <w:autoSpaceDN w:val="0"/>
-            <w:bidi w:val="0"/>
-            <w:adjustRightInd w:val="0"/>
-            <w:snapToGrid w:val="0"/>
-            <w:textAlignment w:val="baseline"/>
-          </w:pPr>
-          <w:r>
-            <w:rPr>
-              <w:rFonts w:hint="eastAsia" w:ascii="宋体" w:hAnsi="宋体" w:eastAsia="宋体" w:cs="宋体"/>
-              <w:szCs w:val="24"/>
-            </w:rPr>
-            <w:fldChar w:fldCharType="begin"/>
-          </w:r>
-          <w:r>
-            <w:rPr>
-              <w:rFonts w:hint="eastAsia" w:ascii="宋体" w:hAnsi="宋体" w:eastAsia="宋体" w:cs="宋体"/>
-              <w:szCs w:val="24"/>
-            </w:rPr>
-            <w:instrText xml:space="preserve"> HYPERLINK \l _Toc32252 </w:instrText>
-          </w:r>
-          <w:r>
-            <w:rPr>
-              <w:rFonts w:hint="eastAsia" w:ascii="宋体" w:hAnsi="宋体" w:eastAsia="宋体" w:cs="宋体"/>
-              <w:szCs w:val="24"/>
-            </w:rPr>
-            <w:fldChar w:fldCharType="separate"/>
-          </w:r>
-          <w:r>
-            <w:rPr>
-              <w:rFonts w:hint="default"/>
-            </w:rPr>
-            <w:t xml:space="preserve">4.5. </w:t>
-          </w:r>
-          <w:r>
-            <w:rPr>
-              <w:rFonts w:hint="eastAsia"/>
-            </w:rPr>
-            <w:t>过程的监控与测量</w:t>
-          </w:r>
-          <w:r>
-            <w:tab/>
-          </w:r>
-          <w:r>
-            <w:fldChar w:fldCharType="begin"/>
-          </w:r>
-          <w:r>
-            <w:instrText xml:space="preserve"> PAGEREF _Toc32252 \h </w:instrText>
-          </w:r>
-          <w:r>
-            <w:fldChar w:fldCharType="separate"/>
-          </w:r>
-          <w:r>
-            <w:t>10</w:t>
+            <w:t>8</w:t>
           </w:r>
           <w:r>
             <w:fldChar w:fldCharType="end"/>
@@ -4640,23 +3609,9 @@
         <w:p>
           <w:pPr>
             <w:pStyle w:val="16"/>
-            <w:keepNext w:val="0"/>
-            <w:keepLines w:val="0"/>
-            <w:pageBreakBefore w:val="0"/>
-            <w:widowControl w:val="0"/>
             <w:tabs>
               <w:tab w:val="right" w:leader="dot" w:pos="8306"/>
             </w:tabs>
-            <w:kinsoku w:val="0"/>
-            <w:wordWrap/>
-            <w:overflowPunct/>
-            <w:topLinePunct w:val="0"/>
-            <w:autoSpaceDE w:val="0"/>
-            <w:autoSpaceDN w:val="0"/>
-            <w:bidi w:val="0"/>
-            <w:adjustRightInd w:val="0"/>
-            <w:snapToGrid w:val="0"/>
-            <w:textAlignment w:val="baseline"/>
           </w:pPr>
           <w:r>
             <w:rPr>
@@ -4670,7 +3625,7 @@
               <w:rFonts w:hint="eastAsia" w:ascii="宋体" w:hAnsi="宋体" w:eastAsia="宋体" w:cs="宋体"/>
               <w:szCs w:val="24"/>
             </w:rPr>
-            <w:instrText xml:space="preserve"> HYPERLINK \l _Toc22661 </w:instrText>
+            <w:instrText xml:space="preserve"> HYPERLINK \l _Toc9400 </w:instrText>
           </w:r>
           <w:r>
             <w:rPr>
@@ -4681,17 +3636,17 @@
           </w:r>
           <w:r>
             <w:rPr>
-              <w:rFonts w:hint="default" w:eastAsia="宋体"/>
+              <w:rFonts w:hint="default"/>
               <w:lang w:val="en-US" w:eastAsia="zh-CN"/>
             </w:rPr>
-            <w:t xml:space="preserve">5. </w:t>
-          </w:r>
-          <w:r>
-            <w:rPr>
-              <w:rFonts w:hint="eastAsia" w:eastAsia="宋体"/>
+            <w:t xml:space="preserve">6. </w:t>
+          </w:r>
+          <w:r>
+            <w:rPr>
+              <w:rFonts w:hint="eastAsia"/>
               <w:lang w:val="en-US" w:eastAsia="zh-CN"/>
             </w:rPr>
-            <w:t>附则</w:t>
+            <w:t>考核指标</w:t>
           </w:r>
           <w:r>
             <w:tab/>
@@ -4700,13 +3655,13 @@
             <w:fldChar w:fldCharType="begin"/>
           </w:r>
           <w:r>
-            <w:instrText xml:space="preserve"> PAGEREF _Toc22661 \h </w:instrText>
+            <w:instrText xml:space="preserve"> PAGEREF _Toc9400 \h </w:instrText>
           </w:r>
           <w:r>
             <w:fldChar w:fldCharType="separate"/>
           </w:r>
           <w:r>
-            <w:t>10</w:t>
+            <w:t>8</w:t>
           </w:r>
           <w:r>
             <w:fldChar w:fldCharType="end"/>
@@ -4722,23 +3677,9 @@
         <w:p>
           <w:pPr>
             <w:pStyle w:val="16"/>
-            <w:keepNext w:val="0"/>
-            <w:keepLines w:val="0"/>
-            <w:pageBreakBefore w:val="0"/>
-            <w:widowControl w:val="0"/>
             <w:tabs>
               <w:tab w:val="right" w:leader="dot" w:pos="8306"/>
             </w:tabs>
-            <w:kinsoku w:val="0"/>
-            <w:wordWrap/>
-            <w:overflowPunct/>
-            <w:topLinePunct w:val="0"/>
-            <w:autoSpaceDE w:val="0"/>
-            <w:autoSpaceDN w:val="0"/>
-            <w:bidi w:val="0"/>
-            <w:adjustRightInd w:val="0"/>
-            <w:snapToGrid w:val="0"/>
-            <w:textAlignment w:val="baseline"/>
           </w:pPr>
           <w:r>
             <w:rPr>
@@ -4752,7 +3693,7 @@
               <w:rFonts w:hint="eastAsia" w:ascii="宋体" w:hAnsi="宋体" w:eastAsia="宋体" w:cs="宋体"/>
               <w:szCs w:val="24"/>
             </w:rPr>
-            <w:instrText xml:space="preserve"> HYPERLINK \l _Toc6095 </w:instrText>
+            <w:instrText xml:space="preserve"> HYPERLINK \l _Toc3431 </w:instrText>
           </w:r>
           <w:r>
             <w:rPr>
@@ -4766,14 +3707,7 @@
               <w:rFonts w:hint="default"/>
               <w:lang w:val="en-US" w:eastAsia="zh-CN"/>
             </w:rPr>
-            <w:t xml:space="preserve">6. </w:t>
-          </w:r>
-          <w:r>
-            <w:rPr>
-              <w:rFonts w:hint="eastAsia"/>
-              <w:lang w:val="en-US" w:eastAsia="zh-CN"/>
-            </w:rPr>
-            <w:t>附件</w:t>
+            <w:t>7. 附则</w:t>
           </w:r>
           <w:r>
             <w:tab/>
@@ -4782,95 +3716,13 @@
             <w:fldChar w:fldCharType="begin"/>
           </w:r>
           <w:r>
-            <w:instrText xml:space="preserve"> PAGEREF _Toc6095 \h </w:instrText>
+            <w:instrText xml:space="preserve"> PAGEREF _Toc3431 \h </w:instrText>
           </w:r>
           <w:r>
             <w:fldChar w:fldCharType="separate"/>
           </w:r>
           <w:r>
-            <w:t>10</w:t>
-          </w:r>
-          <w:r>
-            <w:fldChar w:fldCharType="end"/>
-          </w:r>
-          <w:r>
-            <w:rPr>
-              <w:rFonts w:hint="eastAsia" w:ascii="宋体" w:hAnsi="宋体" w:eastAsia="宋体" w:cs="宋体"/>
-              <w:szCs w:val="24"/>
-            </w:rPr>
-            <w:fldChar w:fldCharType="end"/>
-          </w:r>
-        </w:p>
-        <w:p>
-          <w:pPr>
-            <w:pStyle w:val="16"/>
-            <w:keepNext w:val="0"/>
-            <w:keepLines w:val="0"/>
-            <w:pageBreakBefore w:val="0"/>
-            <w:widowControl w:val="0"/>
-            <w:tabs>
-              <w:tab w:val="right" w:leader="dot" w:pos="8306"/>
-            </w:tabs>
-            <w:kinsoku w:val="0"/>
-            <w:wordWrap/>
-            <w:overflowPunct/>
-            <w:topLinePunct w:val="0"/>
-            <w:autoSpaceDE w:val="0"/>
-            <w:autoSpaceDN w:val="0"/>
-            <w:bidi w:val="0"/>
-            <w:adjustRightInd w:val="0"/>
-            <w:snapToGrid w:val="0"/>
-            <w:textAlignment w:val="baseline"/>
-          </w:pPr>
-          <w:r>
-            <w:rPr>
-              <w:rFonts w:hint="eastAsia" w:ascii="宋体" w:hAnsi="宋体" w:eastAsia="宋体" w:cs="宋体"/>
-              <w:szCs w:val="24"/>
-            </w:rPr>
-            <w:fldChar w:fldCharType="begin"/>
-          </w:r>
-          <w:r>
-            <w:rPr>
-              <w:rFonts w:hint="eastAsia" w:ascii="宋体" w:hAnsi="宋体" w:eastAsia="宋体" w:cs="宋体"/>
-              <w:szCs w:val="24"/>
-            </w:rPr>
-            <w:instrText xml:space="preserve"> HYPERLINK \l _Toc28779 </w:instrText>
-          </w:r>
-          <w:r>
-            <w:rPr>
-              <w:rFonts w:hint="eastAsia" w:ascii="宋体" w:hAnsi="宋体" w:eastAsia="宋体" w:cs="宋体"/>
-              <w:szCs w:val="24"/>
-            </w:rPr>
-            <w:fldChar w:fldCharType="separate"/>
-          </w:r>
-          <w:r>
-            <w:rPr>
-              <w:rFonts w:hint="default"/>
-              <w:lang w:val="en-US" w:eastAsia="zh-CN"/>
-            </w:rPr>
-            <w:t xml:space="preserve">7. </w:t>
-          </w:r>
-          <w:r>
-            <w:rPr>
-              <w:rFonts w:hint="eastAsia"/>
-              <w:lang w:val="en-US" w:eastAsia="zh-CN"/>
-            </w:rPr>
-            <w:t>记录</w:t>
-          </w:r>
-          <w:r>
-            <w:tab/>
-          </w:r>
-          <w:r>
-            <w:fldChar w:fldCharType="begin"/>
-          </w:r>
-          <w:r>
-            <w:instrText xml:space="preserve"> PAGEREF _Toc28779 \h </w:instrText>
-          </w:r>
-          <w:r>
-            <w:fldChar w:fldCharType="separate"/>
-          </w:r>
-          <w:r>
-            <w:t>10</w:t>
+            <w:t>8</w:t>
           </w:r>
           <w:r>
             <w:fldChar w:fldCharType="end"/>
@@ -4981,6 +3833,7 @@
           <w:lang w:val="en-US" w:eastAsia="zh-CN"/>
         </w:rPr>
       </w:pPr>
+      <w:bookmarkStart w:id="2" w:name="_Toc21923"/>
       <w:r>
         <w:rPr>
           <w:rFonts w:hint="default"/>
@@ -4988,6 +3841,7 @@
         </w:rPr>
         <w:t>总则</w:t>
       </w:r>
+      <w:bookmarkEnd w:id="2"/>
     </w:p>
     <w:p>
       <w:pPr>
@@ -5011,6 +3865,7 @@
           <w:lang w:val="en-US" w:eastAsia="zh-CN"/>
         </w:rPr>
       </w:pPr>
+      <w:bookmarkStart w:id="3" w:name="_Toc20773"/>
       <w:r>
         <w:rPr>
           <w:rFonts w:hint="default"/>
@@ -5018,6 +3873,7 @@
         </w:rPr>
         <w:t>目的</w:t>
       </w:r>
+      <w:bookmarkEnd w:id="3"/>
     </w:p>
     <w:p>
       <w:pPr>
@@ -5071,6 +3927,7 @@
           <w:lang w:val="en-US" w:eastAsia="zh-CN"/>
         </w:rPr>
       </w:pPr>
+      <w:bookmarkStart w:id="4" w:name="_Toc26576"/>
       <w:r>
         <w:rPr>
           <w:rFonts w:hint="default"/>
@@ -5078,6 +3935,7 @@
         </w:rPr>
         <w:t>适用范围</w:t>
       </w:r>
+      <w:bookmarkEnd w:id="4"/>
     </w:p>
     <w:p>
       <w:pPr>
@@ -5131,6 +3989,7 @@
           <w:lang w:val="en-US" w:eastAsia="zh-CN"/>
         </w:rPr>
       </w:pPr>
+      <w:bookmarkStart w:id="5" w:name="_Toc10478"/>
       <w:r>
         <w:rPr>
           <w:rFonts w:hint="default"/>
@@ -5138,6 +3997,7 @@
         </w:rPr>
         <w:t>框架原则</w:t>
       </w:r>
+      <w:bookmarkEnd w:id="5"/>
     </w:p>
     <w:p>
       <w:pPr>
@@ -5311,6 +4171,7 @@
           <w:lang w:val="en-US" w:eastAsia="zh-CN"/>
         </w:rPr>
       </w:pPr>
+      <w:bookmarkStart w:id="6" w:name="_Toc13351"/>
       <w:r>
         <w:rPr>
           <w:rFonts w:hint="default"/>
@@ -5318,6 +4179,7 @@
         </w:rPr>
         <w:t>过程框架构成</w:t>
       </w:r>
+      <w:bookmarkEnd w:id="6"/>
     </w:p>
     <w:p>
       <w:pPr>
@@ -5341,6 +4203,7 @@
           <w:lang w:val="en-US" w:eastAsia="zh-CN"/>
         </w:rPr>
       </w:pPr>
+      <w:bookmarkStart w:id="7" w:name="_Toc19695"/>
       <w:r>
         <w:rPr>
           <w:rFonts w:hint="default"/>
@@ -5348,6 +4211,7 @@
         </w:rPr>
         <w:t>过程框架总览</w:t>
       </w:r>
+      <w:bookmarkEnd w:id="7"/>
     </w:p>
     <w:p>
       <w:pPr>
@@ -5467,6 +4331,7 @@
           <w:lang w:val="en-US" w:eastAsia="zh-CN"/>
         </w:rPr>
       </w:pPr>
+      <w:bookmarkStart w:id="8" w:name="_Toc8361"/>
       <w:r>
         <w:rPr>
           <w:rFonts w:hint="default"/>
@@ -5474,6 +4339,7 @@
         </w:rPr>
         <w:t>过程组及核心过程定义</w:t>
       </w:r>
+      <w:bookmarkEnd w:id="8"/>
     </w:p>
     <w:p>
       <w:pPr>
@@ -5527,6 +4393,7 @@
           <w:lang w:val="en-US" w:eastAsia="zh-CN"/>
         </w:rPr>
       </w:pPr>
+      <w:bookmarkStart w:id="9" w:name="_Toc8949"/>
       <w:r>
         <w:rPr>
           <w:rFonts w:hint="default"/>
@@ -5534,6 +4401,7 @@
         </w:rPr>
         <w:t>战略与治理过程组</w:t>
       </w:r>
+      <w:bookmarkEnd w:id="9"/>
     </w:p>
     <w:p>
       <w:pPr>
@@ -5677,6 +4545,7 @@
           <w:lang w:val="en-US" w:eastAsia="zh-CN"/>
         </w:rPr>
       </w:pPr>
+      <w:bookmarkStart w:id="10" w:name="_Toc23700"/>
       <w:r>
         <w:rPr>
           <w:rFonts w:hint="default"/>
@@ -5684,6 +4553,7 @@
         </w:rPr>
         <w:t>核心交付与运营过程组</w:t>
       </w:r>
+      <w:bookmarkEnd w:id="10"/>
     </w:p>
     <w:p>
       <w:pPr>
@@ -5887,6 +4757,7 @@
           <w:lang w:val="en-US" w:eastAsia="zh-CN"/>
         </w:rPr>
       </w:pPr>
+      <w:bookmarkStart w:id="11" w:name="_Toc862"/>
       <w:r>
         <w:rPr>
           <w:rFonts w:hint="default"/>
@@ -5894,6 +4765,7 @@
         </w:rPr>
         <w:t>支持保障过程组</w:t>
       </w:r>
+      <w:bookmarkEnd w:id="11"/>
     </w:p>
     <w:p>
       <w:pPr>
@@ -6097,6 +4969,7 @@
           <w:lang w:val="en-US" w:eastAsia="zh-CN"/>
         </w:rPr>
       </w:pPr>
+      <w:bookmarkStart w:id="12" w:name="_Toc5249"/>
       <w:r>
         <w:rPr>
           <w:rFonts w:hint="default"/>
@@ -6104,6 +4977,7 @@
         </w:rPr>
         <w:t>测量与改进过程组</w:t>
       </w:r>
+      <w:bookmarkEnd w:id="12"/>
     </w:p>
     <w:p>
       <w:pPr>
@@ -6187,6 +5061,7 @@
           <w:lang w:val="en-US" w:eastAsia="zh-CN"/>
         </w:rPr>
       </w:pPr>
+      <w:bookmarkStart w:id="13" w:name="_Toc3912"/>
       <w:r>
         <w:rPr>
           <w:rFonts w:hint="default"/>
@@ -6194,6 +5069,7 @@
         </w:rPr>
         <w:t>过程间关系与协同机制</w:t>
       </w:r>
+      <w:bookmarkEnd w:id="13"/>
     </w:p>
     <w:p>
       <w:pPr>
@@ -6217,6 +5093,7 @@
           <w:lang w:val="en-US" w:eastAsia="zh-CN"/>
         </w:rPr>
       </w:pPr>
+      <w:bookmarkStart w:id="14" w:name="_Toc6225"/>
       <w:r>
         <w:rPr>
           <w:rFonts w:hint="default"/>
@@ -6224,6 +5101,7 @@
         </w:rPr>
         <w:t>关键过程交互关系</w:t>
       </w:r>
+      <w:bookmarkEnd w:id="14"/>
     </w:p>
     <w:p>
       <w:pPr>
@@ -6427,6 +5305,7 @@
           <w:lang w:val="en-US" w:eastAsia="zh-CN"/>
         </w:rPr>
       </w:pPr>
+      <w:bookmarkStart w:id="15" w:name="_Toc17736"/>
       <w:r>
         <w:rPr>
           <w:rFonts w:hint="default"/>
@@ -6434,6 +5313,7 @@
         </w:rPr>
         <w:t>信息流与数据共享要求</w:t>
       </w:r>
+      <w:bookmarkEnd w:id="15"/>
     </w:p>
     <w:p>
       <w:pPr>
@@ -6487,6 +5367,7 @@
           <w:lang w:val="en-US" w:eastAsia="zh-CN"/>
         </w:rPr>
       </w:pPr>
+      <w:bookmarkStart w:id="16" w:name="_Toc2462"/>
       <w:r>
         <w:rPr>
           <w:rFonts w:hint="default"/>
@@ -6494,6 +5375,7 @@
         </w:rPr>
         <w:t>跨部门协同职责</w:t>
       </w:r>
+      <w:bookmarkEnd w:id="16"/>
     </w:p>
     <w:p>
       <w:pPr>
@@ -6667,6 +5549,7 @@
           <w:lang w:val="en-US" w:eastAsia="zh-CN"/>
         </w:rPr>
       </w:pPr>
+      <w:bookmarkStart w:id="17" w:name="_Toc12445"/>
       <w:r>
         <w:rPr>
           <w:rFonts w:hint="default"/>
@@ -6674,6 +5557,7 @@
         </w:rPr>
         <w:t>过程的治理与生命周期管理</w:t>
       </w:r>
+      <w:bookmarkEnd w:id="17"/>
     </w:p>
     <w:p>
       <w:pPr>
@@ -6684,6 +5568,7 @@
           <w:lang w:val="en-US" w:eastAsia="zh-CN"/>
         </w:rPr>
       </w:pPr>
+      <w:bookmarkStart w:id="18" w:name="_Toc7816"/>
       <w:r>
         <w:rPr>
           <w:rFonts w:hint="default"/>
@@ -6691,6 +5576,7 @@
         </w:rPr>
         <w:t>过程的建立与审批</w:t>
       </w:r>
+      <w:bookmarkEnd w:id="18"/>
     </w:p>
     <w:p>
       <w:pPr>
@@ -6731,6 +5617,7 @@
           <w:lang w:val="en-US" w:eastAsia="zh-CN"/>
         </w:rPr>
       </w:pPr>
+      <w:bookmarkStart w:id="19" w:name="_Toc12097"/>
       <w:r>
         <w:rPr>
           <w:rFonts w:hint="default"/>
@@ -6738,6 +5625,7 @@
         </w:rPr>
         <w:t>过程的变更与优化</w:t>
       </w:r>
+      <w:bookmarkEnd w:id="19"/>
     </w:p>
     <w:p>
       <w:pPr>
@@ -6778,6 +5666,7 @@
           <w:lang w:val="en-US" w:eastAsia="zh-CN"/>
         </w:rPr>
       </w:pPr>
+      <w:bookmarkStart w:id="20" w:name="_Toc9238"/>
       <w:r>
         <w:rPr>
           <w:rFonts w:hint="default"/>
@@ -6785,6 +5674,7 @@
         </w:rPr>
         <w:t>过程的废止</w:t>
       </w:r>
+      <w:bookmarkEnd w:id="20"/>
     </w:p>
     <w:p>
       <w:pPr>
@@ -6838,13 +5728,15 @@
           <w:lang w:val="en-US" w:eastAsia="zh-CN"/>
         </w:rPr>
       </w:pPr>
-      <w:r>
-        <w:rPr>
-          <w:rFonts w:hint="default"/>
-          <w:lang w:val="en-US" w:eastAsia="zh-CN"/>
-        </w:rPr>
-        <w:t>5. 过程的监督、测量与评审</w:t>
-      </w:r>
+      <w:bookmarkStart w:id="21" w:name="_Toc27978"/>
+      <w:r>
+        <w:rPr>
+          <w:rFonts w:hint="default"/>
+          <w:lang w:val="en-US" w:eastAsia="zh-CN"/>
+        </w:rPr>
+        <w:t>过程的监督、测量与评审</w:t>
+      </w:r>
+      <w:bookmarkEnd w:id="21"/>
     </w:p>
     <w:p>
       <w:pPr>
@@ -6855,6 +5747,7 @@
           <w:lang w:val="en-US" w:eastAsia="zh-CN"/>
         </w:rPr>
       </w:pPr>
+      <w:bookmarkStart w:id="22" w:name="_Toc1159"/>
       <w:r>
         <w:rPr>
           <w:rFonts w:hint="default"/>
@@ -6862,6 +5755,7 @@
         </w:rPr>
         <w:t>过程执行监督</w:t>
       </w:r>
+      <w:bookmarkEnd w:id="22"/>
     </w:p>
     <w:p>
       <w:pPr>
@@ -6902,6 +5796,7 @@
           <w:lang w:val="en-US" w:eastAsia="zh-CN"/>
         </w:rPr>
       </w:pPr>
+      <w:bookmarkStart w:id="23" w:name="_Toc26735"/>
       <w:r>
         <w:rPr>
           <w:rFonts w:hint="default"/>
@@ -6909,6 +5804,7 @@
         </w:rPr>
         <w:t>过程绩效测量</w:t>
       </w:r>
+      <w:bookmarkEnd w:id="23"/>
     </w:p>
     <w:p>
       <w:pPr>
@@ -6949,6 +5845,7 @@
           <w:lang w:val="en-US" w:eastAsia="zh-CN"/>
         </w:rPr>
       </w:pPr>
+      <w:bookmarkStart w:id="24" w:name="_Toc31049"/>
       <w:r>
         <w:rPr>
           <w:rFonts w:hint="default"/>
@@ -6956,6 +5853,7 @@
         </w:rPr>
         <w:t>管理评审与持续改进</w:t>
       </w:r>
+      <w:bookmarkEnd w:id="24"/>
     </w:p>
     <w:p>
       <w:pPr>
@@ -7009,6 +5907,7 @@
           <w:lang w:val="en-US" w:eastAsia="zh-CN"/>
         </w:rPr>
       </w:pPr>
+      <w:bookmarkStart w:id="25" w:name="_Toc9400"/>
       <w:r>
         <w:rPr>
           <w:rFonts w:hint="eastAsia"/>
@@ -7016,6 +5915,7 @@
         </w:rPr>
         <w:t>考核指标</w:t>
       </w:r>
+      <w:bookmarkEnd w:id="25"/>
     </w:p>
     <w:tbl>
       <w:tblPr>
@@ -7055,6 +5955,13 @@
             <w:insideH w:val="none" w:color="auto" w:sz="0" w:space="0"/>
             <w:insideV w:val="none" w:color="auto" w:sz="0" w:space="0"/>
           </w:tblBorders>
+          <w:shd w:val="clear" w:color="auto" w:fill="auto"/>
+          <w:tblCellMar>
+            <w:top w:w="0" w:type="dxa"/>
+            <w:left w:w="108" w:type="dxa"/>
+            <w:bottom w:w="0" w:type="dxa"/>
+            <w:right w:w="108" w:type="dxa"/>
+          </w:tblCellMar>
         </w:tblPrEx>
         <w:trPr>
           <w:trHeight w:val="493" w:hRule="atLeast"/>
@@ -7517,8 +6424,7 @@
           <w:lang w:val="en-US" w:eastAsia="zh-CN"/>
         </w:rPr>
       </w:pPr>
-      <w:bookmarkStart w:id="2" w:name="_GoBack"/>
-      <w:bookmarkEnd w:id="2"/>
+      <w:bookmarkStart w:id="26" w:name="_Toc3431"/>
       <w:r>
         <w:rPr>
           <w:rFonts w:hint="default"/>
@@ -7526,6 +6432,7 @@
         </w:rPr>
         <w:t>附则</w:t>
       </w:r>
+      <w:bookmarkEnd w:id="26"/>
     </w:p>
     <w:p>
       <w:pPr>

--- a/6-过程管理/流程制度规范类文件/JXTX-06-01-过程框架管理制度 .docx
+++ b/6-过程管理/流程制度规范类文件/JXTX-06-01-过程框架管理制度 .docx
@@ -1,10 +1,11 @@
 
 <file path=word/document.xml><?xml version="1.0" encoding="utf-8"?>
-<w:document xmlns:wpc="http://schemas.microsoft.com/office/word/2010/wordprocessingCanvas" xmlns:mc="http://schemas.openxmlformats.org/markup-compatibility/2006" xmlns:o="urn:schemas-microsoft-com:office:office" xmlns:r="http://schemas.openxmlformats.org/officeDocument/2006/relationships" xmlns:m="http://schemas.openxmlformats.org/officeDocument/2006/math" xmlns:v="urn:schemas-microsoft-com:vml" xmlns:wp14="http://schemas.microsoft.com/office/word/2010/wordprocessingDrawing" xmlns:wp="http://schemas.openxmlformats.org/drawingml/2006/wordprocessingDrawing" xmlns:w="http://schemas.openxmlformats.org/wordprocessingml/2006/main" xmlns:w14="http://schemas.microsoft.com/office/word/2010/wordml" xmlns:w10="urn:schemas-microsoft-com:office:word" xmlns:w15="http://schemas.microsoft.com/office/word/2012/wordml" xmlns:wpg="http://schemas.microsoft.com/office/word/2010/wordprocessingGroup" xmlns:wpi="http://schemas.microsoft.com/office/word/2010/wordprocessingInk" xmlns:wne="http://schemas.microsoft.com/office/word/2006/wordml" xmlns:wps="http://schemas.microsoft.com/office/word/2010/wordprocessingShape" xmlns:wpsCustomData="http://www.wps.cn/officeDocument/2013/wpsCustomData" mc:Ignorable="w14 w15 wp14">
+<w:document xmlns:wpc="http://schemas.microsoft.com/office/word/2010/wordprocessingCanvas" xmlns:mc="http://schemas.openxmlformats.org/markup-compatibility/2006" xmlns:o="urn:schemas-microsoft-com:office:office" xmlns:r="http://schemas.openxmlformats.org/officeDocument/2006/relationships" xmlns:m="http://schemas.openxmlformats.org/officeDocument/2006/math" xmlns:v="urn:schemas-microsoft-com:vml" xmlns:wp14="http://schemas.microsoft.com/office/word/2010/wordprocessingDrawing" xmlns:wp="http://schemas.openxmlformats.org/drawingml/2006/wordprocessingDrawing" xmlns:w10="urn:schemas-microsoft-com:office:word" xmlns:w="http://schemas.openxmlformats.org/wordprocessingml/2006/main" xmlns:w14="http://schemas.microsoft.com/office/word/2010/wordml" xmlns:w15="http://schemas.microsoft.com/office/word/2012/wordml" xmlns:wne="http://schemas.microsoft.com/office/word/2006/wordml" xmlns:wpg="http://schemas.microsoft.com/office/word/2010/wordprocessingGroup" xmlns:wpi="http://schemas.microsoft.com/office/word/2010/wordprocessingInk" xmlns:wps="http://schemas.microsoft.com/office/word/2010/wordprocessingShape" mc:Ignorable="w14 w15 wp14">
+  <!-- Generated by Aspose.Words for .NET 13.3.0.1 -->
   <w:body>
     <w:p>
       <w:pPr>
-        <w:pStyle w:val="24"/>
+        <w:pStyle w:val="a"/>
         <w:keepNext w:val="0"/>
         <w:keepLines w:val="0"/>
         <w:pageBreakBefore w:val="0"/>
@@ -24,7 +25,7 @@
       <w:bookmarkStart w:id="0" w:name="_Toc9011"/>
       <w:r>
         <w:drawing>
-          <wp:anchor distT="0" distB="0" distL="114300" distR="114300" simplePos="0" relativeHeight="251661312" behindDoc="1" locked="0" layoutInCell="1" allowOverlap="1">
+          <wp:anchor distT="0" distB="0" distL="114300" distR="114300" simplePos="0" relativeHeight="251660288" behindDoc="1" locked="0" layoutInCell="1" allowOverlap="1">
             <wp:simplePos x="0" y="0"/>
             <wp:positionH relativeFrom="column">
               <wp:posOffset>-19050</wp:posOffset>
@@ -49,7 +50,7 @@
                     </pic:cNvPicPr>
                   </pic:nvPicPr>
                   <pic:blipFill>
-                    <a:blip r:embed="rId7"/>
+                    <a:blip xmlns:r="http://schemas.openxmlformats.org/officeDocument/2006/relationships" r:embed="rId4"/>
                     <a:stretch>
                       <a:fillRect/>
                     </a:stretch>
@@ -75,7 +76,7 @@
       </w:r>
       <w:r>
         <w:drawing>
-          <wp:anchor distT="0" distB="0" distL="114300" distR="114300" simplePos="0" relativeHeight="251660288" behindDoc="1" locked="0" layoutInCell="1" allowOverlap="1">
+          <wp:anchor distT="0" distB="0" distL="114300" distR="114300" simplePos="0" relativeHeight="251659264" behindDoc="1" locked="0" layoutInCell="1" allowOverlap="1">
             <wp:simplePos x="0" y="0"/>
             <wp:positionH relativeFrom="column">
               <wp:posOffset>0</wp:posOffset>
@@ -100,7 +101,7 @@
                     </pic:cNvPicPr>
                   </pic:nvPicPr>
                   <pic:blipFill>
-                    <a:blip r:embed="rId8"/>
+                    <a:blip xmlns:r="http://schemas.openxmlformats.org/officeDocument/2006/relationships" r:embed="rId5"/>
                     <a:stretch>
                       <a:fillRect/>
                     </a:stretch>
@@ -130,7 +131,7 @@
           <w:lang w:val="en-US" w:eastAsia="zh-CN"/>
         </w:rPr>
         <w:drawing>
-          <wp:anchor distT="0" distB="0" distL="114300" distR="114300" simplePos="0" relativeHeight="251659264" behindDoc="1" locked="0" layoutInCell="1" allowOverlap="1">
+          <wp:anchor distT="0" distB="0" distL="114300" distR="114300" simplePos="0" relativeHeight="251658240" behindDoc="1" locked="0" layoutInCell="1" allowOverlap="1">
             <wp:simplePos x="0" y="0"/>
             <wp:positionH relativeFrom="column">
               <wp:posOffset>635</wp:posOffset>
@@ -155,7 +156,7 @@
                     </pic:cNvPicPr>
                   </pic:nvPicPr>
                   <pic:blipFill>
-                    <a:blip r:embed="rId9">
+                    <a:blip xmlns:r="http://schemas.openxmlformats.org/officeDocument/2006/relationships" r:embed="rId6">
                       <a:alphaModFix amt="58000"/>
                       <a:lum contrast="-52000"/>
                     </a:blip>
@@ -189,7 +190,7 @@
     </w:p>
     <w:p>
       <w:pPr>
-        <w:pStyle w:val="25"/>
+        <w:pStyle w:val="a0"/>
         <w:keepNext w:val="0"/>
         <w:keepLines w:val="0"/>
         <w:pageBreakBefore w:val="0"/>
@@ -236,11 +237,11 @@
         <w:adjustRightInd w:val="0"/>
         <w:snapToGrid w:val="0"/>
         <w:spacing w:after="624" w:afterLines="200" w:line="219" w:lineRule="auto"/>
-        <w:ind w:left="0" w:leftChars="0" w:right="0" w:rightChars="0" w:firstLine="0" w:firstLineChars="0"/>
+        <w:ind w:left="0" w:right="0" w:firstLine="0" w:leftChars="0" w:rightChars="0" w:firstLineChars="0"/>
         <w:jc w:val="center"/>
         <w:textAlignment w:val="baseline"/>
         <w:rPr>
-          <w:rFonts w:hint="default" w:ascii="宋体" w:hAnsi="宋体" w:eastAsia="宋体" w:cs="宋体"/>
+          <w:rFonts w:ascii="宋体" w:eastAsia="宋体" w:hAnsi="宋体" w:cs="宋体" w:hint="default"/>
           <w:sz w:val="24"/>
           <w:szCs w:val="24"/>
           <w:lang w:val="en-US" w:eastAsia="zh-CN"/>
@@ -248,7 +249,7 @@
       </w:pPr>
       <w:r>
         <w:rPr>
-          <w:rFonts w:ascii="宋体" w:hAnsi="宋体" w:eastAsia="宋体" w:cs="宋体"/>
+          <w:rFonts w:ascii="宋体" w:eastAsia="宋体" w:hAnsi="宋体" w:cs="宋体"/>
           <w:b/>
           <w:bCs/>
           <w:spacing w:val="-3"/>
@@ -259,7 +260,7 @@
       </w:r>
       <w:r>
         <w:rPr>
-          <w:rFonts w:hint="eastAsia" w:ascii="宋体" w:hAnsi="宋体" w:eastAsia="宋体" w:cs="宋体"/>
+          <w:rFonts w:ascii="宋体" w:eastAsia="宋体" w:hAnsi="宋体" w:cs="宋体" w:hint="eastAsia"/>
           <w:b/>
           <w:bCs/>
           <w:spacing w:val="-3"/>
@@ -271,7 +272,7 @@
       </w:r>
       <w:r>
         <w:rPr>
-          <w:rFonts w:ascii="宋体" w:hAnsi="宋体" w:eastAsia="宋体" w:cs="宋体"/>
+          <w:rFonts w:ascii="宋体" w:eastAsia="宋体" w:hAnsi="宋体" w:cs="宋体"/>
           <w:b/>
           <w:bCs/>
           <w:spacing w:val="-3"/>
@@ -282,7 +283,7 @@
       </w:r>
       <w:r>
         <w:rPr>
-          <w:rFonts w:hint="eastAsia" w:ascii="宋体" w:hAnsi="宋体" w:cs="宋体"/>
+          <w:rFonts w:ascii="宋体" w:hAnsi="宋体" w:cs="宋体" w:hint="eastAsia"/>
           <w:b/>
           <w:bCs/>
           <w:spacing w:val="-3"/>
@@ -294,7 +295,7 @@
       </w:r>
       <w:r>
         <w:rPr>
-          <w:rFonts w:ascii="宋体" w:hAnsi="宋体" w:eastAsia="宋体" w:cs="宋体"/>
+          <w:rFonts w:ascii="宋体" w:eastAsia="宋体" w:hAnsi="宋体" w:cs="宋体"/>
           <w:b/>
           <w:bCs/>
           <w:spacing w:val="-3"/>
@@ -306,18 +307,17 @@
     </w:p>
     <w:tbl>
       <w:tblPr>
-        <w:tblStyle w:val="21"/>
+        <w:tblStyle w:val="TableGrid"/>
         <w:tblW w:w="0" w:type="auto"/>
         <w:jc w:val="center"/>
         <w:tblBorders>
-          <w:top w:val="none" w:color="auto" w:sz="0" w:space="0"/>
-          <w:left w:val="none" w:color="auto" w:sz="0" w:space="0"/>
-          <w:bottom w:val="none" w:color="auto" w:sz="0" w:space="0"/>
-          <w:right w:val="none" w:color="auto" w:sz="0" w:space="0"/>
-          <w:insideH w:val="none" w:color="auto" w:sz="0" w:space="0"/>
-          <w:insideV w:val="none" w:color="auto" w:sz="0" w:space="0"/>
+          <w:top w:val="nil"/>
+          <w:left w:val="nil"/>
+          <w:bottom w:val="nil"/>
+          <w:right w:val="nil"/>
+          <w:insideH w:val="nil"/>
+          <w:insideV w:val="nil"/>
         </w:tblBorders>
-        <w:tblLayout w:type="autofit"/>
         <w:tblCellMar>
           <w:top w:w="0" w:type="dxa"/>
           <w:left w:w="108" w:type="dxa"/>
@@ -331,13 +331,15 @@
       </w:tblGrid>
       <w:tr>
         <w:tblPrEx>
+          <w:tblW w:w="0" w:type="auto"/>
+          <w:jc w:val="center"/>
           <w:tblBorders>
-            <w:top w:val="none" w:color="auto" w:sz="0" w:space="0"/>
-            <w:left w:val="none" w:color="auto" w:sz="0" w:space="0"/>
-            <w:bottom w:val="none" w:color="auto" w:sz="0" w:space="0"/>
-            <w:right w:val="none" w:color="auto" w:sz="0" w:space="0"/>
-            <w:insideH w:val="none" w:color="auto" w:sz="0" w:space="0"/>
-            <w:insideV w:val="none" w:color="auto" w:sz="0" w:space="0"/>
+            <w:top w:val="nil"/>
+            <w:left w:val="nil"/>
+            <w:bottom w:val="nil"/>
+            <w:right w:val="nil"/>
+            <w:insideH w:val="nil"/>
+            <w:insideV w:val="nil"/>
           </w:tblBorders>
           <w:tblCellMar>
             <w:top w:w="0" w:type="dxa"/>
@@ -347,7 +349,7 @@
           </w:tblCellMar>
         </w:tblPrEx>
         <w:trPr>
-          <w:trHeight w:val="810" w:hRule="atLeast"/>
+          <w:trHeight w:val="810"/>
           <w:jc w:val="center"/>
         </w:trPr>
         <w:tc>
@@ -386,7 +388,7 @@
             </w:r>
             <w:r>
               <w:rPr>
-                <w:rFonts w:hint="default" w:asciiTheme="minorAscii" w:hAnsiTheme="minorAscii" w:eastAsiaTheme="minorEastAsia"/>
+                <w:rFonts w:asciiTheme="minorAscii" w:eastAsiaTheme="minorEastAsia" w:hAnsiTheme="minorAscii" w:hint="default"/>
                 <w:spacing w:val="227"/>
                 <w:sz w:val="21"/>
                 <w:vertAlign w:val="baseline"/>
@@ -441,7 +443,7 @@
             </w:r>
             <w:r>
               <w:rPr>
-                <w:rFonts w:hint="eastAsia" w:asciiTheme="minorAscii" w:hAnsiTheme="minorAscii" w:eastAsiaTheme="minorEastAsia"/>
+                <w:rFonts w:asciiTheme="minorAscii" w:eastAsiaTheme="minorEastAsia" w:hAnsiTheme="minorAscii" w:hint="eastAsia"/>
                 <w:spacing w:val="227"/>
                 <w:sz w:val="21"/>
                 <w:vertAlign w:val="baseline"/>
@@ -463,14 +465,8 @@
       </w:tr>
       <w:tr>
         <w:tblPrEx>
-          <w:tblBorders>
-            <w:top w:val="none" w:color="auto" w:sz="0" w:space="0"/>
-            <w:left w:val="none" w:color="auto" w:sz="0" w:space="0"/>
-            <w:bottom w:val="none" w:color="auto" w:sz="0" w:space="0"/>
-            <w:right w:val="none" w:color="auto" w:sz="0" w:space="0"/>
-            <w:insideH w:val="none" w:color="auto" w:sz="0" w:space="0"/>
-            <w:insideV w:val="none" w:color="auto" w:sz="0" w:space="0"/>
-          </w:tblBorders>
+          <w:tblW w:w="0" w:type="auto"/>
+          <w:jc w:val="center"/>
           <w:tblCellMar>
             <w:top w:w="0" w:type="dxa"/>
             <w:left w:w="108" w:type="dxa"/>
@@ -479,7 +475,7 @@
           </w:tblCellMar>
         </w:tblPrEx>
         <w:trPr>
-          <w:trHeight w:val="810" w:hRule="atLeast"/>
+          <w:trHeight w:val="810"/>
           <w:jc w:val="center"/>
         </w:trPr>
         <w:tc>
@@ -504,7 +500,7 @@
               <w:snapToGrid w:val="0"/>
               <w:textAlignment w:val="baseline"/>
               <w:rPr>
-                <w:rFonts w:hint="default" w:ascii="Arial" w:hAnsi="Arial" w:eastAsia="Arial" w:cs="Arial"/>
+                <w:rFonts w:ascii="Arial" w:eastAsia="Arial" w:hAnsi="Arial" w:cs="Arial" w:hint="default"/>
                 <w:snapToGrid w:val="0"/>
                 <w:color w:val="000000"/>
                 <w:kern w:val="0"/>
@@ -536,7 +532,7 @@
             </w:r>
             <w:r>
               <w:rPr>
-                <w:rFonts w:hint="default" w:asciiTheme="minorAscii" w:hAnsiTheme="minorAscii" w:eastAsiaTheme="minorEastAsia"/>
+                <w:rFonts w:asciiTheme="minorAscii" w:eastAsiaTheme="minorEastAsia" w:hAnsiTheme="minorAscii" w:hint="default"/>
                 <w:spacing w:val="227"/>
                 <w:sz w:val="21"/>
                 <w:vertAlign w:val="baseline"/>
@@ -590,7 +586,7 @@
               <w:snapToGrid w:val="0"/>
               <w:textAlignment w:val="baseline"/>
               <w:rPr>
-                <w:rFonts w:hint="default" w:ascii="Arial" w:hAnsi="Arial" w:eastAsia="Arial" w:cs="Arial"/>
+                <w:rFonts w:ascii="Arial" w:eastAsia="Arial" w:hAnsi="Arial" w:cs="Arial" w:hint="default"/>
                 <w:snapToGrid w:val="0"/>
                 <w:color w:val="000000"/>
                 <w:kern w:val="0"/>
@@ -610,7 +606,7 @@
             </w:r>
             <w:r>
               <w:rPr>
-                <w:rFonts w:hint="eastAsia" w:asciiTheme="minorAscii" w:hAnsiTheme="minorAscii" w:eastAsiaTheme="minorEastAsia"/>
+                <w:rFonts w:asciiTheme="minorAscii" w:eastAsiaTheme="minorEastAsia" w:hAnsiTheme="minorAscii" w:hint="eastAsia"/>
                 <w:spacing w:val="227"/>
                 <w:sz w:val="21"/>
                 <w:vertAlign w:val="baseline"/>
@@ -632,14 +628,8 @@
       </w:tr>
       <w:tr>
         <w:tblPrEx>
-          <w:tblBorders>
-            <w:top w:val="none" w:color="auto" w:sz="0" w:space="0"/>
-            <w:left w:val="none" w:color="auto" w:sz="0" w:space="0"/>
-            <w:bottom w:val="none" w:color="auto" w:sz="0" w:space="0"/>
-            <w:right w:val="none" w:color="auto" w:sz="0" w:space="0"/>
-            <w:insideH w:val="none" w:color="auto" w:sz="0" w:space="0"/>
-            <w:insideV w:val="none" w:color="auto" w:sz="0" w:space="0"/>
-          </w:tblBorders>
+          <w:tblW w:w="0" w:type="auto"/>
+          <w:jc w:val="center"/>
           <w:tblCellMar>
             <w:top w:w="0" w:type="dxa"/>
             <w:left w:w="108" w:type="dxa"/>
@@ -648,7 +638,7 @@
           </w:tblCellMar>
         </w:tblPrEx>
         <w:trPr>
-          <w:trHeight w:val="635" w:hRule="atLeast"/>
+          <w:trHeight w:val="635"/>
           <w:jc w:val="center"/>
         </w:trPr>
         <w:tc>
@@ -699,7 +689,7 @@
             </w:r>
             <w:r>
               <w:rPr>
-                <w:rFonts w:hint="eastAsia" w:asciiTheme="minorAscii" w:hAnsiTheme="minorAscii" w:eastAsiaTheme="minorEastAsia"/>
+                <w:rFonts w:asciiTheme="minorAscii" w:eastAsiaTheme="minorEastAsia" w:hAnsiTheme="minorAscii" w:hint="eastAsia"/>
                 <w:spacing w:val="227"/>
                 <w:sz w:val="21"/>
                 <w:vertAlign w:val="baseline"/>
@@ -753,7 +743,7 @@
             </w:r>
             <w:r>
               <w:rPr>
-                <w:rFonts w:hint="eastAsia" w:asciiTheme="minorAscii" w:hAnsiTheme="minorAscii" w:eastAsiaTheme="minorEastAsia"/>
+                <w:rFonts w:asciiTheme="minorAscii" w:eastAsiaTheme="minorEastAsia" w:hAnsiTheme="minorAscii" w:hint="eastAsia"/>
                 <w:spacing w:val="227"/>
                 <w:sz w:val="21"/>
                 <w:vertAlign w:val="baseline"/>
@@ -814,14 +804,14 @@
         <w:ind w:left="3634"/>
         <w:textAlignment w:val="baseline"/>
         <w:rPr>
-          <w:rFonts w:ascii="宋体" w:hAnsi="宋体" w:eastAsia="宋体" w:cs="宋体"/>
+          <w:rFonts w:ascii="宋体" w:eastAsia="宋体" w:hAnsi="宋体" w:cs="宋体"/>
           <w:sz w:val="31"/>
           <w:szCs w:val="31"/>
         </w:rPr>
       </w:pPr>
       <w:r>
         <w:rPr>
-          <w:rFonts w:ascii="宋体" w:hAnsi="宋体" w:eastAsia="宋体" w:cs="宋体"/>
+          <w:rFonts w:ascii="宋体" w:eastAsia="宋体" w:hAnsi="宋体" w:cs="宋体"/>
           <w:b/>
           <w:bCs/>
           <w:spacing w:val="4"/>
@@ -833,16 +823,16 @@
     </w:p>
     <w:tbl>
       <w:tblPr>
-        <w:tblStyle w:val="26"/>
+        <w:tblStyle w:val="TableNormal0"/>
         <w:tblW w:w="8214" w:type="dxa"/>
         <w:jc w:val="center"/>
         <w:tblBorders>
-          <w:top w:val="single" w:color="000000" w:sz="2" w:space="0"/>
-          <w:left w:val="single" w:color="000000" w:sz="2" w:space="0"/>
-          <w:bottom w:val="single" w:color="000000" w:sz="2" w:space="0"/>
-          <w:right w:val="single" w:color="000000" w:sz="2" w:space="0"/>
-          <w:insideH w:val="single" w:color="000000" w:sz="2" w:space="0"/>
-          <w:insideV w:val="single" w:color="000000" w:sz="2" w:space="0"/>
+          <w:top w:val="single" w:sz="2" w:space="0" w:color="000000"/>
+          <w:left w:val="single" w:sz="2" w:space="0" w:color="000000"/>
+          <w:bottom w:val="single" w:sz="2" w:space="0" w:color="000000"/>
+          <w:right w:val="single" w:sz="2" w:space="0" w:color="000000"/>
+          <w:insideH w:val="single" w:sz="2" w:space="0" w:color="000000"/>
+          <w:insideV w:val="single" w:sz="2" w:space="0" w:color="000000"/>
         </w:tblBorders>
         <w:tblLayout w:type="fixed"/>
         <w:tblCellMar>
@@ -862,14 +852,17 @@
       </w:tblGrid>
       <w:tr>
         <w:tblPrEx>
+          <w:tblW w:w="8214" w:type="dxa"/>
+          <w:jc w:val="center"/>
           <w:tblBorders>
-            <w:top w:val="single" w:color="000000" w:sz="2" w:space="0"/>
-            <w:left w:val="single" w:color="000000" w:sz="2" w:space="0"/>
-            <w:bottom w:val="single" w:color="000000" w:sz="2" w:space="0"/>
-            <w:right w:val="single" w:color="000000" w:sz="2" w:space="0"/>
-            <w:insideH w:val="single" w:color="000000" w:sz="2" w:space="0"/>
-            <w:insideV w:val="single" w:color="000000" w:sz="2" w:space="0"/>
+            <w:top w:val="single" w:sz="2" w:space="0" w:color="000000"/>
+            <w:left w:val="single" w:sz="2" w:space="0" w:color="000000"/>
+            <w:bottom w:val="single" w:sz="2" w:space="0" w:color="000000"/>
+            <w:right w:val="single" w:sz="2" w:space="0" w:color="000000"/>
+            <w:insideH w:val="single" w:sz="2" w:space="0" w:color="000000"/>
+            <w:insideV w:val="single" w:sz="2" w:space="0" w:color="000000"/>
           </w:tblBorders>
+          <w:tblLayout w:type="fixed"/>
           <w:tblCellMar>
             <w:top w:w="0" w:type="dxa"/>
             <w:left w:w="0" w:type="dxa"/>
@@ -878,7 +871,7 @@
           </w:tblCellMar>
         </w:tblPrEx>
         <w:trPr>
-          <w:trHeight w:val="593" w:hRule="atLeast"/>
+          <w:trHeight w:val="593"/>
           <w:jc w:val="center"/>
         </w:trPr>
         <w:tc>
@@ -900,18 +893,18 @@
               <w:adjustRightInd w:val="0"/>
               <w:snapToGrid w:val="0"/>
               <w:spacing w:before="176" w:line="228" w:lineRule="auto"/>
-              <w:ind w:left="0" w:leftChars="0" w:right="0" w:rightChars="0" w:firstLine="0" w:firstLineChars="0"/>
+              <w:ind w:left="0" w:right="0" w:firstLine="0" w:leftChars="0" w:rightChars="0" w:firstLineChars="0"/>
               <w:jc w:val="center"/>
               <w:textAlignment w:val="baseline"/>
               <w:rPr>
-                <w:rFonts w:ascii="宋体" w:hAnsi="宋体" w:eastAsia="宋体" w:cs="宋体"/>
+                <w:rFonts w:ascii="宋体" w:eastAsia="宋体" w:hAnsi="宋体" w:cs="宋体"/>
                 <w:sz w:val="20"/>
                 <w:szCs w:val="20"/>
               </w:rPr>
             </w:pPr>
             <w:r>
               <w:rPr>
-                <w:rFonts w:hint="eastAsia" w:ascii="宋体" w:hAnsi="宋体" w:cs="宋体"/>
+                <w:rFonts w:ascii="宋体" w:hAnsi="宋体" w:cs="宋体" w:hint="eastAsia"/>
                 <w:spacing w:val="-14"/>
                 <w:sz w:val="20"/>
                 <w:szCs w:val="20"/>
@@ -921,7 +914,7 @@
             </w:r>
             <w:r>
               <w:rPr>
-                <w:rFonts w:ascii="宋体" w:hAnsi="宋体" w:eastAsia="宋体" w:cs="宋体"/>
+                <w:rFonts w:ascii="宋体" w:eastAsia="宋体" w:hAnsi="宋体" w:cs="宋体"/>
                 <w:spacing w:val="-14"/>
                 <w:sz w:val="20"/>
                 <w:szCs w:val="20"/>
@@ -949,18 +942,18 @@
               <w:adjustRightInd w:val="0"/>
               <w:snapToGrid w:val="0"/>
               <w:spacing w:before="175" w:line="227" w:lineRule="auto"/>
-              <w:ind w:left="0" w:leftChars="0" w:right="0" w:rightChars="0" w:firstLine="0" w:firstLineChars="0"/>
+              <w:ind w:left="0" w:right="0" w:firstLine="0" w:leftChars="0" w:rightChars="0" w:firstLineChars="0"/>
               <w:jc w:val="center"/>
               <w:textAlignment w:val="baseline"/>
               <w:rPr>
-                <w:rFonts w:ascii="宋体" w:hAnsi="宋体" w:eastAsia="宋体" w:cs="宋体"/>
+                <w:rFonts w:ascii="宋体" w:eastAsia="宋体" w:hAnsi="宋体" w:cs="宋体"/>
                 <w:sz w:val="20"/>
                 <w:szCs w:val="20"/>
               </w:rPr>
             </w:pPr>
             <w:r>
               <w:rPr>
-                <w:rFonts w:ascii="宋体" w:hAnsi="宋体" w:eastAsia="宋体" w:cs="宋体"/>
+                <w:rFonts w:ascii="宋体" w:eastAsia="宋体" w:hAnsi="宋体" w:cs="宋体"/>
                 <w:spacing w:val="4"/>
                 <w:sz w:val="20"/>
                 <w:szCs w:val="20"/>
@@ -988,18 +981,18 @@
               <w:adjustRightInd w:val="0"/>
               <w:snapToGrid w:val="0"/>
               <w:spacing w:before="175" w:line="228" w:lineRule="auto"/>
-              <w:ind w:left="0" w:leftChars="0" w:right="0" w:rightChars="0" w:firstLine="0" w:firstLineChars="0"/>
+              <w:ind w:left="0" w:right="0" w:firstLine="0" w:leftChars="0" w:rightChars="0" w:firstLineChars="0"/>
               <w:jc w:val="center"/>
               <w:textAlignment w:val="baseline"/>
               <w:rPr>
-                <w:rFonts w:ascii="宋体" w:hAnsi="宋体" w:eastAsia="宋体" w:cs="宋体"/>
+                <w:rFonts w:ascii="宋体" w:eastAsia="宋体" w:hAnsi="宋体" w:cs="宋体"/>
                 <w:sz w:val="20"/>
                 <w:szCs w:val="20"/>
               </w:rPr>
             </w:pPr>
             <w:r>
               <w:rPr>
-                <w:rFonts w:ascii="宋体" w:hAnsi="宋体" w:eastAsia="宋体" w:cs="宋体"/>
+                <w:rFonts w:ascii="宋体" w:eastAsia="宋体" w:hAnsi="宋体" w:cs="宋体"/>
                 <w:spacing w:val="7"/>
                 <w:sz w:val="20"/>
                 <w:szCs w:val="20"/>
@@ -1027,11 +1020,11 @@
               <w:adjustRightInd w:val="0"/>
               <w:snapToGrid w:val="0"/>
               <w:spacing w:before="175" w:line="228" w:lineRule="auto"/>
-              <w:ind w:left="0" w:leftChars="0" w:right="0" w:rightChars="0" w:firstLine="0" w:firstLineChars="0"/>
+              <w:ind w:left="0" w:right="0" w:firstLine="0" w:leftChars="0" w:rightChars="0" w:firstLineChars="0"/>
               <w:jc w:val="center"/>
               <w:textAlignment w:val="baseline"/>
               <w:rPr>
-                <w:rFonts w:hint="eastAsia" w:ascii="宋体" w:hAnsi="宋体" w:eastAsia="宋体" w:cs="宋体"/>
+                <w:rFonts w:ascii="宋体" w:eastAsia="宋体" w:hAnsi="宋体" w:cs="宋体" w:hint="eastAsia"/>
                 <w:spacing w:val="7"/>
                 <w:sz w:val="20"/>
                 <w:szCs w:val="20"/>
@@ -1040,7 +1033,7 @@
             </w:pPr>
             <w:r>
               <w:rPr>
-                <w:rFonts w:hint="eastAsia" w:ascii="宋体" w:hAnsi="宋体" w:cs="宋体"/>
+                <w:rFonts w:ascii="宋体" w:hAnsi="宋体" w:cs="宋体" w:hint="eastAsia"/>
                 <w:spacing w:val="7"/>
                 <w:sz w:val="20"/>
                 <w:szCs w:val="20"/>
@@ -1069,11 +1062,11 @@
               <w:adjustRightInd w:val="0"/>
               <w:snapToGrid w:val="0"/>
               <w:spacing w:before="175" w:line="228" w:lineRule="auto"/>
-              <w:ind w:left="0" w:leftChars="0" w:right="0" w:rightChars="0" w:firstLine="0" w:firstLineChars="0"/>
+              <w:ind w:left="0" w:right="0" w:firstLine="0" w:leftChars="0" w:rightChars="0" w:firstLineChars="0"/>
               <w:jc w:val="center"/>
               <w:textAlignment w:val="baseline"/>
               <w:rPr>
-                <w:rFonts w:hint="default" w:ascii="宋体" w:hAnsi="宋体" w:cs="宋体"/>
+                <w:rFonts w:ascii="宋体" w:hAnsi="宋体" w:cs="宋体" w:hint="default"/>
                 <w:spacing w:val="7"/>
                 <w:sz w:val="20"/>
                 <w:szCs w:val="20"/>
@@ -1082,7 +1075,7 @@
             </w:pPr>
             <w:r>
               <w:rPr>
-                <w:rFonts w:hint="eastAsia" w:ascii="宋体" w:hAnsi="宋体" w:cs="宋体"/>
+                <w:rFonts w:ascii="宋体" w:hAnsi="宋体" w:cs="宋体" w:hint="eastAsia"/>
                 <w:spacing w:val="7"/>
                 <w:sz w:val="20"/>
                 <w:szCs w:val="20"/>
@@ -1111,18 +1104,18 @@
               <w:adjustRightInd w:val="0"/>
               <w:snapToGrid w:val="0"/>
               <w:spacing w:before="176" w:line="229" w:lineRule="auto"/>
-              <w:ind w:left="0" w:leftChars="0" w:right="0" w:rightChars="0" w:firstLine="0" w:firstLineChars="0"/>
+              <w:ind w:left="0" w:right="0" w:firstLine="0" w:leftChars="0" w:rightChars="0" w:firstLineChars="0"/>
               <w:jc w:val="center"/>
               <w:textAlignment w:val="baseline"/>
               <w:rPr>
-                <w:rFonts w:ascii="宋体" w:hAnsi="宋体" w:eastAsia="宋体" w:cs="宋体"/>
+                <w:rFonts w:ascii="宋体" w:eastAsia="宋体" w:hAnsi="宋体" w:cs="宋体"/>
                 <w:sz w:val="20"/>
                 <w:szCs w:val="20"/>
               </w:rPr>
             </w:pPr>
             <w:r>
               <w:rPr>
-                <w:rFonts w:ascii="宋体" w:hAnsi="宋体" w:eastAsia="宋体" w:cs="宋体"/>
+                <w:rFonts w:ascii="宋体" w:eastAsia="宋体" w:hAnsi="宋体" w:cs="宋体"/>
                 <w:spacing w:val="7"/>
                 <w:sz w:val="20"/>
                 <w:szCs w:val="20"/>
@@ -1134,14 +1127,9 @@
       </w:tr>
       <w:tr>
         <w:tblPrEx>
-          <w:tblBorders>
-            <w:top w:val="single" w:color="000000" w:sz="2" w:space="0"/>
-            <w:left w:val="single" w:color="000000" w:sz="2" w:space="0"/>
-            <w:bottom w:val="single" w:color="000000" w:sz="2" w:space="0"/>
-            <w:right w:val="single" w:color="000000" w:sz="2" w:space="0"/>
-            <w:insideH w:val="single" w:color="000000" w:sz="2" w:space="0"/>
-            <w:insideV w:val="single" w:color="000000" w:sz="2" w:space="0"/>
-          </w:tblBorders>
+          <w:tblW w:w="8214" w:type="dxa"/>
+          <w:jc w:val="center"/>
+          <w:tblLayout w:type="fixed"/>
           <w:tblCellMar>
             <w:top w:w="0" w:type="dxa"/>
             <w:left w:w="0" w:type="dxa"/>
@@ -1150,7 +1138,7 @@
           </w:tblCellMar>
         </w:tblPrEx>
         <w:trPr>
-          <w:trHeight w:val="516" w:hRule="atLeast"/>
+          <w:trHeight w:val="516"/>
           <w:jc w:val="center"/>
         </w:trPr>
         <w:tc>
@@ -1172,11 +1160,11 @@
               <w:adjustRightInd w:val="0"/>
               <w:snapToGrid w:val="0"/>
               <w:spacing w:before="173" w:line="267" w:lineRule="exact"/>
-              <w:ind w:left="0" w:leftChars="0" w:right="0" w:rightChars="0" w:firstLine="0" w:firstLineChars="0"/>
+              <w:ind w:left="0" w:right="0" w:firstLine="0" w:leftChars="0" w:rightChars="0" w:firstLineChars="0"/>
               <w:jc w:val="center"/>
               <w:textAlignment w:val="baseline"/>
               <w:rPr>
-                <w:rFonts w:hint="default" w:ascii="宋体" w:hAnsi="宋体" w:eastAsia="宋体" w:cs="宋体"/>
+                <w:rFonts w:ascii="宋体" w:eastAsia="宋体" w:hAnsi="宋体" w:cs="宋体" w:hint="default"/>
                 <w:sz w:val="20"/>
                 <w:szCs w:val="20"/>
                 <w:lang w:val="en-US"/>
@@ -1184,7 +1172,7 @@
             </w:pPr>
             <w:r>
               <w:rPr>
-                <w:rFonts w:ascii="宋体" w:hAnsi="宋体" w:eastAsia="宋体" w:cs="宋体"/>
+                <w:rFonts w:ascii="宋体" w:eastAsia="宋体" w:hAnsi="宋体" w:cs="宋体"/>
                 <w:spacing w:val="3"/>
                 <w:position w:val="1"/>
                 <w:sz w:val="20"/>
@@ -1194,7 +1182,7 @@
             </w:r>
             <w:r>
               <w:rPr>
-                <w:rFonts w:hint="eastAsia" w:ascii="宋体" w:hAnsi="宋体" w:cs="宋体"/>
+                <w:rFonts w:ascii="宋体" w:hAnsi="宋体" w:cs="宋体" w:hint="eastAsia"/>
                 <w:spacing w:val="3"/>
                 <w:position w:val="1"/>
                 <w:sz w:val="20"/>
@@ -1205,7 +1193,7 @@
             </w:r>
             <w:r>
               <w:rPr>
-                <w:rFonts w:ascii="宋体" w:hAnsi="宋体" w:eastAsia="宋体" w:cs="宋体"/>
+                <w:rFonts w:ascii="宋体" w:eastAsia="宋体" w:hAnsi="宋体" w:cs="宋体"/>
                 <w:spacing w:val="3"/>
                 <w:position w:val="1"/>
                 <w:sz w:val="20"/>
@@ -1215,7 +1203,7 @@
             </w:r>
             <w:r>
               <w:rPr>
-                <w:rFonts w:hint="eastAsia" w:ascii="宋体" w:hAnsi="宋体" w:cs="宋体"/>
+                <w:rFonts w:ascii="宋体" w:hAnsi="宋体" w:cs="宋体" w:hint="eastAsia"/>
                 <w:spacing w:val="3"/>
                 <w:position w:val="1"/>
                 <w:sz w:val="20"/>
@@ -1245,18 +1233,18 @@
               <w:adjustRightInd w:val="0"/>
               <w:snapToGrid w:val="0"/>
               <w:spacing w:before="173" w:line="267" w:lineRule="exact"/>
-              <w:ind w:left="0" w:leftChars="0" w:right="0" w:rightChars="0" w:firstLine="0" w:firstLineChars="0"/>
+              <w:ind w:left="0" w:right="0" w:firstLine="0" w:leftChars="0" w:rightChars="0" w:firstLineChars="0"/>
               <w:jc w:val="center"/>
               <w:textAlignment w:val="baseline"/>
               <w:rPr>
-                <w:rFonts w:ascii="宋体" w:hAnsi="宋体" w:eastAsia="宋体" w:cs="宋体"/>
+                <w:rFonts w:ascii="宋体" w:eastAsia="宋体" w:hAnsi="宋体" w:cs="宋体"/>
                 <w:sz w:val="20"/>
                 <w:szCs w:val="20"/>
               </w:rPr>
             </w:pPr>
             <w:r>
               <w:rPr>
-                <w:rFonts w:ascii="宋体" w:hAnsi="宋体" w:eastAsia="宋体" w:cs="宋体"/>
+                <w:rFonts w:ascii="宋体" w:eastAsia="宋体" w:hAnsi="宋体" w:cs="宋体"/>
                 <w:spacing w:val="4"/>
                 <w:position w:val="1"/>
                 <w:sz w:val="20"/>
@@ -1285,18 +1273,18 @@
               <w:adjustRightInd w:val="0"/>
               <w:snapToGrid w:val="0"/>
               <w:spacing w:before="172" w:line="228" w:lineRule="auto"/>
-              <w:ind w:left="0" w:leftChars="0" w:right="0" w:rightChars="0" w:firstLine="0" w:firstLineChars="0"/>
+              <w:ind w:left="0" w:right="0" w:firstLine="0" w:leftChars="0" w:rightChars="0" w:firstLineChars="0"/>
               <w:jc w:val="center"/>
               <w:textAlignment w:val="baseline"/>
               <w:rPr>
-                <w:rFonts w:ascii="宋体" w:hAnsi="宋体" w:eastAsia="宋体" w:cs="宋体"/>
+                <w:rFonts w:ascii="宋体" w:eastAsia="宋体" w:hAnsi="宋体" w:cs="宋体"/>
                 <w:sz w:val="20"/>
                 <w:szCs w:val="20"/>
               </w:rPr>
             </w:pPr>
             <w:r>
               <w:rPr>
-                <w:rFonts w:ascii="宋体" w:hAnsi="宋体" w:eastAsia="宋体" w:cs="宋体"/>
+                <w:rFonts w:ascii="宋体" w:eastAsia="宋体" w:hAnsi="宋体" w:cs="宋体"/>
                 <w:spacing w:val="200"/>
                 <w:kern w:val="0"/>
                 <w:sz w:val="20"/>
@@ -1306,7 +1294,7 @@
             </w:r>
             <w:r>
               <w:rPr>
-                <w:rFonts w:ascii="宋体" w:hAnsi="宋体" w:eastAsia="宋体" w:cs="宋体"/>
+                <w:rFonts w:ascii="宋体" w:eastAsia="宋体" w:hAnsi="宋体" w:cs="宋体"/>
                 <w:spacing w:val="0"/>
                 <w:kern w:val="0"/>
                 <w:sz w:val="20"/>
@@ -1335,11 +1323,11 @@
               <w:adjustRightInd w:val="0"/>
               <w:snapToGrid w:val="0"/>
               <w:spacing w:before="173" w:line="229" w:lineRule="auto"/>
-              <w:ind w:left="0" w:leftChars="0" w:right="0" w:rightChars="0" w:firstLine="0" w:firstLineChars="0"/>
+              <w:ind w:left="0" w:right="0" w:firstLine="0" w:leftChars="0" w:rightChars="0" w:firstLineChars="0"/>
               <w:jc w:val="center"/>
               <w:textAlignment w:val="baseline"/>
               <w:rPr>
-                <w:rFonts w:ascii="宋体" w:hAnsi="宋体" w:eastAsia="宋体" w:cs="宋体"/>
+                <w:rFonts w:ascii="宋体" w:eastAsia="宋体" w:hAnsi="宋体" w:cs="宋体"/>
                 <w:spacing w:val="200"/>
                 <w:kern w:val="0"/>
                 <w:sz w:val="20"/>
@@ -1348,7 +1336,7 @@
             </w:pPr>
             <w:r>
               <w:rPr>
-                <w:rFonts w:hint="eastAsia" w:asciiTheme="minorAscii" w:hAnsiTheme="minorAscii" w:eastAsiaTheme="minorEastAsia"/>
+                <w:rFonts w:asciiTheme="minorAscii" w:eastAsiaTheme="minorEastAsia" w:hAnsiTheme="minorAscii" w:hint="eastAsia"/>
                 <w:spacing w:val="0"/>
                 <w:kern w:val="0"/>
                 <w:sz w:val="21"/>
@@ -1378,11 +1366,11 @@
               <w:adjustRightInd w:val="0"/>
               <w:snapToGrid w:val="0"/>
               <w:spacing w:before="172" w:line="228" w:lineRule="auto"/>
-              <w:ind w:left="0" w:leftChars="0" w:right="0" w:rightChars="0" w:firstLine="0" w:firstLineChars="0"/>
+              <w:ind w:left="0" w:right="0" w:firstLine="0" w:leftChars="0" w:rightChars="0" w:firstLineChars="0"/>
               <w:jc w:val="center"/>
               <w:textAlignment w:val="baseline"/>
               <w:rPr>
-                <w:rFonts w:ascii="宋体" w:hAnsi="宋体" w:eastAsia="宋体" w:cs="宋体"/>
+                <w:rFonts w:ascii="宋体" w:eastAsia="宋体" w:hAnsi="宋体" w:cs="宋体"/>
                 <w:spacing w:val="200"/>
                 <w:kern w:val="0"/>
                 <w:sz w:val="20"/>
@@ -1391,7 +1379,7 @@
             </w:pPr>
             <w:r>
               <w:rPr>
-                <w:rFonts w:hint="eastAsia" w:ascii="宋体" w:hAnsi="宋体" w:eastAsia="宋体" w:cs="宋体"/>
+                <w:rFonts w:ascii="宋体" w:eastAsia="宋体" w:hAnsi="宋体" w:cs="宋体" w:hint="eastAsia"/>
                 <w:spacing w:val="200"/>
                 <w:kern w:val="0"/>
                 <w:sz w:val="20"/>
@@ -1401,7 +1389,7 @@
             </w:r>
             <w:r>
               <w:rPr>
-                <w:rFonts w:hint="eastAsia" w:asciiTheme="minorAscii" w:hAnsiTheme="minorAscii" w:eastAsiaTheme="minorEastAsia"/>
+                <w:rFonts w:asciiTheme="minorAscii" w:eastAsiaTheme="minorEastAsia" w:hAnsiTheme="minorAscii" w:hint="eastAsia"/>
                 <w:spacing w:val="0"/>
                 <w:kern w:val="0"/>
                 <w:sz w:val="21"/>
@@ -1431,18 +1419,18 @@
               <w:adjustRightInd w:val="0"/>
               <w:snapToGrid w:val="0"/>
               <w:spacing w:before="173" w:line="229" w:lineRule="auto"/>
-              <w:ind w:left="0" w:leftChars="0" w:right="0" w:rightChars="0" w:firstLine="0" w:firstLineChars="0"/>
+              <w:ind w:left="0" w:right="0" w:firstLine="0" w:leftChars="0" w:rightChars="0" w:firstLineChars="0"/>
               <w:jc w:val="center"/>
               <w:textAlignment w:val="baseline"/>
               <w:rPr>
-                <w:rFonts w:ascii="宋体" w:hAnsi="宋体" w:eastAsia="宋体" w:cs="宋体"/>
+                <w:rFonts w:ascii="宋体" w:eastAsia="宋体" w:hAnsi="宋体" w:cs="宋体"/>
                 <w:sz w:val="20"/>
                 <w:szCs w:val="20"/>
               </w:rPr>
             </w:pPr>
             <w:r>
               <w:rPr>
-                <w:rFonts w:hint="eastAsia" w:asciiTheme="minorAscii" w:hAnsiTheme="minorAscii" w:eastAsiaTheme="minorEastAsia"/>
+                <w:rFonts w:asciiTheme="minorAscii" w:eastAsiaTheme="minorEastAsia" w:hAnsiTheme="minorAscii" w:hint="eastAsia"/>
                 <w:spacing w:val="0"/>
                 <w:kern w:val="0"/>
                 <w:sz w:val="21"/>
@@ -1456,14 +1444,9 @@
       </w:tr>
       <w:tr>
         <w:tblPrEx>
-          <w:tblBorders>
-            <w:top w:val="single" w:color="000000" w:sz="2" w:space="0"/>
-            <w:left w:val="single" w:color="000000" w:sz="2" w:space="0"/>
-            <w:bottom w:val="single" w:color="000000" w:sz="2" w:space="0"/>
-            <w:right w:val="single" w:color="000000" w:sz="2" w:space="0"/>
-            <w:insideH w:val="single" w:color="000000" w:sz="2" w:space="0"/>
-            <w:insideV w:val="single" w:color="000000" w:sz="2" w:space="0"/>
-          </w:tblBorders>
+          <w:tblW w:w="8214" w:type="dxa"/>
+          <w:jc w:val="center"/>
+          <w:tblLayout w:type="fixed"/>
           <w:tblCellMar>
             <w:top w:w="0" w:type="dxa"/>
             <w:left w:w="0" w:type="dxa"/>
@@ -1472,7 +1455,7 @@
           </w:tblCellMar>
         </w:tblPrEx>
         <w:trPr>
-          <w:trHeight w:val="556" w:hRule="atLeast"/>
+          <w:trHeight w:val="556"/>
           <w:jc w:val="center"/>
         </w:trPr>
         <w:tc>
@@ -1481,7 +1464,7 @@
           </w:tcPr>
           <w:p>
             <w:pPr>
-              <w:pStyle w:val="27"/>
+              <w:pStyle w:val="TableText"/>
               <w:keepNext w:val="0"/>
               <w:keepLines w:val="0"/>
               <w:pageBreakBefore w:val="0"/>
@@ -1494,7 +1477,7 @@
               <w:bidi w:val="0"/>
               <w:adjustRightInd w:val="0"/>
               <w:snapToGrid w:val="0"/>
-              <w:ind w:left="0" w:leftChars="0" w:right="0" w:rightChars="0" w:firstLine="0" w:firstLineChars="0"/>
+              <w:ind w:left="0" w:right="0" w:firstLine="0" w:leftChars="0" w:rightChars="0" w:firstLineChars="0"/>
               <w:jc w:val="center"/>
               <w:textAlignment w:val="baseline"/>
             </w:pPr>
@@ -1506,7 +1489,7 @@
           </w:tcPr>
           <w:p>
             <w:pPr>
-              <w:pStyle w:val="27"/>
+              <w:pStyle w:val="TableText"/>
               <w:keepNext w:val="0"/>
               <w:keepLines w:val="0"/>
               <w:pageBreakBefore w:val="0"/>
@@ -1519,7 +1502,7 @@
               <w:bidi w:val="0"/>
               <w:adjustRightInd w:val="0"/>
               <w:snapToGrid w:val="0"/>
-              <w:ind w:left="0" w:leftChars="0" w:right="0" w:rightChars="0" w:firstLine="0" w:firstLineChars="0"/>
+              <w:ind w:left="0" w:right="0" w:firstLine="0" w:leftChars="0" w:rightChars="0" w:firstLineChars="0"/>
               <w:jc w:val="center"/>
               <w:textAlignment w:val="baseline"/>
             </w:pPr>
@@ -1531,7 +1514,7 @@
           </w:tcPr>
           <w:p>
             <w:pPr>
-              <w:pStyle w:val="27"/>
+              <w:pStyle w:val="TableText"/>
               <w:keepNext w:val="0"/>
               <w:keepLines w:val="0"/>
               <w:pageBreakBefore w:val="0"/>
@@ -1544,7 +1527,7 @@
               <w:bidi w:val="0"/>
               <w:adjustRightInd w:val="0"/>
               <w:snapToGrid w:val="0"/>
-              <w:ind w:left="0" w:leftChars="0" w:right="0" w:rightChars="0" w:firstLine="0" w:firstLineChars="0"/>
+              <w:ind w:left="0" w:right="0" w:firstLine="0" w:leftChars="0" w:rightChars="0" w:firstLineChars="0"/>
               <w:jc w:val="center"/>
               <w:textAlignment w:val="baseline"/>
             </w:pPr>
@@ -1556,7 +1539,7 @@
           </w:tcPr>
           <w:p>
             <w:pPr>
-              <w:pStyle w:val="27"/>
+              <w:pStyle w:val="TableText"/>
               <w:keepNext w:val="0"/>
               <w:keepLines w:val="0"/>
               <w:pageBreakBefore w:val="0"/>
@@ -1569,7 +1552,7 @@
               <w:bidi w:val="0"/>
               <w:adjustRightInd w:val="0"/>
               <w:snapToGrid w:val="0"/>
-              <w:ind w:left="0" w:leftChars="0" w:right="0" w:rightChars="0" w:firstLine="0" w:firstLineChars="0"/>
+              <w:ind w:left="0" w:right="0" w:firstLine="0" w:leftChars="0" w:rightChars="0" w:firstLineChars="0"/>
               <w:jc w:val="center"/>
               <w:textAlignment w:val="baseline"/>
             </w:pPr>
@@ -1581,7 +1564,7 @@
           </w:tcPr>
           <w:p>
             <w:pPr>
-              <w:pStyle w:val="27"/>
+              <w:pStyle w:val="TableText"/>
               <w:keepNext w:val="0"/>
               <w:keepLines w:val="0"/>
               <w:pageBreakBefore w:val="0"/>
@@ -1594,7 +1577,7 @@
               <w:bidi w:val="0"/>
               <w:adjustRightInd w:val="0"/>
               <w:snapToGrid w:val="0"/>
-              <w:ind w:left="0" w:leftChars="0" w:right="0" w:rightChars="0" w:firstLine="0" w:firstLineChars="0"/>
+              <w:ind w:left="0" w:right="0" w:firstLine="0" w:leftChars="0" w:rightChars="0" w:firstLineChars="0"/>
               <w:jc w:val="center"/>
               <w:textAlignment w:val="baseline"/>
             </w:pPr>
@@ -1606,7 +1589,7 @@
           </w:tcPr>
           <w:p>
             <w:pPr>
-              <w:pStyle w:val="27"/>
+              <w:pStyle w:val="TableText"/>
               <w:keepNext w:val="0"/>
               <w:keepLines w:val="0"/>
               <w:pageBreakBefore w:val="0"/>
@@ -1619,7 +1602,7 @@
               <w:bidi w:val="0"/>
               <w:adjustRightInd w:val="0"/>
               <w:snapToGrid w:val="0"/>
-              <w:ind w:left="0" w:leftChars="0" w:right="0" w:rightChars="0" w:firstLine="0" w:firstLineChars="0"/>
+              <w:ind w:left="0" w:right="0" w:firstLine="0" w:leftChars="0" w:rightChars="0" w:firstLineChars="0"/>
               <w:jc w:val="center"/>
               <w:textAlignment w:val="baseline"/>
             </w:pPr>
@@ -1628,14 +1611,9 @@
       </w:tr>
       <w:tr>
         <w:tblPrEx>
-          <w:tblBorders>
-            <w:top w:val="single" w:color="000000" w:sz="2" w:space="0"/>
-            <w:left w:val="single" w:color="000000" w:sz="2" w:space="0"/>
-            <w:bottom w:val="single" w:color="000000" w:sz="2" w:space="0"/>
-            <w:right w:val="single" w:color="000000" w:sz="2" w:space="0"/>
-            <w:insideH w:val="single" w:color="000000" w:sz="2" w:space="0"/>
-            <w:insideV w:val="single" w:color="000000" w:sz="2" w:space="0"/>
-          </w:tblBorders>
+          <w:tblW w:w="8214" w:type="dxa"/>
+          <w:jc w:val="center"/>
+          <w:tblLayout w:type="fixed"/>
           <w:tblCellMar>
             <w:top w:w="0" w:type="dxa"/>
             <w:left w:w="0" w:type="dxa"/>
@@ -1644,7 +1622,7 @@
           </w:tblCellMar>
         </w:tblPrEx>
         <w:trPr>
-          <w:trHeight w:val="556" w:hRule="atLeast"/>
+          <w:trHeight w:val="556"/>
           <w:jc w:val="center"/>
         </w:trPr>
         <w:tc>
@@ -1653,7 +1631,7 @@
           </w:tcPr>
           <w:p>
             <w:pPr>
-              <w:pStyle w:val="27"/>
+              <w:pStyle w:val="TableText"/>
               <w:keepNext w:val="0"/>
               <w:keepLines w:val="0"/>
               <w:pageBreakBefore w:val="0"/>
@@ -1666,7 +1644,7 @@
               <w:bidi w:val="0"/>
               <w:adjustRightInd w:val="0"/>
               <w:snapToGrid w:val="0"/>
-              <w:ind w:left="0" w:leftChars="0" w:right="0" w:rightChars="0" w:firstLine="0" w:firstLineChars="0"/>
+              <w:ind w:left="0" w:right="0" w:firstLine="0" w:leftChars="0" w:rightChars="0" w:firstLineChars="0"/>
               <w:jc w:val="center"/>
               <w:textAlignment w:val="baseline"/>
             </w:pPr>
@@ -1678,7 +1656,7 @@
           </w:tcPr>
           <w:p>
             <w:pPr>
-              <w:pStyle w:val="27"/>
+              <w:pStyle w:val="TableText"/>
               <w:keepNext w:val="0"/>
               <w:keepLines w:val="0"/>
               <w:pageBreakBefore w:val="0"/>
@@ -1691,7 +1669,7 @@
               <w:bidi w:val="0"/>
               <w:adjustRightInd w:val="0"/>
               <w:snapToGrid w:val="0"/>
-              <w:ind w:left="0" w:leftChars="0" w:right="0" w:rightChars="0" w:firstLine="0" w:firstLineChars="0"/>
+              <w:ind w:left="0" w:right="0" w:firstLine="0" w:leftChars="0" w:rightChars="0" w:firstLineChars="0"/>
               <w:jc w:val="center"/>
               <w:textAlignment w:val="baseline"/>
             </w:pPr>
@@ -1703,7 +1681,7 @@
           </w:tcPr>
           <w:p>
             <w:pPr>
-              <w:pStyle w:val="27"/>
+              <w:pStyle w:val="TableText"/>
               <w:keepNext w:val="0"/>
               <w:keepLines w:val="0"/>
               <w:pageBreakBefore w:val="0"/>
@@ -1716,7 +1694,7 @@
               <w:bidi w:val="0"/>
               <w:adjustRightInd w:val="0"/>
               <w:snapToGrid w:val="0"/>
-              <w:ind w:left="0" w:leftChars="0" w:right="0" w:rightChars="0" w:firstLine="0" w:firstLineChars="0"/>
+              <w:ind w:left="0" w:right="0" w:firstLine="0" w:leftChars="0" w:rightChars="0" w:firstLineChars="0"/>
               <w:jc w:val="center"/>
               <w:textAlignment w:val="baseline"/>
             </w:pPr>
@@ -1728,7 +1706,7 @@
           </w:tcPr>
           <w:p>
             <w:pPr>
-              <w:pStyle w:val="27"/>
+              <w:pStyle w:val="TableText"/>
               <w:keepNext w:val="0"/>
               <w:keepLines w:val="0"/>
               <w:pageBreakBefore w:val="0"/>
@@ -1741,7 +1719,7 @@
               <w:bidi w:val="0"/>
               <w:adjustRightInd w:val="0"/>
               <w:snapToGrid w:val="0"/>
-              <w:ind w:left="0" w:leftChars="0" w:right="0" w:rightChars="0" w:firstLine="0" w:firstLineChars="0"/>
+              <w:ind w:left="0" w:right="0" w:firstLine="0" w:leftChars="0" w:rightChars="0" w:firstLineChars="0"/>
               <w:jc w:val="center"/>
               <w:textAlignment w:val="baseline"/>
             </w:pPr>
@@ -1753,7 +1731,7 @@
           </w:tcPr>
           <w:p>
             <w:pPr>
-              <w:pStyle w:val="27"/>
+              <w:pStyle w:val="TableText"/>
               <w:keepNext w:val="0"/>
               <w:keepLines w:val="0"/>
               <w:pageBreakBefore w:val="0"/>
@@ -1766,7 +1744,7 @@
               <w:bidi w:val="0"/>
               <w:adjustRightInd w:val="0"/>
               <w:snapToGrid w:val="0"/>
-              <w:ind w:left="0" w:leftChars="0" w:right="0" w:rightChars="0" w:firstLine="0" w:firstLineChars="0"/>
+              <w:ind w:left="0" w:right="0" w:firstLine="0" w:leftChars="0" w:rightChars="0" w:firstLineChars="0"/>
               <w:jc w:val="center"/>
               <w:textAlignment w:val="baseline"/>
             </w:pPr>
@@ -1778,7 +1756,7 @@
           </w:tcPr>
           <w:p>
             <w:pPr>
-              <w:pStyle w:val="27"/>
+              <w:pStyle w:val="TableText"/>
               <w:keepNext w:val="0"/>
               <w:keepLines w:val="0"/>
               <w:pageBreakBefore w:val="0"/>
@@ -1791,7 +1769,7 @@
               <w:bidi w:val="0"/>
               <w:adjustRightInd w:val="0"/>
               <w:snapToGrid w:val="0"/>
-              <w:ind w:left="0" w:leftChars="0" w:right="0" w:rightChars="0" w:firstLine="0" w:firstLineChars="0"/>
+              <w:ind w:left="0" w:right="0" w:firstLine="0" w:leftChars="0" w:rightChars="0" w:firstLineChars="0"/>
               <w:jc w:val="center"/>
               <w:textAlignment w:val="baseline"/>
             </w:pPr>
@@ -1800,14 +1778,9 @@
       </w:tr>
       <w:tr>
         <w:tblPrEx>
-          <w:tblBorders>
-            <w:top w:val="single" w:color="000000" w:sz="2" w:space="0"/>
-            <w:left w:val="single" w:color="000000" w:sz="2" w:space="0"/>
-            <w:bottom w:val="single" w:color="000000" w:sz="2" w:space="0"/>
-            <w:right w:val="single" w:color="000000" w:sz="2" w:space="0"/>
-            <w:insideH w:val="single" w:color="000000" w:sz="2" w:space="0"/>
-            <w:insideV w:val="single" w:color="000000" w:sz="2" w:space="0"/>
-          </w:tblBorders>
+          <w:tblW w:w="8214" w:type="dxa"/>
+          <w:jc w:val="center"/>
+          <w:tblLayout w:type="fixed"/>
           <w:tblCellMar>
             <w:top w:w="0" w:type="dxa"/>
             <w:left w:w="0" w:type="dxa"/>
@@ -1816,7 +1789,7 @@
           </w:tblCellMar>
         </w:tblPrEx>
         <w:trPr>
-          <w:trHeight w:val="557" w:hRule="atLeast"/>
+          <w:trHeight w:val="557"/>
           <w:jc w:val="center"/>
         </w:trPr>
         <w:tc>
@@ -1825,7 +1798,7 @@
           </w:tcPr>
           <w:p>
             <w:pPr>
-              <w:pStyle w:val="27"/>
+              <w:pStyle w:val="TableText"/>
               <w:keepNext w:val="0"/>
               <w:keepLines w:val="0"/>
               <w:pageBreakBefore w:val="0"/>
@@ -1838,7 +1811,7 @@
               <w:bidi w:val="0"/>
               <w:adjustRightInd w:val="0"/>
               <w:snapToGrid w:val="0"/>
-              <w:ind w:left="0" w:leftChars="0" w:right="0" w:rightChars="0" w:firstLine="0" w:firstLineChars="0"/>
+              <w:ind w:left="0" w:right="0" w:firstLine="0" w:leftChars="0" w:rightChars="0" w:firstLineChars="0"/>
               <w:jc w:val="center"/>
               <w:textAlignment w:val="baseline"/>
             </w:pPr>
@@ -1850,7 +1823,7 @@
           </w:tcPr>
           <w:p>
             <w:pPr>
-              <w:pStyle w:val="27"/>
+              <w:pStyle w:val="TableText"/>
               <w:keepNext w:val="0"/>
               <w:keepLines w:val="0"/>
               <w:pageBreakBefore w:val="0"/>
@@ -1863,7 +1836,7 @@
               <w:bidi w:val="0"/>
               <w:adjustRightInd w:val="0"/>
               <w:snapToGrid w:val="0"/>
-              <w:ind w:left="0" w:leftChars="0" w:right="0" w:rightChars="0" w:firstLine="0" w:firstLineChars="0"/>
+              <w:ind w:left="0" w:right="0" w:firstLine="0" w:leftChars="0" w:rightChars="0" w:firstLineChars="0"/>
               <w:jc w:val="center"/>
               <w:textAlignment w:val="baseline"/>
             </w:pPr>
@@ -1875,7 +1848,7 @@
           </w:tcPr>
           <w:p>
             <w:pPr>
-              <w:pStyle w:val="27"/>
+              <w:pStyle w:val="TableText"/>
               <w:keepNext w:val="0"/>
               <w:keepLines w:val="0"/>
               <w:pageBreakBefore w:val="0"/>
@@ -1888,7 +1861,7 @@
               <w:bidi w:val="0"/>
               <w:adjustRightInd w:val="0"/>
               <w:snapToGrid w:val="0"/>
-              <w:ind w:left="0" w:leftChars="0" w:right="0" w:rightChars="0" w:firstLine="0" w:firstLineChars="0"/>
+              <w:ind w:left="0" w:right="0" w:firstLine="0" w:leftChars="0" w:rightChars="0" w:firstLineChars="0"/>
               <w:jc w:val="center"/>
               <w:textAlignment w:val="baseline"/>
             </w:pPr>
@@ -1900,7 +1873,7 @@
           </w:tcPr>
           <w:p>
             <w:pPr>
-              <w:pStyle w:val="27"/>
+              <w:pStyle w:val="TableText"/>
               <w:keepNext w:val="0"/>
               <w:keepLines w:val="0"/>
               <w:pageBreakBefore w:val="0"/>
@@ -1913,7 +1886,7 @@
               <w:bidi w:val="0"/>
               <w:adjustRightInd w:val="0"/>
               <w:snapToGrid w:val="0"/>
-              <w:ind w:left="0" w:leftChars="0" w:right="0" w:rightChars="0" w:firstLine="0" w:firstLineChars="0"/>
+              <w:ind w:left="0" w:right="0" w:firstLine="0" w:leftChars="0" w:rightChars="0" w:firstLineChars="0"/>
               <w:jc w:val="center"/>
               <w:textAlignment w:val="baseline"/>
             </w:pPr>
@@ -1925,7 +1898,7 @@
           </w:tcPr>
           <w:p>
             <w:pPr>
-              <w:pStyle w:val="27"/>
+              <w:pStyle w:val="TableText"/>
               <w:keepNext w:val="0"/>
               <w:keepLines w:val="0"/>
               <w:pageBreakBefore w:val="0"/>
@@ -1938,7 +1911,7 @@
               <w:bidi w:val="0"/>
               <w:adjustRightInd w:val="0"/>
               <w:snapToGrid w:val="0"/>
-              <w:ind w:left="0" w:leftChars="0" w:right="0" w:rightChars="0" w:firstLine="0" w:firstLineChars="0"/>
+              <w:ind w:left="0" w:right="0" w:firstLine="0" w:leftChars="0" w:rightChars="0" w:firstLineChars="0"/>
               <w:jc w:val="center"/>
               <w:textAlignment w:val="baseline"/>
             </w:pPr>
@@ -1950,7 +1923,7 @@
           </w:tcPr>
           <w:p>
             <w:pPr>
-              <w:pStyle w:val="27"/>
+              <w:pStyle w:val="TableText"/>
               <w:keepNext w:val="0"/>
               <w:keepLines w:val="0"/>
               <w:pageBreakBefore w:val="0"/>
@@ -1963,7 +1936,7 @@
               <w:bidi w:val="0"/>
               <w:adjustRightInd w:val="0"/>
               <w:snapToGrid w:val="0"/>
-              <w:ind w:left="0" w:leftChars="0" w:right="0" w:rightChars="0" w:firstLine="0" w:firstLineChars="0"/>
+              <w:ind w:left="0" w:right="0" w:firstLine="0" w:leftChars="0" w:rightChars="0" w:firstLineChars="0"/>
               <w:jc w:val="center"/>
               <w:textAlignment w:val="baseline"/>
             </w:pPr>
@@ -1995,7 +1968,7 @@
     <w:sdt>
       <w:sdtPr>
         <w:rPr>
-          <w:rFonts w:hint="eastAsia" w:ascii="宋体" w:hAnsi="宋体" w:eastAsia="宋体" w:cs="宋体"/>
+          <w:rFonts w:ascii="宋体" w:eastAsia="宋体" w:hAnsi="宋体" w:cs="宋体" w:hint="eastAsia"/>
           <w:snapToGrid w:val="0"/>
           <w:color w:val="000000"/>
           <w:kern w:val="0"/>
@@ -2011,7 +1984,7 @@
       </w:sdtPr>
       <w:sdtEndPr>
         <w:rPr>
-          <w:rFonts w:hint="eastAsia" w:ascii="宋体" w:hAnsi="宋体" w:eastAsia="宋体" w:cs="宋体"/>
+          <w:rFonts w:ascii="宋体" w:eastAsia="宋体" w:hAnsi="宋体" w:cs="宋体" w:hint="eastAsia"/>
           <w:snapToGrid w:val="0"/>
           <w:color w:val="000000"/>
           <w:kern w:val="0"/>
@@ -2037,18 +2010,18 @@
             <w:adjustRightInd w:val="0"/>
             <w:snapToGrid w:val="0"/>
             <w:spacing w:before="0" w:beforeLines="0" w:after="0" w:afterLines="0" w:line="312" w:lineRule="auto"/>
-            <w:ind w:left="0" w:leftChars="0" w:right="0" w:rightChars="0" w:firstLine="0" w:firstLineChars="0"/>
+            <w:ind w:left="0" w:right="0" w:firstLine="0" w:leftChars="0" w:rightChars="0" w:firstLineChars="0"/>
             <w:jc w:val="center"/>
             <w:textAlignment w:val="baseline"/>
             <w:rPr>
-              <w:rFonts w:hint="eastAsia" w:ascii="宋体" w:hAnsi="宋体" w:eastAsia="宋体" w:cs="宋体"/>
+              <w:rFonts w:ascii="宋体" w:eastAsia="宋体" w:hAnsi="宋体" w:cs="宋体" w:hint="eastAsia"/>
               <w:sz w:val="24"/>
               <w:szCs w:val="24"/>
             </w:rPr>
           </w:pPr>
           <w:r>
             <w:rPr>
-              <w:rFonts w:hint="eastAsia" w:ascii="宋体" w:hAnsi="宋体" w:eastAsia="宋体" w:cs="宋体"/>
+              <w:rFonts w:ascii="宋体" w:eastAsia="宋体" w:hAnsi="宋体" w:cs="宋体" w:hint="eastAsia"/>
               <w:sz w:val="24"/>
               <w:szCs w:val="24"/>
             </w:rPr>
@@ -2057,16 +2030,16 @@
         </w:p>
         <w:p>
           <w:pPr>
-            <w:pStyle w:val="16"/>
+            <w:pStyle w:val="TOC1"/>
             <w:tabs>
               <w:tab w:val="right" w:leader="dot" w:pos="8306"/>
             </w:tabs>
           </w:pPr>
-          <w:bookmarkStart w:id="27" w:name="_GoBack"/>
-          <w:bookmarkEnd w:id="27"/>
-          <w:r>
-            <w:rPr>
-              <w:rFonts w:hint="eastAsia" w:ascii="宋体" w:hAnsi="宋体" w:eastAsia="宋体" w:cs="宋体"/>
+          <w:bookmarkStart w:id="2" w:name="_GoBack"/>
+          <w:bookmarkEnd w:id="2"/>
+          <w:r>
+            <w:rPr>
+              <w:rFonts w:ascii="宋体" w:eastAsia="宋体" w:hAnsi="宋体" w:cs="宋体" w:hint="eastAsia"/>
               <w:sz w:val="24"/>
               <w:szCs w:val="24"/>
             </w:rPr>
@@ -2074,7 +2047,7 @@
           </w:r>
           <w:r>
             <w:rPr>
-              <w:rFonts w:hint="eastAsia" w:ascii="宋体" w:hAnsi="宋体" w:eastAsia="宋体" w:cs="宋体"/>
+              <w:rFonts w:ascii="宋体" w:eastAsia="宋体" w:hAnsi="宋体" w:cs="宋体" w:hint="eastAsia"/>
               <w:sz w:val="24"/>
               <w:szCs w:val="24"/>
             </w:rPr>
@@ -2082,7 +2055,7 @@
           </w:r>
           <w:r>
             <w:rPr>
-              <w:rFonts w:hint="eastAsia" w:ascii="宋体" w:hAnsi="宋体" w:eastAsia="宋体" w:cs="宋体"/>
+              <w:rFonts w:ascii="宋体" w:eastAsia="宋体" w:hAnsi="宋体" w:cs="宋体" w:hint="eastAsia"/>
               <w:sz w:val="24"/>
               <w:szCs w:val="24"/>
             </w:rPr>
@@ -2090,21 +2063,21 @@
           </w:r>
           <w:r>
             <w:rPr>
-              <w:rFonts w:hint="eastAsia" w:ascii="宋体" w:hAnsi="宋体" w:eastAsia="宋体" w:cs="宋体"/>
+              <w:rFonts w:ascii="宋体" w:eastAsia="宋体" w:hAnsi="宋体" w:cs="宋体" w:hint="eastAsia"/>
               <w:szCs w:val="24"/>
             </w:rPr>
             <w:fldChar w:fldCharType="begin"/>
           </w:r>
           <w:r>
             <w:rPr>
-              <w:rFonts w:hint="eastAsia" w:ascii="宋体" w:hAnsi="宋体" w:eastAsia="宋体" w:cs="宋体"/>
+              <w:rFonts w:ascii="宋体" w:eastAsia="宋体" w:hAnsi="宋体" w:cs="宋体" w:hint="eastAsia"/>
               <w:szCs w:val="24"/>
             </w:rPr>
             <w:instrText xml:space="preserve"> HYPERLINK \l _Toc9011 </w:instrText>
           </w:r>
           <w:r>
             <w:rPr>
-              <w:rFonts w:hint="eastAsia" w:ascii="宋体" w:hAnsi="宋体" w:eastAsia="宋体" w:cs="宋体"/>
+              <w:rFonts w:ascii="宋体" w:eastAsia="宋体" w:hAnsi="宋体" w:cs="宋体" w:hint="eastAsia"/>
               <w:szCs w:val="24"/>
             </w:rPr>
             <w:fldChar w:fldCharType="separate"/>
@@ -2136,7 +2109,7 @@
           </w:r>
           <w:r>
             <w:rPr>
-              <w:rFonts w:hint="eastAsia" w:ascii="宋体" w:hAnsi="宋体" w:eastAsia="宋体" w:cs="宋体"/>
+              <w:rFonts w:ascii="宋体" w:eastAsia="宋体" w:hAnsi="宋体" w:cs="宋体" w:hint="eastAsia"/>
               <w:szCs w:val="24"/>
             </w:rPr>
             <w:fldChar w:fldCharType="end"/>
@@ -2144,28 +2117,28 @@
         </w:p>
         <w:p>
           <w:pPr>
-            <w:pStyle w:val="16"/>
+            <w:pStyle w:val="TOC1"/>
             <w:tabs>
               <w:tab w:val="right" w:leader="dot" w:pos="8306"/>
             </w:tabs>
           </w:pPr>
           <w:r>
             <w:rPr>
-              <w:rFonts w:hint="eastAsia" w:ascii="宋体" w:hAnsi="宋体" w:eastAsia="宋体" w:cs="宋体"/>
+              <w:rFonts w:ascii="宋体" w:eastAsia="宋体" w:hAnsi="宋体" w:cs="宋体" w:hint="eastAsia"/>
               <w:szCs w:val="24"/>
             </w:rPr>
             <w:fldChar w:fldCharType="begin"/>
           </w:r>
           <w:r>
             <w:rPr>
-              <w:rFonts w:hint="eastAsia" w:ascii="宋体" w:hAnsi="宋体" w:eastAsia="宋体" w:cs="宋体"/>
+              <w:rFonts w:ascii="宋体" w:eastAsia="宋体" w:hAnsi="宋体" w:cs="宋体" w:hint="eastAsia"/>
               <w:szCs w:val="24"/>
             </w:rPr>
             <w:instrText xml:space="preserve"> HYPERLINK \l _Toc3300 </w:instrText>
           </w:r>
           <w:r>
             <w:rPr>
-              <w:rFonts w:hint="eastAsia" w:ascii="宋体" w:hAnsi="宋体" w:eastAsia="宋体" w:cs="宋体"/>
+              <w:rFonts w:ascii="宋体" w:eastAsia="宋体" w:hAnsi="宋体" w:cs="宋体" w:hint="eastAsia"/>
               <w:szCs w:val="24"/>
             </w:rPr>
             <w:fldChar w:fldCharType="separate"/>
@@ -2197,7 +2170,7 @@
           </w:r>
           <w:r>
             <w:rPr>
-              <w:rFonts w:hint="eastAsia" w:ascii="宋体" w:hAnsi="宋体" w:eastAsia="宋体" w:cs="宋体"/>
+              <w:rFonts w:ascii="宋体" w:eastAsia="宋体" w:hAnsi="宋体" w:cs="宋体" w:hint="eastAsia"/>
               <w:szCs w:val="24"/>
             </w:rPr>
             <w:fldChar w:fldCharType="end"/>
@@ -2205,28 +2178,28 @@
         </w:p>
         <w:p>
           <w:pPr>
-            <w:pStyle w:val="16"/>
+            <w:pStyle w:val="TOC1"/>
             <w:tabs>
               <w:tab w:val="right" w:leader="dot" w:pos="8306"/>
             </w:tabs>
           </w:pPr>
           <w:r>
             <w:rPr>
-              <w:rFonts w:hint="eastAsia" w:ascii="宋体" w:hAnsi="宋体" w:eastAsia="宋体" w:cs="宋体"/>
+              <w:rFonts w:ascii="宋体" w:eastAsia="宋体" w:hAnsi="宋体" w:cs="宋体" w:hint="eastAsia"/>
               <w:szCs w:val="24"/>
             </w:rPr>
             <w:fldChar w:fldCharType="begin"/>
           </w:r>
           <w:r>
             <w:rPr>
-              <w:rFonts w:hint="eastAsia" w:ascii="宋体" w:hAnsi="宋体" w:eastAsia="宋体" w:cs="宋体"/>
+              <w:rFonts w:ascii="宋体" w:eastAsia="宋体" w:hAnsi="宋体" w:cs="宋体" w:hint="eastAsia"/>
               <w:szCs w:val="24"/>
             </w:rPr>
             <w:instrText xml:space="preserve"> HYPERLINK \l _Toc21923 </w:instrText>
           </w:r>
           <w:r>
             <w:rPr>
-              <w:rFonts w:hint="eastAsia" w:ascii="宋体" w:hAnsi="宋体" w:eastAsia="宋体" w:cs="宋体"/>
+              <w:rFonts w:ascii="宋体" w:eastAsia="宋体" w:hAnsi="宋体" w:cs="宋体" w:hint="eastAsia"/>
               <w:szCs w:val="24"/>
             </w:rPr>
             <w:fldChar w:fldCharType="separate"/>
@@ -2258,7 +2231,7 @@
           </w:r>
           <w:r>
             <w:rPr>
-              <w:rFonts w:hint="eastAsia" w:ascii="宋体" w:hAnsi="宋体" w:eastAsia="宋体" w:cs="宋体"/>
+              <w:rFonts w:ascii="宋体" w:eastAsia="宋体" w:hAnsi="宋体" w:cs="宋体" w:hint="eastAsia"/>
               <w:szCs w:val="24"/>
             </w:rPr>
             <w:fldChar w:fldCharType="end"/>
@@ -2266,28 +2239,28 @@
         </w:p>
         <w:p>
           <w:pPr>
-            <w:pStyle w:val="17"/>
+            <w:pStyle w:val="TOC2"/>
             <w:tabs>
               <w:tab w:val="right" w:leader="dot" w:pos="8306"/>
             </w:tabs>
           </w:pPr>
           <w:r>
             <w:rPr>
-              <w:rFonts w:hint="eastAsia" w:ascii="宋体" w:hAnsi="宋体" w:eastAsia="宋体" w:cs="宋体"/>
+              <w:rFonts w:ascii="宋体" w:eastAsia="宋体" w:hAnsi="宋体" w:cs="宋体" w:hint="eastAsia"/>
               <w:szCs w:val="24"/>
             </w:rPr>
             <w:fldChar w:fldCharType="begin"/>
           </w:r>
           <w:r>
             <w:rPr>
-              <w:rFonts w:hint="eastAsia" w:ascii="宋体" w:hAnsi="宋体" w:eastAsia="宋体" w:cs="宋体"/>
+              <w:rFonts w:ascii="宋体" w:eastAsia="宋体" w:hAnsi="宋体" w:cs="宋体" w:hint="eastAsia"/>
               <w:szCs w:val="24"/>
             </w:rPr>
             <w:instrText xml:space="preserve"> HYPERLINK \l _Toc20773 </w:instrText>
           </w:r>
           <w:r>
             <w:rPr>
-              <w:rFonts w:hint="eastAsia" w:ascii="宋体" w:hAnsi="宋体" w:eastAsia="宋体" w:cs="宋体"/>
+              <w:rFonts w:ascii="宋体" w:eastAsia="宋体" w:hAnsi="宋体" w:cs="宋体" w:hint="eastAsia"/>
               <w:szCs w:val="24"/>
             </w:rPr>
             <w:fldChar w:fldCharType="separate"/>
@@ -2319,7 +2292,7 @@
           </w:r>
           <w:r>
             <w:rPr>
-              <w:rFonts w:hint="eastAsia" w:ascii="宋体" w:hAnsi="宋体" w:eastAsia="宋体" w:cs="宋体"/>
+              <w:rFonts w:ascii="宋体" w:eastAsia="宋体" w:hAnsi="宋体" w:cs="宋体" w:hint="eastAsia"/>
               <w:szCs w:val="24"/>
             </w:rPr>
             <w:fldChar w:fldCharType="end"/>
@@ -2327,28 +2300,28 @@
         </w:p>
         <w:p>
           <w:pPr>
-            <w:pStyle w:val="17"/>
+            <w:pStyle w:val="TOC2"/>
             <w:tabs>
               <w:tab w:val="right" w:leader="dot" w:pos="8306"/>
             </w:tabs>
           </w:pPr>
           <w:r>
             <w:rPr>
-              <w:rFonts w:hint="eastAsia" w:ascii="宋体" w:hAnsi="宋体" w:eastAsia="宋体" w:cs="宋体"/>
+              <w:rFonts w:ascii="宋体" w:eastAsia="宋体" w:hAnsi="宋体" w:cs="宋体" w:hint="eastAsia"/>
               <w:szCs w:val="24"/>
             </w:rPr>
             <w:fldChar w:fldCharType="begin"/>
           </w:r>
           <w:r>
             <w:rPr>
-              <w:rFonts w:hint="eastAsia" w:ascii="宋体" w:hAnsi="宋体" w:eastAsia="宋体" w:cs="宋体"/>
+              <w:rFonts w:ascii="宋体" w:eastAsia="宋体" w:hAnsi="宋体" w:cs="宋体" w:hint="eastAsia"/>
               <w:szCs w:val="24"/>
             </w:rPr>
             <w:instrText xml:space="preserve"> HYPERLINK \l _Toc26576 </w:instrText>
           </w:r>
           <w:r>
             <w:rPr>
-              <w:rFonts w:hint="eastAsia" w:ascii="宋体" w:hAnsi="宋体" w:eastAsia="宋体" w:cs="宋体"/>
+              <w:rFonts w:ascii="宋体" w:eastAsia="宋体" w:hAnsi="宋体" w:cs="宋体" w:hint="eastAsia"/>
               <w:szCs w:val="24"/>
             </w:rPr>
             <w:fldChar w:fldCharType="separate"/>
@@ -2380,7 +2353,7 @@
           </w:r>
           <w:r>
             <w:rPr>
-              <w:rFonts w:hint="eastAsia" w:ascii="宋体" w:hAnsi="宋体" w:eastAsia="宋体" w:cs="宋体"/>
+              <w:rFonts w:ascii="宋体" w:eastAsia="宋体" w:hAnsi="宋体" w:cs="宋体" w:hint="eastAsia"/>
               <w:szCs w:val="24"/>
             </w:rPr>
             <w:fldChar w:fldCharType="end"/>
@@ -2388,28 +2361,28 @@
         </w:p>
         <w:p>
           <w:pPr>
-            <w:pStyle w:val="17"/>
+            <w:pStyle w:val="TOC2"/>
             <w:tabs>
               <w:tab w:val="right" w:leader="dot" w:pos="8306"/>
             </w:tabs>
           </w:pPr>
           <w:r>
             <w:rPr>
-              <w:rFonts w:hint="eastAsia" w:ascii="宋体" w:hAnsi="宋体" w:eastAsia="宋体" w:cs="宋体"/>
+              <w:rFonts w:ascii="宋体" w:eastAsia="宋体" w:hAnsi="宋体" w:cs="宋体" w:hint="eastAsia"/>
               <w:szCs w:val="24"/>
             </w:rPr>
             <w:fldChar w:fldCharType="begin"/>
           </w:r>
           <w:r>
             <w:rPr>
-              <w:rFonts w:hint="eastAsia" w:ascii="宋体" w:hAnsi="宋体" w:eastAsia="宋体" w:cs="宋体"/>
+              <w:rFonts w:ascii="宋体" w:eastAsia="宋体" w:hAnsi="宋体" w:cs="宋体" w:hint="eastAsia"/>
               <w:szCs w:val="24"/>
             </w:rPr>
             <w:instrText xml:space="preserve"> HYPERLINK \l _Toc10478 </w:instrText>
           </w:r>
           <w:r>
             <w:rPr>
-              <w:rFonts w:hint="eastAsia" w:ascii="宋体" w:hAnsi="宋体" w:eastAsia="宋体" w:cs="宋体"/>
+              <w:rFonts w:ascii="宋体" w:eastAsia="宋体" w:hAnsi="宋体" w:cs="宋体" w:hint="eastAsia"/>
               <w:szCs w:val="24"/>
             </w:rPr>
             <w:fldChar w:fldCharType="separate"/>
@@ -2441,7 +2414,7 @@
           </w:r>
           <w:r>
             <w:rPr>
-              <w:rFonts w:hint="eastAsia" w:ascii="宋体" w:hAnsi="宋体" w:eastAsia="宋体" w:cs="宋体"/>
+              <w:rFonts w:ascii="宋体" w:eastAsia="宋体" w:hAnsi="宋体" w:cs="宋体" w:hint="eastAsia"/>
               <w:szCs w:val="24"/>
             </w:rPr>
             <w:fldChar w:fldCharType="end"/>
@@ -2449,28 +2422,28 @@
         </w:p>
         <w:p>
           <w:pPr>
-            <w:pStyle w:val="16"/>
+            <w:pStyle w:val="TOC1"/>
             <w:tabs>
               <w:tab w:val="right" w:leader="dot" w:pos="8306"/>
             </w:tabs>
           </w:pPr>
           <w:r>
             <w:rPr>
-              <w:rFonts w:hint="eastAsia" w:ascii="宋体" w:hAnsi="宋体" w:eastAsia="宋体" w:cs="宋体"/>
+              <w:rFonts w:ascii="宋体" w:eastAsia="宋体" w:hAnsi="宋体" w:cs="宋体" w:hint="eastAsia"/>
               <w:szCs w:val="24"/>
             </w:rPr>
             <w:fldChar w:fldCharType="begin"/>
           </w:r>
           <w:r>
             <w:rPr>
-              <w:rFonts w:hint="eastAsia" w:ascii="宋体" w:hAnsi="宋体" w:eastAsia="宋体" w:cs="宋体"/>
+              <w:rFonts w:ascii="宋体" w:eastAsia="宋体" w:hAnsi="宋体" w:cs="宋体" w:hint="eastAsia"/>
               <w:szCs w:val="24"/>
             </w:rPr>
             <w:instrText xml:space="preserve"> HYPERLINK \l _Toc13351 </w:instrText>
           </w:r>
           <w:r>
             <w:rPr>
-              <w:rFonts w:hint="eastAsia" w:ascii="宋体" w:hAnsi="宋体" w:eastAsia="宋体" w:cs="宋体"/>
+              <w:rFonts w:ascii="宋体" w:eastAsia="宋体" w:hAnsi="宋体" w:cs="宋体" w:hint="eastAsia"/>
               <w:szCs w:val="24"/>
             </w:rPr>
             <w:fldChar w:fldCharType="separate"/>
@@ -2502,7 +2475,7 @@
           </w:r>
           <w:r>
             <w:rPr>
-              <w:rFonts w:hint="eastAsia" w:ascii="宋体" w:hAnsi="宋体" w:eastAsia="宋体" w:cs="宋体"/>
+              <w:rFonts w:ascii="宋体" w:eastAsia="宋体" w:hAnsi="宋体" w:cs="宋体" w:hint="eastAsia"/>
               <w:szCs w:val="24"/>
             </w:rPr>
             <w:fldChar w:fldCharType="end"/>
@@ -2510,28 +2483,28 @@
         </w:p>
         <w:p>
           <w:pPr>
-            <w:pStyle w:val="17"/>
+            <w:pStyle w:val="TOC2"/>
             <w:tabs>
               <w:tab w:val="right" w:leader="dot" w:pos="8306"/>
             </w:tabs>
           </w:pPr>
           <w:r>
             <w:rPr>
-              <w:rFonts w:hint="eastAsia" w:ascii="宋体" w:hAnsi="宋体" w:eastAsia="宋体" w:cs="宋体"/>
+              <w:rFonts w:ascii="宋体" w:eastAsia="宋体" w:hAnsi="宋体" w:cs="宋体" w:hint="eastAsia"/>
               <w:szCs w:val="24"/>
             </w:rPr>
             <w:fldChar w:fldCharType="begin"/>
           </w:r>
           <w:r>
             <w:rPr>
-              <w:rFonts w:hint="eastAsia" w:ascii="宋体" w:hAnsi="宋体" w:eastAsia="宋体" w:cs="宋体"/>
+              <w:rFonts w:ascii="宋体" w:eastAsia="宋体" w:hAnsi="宋体" w:cs="宋体" w:hint="eastAsia"/>
               <w:szCs w:val="24"/>
             </w:rPr>
             <w:instrText xml:space="preserve"> HYPERLINK \l _Toc19695 </w:instrText>
           </w:r>
           <w:r>
             <w:rPr>
-              <w:rFonts w:hint="eastAsia" w:ascii="宋体" w:hAnsi="宋体" w:eastAsia="宋体" w:cs="宋体"/>
+              <w:rFonts w:ascii="宋体" w:eastAsia="宋体" w:hAnsi="宋体" w:cs="宋体" w:hint="eastAsia"/>
               <w:szCs w:val="24"/>
             </w:rPr>
             <w:fldChar w:fldCharType="separate"/>
@@ -2563,7 +2536,7 @@
           </w:r>
           <w:r>
             <w:rPr>
-              <w:rFonts w:hint="eastAsia" w:ascii="宋体" w:hAnsi="宋体" w:eastAsia="宋体" w:cs="宋体"/>
+              <w:rFonts w:ascii="宋体" w:eastAsia="宋体" w:hAnsi="宋体" w:cs="宋体" w:hint="eastAsia"/>
               <w:szCs w:val="24"/>
             </w:rPr>
             <w:fldChar w:fldCharType="end"/>
@@ -2571,28 +2544,28 @@
         </w:p>
         <w:p>
           <w:pPr>
-            <w:pStyle w:val="17"/>
+            <w:pStyle w:val="TOC2"/>
             <w:tabs>
               <w:tab w:val="right" w:leader="dot" w:pos="8306"/>
             </w:tabs>
           </w:pPr>
           <w:r>
             <w:rPr>
-              <w:rFonts w:hint="eastAsia" w:ascii="宋体" w:hAnsi="宋体" w:eastAsia="宋体" w:cs="宋体"/>
+              <w:rFonts w:ascii="宋体" w:eastAsia="宋体" w:hAnsi="宋体" w:cs="宋体" w:hint="eastAsia"/>
               <w:szCs w:val="24"/>
             </w:rPr>
             <w:fldChar w:fldCharType="begin"/>
           </w:r>
           <w:r>
             <w:rPr>
-              <w:rFonts w:hint="eastAsia" w:ascii="宋体" w:hAnsi="宋体" w:eastAsia="宋体" w:cs="宋体"/>
+              <w:rFonts w:ascii="宋体" w:eastAsia="宋体" w:hAnsi="宋体" w:cs="宋体" w:hint="eastAsia"/>
               <w:szCs w:val="24"/>
             </w:rPr>
             <w:instrText xml:space="preserve"> HYPERLINK \l _Toc8361 </w:instrText>
           </w:r>
           <w:r>
             <w:rPr>
-              <w:rFonts w:hint="eastAsia" w:ascii="宋体" w:hAnsi="宋体" w:eastAsia="宋体" w:cs="宋体"/>
+              <w:rFonts w:ascii="宋体" w:eastAsia="宋体" w:hAnsi="宋体" w:cs="宋体" w:hint="eastAsia"/>
               <w:szCs w:val="24"/>
             </w:rPr>
             <w:fldChar w:fldCharType="separate"/>
@@ -2624,7 +2597,7 @@
           </w:r>
           <w:r>
             <w:rPr>
-              <w:rFonts w:hint="eastAsia" w:ascii="宋体" w:hAnsi="宋体" w:eastAsia="宋体" w:cs="宋体"/>
+              <w:rFonts w:ascii="宋体" w:eastAsia="宋体" w:hAnsi="宋体" w:cs="宋体" w:hint="eastAsia"/>
               <w:szCs w:val="24"/>
             </w:rPr>
             <w:fldChar w:fldCharType="end"/>
@@ -2632,28 +2605,28 @@
         </w:p>
         <w:p>
           <w:pPr>
-            <w:pStyle w:val="13"/>
+            <w:pStyle w:val="TOC3"/>
             <w:tabs>
               <w:tab w:val="right" w:leader="dot" w:pos="8306"/>
             </w:tabs>
           </w:pPr>
           <w:r>
             <w:rPr>
-              <w:rFonts w:hint="eastAsia" w:ascii="宋体" w:hAnsi="宋体" w:eastAsia="宋体" w:cs="宋体"/>
+              <w:rFonts w:ascii="宋体" w:eastAsia="宋体" w:hAnsi="宋体" w:cs="宋体" w:hint="eastAsia"/>
               <w:szCs w:val="24"/>
             </w:rPr>
             <w:fldChar w:fldCharType="begin"/>
           </w:r>
           <w:r>
             <w:rPr>
-              <w:rFonts w:hint="eastAsia" w:ascii="宋体" w:hAnsi="宋体" w:eastAsia="宋体" w:cs="宋体"/>
+              <w:rFonts w:ascii="宋体" w:eastAsia="宋体" w:hAnsi="宋体" w:cs="宋体" w:hint="eastAsia"/>
               <w:szCs w:val="24"/>
             </w:rPr>
             <w:instrText xml:space="preserve"> HYPERLINK \l _Toc8949 </w:instrText>
           </w:r>
           <w:r>
             <w:rPr>
-              <w:rFonts w:hint="eastAsia" w:ascii="宋体" w:hAnsi="宋体" w:eastAsia="宋体" w:cs="宋体"/>
+              <w:rFonts w:ascii="宋体" w:eastAsia="宋体" w:hAnsi="宋体" w:cs="宋体" w:hint="eastAsia"/>
               <w:szCs w:val="24"/>
             </w:rPr>
             <w:fldChar w:fldCharType="separate"/>
@@ -2685,7 +2658,7 @@
           </w:r>
           <w:r>
             <w:rPr>
-              <w:rFonts w:hint="eastAsia" w:ascii="宋体" w:hAnsi="宋体" w:eastAsia="宋体" w:cs="宋体"/>
+              <w:rFonts w:ascii="宋体" w:eastAsia="宋体" w:hAnsi="宋体" w:cs="宋体" w:hint="eastAsia"/>
               <w:szCs w:val="24"/>
             </w:rPr>
             <w:fldChar w:fldCharType="end"/>
@@ -2693,28 +2666,28 @@
         </w:p>
         <w:p>
           <w:pPr>
-            <w:pStyle w:val="13"/>
+            <w:pStyle w:val="TOC3"/>
             <w:tabs>
               <w:tab w:val="right" w:leader="dot" w:pos="8306"/>
             </w:tabs>
           </w:pPr>
           <w:r>
             <w:rPr>
-              <w:rFonts w:hint="eastAsia" w:ascii="宋体" w:hAnsi="宋体" w:eastAsia="宋体" w:cs="宋体"/>
+              <w:rFonts w:ascii="宋体" w:eastAsia="宋体" w:hAnsi="宋体" w:cs="宋体" w:hint="eastAsia"/>
               <w:szCs w:val="24"/>
             </w:rPr>
             <w:fldChar w:fldCharType="begin"/>
           </w:r>
           <w:r>
             <w:rPr>
-              <w:rFonts w:hint="eastAsia" w:ascii="宋体" w:hAnsi="宋体" w:eastAsia="宋体" w:cs="宋体"/>
+              <w:rFonts w:ascii="宋体" w:eastAsia="宋体" w:hAnsi="宋体" w:cs="宋体" w:hint="eastAsia"/>
               <w:szCs w:val="24"/>
             </w:rPr>
             <w:instrText xml:space="preserve"> HYPERLINK \l _Toc23700 </w:instrText>
           </w:r>
           <w:r>
             <w:rPr>
-              <w:rFonts w:hint="eastAsia" w:ascii="宋体" w:hAnsi="宋体" w:eastAsia="宋体" w:cs="宋体"/>
+              <w:rFonts w:ascii="宋体" w:eastAsia="宋体" w:hAnsi="宋体" w:cs="宋体" w:hint="eastAsia"/>
               <w:szCs w:val="24"/>
             </w:rPr>
             <w:fldChar w:fldCharType="separate"/>
@@ -2746,7 +2719,7 @@
           </w:r>
           <w:r>
             <w:rPr>
-              <w:rFonts w:hint="eastAsia" w:ascii="宋体" w:hAnsi="宋体" w:eastAsia="宋体" w:cs="宋体"/>
+              <w:rFonts w:ascii="宋体" w:eastAsia="宋体" w:hAnsi="宋体" w:cs="宋体" w:hint="eastAsia"/>
               <w:szCs w:val="24"/>
             </w:rPr>
             <w:fldChar w:fldCharType="end"/>
@@ -2754,28 +2727,28 @@
         </w:p>
         <w:p>
           <w:pPr>
-            <w:pStyle w:val="13"/>
+            <w:pStyle w:val="TOC3"/>
             <w:tabs>
               <w:tab w:val="right" w:leader="dot" w:pos="8306"/>
             </w:tabs>
           </w:pPr>
           <w:r>
             <w:rPr>
-              <w:rFonts w:hint="eastAsia" w:ascii="宋体" w:hAnsi="宋体" w:eastAsia="宋体" w:cs="宋体"/>
+              <w:rFonts w:ascii="宋体" w:eastAsia="宋体" w:hAnsi="宋体" w:cs="宋体" w:hint="eastAsia"/>
               <w:szCs w:val="24"/>
             </w:rPr>
             <w:fldChar w:fldCharType="begin"/>
           </w:r>
           <w:r>
             <w:rPr>
-              <w:rFonts w:hint="eastAsia" w:ascii="宋体" w:hAnsi="宋体" w:eastAsia="宋体" w:cs="宋体"/>
+              <w:rFonts w:ascii="宋体" w:eastAsia="宋体" w:hAnsi="宋体" w:cs="宋体" w:hint="eastAsia"/>
               <w:szCs w:val="24"/>
             </w:rPr>
             <w:instrText xml:space="preserve"> HYPERLINK \l _Toc862 </w:instrText>
           </w:r>
           <w:r>
             <w:rPr>
-              <w:rFonts w:hint="eastAsia" w:ascii="宋体" w:hAnsi="宋体" w:eastAsia="宋体" w:cs="宋体"/>
+              <w:rFonts w:ascii="宋体" w:eastAsia="宋体" w:hAnsi="宋体" w:cs="宋体" w:hint="eastAsia"/>
               <w:szCs w:val="24"/>
             </w:rPr>
             <w:fldChar w:fldCharType="separate"/>
@@ -2807,7 +2780,7 @@
           </w:r>
           <w:r>
             <w:rPr>
-              <w:rFonts w:hint="eastAsia" w:ascii="宋体" w:hAnsi="宋体" w:eastAsia="宋体" w:cs="宋体"/>
+              <w:rFonts w:ascii="宋体" w:eastAsia="宋体" w:hAnsi="宋体" w:cs="宋体" w:hint="eastAsia"/>
               <w:szCs w:val="24"/>
             </w:rPr>
             <w:fldChar w:fldCharType="end"/>
@@ -2815,28 +2788,28 @@
         </w:p>
         <w:p>
           <w:pPr>
-            <w:pStyle w:val="13"/>
+            <w:pStyle w:val="TOC3"/>
             <w:tabs>
               <w:tab w:val="right" w:leader="dot" w:pos="8306"/>
             </w:tabs>
           </w:pPr>
           <w:r>
             <w:rPr>
-              <w:rFonts w:hint="eastAsia" w:ascii="宋体" w:hAnsi="宋体" w:eastAsia="宋体" w:cs="宋体"/>
+              <w:rFonts w:ascii="宋体" w:eastAsia="宋体" w:hAnsi="宋体" w:cs="宋体" w:hint="eastAsia"/>
               <w:szCs w:val="24"/>
             </w:rPr>
             <w:fldChar w:fldCharType="begin"/>
           </w:r>
           <w:r>
             <w:rPr>
-              <w:rFonts w:hint="eastAsia" w:ascii="宋体" w:hAnsi="宋体" w:eastAsia="宋体" w:cs="宋体"/>
+              <w:rFonts w:ascii="宋体" w:eastAsia="宋体" w:hAnsi="宋体" w:cs="宋体" w:hint="eastAsia"/>
               <w:szCs w:val="24"/>
             </w:rPr>
             <w:instrText xml:space="preserve"> HYPERLINK \l _Toc5249 </w:instrText>
           </w:r>
           <w:r>
             <w:rPr>
-              <w:rFonts w:hint="eastAsia" w:ascii="宋体" w:hAnsi="宋体" w:eastAsia="宋体" w:cs="宋体"/>
+              <w:rFonts w:ascii="宋体" w:eastAsia="宋体" w:hAnsi="宋体" w:cs="宋体" w:hint="eastAsia"/>
               <w:szCs w:val="24"/>
             </w:rPr>
             <w:fldChar w:fldCharType="separate"/>
@@ -2868,7 +2841,7 @@
           </w:r>
           <w:r>
             <w:rPr>
-              <w:rFonts w:hint="eastAsia" w:ascii="宋体" w:hAnsi="宋体" w:eastAsia="宋体" w:cs="宋体"/>
+              <w:rFonts w:ascii="宋体" w:eastAsia="宋体" w:hAnsi="宋体" w:cs="宋体" w:hint="eastAsia"/>
               <w:szCs w:val="24"/>
             </w:rPr>
             <w:fldChar w:fldCharType="end"/>
@@ -2876,28 +2849,28 @@
         </w:p>
         <w:p>
           <w:pPr>
-            <w:pStyle w:val="16"/>
+            <w:pStyle w:val="TOC1"/>
             <w:tabs>
               <w:tab w:val="right" w:leader="dot" w:pos="8306"/>
             </w:tabs>
           </w:pPr>
           <w:r>
             <w:rPr>
-              <w:rFonts w:hint="eastAsia" w:ascii="宋体" w:hAnsi="宋体" w:eastAsia="宋体" w:cs="宋体"/>
+              <w:rFonts w:ascii="宋体" w:eastAsia="宋体" w:hAnsi="宋体" w:cs="宋体" w:hint="eastAsia"/>
               <w:szCs w:val="24"/>
             </w:rPr>
             <w:fldChar w:fldCharType="begin"/>
           </w:r>
           <w:r>
             <w:rPr>
-              <w:rFonts w:hint="eastAsia" w:ascii="宋体" w:hAnsi="宋体" w:eastAsia="宋体" w:cs="宋体"/>
+              <w:rFonts w:ascii="宋体" w:eastAsia="宋体" w:hAnsi="宋体" w:cs="宋体" w:hint="eastAsia"/>
               <w:szCs w:val="24"/>
             </w:rPr>
             <w:instrText xml:space="preserve"> HYPERLINK \l _Toc3912 </w:instrText>
           </w:r>
           <w:r>
             <w:rPr>
-              <w:rFonts w:hint="eastAsia" w:ascii="宋体" w:hAnsi="宋体" w:eastAsia="宋体" w:cs="宋体"/>
+              <w:rFonts w:ascii="宋体" w:eastAsia="宋体" w:hAnsi="宋体" w:cs="宋体" w:hint="eastAsia"/>
               <w:szCs w:val="24"/>
             </w:rPr>
             <w:fldChar w:fldCharType="separate"/>
@@ -2929,7 +2902,7 @@
           </w:r>
           <w:r>
             <w:rPr>
-              <w:rFonts w:hint="eastAsia" w:ascii="宋体" w:hAnsi="宋体" w:eastAsia="宋体" w:cs="宋体"/>
+              <w:rFonts w:ascii="宋体" w:eastAsia="宋体" w:hAnsi="宋体" w:cs="宋体" w:hint="eastAsia"/>
               <w:szCs w:val="24"/>
             </w:rPr>
             <w:fldChar w:fldCharType="end"/>
@@ -2937,28 +2910,28 @@
         </w:p>
         <w:p>
           <w:pPr>
-            <w:pStyle w:val="17"/>
+            <w:pStyle w:val="TOC2"/>
             <w:tabs>
               <w:tab w:val="right" w:leader="dot" w:pos="8306"/>
             </w:tabs>
           </w:pPr>
           <w:r>
             <w:rPr>
-              <w:rFonts w:hint="eastAsia" w:ascii="宋体" w:hAnsi="宋体" w:eastAsia="宋体" w:cs="宋体"/>
+              <w:rFonts w:ascii="宋体" w:eastAsia="宋体" w:hAnsi="宋体" w:cs="宋体" w:hint="eastAsia"/>
               <w:szCs w:val="24"/>
             </w:rPr>
             <w:fldChar w:fldCharType="begin"/>
           </w:r>
           <w:r>
             <w:rPr>
-              <w:rFonts w:hint="eastAsia" w:ascii="宋体" w:hAnsi="宋体" w:eastAsia="宋体" w:cs="宋体"/>
+              <w:rFonts w:ascii="宋体" w:eastAsia="宋体" w:hAnsi="宋体" w:cs="宋体" w:hint="eastAsia"/>
               <w:szCs w:val="24"/>
             </w:rPr>
             <w:instrText xml:space="preserve"> HYPERLINK \l _Toc6225 </w:instrText>
           </w:r>
           <w:r>
             <w:rPr>
-              <w:rFonts w:hint="eastAsia" w:ascii="宋体" w:hAnsi="宋体" w:eastAsia="宋体" w:cs="宋体"/>
+              <w:rFonts w:ascii="宋体" w:eastAsia="宋体" w:hAnsi="宋体" w:cs="宋体" w:hint="eastAsia"/>
               <w:szCs w:val="24"/>
             </w:rPr>
             <w:fldChar w:fldCharType="separate"/>
@@ -2990,7 +2963,7 @@
           </w:r>
           <w:r>
             <w:rPr>
-              <w:rFonts w:hint="eastAsia" w:ascii="宋体" w:hAnsi="宋体" w:eastAsia="宋体" w:cs="宋体"/>
+              <w:rFonts w:ascii="宋体" w:eastAsia="宋体" w:hAnsi="宋体" w:cs="宋体" w:hint="eastAsia"/>
               <w:szCs w:val="24"/>
             </w:rPr>
             <w:fldChar w:fldCharType="end"/>
@@ -2998,28 +2971,28 @@
         </w:p>
         <w:p>
           <w:pPr>
-            <w:pStyle w:val="17"/>
+            <w:pStyle w:val="TOC2"/>
             <w:tabs>
               <w:tab w:val="right" w:leader="dot" w:pos="8306"/>
             </w:tabs>
           </w:pPr>
           <w:r>
             <w:rPr>
-              <w:rFonts w:hint="eastAsia" w:ascii="宋体" w:hAnsi="宋体" w:eastAsia="宋体" w:cs="宋体"/>
+              <w:rFonts w:ascii="宋体" w:eastAsia="宋体" w:hAnsi="宋体" w:cs="宋体" w:hint="eastAsia"/>
               <w:szCs w:val="24"/>
             </w:rPr>
             <w:fldChar w:fldCharType="begin"/>
           </w:r>
           <w:r>
             <w:rPr>
-              <w:rFonts w:hint="eastAsia" w:ascii="宋体" w:hAnsi="宋体" w:eastAsia="宋体" w:cs="宋体"/>
+              <w:rFonts w:ascii="宋体" w:eastAsia="宋体" w:hAnsi="宋体" w:cs="宋体" w:hint="eastAsia"/>
               <w:szCs w:val="24"/>
             </w:rPr>
             <w:instrText xml:space="preserve"> HYPERLINK \l _Toc17736 </w:instrText>
           </w:r>
           <w:r>
             <w:rPr>
-              <w:rFonts w:hint="eastAsia" w:ascii="宋体" w:hAnsi="宋体" w:eastAsia="宋体" w:cs="宋体"/>
+              <w:rFonts w:ascii="宋体" w:eastAsia="宋体" w:hAnsi="宋体" w:cs="宋体" w:hint="eastAsia"/>
               <w:szCs w:val="24"/>
             </w:rPr>
             <w:fldChar w:fldCharType="separate"/>
@@ -3051,7 +3024,7 @@
           </w:r>
           <w:r>
             <w:rPr>
-              <w:rFonts w:hint="eastAsia" w:ascii="宋体" w:hAnsi="宋体" w:eastAsia="宋体" w:cs="宋体"/>
+              <w:rFonts w:ascii="宋体" w:eastAsia="宋体" w:hAnsi="宋体" w:cs="宋体" w:hint="eastAsia"/>
               <w:szCs w:val="24"/>
             </w:rPr>
             <w:fldChar w:fldCharType="end"/>
@@ -3059,28 +3032,28 @@
         </w:p>
         <w:p>
           <w:pPr>
-            <w:pStyle w:val="17"/>
+            <w:pStyle w:val="TOC2"/>
             <w:tabs>
               <w:tab w:val="right" w:leader="dot" w:pos="8306"/>
             </w:tabs>
           </w:pPr>
           <w:r>
             <w:rPr>
-              <w:rFonts w:hint="eastAsia" w:ascii="宋体" w:hAnsi="宋体" w:eastAsia="宋体" w:cs="宋体"/>
+              <w:rFonts w:ascii="宋体" w:eastAsia="宋体" w:hAnsi="宋体" w:cs="宋体" w:hint="eastAsia"/>
               <w:szCs w:val="24"/>
             </w:rPr>
             <w:fldChar w:fldCharType="begin"/>
           </w:r>
           <w:r>
             <w:rPr>
-              <w:rFonts w:hint="eastAsia" w:ascii="宋体" w:hAnsi="宋体" w:eastAsia="宋体" w:cs="宋体"/>
+              <w:rFonts w:ascii="宋体" w:eastAsia="宋体" w:hAnsi="宋体" w:cs="宋体" w:hint="eastAsia"/>
               <w:szCs w:val="24"/>
             </w:rPr>
             <w:instrText xml:space="preserve"> HYPERLINK \l _Toc2462 </w:instrText>
           </w:r>
           <w:r>
             <w:rPr>
-              <w:rFonts w:hint="eastAsia" w:ascii="宋体" w:hAnsi="宋体" w:eastAsia="宋体" w:cs="宋体"/>
+              <w:rFonts w:ascii="宋体" w:eastAsia="宋体" w:hAnsi="宋体" w:cs="宋体" w:hint="eastAsia"/>
               <w:szCs w:val="24"/>
             </w:rPr>
             <w:fldChar w:fldCharType="separate"/>
@@ -3112,7 +3085,7 @@
           </w:r>
           <w:r>
             <w:rPr>
-              <w:rFonts w:hint="eastAsia" w:ascii="宋体" w:hAnsi="宋体" w:eastAsia="宋体" w:cs="宋体"/>
+              <w:rFonts w:ascii="宋体" w:eastAsia="宋体" w:hAnsi="宋体" w:cs="宋体" w:hint="eastAsia"/>
               <w:szCs w:val="24"/>
             </w:rPr>
             <w:fldChar w:fldCharType="end"/>
@@ -3120,28 +3093,28 @@
         </w:p>
         <w:p>
           <w:pPr>
-            <w:pStyle w:val="16"/>
+            <w:pStyle w:val="TOC1"/>
             <w:tabs>
               <w:tab w:val="right" w:leader="dot" w:pos="8306"/>
             </w:tabs>
           </w:pPr>
           <w:r>
             <w:rPr>
-              <w:rFonts w:hint="eastAsia" w:ascii="宋体" w:hAnsi="宋体" w:eastAsia="宋体" w:cs="宋体"/>
+              <w:rFonts w:ascii="宋体" w:eastAsia="宋体" w:hAnsi="宋体" w:cs="宋体" w:hint="eastAsia"/>
               <w:szCs w:val="24"/>
             </w:rPr>
             <w:fldChar w:fldCharType="begin"/>
           </w:r>
           <w:r>
             <w:rPr>
-              <w:rFonts w:hint="eastAsia" w:ascii="宋体" w:hAnsi="宋体" w:eastAsia="宋体" w:cs="宋体"/>
+              <w:rFonts w:ascii="宋体" w:eastAsia="宋体" w:hAnsi="宋体" w:cs="宋体" w:hint="eastAsia"/>
               <w:szCs w:val="24"/>
             </w:rPr>
             <w:instrText xml:space="preserve"> HYPERLINK \l _Toc12445 </w:instrText>
           </w:r>
           <w:r>
             <w:rPr>
-              <w:rFonts w:hint="eastAsia" w:ascii="宋体" w:hAnsi="宋体" w:eastAsia="宋体" w:cs="宋体"/>
+              <w:rFonts w:ascii="宋体" w:eastAsia="宋体" w:hAnsi="宋体" w:cs="宋体" w:hint="eastAsia"/>
               <w:szCs w:val="24"/>
             </w:rPr>
             <w:fldChar w:fldCharType="separate"/>
@@ -3173,7 +3146,7 @@
           </w:r>
           <w:r>
             <w:rPr>
-              <w:rFonts w:hint="eastAsia" w:ascii="宋体" w:hAnsi="宋体" w:eastAsia="宋体" w:cs="宋体"/>
+              <w:rFonts w:ascii="宋体" w:eastAsia="宋体" w:hAnsi="宋体" w:cs="宋体" w:hint="eastAsia"/>
               <w:szCs w:val="24"/>
             </w:rPr>
             <w:fldChar w:fldCharType="end"/>
@@ -3181,28 +3154,28 @@
         </w:p>
         <w:p>
           <w:pPr>
-            <w:pStyle w:val="17"/>
+            <w:pStyle w:val="TOC2"/>
             <w:tabs>
               <w:tab w:val="right" w:leader="dot" w:pos="8306"/>
             </w:tabs>
           </w:pPr>
           <w:r>
             <w:rPr>
-              <w:rFonts w:hint="eastAsia" w:ascii="宋体" w:hAnsi="宋体" w:eastAsia="宋体" w:cs="宋体"/>
+              <w:rFonts w:ascii="宋体" w:eastAsia="宋体" w:hAnsi="宋体" w:cs="宋体" w:hint="eastAsia"/>
               <w:szCs w:val="24"/>
             </w:rPr>
             <w:fldChar w:fldCharType="begin"/>
           </w:r>
           <w:r>
             <w:rPr>
-              <w:rFonts w:hint="eastAsia" w:ascii="宋体" w:hAnsi="宋体" w:eastAsia="宋体" w:cs="宋体"/>
+              <w:rFonts w:ascii="宋体" w:eastAsia="宋体" w:hAnsi="宋体" w:cs="宋体" w:hint="eastAsia"/>
               <w:szCs w:val="24"/>
             </w:rPr>
             <w:instrText xml:space="preserve"> HYPERLINK \l _Toc7816 </w:instrText>
           </w:r>
           <w:r>
             <w:rPr>
-              <w:rFonts w:hint="eastAsia" w:ascii="宋体" w:hAnsi="宋体" w:eastAsia="宋体" w:cs="宋体"/>
+              <w:rFonts w:ascii="宋体" w:eastAsia="宋体" w:hAnsi="宋体" w:cs="宋体" w:hint="eastAsia"/>
               <w:szCs w:val="24"/>
             </w:rPr>
             <w:fldChar w:fldCharType="separate"/>
@@ -3234,7 +3207,7 @@
           </w:r>
           <w:r>
             <w:rPr>
-              <w:rFonts w:hint="eastAsia" w:ascii="宋体" w:hAnsi="宋体" w:eastAsia="宋体" w:cs="宋体"/>
+              <w:rFonts w:ascii="宋体" w:eastAsia="宋体" w:hAnsi="宋体" w:cs="宋体" w:hint="eastAsia"/>
               <w:szCs w:val="24"/>
             </w:rPr>
             <w:fldChar w:fldCharType="end"/>
@@ -3242,28 +3215,28 @@
         </w:p>
         <w:p>
           <w:pPr>
-            <w:pStyle w:val="17"/>
+            <w:pStyle w:val="TOC2"/>
             <w:tabs>
               <w:tab w:val="right" w:leader="dot" w:pos="8306"/>
             </w:tabs>
           </w:pPr>
           <w:r>
             <w:rPr>
-              <w:rFonts w:hint="eastAsia" w:ascii="宋体" w:hAnsi="宋体" w:eastAsia="宋体" w:cs="宋体"/>
+              <w:rFonts w:ascii="宋体" w:eastAsia="宋体" w:hAnsi="宋体" w:cs="宋体" w:hint="eastAsia"/>
               <w:szCs w:val="24"/>
             </w:rPr>
             <w:fldChar w:fldCharType="begin"/>
           </w:r>
           <w:r>
             <w:rPr>
-              <w:rFonts w:hint="eastAsia" w:ascii="宋体" w:hAnsi="宋体" w:eastAsia="宋体" w:cs="宋体"/>
+              <w:rFonts w:ascii="宋体" w:eastAsia="宋体" w:hAnsi="宋体" w:cs="宋体" w:hint="eastAsia"/>
               <w:szCs w:val="24"/>
             </w:rPr>
             <w:instrText xml:space="preserve"> HYPERLINK \l _Toc12097 </w:instrText>
           </w:r>
           <w:r>
             <w:rPr>
-              <w:rFonts w:hint="eastAsia" w:ascii="宋体" w:hAnsi="宋体" w:eastAsia="宋体" w:cs="宋体"/>
+              <w:rFonts w:ascii="宋体" w:eastAsia="宋体" w:hAnsi="宋体" w:cs="宋体" w:hint="eastAsia"/>
               <w:szCs w:val="24"/>
             </w:rPr>
             <w:fldChar w:fldCharType="separate"/>
@@ -3295,7 +3268,7 @@
           </w:r>
           <w:r>
             <w:rPr>
-              <w:rFonts w:hint="eastAsia" w:ascii="宋体" w:hAnsi="宋体" w:eastAsia="宋体" w:cs="宋体"/>
+              <w:rFonts w:ascii="宋体" w:eastAsia="宋体" w:hAnsi="宋体" w:cs="宋体" w:hint="eastAsia"/>
               <w:szCs w:val="24"/>
             </w:rPr>
             <w:fldChar w:fldCharType="end"/>
@@ -3303,28 +3276,28 @@
         </w:p>
         <w:p>
           <w:pPr>
-            <w:pStyle w:val="17"/>
+            <w:pStyle w:val="TOC2"/>
             <w:tabs>
               <w:tab w:val="right" w:leader="dot" w:pos="8306"/>
             </w:tabs>
           </w:pPr>
           <w:r>
             <w:rPr>
-              <w:rFonts w:hint="eastAsia" w:ascii="宋体" w:hAnsi="宋体" w:eastAsia="宋体" w:cs="宋体"/>
+              <w:rFonts w:ascii="宋体" w:eastAsia="宋体" w:hAnsi="宋体" w:cs="宋体" w:hint="eastAsia"/>
               <w:szCs w:val="24"/>
             </w:rPr>
             <w:fldChar w:fldCharType="begin"/>
           </w:r>
           <w:r>
             <w:rPr>
-              <w:rFonts w:hint="eastAsia" w:ascii="宋体" w:hAnsi="宋体" w:eastAsia="宋体" w:cs="宋体"/>
+              <w:rFonts w:ascii="宋体" w:eastAsia="宋体" w:hAnsi="宋体" w:cs="宋体" w:hint="eastAsia"/>
               <w:szCs w:val="24"/>
             </w:rPr>
             <w:instrText xml:space="preserve"> HYPERLINK \l _Toc9238 </w:instrText>
           </w:r>
           <w:r>
             <w:rPr>
-              <w:rFonts w:hint="eastAsia" w:ascii="宋体" w:hAnsi="宋体" w:eastAsia="宋体" w:cs="宋体"/>
+              <w:rFonts w:ascii="宋体" w:eastAsia="宋体" w:hAnsi="宋体" w:cs="宋体" w:hint="eastAsia"/>
               <w:szCs w:val="24"/>
             </w:rPr>
             <w:fldChar w:fldCharType="separate"/>
@@ -3356,7 +3329,7 @@
           </w:r>
           <w:r>
             <w:rPr>
-              <w:rFonts w:hint="eastAsia" w:ascii="宋体" w:hAnsi="宋体" w:eastAsia="宋体" w:cs="宋体"/>
+              <w:rFonts w:ascii="宋体" w:eastAsia="宋体" w:hAnsi="宋体" w:cs="宋体" w:hint="eastAsia"/>
               <w:szCs w:val="24"/>
             </w:rPr>
             <w:fldChar w:fldCharType="end"/>
@@ -3364,28 +3337,28 @@
         </w:p>
         <w:p>
           <w:pPr>
-            <w:pStyle w:val="16"/>
+            <w:pStyle w:val="TOC1"/>
             <w:tabs>
               <w:tab w:val="right" w:leader="dot" w:pos="8306"/>
             </w:tabs>
           </w:pPr>
           <w:r>
             <w:rPr>
-              <w:rFonts w:hint="eastAsia" w:ascii="宋体" w:hAnsi="宋体" w:eastAsia="宋体" w:cs="宋体"/>
+              <w:rFonts w:ascii="宋体" w:eastAsia="宋体" w:hAnsi="宋体" w:cs="宋体" w:hint="eastAsia"/>
               <w:szCs w:val="24"/>
             </w:rPr>
             <w:fldChar w:fldCharType="begin"/>
           </w:r>
           <w:r>
             <w:rPr>
-              <w:rFonts w:hint="eastAsia" w:ascii="宋体" w:hAnsi="宋体" w:eastAsia="宋体" w:cs="宋体"/>
+              <w:rFonts w:ascii="宋体" w:eastAsia="宋体" w:hAnsi="宋体" w:cs="宋体" w:hint="eastAsia"/>
               <w:szCs w:val="24"/>
             </w:rPr>
             <w:instrText xml:space="preserve"> HYPERLINK \l _Toc27978 </w:instrText>
           </w:r>
           <w:r>
             <w:rPr>
-              <w:rFonts w:hint="eastAsia" w:ascii="宋体" w:hAnsi="宋体" w:eastAsia="宋体" w:cs="宋体"/>
+              <w:rFonts w:ascii="宋体" w:eastAsia="宋体" w:hAnsi="宋体" w:cs="宋体" w:hint="eastAsia"/>
               <w:szCs w:val="24"/>
             </w:rPr>
             <w:fldChar w:fldCharType="separate"/>
@@ -3417,7 +3390,7 @@
           </w:r>
           <w:r>
             <w:rPr>
-              <w:rFonts w:hint="eastAsia" w:ascii="宋体" w:hAnsi="宋体" w:eastAsia="宋体" w:cs="宋体"/>
+              <w:rFonts w:ascii="宋体" w:eastAsia="宋体" w:hAnsi="宋体" w:cs="宋体" w:hint="eastAsia"/>
               <w:szCs w:val="24"/>
             </w:rPr>
             <w:fldChar w:fldCharType="end"/>
@@ -3425,28 +3398,28 @@
         </w:p>
         <w:p>
           <w:pPr>
-            <w:pStyle w:val="17"/>
+            <w:pStyle w:val="TOC2"/>
             <w:tabs>
               <w:tab w:val="right" w:leader="dot" w:pos="8306"/>
             </w:tabs>
           </w:pPr>
           <w:r>
             <w:rPr>
-              <w:rFonts w:hint="eastAsia" w:ascii="宋体" w:hAnsi="宋体" w:eastAsia="宋体" w:cs="宋体"/>
+              <w:rFonts w:ascii="宋体" w:eastAsia="宋体" w:hAnsi="宋体" w:cs="宋体" w:hint="eastAsia"/>
               <w:szCs w:val="24"/>
             </w:rPr>
             <w:fldChar w:fldCharType="begin"/>
           </w:r>
           <w:r>
             <w:rPr>
-              <w:rFonts w:hint="eastAsia" w:ascii="宋体" w:hAnsi="宋体" w:eastAsia="宋体" w:cs="宋体"/>
+              <w:rFonts w:ascii="宋体" w:eastAsia="宋体" w:hAnsi="宋体" w:cs="宋体" w:hint="eastAsia"/>
               <w:szCs w:val="24"/>
             </w:rPr>
             <w:instrText xml:space="preserve"> HYPERLINK \l _Toc1159 </w:instrText>
           </w:r>
           <w:r>
             <w:rPr>
-              <w:rFonts w:hint="eastAsia" w:ascii="宋体" w:hAnsi="宋体" w:eastAsia="宋体" w:cs="宋体"/>
+              <w:rFonts w:ascii="宋体" w:eastAsia="宋体" w:hAnsi="宋体" w:cs="宋体" w:hint="eastAsia"/>
               <w:szCs w:val="24"/>
             </w:rPr>
             <w:fldChar w:fldCharType="separate"/>
@@ -3478,7 +3451,7 @@
           </w:r>
           <w:r>
             <w:rPr>
-              <w:rFonts w:hint="eastAsia" w:ascii="宋体" w:hAnsi="宋体" w:eastAsia="宋体" w:cs="宋体"/>
+              <w:rFonts w:ascii="宋体" w:eastAsia="宋体" w:hAnsi="宋体" w:cs="宋体" w:hint="eastAsia"/>
               <w:szCs w:val="24"/>
             </w:rPr>
             <w:fldChar w:fldCharType="end"/>
@@ -3486,28 +3459,28 @@
         </w:p>
         <w:p>
           <w:pPr>
-            <w:pStyle w:val="17"/>
+            <w:pStyle w:val="TOC2"/>
             <w:tabs>
               <w:tab w:val="right" w:leader="dot" w:pos="8306"/>
             </w:tabs>
           </w:pPr>
           <w:r>
             <w:rPr>
-              <w:rFonts w:hint="eastAsia" w:ascii="宋体" w:hAnsi="宋体" w:eastAsia="宋体" w:cs="宋体"/>
+              <w:rFonts w:ascii="宋体" w:eastAsia="宋体" w:hAnsi="宋体" w:cs="宋体" w:hint="eastAsia"/>
               <w:szCs w:val="24"/>
             </w:rPr>
             <w:fldChar w:fldCharType="begin"/>
           </w:r>
           <w:r>
             <w:rPr>
-              <w:rFonts w:hint="eastAsia" w:ascii="宋体" w:hAnsi="宋体" w:eastAsia="宋体" w:cs="宋体"/>
+              <w:rFonts w:ascii="宋体" w:eastAsia="宋体" w:hAnsi="宋体" w:cs="宋体" w:hint="eastAsia"/>
               <w:szCs w:val="24"/>
             </w:rPr>
             <w:instrText xml:space="preserve"> HYPERLINK \l _Toc26735 </w:instrText>
           </w:r>
           <w:r>
             <w:rPr>
-              <w:rFonts w:hint="eastAsia" w:ascii="宋体" w:hAnsi="宋体" w:eastAsia="宋体" w:cs="宋体"/>
+              <w:rFonts w:ascii="宋体" w:eastAsia="宋体" w:hAnsi="宋体" w:cs="宋体" w:hint="eastAsia"/>
               <w:szCs w:val="24"/>
             </w:rPr>
             <w:fldChar w:fldCharType="separate"/>
@@ -3539,7 +3512,7 @@
           </w:r>
           <w:r>
             <w:rPr>
-              <w:rFonts w:hint="eastAsia" w:ascii="宋体" w:hAnsi="宋体" w:eastAsia="宋体" w:cs="宋体"/>
+              <w:rFonts w:ascii="宋体" w:eastAsia="宋体" w:hAnsi="宋体" w:cs="宋体" w:hint="eastAsia"/>
               <w:szCs w:val="24"/>
             </w:rPr>
             <w:fldChar w:fldCharType="end"/>
@@ -3547,28 +3520,28 @@
         </w:p>
         <w:p>
           <w:pPr>
-            <w:pStyle w:val="17"/>
+            <w:pStyle w:val="TOC2"/>
             <w:tabs>
               <w:tab w:val="right" w:leader="dot" w:pos="8306"/>
             </w:tabs>
           </w:pPr>
           <w:r>
             <w:rPr>
-              <w:rFonts w:hint="eastAsia" w:ascii="宋体" w:hAnsi="宋体" w:eastAsia="宋体" w:cs="宋体"/>
+              <w:rFonts w:ascii="宋体" w:eastAsia="宋体" w:hAnsi="宋体" w:cs="宋体" w:hint="eastAsia"/>
               <w:szCs w:val="24"/>
             </w:rPr>
             <w:fldChar w:fldCharType="begin"/>
           </w:r>
           <w:r>
             <w:rPr>
-              <w:rFonts w:hint="eastAsia" w:ascii="宋体" w:hAnsi="宋体" w:eastAsia="宋体" w:cs="宋体"/>
+              <w:rFonts w:ascii="宋体" w:eastAsia="宋体" w:hAnsi="宋体" w:cs="宋体" w:hint="eastAsia"/>
               <w:szCs w:val="24"/>
             </w:rPr>
             <w:instrText xml:space="preserve"> HYPERLINK \l _Toc31049 </w:instrText>
           </w:r>
           <w:r>
             <w:rPr>
-              <w:rFonts w:hint="eastAsia" w:ascii="宋体" w:hAnsi="宋体" w:eastAsia="宋体" w:cs="宋体"/>
+              <w:rFonts w:ascii="宋体" w:eastAsia="宋体" w:hAnsi="宋体" w:cs="宋体" w:hint="eastAsia"/>
               <w:szCs w:val="24"/>
             </w:rPr>
             <w:fldChar w:fldCharType="separate"/>
@@ -3600,7 +3573,7 @@
           </w:r>
           <w:r>
             <w:rPr>
-              <w:rFonts w:hint="eastAsia" w:ascii="宋体" w:hAnsi="宋体" w:eastAsia="宋体" w:cs="宋体"/>
+              <w:rFonts w:ascii="宋体" w:eastAsia="宋体" w:hAnsi="宋体" w:cs="宋体" w:hint="eastAsia"/>
               <w:szCs w:val="24"/>
             </w:rPr>
             <w:fldChar w:fldCharType="end"/>
@@ -3608,28 +3581,28 @@
         </w:p>
         <w:p>
           <w:pPr>
-            <w:pStyle w:val="16"/>
+            <w:pStyle w:val="TOC1"/>
             <w:tabs>
               <w:tab w:val="right" w:leader="dot" w:pos="8306"/>
             </w:tabs>
           </w:pPr>
           <w:r>
             <w:rPr>
-              <w:rFonts w:hint="eastAsia" w:ascii="宋体" w:hAnsi="宋体" w:eastAsia="宋体" w:cs="宋体"/>
+              <w:rFonts w:ascii="宋体" w:eastAsia="宋体" w:hAnsi="宋体" w:cs="宋体" w:hint="eastAsia"/>
               <w:szCs w:val="24"/>
             </w:rPr>
             <w:fldChar w:fldCharType="begin"/>
           </w:r>
           <w:r>
             <w:rPr>
-              <w:rFonts w:hint="eastAsia" w:ascii="宋体" w:hAnsi="宋体" w:eastAsia="宋体" w:cs="宋体"/>
+              <w:rFonts w:ascii="宋体" w:eastAsia="宋体" w:hAnsi="宋体" w:cs="宋体" w:hint="eastAsia"/>
               <w:szCs w:val="24"/>
             </w:rPr>
             <w:instrText xml:space="preserve"> HYPERLINK \l _Toc9400 </w:instrText>
           </w:r>
           <w:r>
             <w:rPr>
-              <w:rFonts w:hint="eastAsia" w:ascii="宋体" w:hAnsi="宋体" w:eastAsia="宋体" w:cs="宋体"/>
+              <w:rFonts w:ascii="宋体" w:eastAsia="宋体" w:hAnsi="宋体" w:cs="宋体" w:hint="eastAsia"/>
               <w:szCs w:val="24"/>
             </w:rPr>
             <w:fldChar w:fldCharType="separate"/>
@@ -3668,7 +3641,7 @@
           </w:r>
           <w:r>
             <w:rPr>
-              <w:rFonts w:hint="eastAsia" w:ascii="宋体" w:hAnsi="宋体" w:eastAsia="宋体" w:cs="宋体"/>
+              <w:rFonts w:ascii="宋体" w:eastAsia="宋体" w:hAnsi="宋体" w:cs="宋体" w:hint="eastAsia"/>
               <w:szCs w:val="24"/>
             </w:rPr>
             <w:fldChar w:fldCharType="end"/>
@@ -3676,28 +3649,28 @@
         </w:p>
         <w:p>
           <w:pPr>
-            <w:pStyle w:val="16"/>
+            <w:pStyle w:val="TOC1"/>
             <w:tabs>
               <w:tab w:val="right" w:leader="dot" w:pos="8306"/>
             </w:tabs>
           </w:pPr>
           <w:r>
             <w:rPr>
-              <w:rFonts w:hint="eastAsia" w:ascii="宋体" w:hAnsi="宋体" w:eastAsia="宋体" w:cs="宋体"/>
+              <w:rFonts w:ascii="宋体" w:eastAsia="宋体" w:hAnsi="宋体" w:cs="宋体" w:hint="eastAsia"/>
               <w:szCs w:val="24"/>
             </w:rPr>
             <w:fldChar w:fldCharType="begin"/>
           </w:r>
           <w:r>
             <w:rPr>
-              <w:rFonts w:hint="eastAsia" w:ascii="宋体" w:hAnsi="宋体" w:eastAsia="宋体" w:cs="宋体"/>
+              <w:rFonts w:ascii="宋体" w:eastAsia="宋体" w:hAnsi="宋体" w:cs="宋体" w:hint="eastAsia"/>
               <w:szCs w:val="24"/>
             </w:rPr>
             <w:instrText xml:space="preserve"> HYPERLINK \l _Toc3431 </w:instrText>
           </w:r>
           <w:r>
             <w:rPr>
-              <w:rFonts w:hint="eastAsia" w:ascii="宋体" w:hAnsi="宋体" w:eastAsia="宋体" w:cs="宋体"/>
+              <w:rFonts w:ascii="宋体" w:eastAsia="宋体" w:hAnsi="宋体" w:cs="宋体" w:hint="eastAsia"/>
               <w:szCs w:val="24"/>
             </w:rPr>
             <w:fldChar w:fldCharType="separate"/>
@@ -3729,7 +3702,7 @@
           </w:r>
           <w:r>
             <w:rPr>
-              <w:rFonts w:hint="eastAsia" w:ascii="宋体" w:hAnsi="宋体" w:eastAsia="宋体" w:cs="宋体"/>
+              <w:rFonts w:ascii="宋体" w:eastAsia="宋体" w:hAnsi="宋体" w:cs="宋体" w:hint="eastAsia"/>
               <w:szCs w:val="24"/>
             </w:rPr>
             <w:fldChar w:fldCharType="end"/>
@@ -3753,7 +3726,7 @@
             <w:spacing w:line="312" w:lineRule="auto"/>
             <w:textAlignment w:val="baseline"/>
             <w:rPr>
-              <w:rFonts w:hint="eastAsia" w:ascii="宋体" w:hAnsi="宋体" w:eastAsia="宋体" w:cs="宋体"/>
+              <w:rFonts w:ascii="宋体" w:eastAsia="宋体" w:hAnsi="宋体" w:cs="宋体" w:hint="eastAsia"/>
               <w:snapToGrid w:val="0"/>
               <w:color w:val="000000"/>
               <w:kern w:val="0"/>
@@ -3764,7 +3737,7 @@
           </w:pPr>
           <w:r>
             <w:rPr>
-              <w:rFonts w:hint="eastAsia" w:ascii="宋体" w:hAnsi="宋体" w:eastAsia="宋体" w:cs="宋体"/>
+              <w:rFonts w:ascii="宋体" w:eastAsia="宋体" w:hAnsi="宋体" w:cs="宋体" w:hint="eastAsia"/>
               <w:szCs w:val="24"/>
             </w:rPr>
             <w:fldChar w:fldCharType="end"/>
@@ -3789,7 +3762,7 @@
         <w:snapToGrid w:val="0"/>
         <w:textAlignment w:val="baseline"/>
         <w:rPr>
-          <w:rFonts w:ascii="Arial" w:hAnsi="Arial" w:eastAsia="Arial" w:cs="Arial"/>
+          <w:rFonts w:ascii="Arial" w:eastAsia="Arial" w:hAnsi="Arial" w:cs="Arial"/>
           <w:snapToGrid w:val="0"/>
           <w:color w:val="000000"/>
           <w:kern w:val="0"/>
@@ -3800,7 +3773,7 @@
       </w:pPr>
       <w:r>
         <w:rPr>
-          <w:rFonts w:ascii="Arial" w:hAnsi="Arial" w:eastAsia="Arial" w:cs="Arial"/>
+          <w:rFonts w:ascii="Arial" w:eastAsia="Arial" w:hAnsi="Arial" w:cs="Arial"/>
           <w:snapToGrid w:val="0"/>
           <w:color w:val="000000"/>
           <w:kern w:val="0"/>
@@ -3813,7 +3786,7 @@
     </w:p>
     <w:p>
       <w:pPr>
-        <w:pStyle w:val="28"/>
+        <w:pStyle w:val="1"/>
         <w:keepNext w:val="0"/>
         <w:keepLines w:val="0"/>
         <w:pageBreakBefore w:val="0"/>
@@ -3833,7 +3806,7 @@
           <w:lang w:val="en-US" w:eastAsia="zh-CN"/>
         </w:rPr>
       </w:pPr>
-      <w:bookmarkStart w:id="2" w:name="_Toc21923"/>
+      <w:bookmarkStart w:id="3" w:name="_Toc21923"/>
       <w:r>
         <w:rPr>
           <w:rFonts w:hint="default"/>
@@ -3841,11 +3814,11 @@
         </w:rPr>
         <w:t>总则</w:t>
       </w:r>
-      <w:bookmarkEnd w:id="2"/>
-    </w:p>
-    <w:p>
-      <w:pPr>
-        <w:pStyle w:val="30"/>
+      <w:bookmarkEnd w:id="3"/>
+    </w:p>
+    <w:p>
+      <w:pPr>
+        <w:pStyle w:val="2"/>
         <w:keepNext w:val="0"/>
         <w:keepLines w:val="0"/>
         <w:pageBreakBefore w:val="0"/>
@@ -3865,7 +3838,7 @@
           <w:lang w:val="en-US" w:eastAsia="zh-CN"/>
         </w:rPr>
       </w:pPr>
-      <w:bookmarkStart w:id="3" w:name="_Toc20773"/>
+      <w:bookmarkStart w:id="4" w:name="_Toc20773"/>
       <w:r>
         <w:rPr>
           <w:rFonts w:hint="default"/>
@@ -3873,11 +3846,11 @@
         </w:rPr>
         <w:t>目的</w:t>
       </w:r>
-      <w:bookmarkEnd w:id="3"/>
-    </w:p>
-    <w:p>
-      <w:pPr>
-        <w:pStyle w:val="29"/>
+      <w:bookmarkEnd w:id="4"/>
+    </w:p>
+    <w:p>
+      <w:pPr>
+        <w:pStyle w:val="a1"/>
         <w:keepNext w:val="0"/>
         <w:keepLines w:val="0"/>
         <w:pageBreakBefore w:val="0"/>
@@ -3907,7 +3880,7 @@
     </w:p>
     <w:p>
       <w:pPr>
-        <w:pStyle w:val="30"/>
+        <w:pStyle w:val="2"/>
         <w:keepNext w:val="0"/>
         <w:keepLines w:val="0"/>
         <w:pageBreakBefore w:val="0"/>
@@ -3927,7 +3900,7 @@
           <w:lang w:val="en-US" w:eastAsia="zh-CN"/>
         </w:rPr>
       </w:pPr>
-      <w:bookmarkStart w:id="4" w:name="_Toc26576"/>
+      <w:bookmarkStart w:id="5" w:name="_Toc26576"/>
       <w:r>
         <w:rPr>
           <w:rFonts w:hint="default"/>
@@ -3935,11 +3908,11 @@
         </w:rPr>
         <w:t>适用范围</w:t>
       </w:r>
-      <w:bookmarkEnd w:id="4"/>
-    </w:p>
-    <w:p>
-      <w:pPr>
-        <w:pStyle w:val="29"/>
+      <w:bookmarkEnd w:id="5"/>
+    </w:p>
+    <w:p>
+      <w:pPr>
+        <w:pStyle w:val="a1"/>
         <w:keepNext w:val="0"/>
         <w:keepLines w:val="0"/>
         <w:pageBreakBefore w:val="0"/>
@@ -3969,7 +3942,7 @@
     </w:p>
     <w:p>
       <w:pPr>
-        <w:pStyle w:val="30"/>
+        <w:pStyle w:val="2"/>
         <w:keepNext w:val="0"/>
         <w:keepLines w:val="0"/>
         <w:pageBreakBefore w:val="0"/>
@@ -3989,7 +3962,7 @@
           <w:lang w:val="en-US" w:eastAsia="zh-CN"/>
         </w:rPr>
       </w:pPr>
-      <w:bookmarkStart w:id="5" w:name="_Toc10478"/>
+      <w:bookmarkStart w:id="6" w:name="_Toc10478"/>
       <w:r>
         <w:rPr>
           <w:rFonts w:hint="default"/>
@@ -3997,11 +3970,11 @@
         </w:rPr>
         <w:t>框架原则</w:t>
       </w:r>
-      <w:bookmarkEnd w:id="5"/>
-    </w:p>
-    <w:p>
-      <w:pPr>
-        <w:pStyle w:val="29"/>
+      <w:bookmarkEnd w:id="6"/>
+    </w:p>
+    <w:p>
+      <w:pPr>
+        <w:pStyle w:val="a1"/>
         <w:keepNext w:val="0"/>
         <w:keepLines w:val="0"/>
         <w:pageBreakBefore w:val="0"/>
@@ -4031,7 +4004,7 @@
     </w:p>
     <w:p>
       <w:pPr>
-        <w:pStyle w:val="29"/>
+        <w:pStyle w:val="a1"/>
         <w:keepNext w:val="0"/>
         <w:keepLines w:val="0"/>
         <w:pageBreakBefore w:val="0"/>
@@ -4061,7 +4034,7 @@
     </w:p>
     <w:p>
       <w:pPr>
-        <w:pStyle w:val="29"/>
+        <w:pStyle w:val="a1"/>
         <w:keepNext w:val="0"/>
         <w:keepLines w:val="0"/>
         <w:pageBreakBefore w:val="0"/>
@@ -4091,7 +4064,7 @@
     </w:p>
     <w:p>
       <w:pPr>
-        <w:pStyle w:val="29"/>
+        <w:pStyle w:val="a1"/>
         <w:keepNext w:val="0"/>
         <w:keepLines w:val="0"/>
         <w:pageBreakBefore w:val="0"/>
@@ -4121,7 +4094,7 @@
     </w:p>
     <w:p>
       <w:pPr>
-        <w:pStyle w:val="29"/>
+        <w:pStyle w:val="a1"/>
         <w:keepNext w:val="0"/>
         <w:keepLines w:val="0"/>
         <w:pageBreakBefore w:val="0"/>
@@ -4151,7 +4124,7 @@
     </w:p>
     <w:p>
       <w:pPr>
-        <w:pStyle w:val="28"/>
+        <w:pStyle w:val="1"/>
         <w:keepNext w:val="0"/>
         <w:keepLines w:val="0"/>
         <w:pageBreakBefore w:val="0"/>
@@ -4171,7 +4144,7 @@
           <w:lang w:val="en-US" w:eastAsia="zh-CN"/>
         </w:rPr>
       </w:pPr>
-      <w:bookmarkStart w:id="6" w:name="_Toc13351"/>
+      <w:bookmarkStart w:id="7" w:name="_Toc13351"/>
       <w:r>
         <w:rPr>
           <w:rFonts w:hint="default"/>
@@ -4179,11 +4152,11 @@
         </w:rPr>
         <w:t>过程框架构成</w:t>
       </w:r>
-      <w:bookmarkEnd w:id="6"/>
-    </w:p>
-    <w:p>
-      <w:pPr>
-        <w:pStyle w:val="30"/>
+      <w:bookmarkEnd w:id="7"/>
+    </w:p>
+    <w:p>
+      <w:pPr>
+        <w:pStyle w:val="2"/>
         <w:keepNext w:val="0"/>
         <w:keepLines w:val="0"/>
         <w:pageBreakBefore w:val="0"/>
@@ -4203,7 +4176,7 @@
           <w:lang w:val="en-US" w:eastAsia="zh-CN"/>
         </w:rPr>
       </w:pPr>
-      <w:bookmarkStart w:id="7" w:name="_Toc19695"/>
+      <w:bookmarkStart w:id="8" w:name="_Toc19695"/>
       <w:r>
         <w:rPr>
           <w:rFonts w:hint="default"/>
@@ -4211,11 +4184,11 @@
         </w:rPr>
         <w:t>过程框架总览</w:t>
       </w:r>
-      <w:bookmarkEnd w:id="7"/>
-    </w:p>
-    <w:p>
-      <w:pPr>
-        <w:pStyle w:val="29"/>
+      <w:bookmarkEnd w:id="8"/>
+    </w:p>
+    <w:p>
+      <w:pPr>
+        <w:pStyle w:val="a1"/>
         <w:keepNext w:val="0"/>
         <w:keepLines w:val="0"/>
         <w:pageBreakBefore w:val="0"/>
@@ -4245,7 +4218,7 @@
     </w:p>
     <w:p>
       <w:pPr>
-        <w:pStyle w:val="29"/>
+        <w:pStyle w:val="a1"/>
         <w:keepNext w:val="0"/>
         <w:keepLines w:val="0"/>
         <w:pageBreakBefore w:val="0"/>
@@ -4284,7 +4257,7 @@
                     </pic:cNvPicPr>
                   </pic:nvPicPr>
                   <pic:blipFill>
-                    <a:blip r:embed="rId10"/>
+                    <a:blip xmlns:r="http://schemas.openxmlformats.org/officeDocument/2006/relationships" r:embed="rId7"/>
                     <a:stretch>
                       <a:fillRect/>
                     </a:stretch>
@@ -4311,7 +4284,7 @@
     </w:p>
     <w:p>
       <w:pPr>
-        <w:pStyle w:val="30"/>
+        <w:pStyle w:val="2"/>
         <w:keepNext w:val="0"/>
         <w:keepLines w:val="0"/>
         <w:pageBreakBefore w:val="0"/>
@@ -4331,7 +4304,7 @@
           <w:lang w:val="en-US" w:eastAsia="zh-CN"/>
         </w:rPr>
       </w:pPr>
-      <w:bookmarkStart w:id="8" w:name="_Toc8361"/>
+      <w:bookmarkStart w:id="9" w:name="_Toc8361"/>
       <w:r>
         <w:rPr>
           <w:rFonts w:hint="default"/>
@@ -4339,11 +4312,11 @@
         </w:rPr>
         <w:t>过程组及核心过程定义</w:t>
       </w:r>
-      <w:bookmarkEnd w:id="8"/>
-    </w:p>
-    <w:p>
-      <w:pPr>
-        <w:pStyle w:val="29"/>
+      <w:bookmarkEnd w:id="9"/>
+    </w:p>
+    <w:p>
+      <w:pPr>
+        <w:pStyle w:val="a1"/>
         <w:keepNext w:val="0"/>
         <w:keepLines w:val="0"/>
         <w:pageBreakBefore w:val="0"/>
@@ -4373,7 +4346,7 @@
     </w:p>
     <w:p>
       <w:pPr>
-        <w:pStyle w:val="31"/>
+        <w:pStyle w:val="3"/>
         <w:keepNext w:val="0"/>
         <w:keepLines w:val="0"/>
         <w:pageBreakBefore w:val="0"/>
@@ -4393,7 +4366,7 @@
           <w:lang w:val="en-US" w:eastAsia="zh-CN"/>
         </w:rPr>
       </w:pPr>
-      <w:bookmarkStart w:id="9" w:name="_Toc8949"/>
+      <w:bookmarkStart w:id="10" w:name="_Toc8949"/>
       <w:r>
         <w:rPr>
           <w:rFonts w:hint="default"/>
@@ -4401,11 +4374,11 @@
         </w:rPr>
         <w:t>战略与治理过程组</w:t>
       </w:r>
-      <w:bookmarkEnd w:id="9"/>
-    </w:p>
-    <w:p>
-      <w:pPr>
-        <w:pStyle w:val="29"/>
+      <w:bookmarkEnd w:id="10"/>
+    </w:p>
+    <w:p>
+      <w:pPr>
+        <w:pStyle w:val="a1"/>
         <w:keepNext w:val="0"/>
         <w:keepLines w:val="0"/>
         <w:pageBreakBefore w:val="0"/>
@@ -4435,7 +4408,7 @@
     </w:p>
     <w:p>
       <w:pPr>
-        <w:pStyle w:val="29"/>
+        <w:pStyle w:val="a1"/>
         <w:keepNext w:val="0"/>
         <w:keepLines w:val="0"/>
         <w:pageBreakBefore w:val="0"/>
@@ -4465,7 +4438,7 @@
     </w:p>
     <w:p>
       <w:pPr>
-        <w:pStyle w:val="29"/>
+        <w:pStyle w:val="a1"/>
         <w:keepNext w:val="0"/>
         <w:keepLines w:val="0"/>
         <w:pageBreakBefore w:val="0"/>
@@ -4495,7 +4468,7 @@
     </w:p>
     <w:p>
       <w:pPr>
-        <w:pStyle w:val="29"/>
+        <w:pStyle w:val="a1"/>
         <w:keepNext w:val="0"/>
         <w:keepLines w:val="0"/>
         <w:pageBreakBefore w:val="0"/>
@@ -4525,7 +4498,7 @@
     </w:p>
     <w:p>
       <w:pPr>
-        <w:pStyle w:val="31"/>
+        <w:pStyle w:val="3"/>
         <w:keepNext w:val="0"/>
         <w:keepLines w:val="0"/>
         <w:pageBreakBefore w:val="0"/>
@@ -4545,7 +4518,7 @@
           <w:lang w:val="en-US" w:eastAsia="zh-CN"/>
         </w:rPr>
       </w:pPr>
-      <w:bookmarkStart w:id="10" w:name="_Toc23700"/>
+      <w:bookmarkStart w:id="11" w:name="_Toc23700"/>
       <w:r>
         <w:rPr>
           <w:rFonts w:hint="default"/>
@@ -4553,11 +4526,11 @@
         </w:rPr>
         <w:t>核心交付与运营过程组</w:t>
       </w:r>
-      <w:bookmarkEnd w:id="10"/>
-    </w:p>
-    <w:p>
-      <w:pPr>
-        <w:pStyle w:val="29"/>
+      <w:bookmarkEnd w:id="11"/>
+    </w:p>
+    <w:p>
+      <w:pPr>
+        <w:pStyle w:val="a1"/>
         <w:keepNext w:val="0"/>
         <w:keepLines w:val="0"/>
         <w:pageBreakBefore w:val="0"/>
@@ -4587,7 +4560,7 @@
     </w:p>
     <w:p>
       <w:pPr>
-        <w:pStyle w:val="29"/>
+        <w:pStyle w:val="a1"/>
         <w:keepNext w:val="0"/>
         <w:keepLines w:val="0"/>
         <w:pageBreakBefore w:val="0"/>
@@ -4617,7 +4590,7 @@
     </w:p>
     <w:p>
       <w:pPr>
-        <w:pStyle w:val="29"/>
+        <w:pStyle w:val="a1"/>
         <w:keepNext w:val="0"/>
         <w:keepLines w:val="0"/>
         <w:pageBreakBefore w:val="0"/>
@@ -4647,7 +4620,7 @@
     </w:p>
     <w:p>
       <w:pPr>
-        <w:pStyle w:val="29"/>
+        <w:pStyle w:val="a1"/>
         <w:keepNext w:val="0"/>
         <w:keepLines w:val="0"/>
         <w:pageBreakBefore w:val="0"/>
@@ -4677,7 +4650,7 @@
     </w:p>
     <w:p>
       <w:pPr>
-        <w:pStyle w:val="29"/>
+        <w:pStyle w:val="a1"/>
         <w:keepNext w:val="0"/>
         <w:keepLines w:val="0"/>
         <w:pageBreakBefore w:val="0"/>
@@ -4707,7 +4680,7 @@
     </w:p>
     <w:p>
       <w:pPr>
-        <w:pStyle w:val="29"/>
+        <w:pStyle w:val="a1"/>
         <w:keepNext w:val="0"/>
         <w:keepLines w:val="0"/>
         <w:pageBreakBefore w:val="0"/>
@@ -4737,7 +4710,7 @@
     </w:p>
     <w:p>
       <w:pPr>
-        <w:pStyle w:val="31"/>
+        <w:pStyle w:val="3"/>
         <w:keepNext w:val="0"/>
         <w:keepLines w:val="0"/>
         <w:pageBreakBefore w:val="0"/>
@@ -4757,7 +4730,7 @@
           <w:lang w:val="en-US" w:eastAsia="zh-CN"/>
         </w:rPr>
       </w:pPr>
-      <w:bookmarkStart w:id="11" w:name="_Toc862"/>
+      <w:bookmarkStart w:id="12" w:name="_Toc862"/>
       <w:r>
         <w:rPr>
           <w:rFonts w:hint="default"/>
@@ -4765,11 +4738,11 @@
         </w:rPr>
         <w:t>支持保障过程组</w:t>
       </w:r>
-      <w:bookmarkEnd w:id="11"/>
-    </w:p>
-    <w:p>
-      <w:pPr>
-        <w:pStyle w:val="29"/>
+      <w:bookmarkEnd w:id="12"/>
+    </w:p>
+    <w:p>
+      <w:pPr>
+        <w:pStyle w:val="a1"/>
         <w:keepNext w:val="0"/>
         <w:keepLines w:val="0"/>
         <w:pageBreakBefore w:val="0"/>
@@ -4799,7 +4772,7 @@
     </w:p>
     <w:p>
       <w:pPr>
-        <w:pStyle w:val="29"/>
+        <w:pStyle w:val="a1"/>
         <w:keepNext w:val="0"/>
         <w:keepLines w:val="0"/>
         <w:pageBreakBefore w:val="0"/>
@@ -4829,7 +4802,7 @@
     </w:p>
     <w:p>
       <w:pPr>
-        <w:pStyle w:val="29"/>
+        <w:pStyle w:val="a1"/>
         <w:keepNext w:val="0"/>
         <w:keepLines w:val="0"/>
         <w:pageBreakBefore w:val="0"/>
@@ -4859,7 +4832,7 @@
     </w:p>
     <w:p>
       <w:pPr>
-        <w:pStyle w:val="29"/>
+        <w:pStyle w:val="a1"/>
         <w:keepNext w:val="0"/>
         <w:keepLines w:val="0"/>
         <w:pageBreakBefore w:val="0"/>
@@ -4889,7 +4862,7 @@
     </w:p>
     <w:p>
       <w:pPr>
-        <w:pStyle w:val="29"/>
+        <w:pStyle w:val="a1"/>
         <w:keepNext w:val="0"/>
         <w:keepLines w:val="0"/>
         <w:pageBreakBefore w:val="0"/>
@@ -4919,7 +4892,7 @@
     </w:p>
     <w:p>
       <w:pPr>
-        <w:pStyle w:val="29"/>
+        <w:pStyle w:val="a1"/>
         <w:keepNext w:val="0"/>
         <w:keepLines w:val="0"/>
         <w:pageBreakBefore w:val="0"/>
@@ -4949,7 +4922,7 @@
     </w:p>
     <w:p>
       <w:pPr>
-        <w:pStyle w:val="31"/>
+        <w:pStyle w:val="3"/>
         <w:keepNext w:val="0"/>
         <w:keepLines w:val="0"/>
         <w:pageBreakBefore w:val="0"/>
@@ -4969,7 +4942,7 @@
           <w:lang w:val="en-US" w:eastAsia="zh-CN"/>
         </w:rPr>
       </w:pPr>
-      <w:bookmarkStart w:id="12" w:name="_Toc5249"/>
+      <w:bookmarkStart w:id="13" w:name="_Toc5249"/>
       <w:r>
         <w:rPr>
           <w:rFonts w:hint="default"/>
@@ -4977,11 +4950,11 @@
         </w:rPr>
         <w:t>测量与改进过程组</w:t>
       </w:r>
-      <w:bookmarkEnd w:id="12"/>
-    </w:p>
-    <w:p>
-      <w:pPr>
-        <w:pStyle w:val="29"/>
+      <w:bookmarkEnd w:id="13"/>
+    </w:p>
+    <w:p>
+      <w:pPr>
+        <w:pStyle w:val="a1"/>
         <w:keepNext w:val="0"/>
         <w:keepLines w:val="0"/>
         <w:pageBreakBefore w:val="0"/>
@@ -5011,7 +4984,7 @@
     </w:p>
     <w:p>
       <w:pPr>
-        <w:pStyle w:val="29"/>
+        <w:pStyle w:val="a1"/>
         <w:keepNext w:val="0"/>
         <w:keepLines w:val="0"/>
         <w:pageBreakBefore w:val="0"/>
@@ -5041,7 +5014,7 @@
     </w:p>
     <w:p>
       <w:pPr>
-        <w:pStyle w:val="28"/>
+        <w:pStyle w:val="1"/>
         <w:keepNext w:val="0"/>
         <w:keepLines w:val="0"/>
         <w:pageBreakBefore w:val="0"/>
@@ -5061,7 +5034,7 @@
           <w:lang w:val="en-US" w:eastAsia="zh-CN"/>
         </w:rPr>
       </w:pPr>
-      <w:bookmarkStart w:id="13" w:name="_Toc3912"/>
+      <w:bookmarkStart w:id="14" w:name="_Toc3912"/>
       <w:r>
         <w:rPr>
           <w:rFonts w:hint="default"/>
@@ -5069,11 +5042,11 @@
         </w:rPr>
         <w:t>过程间关系与协同机制</w:t>
       </w:r>
-      <w:bookmarkEnd w:id="13"/>
-    </w:p>
-    <w:p>
-      <w:pPr>
-        <w:pStyle w:val="30"/>
+      <w:bookmarkEnd w:id="14"/>
+    </w:p>
+    <w:p>
+      <w:pPr>
+        <w:pStyle w:val="2"/>
         <w:keepNext w:val="0"/>
         <w:keepLines w:val="0"/>
         <w:pageBreakBefore w:val="0"/>
@@ -5093,7 +5066,7 @@
           <w:lang w:val="en-US" w:eastAsia="zh-CN"/>
         </w:rPr>
       </w:pPr>
-      <w:bookmarkStart w:id="14" w:name="_Toc6225"/>
+      <w:bookmarkStart w:id="15" w:name="_Toc6225"/>
       <w:r>
         <w:rPr>
           <w:rFonts w:hint="default"/>
@@ -5101,11 +5074,11 @@
         </w:rPr>
         <w:t>关键过程交互关系</w:t>
       </w:r>
-      <w:bookmarkEnd w:id="14"/>
-    </w:p>
-    <w:p>
-      <w:pPr>
-        <w:pStyle w:val="29"/>
+      <w:bookmarkEnd w:id="15"/>
+    </w:p>
+    <w:p>
+      <w:pPr>
+        <w:pStyle w:val="a1"/>
         <w:keepNext w:val="0"/>
         <w:keepLines w:val="0"/>
         <w:pageBreakBefore w:val="0"/>
@@ -5135,7 +5108,7 @@
     </w:p>
     <w:p>
       <w:pPr>
-        <w:pStyle w:val="29"/>
+        <w:pStyle w:val="a1"/>
         <w:keepNext w:val="0"/>
         <w:keepLines w:val="0"/>
         <w:pageBreakBefore w:val="0"/>
@@ -5165,7 +5138,7 @@
     </w:p>
     <w:p>
       <w:pPr>
-        <w:pStyle w:val="29"/>
+        <w:pStyle w:val="a1"/>
         <w:keepNext w:val="0"/>
         <w:keepLines w:val="0"/>
         <w:pageBreakBefore w:val="0"/>
@@ -5195,7 +5168,7 @@
     </w:p>
     <w:p>
       <w:pPr>
-        <w:pStyle w:val="29"/>
+        <w:pStyle w:val="a1"/>
         <w:keepNext w:val="0"/>
         <w:keepLines w:val="0"/>
         <w:pageBreakBefore w:val="0"/>
@@ -5225,7 +5198,7 @@
     </w:p>
     <w:p>
       <w:pPr>
-        <w:pStyle w:val="29"/>
+        <w:pStyle w:val="a1"/>
         <w:keepNext w:val="0"/>
         <w:keepLines w:val="0"/>
         <w:pageBreakBefore w:val="0"/>
@@ -5255,7 +5228,7 @@
     </w:p>
     <w:p>
       <w:pPr>
-        <w:pStyle w:val="29"/>
+        <w:pStyle w:val="a1"/>
         <w:keepNext w:val="0"/>
         <w:keepLines w:val="0"/>
         <w:pageBreakBefore w:val="0"/>
@@ -5285,7 +5258,7 @@
     </w:p>
     <w:p>
       <w:pPr>
-        <w:pStyle w:val="30"/>
+        <w:pStyle w:val="2"/>
         <w:keepNext w:val="0"/>
         <w:keepLines w:val="0"/>
         <w:pageBreakBefore w:val="0"/>
@@ -5305,7 +5278,7 @@
           <w:lang w:val="en-US" w:eastAsia="zh-CN"/>
         </w:rPr>
       </w:pPr>
-      <w:bookmarkStart w:id="15" w:name="_Toc17736"/>
+      <w:bookmarkStart w:id="16" w:name="_Toc17736"/>
       <w:r>
         <w:rPr>
           <w:rFonts w:hint="default"/>
@@ -5313,11 +5286,11 @@
         </w:rPr>
         <w:t>信息流与数据共享要求</w:t>
       </w:r>
-      <w:bookmarkEnd w:id="15"/>
-    </w:p>
-    <w:p>
-      <w:pPr>
-        <w:pStyle w:val="29"/>
+      <w:bookmarkEnd w:id="16"/>
+    </w:p>
+    <w:p>
+      <w:pPr>
+        <w:pStyle w:val="a1"/>
         <w:keepNext w:val="0"/>
         <w:keepLines w:val="0"/>
         <w:pageBreakBefore w:val="0"/>
@@ -5347,7 +5320,7 @@
     </w:p>
     <w:p>
       <w:pPr>
-        <w:pStyle w:val="30"/>
+        <w:pStyle w:val="2"/>
         <w:keepNext w:val="0"/>
         <w:keepLines w:val="0"/>
         <w:pageBreakBefore w:val="0"/>
@@ -5367,7 +5340,7 @@
           <w:lang w:val="en-US" w:eastAsia="zh-CN"/>
         </w:rPr>
       </w:pPr>
-      <w:bookmarkStart w:id="16" w:name="_Toc2462"/>
+      <w:bookmarkStart w:id="17" w:name="_Toc2462"/>
       <w:r>
         <w:rPr>
           <w:rFonts w:hint="default"/>
@@ -5375,11 +5348,11 @@
         </w:rPr>
         <w:t>跨部门协同职责</w:t>
       </w:r>
-      <w:bookmarkEnd w:id="16"/>
-    </w:p>
-    <w:p>
-      <w:pPr>
-        <w:pStyle w:val="29"/>
+      <w:bookmarkEnd w:id="17"/>
+    </w:p>
+    <w:p>
+      <w:pPr>
+        <w:pStyle w:val="a1"/>
         <w:keepNext w:val="0"/>
         <w:keepLines w:val="0"/>
         <w:pageBreakBefore w:val="0"/>
@@ -5409,7 +5382,7 @@
     </w:p>
     <w:p>
       <w:pPr>
-        <w:pStyle w:val="29"/>
+        <w:pStyle w:val="a1"/>
         <w:keepNext w:val="0"/>
         <w:keepLines w:val="0"/>
         <w:pageBreakBefore w:val="0"/>
@@ -5439,7 +5412,7 @@
     </w:p>
     <w:p>
       <w:pPr>
-        <w:pStyle w:val="29"/>
+        <w:pStyle w:val="a1"/>
         <w:keepNext w:val="0"/>
         <w:keepLines w:val="0"/>
         <w:pageBreakBefore w:val="0"/>
@@ -5469,7 +5442,7 @@
     </w:p>
     <w:p>
       <w:pPr>
-        <w:pStyle w:val="29"/>
+        <w:pStyle w:val="a1"/>
         <w:keepNext w:val="0"/>
         <w:keepLines w:val="0"/>
         <w:pageBreakBefore w:val="0"/>
@@ -5499,7 +5472,7 @@
     </w:p>
     <w:p>
       <w:pPr>
-        <w:pStyle w:val="29"/>
+        <w:pStyle w:val="a1"/>
         <w:keepNext w:val="0"/>
         <w:keepLines w:val="0"/>
         <w:pageBreakBefore w:val="0"/>
@@ -5529,7 +5502,7 @@
     </w:p>
     <w:p>
       <w:pPr>
-        <w:pStyle w:val="28"/>
+        <w:pStyle w:val="1"/>
         <w:keepNext w:val="0"/>
         <w:keepLines w:val="0"/>
         <w:pageBreakBefore w:val="0"/>
@@ -5549,7 +5522,7 @@
           <w:lang w:val="en-US" w:eastAsia="zh-CN"/>
         </w:rPr>
       </w:pPr>
-      <w:bookmarkStart w:id="17" w:name="_Toc12445"/>
+      <w:bookmarkStart w:id="18" w:name="_Toc12445"/>
       <w:r>
         <w:rPr>
           <w:rFonts w:hint="default"/>
@@ -5557,18 +5530,18 @@
         </w:rPr>
         <w:t>过程的治理与生命周期管理</w:t>
       </w:r>
-      <w:bookmarkEnd w:id="17"/>
-    </w:p>
-    <w:p>
-      <w:pPr>
-        <w:pStyle w:val="30"/>
-        <w:bidi w:val="0"/>
-        <w:rPr>
-          <w:rFonts w:hint="default"/>
-          <w:lang w:val="en-US" w:eastAsia="zh-CN"/>
-        </w:rPr>
-      </w:pPr>
-      <w:bookmarkStart w:id="18" w:name="_Toc7816"/>
+      <w:bookmarkEnd w:id="18"/>
+    </w:p>
+    <w:p>
+      <w:pPr>
+        <w:pStyle w:val="2"/>
+        <w:bidi w:val="0"/>
+        <w:rPr>
+          <w:rFonts w:hint="default"/>
+          <w:lang w:val="en-US" w:eastAsia="zh-CN"/>
+        </w:rPr>
+      </w:pPr>
+      <w:bookmarkStart w:id="19" w:name="_Toc7816"/>
       <w:r>
         <w:rPr>
           <w:rFonts w:hint="default"/>
@@ -5576,11 +5549,11 @@
         </w:rPr>
         <w:t>过程的建立与审批</w:t>
       </w:r>
-      <w:bookmarkEnd w:id="18"/>
-    </w:p>
-    <w:p>
-      <w:pPr>
-        <w:pStyle w:val="29"/>
+      <w:bookmarkEnd w:id="19"/>
+    </w:p>
+    <w:p>
+      <w:pPr>
+        <w:pStyle w:val="a1"/>
         <w:keepNext w:val="0"/>
         <w:keepLines w:val="0"/>
         <w:pageBreakBefore w:val="0"/>
@@ -5610,14 +5583,14 @@
     </w:p>
     <w:p>
       <w:pPr>
-        <w:pStyle w:val="30"/>
-        <w:bidi w:val="0"/>
-        <w:rPr>
-          <w:rFonts w:hint="default"/>
-          <w:lang w:val="en-US" w:eastAsia="zh-CN"/>
-        </w:rPr>
-      </w:pPr>
-      <w:bookmarkStart w:id="19" w:name="_Toc12097"/>
+        <w:pStyle w:val="2"/>
+        <w:bidi w:val="0"/>
+        <w:rPr>
+          <w:rFonts w:hint="default"/>
+          <w:lang w:val="en-US" w:eastAsia="zh-CN"/>
+        </w:rPr>
+      </w:pPr>
+      <w:bookmarkStart w:id="20" w:name="_Toc12097"/>
       <w:r>
         <w:rPr>
           <w:rFonts w:hint="default"/>
@@ -5625,11 +5598,11 @@
         </w:rPr>
         <w:t>过程的变更与优化</w:t>
       </w:r>
-      <w:bookmarkEnd w:id="19"/>
-    </w:p>
-    <w:p>
-      <w:pPr>
-        <w:pStyle w:val="29"/>
+      <w:bookmarkEnd w:id="20"/>
+    </w:p>
+    <w:p>
+      <w:pPr>
+        <w:pStyle w:val="a1"/>
         <w:keepNext w:val="0"/>
         <w:keepLines w:val="0"/>
         <w:pageBreakBefore w:val="0"/>
@@ -5659,14 +5632,14 @@
     </w:p>
     <w:p>
       <w:pPr>
-        <w:pStyle w:val="30"/>
-        <w:bidi w:val="0"/>
-        <w:rPr>
-          <w:rFonts w:hint="default"/>
-          <w:lang w:val="en-US" w:eastAsia="zh-CN"/>
-        </w:rPr>
-      </w:pPr>
-      <w:bookmarkStart w:id="20" w:name="_Toc9238"/>
+        <w:pStyle w:val="2"/>
+        <w:bidi w:val="0"/>
+        <w:rPr>
+          <w:rFonts w:hint="default"/>
+          <w:lang w:val="en-US" w:eastAsia="zh-CN"/>
+        </w:rPr>
+      </w:pPr>
+      <w:bookmarkStart w:id="21" w:name="_Toc9238"/>
       <w:r>
         <w:rPr>
           <w:rFonts w:hint="default"/>
@@ -5674,11 +5647,11 @@
         </w:rPr>
         <w:t>过程的废止</w:t>
       </w:r>
-      <w:bookmarkEnd w:id="20"/>
-    </w:p>
-    <w:p>
-      <w:pPr>
-        <w:pStyle w:val="29"/>
+      <w:bookmarkEnd w:id="21"/>
+    </w:p>
+    <w:p>
+      <w:pPr>
+        <w:pStyle w:val="a1"/>
         <w:keepNext w:val="0"/>
         <w:keepLines w:val="0"/>
         <w:pageBreakBefore w:val="0"/>
@@ -5708,7 +5681,7 @@
     </w:p>
     <w:p>
       <w:pPr>
-        <w:pStyle w:val="28"/>
+        <w:pStyle w:val="1"/>
         <w:keepNext w:val="0"/>
         <w:keepLines w:val="0"/>
         <w:pageBreakBefore w:val="0"/>
@@ -5728,7 +5701,7 @@
           <w:lang w:val="en-US" w:eastAsia="zh-CN"/>
         </w:rPr>
       </w:pPr>
-      <w:bookmarkStart w:id="21" w:name="_Toc27978"/>
+      <w:bookmarkStart w:id="22" w:name="_Toc27978"/>
       <w:r>
         <w:rPr>
           <w:rFonts w:hint="default"/>
@@ -5736,18 +5709,18 @@
         </w:rPr>
         <w:t>过程的监督、测量与评审</w:t>
       </w:r>
-      <w:bookmarkEnd w:id="21"/>
-    </w:p>
-    <w:p>
-      <w:pPr>
-        <w:pStyle w:val="30"/>
-        <w:bidi w:val="0"/>
-        <w:rPr>
-          <w:rFonts w:hint="default"/>
-          <w:lang w:val="en-US" w:eastAsia="zh-CN"/>
-        </w:rPr>
-      </w:pPr>
-      <w:bookmarkStart w:id="22" w:name="_Toc1159"/>
+      <w:bookmarkEnd w:id="22"/>
+    </w:p>
+    <w:p>
+      <w:pPr>
+        <w:pStyle w:val="2"/>
+        <w:bidi w:val="0"/>
+        <w:rPr>
+          <w:rFonts w:hint="default"/>
+          <w:lang w:val="en-US" w:eastAsia="zh-CN"/>
+        </w:rPr>
+      </w:pPr>
+      <w:bookmarkStart w:id="23" w:name="_Toc1159"/>
       <w:r>
         <w:rPr>
           <w:rFonts w:hint="default"/>
@@ -5755,11 +5728,11 @@
         </w:rPr>
         <w:t>过程执行监督</w:t>
       </w:r>
-      <w:bookmarkEnd w:id="22"/>
-    </w:p>
-    <w:p>
-      <w:pPr>
-        <w:pStyle w:val="29"/>
+      <w:bookmarkEnd w:id="23"/>
+    </w:p>
+    <w:p>
+      <w:pPr>
+        <w:pStyle w:val="a1"/>
         <w:keepNext w:val="0"/>
         <w:keepLines w:val="0"/>
         <w:pageBreakBefore w:val="0"/>
@@ -5789,14 +5762,14 @@
     </w:p>
     <w:p>
       <w:pPr>
-        <w:pStyle w:val="30"/>
-        <w:bidi w:val="0"/>
-        <w:rPr>
-          <w:rFonts w:hint="default"/>
-          <w:lang w:val="en-US" w:eastAsia="zh-CN"/>
-        </w:rPr>
-      </w:pPr>
-      <w:bookmarkStart w:id="23" w:name="_Toc26735"/>
+        <w:pStyle w:val="2"/>
+        <w:bidi w:val="0"/>
+        <w:rPr>
+          <w:rFonts w:hint="default"/>
+          <w:lang w:val="en-US" w:eastAsia="zh-CN"/>
+        </w:rPr>
+      </w:pPr>
+      <w:bookmarkStart w:id="24" w:name="_Toc26735"/>
       <w:r>
         <w:rPr>
           <w:rFonts w:hint="default"/>
@@ -5804,11 +5777,11 @@
         </w:rPr>
         <w:t>过程绩效测量</w:t>
       </w:r>
-      <w:bookmarkEnd w:id="23"/>
-    </w:p>
-    <w:p>
-      <w:pPr>
-        <w:pStyle w:val="29"/>
+      <w:bookmarkEnd w:id="24"/>
+    </w:p>
+    <w:p>
+      <w:pPr>
+        <w:pStyle w:val="a1"/>
         <w:keepNext w:val="0"/>
         <w:keepLines w:val="0"/>
         <w:pageBreakBefore w:val="0"/>
@@ -5838,14 +5811,14 @@
     </w:p>
     <w:p>
       <w:pPr>
-        <w:pStyle w:val="30"/>
-        <w:bidi w:val="0"/>
-        <w:rPr>
-          <w:rFonts w:hint="default"/>
-          <w:lang w:val="en-US" w:eastAsia="zh-CN"/>
-        </w:rPr>
-      </w:pPr>
-      <w:bookmarkStart w:id="24" w:name="_Toc31049"/>
+        <w:pStyle w:val="2"/>
+        <w:bidi w:val="0"/>
+        <w:rPr>
+          <w:rFonts w:hint="default"/>
+          <w:lang w:val="en-US" w:eastAsia="zh-CN"/>
+        </w:rPr>
+      </w:pPr>
+      <w:bookmarkStart w:id="25" w:name="_Toc31049"/>
       <w:r>
         <w:rPr>
           <w:rFonts w:hint="default"/>
@@ -5853,11 +5826,11 @@
         </w:rPr>
         <w:t>管理评审与持续改进</w:t>
       </w:r>
-      <w:bookmarkEnd w:id="24"/>
-    </w:p>
-    <w:p>
-      <w:pPr>
-        <w:pStyle w:val="29"/>
+      <w:bookmarkEnd w:id="25"/>
+    </w:p>
+    <w:p>
+      <w:pPr>
+        <w:pStyle w:val="a1"/>
         <w:keepNext w:val="0"/>
         <w:keepLines w:val="0"/>
         <w:pageBreakBefore w:val="0"/>
@@ -5887,7 +5860,7 @@
     </w:p>
     <w:p>
       <w:pPr>
-        <w:pStyle w:val="28"/>
+        <w:pStyle w:val="1"/>
         <w:keepNext w:val="0"/>
         <w:keepLines w:val="0"/>
         <w:pageBreakBefore w:val="0"/>
@@ -5907,7 +5880,7 @@
           <w:lang w:val="en-US" w:eastAsia="zh-CN"/>
         </w:rPr>
       </w:pPr>
-      <w:bookmarkStart w:id="25" w:name="_Toc9400"/>
+      <w:bookmarkStart w:id="26" w:name="_Toc9400"/>
       <w:r>
         <w:rPr>
           <w:rFonts w:hint="eastAsia"/>
@@ -5915,23 +5888,22 @@
         </w:rPr>
         <w:t>考核指标</w:t>
       </w:r>
-      <w:bookmarkEnd w:id="25"/>
+      <w:bookmarkEnd w:id="26"/>
     </w:p>
     <w:tbl>
       <w:tblPr>
-        <w:tblStyle w:val="20"/>
+        <w:tblStyle w:val="TableNormal"/>
         <w:tblW w:w="7675" w:type="dxa"/>
         <w:tblInd w:w="96" w:type="dxa"/>
         <w:tblBorders>
-          <w:top w:val="none" w:color="auto" w:sz="0" w:space="0"/>
-          <w:left w:val="none" w:color="auto" w:sz="0" w:space="0"/>
-          <w:bottom w:val="none" w:color="auto" w:sz="0" w:space="0"/>
-          <w:right w:val="none" w:color="auto" w:sz="0" w:space="0"/>
-          <w:insideH w:val="none" w:color="auto" w:sz="0" w:space="0"/>
-          <w:insideV w:val="none" w:color="auto" w:sz="0" w:space="0"/>
+          <w:top w:val="nil"/>
+          <w:left w:val="nil"/>
+          <w:bottom w:val="nil"/>
+          <w:right w:val="nil"/>
+          <w:insideH w:val="nil"/>
+          <w:insideV w:val="nil"/>
         </w:tblBorders>
         <w:shd w:val="clear" w:color="auto" w:fill="auto"/>
-        <w:tblLayout w:type="autofit"/>
         <w:tblCellMar>
           <w:top w:w="0" w:type="dxa"/>
           <w:left w:w="108" w:type="dxa"/>
@@ -5947,13 +5919,15 @@
       </w:tblGrid>
       <w:tr>
         <w:tblPrEx>
+          <w:tblW w:w="7675" w:type="dxa"/>
+          <w:tblInd w:w="96" w:type="dxa"/>
           <w:tblBorders>
-            <w:top w:val="none" w:color="auto" w:sz="0" w:space="0"/>
-            <w:left w:val="none" w:color="auto" w:sz="0" w:space="0"/>
-            <w:bottom w:val="none" w:color="auto" w:sz="0" w:space="0"/>
-            <w:right w:val="none" w:color="auto" w:sz="0" w:space="0"/>
-            <w:insideH w:val="none" w:color="auto" w:sz="0" w:space="0"/>
-            <w:insideV w:val="none" w:color="auto" w:sz="0" w:space="0"/>
+            <w:top w:val="nil"/>
+            <w:left w:val="nil"/>
+            <w:bottom w:val="nil"/>
+            <w:right w:val="nil"/>
+            <w:insideH w:val="nil"/>
+            <w:insideV w:val="nil"/>
           </w:tblBorders>
           <w:shd w:val="clear" w:color="auto" w:fill="auto"/>
           <w:tblCellMar>
@@ -5964,16 +5938,16 @@
           </w:tblCellMar>
         </w:tblPrEx>
         <w:trPr>
-          <w:trHeight w:val="493" w:hRule="atLeast"/>
+          <w:trHeight w:val="493"/>
         </w:trPr>
         <w:tc>
           <w:tcPr>
             <w:tcW w:w="2227" w:type="dxa"/>
             <w:tcBorders>
-              <w:top w:val="single" w:color="000000" w:sz="4" w:space="0"/>
-              <w:left w:val="single" w:color="000000" w:sz="4" w:space="0"/>
-              <w:bottom w:val="single" w:color="000000" w:sz="4" w:space="0"/>
-              <w:right w:val="single" w:color="000000" w:sz="4" w:space="0"/>
+              <w:top w:val="single" w:sz="4" w:space="0" w:color="000000"/>
+              <w:left w:val="single" w:sz="4" w:space="0" w:color="000000"/>
+              <w:bottom w:val="single" w:sz="4" w:space="0" w:color="000000"/>
+              <w:right w:val="single" w:sz="4" w:space="0" w:color="000000"/>
             </w:tcBorders>
             <w:shd w:val="clear" w:color="auto" w:fill="C0C0C0"/>
             <w:vAlign w:val="center"/>
@@ -5987,7 +5961,7 @@
               <w:jc w:val="center"/>
               <w:textAlignment w:val="center"/>
               <w:rPr>
-                <w:rFonts w:hint="default" w:ascii="楷体_GB2312" w:hAnsi="宋体" w:eastAsia="楷体_GB2312" w:cs="楷体_GB2312"/>
+                <w:rFonts w:ascii="楷体_GB2312" w:eastAsia="楷体_GB2312" w:hAnsi="宋体" w:cs="楷体_GB2312" w:hint="default"/>
                 <w:b/>
                 <w:bCs/>
                 <w:i w:val="0"/>
@@ -6000,7 +5974,7 @@
             </w:pPr>
             <w:r>
               <w:rPr>
-                <w:rFonts w:hint="default" w:ascii="楷体_GB2312" w:hAnsi="宋体" w:eastAsia="楷体_GB2312" w:cs="楷体_GB2312"/>
+                <w:rFonts w:ascii="楷体_GB2312" w:eastAsia="楷体_GB2312" w:hAnsi="宋体" w:cs="楷体_GB2312" w:hint="default"/>
                 <w:b/>
                 <w:bCs/>
                 <w:i w:val="0"/>
@@ -6011,7 +5985,7 @@
                 <w:sz w:val="22"/>
                 <w:szCs w:val="22"/>
                 <w:u w:val="none"/>
-                <w:lang w:val="en-US" w:eastAsia="zh-CN" w:bidi="ar"/>
+                <w:lang w:val="en-US" w:eastAsia="zh-CN"/>
               </w:rPr>
               <w:t>KPI</w:t>
             </w:r>
@@ -6021,10 +5995,10 @@
           <w:tcPr>
             <w:tcW w:w="1092" w:type="dxa"/>
             <w:tcBorders>
-              <w:top w:val="single" w:color="000000" w:sz="4" w:space="0"/>
-              <w:left w:val="single" w:color="000000" w:sz="4" w:space="0"/>
-              <w:bottom w:val="single" w:color="000000" w:sz="4" w:space="0"/>
-              <w:right w:val="single" w:color="000000" w:sz="4" w:space="0"/>
+              <w:top w:val="single" w:sz="4" w:space="0" w:color="000000"/>
+              <w:left w:val="single" w:sz="4" w:space="0" w:color="000000"/>
+              <w:bottom w:val="single" w:sz="4" w:space="0" w:color="000000"/>
+              <w:right w:val="single" w:sz="4" w:space="0" w:color="000000"/>
             </w:tcBorders>
             <w:shd w:val="clear" w:color="auto" w:fill="C0C0C0"/>
             <w:vAlign w:val="center"/>
@@ -6038,7 +6012,7 @@
               <w:jc w:val="center"/>
               <w:textAlignment w:val="center"/>
               <w:rPr>
-                <w:rFonts w:hint="default" w:ascii="楷体_GB2312" w:hAnsi="宋体" w:eastAsia="楷体_GB2312" w:cs="楷体_GB2312"/>
+                <w:rFonts w:ascii="楷体_GB2312" w:eastAsia="楷体_GB2312" w:hAnsi="宋体" w:cs="楷体_GB2312" w:hint="default"/>
                 <w:b/>
                 <w:bCs/>
                 <w:i w:val="0"/>
@@ -6051,7 +6025,7 @@
             </w:pPr>
             <w:r>
               <w:rPr>
-                <w:rFonts w:hint="default" w:ascii="楷体_GB2312" w:hAnsi="宋体" w:eastAsia="楷体_GB2312" w:cs="楷体_GB2312"/>
+                <w:rFonts w:ascii="楷体_GB2312" w:eastAsia="楷体_GB2312" w:hAnsi="宋体" w:cs="楷体_GB2312" w:hint="default"/>
                 <w:b/>
                 <w:bCs/>
                 <w:i w:val="0"/>
@@ -6062,7 +6036,7 @@
                 <w:sz w:val="22"/>
                 <w:szCs w:val="22"/>
                 <w:u w:val="none"/>
-                <w:lang w:val="en-US" w:eastAsia="zh-CN" w:bidi="ar"/>
+                <w:lang w:val="en-US" w:eastAsia="zh-CN"/>
               </w:rPr>
               <w:t>目标值</w:t>
             </w:r>
@@ -6072,10 +6046,10 @@
           <w:tcPr>
             <w:tcW w:w="3300" w:type="dxa"/>
             <w:tcBorders>
-              <w:top w:val="single" w:color="000000" w:sz="4" w:space="0"/>
-              <w:left w:val="single" w:color="000000" w:sz="4" w:space="0"/>
-              <w:bottom w:val="single" w:color="000000" w:sz="4" w:space="0"/>
-              <w:right w:val="single" w:color="000000" w:sz="4" w:space="0"/>
+              <w:top w:val="single" w:sz="4" w:space="0" w:color="000000"/>
+              <w:left w:val="single" w:sz="4" w:space="0" w:color="000000"/>
+              <w:bottom w:val="single" w:sz="4" w:space="0" w:color="000000"/>
+              <w:right w:val="single" w:sz="4" w:space="0" w:color="000000"/>
             </w:tcBorders>
             <w:shd w:val="clear" w:color="auto" w:fill="C0C0C0"/>
             <w:vAlign w:val="center"/>
@@ -6089,7 +6063,7 @@
               <w:jc w:val="center"/>
               <w:textAlignment w:val="center"/>
               <w:rPr>
-                <w:rFonts w:hint="default" w:ascii="楷体_GB2312" w:hAnsi="宋体" w:eastAsia="楷体_GB2312" w:cs="楷体_GB2312"/>
+                <w:rFonts w:ascii="楷体_GB2312" w:eastAsia="楷体_GB2312" w:hAnsi="宋体" w:cs="楷体_GB2312" w:hint="default"/>
                 <w:b/>
                 <w:bCs/>
                 <w:i w:val="0"/>
@@ -6102,7 +6076,7 @@
             </w:pPr>
             <w:r>
               <w:rPr>
-                <w:rFonts w:hint="default" w:ascii="楷体_GB2312" w:hAnsi="宋体" w:eastAsia="楷体_GB2312" w:cs="楷体_GB2312"/>
+                <w:rFonts w:ascii="楷体_GB2312" w:eastAsia="楷体_GB2312" w:hAnsi="宋体" w:cs="楷体_GB2312" w:hint="default"/>
                 <w:b/>
                 <w:bCs/>
                 <w:i w:val="0"/>
@@ -6113,7 +6087,7 @@
                 <w:sz w:val="22"/>
                 <w:szCs w:val="22"/>
                 <w:u w:val="none"/>
-                <w:lang w:val="en-US" w:eastAsia="zh-CN" w:bidi="ar"/>
+                <w:lang w:val="en-US" w:eastAsia="zh-CN"/>
               </w:rPr>
               <w:t>计算公式/方法</w:t>
             </w:r>
@@ -6123,10 +6097,10 @@
           <w:tcPr>
             <w:tcW w:w="1056" w:type="dxa"/>
             <w:tcBorders>
-              <w:top w:val="single" w:color="000000" w:sz="4" w:space="0"/>
-              <w:left w:val="single" w:color="000000" w:sz="4" w:space="0"/>
-              <w:bottom w:val="single" w:color="000000" w:sz="4" w:space="0"/>
-              <w:right w:val="single" w:color="000000" w:sz="4" w:space="0"/>
+              <w:top w:val="single" w:sz="4" w:space="0" w:color="000000"/>
+              <w:left w:val="single" w:sz="4" w:space="0" w:color="000000"/>
+              <w:bottom w:val="single" w:sz="4" w:space="0" w:color="000000"/>
+              <w:right w:val="single" w:sz="4" w:space="0" w:color="000000"/>
             </w:tcBorders>
             <w:shd w:val="clear" w:color="auto" w:fill="C0C0C0"/>
             <w:vAlign w:val="center"/>
@@ -6140,7 +6114,7 @@
               <w:jc w:val="center"/>
               <w:textAlignment w:val="center"/>
               <w:rPr>
-                <w:rFonts w:hint="default" w:ascii="楷体_GB2312" w:hAnsi="宋体" w:eastAsia="楷体_GB2312" w:cs="楷体_GB2312"/>
+                <w:rFonts w:ascii="楷体_GB2312" w:eastAsia="楷体_GB2312" w:hAnsi="宋体" w:cs="楷体_GB2312" w:hint="default"/>
                 <w:b/>
                 <w:bCs/>
                 <w:i w:val="0"/>
@@ -6153,7 +6127,7 @@
             </w:pPr>
             <w:r>
               <w:rPr>
-                <w:rFonts w:hint="default" w:ascii="楷体_GB2312" w:hAnsi="宋体" w:eastAsia="楷体_GB2312" w:cs="楷体_GB2312"/>
+                <w:rFonts w:ascii="楷体_GB2312" w:eastAsia="楷体_GB2312" w:hAnsi="宋体" w:cs="楷体_GB2312" w:hint="default"/>
                 <w:b/>
                 <w:bCs/>
                 <w:i w:val="0"/>
@@ -6164,7 +6138,7 @@
                 <w:sz w:val="22"/>
                 <w:szCs w:val="22"/>
                 <w:u w:val="none"/>
-                <w:lang w:val="en-US" w:eastAsia="zh-CN" w:bidi="ar"/>
+                <w:lang w:val="en-US" w:eastAsia="zh-CN"/>
               </w:rPr>
               <w:t>频度</w:t>
             </w:r>
@@ -6173,14 +6147,8 @@
       </w:tr>
       <w:tr>
         <w:tblPrEx>
-          <w:tblBorders>
-            <w:top w:val="none" w:color="auto" w:sz="0" w:space="0"/>
-            <w:left w:val="none" w:color="auto" w:sz="0" w:space="0"/>
-            <w:bottom w:val="none" w:color="auto" w:sz="0" w:space="0"/>
-            <w:right w:val="none" w:color="auto" w:sz="0" w:space="0"/>
-            <w:insideH w:val="none" w:color="auto" w:sz="0" w:space="0"/>
-            <w:insideV w:val="none" w:color="auto" w:sz="0" w:space="0"/>
-          </w:tblBorders>
+          <w:tblW w:w="7675" w:type="dxa"/>
+          <w:tblInd w:w="96" w:type="dxa"/>
           <w:shd w:val="clear" w:color="auto" w:fill="auto"/>
           <w:tblCellMar>
             <w:top w:w="0" w:type="dxa"/>
@@ -6190,16 +6158,16 @@
           </w:tblCellMar>
         </w:tblPrEx>
         <w:trPr>
-          <w:trHeight w:val="493" w:hRule="atLeast"/>
+          <w:trHeight w:val="493"/>
         </w:trPr>
         <w:tc>
           <w:tcPr>
             <w:tcW w:w="2227" w:type="dxa"/>
             <w:tcBorders>
-              <w:top w:val="single" w:color="000000" w:sz="4" w:space="0"/>
-              <w:left w:val="single" w:color="000000" w:sz="4" w:space="0"/>
-              <w:bottom w:val="single" w:color="000000" w:sz="4" w:space="0"/>
-              <w:right w:val="single" w:color="000000" w:sz="4" w:space="0"/>
+              <w:top w:val="single" w:sz="4" w:space="0" w:color="000000"/>
+              <w:left w:val="single" w:sz="4" w:space="0" w:color="000000"/>
+              <w:bottom w:val="single" w:sz="4" w:space="0" w:color="000000"/>
+              <w:right w:val="single" w:sz="4" w:space="0" w:color="000000"/>
             </w:tcBorders>
             <w:shd w:val="clear" w:color="auto" w:fill="auto"/>
             <w:vAlign w:val="center"/>
@@ -6213,7 +6181,7 @@
               <w:jc w:val="left"/>
               <w:textAlignment w:val="center"/>
               <w:rPr>
-                <w:rFonts w:hint="default" w:ascii="楷体_GB2312" w:hAnsi="宋体" w:eastAsia="楷体_GB2312" w:cs="楷体_GB2312"/>
+                <w:rFonts w:ascii="楷体_GB2312" w:eastAsia="楷体_GB2312" w:hAnsi="宋体" w:cs="楷体_GB2312" w:hint="default"/>
                 <w:b/>
                 <w:bCs/>
                 <w:i w:val="0"/>
@@ -6224,12 +6192,12 @@
                 <w:sz w:val="22"/>
                 <w:szCs w:val="22"/>
                 <w:u w:val="none"/>
-                <w:lang w:val="en-US" w:eastAsia="zh-CN" w:bidi="ar"/>
+                <w:lang w:val="en-US" w:eastAsia="zh-CN"/>
               </w:rPr>
             </w:pPr>
             <w:r>
               <w:rPr>
-                <w:rFonts w:hint="eastAsia" w:ascii="宋体" w:hAnsi="宋体" w:eastAsia="宋体" w:cs="宋体"/>
+                <w:rFonts w:ascii="宋体" w:eastAsia="宋体" w:hAnsi="宋体" w:cs="宋体" w:hint="eastAsia"/>
                 <w:i w:val="0"/>
                 <w:iCs w:val="0"/>
                 <w:snapToGrid w:val="0"/>
@@ -6238,7 +6206,7 @@
                 <w:sz w:val="21"/>
                 <w:szCs w:val="21"/>
                 <w:u w:val="none"/>
-                <w:lang w:val="en-US" w:eastAsia="zh-CN" w:bidi="ar"/>
+                <w:lang w:val="en-US" w:eastAsia="zh-CN"/>
               </w:rPr>
               <w:t>过程框架自评估次数</w:t>
             </w:r>
@@ -6248,10 +6216,10 @@
           <w:tcPr>
             <w:tcW w:w="1092" w:type="dxa"/>
             <w:tcBorders>
-              <w:top w:val="single" w:color="000000" w:sz="4" w:space="0"/>
-              <w:left w:val="single" w:color="000000" w:sz="4" w:space="0"/>
-              <w:bottom w:val="single" w:color="000000" w:sz="4" w:space="0"/>
-              <w:right w:val="single" w:color="000000" w:sz="4" w:space="0"/>
+              <w:top w:val="single" w:sz="4" w:space="0" w:color="000000"/>
+              <w:left w:val="single" w:sz="4" w:space="0" w:color="000000"/>
+              <w:bottom w:val="single" w:sz="4" w:space="0" w:color="000000"/>
+              <w:right w:val="single" w:sz="4" w:space="0" w:color="000000"/>
             </w:tcBorders>
             <w:shd w:val="clear" w:color="auto" w:fill="auto"/>
             <w:vAlign w:val="center"/>
@@ -6265,7 +6233,7 @@
               <w:jc w:val="left"/>
               <w:textAlignment w:val="center"/>
               <w:rPr>
-                <w:rFonts w:hint="default" w:ascii="楷体_GB2312" w:hAnsi="宋体" w:eastAsia="楷体_GB2312" w:cs="楷体_GB2312"/>
+                <w:rFonts w:ascii="楷体_GB2312" w:eastAsia="楷体_GB2312" w:hAnsi="宋体" w:cs="楷体_GB2312" w:hint="default"/>
                 <w:b/>
                 <w:bCs/>
                 <w:i w:val="0"/>
@@ -6276,12 +6244,12 @@
                 <w:sz w:val="22"/>
                 <w:szCs w:val="22"/>
                 <w:u w:val="none"/>
-                <w:lang w:val="en-US" w:eastAsia="zh-CN" w:bidi="ar"/>
+                <w:lang w:val="en-US" w:eastAsia="zh-CN"/>
               </w:rPr>
             </w:pPr>
             <w:r>
               <w:rPr>
-                <w:rFonts w:hint="eastAsia" w:ascii="宋体" w:hAnsi="宋体" w:eastAsia="宋体" w:cs="宋体"/>
+                <w:rFonts w:ascii="宋体" w:eastAsia="宋体" w:hAnsi="宋体" w:cs="宋体" w:hint="eastAsia"/>
                 <w:i w:val="0"/>
                 <w:iCs w:val="0"/>
                 <w:snapToGrid w:val="0"/>
@@ -6290,7 +6258,7 @@
                 <w:sz w:val="21"/>
                 <w:szCs w:val="21"/>
                 <w:u w:val="none"/>
-                <w:lang w:val="en-US" w:eastAsia="zh-CN" w:bidi="ar"/>
+                <w:lang w:val="en-US" w:eastAsia="zh-CN"/>
               </w:rPr>
               <w:t>≥1次</w:t>
             </w:r>
@@ -6300,10 +6268,10 @@
           <w:tcPr>
             <w:tcW w:w="3300" w:type="dxa"/>
             <w:tcBorders>
-              <w:top w:val="single" w:color="000000" w:sz="4" w:space="0"/>
-              <w:left w:val="single" w:color="000000" w:sz="4" w:space="0"/>
-              <w:bottom w:val="single" w:color="000000" w:sz="4" w:space="0"/>
-              <w:right w:val="single" w:color="000000" w:sz="4" w:space="0"/>
+              <w:top w:val="single" w:sz="4" w:space="0" w:color="000000"/>
+              <w:left w:val="single" w:sz="4" w:space="0" w:color="000000"/>
+              <w:bottom w:val="single" w:sz="4" w:space="0" w:color="000000"/>
+              <w:right w:val="single" w:sz="4" w:space="0" w:color="000000"/>
             </w:tcBorders>
             <w:shd w:val="clear" w:color="auto" w:fill="auto"/>
             <w:vAlign w:val="center"/>
@@ -6317,7 +6285,7 @@
               <w:jc w:val="left"/>
               <w:textAlignment w:val="center"/>
               <w:rPr>
-                <w:rFonts w:hint="default" w:ascii="楷体_GB2312" w:hAnsi="宋体" w:eastAsia="楷体_GB2312" w:cs="楷体_GB2312"/>
+                <w:rFonts w:ascii="楷体_GB2312" w:eastAsia="楷体_GB2312" w:hAnsi="宋体" w:cs="楷体_GB2312" w:hint="default"/>
                 <w:b/>
                 <w:bCs/>
                 <w:i w:val="0"/>
@@ -6328,12 +6296,12 @@
                 <w:sz w:val="22"/>
                 <w:szCs w:val="22"/>
                 <w:u w:val="none"/>
-                <w:lang w:val="en-US" w:eastAsia="zh-CN" w:bidi="ar"/>
+                <w:lang w:val="en-US" w:eastAsia="zh-CN"/>
               </w:rPr>
             </w:pPr>
             <w:r>
               <w:rPr>
-                <w:rFonts w:hint="eastAsia" w:ascii="宋体" w:hAnsi="宋体" w:eastAsia="宋体" w:cs="宋体"/>
+                <w:rFonts w:ascii="宋体" w:eastAsia="宋体" w:hAnsi="宋体" w:cs="宋体" w:hint="eastAsia"/>
                 <w:i w:val="0"/>
                 <w:iCs w:val="0"/>
                 <w:snapToGrid w:val="0"/>
@@ -6342,7 +6310,7 @@
                 <w:sz w:val="21"/>
                 <w:szCs w:val="21"/>
                 <w:u w:val="none"/>
-                <w:lang w:val="en-US" w:eastAsia="zh-CN" w:bidi="ar"/>
+                <w:lang w:val="en-US" w:eastAsia="zh-CN"/>
               </w:rPr>
               <w:t>次数，过程框架自评估报告数量</w:t>
             </w:r>
@@ -6352,10 +6320,10 @@
           <w:tcPr>
             <w:tcW w:w="1056" w:type="dxa"/>
             <w:tcBorders>
-              <w:top w:val="single" w:color="000000" w:sz="4" w:space="0"/>
-              <w:left w:val="single" w:color="000000" w:sz="4" w:space="0"/>
-              <w:bottom w:val="single" w:color="000000" w:sz="4" w:space="0"/>
-              <w:right w:val="single" w:color="000000" w:sz="4" w:space="0"/>
+              <w:top w:val="single" w:sz="4" w:space="0" w:color="000000"/>
+              <w:left w:val="single" w:sz="4" w:space="0" w:color="000000"/>
+              <w:bottom w:val="single" w:sz="4" w:space="0" w:color="000000"/>
+              <w:right w:val="single" w:sz="4" w:space="0" w:color="000000"/>
             </w:tcBorders>
             <w:shd w:val="clear" w:color="auto" w:fill="auto"/>
             <w:vAlign w:val="center"/>
@@ -6369,7 +6337,7 @@
               <w:jc w:val="left"/>
               <w:textAlignment w:val="center"/>
               <w:rPr>
-                <w:rFonts w:hint="default" w:ascii="楷体_GB2312" w:hAnsi="宋体" w:eastAsia="楷体_GB2312" w:cs="楷体_GB2312"/>
+                <w:rFonts w:ascii="楷体_GB2312" w:eastAsia="楷体_GB2312" w:hAnsi="宋体" w:cs="楷体_GB2312" w:hint="default"/>
                 <w:b/>
                 <w:bCs/>
                 <w:i w:val="0"/>
@@ -6380,12 +6348,12 @@
                 <w:sz w:val="22"/>
                 <w:szCs w:val="22"/>
                 <w:u w:val="none"/>
-                <w:lang w:val="en-US" w:eastAsia="zh-CN" w:bidi="ar"/>
+                <w:lang w:val="en-US" w:eastAsia="zh-CN"/>
               </w:rPr>
             </w:pPr>
             <w:r>
               <w:rPr>
-                <w:rFonts w:hint="eastAsia" w:ascii="宋体" w:hAnsi="宋体" w:eastAsia="宋体" w:cs="宋体"/>
+                <w:rFonts w:ascii="宋体" w:eastAsia="宋体" w:hAnsi="宋体" w:cs="宋体" w:hint="eastAsia"/>
                 <w:i w:val="0"/>
                 <w:iCs w:val="0"/>
                 <w:snapToGrid w:val="0"/>
@@ -6394,7 +6362,7 @@
                 <w:sz w:val="21"/>
                 <w:szCs w:val="21"/>
                 <w:u w:val="none"/>
-                <w:lang w:val="en-US" w:eastAsia="zh-CN" w:bidi="ar"/>
+                <w:lang w:val="en-US" w:eastAsia="zh-CN"/>
               </w:rPr>
               <w:t>年度</w:t>
             </w:r>
@@ -6404,7 +6372,7 @@
     </w:tbl>
     <w:p>
       <w:pPr>
-        <w:pStyle w:val="28"/>
+        <w:pStyle w:val="1"/>
         <w:keepNext w:val="0"/>
         <w:keepLines w:val="0"/>
         <w:pageBreakBefore w:val="0"/>
@@ -6424,7 +6392,7 @@
           <w:lang w:val="en-US" w:eastAsia="zh-CN"/>
         </w:rPr>
       </w:pPr>
-      <w:bookmarkStart w:id="26" w:name="_Toc3431"/>
+      <w:bookmarkStart w:id="27" w:name="_Toc3431"/>
       <w:r>
         <w:rPr>
           <w:rFonts w:hint="default"/>
@@ -6432,11 +6400,11 @@
         </w:rPr>
         <w:t>附则</w:t>
       </w:r>
-      <w:bookmarkEnd w:id="26"/>
-    </w:p>
-    <w:p>
-      <w:pPr>
-        <w:pStyle w:val="29"/>
+      <w:bookmarkEnd w:id="27"/>
+    </w:p>
+    <w:p>
+      <w:pPr>
+        <w:pStyle w:val="a1"/>
         <w:keepNext w:val="0"/>
         <w:keepLines w:val="0"/>
         <w:pageBreakBefore w:val="0"/>
@@ -6466,7 +6434,7 @@
     </w:p>
     <w:p>
       <w:pPr>
-        <w:pStyle w:val="29"/>
+        <w:pStyle w:val="a1"/>
         <w:keepNext w:val="0"/>
         <w:keepLines w:val="0"/>
         <w:pageBreakBefore w:val="0"/>
@@ -6496,7 +6464,7 @@
     </w:p>
     <w:p>
       <w:pPr>
-        <w:pStyle w:val="29"/>
+        <w:pStyle w:val="a1"/>
         <w:keepNext w:val="0"/>
         <w:keepLines w:val="0"/>
         <w:pageBreakBefore w:val="0"/>
@@ -6525,73 +6493,23 @@
       </w:r>
     </w:p>
     <w:sectPr>
-      <w:headerReference r:id="rId5" w:type="default"/>
+      <w:headerReference w:type="default" r:id="rId8"/>
       <w:pgSz w:w="11906" w:h="16838"/>
       <w:pgMar w:top="1417" w:right="1800" w:bottom="1440" w:left="1800" w:header="1140" w:footer="992" w:gutter="0"/>
-      <w:cols w:space="425" w:num="1"/>
+      <w:cols w:num="1" w:space="425"/>
       <w:docGrid w:type="lines" w:linePitch="312" w:charSpace="0"/>
     </w:sectPr>
   </w:body>
 </w:document>
 </file>
 
-<file path=word/endnotes.xml><?xml version="1.0" encoding="utf-8"?>
-<w:endnotes xmlns:wpc="http://schemas.microsoft.com/office/word/2010/wordprocessingCanvas" xmlns:mc="http://schemas.openxmlformats.org/markup-compatibility/2006" xmlns:o="urn:schemas-microsoft-com:office:office" xmlns:r="http://schemas.openxmlformats.org/officeDocument/2006/relationships" xmlns:m="http://schemas.openxmlformats.org/officeDocument/2006/math" xmlns:v="urn:schemas-microsoft-com:vml" xmlns:wp14="http://schemas.microsoft.com/office/word/2010/wordprocessingDrawing" xmlns:wp="http://schemas.openxmlformats.org/drawingml/2006/wordprocessingDrawing" xmlns:w="http://schemas.openxmlformats.org/wordprocessingml/2006/main" xmlns:w14="http://schemas.microsoft.com/office/word/2010/wordml" xmlns:w15="http://schemas.microsoft.com/office/word/2012/wordml" xmlns:w10="urn:schemas-microsoft-com:office:word" xmlns:wpg="http://schemas.microsoft.com/office/word/2010/wordprocessingGroup" xmlns:wpi="http://schemas.microsoft.com/office/word/2010/wordprocessingInk" xmlns:wne="http://schemas.microsoft.com/office/word/2006/wordml" xmlns:wps="http://schemas.microsoft.com/office/word/2010/wordprocessingShape" xmlns:wpsCustomData="http://www.wps.cn/officeDocument/2013/wpsCustomData" mc:Ignorable="w14 w15 wp14">
-  <w:endnote w:type="separator" w:id="0">
-    <w:p>
-      <w:pPr>
-        <w:spacing w:line="240" w:lineRule="auto"/>
-      </w:pPr>
-      <w:r>
-        <w:separator/>
-      </w:r>
-    </w:p>
-  </w:endnote>
-  <w:endnote w:type="continuationSeparator" w:id="1">
-    <w:p>
-      <w:pPr>
-        <w:spacing w:line="240" w:lineRule="auto"/>
-      </w:pPr>
-      <w:r>
-        <w:continuationSeparator/>
-      </w:r>
-    </w:p>
-  </w:endnote>
-</w:endnotes>
-</file>
-
-<file path=word/footnotes.xml><?xml version="1.0" encoding="utf-8"?>
-<w:footnotes xmlns:wpc="http://schemas.microsoft.com/office/word/2010/wordprocessingCanvas" xmlns:mc="http://schemas.openxmlformats.org/markup-compatibility/2006" xmlns:o="urn:schemas-microsoft-com:office:office" xmlns:r="http://schemas.openxmlformats.org/officeDocument/2006/relationships" xmlns:m="http://schemas.openxmlformats.org/officeDocument/2006/math" xmlns:v="urn:schemas-microsoft-com:vml" xmlns:wp14="http://schemas.microsoft.com/office/word/2010/wordprocessingDrawing" xmlns:wp="http://schemas.openxmlformats.org/drawingml/2006/wordprocessingDrawing" xmlns:w="http://schemas.openxmlformats.org/wordprocessingml/2006/main" xmlns:w14="http://schemas.microsoft.com/office/word/2010/wordml" xmlns:w15="http://schemas.microsoft.com/office/word/2012/wordml" xmlns:w10="urn:schemas-microsoft-com:office:word" xmlns:wpg="http://schemas.microsoft.com/office/word/2010/wordprocessingGroup" xmlns:wpi="http://schemas.microsoft.com/office/word/2010/wordprocessingInk" xmlns:wne="http://schemas.microsoft.com/office/word/2006/wordml" xmlns:wps="http://schemas.microsoft.com/office/word/2010/wordprocessingShape" xmlns:wpsCustomData="http://www.wps.cn/officeDocument/2013/wpsCustomData" mc:Ignorable="w14 w15 wp14">
-  <w:footnote w:type="separator" w:id="0">
-    <w:p>
-      <w:pPr>
-        <w:spacing w:line="360" w:lineRule="auto"/>
-      </w:pPr>
-      <w:r>
-        <w:separator/>
-      </w:r>
-    </w:p>
-  </w:footnote>
-  <w:footnote w:type="continuationSeparator" w:id="1">
-    <w:p>
-      <w:pPr>
-        <w:spacing w:line="360" w:lineRule="auto"/>
-      </w:pPr>
-      <w:r>
-        <w:continuationSeparator/>
-      </w:r>
-    </w:p>
-  </w:footnote>
-</w:footnotes>
-</file>
-
 <file path=word/header1.xml><?xml version="1.0" encoding="utf-8"?>
-<w:hdr xmlns:wpc="http://schemas.microsoft.com/office/word/2010/wordprocessingCanvas" xmlns:mc="http://schemas.openxmlformats.org/markup-compatibility/2006" xmlns:o="urn:schemas-microsoft-com:office:office" xmlns:r="http://schemas.openxmlformats.org/officeDocument/2006/relationships" xmlns:m="http://schemas.openxmlformats.org/officeDocument/2006/math" xmlns:v="urn:schemas-microsoft-com:vml" xmlns:wp14="http://schemas.microsoft.com/office/word/2010/wordprocessingDrawing" xmlns:wp="http://schemas.openxmlformats.org/drawingml/2006/wordprocessingDrawing" xmlns:w10="urn:schemas-microsoft-com:office:word" xmlns:w="http://schemas.openxmlformats.org/wordprocessingml/2006/main" xmlns:w14="http://schemas.microsoft.com/office/word/2010/wordml" xmlns:w15="http://schemas.microsoft.com/office/word/2012/wordml" xmlns:wpg="http://schemas.microsoft.com/office/word/2010/wordprocessingGroup" xmlns:wpi="http://schemas.microsoft.com/office/word/2010/wordprocessingInk" xmlns:wne="http://schemas.microsoft.com/office/word/2006/wordml" xmlns:wps="http://schemas.microsoft.com/office/word/2010/wordprocessingShape" xmlns:wpsCustomData="http://www.wps.cn/officeDocument/2013/wpsCustomData" mc:Ignorable="w14 w15 wp14">
+<w:hdr xmlns:wpc="http://schemas.microsoft.com/office/word/2010/wordprocessingCanvas" xmlns:mc="http://schemas.openxmlformats.org/markup-compatibility/2006" xmlns:o="urn:schemas-microsoft-com:office:office" xmlns:r="http://schemas.openxmlformats.org/officeDocument/2006/relationships" xmlns:m="http://schemas.openxmlformats.org/officeDocument/2006/math" xmlns:v="urn:schemas-microsoft-com:vml" xmlns:wp14="http://schemas.microsoft.com/office/word/2010/wordprocessingDrawing" xmlns:wp="http://schemas.openxmlformats.org/drawingml/2006/wordprocessingDrawing" xmlns:w10="urn:schemas-microsoft-com:office:word" xmlns:w="http://schemas.openxmlformats.org/wordprocessingml/2006/main" xmlns:w14="http://schemas.microsoft.com/office/word/2010/wordml" xmlns:w15="http://schemas.microsoft.com/office/word/2012/wordml" xmlns:wne="http://schemas.microsoft.com/office/word/2006/wordml" xmlns:wpg="http://schemas.microsoft.com/office/word/2010/wordprocessingGroup" xmlns:wpi="http://schemas.microsoft.com/office/word/2010/wordprocessingInk" xmlns:wps="http://schemas.microsoft.com/office/word/2010/wordprocessingShape" mc:Ignorable="w14 w15 wp14">
   <w:p>
     <w:pPr>
-      <w:pStyle w:val="15"/>
+      <w:pStyle w:val="Header"/>
       <w:pBdr>
-        <w:bottom w:val="single" w:color="auto" w:sz="4" w:space="1"/>
+        <w:bottom w:val="single" w:sz="4" w:space="1" w:color="auto"/>
       </w:pBdr>
       <w:tabs>
         <w:tab w:val="left" w:pos="335"/>
@@ -6599,27 +6517,27 @@
       </w:tabs>
       <w:jc w:val="right"/>
       <w:rPr>
-        <w:rFonts w:hint="eastAsia" w:eastAsiaTheme="minorEastAsia"/>
+        <w:rFonts w:eastAsiaTheme="minorEastAsia" w:hint="eastAsia"/>
         <w:lang w:eastAsia="zh-CN"/>
       </w:rPr>
     </w:pPr>
     <w:r>
       <w:rPr>
-        <w:rFonts w:hint="eastAsia" w:eastAsiaTheme="minorEastAsia"/>
+        <w:rFonts w:eastAsiaTheme="minorEastAsia" w:hint="eastAsia"/>
         <w:lang w:val="en-US" w:eastAsia="zh-CN"/>
       </w:rPr>
       <w:tab/>
     </w:r>
     <w:r>
       <w:rPr>
-        <w:rFonts w:hint="eastAsia" w:eastAsiaTheme="minorEastAsia"/>
+        <w:rFonts w:eastAsiaTheme="minorEastAsia" w:hint="eastAsia"/>
         <w:lang w:val="en-US" w:eastAsia="zh-CN"/>
       </w:rPr>
       <w:tab/>
     </w:r>
     <w:r>
       <w:rPr>
-        <w:rFonts w:hint="eastAsia" w:eastAsiaTheme="minorEastAsia"/>
+        <w:rFonts w:eastAsiaTheme="minorEastAsia" w:hint="eastAsia"/>
         <w:lang w:val="en-US" w:eastAsia="zh-CN"/>
       </w:rPr>
       <w:t>江西通信产业服务有限公司</w:t>
@@ -6629,15 +6547,15 @@
 </file>
 
 <file path=word/numbering.xml><?xml version="1.0" encoding="utf-8"?>
-<w:numbering xmlns:wpc="http://schemas.microsoft.com/office/word/2010/wordprocessingCanvas" xmlns:mc="http://schemas.openxmlformats.org/markup-compatibility/2006" xmlns:o="urn:schemas-microsoft-com:office:office" xmlns:r="http://schemas.openxmlformats.org/officeDocument/2006/relationships" xmlns:m="http://schemas.openxmlformats.org/officeDocument/2006/math" xmlns:v="urn:schemas-microsoft-com:vml" xmlns:wp14="http://schemas.microsoft.com/office/word/2010/wordprocessingDrawing" xmlns:wp="http://schemas.openxmlformats.org/drawingml/2006/wordprocessingDrawing" xmlns:w10="urn:schemas-microsoft-com:office:word" xmlns:w="http://schemas.openxmlformats.org/wordprocessingml/2006/main" xmlns:w14="http://schemas.microsoft.com/office/word/2010/wordml" xmlns:wpg="http://schemas.microsoft.com/office/word/2010/wordprocessingGroup" xmlns:wpi="http://schemas.microsoft.com/office/word/2010/wordprocessingInk" xmlns:wne="http://schemas.microsoft.com/office/word/2006/wordml" xmlns:wps="http://schemas.microsoft.com/office/word/2010/wordprocessingShape" xmlns:wpsCustomData="http://www.wps.cn/officeDocument/2013/wpsCustomData" mc:Ignorable="w14 wp14">
+<w:numbering xmlns:wpc="http://schemas.microsoft.com/office/word/2010/wordprocessingCanvas" xmlns:mc="http://schemas.openxmlformats.org/markup-compatibility/2006" xmlns:o="urn:schemas-microsoft-com:office:office" xmlns:r="http://schemas.openxmlformats.org/officeDocument/2006/relationships" xmlns:m="http://schemas.openxmlformats.org/officeDocument/2006/math" xmlns:v="urn:schemas-microsoft-com:vml" xmlns:wp14="http://schemas.microsoft.com/office/word/2010/wordprocessingDrawing" xmlns:wp="http://schemas.openxmlformats.org/drawingml/2006/wordprocessingDrawing" xmlns:w10="urn:schemas-microsoft-com:office:word" xmlns:w="http://schemas.openxmlformats.org/wordprocessingml/2006/main" xmlns:w14="http://schemas.microsoft.com/office/word/2010/wordml" xmlns:w15="http://schemas.microsoft.com/office/word/2012/wordml" xmlns:wne="http://schemas.microsoft.com/office/word/2006/wordml" xmlns:wpg="http://schemas.microsoft.com/office/word/2010/wordprocessingGroup" xmlns:wpi="http://schemas.microsoft.com/office/word/2010/wordprocessingInk" xmlns:wps="http://schemas.microsoft.com/office/word/2010/wordprocessingShape" mc:Ignorable="w14 w15 wp14">
   <w:abstractNum w:abstractNumId="0">
     <w:nsid w:val="8E964DCE"/>
     <w:multiLevelType w:val="multilevel"/>
     <w:tmpl w:val="8E964DCE"/>
-    <w:lvl w:ilvl="0" w:tentative="0">
+    <w:lvl w:ilvl="0">
       <w:start w:val="1"/>
       <w:numFmt w:val="decimal"/>
-      <w:pStyle w:val="2"/>
+      <w:pStyle w:val="Heading1"/>
       <w:lvlText w:val="%1."/>
       <w:lvlJc w:val="left"/>
       <w:pPr>
@@ -6647,10 +6565,10 @@
         <w:rFonts w:hint="default"/>
       </w:rPr>
     </w:lvl>
-    <w:lvl w:ilvl="1" w:tentative="0">
+    <w:lvl w:ilvl="1">
       <w:start w:val="1"/>
       <w:numFmt w:val="decimal"/>
-      <w:pStyle w:val="3"/>
+      <w:pStyle w:val="Heading2"/>
       <w:lvlText w:val="%1.%2."/>
       <w:lvlJc w:val="left"/>
       <w:pPr>
@@ -6660,10 +6578,10 @@
         <w:rFonts w:hint="default"/>
       </w:rPr>
     </w:lvl>
-    <w:lvl w:ilvl="2" w:tentative="0">
+    <w:lvl w:ilvl="2">
       <w:start w:val="1"/>
       <w:numFmt w:val="decimal"/>
-      <w:pStyle w:val="4"/>
+      <w:pStyle w:val="Heading3"/>
       <w:lvlText w:val="%1.%2.%3."/>
       <w:lvlJc w:val="left"/>
       <w:pPr>
@@ -6673,10 +6591,10 @@
         <w:rFonts w:hint="default"/>
       </w:rPr>
     </w:lvl>
-    <w:lvl w:ilvl="3" w:tentative="0">
+    <w:lvl w:ilvl="3">
       <w:start w:val="1"/>
       <w:numFmt w:val="decimal"/>
-      <w:pStyle w:val="5"/>
+      <w:pStyle w:val="Heading4"/>
       <w:lvlText w:val="%1.%2.%3.%4."/>
       <w:lvlJc w:val="left"/>
       <w:pPr>
@@ -6686,10 +6604,10 @@
         <w:rFonts w:hint="default"/>
       </w:rPr>
     </w:lvl>
-    <w:lvl w:ilvl="4" w:tentative="0">
+    <w:lvl w:ilvl="4">
       <w:start w:val="1"/>
       <w:numFmt w:val="decimal"/>
-      <w:pStyle w:val="6"/>
+      <w:pStyle w:val="Heading5"/>
       <w:lvlText w:val="%1.%2.%3.%4.%5."/>
       <w:lvlJc w:val="left"/>
       <w:pPr>
@@ -6699,10 +6617,10 @@
         <w:rFonts w:hint="default"/>
       </w:rPr>
     </w:lvl>
-    <w:lvl w:ilvl="5" w:tentative="0">
+    <w:lvl w:ilvl="5">
       <w:start w:val="1"/>
       <w:numFmt w:val="decimal"/>
-      <w:pStyle w:val="7"/>
+      <w:pStyle w:val="Heading6"/>
       <w:lvlText w:val="%1.%2.%3.%4.%5.%6."/>
       <w:lvlJc w:val="left"/>
       <w:pPr>
@@ -6712,10 +6630,10 @@
         <w:rFonts w:hint="default"/>
       </w:rPr>
     </w:lvl>
-    <w:lvl w:ilvl="6" w:tentative="0">
+    <w:lvl w:ilvl="6">
       <w:start w:val="1"/>
       <w:numFmt w:val="decimal"/>
-      <w:pStyle w:val="8"/>
+      <w:pStyle w:val="Heading7"/>
       <w:lvlText w:val="%1.%2.%3.%4.%5.%6.%7."/>
       <w:lvlJc w:val="left"/>
       <w:pPr>
@@ -6725,10 +6643,10 @@
         <w:rFonts w:hint="default"/>
       </w:rPr>
     </w:lvl>
-    <w:lvl w:ilvl="7" w:tentative="0">
+    <w:lvl w:ilvl="7">
       <w:start w:val="1"/>
       <w:numFmt w:val="decimal"/>
-      <w:pStyle w:val="9"/>
+      <w:pStyle w:val="Heading8"/>
       <w:lvlText w:val="%1.%2.%3.%4.%5.%6.%7.%8."/>
       <w:lvlJc w:val="left"/>
       <w:pPr>
@@ -6738,10 +6656,10 @@
         <w:rFonts w:hint="default"/>
       </w:rPr>
     </w:lvl>
-    <w:lvl w:ilvl="8" w:tentative="0">
+    <w:lvl w:ilvl="8">
       <w:start w:val="1"/>
       <w:numFmt w:val="decimal"/>
-      <w:pStyle w:val="10"/>
+      <w:pStyle w:val="Heading9"/>
       <w:lvlText w:val="%1.%2.%3.%4.%5.%6.%7.%8.%9."/>
       <w:lvlJc w:val="left"/>
       <w:pPr>
@@ -6759,269 +6677,267 @@
 </file>
 
 <file path=word/styles.xml><?xml version="1.0" encoding="utf-8"?>
-<w:styles xmlns:mc="http://schemas.openxmlformats.org/markup-compatibility/2006" xmlns:o="urn:schemas-microsoft-com:office:office" xmlns:r="http://schemas.openxmlformats.org/officeDocument/2006/relationships" xmlns:m="http://schemas.openxmlformats.org/officeDocument/2006/math" xmlns:v="urn:schemas-microsoft-com:vml" xmlns:w="http://schemas.openxmlformats.org/wordprocessingml/2006/main" xmlns:w14="http://schemas.microsoft.com/office/word/2010/wordml" xmlns:w10="urn:schemas-microsoft-com:office:word" xmlns:sl="http://schemas.openxmlformats.org/schemaLibrary/2006/main" xmlns:wpsCustomData="http://www.wps.cn/officeDocument/2013/wpsCustomData" mc:Ignorable="w14">
+<w:styles xmlns:mc="http://schemas.openxmlformats.org/markup-compatibility/2006" xmlns:r="http://schemas.openxmlformats.org/officeDocument/2006/relationships" xmlns:w="http://schemas.openxmlformats.org/wordprocessingml/2006/main" xmlns:w14="http://schemas.microsoft.com/office/word/2010/wordml" xmlns:w15="http://schemas.microsoft.com/office/word/2012/wordml" mc:Ignorable="w14 w15">
   <w:docDefaults>
     <w:rPrDefault>
       <w:rPr>
-        <w:rFonts w:ascii="Times New Roman" w:hAnsi="Times New Roman" w:eastAsia="宋体" w:cs="Times New Roman"/>
+        <w:rFonts w:ascii="Times New Roman" w:eastAsia="宋体" w:hAnsi="Times New Roman" w:cs="Times New Roman"/>
       </w:rPr>
     </w:rPrDefault>
     <w:pPrDefault/>
   </w:docDefaults>
-  <w:latentStyles w:count="260" w:defQFormat="0" w:defUnhideWhenUsed="1" w:defSemiHidden="1" w:defUIPriority="99" w:defLockedState="0">
-    <w:lsdException w:qFormat="1" w:unhideWhenUsed="0" w:uiPriority="0" w:semiHidden="0" w:name="Normal"/>
-    <w:lsdException w:qFormat="1" w:unhideWhenUsed="0" w:uiPriority="0" w:semiHidden="0" w:name="heading 1"/>
-    <w:lsdException w:qFormat="1" w:uiPriority="0" w:semiHidden="0" w:name="heading 2"/>
-    <w:lsdException w:qFormat="1" w:uiPriority="0" w:name="heading 3"/>
-    <w:lsdException w:qFormat="1" w:uiPriority="0" w:semiHidden="0" w:name="heading 4"/>
-    <w:lsdException w:qFormat="1" w:uiPriority="0" w:name="heading 5"/>
-    <w:lsdException w:qFormat="1" w:uiPriority="0" w:name="heading 6"/>
-    <w:lsdException w:qFormat="1" w:uiPriority="0" w:name="heading 7"/>
-    <w:lsdException w:qFormat="1" w:uiPriority="0" w:name="heading 8"/>
-    <w:lsdException w:qFormat="1" w:uiPriority="0" w:name="heading 9"/>
-    <w:lsdException w:unhideWhenUsed="0" w:uiPriority="0" w:semiHidden="0" w:name="index 1"/>
-    <w:lsdException w:unhideWhenUsed="0" w:uiPriority="0" w:semiHidden="0" w:name="index 2"/>
-    <w:lsdException w:unhideWhenUsed="0" w:uiPriority="0" w:semiHidden="0" w:name="index 3"/>
-    <w:lsdException w:unhideWhenUsed="0" w:uiPriority="0" w:semiHidden="0" w:name="index 4"/>
-    <w:lsdException w:unhideWhenUsed="0" w:uiPriority="0" w:semiHidden="0" w:name="index 5"/>
-    <w:lsdException w:unhideWhenUsed="0" w:uiPriority="0" w:semiHidden="0" w:name="index 6"/>
-    <w:lsdException w:unhideWhenUsed="0" w:uiPriority="0" w:semiHidden="0" w:name="index 7"/>
-    <w:lsdException w:unhideWhenUsed="0" w:uiPriority="0" w:semiHidden="0" w:name="index 8"/>
-    <w:lsdException w:unhideWhenUsed="0" w:uiPriority="0" w:semiHidden="0" w:name="index 9"/>
-    <w:lsdException w:qFormat="1" w:unhideWhenUsed="0" w:uiPriority="0" w:semiHidden="0" w:name="toc 1"/>
-    <w:lsdException w:qFormat="1" w:unhideWhenUsed="0" w:uiPriority="0" w:semiHidden="0" w:name="toc 2"/>
-    <w:lsdException w:qFormat="1" w:unhideWhenUsed="0" w:uiPriority="0" w:semiHidden="0" w:name="toc 3"/>
-    <w:lsdException w:unhideWhenUsed="0" w:uiPriority="0" w:semiHidden="0" w:name="toc 4"/>
-    <w:lsdException w:unhideWhenUsed="0" w:uiPriority="0" w:semiHidden="0" w:name="toc 5"/>
-    <w:lsdException w:unhideWhenUsed="0" w:uiPriority="0" w:semiHidden="0" w:name="toc 6"/>
-    <w:lsdException w:unhideWhenUsed="0" w:uiPriority="0" w:semiHidden="0" w:name="toc 7"/>
-    <w:lsdException w:unhideWhenUsed="0" w:uiPriority="0" w:semiHidden="0" w:name="toc 8"/>
-    <w:lsdException w:unhideWhenUsed="0" w:uiPriority="0" w:semiHidden="0" w:name="toc 9"/>
-    <w:lsdException w:unhideWhenUsed="0" w:uiPriority="0" w:semiHidden="0" w:name="Normal Indent"/>
-    <w:lsdException w:unhideWhenUsed="0" w:uiPriority="0" w:semiHidden="0" w:name="footnote text"/>
-    <w:lsdException w:qFormat="1" w:unhideWhenUsed="0" w:uiPriority="0" w:semiHidden="0" w:name="annotation text"/>
-    <w:lsdException w:qFormat="1" w:unhideWhenUsed="0" w:uiPriority="0" w:semiHidden="0" w:name="header"/>
-    <w:lsdException w:qFormat="1" w:unhideWhenUsed="0" w:uiPriority="0" w:semiHidden="0" w:name="footer"/>
-    <w:lsdException w:unhideWhenUsed="0" w:uiPriority="0" w:semiHidden="0" w:name="index heading"/>
-    <w:lsdException w:qFormat="1" w:uiPriority="0" w:name="caption"/>
-    <w:lsdException w:unhideWhenUsed="0" w:uiPriority="0" w:semiHidden="0" w:name="table of figures"/>
-    <w:lsdException w:unhideWhenUsed="0" w:uiPriority="0" w:semiHidden="0" w:name="envelope address"/>
-    <w:lsdException w:unhideWhenUsed="0" w:uiPriority="0" w:semiHidden="0" w:name="envelope return"/>
-    <w:lsdException w:unhideWhenUsed="0" w:uiPriority="0" w:semiHidden="0" w:name="footnote reference"/>
-    <w:lsdException w:unhideWhenUsed="0" w:uiPriority="0" w:semiHidden="0" w:name="annotation reference"/>
-    <w:lsdException w:unhideWhenUsed="0" w:uiPriority="0" w:semiHidden="0" w:name="line number"/>
-    <w:lsdException w:unhideWhenUsed="0" w:uiPriority="0" w:semiHidden="0" w:name="page number"/>
-    <w:lsdException w:unhideWhenUsed="0" w:uiPriority="0" w:semiHidden="0" w:name="endnote reference"/>
-    <w:lsdException w:unhideWhenUsed="0" w:uiPriority="0" w:semiHidden="0" w:name="endnote text"/>
-    <w:lsdException w:unhideWhenUsed="0" w:uiPriority="0" w:semiHidden="0" w:name="table of authorities"/>
-    <w:lsdException w:unhideWhenUsed="0" w:uiPriority="0" w:semiHidden="0" w:name="macro"/>
-    <w:lsdException w:unhideWhenUsed="0" w:uiPriority="0" w:semiHidden="0" w:name="toa heading"/>
-    <w:lsdException w:unhideWhenUsed="0" w:uiPriority="0" w:semiHidden="0" w:name="List"/>
-    <w:lsdException w:unhideWhenUsed="0" w:uiPriority="0" w:semiHidden="0" w:name="List Bullet"/>
-    <w:lsdException w:unhideWhenUsed="0" w:uiPriority="0" w:semiHidden="0" w:name="List Number"/>
-    <w:lsdException w:unhideWhenUsed="0" w:uiPriority="0" w:semiHidden="0" w:name="List 2"/>
-    <w:lsdException w:unhideWhenUsed="0" w:uiPriority="0" w:semiHidden="0" w:name="List 3"/>
-    <w:lsdException w:unhideWhenUsed="0" w:uiPriority="0" w:semiHidden="0" w:name="List 4"/>
-    <w:lsdException w:unhideWhenUsed="0" w:uiPriority="0" w:semiHidden="0" w:name="List 5"/>
-    <w:lsdException w:unhideWhenUsed="0" w:uiPriority="0" w:semiHidden="0" w:name="List Bullet 2"/>
-    <w:lsdException w:unhideWhenUsed="0" w:uiPriority="0" w:semiHidden="0" w:name="List Bullet 3"/>
-    <w:lsdException w:unhideWhenUsed="0" w:uiPriority="0" w:semiHidden="0" w:name="List Bullet 4"/>
-    <w:lsdException w:unhideWhenUsed="0" w:uiPriority="0" w:semiHidden="0" w:name="List Bullet 5"/>
-    <w:lsdException w:unhideWhenUsed="0" w:uiPriority="0" w:semiHidden="0" w:name="List Number 2"/>
-    <w:lsdException w:unhideWhenUsed="0" w:uiPriority="0" w:semiHidden="0" w:name="List Number 3"/>
-    <w:lsdException w:unhideWhenUsed="0" w:uiPriority="0" w:semiHidden="0" w:name="List Number 4"/>
-    <w:lsdException w:unhideWhenUsed="0" w:uiPriority="0" w:semiHidden="0" w:name="List Number 5"/>
-    <w:lsdException w:qFormat="1" w:unhideWhenUsed="0" w:uiPriority="0" w:semiHidden="0" w:name="Title"/>
-    <w:lsdException w:unhideWhenUsed="0" w:uiPriority="0" w:semiHidden="0" w:name="Closing"/>
-    <w:lsdException w:unhideWhenUsed="0" w:uiPriority="0" w:semiHidden="0" w:name="Signature"/>
-    <w:lsdException w:qFormat="1" w:unhideWhenUsed="0" w:uiPriority="0" w:name="Default Paragraph Font"/>
-    <w:lsdException w:qFormat="1" w:unhideWhenUsed="0" w:uiPriority="0" w:name="Body Text"/>
-    <w:lsdException w:unhideWhenUsed="0" w:uiPriority="0" w:semiHidden="0" w:name="Body Text Indent"/>
-    <w:lsdException w:unhideWhenUsed="0" w:uiPriority="0" w:semiHidden="0" w:name="List Continue"/>
-    <w:lsdException w:unhideWhenUsed="0" w:uiPriority="0" w:semiHidden="0" w:name="List Continue 2"/>
-    <w:lsdException w:unhideWhenUsed="0" w:uiPriority="0" w:semiHidden="0" w:name="List Continue 3"/>
-    <w:lsdException w:unhideWhenUsed="0" w:uiPriority="0" w:semiHidden="0" w:name="List Continue 4"/>
-    <w:lsdException w:unhideWhenUsed="0" w:uiPriority="0" w:semiHidden="0" w:name="List Continue 5"/>
-    <w:lsdException w:unhideWhenUsed="0" w:uiPriority="0" w:semiHidden="0" w:name="Message Header"/>
-    <w:lsdException w:qFormat="1" w:unhideWhenUsed="0" w:uiPriority="0" w:semiHidden="0" w:name="Subtitle"/>
-    <w:lsdException w:unhideWhenUsed="0" w:uiPriority="0" w:semiHidden="0" w:name="Salutation"/>
-    <w:lsdException w:unhideWhenUsed="0" w:uiPriority="0" w:semiHidden="0" w:name="Date"/>
-    <w:lsdException w:unhideWhenUsed="0" w:uiPriority="0" w:semiHidden="0" w:name="Body Text First Indent"/>
-    <w:lsdException w:unhideWhenUsed="0" w:uiPriority="0" w:semiHidden="0" w:name="Body Text First Indent 2"/>
-    <w:lsdException w:uiPriority="99" w:name="Note Heading"/>
-    <w:lsdException w:unhideWhenUsed="0" w:uiPriority="0" w:semiHidden="0" w:name="Body Text 2"/>
-    <w:lsdException w:unhideWhenUsed="0" w:uiPriority="0" w:semiHidden="0" w:name="Body Text 3"/>
-    <w:lsdException w:unhideWhenUsed="0" w:uiPriority="0" w:semiHidden="0" w:name="Body Text Indent 2"/>
-    <w:lsdException w:unhideWhenUsed="0" w:uiPriority="0" w:semiHidden="0" w:name="Body Text Indent 3"/>
-    <w:lsdException w:unhideWhenUsed="0" w:uiPriority="0" w:semiHidden="0" w:name="Block Text"/>
-    <w:lsdException w:unhideWhenUsed="0" w:uiPriority="0" w:semiHidden="0" w:name="Hyperlink"/>
-    <w:lsdException w:unhideWhenUsed="0" w:uiPriority="0" w:semiHidden="0" w:name="FollowedHyperlink"/>
-    <w:lsdException w:qFormat="1" w:unhideWhenUsed="0" w:uiPriority="0" w:semiHidden="0" w:name="Strong"/>
-    <w:lsdException w:qFormat="1" w:unhideWhenUsed="0" w:uiPriority="0" w:semiHidden="0" w:name="Emphasis"/>
-    <w:lsdException w:unhideWhenUsed="0" w:uiPriority="0" w:semiHidden="0" w:name="Document Map"/>
-    <w:lsdException w:unhideWhenUsed="0" w:uiPriority="0" w:semiHidden="0" w:name="Plain Text"/>
-    <w:lsdException w:unhideWhenUsed="0" w:uiPriority="0" w:semiHidden="0" w:name="E-mail Signature"/>
-    <w:lsdException w:qFormat="1" w:unhideWhenUsed="0" w:uiPriority="0" w:semiHidden="0" w:name="Normal (Web)"/>
-    <w:lsdException w:unhideWhenUsed="0" w:uiPriority="0" w:semiHidden="0" w:name="HTML Acronym"/>
-    <w:lsdException w:unhideWhenUsed="0" w:uiPriority="0" w:semiHidden="0" w:name="HTML Address"/>
-    <w:lsdException w:unhideWhenUsed="0" w:uiPriority="0" w:semiHidden="0" w:name="HTML Cite"/>
-    <w:lsdException w:unhideWhenUsed="0" w:uiPriority="0" w:semiHidden="0" w:name="HTML Code"/>
-    <w:lsdException w:unhideWhenUsed="0" w:uiPriority="0" w:semiHidden="0" w:name="HTML Definition"/>
-    <w:lsdException w:unhideWhenUsed="0" w:uiPriority="0" w:semiHidden="0" w:name="HTML Keyboard"/>
-    <w:lsdException w:unhideWhenUsed="0" w:uiPriority="0" w:semiHidden="0" w:name="HTML Preformatted"/>
-    <w:lsdException w:unhideWhenUsed="0" w:uiPriority="0" w:semiHidden="0" w:name="HTML Sample"/>
-    <w:lsdException w:unhideWhenUsed="0" w:uiPriority="0" w:semiHidden="0" w:name="HTML Typewriter"/>
-    <w:lsdException w:unhideWhenUsed="0" w:uiPriority="0" w:semiHidden="0" w:name="HTML Variable"/>
-    <w:lsdException w:qFormat="1" w:unhideWhenUsed="0" w:uiPriority="0" w:name="Normal Table"/>
-    <w:lsdException w:unhideWhenUsed="0" w:uiPriority="0" w:semiHidden="0" w:name="annotation subject"/>
-    <w:lsdException w:unhideWhenUsed="0" w:uiPriority="0" w:semiHidden="0" w:name="Table Simple 1"/>
-    <w:lsdException w:unhideWhenUsed="0" w:uiPriority="0" w:semiHidden="0" w:name="Table Simple 2"/>
-    <w:lsdException w:unhideWhenUsed="0" w:uiPriority="0" w:semiHidden="0" w:name="Table Simple 3"/>
-    <w:lsdException w:unhideWhenUsed="0" w:uiPriority="0" w:semiHidden="0" w:name="Table Classic 1"/>
-    <w:lsdException w:unhideWhenUsed="0" w:uiPriority="0" w:semiHidden="0" w:name="Table Classic 2"/>
-    <w:lsdException w:unhideWhenUsed="0" w:uiPriority="0" w:semiHidden="0" w:name="Table Classic 3"/>
-    <w:lsdException w:unhideWhenUsed="0" w:uiPriority="0" w:semiHidden="0" w:name="Table Classic 4"/>
-    <w:lsdException w:unhideWhenUsed="0" w:uiPriority="0" w:semiHidden="0" w:name="Table Colorful 1"/>
-    <w:lsdException w:unhideWhenUsed="0" w:uiPriority="0" w:semiHidden="0" w:name="Table Colorful 2"/>
-    <w:lsdException w:unhideWhenUsed="0" w:uiPriority="0" w:semiHidden="0" w:name="Table Colorful 3"/>
-    <w:lsdException w:unhideWhenUsed="0" w:uiPriority="0" w:semiHidden="0" w:name="Table Columns 1"/>
-    <w:lsdException w:unhideWhenUsed="0" w:uiPriority="0" w:semiHidden="0" w:name="Table Columns 2"/>
-    <w:lsdException w:unhideWhenUsed="0" w:uiPriority="0" w:semiHidden="0" w:name="Table Columns 3"/>
-    <w:lsdException w:unhideWhenUsed="0" w:uiPriority="0" w:semiHidden="0" w:name="Table Columns 4"/>
-    <w:lsdException w:unhideWhenUsed="0" w:uiPriority="0" w:semiHidden="0" w:name="Table Columns 5"/>
-    <w:lsdException w:unhideWhenUsed="0" w:uiPriority="0" w:semiHidden="0" w:name="Table Grid 1"/>
-    <w:lsdException w:unhideWhenUsed="0" w:uiPriority="0" w:semiHidden="0" w:name="Table Grid 2"/>
-    <w:lsdException w:unhideWhenUsed="0" w:uiPriority="0" w:semiHidden="0" w:name="Table Grid 3"/>
-    <w:lsdException w:unhideWhenUsed="0" w:uiPriority="0" w:semiHidden="0" w:name="Table Grid 4"/>
-    <w:lsdException w:unhideWhenUsed="0" w:uiPriority="0" w:semiHidden="0" w:name="Table Grid 5"/>
-    <w:lsdException w:unhideWhenUsed="0" w:uiPriority="0" w:semiHidden="0" w:name="Table Grid 6"/>
-    <w:lsdException w:unhideWhenUsed="0" w:uiPriority="0" w:semiHidden="0" w:name="Table Grid 7"/>
-    <w:lsdException w:unhideWhenUsed="0" w:uiPriority="0" w:semiHidden="0" w:name="Table Grid 8"/>
-    <w:lsdException w:unhideWhenUsed="0" w:uiPriority="0" w:semiHidden="0" w:name="Table List 1"/>
-    <w:lsdException w:unhideWhenUsed="0" w:uiPriority="0" w:semiHidden="0" w:name="Table List 2"/>
-    <w:lsdException w:unhideWhenUsed="0" w:uiPriority="0" w:semiHidden="0" w:name="Table List 3"/>
-    <w:lsdException w:unhideWhenUsed="0" w:uiPriority="0" w:semiHidden="0" w:name="Table List 4"/>
-    <w:lsdException w:unhideWhenUsed="0" w:uiPriority="0" w:semiHidden="0" w:name="Table List 5"/>
-    <w:lsdException w:unhideWhenUsed="0" w:uiPriority="0" w:semiHidden="0" w:name="Table List 6"/>
-    <w:lsdException w:unhideWhenUsed="0" w:uiPriority="0" w:semiHidden="0" w:name="Table List 7"/>
-    <w:lsdException w:unhideWhenUsed="0" w:uiPriority="0" w:semiHidden="0" w:name="Table List 8"/>
-    <w:lsdException w:unhideWhenUsed="0" w:uiPriority="0" w:semiHidden="0" w:name="Table 3D effects 1"/>
-    <w:lsdException w:unhideWhenUsed="0" w:uiPriority="0" w:semiHidden="0" w:name="Table 3D effects 2"/>
-    <w:lsdException w:unhideWhenUsed="0" w:uiPriority="0" w:semiHidden="0" w:name="Table 3D effects 3"/>
-    <w:lsdException w:unhideWhenUsed="0" w:uiPriority="0" w:semiHidden="0" w:name="Table Contemporary"/>
-    <w:lsdException w:unhideWhenUsed="0" w:uiPriority="0" w:semiHidden="0" w:name="Table Elegant"/>
-    <w:lsdException w:unhideWhenUsed="0" w:uiPriority="0" w:semiHidden="0" w:name="Table Professional"/>
-    <w:lsdException w:unhideWhenUsed="0" w:uiPriority="0" w:semiHidden="0" w:name="Table Subtle 1"/>
-    <w:lsdException w:unhideWhenUsed="0" w:uiPriority="0" w:semiHidden="0" w:name="Table Subtle 2"/>
-    <w:lsdException w:unhideWhenUsed="0" w:uiPriority="0" w:semiHidden="0" w:name="Table Web 1"/>
-    <w:lsdException w:unhideWhenUsed="0" w:uiPriority="0" w:semiHidden="0" w:name="Table Web 2"/>
-    <w:lsdException w:unhideWhenUsed="0" w:uiPriority="0" w:semiHidden="0" w:name="Table Web 3"/>
-    <w:lsdException w:unhideWhenUsed="0" w:uiPriority="0" w:semiHidden="0" w:name="Balloon Text"/>
-    <w:lsdException w:qFormat="1" w:unhideWhenUsed="0" w:uiPriority="0" w:semiHidden="0" w:name="Table Grid"/>
-    <w:lsdException w:unhideWhenUsed="0" w:uiPriority="0" w:semiHidden="0" w:name="Table Theme"/>
-    <w:lsdException w:unhideWhenUsed="0" w:uiPriority="60" w:semiHidden="0" w:name="Light Shading"/>
-    <w:lsdException w:unhideWhenUsed="0" w:uiPriority="61" w:semiHidden="0" w:name="Light List"/>
-    <w:lsdException w:unhideWhenUsed="0" w:uiPriority="62" w:semiHidden="0" w:name="Light Grid"/>
-    <w:lsdException w:unhideWhenUsed="0" w:uiPriority="63" w:semiHidden="0" w:name="Medium Shading 1"/>
-    <w:lsdException w:unhideWhenUsed="0" w:uiPriority="64" w:semiHidden="0" w:name="Medium Shading 2"/>
-    <w:lsdException w:unhideWhenUsed="0" w:uiPriority="65" w:semiHidden="0" w:name="Medium List 1"/>
-    <w:lsdException w:unhideWhenUsed="0" w:uiPriority="66" w:semiHidden="0" w:name="Medium List 2"/>
-    <w:lsdException w:unhideWhenUsed="0" w:uiPriority="67" w:semiHidden="0" w:name="Medium Grid 1"/>
-    <w:lsdException w:unhideWhenUsed="0" w:uiPriority="68" w:semiHidden="0" w:name="Medium Grid 2"/>
-    <w:lsdException w:unhideWhenUsed="0" w:uiPriority="69" w:semiHidden="0" w:name="Medium Grid 3"/>
-    <w:lsdException w:unhideWhenUsed="0" w:uiPriority="70" w:semiHidden="0" w:name="Dark List"/>
-    <w:lsdException w:unhideWhenUsed="0" w:uiPriority="71" w:semiHidden="0" w:name="Colorful Shading"/>
-    <w:lsdException w:unhideWhenUsed="0" w:uiPriority="72" w:semiHidden="0" w:name="Colorful List"/>
-    <w:lsdException w:unhideWhenUsed="0" w:uiPriority="73" w:semiHidden="0" w:name="Colorful Grid"/>
-    <w:lsdException w:unhideWhenUsed="0" w:uiPriority="60" w:semiHidden="0" w:name="Light Shading Accent 1"/>
-    <w:lsdException w:unhideWhenUsed="0" w:uiPriority="61" w:semiHidden="0" w:name="Light List Accent 1"/>
-    <w:lsdException w:unhideWhenUsed="0" w:uiPriority="62" w:semiHidden="0" w:name="Light Grid Accent 1"/>
-    <w:lsdException w:unhideWhenUsed="0" w:uiPriority="63" w:semiHidden="0" w:name="Medium Shading 1 Accent 1"/>
-    <w:lsdException w:unhideWhenUsed="0" w:uiPriority="64" w:semiHidden="0" w:name="Medium Shading 2 Accent 1"/>
-    <w:lsdException w:unhideWhenUsed="0" w:uiPriority="65" w:semiHidden="0" w:name="Medium List 1 Accent 1"/>
-    <w:lsdException w:unhideWhenUsed="0" w:uiPriority="66" w:semiHidden="0" w:name="Medium List 2 Accent 1"/>
-    <w:lsdException w:unhideWhenUsed="0" w:uiPriority="67" w:semiHidden="0" w:name="Medium Grid 1 Accent 1"/>
-    <w:lsdException w:unhideWhenUsed="0" w:uiPriority="68" w:semiHidden="0" w:name="Medium Grid 2 Accent 1"/>
-    <w:lsdException w:unhideWhenUsed="0" w:uiPriority="69" w:semiHidden="0" w:name="Medium Grid 3 Accent 1"/>
-    <w:lsdException w:unhideWhenUsed="0" w:uiPriority="70" w:semiHidden="0" w:name="Dark List Accent 1"/>
-    <w:lsdException w:unhideWhenUsed="0" w:uiPriority="71" w:semiHidden="0" w:name="Colorful Shading Accent 1"/>
-    <w:lsdException w:unhideWhenUsed="0" w:uiPriority="72" w:semiHidden="0" w:name="Colorful List Accent 1"/>
-    <w:lsdException w:unhideWhenUsed="0" w:uiPriority="73" w:semiHidden="0" w:name="Colorful Grid Accent 1"/>
-    <w:lsdException w:unhideWhenUsed="0" w:uiPriority="60" w:semiHidden="0" w:name="Light Shading Accent 2"/>
-    <w:lsdException w:unhideWhenUsed="0" w:uiPriority="61" w:semiHidden="0" w:name="Light List Accent 2"/>
-    <w:lsdException w:unhideWhenUsed="0" w:uiPriority="62" w:semiHidden="0" w:name="Light Grid Accent 2"/>
-    <w:lsdException w:unhideWhenUsed="0" w:uiPriority="63" w:semiHidden="0" w:name="Medium Shading 1 Accent 2"/>
-    <w:lsdException w:unhideWhenUsed="0" w:uiPriority="64" w:semiHidden="0" w:name="Medium Shading 2 Accent 2"/>
-    <w:lsdException w:unhideWhenUsed="0" w:uiPriority="65" w:semiHidden="0" w:name="Medium List 1 Accent 2"/>
-    <w:lsdException w:unhideWhenUsed="0" w:uiPriority="66" w:semiHidden="0" w:name="Medium List 2 Accent 2"/>
-    <w:lsdException w:unhideWhenUsed="0" w:uiPriority="67" w:semiHidden="0" w:name="Medium Grid 1 Accent 2"/>
-    <w:lsdException w:unhideWhenUsed="0" w:uiPriority="68" w:semiHidden="0" w:name="Medium Grid 2 Accent 2"/>
-    <w:lsdException w:unhideWhenUsed="0" w:uiPriority="69" w:semiHidden="0" w:name="Medium Grid 3 Accent 2"/>
-    <w:lsdException w:unhideWhenUsed="0" w:uiPriority="70" w:semiHidden="0" w:name="Dark List Accent 2"/>
-    <w:lsdException w:unhideWhenUsed="0" w:uiPriority="71" w:semiHidden="0" w:name="Colorful Shading Accent 2"/>
-    <w:lsdException w:unhideWhenUsed="0" w:uiPriority="72" w:semiHidden="0" w:name="Colorful List Accent 2"/>
-    <w:lsdException w:unhideWhenUsed="0" w:uiPriority="73" w:semiHidden="0" w:name="Colorful Grid Accent 2"/>
-    <w:lsdException w:unhideWhenUsed="0" w:uiPriority="60" w:semiHidden="0" w:name="Light Shading Accent 3"/>
-    <w:lsdException w:unhideWhenUsed="0" w:uiPriority="61" w:semiHidden="0" w:name="Light List Accent 3"/>
-    <w:lsdException w:unhideWhenUsed="0" w:uiPriority="62" w:semiHidden="0" w:name="Light Grid Accent 3"/>
-    <w:lsdException w:unhideWhenUsed="0" w:uiPriority="63" w:semiHidden="0" w:name="Medium Shading 1 Accent 3"/>
-    <w:lsdException w:unhideWhenUsed="0" w:uiPriority="64" w:semiHidden="0" w:name="Medium Shading 2 Accent 3"/>
-    <w:lsdException w:unhideWhenUsed="0" w:uiPriority="65" w:semiHidden="0" w:name="Medium List 1 Accent 3"/>
-    <w:lsdException w:unhideWhenUsed="0" w:uiPriority="66" w:semiHidden="0" w:name="Medium List 2 Accent 3"/>
-    <w:lsdException w:unhideWhenUsed="0" w:uiPriority="67" w:semiHidden="0" w:name="Medium Grid 1 Accent 3"/>
-    <w:lsdException w:unhideWhenUsed="0" w:uiPriority="68" w:semiHidden="0" w:name="Medium Grid 2 Accent 3"/>
-    <w:lsdException w:unhideWhenUsed="0" w:uiPriority="69" w:semiHidden="0" w:name="Medium Grid 3 Accent 3"/>
-    <w:lsdException w:unhideWhenUsed="0" w:uiPriority="70" w:semiHidden="0" w:name="Dark List Accent 3"/>
-    <w:lsdException w:unhideWhenUsed="0" w:uiPriority="71" w:semiHidden="0" w:name="Colorful Shading Accent 3"/>
-    <w:lsdException w:unhideWhenUsed="0" w:uiPriority="72" w:semiHidden="0" w:name="Colorful List Accent 3"/>
-    <w:lsdException w:unhideWhenUsed="0" w:uiPriority="73" w:semiHidden="0" w:name="Colorful Grid Accent 3"/>
-    <w:lsdException w:unhideWhenUsed="0" w:uiPriority="60" w:semiHidden="0" w:name="Light Shading Accent 4"/>
-    <w:lsdException w:unhideWhenUsed="0" w:uiPriority="61" w:semiHidden="0" w:name="Light List Accent 4"/>
-    <w:lsdException w:unhideWhenUsed="0" w:uiPriority="62" w:semiHidden="0" w:name="Light Grid Accent 4"/>
-    <w:lsdException w:unhideWhenUsed="0" w:uiPriority="63" w:semiHidden="0" w:name="Medium Shading 1 Accent 4"/>
-    <w:lsdException w:unhideWhenUsed="0" w:uiPriority="64" w:semiHidden="0" w:name="Medium Shading 2 Accent 4"/>
-    <w:lsdException w:unhideWhenUsed="0" w:uiPriority="65" w:semiHidden="0" w:name="Medium List 1 Accent 4"/>
-    <w:lsdException w:unhideWhenUsed="0" w:uiPriority="66" w:semiHidden="0" w:name="Medium List 2 Accent 4"/>
-    <w:lsdException w:unhideWhenUsed="0" w:uiPriority="67" w:semiHidden="0" w:name="Medium Grid 1 Accent 4"/>
-    <w:lsdException w:unhideWhenUsed="0" w:uiPriority="68" w:semiHidden="0" w:name="Medium Grid 2 Accent 4"/>
-    <w:lsdException w:unhideWhenUsed="0" w:uiPriority="69" w:semiHidden="0" w:name="Medium Grid 3 Accent 4"/>
-    <w:lsdException w:unhideWhenUsed="0" w:uiPriority="70" w:semiHidden="0" w:name="Dark List Accent 4"/>
-    <w:lsdException w:unhideWhenUsed="0" w:uiPriority="71" w:semiHidden="0" w:name="Colorful Shading Accent 4"/>
-    <w:lsdException w:unhideWhenUsed="0" w:uiPriority="72" w:semiHidden="0" w:name="Colorful List Accent 4"/>
-    <w:lsdException w:unhideWhenUsed="0" w:uiPriority="73" w:semiHidden="0" w:name="Colorful Grid Accent 4"/>
-    <w:lsdException w:unhideWhenUsed="0" w:uiPriority="60" w:semiHidden="0" w:name="Light Shading Accent 5"/>
-    <w:lsdException w:unhideWhenUsed="0" w:uiPriority="61" w:semiHidden="0" w:name="Light List Accent 5"/>
-    <w:lsdException w:unhideWhenUsed="0" w:uiPriority="62" w:semiHidden="0" w:name="Light Grid Accent 5"/>
-    <w:lsdException w:unhideWhenUsed="0" w:uiPriority="63" w:semiHidden="0" w:name="Medium Shading 1 Accent 5"/>
-    <w:lsdException w:unhideWhenUsed="0" w:uiPriority="64" w:semiHidden="0" w:name="Medium Shading 2 Accent 5"/>
-    <w:lsdException w:unhideWhenUsed="0" w:uiPriority="65" w:semiHidden="0" w:name="Medium List 1 Accent 5"/>
-    <w:lsdException w:unhideWhenUsed="0" w:uiPriority="66" w:semiHidden="0" w:name="Medium List 2 Accent 5"/>
-    <w:lsdException w:unhideWhenUsed="0" w:uiPriority="67" w:semiHidden="0" w:name="Medium Grid 1 Accent 5"/>
-    <w:lsdException w:unhideWhenUsed="0" w:uiPriority="68" w:semiHidden="0" w:name="Medium Grid 2 Accent 5"/>
-    <w:lsdException w:unhideWhenUsed="0" w:uiPriority="69" w:semiHidden="0" w:name="Medium Grid 3 Accent 5"/>
-    <w:lsdException w:unhideWhenUsed="0" w:uiPriority="70" w:semiHidden="0" w:name="Dark List Accent 5"/>
-    <w:lsdException w:unhideWhenUsed="0" w:uiPriority="71" w:semiHidden="0" w:name="Colorful Shading Accent 5"/>
-    <w:lsdException w:unhideWhenUsed="0" w:uiPriority="72" w:semiHidden="0" w:name="Colorful List Accent 5"/>
-    <w:lsdException w:unhideWhenUsed="0" w:uiPriority="73" w:semiHidden="0" w:name="Colorful Grid Accent 5"/>
-    <w:lsdException w:unhideWhenUsed="0" w:uiPriority="60" w:semiHidden="0" w:name="Light Shading Accent 6"/>
-    <w:lsdException w:unhideWhenUsed="0" w:uiPriority="61" w:semiHidden="0" w:name="Light List Accent 6"/>
-    <w:lsdException w:unhideWhenUsed="0" w:uiPriority="62" w:semiHidden="0" w:name="Light Grid Accent 6"/>
-    <w:lsdException w:unhideWhenUsed="0" w:uiPriority="63" w:semiHidden="0" w:name="Medium Shading 1 Accent 6"/>
-    <w:lsdException w:unhideWhenUsed="0" w:uiPriority="64" w:semiHidden="0" w:name="Medium Shading 2 Accent 6"/>
-    <w:lsdException w:unhideWhenUsed="0" w:uiPriority="65" w:semiHidden="0" w:name="Medium List 1 Accent 6"/>
-    <w:lsdException w:unhideWhenUsed="0" w:uiPriority="66" w:semiHidden="0" w:name="Medium List 2 Accent 6"/>
-    <w:lsdException w:unhideWhenUsed="0" w:uiPriority="67" w:semiHidden="0" w:name="Medium Grid 1 Accent 6"/>
-    <w:lsdException w:unhideWhenUsed="0" w:uiPriority="68" w:semiHidden="0" w:name="Medium Grid 2 Accent 6"/>
-    <w:lsdException w:unhideWhenUsed="0" w:uiPriority="69" w:semiHidden="0" w:name="Medium Grid 3 Accent 6"/>
-    <w:lsdException w:unhideWhenUsed="0" w:uiPriority="70" w:semiHidden="0" w:name="Dark List Accent 6"/>
-    <w:lsdException w:unhideWhenUsed="0" w:uiPriority="71" w:semiHidden="0" w:name="Colorful Shading Accent 6"/>
-    <w:lsdException w:unhideWhenUsed="0" w:uiPriority="72" w:semiHidden="0" w:name="Colorful List Accent 6"/>
-    <w:lsdException w:unhideWhenUsed="0" w:uiPriority="73" w:semiHidden="0" w:name="Colorful Grid Accent 6"/>
+  <w:latentStyles w:defLockedState="0" w:defUIPriority="99" w:defSemiHidden="1" w:defUnhideWhenUsed="1" w:defQFormat="0" w:count="260">
+    <w:lsdException w:name="Normal" w:semiHidden="0" w:uiPriority="0" w:unhideWhenUsed="0" w:qFormat="1"/>
+    <w:lsdException w:name="heading 1" w:semiHidden="0" w:uiPriority="0" w:unhideWhenUsed="0" w:qFormat="1"/>
+    <w:lsdException w:name="heading 2" w:semiHidden="0" w:uiPriority="0" w:qFormat="1"/>
+    <w:lsdException w:name="heading 3" w:uiPriority="0" w:qFormat="1"/>
+    <w:lsdException w:name="heading 4" w:semiHidden="0" w:uiPriority="0" w:qFormat="1"/>
+    <w:lsdException w:name="heading 5" w:uiPriority="0" w:qFormat="1"/>
+    <w:lsdException w:name="heading 6" w:uiPriority="0" w:qFormat="1"/>
+    <w:lsdException w:name="heading 7" w:uiPriority="0" w:qFormat="1"/>
+    <w:lsdException w:name="heading 8" w:uiPriority="0" w:qFormat="1"/>
+    <w:lsdException w:name="heading 9" w:uiPriority="0" w:qFormat="1"/>
+    <w:lsdException w:name="index 1" w:semiHidden="0" w:uiPriority="0" w:unhideWhenUsed="0"/>
+    <w:lsdException w:name="index 2" w:semiHidden="0" w:uiPriority="0" w:unhideWhenUsed="0"/>
+    <w:lsdException w:name="index 3" w:semiHidden="0" w:uiPriority="0" w:unhideWhenUsed="0"/>
+    <w:lsdException w:name="index 4" w:semiHidden="0" w:uiPriority="0" w:unhideWhenUsed="0"/>
+    <w:lsdException w:name="index 5" w:semiHidden="0" w:uiPriority="0" w:unhideWhenUsed="0"/>
+    <w:lsdException w:name="index 6" w:semiHidden="0" w:uiPriority="0" w:unhideWhenUsed="0"/>
+    <w:lsdException w:name="index 7" w:semiHidden="0" w:uiPriority="0" w:unhideWhenUsed="0"/>
+    <w:lsdException w:name="index 8" w:semiHidden="0" w:uiPriority="0" w:unhideWhenUsed="0"/>
+    <w:lsdException w:name="index 9" w:semiHidden="0" w:uiPriority="0" w:unhideWhenUsed="0"/>
+    <w:lsdException w:name="toc 1" w:semiHidden="0" w:uiPriority="0" w:unhideWhenUsed="0" w:qFormat="1"/>
+    <w:lsdException w:name="toc 2" w:semiHidden="0" w:uiPriority="0" w:unhideWhenUsed="0" w:qFormat="1"/>
+    <w:lsdException w:name="toc 3" w:semiHidden="0" w:uiPriority="0" w:unhideWhenUsed="0" w:qFormat="1"/>
+    <w:lsdException w:name="toc 4" w:semiHidden="0" w:uiPriority="0" w:unhideWhenUsed="0"/>
+    <w:lsdException w:name="toc 5" w:semiHidden="0" w:uiPriority="0" w:unhideWhenUsed="0"/>
+    <w:lsdException w:name="toc 6" w:semiHidden="0" w:uiPriority="0" w:unhideWhenUsed="0"/>
+    <w:lsdException w:name="toc 7" w:semiHidden="0" w:uiPriority="0" w:unhideWhenUsed="0"/>
+    <w:lsdException w:name="toc 8" w:semiHidden="0" w:uiPriority="0" w:unhideWhenUsed="0"/>
+    <w:lsdException w:name="toc 9" w:semiHidden="0" w:uiPriority="0" w:unhideWhenUsed="0"/>
+    <w:lsdException w:name="Normal Indent" w:semiHidden="0" w:uiPriority="0" w:unhideWhenUsed="0"/>
+    <w:lsdException w:name="footnote text" w:semiHidden="0" w:uiPriority="0" w:unhideWhenUsed="0"/>
+    <w:lsdException w:name="annotation text" w:semiHidden="0" w:uiPriority="0" w:unhideWhenUsed="0" w:qFormat="1"/>
+    <w:lsdException w:name="header" w:semiHidden="0" w:uiPriority="0" w:unhideWhenUsed="0" w:qFormat="1"/>
+    <w:lsdException w:name="footer" w:semiHidden="0" w:uiPriority="0" w:unhideWhenUsed="0" w:qFormat="1"/>
+    <w:lsdException w:name="index heading" w:semiHidden="0" w:uiPriority="0" w:unhideWhenUsed="0"/>
+    <w:lsdException w:name="caption" w:uiPriority="0" w:qFormat="1"/>
+    <w:lsdException w:name="table of figures" w:semiHidden="0" w:uiPriority="0" w:unhideWhenUsed="0"/>
+    <w:lsdException w:name="envelope address" w:semiHidden="0" w:uiPriority="0" w:unhideWhenUsed="0"/>
+    <w:lsdException w:name="envelope return" w:semiHidden="0" w:uiPriority="0" w:unhideWhenUsed="0"/>
+    <w:lsdException w:name="footnote reference" w:semiHidden="0" w:uiPriority="0" w:unhideWhenUsed="0"/>
+    <w:lsdException w:name="annotation reference" w:semiHidden="0" w:uiPriority="0" w:unhideWhenUsed="0"/>
+    <w:lsdException w:name="line number" w:semiHidden="0" w:uiPriority="0" w:unhideWhenUsed="0"/>
+    <w:lsdException w:name="page number" w:semiHidden="0" w:uiPriority="0" w:unhideWhenUsed="0"/>
+    <w:lsdException w:name="endnote reference" w:semiHidden="0" w:uiPriority="0" w:unhideWhenUsed="0"/>
+    <w:lsdException w:name="endnote text" w:semiHidden="0" w:uiPriority="0" w:unhideWhenUsed="0"/>
+    <w:lsdException w:name="table of authorities" w:semiHidden="0" w:uiPriority="0" w:unhideWhenUsed="0"/>
+    <w:lsdException w:name="macro" w:semiHidden="0" w:uiPriority="0" w:unhideWhenUsed="0"/>
+    <w:lsdException w:name="toa heading" w:semiHidden="0" w:uiPriority="0" w:unhideWhenUsed="0"/>
+    <w:lsdException w:name="List" w:semiHidden="0" w:uiPriority="0" w:unhideWhenUsed="0"/>
+    <w:lsdException w:name="List Bullet" w:semiHidden="0" w:uiPriority="0" w:unhideWhenUsed="0"/>
+    <w:lsdException w:name="List Number" w:semiHidden="0" w:uiPriority="0" w:unhideWhenUsed="0"/>
+    <w:lsdException w:name="List 2" w:semiHidden="0" w:uiPriority="0" w:unhideWhenUsed="0"/>
+    <w:lsdException w:name="List 3" w:semiHidden="0" w:uiPriority="0" w:unhideWhenUsed="0"/>
+    <w:lsdException w:name="List 4" w:semiHidden="0" w:uiPriority="0" w:unhideWhenUsed="0"/>
+    <w:lsdException w:name="List 5" w:semiHidden="0" w:uiPriority="0" w:unhideWhenUsed="0"/>
+    <w:lsdException w:name="List Bullet 2" w:semiHidden="0" w:uiPriority="0" w:unhideWhenUsed="0"/>
+    <w:lsdException w:name="List Bullet 3" w:semiHidden="0" w:uiPriority="0" w:unhideWhenUsed="0"/>
+    <w:lsdException w:name="List Bullet 4" w:semiHidden="0" w:uiPriority="0" w:unhideWhenUsed="0"/>
+    <w:lsdException w:name="List Bullet 5" w:semiHidden="0" w:uiPriority="0" w:unhideWhenUsed="0"/>
+    <w:lsdException w:name="List Number 2" w:semiHidden="0" w:uiPriority="0" w:unhideWhenUsed="0"/>
+    <w:lsdException w:name="List Number 3" w:semiHidden="0" w:uiPriority="0" w:unhideWhenUsed="0"/>
+    <w:lsdException w:name="List Number 4" w:semiHidden="0" w:uiPriority="0" w:unhideWhenUsed="0"/>
+    <w:lsdException w:name="List Number 5" w:semiHidden="0" w:uiPriority="0" w:unhideWhenUsed="0"/>
+    <w:lsdException w:name="Title" w:semiHidden="0" w:uiPriority="0" w:unhideWhenUsed="0" w:qFormat="1"/>
+    <w:lsdException w:name="Closing" w:semiHidden="0" w:uiPriority="0" w:unhideWhenUsed="0"/>
+    <w:lsdException w:name="Signature" w:semiHidden="0" w:uiPriority="0" w:unhideWhenUsed="0"/>
+    <w:lsdException w:name="Default Paragraph Font" w:uiPriority="0" w:unhideWhenUsed="0" w:qFormat="1"/>
+    <w:lsdException w:name="Body Text" w:uiPriority="0" w:unhideWhenUsed="0" w:qFormat="1"/>
+    <w:lsdException w:name="Body Text Indent" w:semiHidden="0" w:uiPriority="0" w:unhideWhenUsed="0"/>
+    <w:lsdException w:name="List Continue" w:semiHidden="0" w:uiPriority="0" w:unhideWhenUsed="0"/>
+    <w:lsdException w:name="List Continue 2" w:semiHidden="0" w:uiPriority="0" w:unhideWhenUsed="0"/>
+    <w:lsdException w:name="List Continue 3" w:semiHidden="0" w:uiPriority="0" w:unhideWhenUsed="0"/>
+    <w:lsdException w:name="List Continue 4" w:semiHidden="0" w:uiPriority="0" w:unhideWhenUsed="0"/>
+    <w:lsdException w:name="List Continue 5" w:semiHidden="0" w:uiPriority="0" w:unhideWhenUsed="0"/>
+    <w:lsdException w:name="Message Header" w:semiHidden="0" w:uiPriority="0" w:unhideWhenUsed="0"/>
+    <w:lsdException w:name="Subtitle" w:semiHidden="0" w:uiPriority="0" w:unhideWhenUsed="0" w:qFormat="1"/>
+    <w:lsdException w:name="Salutation" w:semiHidden="0" w:uiPriority="0" w:unhideWhenUsed="0"/>
+    <w:lsdException w:name="Date" w:semiHidden="0" w:uiPriority="0" w:unhideWhenUsed="0"/>
+    <w:lsdException w:name="Body Text First Indent" w:semiHidden="0" w:uiPriority="0" w:unhideWhenUsed="0"/>
+    <w:lsdException w:name="Body Text First Indent 2" w:semiHidden="0" w:uiPriority="0" w:unhideWhenUsed="0"/>
+    <w:lsdException w:name="Body Text 2" w:semiHidden="0" w:uiPriority="0" w:unhideWhenUsed="0"/>
+    <w:lsdException w:name="Body Text 3" w:semiHidden="0" w:uiPriority="0" w:unhideWhenUsed="0"/>
+    <w:lsdException w:name="Body Text Indent 2" w:semiHidden="0" w:uiPriority="0" w:unhideWhenUsed="0"/>
+    <w:lsdException w:name="Body Text Indent 3" w:semiHidden="0" w:uiPriority="0" w:unhideWhenUsed="0"/>
+    <w:lsdException w:name="Block Text" w:semiHidden="0" w:uiPriority="0" w:unhideWhenUsed="0"/>
+    <w:lsdException w:name="Hyperlink" w:semiHidden="0" w:uiPriority="0" w:unhideWhenUsed="0"/>
+    <w:lsdException w:name="FollowedHyperlink" w:semiHidden="0" w:uiPriority="0" w:unhideWhenUsed="0"/>
+    <w:lsdException w:name="Strong" w:semiHidden="0" w:uiPriority="0" w:unhideWhenUsed="0" w:qFormat="1"/>
+    <w:lsdException w:name="Emphasis" w:semiHidden="0" w:uiPriority="0" w:unhideWhenUsed="0" w:qFormat="1"/>
+    <w:lsdException w:name="Document Map" w:semiHidden="0" w:uiPriority="0" w:unhideWhenUsed="0"/>
+    <w:lsdException w:name="Plain Text" w:semiHidden="0" w:uiPriority="0" w:unhideWhenUsed="0"/>
+    <w:lsdException w:name="E-mail Signature" w:semiHidden="0" w:uiPriority="0" w:unhideWhenUsed="0"/>
+    <w:lsdException w:name="Normal (Web)" w:semiHidden="0" w:uiPriority="0" w:unhideWhenUsed="0" w:qFormat="1"/>
+    <w:lsdException w:name="HTML Acronym" w:semiHidden="0" w:uiPriority="0" w:unhideWhenUsed="0"/>
+    <w:lsdException w:name="HTML Address" w:semiHidden="0" w:uiPriority="0" w:unhideWhenUsed="0"/>
+    <w:lsdException w:name="HTML Cite" w:semiHidden="0" w:uiPriority="0" w:unhideWhenUsed="0"/>
+    <w:lsdException w:name="HTML Code" w:semiHidden="0" w:uiPriority="0" w:unhideWhenUsed="0"/>
+    <w:lsdException w:name="HTML Definition" w:semiHidden="0" w:uiPriority="0" w:unhideWhenUsed="0"/>
+    <w:lsdException w:name="HTML Keyboard" w:semiHidden="0" w:uiPriority="0" w:unhideWhenUsed="0"/>
+    <w:lsdException w:name="HTML Preformatted" w:semiHidden="0" w:uiPriority="0" w:unhideWhenUsed="0"/>
+    <w:lsdException w:name="HTML Sample" w:semiHidden="0" w:uiPriority="0" w:unhideWhenUsed="0"/>
+    <w:lsdException w:name="HTML Typewriter" w:semiHidden="0" w:uiPriority="0" w:unhideWhenUsed="0"/>
+    <w:lsdException w:name="HTML Variable" w:semiHidden="0" w:uiPriority="0" w:unhideWhenUsed="0"/>
+    <w:lsdException w:name="Normal Table" w:uiPriority="0" w:unhideWhenUsed="0" w:qFormat="1"/>
+    <w:lsdException w:name="annotation subject" w:semiHidden="0" w:uiPriority="0" w:unhideWhenUsed="0"/>
+    <w:lsdException w:name="Table Simple 1" w:semiHidden="0" w:uiPriority="0" w:unhideWhenUsed="0"/>
+    <w:lsdException w:name="Table Simple 2" w:semiHidden="0" w:uiPriority="0" w:unhideWhenUsed="0"/>
+    <w:lsdException w:name="Table Simple 3" w:semiHidden="0" w:uiPriority="0" w:unhideWhenUsed="0"/>
+    <w:lsdException w:name="Table Classic 1" w:semiHidden="0" w:uiPriority="0" w:unhideWhenUsed="0"/>
+    <w:lsdException w:name="Table Classic 2" w:semiHidden="0" w:uiPriority="0" w:unhideWhenUsed="0"/>
+    <w:lsdException w:name="Table Classic 3" w:semiHidden="0" w:uiPriority="0" w:unhideWhenUsed="0"/>
+    <w:lsdException w:name="Table Classic 4" w:semiHidden="0" w:uiPriority="0" w:unhideWhenUsed="0"/>
+    <w:lsdException w:name="Table Colorful 1" w:semiHidden="0" w:uiPriority="0" w:unhideWhenUsed="0"/>
+    <w:lsdException w:name="Table Colorful 2" w:semiHidden="0" w:uiPriority="0" w:unhideWhenUsed="0"/>
+    <w:lsdException w:name="Table Colorful 3" w:semiHidden="0" w:uiPriority="0" w:unhideWhenUsed="0"/>
+    <w:lsdException w:name="Table Columns 1" w:semiHidden="0" w:uiPriority="0" w:unhideWhenUsed="0"/>
+    <w:lsdException w:name="Table Columns 2" w:semiHidden="0" w:uiPriority="0" w:unhideWhenUsed="0"/>
+    <w:lsdException w:name="Table Columns 3" w:semiHidden="0" w:uiPriority="0" w:unhideWhenUsed="0"/>
+    <w:lsdException w:name="Table Columns 4" w:semiHidden="0" w:uiPriority="0" w:unhideWhenUsed="0"/>
+    <w:lsdException w:name="Table Columns 5" w:semiHidden="0" w:uiPriority="0" w:unhideWhenUsed="0"/>
+    <w:lsdException w:name="Table Grid 1" w:semiHidden="0" w:uiPriority="0" w:unhideWhenUsed="0"/>
+    <w:lsdException w:name="Table Grid 2" w:semiHidden="0" w:uiPriority="0" w:unhideWhenUsed="0"/>
+    <w:lsdException w:name="Table Grid 3" w:semiHidden="0" w:uiPriority="0" w:unhideWhenUsed="0"/>
+    <w:lsdException w:name="Table Grid 4" w:semiHidden="0" w:uiPriority="0" w:unhideWhenUsed="0"/>
+    <w:lsdException w:name="Table Grid 5" w:semiHidden="0" w:uiPriority="0" w:unhideWhenUsed="0"/>
+    <w:lsdException w:name="Table Grid 6" w:semiHidden="0" w:uiPriority="0" w:unhideWhenUsed="0"/>
+    <w:lsdException w:name="Table Grid 7" w:semiHidden="0" w:uiPriority="0" w:unhideWhenUsed="0"/>
+    <w:lsdException w:name="Table Grid 8" w:semiHidden="0" w:uiPriority="0" w:unhideWhenUsed="0"/>
+    <w:lsdException w:name="Table List 1" w:semiHidden="0" w:uiPriority="0" w:unhideWhenUsed="0"/>
+    <w:lsdException w:name="Table List 2" w:semiHidden="0" w:uiPriority="0" w:unhideWhenUsed="0"/>
+    <w:lsdException w:name="Table List 3" w:semiHidden="0" w:uiPriority="0" w:unhideWhenUsed="0"/>
+    <w:lsdException w:name="Table List 4" w:semiHidden="0" w:uiPriority="0" w:unhideWhenUsed="0"/>
+    <w:lsdException w:name="Table List 5" w:semiHidden="0" w:uiPriority="0" w:unhideWhenUsed="0"/>
+    <w:lsdException w:name="Table List 6" w:semiHidden="0" w:uiPriority="0" w:unhideWhenUsed="0"/>
+    <w:lsdException w:name="Table List 7" w:semiHidden="0" w:uiPriority="0" w:unhideWhenUsed="0"/>
+    <w:lsdException w:name="Table List 8" w:semiHidden="0" w:uiPriority="0" w:unhideWhenUsed="0"/>
+    <w:lsdException w:name="Table 3D effects 1" w:semiHidden="0" w:uiPriority="0" w:unhideWhenUsed="0"/>
+    <w:lsdException w:name="Table 3D effects 2" w:semiHidden="0" w:uiPriority="0" w:unhideWhenUsed="0"/>
+    <w:lsdException w:name="Table 3D effects 3" w:semiHidden="0" w:uiPriority="0" w:unhideWhenUsed="0"/>
+    <w:lsdException w:name="Table Contemporary" w:semiHidden="0" w:uiPriority="0" w:unhideWhenUsed="0"/>
+    <w:lsdException w:name="Table Elegant" w:semiHidden="0" w:uiPriority="0" w:unhideWhenUsed="0"/>
+    <w:lsdException w:name="Table Professional" w:semiHidden="0" w:uiPriority="0" w:unhideWhenUsed="0"/>
+    <w:lsdException w:name="Table Subtle 1" w:semiHidden="0" w:uiPriority="0" w:unhideWhenUsed="0"/>
+    <w:lsdException w:name="Table Subtle 2" w:semiHidden="0" w:uiPriority="0" w:unhideWhenUsed="0"/>
+    <w:lsdException w:name="Table Web 1" w:semiHidden="0" w:uiPriority="0" w:unhideWhenUsed="0"/>
+    <w:lsdException w:name="Table Web 2" w:semiHidden="0" w:uiPriority="0" w:unhideWhenUsed="0"/>
+    <w:lsdException w:name="Table Web 3" w:semiHidden="0" w:uiPriority="0" w:unhideWhenUsed="0"/>
+    <w:lsdException w:name="Balloon Text" w:semiHidden="0" w:uiPriority="0" w:unhideWhenUsed="0"/>
+    <w:lsdException w:name="Table Grid" w:semiHidden="0" w:uiPriority="0" w:unhideWhenUsed="0" w:qFormat="1"/>
+    <w:lsdException w:name="Table Theme" w:semiHidden="0" w:uiPriority="0" w:unhideWhenUsed="0"/>
+    <w:lsdException w:name="Light Shading" w:semiHidden="0" w:uiPriority="60" w:unhideWhenUsed="0"/>
+    <w:lsdException w:name="Light List" w:semiHidden="0" w:uiPriority="61" w:unhideWhenUsed="0"/>
+    <w:lsdException w:name="Light Grid" w:semiHidden="0" w:uiPriority="62" w:unhideWhenUsed="0"/>
+    <w:lsdException w:name="Medium Shading 1" w:semiHidden="0" w:uiPriority="63" w:unhideWhenUsed="0"/>
+    <w:lsdException w:name="Medium Shading 2" w:semiHidden="0" w:uiPriority="64" w:unhideWhenUsed="0"/>
+    <w:lsdException w:name="Medium List 1" w:semiHidden="0" w:uiPriority="65" w:unhideWhenUsed="0"/>
+    <w:lsdException w:name="Medium List 2" w:semiHidden="0" w:uiPriority="66" w:unhideWhenUsed="0"/>
+    <w:lsdException w:name="Medium Grid 1" w:semiHidden="0" w:uiPriority="67" w:unhideWhenUsed="0"/>
+    <w:lsdException w:name="Medium Grid 2" w:semiHidden="0" w:uiPriority="68" w:unhideWhenUsed="0"/>
+    <w:lsdException w:name="Medium Grid 3" w:semiHidden="0" w:uiPriority="69" w:unhideWhenUsed="0"/>
+    <w:lsdException w:name="Dark List" w:semiHidden="0" w:uiPriority="70" w:unhideWhenUsed="0"/>
+    <w:lsdException w:name="Colorful Shading" w:semiHidden="0" w:uiPriority="71" w:unhideWhenUsed="0"/>
+    <w:lsdException w:name="Colorful List" w:semiHidden="0" w:uiPriority="72" w:unhideWhenUsed="0"/>
+    <w:lsdException w:name="Colorful Grid" w:semiHidden="0" w:uiPriority="73" w:unhideWhenUsed="0"/>
+    <w:lsdException w:name="Light Shading Accent 1" w:semiHidden="0" w:uiPriority="60" w:unhideWhenUsed="0"/>
+    <w:lsdException w:name="Light List Accent 1" w:semiHidden="0" w:uiPriority="61" w:unhideWhenUsed="0"/>
+    <w:lsdException w:name="Light Grid Accent 1" w:semiHidden="0" w:uiPriority="62" w:unhideWhenUsed="0"/>
+    <w:lsdException w:name="Medium Shading 1 Accent 1" w:semiHidden="0" w:uiPriority="63" w:unhideWhenUsed="0"/>
+    <w:lsdException w:name="Medium Shading 2 Accent 1" w:semiHidden="0" w:uiPriority="64" w:unhideWhenUsed="0"/>
+    <w:lsdException w:name="Medium List 1 Accent 1" w:semiHidden="0" w:uiPriority="65" w:unhideWhenUsed="0"/>
+    <w:lsdException w:name="Medium List 2 Accent 1" w:semiHidden="0" w:uiPriority="66" w:unhideWhenUsed="0"/>
+    <w:lsdException w:name="Medium Grid 1 Accent 1" w:semiHidden="0" w:uiPriority="67" w:unhideWhenUsed="0"/>
+    <w:lsdException w:name="Medium Grid 2 Accent 1" w:semiHidden="0" w:uiPriority="68" w:unhideWhenUsed="0"/>
+    <w:lsdException w:name="Medium Grid 3 Accent 1" w:semiHidden="0" w:uiPriority="69" w:unhideWhenUsed="0"/>
+    <w:lsdException w:name="Dark List Accent 1" w:semiHidden="0" w:uiPriority="70" w:unhideWhenUsed="0"/>
+    <w:lsdException w:name="Colorful Shading Accent 1" w:semiHidden="0" w:uiPriority="71" w:unhideWhenUsed="0"/>
+    <w:lsdException w:name="Colorful List Accent 1" w:semiHidden="0" w:uiPriority="72" w:unhideWhenUsed="0"/>
+    <w:lsdException w:name="Colorful Grid Accent 1" w:semiHidden="0" w:uiPriority="73" w:unhideWhenUsed="0"/>
+    <w:lsdException w:name="Light Shading Accent 2" w:semiHidden="0" w:uiPriority="60" w:unhideWhenUsed="0"/>
+    <w:lsdException w:name="Light List Accent 2" w:semiHidden="0" w:uiPriority="61" w:unhideWhenUsed="0"/>
+    <w:lsdException w:name="Light Grid Accent 2" w:semiHidden="0" w:uiPriority="62" w:unhideWhenUsed="0"/>
+    <w:lsdException w:name="Medium Shading 1 Accent 2" w:semiHidden="0" w:uiPriority="63" w:unhideWhenUsed="0"/>
+    <w:lsdException w:name="Medium Shading 2 Accent 2" w:semiHidden="0" w:uiPriority="64" w:unhideWhenUsed="0"/>
+    <w:lsdException w:name="Medium List 1 Accent 2" w:semiHidden="0" w:uiPriority="65" w:unhideWhenUsed="0"/>
+    <w:lsdException w:name="Medium List 2 Accent 2" w:semiHidden="0" w:uiPriority="66" w:unhideWhenUsed="0"/>
+    <w:lsdException w:name="Medium Grid 1 Accent 2" w:semiHidden="0" w:uiPriority="67" w:unhideWhenUsed="0"/>
+    <w:lsdException w:name="Medium Grid 2 Accent 2" w:semiHidden="0" w:uiPriority="68" w:unhideWhenUsed="0"/>
+    <w:lsdException w:name="Medium Grid 3 Accent 2" w:semiHidden="0" w:uiPriority="69" w:unhideWhenUsed="0"/>
+    <w:lsdException w:name="Dark List Accent 2" w:semiHidden="0" w:uiPriority="70" w:unhideWhenUsed="0"/>
+    <w:lsdException w:name="Colorful Shading Accent 2" w:semiHidden="0" w:uiPriority="71" w:unhideWhenUsed="0"/>
+    <w:lsdException w:name="Colorful List Accent 2" w:semiHidden="0" w:uiPriority="72" w:unhideWhenUsed="0"/>
+    <w:lsdException w:name="Colorful Grid Accent 2" w:semiHidden="0" w:uiPriority="73" w:unhideWhenUsed="0"/>
+    <w:lsdException w:name="Light Shading Accent 3" w:semiHidden="0" w:uiPriority="60" w:unhideWhenUsed="0"/>
+    <w:lsdException w:name="Light List Accent 3" w:semiHidden="0" w:uiPriority="61" w:unhideWhenUsed="0"/>
+    <w:lsdException w:name="Light Grid Accent 3" w:semiHidden="0" w:uiPriority="62" w:unhideWhenUsed="0"/>
+    <w:lsdException w:name="Medium Shading 1 Accent 3" w:semiHidden="0" w:uiPriority="63" w:unhideWhenUsed="0"/>
+    <w:lsdException w:name="Medium Shading 2 Accent 3" w:semiHidden="0" w:uiPriority="64" w:unhideWhenUsed="0"/>
+    <w:lsdException w:name="Medium List 1 Accent 3" w:semiHidden="0" w:uiPriority="65" w:unhideWhenUsed="0"/>
+    <w:lsdException w:name="Medium List 2 Accent 3" w:semiHidden="0" w:uiPriority="66" w:unhideWhenUsed="0"/>
+    <w:lsdException w:name="Medium Grid 1 Accent 3" w:semiHidden="0" w:uiPriority="67" w:unhideWhenUsed="0"/>
+    <w:lsdException w:name="Medium Grid 2 Accent 3" w:semiHidden="0" w:uiPriority="68" w:unhideWhenUsed="0"/>
+    <w:lsdException w:name="Medium Grid 3 Accent 3" w:semiHidden="0" w:uiPriority="69" w:unhideWhenUsed="0"/>
+    <w:lsdException w:name="Dark List Accent 3" w:semiHidden="0" w:uiPriority="70" w:unhideWhenUsed="0"/>
+    <w:lsdException w:name="Colorful Shading Accent 3" w:semiHidden="0" w:uiPriority="71" w:unhideWhenUsed="0"/>
+    <w:lsdException w:name="Colorful List Accent 3" w:semiHidden="0" w:uiPriority="72" w:unhideWhenUsed="0"/>
+    <w:lsdException w:name="Colorful Grid Accent 3" w:semiHidden="0" w:uiPriority="73" w:unhideWhenUsed="0"/>
+    <w:lsdException w:name="Light Shading Accent 4" w:semiHidden="0" w:uiPriority="60" w:unhideWhenUsed="0"/>
+    <w:lsdException w:name="Light List Accent 4" w:semiHidden="0" w:uiPriority="61" w:unhideWhenUsed="0"/>
+    <w:lsdException w:name="Light Grid Accent 4" w:semiHidden="0" w:uiPriority="62" w:unhideWhenUsed="0"/>
+    <w:lsdException w:name="Medium Shading 1 Accent 4" w:semiHidden="0" w:uiPriority="63" w:unhideWhenUsed="0"/>
+    <w:lsdException w:name="Medium Shading 2 Accent 4" w:semiHidden="0" w:uiPriority="64" w:unhideWhenUsed="0"/>
+    <w:lsdException w:name="Medium List 1 Accent 4" w:semiHidden="0" w:uiPriority="65" w:unhideWhenUsed="0"/>
+    <w:lsdException w:name="Medium List 2 Accent 4" w:semiHidden="0" w:uiPriority="66" w:unhideWhenUsed="0"/>
+    <w:lsdException w:name="Medium Grid 1 Accent 4" w:semiHidden="0" w:uiPriority="67" w:unhideWhenUsed="0"/>
+    <w:lsdException w:name="Medium Grid 2 Accent 4" w:semiHidden="0" w:uiPriority="68" w:unhideWhenUsed="0"/>
+    <w:lsdException w:name="Medium Grid 3 Accent 4" w:semiHidden="0" w:uiPriority="69" w:unhideWhenUsed="0"/>
+    <w:lsdException w:name="Dark List Accent 4" w:semiHidden="0" w:uiPriority="70" w:unhideWhenUsed="0"/>
+    <w:lsdException w:name="Colorful Shading Accent 4" w:semiHidden="0" w:uiPriority="71" w:unhideWhenUsed="0"/>
+    <w:lsdException w:name="Colorful List Accent 4" w:semiHidden="0" w:uiPriority="72" w:unhideWhenUsed="0"/>
+    <w:lsdException w:name="Colorful Grid Accent 4" w:semiHidden="0" w:uiPriority="73" w:unhideWhenUsed="0"/>
+    <w:lsdException w:name="Light Shading Accent 5" w:semiHidden="0" w:uiPriority="60" w:unhideWhenUsed="0"/>
+    <w:lsdException w:name="Light List Accent 5" w:semiHidden="0" w:uiPriority="61" w:unhideWhenUsed="0"/>
+    <w:lsdException w:name="Light Grid Accent 5" w:semiHidden="0" w:uiPriority="62" w:unhideWhenUsed="0"/>
+    <w:lsdException w:name="Medium Shading 1 Accent 5" w:semiHidden="0" w:uiPriority="63" w:unhideWhenUsed="0"/>
+    <w:lsdException w:name="Medium Shading 2 Accent 5" w:semiHidden="0" w:uiPriority="64" w:unhideWhenUsed="0"/>
+    <w:lsdException w:name="Medium List 1 Accent 5" w:semiHidden="0" w:uiPriority="65" w:unhideWhenUsed="0"/>
+    <w:lsdException w:name="Medium List 2 Accent 5" w:semiHidden="0" w:uiPriority="66" w:unhideWhenUsed="0"/>
+    <w:lsdException w:name="Medium Grid 1 Accent 5" w:semiHidden="0" w:uiPriority="67" w:unhideWhenUsed="0"/>
+    <w:lsdException w:name="Medium Grid 2 Accent 5" w:semiHidden="0" w:uiPriority="68" w:unhideWhenUsed="0"/>
+    <w:lsdException w:name="Medium Grid 3 Accent 5" w:semiHidden="0" w:uiPriority="69" w:unhideWhenUsed="0"/>
+    <w:lsdException w:name="Dark List Accent 5" w:semiHidden="0" w:uiPriority="70" w:unhideWhenUsed="0"/>
+    <w:lsdException w:name="Colorful Shading Accent 5" w:semiHidden="0" w:uiPriority="71" w:unhideWhenUsed="0"/>
+    <w:lsdException w:name="Colorful List Accent 5" w:semiHidden="0" w:uiPriority="72" w:unhideWhenUsed="0"/>
+    <w:lsdException w:name="Colorful Grid Accent 5" w:semiHidden="0" w:uiPriority="73" w:unhideWhenUsed="0"/>
+    <w:lsdException w:name="Light Shading Accent 6" w:semiHidden="0" w:uiPriority="60" w:unhideWhenUsed="0"/>
+    <w:lsdException w:name="Light List Accent 6" w:semiHidden="0" w:uiPriority="61" w:unhideWhenUsed="0"/>
+    <w:lsdException w:name="Light Grid Accent 6" w:semiHidden="0" w:uiPriority="62" w:unhideWhenUsed="0"/>
+    <w:lsdException w:name="Medium Shading 1 Accent 6" w:semiHidden="0" w:uiPriority="63" w:unhideWhenUsed="0"/>
+    <w:lsdException w:name="Medium Shading 2 Accent 6" w:semiHidden="0" w:uiPriority="64" w:unhideWhenUsed="0"/>
+    <w:lsdException w:name="Medium List 1 Accent 6" w:semiHidden="0" w:uiPriority="65" w:unhideWhenUsed="0"/>
+    <w:lsdException w:name="Medium List 2 Accent 6" w:semiHidden="0" w:uiPriority="66" w:unhideWhenUsed="0"/>
+    <w:lsdException w:name="Medium Grid 1 Accent 6" w:semiHidden="0" w:uiPriority="67" w:unhideWhenUsed="0"/>
+    <w:lsdException w:name="Medium Grid 2 Accent 6" w:semiHidden="0" w:uiPriority="68" w:unhideWhenUsed="0"/>
+    <w:lsdException w:name="Medium Grid 3 Accent 6" w:semiHidden="0" w:uiPriority="69" w:unhideWhenUsed="0"/>
+    <w:lsdException w:name="Dark List Accent 6" w:semiHidden="0" w:uiPriority="70" w:unhideWhenUsed="0"/>
+    <w:lsdException w:name="Colorful Shading Accent 6" w:semiHidden="0" w:uiPriority="71" w:unhideWhenUsed="0"/>
+    <w:lsdException w:name="Colorful List Accent 6" w:semiHidden="0" w:uiPriority="72" w:unhideWhenUsed="0"/>
+    <w:lsdException w:name="Colorful Grid Accent 6" w:semiHidden="0" w:uiPriority="73" w:unhideWhenUsed="0"/>
   </w:latentStyles>
-  <w:style w:type="paragraph" w:default="1" w:styleId="1">
+  <w:style w:type="paragraph" w:default="1" w:styleId="Normal">
     <w:name w:val="Normal"/>
     <w:qFormat/>
-    <w:uiPriority w:val="0"/>
     <w:pPr>
       <w:kinsoku w:val="0"/>
       <w:autoSpaceDE w:val="0"/>
@@ -7033,7 +6949,7 @@
       <w:textAlignment w:val="baseline"/>
     </w:pPr>
     <w:rPr>
-      <w:rFonts w:ascii="Arial" w:hAnsi="Arial" w:eastAsia="宋体" w:cs="Arial"/>
+      <w:rFonts w:ascii="Arial" w:eastAsia="宋体" w:hAnsi="Arial" w:cs="Arial"/>
       <w:snapToGrid w:val="0"/>
       <w:color w:val="000000"/>
       <w:kern w:val="0"/>
@@ -7042,12 +6958,11 @@
       <w:lang w:val="en-US" w:eastAsia="en-US" w:bidi="ar-SA"/>
     </w:rPr>
   </w:style>
-  <w:style w:type="paragraph" w:styleId="2">
+  <w:style w:type="paragraph" w:styleId="Heading1">
     <w:name w:val="heading 1"/>
-    <w:basedOn w:val="1"/>
-    <w:next w:val="1"/>
+    <w:basedOn w:val="Normal"/>
+    <w:next w:val="Normal"/>
     <w:qFormat/>
-    <w:uiPriority w:val="0"/>
     <w:pPr>
       <w:keepNext/>
       <w:keepLines/>
@@ -7065,13 +6980,12 @@
       <w:sz w:val="44"/>
     </w:rPr>
   </w:style>
-  <w:style w:type="paragraph" w:styleId="3">
+  <w:style w:type="paragraph" w:styleId="Heading2">
     <w:name w:val="heading 2"/>
-    <w:basedOn w:val="1"/>
-    <w:next w:val="1"/>
+    <w:basedOn w:val="Normal"/>
+    <w:next w:val="Normal"/>
     <w:unhideWhenUsed/>
     <w:qFormat/>
-    <w:uiPriority w:val="0"/>
     <w:pPr>
       <w:keepNext/>
       <w:keepLines/>
@@ -7084,19 +6998,18 @@
       <w:outlineLvl w:val="1"/>
     </w:pPr>
     <w:rPr>
-      <w:rFonts w:ascii="Arial" w:hAnsi="Arial" w:eastAsia="黑体"/>
+      <w:rFonts w:ascii="Arial" w:eastAsia="黑体" w:hAnsi="Arial"/>
       <w:b/>
       <w:sz w:val="32"/>
     </w:rPr>
   </w:style>
-  <w:style w:type="paragraph" w:styleId="4">
+  <w:style w:type="paragraph" w:styleId="Heading3">
     <w:name w:val="heading 3"/>
-    <w:basedOn w:val="1"/>
-    <w:next w:val="1"/>
+    <w:basedOn w:val="Normal"/>
+    <w:next w:val="Normal"/>
     <w:semiHidden/>
     <w:unhideWhenUsed/>
     <w:qFormat/>
-    <w:uiPriority w:val="0"/>
     <w:pPr>
       <w:keepNext/>
       <w:keepLines/>
@@ -7113,13 +7026,12 @@
       <w:sz w:val="32"/>
     </w:rPr>
   </w:style>
-  <w:style w:type="paragraph" w:styleId="5">
+  <w:style w:type="paragraph" w:styleId="Heading4">
     <w:name w:val="heading 4"/>
-    <w:basedOn w:val="1"/>
-    <w:next w:val="1"/>
+    <w:basedOn w:val="Normal"/>
+    <w:next w:val="Normal"/>
     <w:unhideWhenUsed/>
     <w:qFormat/>
-    <w:uiPriority w:val="0"/>
     <w:pPr>
       <w:keepNext/>
       <w:keepLines/>
@@ -7132,19 +7044,18 @@
       <w:outlineLvl w:val="3"/>
     </w:pPr>
     <w:rPr>
-      <w:rFonts w:ascii="Arial" w:hAnsi="Arial" w:eastAsia="黑体"/>
+      <w:rFonts w:ascii="Arial" w:eastAsia="黑体" w:hAnsi="Arial"/>
       <w:b/>
       <w:sz w:val="28"/>
     </w:rPr>
   </w:style>
-  <w:style w:type="paragraph" w:styleId="6">
+  <w:style w:type="paragraph" w:styleId="Heading5">
     <w:name w:val="heading 5"/>
-    <w:basedOn w:val="1"/>
-    <w:next w:val="1"/>
+    <w:basedOn w:val="Normal"/>
+    <w:next w:val="Normal"/>
     <w:semiHidden/>
     <w:unhideWhenUsed/>
     <w:qFormat/>
-    <w:uiPriority w:val="0"/>
     <w:pPr>
       <w:keepNext/>
       <w:keepLines/>
@@ -7161,14 +7072,13 @@
       <w:sz w:val="28"/>
     </w:rPr>
   </w:style>
-  <w:style w:type="paragraph" w:styleId="7">
+  <w:style w:type="paragraph" w:styleId="Heading6">
     <w:name w:val="heading 6"/>
-    <w:basedOn w:val="1"/>
-    <w:next w:val="1"/>
+    <w:basedOn w:val="Normal"/>
+    <w:next w:val="Normal"/>
     <w:semiHidden/>
     <w:unhideWhenUsed/>
     <w:qFormat/>
-    <w:uiPriority w:val="0"/>
     <w:pPr>
       <w:keepNext/>
       <w:keepLines/>
@@ -7181,19 +7091,18 @@
       <w:outlineLvl w:val="5"/>
     </w:pPr>
     <w:rPr>
-      <w:rFonts w:ascii="Arial" w:hAnsi="Arial" w:eastAsia="黑体"/>
+      <w:rFonts w:ascii="Arial" w:eastAsia="黑体" w:hAnsi="Arial"/>
       <w:b/>
       <w:sz w:val="24"/>
     </w:rPr>
   </w:style>
-  <w:style w:type="paragraph" w:styleId="8">
+  <w:style w:type="paragraph" w:styleId="Heading7">
     <w:name w:val="heading 7"/>
-    <w:basedOn w:val="1"/>
-    <w:next w:val="1"/>
+    <w:basedOn w:val="Normal"/>
+    <w:next w:val="Normal"/>
     <w:semiHidden/>
     <w:unhideWhenUsed/>
     <w:qFormat/>
-    <w:uiPriority w:val="0"/>
     <w:pPr>
       <w:keepNext/>
       <w:keepLines/>
@@ -7210,14 +7119,13 @@
       <w:sz w:val="24"/>
     </w:rPr>
   </w:style>
-  <w:style w:type="paragraph" w:styleId="9">
+  <w:style w:type="paragraph" w:styleId="Heading8">
     <w:name w:val="heading 8"/>
-    <w:basedOn w:val="1"/>
-    <w:next w:val="1"/>
+    <w:basedOn w:val="Normal"/>
+    <w:next w:val="Normal"/>
     <w:semiHidden/>
     <w:unhideWhenUsed/>
     <w:qFormat/>
-    <w:uiPriority w:val="0"/>
     <w:pPr>
       <w:keepNext/>
       <w:keepLines/>
@@ -7230,18 +7138,17 @@
       <w:outlineLvl w:val="7"/>
     </w:pPr>
     <w:rPr>
-      <w:rFonts w:ascii="Arial" w:hAnsi="Arial" w:eastAsia="黑体"/>
+      <w:rFonts w:ascii="Arial" w:eastAsia="黑体" w:hAnsi="Arial"/>
       <w:sz w:val="24"/>
     </w:rPr>
   </w:style>
-  <w:style w:type="paragraph" w:styleId="10">
+  <w:style w:type="paragraph" w:styleId="Heading9">
     <w:name w:val="heading 9"/>
-    <w:basedOn w:val="1"/>
-    <w:next w:val="1"/>
+    <w:basedOn w:val="Normal"/>
+    <w:next w:val="Normal"/>
     <w:semiHidden/>
     <w:unhideWhenUsed/>
     <w:qFormat/>
-    <w:uiPriority w:val="0"/>
     <w:pPr>
       <w:keepNext/>
       <w:keepLines/>
@@ -7254,21 +7161,19 @@
       <w:outlineLvl w:val="8"/>
     </w:pPr>
     <w:rPr>
-      <w:rFonts w:ascii="Arial" w:hAnsi="Arial" w:eastAsia="黑体"/>
+      <w:rFonts w:ascii="Arial" w:eastAsia="黑体" w:hAnsi="Arial"/>
       <w:sz w:val="21"/>
     </w:rPr>
   </w:style>
-  <w:style w:type="character" w:default="1" w:styleId="22">
+  <w:style w:type="character" w:default="1" w:styleId="DefaultParagraphFont">
     <w:name w:val="Default Paragraph Font"/>
     <w:semiHidden/>
     <w:qFormat/>
-    <w:uiPriority w:val="0"/>
   </w:style>
-  <w:style w:type="table" w:default="1" w:styleId="20">
+  <w:style w:type="table" w:default="1" w:styleId="TableNormal">
     <w:name w:val="Normal Table"/>
     <w:semiHidden/>
     <w:qFormat/>
-    <w:uiPriority w:val="0"/>
     <w:tblPr>
       <w:tblCellMar>
         <w:top w:w="0" w:type="dxa"/>
@@ -7278,43 +7183,39 @@
       </w:tblCellMar>
     </w:tblPr>
   </w:style>
-  <w:style w:type="paragraph" w:styleId="11">
+  <w:style w:type="paragraph" w:styleId="CommentText">
     <w:name w:val="annotation text"/>
-    <w:basedOn w:val="1"/>
+    <w:basedOn w:val="Normal"/>
     <w:qFormat/>
-    <w:uiPriority w:val="0"/>
     <w:pPr>
       <w:jc w:val="left"/>
     </w:pPr>
   </w:style>
-  <w:style w:type="paragraph" w:styleId="12">
+  <w:style w:type="paragraph" w:styleId="BodyText">
     <w:name w:val="Body Text"/>
-    <w:basedOn w:val="1"/>
+    <w:basedOn w:val="Normal"/>
     <w:semiHidden/>
     <w:qFormat/>
-    <w:uiPriority w:val="0"/>
     <w:rPr>
-      <w:rFonts w:ascii="Arial" w:hAnsi="Arial" w:eastAsia="Arial" w:cs="Arial"/>
+      <w:rFonts w:ascii="Arial" w:eastAsia="Arial" w:hAnsi="Arial" w:cs="Arial"/>
       <w:sz w:val="21"/>
       <w:szCs w:val="21"/>
       <w:lang w:val="en-US" w:eastAsia="en-US" w:bidi="ar-SA"/>
     </w:rPr>
   </w:style>
-  <w:style w:type="paragraph" w:styleId="13">
+  <w:style w:type="paragraph" w:styleId="TOC3">
     <w:name w:val="toc 3"/>
-    <w:basedOn w:val="1"/>
-    <w:next w:val="1"/>
+    <w:basedOn w:val="Normal"/>
+    <w:next w:val="Normal"/>
     <w:qFormat/>
-    <w:uiPriority w:val="0"/>
     <w:pPr>
       <w:ind w:left="840" w:leftChars="400"/>
     </w:pPr>
   </w:style>
-  <w:style w:type="paragraph" w:styleId="14">
+  <w:style w:type="paragraph" w:styleId="Footer">
     <w:name w:val="footer"/>
-    <w:basedOn w:val="1"/>
+    <w:basedOn w:val="Normal"/>
     <w:qFormat/>
-    <w:uiPriority w:val="0"/>
     <w:pPr>
       <w:tabs>
         <w:tab w:val="center" w:pos="4153"/>
@@ -7327,17 +7228,16 @@
       <w:sz w:val="18"/>
     </w:rPr>
   </w:style>
-  <w:style w:type="paragraph" w:styleId="15">
+  <w:style w:type="paragraph" w:styleId="Header">
     <w:name w:val="header"/>
-    <w:basedOn w:val="1"/>
+    <w:basedOn w:val="Normal"/>
     <w:qFormat/>
-    <w:uiPriority w:val="0"/>
     <w:pPr>
       <w:pBdr>
-        <w:top w:val="none" w:color="auto" w:sz="0" w:space="0"/>
-        <w:left w:val="none" w:color="auto" w:sz="0" w:space="0"/>
-        <w:bottom w:val="none" w:color="auto" w:sz="0" w:space="0"/>
-        <w:right w:val="none" w:color="auto" w:sz="0" w:space="0"/>
+        <w:top w:val="nil"/>
+        <w:left w:val="nil"/>
+        <w:bottom w:val="nil"/>
+        <w:right w:val="nil"/>
       </w:pBdr>
       <w:tabs>
         <w:tab w:val="center" w:pos="4153"/>
@@ -7352,41 +7252,37 @@
       <w:sz w:val="18"/>
     </w:rPr>
   </w:style>
-  <w:style w:type="paragraph" w:styleId="16">
+  <w:style w:type="paragraph" w:styleId="TOC1">
     <w:name w:val="toc 1"/>
-    <w:basedOn w:val="1"/>
-    <w:next w:val="1"/>
+    <w:basedOn w:val="Normal"/>
+    <w:next w:val="Normal"/>
     <w:qFormat/>
-    <w:uiPriority w:val="0"/>
     <w:rPr>
-      <w:rFonts w:ascii="Arial" w:hAnsi="Arial" w:eastAsia="Microsoft JhengHei"/>
+      <w:rFonts w:ascii="Arial" w:eastAsia="Microsoft JhengHei" w:hAnsi="Arial"/>
       <w:sz w:val="24"/>
     </w:rPr>
   </w:style>
-  <w:style w:type="paragraph" w:styleId="17">
+  <w:style w:type="paragraph" w:styleId="TOC2">
     <w:name w:val="toc 2"/>
-    <w:basedOn w:val="1"/>
-    <w:next w:val="1"/>
+    <w:basedOn w:val="Normal"/>
+    <w:next w:val="Normal"/>
     <w:qFormat/>
-    <w:uiPriority w:val="0"/>
     <w:pPr>
       <w:ind w:left="420" w:leftChars="200"/>
     </w:pPr>
   </w:style>
-  <w:style w:type="paragraph" w:styleId="18">
+  <w:style w:type="paragraph" w:styleId="NormalWeb">
     <w:name w:val="Normal (Web)"/>
-    <w:basedOn w:val="1"/>
+    <w:basedOn w:val="Normal"/>
     <w:qFormat/>
-    <w:uiPriority w:val="0"/>
     <w:rPr>
       <w:sz w:val="24"/>
     </w:rPr>
   </w:style>
-  <w:style w:type="paragraph" w:styleId="19">
+  <w:style w:type="paragraph" w:styleId="Title">
     <w:name w:val="Title"/>
-    <w:basedOn w:val="1"/>
+    <w:basedOn w:val="Normal"/>
     <w:qFormat/>
-    <w:uiPriority w:val="0"/>
     <w:pPr>
       <w:spacing w:before="240" w:beforeLines="0" w:beforeAutospacing="0" w:after="60" w:afterLines="0" w:afterAutospacing="0"/>
       <w:jc w:val="center"/>
@@ -7398,73 +7294,68 @@
       <w:sz w:val="32"/>
     </w:rPr>
   </w:style>
-  <w:style w:type="table" w:styleId="21">
+  <w:style w:type="table" w:styleId="TableGrid">
     <w:name w:val="Table Grid"/>
-    <w:basedOn w:val="20"/>
+    <w:basedOn w:val="TableNormal"/>
     <w:qFormat/>
-    <w:uiPriority w:val="0"/>
     <w:pPr>
       <w:widowControl w:val="0"/>
       <w:jc w:val="both"/>
     </w:pPr>
     <w:tblPr>
       <w:tblBorders>
-        <w:top w:val="single" w:color="auto" w:sz="4" w:space="0"/>
-        <w:left w:val="single" w:color="auto" w:sz="4" w:space="0"/>
-        <w:bottom w:val="single" w:color="auto" w:sz="4" w:space="0"/>
-        <w:right w:val="single" w:color="auto" w:sz="4" w:space="0"/>
-        <w:insideH w:val="single" w:color="auto" w:sz="4" w:space="0"/>
-        <w:insideV w:val="single" w:color="auto" w:sz="4" w:space="0"/>
+        <w:top w:val="single" w:sz="4" w:space="0" w:color="auto"/>
+        <w:left w:val="single" w:sz="4" w:space="0" w:color="auto"/>
+        <w:bottom w:val="single" w:sz="4" w:space="0" w:color="auto"/>
+        <w:right w:val="single" w:sz="4" w:space="0" w:color="auto"/>
+        <w:insideH w:val="single" w:sz="4" w:space="0" w:color="auto"/>
+        <w:insideV w:val="single" w:sz="4" w:space="0" w:color="auto"/>
       </w:tblBorders>
     </w:tblPr>
   </w:style>
-  <w:style w:type="character" w:styleId="23">
+  <w:style w:type="character" w:styleId="Strong">
     <w:name w:val="Strong"/>
-    <w:basedOn w:val="22"/>
+    <w:basedOn w:val="DefaultParagraphFont"/>
     <w:qFormat/>
-    <w:uiPriority w:val="0"/>
     <w:rPr>
       <w:b/>
     </w:rPr>
   </w:style>
-  <w:style w:type="paragraph" w:customStyle="1" w:styleId="24">
+  <w:style w:type="paragraph" w:customStyle="1" w:styleId="a">
     <w:name w:val="柴_公司名"/>
-    <w:basedOn w:val="19"/>
+    <w:basedOn w:val="Title"/>
     <w:qFormat/>
-    <w:uiPriority w:val="0"/>
     <w:pPr>
       <w:spacing w:after="600" w:afterLines="600"/>
     </w:pPr>
     <w:rPr>
-      <w:rFonts w:hint="eastAsia" w:ascii="宋体" w:hAnsi="宋体" w:eastAsia="宋体" w:cs="宋体"/>
+      <w:rFonts w:ascii="宋体" w:eastAsia="宋体" w:hAnsi="宋体" w:cs="宋体" w:hint="eastAsia"/>
       <w:bCs/>
       <w:spacing w:val="-6"/>
       <w:sz w:val="52"/>
       <w:szCs w:val="52"/>
     </w:rPr>
   </w:style>
-  <w:style w:type="paragraph" w:customStyle="1" w:styleId="25">
+  <w:style w:type="paragraph" w:customStyle="1" w:styleId="a0">
     <w:name w:val="柴_文档名"/>
-    <w:basedOn w:val="19"/>
+    <w:basedOn w:val="Title"/>
     <w:qFormat/>
-    <w:uiPriority w:val="0"/>
     <w:pPr>
       <w:spacing w:after="900" w:afterLines="900"/>
     </w:pPr>
     <w:rPr>
-      <w:rFonts w:ascii="黑体" w:hAnsi="黑体" w:eastAsia="黑体" w:cs="黑体"/>
+      <w:rFonts w:ascii="黑体" w:eastAsia="黑体" w:hAnsi="黑体" w:cs="黑体"/>
       <w:bCs/>
       <w:spacing w:val="-7"/>
       <w:sz w:val="52"/>
       <w:szCs w:val="52"/>
     </w:rPr>
   </w:style>
-  <w:style w:type="table" w:customStyle="1" w:styleId="26">
+  <w:style w:type="table" w:customStyle="1" w:styleId="TableNormal0">
     <w:name w:val="Table Normal_0"/>
     <w:semiHidden/>
     <w:unhideWhenUsed/>
     <w:qFormat/>
-    <w:uiPriority w:val="0"/>
     <w:tblPr>
       <w:tblCellMar>
         <w:top w:w="0" w:type="dxa"/>
@@ -7474,87 +7365,81 @@
       </w:tblCellMar>
     </w:tblPr>
   </w:style>
-  <w:style w:type="paragraph" w:customStyle="1" w:styleId="27">
+  <w:style w:type="paragraph" w:customStyle="1" w:styleId="TableText">
     <w:name w:val="Table Text"/>
-    <w:basedOn w:val="1"/>
+    <w:basedOn w:val="Normal"/>
     <w:semiHidden/>
     <w:qFormat/>
-    <w:uiPriority w:val="0"/>
     <w:rPr>
-      <w:rFonts w:ascii="宋体" w:hAnsi="宋体" w:eastAsia="宋体" w:cs="宋体"/>
+      <w:rFonts w:ascii="宋体" w:eastAsia="宋体" w:hAnsi="宋体" w:cs="宋体"/>
       <w:sz w:val="21"/>
       <w:szCs w:val="21"/>
       <w:lang w:val="en-US" w:eastAsia="en-US" w:bidi="ar-SA"/>
     </w:rPr>
   </w:style>
-  <w:style w:type="paragraph" w:customStyle="1" w:styleId="28">
+  <w:style w:type="paragraph" w:customStyle="1" w:styleId="1">
     <w:name w:val="柴_标题1"/>
-    <w:basedOn w:val="2"/>
-    <w:next w:val="29"/>
-    <w:link w:val="38"/>
+    <w:basedOn w:val="Heading1"/>
+    <w:next w:val="a1"/>
+    <w:link w:val="1Char"/>
     <w:qFormat/>
-    <w:uiPriority w:val="0"/>
     <w:pPr>
       <w:spacing w:before="100" w:after="90" w:line="360" w:lineRule="auto"/>
     </w:pPr>
     <w:rPr>
-      <w:rFonts w:ascii="Arial" w:hAnsi="Arial" w:eastAsia="宋体"/>
+      <w:rFonts w:ascii="Arial" w:eastAsia="宋体" w:hAnsi="Arial"/>
       <w:sz w:val="32"/>
     </w:rPr>
   </w:style>
-  <w:style w:type="paragraph" w:customStyle="1" w:styleId="29">
+  <w:style w:type="paragraph" w:customStyle="1" w:styleId="a1">
     <w:name w:val="柴_正文"/>
-    <w:basedOn w:val="12"/>
-    <w:link w:val="42"/>
+    <w:basedOn w:val="BodyText"/>
+    <w:link w:val="Char"/>
     <w:qFormat/>
-    <w:uiPriority w:val="0"/>
     <w:pPr>
       <w:spacing w:line="360" w:lineRule="auto"/>
       <w:ind w:firstLine="470" w:firstLineChars="200"/>
     </w:pPr>
     <w:rPr>
-      <w:rFonts w:ascii="Arial" w:hAnsi="Arial" w:eastAsia="宋体"/>
+      <w:rFonts w:ascii="Arial" w:eastAsia="宋体" w:hAnsi="Arial"/>
       <w:sz w:val="24"/>
       <w:lang w:eastAsia="zh-CN"/>
     </w:rPr>
   </w:style>
-  <w:style w:type="paragraph" w:customStyle="1" w:styleId="30">
+  <w:style w:type="paragraph" w:customStyle="1" w:styleId="2">
     <w:name w:val="柴_标题2"/>
-    <w:basedOn w:val="3"/>
-    <w:next w:val="29"/>
+    <w:basedOn w:val="Heading2"/>
+    <w:next w:val="a1"/>
     <w:qFormat/>
-    <w:uiPriority w:val="0"/>
     <w:pPr>
       <w:spacing w:line="360" w:lineRule="auto"/>
     </w:pPr>
     <w:rPr>
-      <w:rFonts w:ascii="Arial" w:hAnsi="Arial" w:eastAsia="宋体"/>
+      <w:rFonts w:ascii="Arial" w:eastAsia="宋体" w:hAnsi="Arial"/>
       <w:sz w:val="28"/>
     </w:rPr>
   </w:style>
-  <w:style w:type="paragraph" w:customStyle="1" w:styleId="31">
+  <w:style w:type="paragraph" w:customStyle="1" w:styleId="3">
     <w:name w:val="柴_标题3"/>
-    <w:basedOn w:val="4"/>
-    <w:next w:val="29"/>
+    <w:basedOn w:val="Heading3"/>
+    <w:next w:val="a1"/>
     <w:qFormat/>
-    <w:uiPriority w:val="0"/>
     <w:pPr>
       <w:spacing w:line="360" w:lineRule="auto"/>
       <w:ind w:left="0" w:firstLine="472" w:firstLineChars="200"/>
     </w:pPr>
     <w:rPr>
-      <w:rFonts w:ascii="宋体" w:hAnsi="宋体" w:eastAsia="宋体" w:cs="宋体"/>
+      <w:rFonts w:ascii="宋体" w:eastAsia="宋体" w:hAnsi="宋体" w:cs="宋体"/>
       <w:spacing w:val="-2"/>
       <w:sz w:val="24"/>
       <w:szCs w:val="24"/>
     </w:rPr>
   </w:style>
-  <w:style w:type="paragraph" w:customStyle="1" w:styleId="32">
+  <w:style w:type="paragraph" w:customStyle="1" w:styleId="a2">
     <w:name w:val="柴_目录"/>
-    <w:basedOn w:val="1"/>
-    <w:next w:val="12"/>
+    <w:basedOn w:val="Normal"/>
+    <w:next w:val="BodyText"/>
     <w:qFormat/>
-    <w:uiPriority w:val="0"/>
     <w:pPr>
       <w:tabs>
         <w:tab w:val="right" w:leader="dot" w:pos="8442"/>
@@ -7562,64 +7447,59 @@
       <w:ind w:left="0" w:leftChars="0"/>
     </w:pPr>
     <w:rPr>
-      <w:rFonts w:ascii="Arial" w:hAnsi="Arial" w:eastAsia="Microsoft JhengHei"/>
+      <w:rFonts w:ascii="Arial" w:eastAsia="Microsoft JhengHei" w:hAnsi="Arial"/>
       <w:sz w:val="24"/>
     </w:rPr>
   </w:style>
-  <w:style w:type="paragraph" w:customStyle="1" w:styleId="33">
+  <w:style w:type="paragraph" w:customStyle="1" w:styleId="WPSOffice1">
     <w:name w:val="WPSOffice手动目录 1"/>
     <w:qFormat/>
-    <w:uiPriority w:val="0"/>
     <w:pPr>
       <w:ind w:leftChars="0"/>
     </w:pPr>
     <w:rPr>
-      <w:rFonts w:ascii="Times New Roman" w:hAnsi="Times New Roman" w:eastAsia="宋体" w:cs="Times New Roman"/>
+      <w:rFonts w:ascii="Times New Roman" w:eastAsia="宋体" w:hAnsi="Times New Roman" w:cs="Times New Roman"/>
       <w:sz w:val="20"/>
       <w:szCs w:val="20"/>
     </w:rPr>
   </w:style>
-  <w:style w:type="paragraph" w:customStyle="1" w:styleId="34">
+  <w:style w:type="paragraph" w:customStyle="1" w:styleId="WPSOffice2">
     <w:name w:val="WPSOffice手动目录 2"/>
     <w:qFormat/>
-    <w:uiPriority w:val="0"/>
     <w:pPr>
       <w:ind w:leftChars="200"/>
     </w:pPr>
     <w:rPr>
-      <w:rFonts w:ascii="Times New Roman" w:hAnsi="Times New Roman" w:eastAsia="宋体" w:cs="Times New Roman"/>
+      <w:rFonts w:ascii="Times New Roman" w:eastAsia="宋体" w:hAnsi="Times New Roman" w:cs="Times New Roman"/>
       <w:sz w:val="20"/>
       <w:szCs w:val="20"/>
     </w:rPr>
   </w:style>
-  <w:style w:type="paragraph" w:customStyle="1" w:styleId="35">
+  <w:style w:type="paragraph" w:customStyle="1" w:styleId="WPSOffice3">
     <w:name w:val="WPSOffice手动目录 3"/>
     <w:qFormat/>
-    <w:uiPriority w:val="0"/>
     <w:pPr>
       <w:ind w:leftChars="400"/>
     </w:pPr>
     <w:rPr>
-      <w:rFonts w:ascii="Times New Roman" w:hAnsi="Times New Roman" w:eastAsia="宋体" w:cs="Times New Roman"/>
+      <w:rFonts w:ascii="Times New Roman" w:eastAsia="宋体" w:hAnsi="Times New Roman" w:cs="Times New Roman"/>
       <w:sz w:val="20"/>
       <w:szCs w:val="20"/>
     </w:rPr>
   </w:style>
-  <w:style w:type="paragraph" w:customStyle="1" w:styleId="36">
+  <w:style w:type="paragraph" w:customStyle="1" w:styleId="Compact">
     <w:name w:val="Compact"/>
-    <w:basedOn w:val="12"/>
+    <w:basedOn w:val="BodyText"/>
     <w:qFormat/>
-    <w:uiPriority w:val="0"/>
     <w:pPr>
       <w:spacing w:before="36" w:after="36"/>
     </w:pPr>
   </w:style>
-  <w:style w:type="table" w:customStyle="1" w:styleId="37">
+  <w:style w:type="table" w:customStyle="1" w:styleId="Table">
     <w:name w:val="Table"/>
     <w:semiHidden/>
     <w:unhideWhenUsed/>
     <w:qFormat/>
-    <w:uiPriority w:val="0"/>
     <w:tblPr>
       <w:tblCellMar>
         <w:top w:w="0" w:type="dxa"/>
@@ -7631,28 +7511,26 @@
     <w:tblStylePr w:type="firstRow">
       <w:tcPr>
         <w:tcBorders>
-          <w:bottom w:val="single" w:color="auto" w:sz="0" w:space="0"/>
+          <w:bottom w:val="single" w:sz="0" w:space="0" w:color="auto"/>
         </w:tcBorders>
         <w:vAlign w:val="bottom"/>
       </w:tcPr>
     </w:tblStylePr>
   </w:style>
-  <w:style w:type="character" w:customStyle="1" w:styleId="38">
+  <w:style w:type="character" w:customStyle="1" w:styleId="1Char">
     <w:name w:val="柴_标题1 Char"/>
-    <w:link w:val="28"/>
+    <w:link w:val="1"/>
     <w:qFormat/>
-    <w:uiPriority w:val="0"/>
     <w:rPr>
-      <w:rFonts w:ascii="Arial" w:hAnsi="Arial" w:eastAsia="宋体"/>
+      <w:rFonts w:ascii="Arial" w:eastAsia="宋体" w:hAnsi="Arial"/>
       <w:sz w:val="32"/>
     </w:rPr>
   </w:style>
-  <w:style w:type="table" w:customStyle="1" w:styleId="39">
+  <w:style w:type="table" w:customStyle="1" w:styleId="TableNormal1">
     <w:name w:val="Table Normal_1"/>
     <w:semiHidden/>
     <w:unhideWhenUsed/>
     <w:qFormat/>
-    <w:uiPriority w:val="0"/>
     <w:tblPr>
       <w:tblCellMar>
         <w:top w:w="0" w:type="dxa"/>
@@ -7662,11 +7540,10 @@
       </w:tblCellMar>
     </w:tblPr>
   </w:style>
-  <w:style w:type="paragraph" w:customStyle="1" w:styleId="40">
+  <w:style w:type="paragraph" w:customStyle="1" w:styleId="a3">
     <w:name w:val="柴_正文_无缩进"/>
-    <w:basedOn w:val="1"/>
+    <w:basedOn w:val="Normal"/>
     <w:qFormat/>
-    <w:uiPriority w:val="0"/>
     <w:pPr>
       <w:ind w:firstLine="0" w:firstLineChars="0"/>
     </w:pPr>
@@ -7676,31 +7553,29 @@
       <w:lang w:eastAsia="zh-CN"/>
     </w:rPr>
   </w:style>
-  <w:style w:type="paragraph" w:customStyle="1" w:styleId="41">
+  <w:style w:type="paragraph" w:customStyle="1" w:styleId="4">
     <w:name w:val="柴_标题4"/>
-    <w:basedOn w:val="5"/>
-    <w:next w:val="1"/>
+    <w:basedOn w:val="Heading4"/>
+    <w:next w:val="Normal"/>
     <w:qFormat/>
-    <w:uiPriority w:val="0"/>
     <w:pPr>
       <w:widowControl w:val="0"/>
       <w:spacing w:before="160" w:line="360" w:lineRule="auto"/>
-      <w:ind w:left="981" w:leftChars="300" w:hanging="862"/>
+      <w:ind w:left="981" w:hanging="862" w:leftChars="300"/>
     </w:pPr>
     <w:rPr>
-      <w:rFonts w:hint="eastAsia" w:ascii="Calibri" w:hAnsi="Calibri" w:eastAsia="宋体" w:cs="宋体"/>
+      <w:rFonts w:ascii="Calibri" w:eastAsia="宋体" w:hAnsi="Calibri" w:cs="宋体" w:hint="eastAsia"/>
       <w:sz w:val="24"/>
       <w:szCs w:val="24"/>
       <w:lang w:eastAsia="zh-CN" w:bidi="zh-CN"/>
     </w:rPr>
   </w:style>
-  <w:style w:type="character" w:customStyle="1" w:styleId="42">
+  <w:style w:type="character" w:customStyle="1" w:styleId="Char">
     <w:name w:val="柴_正文 Char"/>
-    <w:link w:val="29"/>
+    <w:link w:val="a1"/>
     <w:qFormat/>
-    <w:uiPriority w:val="0"/>
     <w:rPr>
-      <w:rFonts w:ascii="Arial" w:hAnsi="Arial" w:eastAsia="宋体"/>
+      <w:rFonts w:ascii="Arial" w:eastAsia="宋体" w:hAnsi="Arial"/>
       <w:sz w:val="24"/>
       <w:lang w:eastAsia="zh-CN"/>
     </w:rPr>

--- a/6-过程管理/流程制度规范类文件/JXTX-06-01-过程框架管理制度 .docx
+++ b/6-过程管理/流程制度规范类文件/JXTX-06-01-过程框架管理制度 .docx
@@ -1,11 +1,10 @@
 
 <file path=word/document.xml><?xml version="1.0" encoding="utf-8"?>
-<w:document xmlns:wpc="http://schemas.microsoft.com/office/word/2010/wordprocessingCanvas" xmlns:mc="http://schemas.openxmlformats.org/markup-compatibility/2006" xmlns:o="urn:schemas-microsoft-com:office:office" xmlns:r="http://schemas.openxmlformats.org/officeDocument/2006/relationships" xmlns:m="http://schemas.openxmlformats.org/officeDocument/2006/math" xmlns:v="urn:schemas-microsoft-com:vml" xmlns:wp14="http://schemas.microsoft.com/office/word/2010/wordprocessingDrawing" xmlns:wp="http://schemas.openxmlformats.org/drawingml/2006/wordprocessingDrawing" xmlns:w10="urn:schemas-microsoft-com:office:word" xmlns:w="http://schemas.openxmlformats.org/wordprocessingml/2006/main" xmlns:w14="http://schemas.microsoft.com/office/word/2010/wordml" xmlns:w15="http://schemas.microsoft.com/office/word/2012/wordml" xmlns:wne="http://schemas.microsoft.com/office/word/2006/wordml" xmlns:wpg="http://schemas.microsoft.com/office/word/2010/wordprocessingGroup" xmlns:wpi="http://schemas.microsoft.com/office/word/2010/wordprocessingInk" xmlns:wps="http://schemas.microsoft.com/office/word/2010/wordprocessingShape" mc:Ignorable="w14 w15 wp14">
-  <!-- Generated by Aspose.Words for .NET 13.3.0.1 -->
+<w:document xmlns:wpc="http://schemas.microsoft.com/office/word/2010/wordprocessingCanvas" xmlns:mc="http://schemas.openxmlformats.org/markup-compatibility/2006" xmlns:o="urn:schemas-microsoft-com:office:office" xmlns:r="http://schemas.openxmlformats.org/officeDocument/2006/relationships" xmlns:m="http://schemas.openxmlformats.org/officeDocument/2006/math" xmlns:v="urn:schemas-microsoft-com:vml" xmlns:wp14="http://schemas.microsoft.com/office/word/2010/wordprocessingDrawing" xmlns:wp="http://schemas.openxmlformats.org/drawingml/2006/wordprocessingDrawing" xmlns:w="http://schemas.openxmlformats.org/wordprocessingml/2006/main" xmlns:w14="http://schemas.microsoft.com/office/word/2010/wordml" xmlns:w10="urn:schemas-microsoft-com:office:word" xmlns:w15="http://schemas.microsoft.com/office/word/2012/wordml" xmlns:wpg="http://schemas.microsoft.com/office/word/2010/wordprocessingGroup" xmlns:wpi="http://schemas.microsoft.com/office/word/2010/wordprocessingInk" xmlns:wne="http://schemas.microsoft.com/office/word/2006/wordml" xmlns:wps="http://schemas.microsoft.com/office/word/2010/wordprocessingShape" xmlns:wpsCustomData="http://www.wps.cn/officeDocument/2013/wpsCustomData" mc:Ignorable="w14 w15 wp14">
   <w:body>
     <w:p>
       <w:pPr>
-        <w:pStyle w:val="a"/>
+        <w:pStyle w:val="24"/>
         <w:keepNext w:val="0"/>
         <w:keepLines w:val="0"/>
         <w:pageBreakBefore w:val="0"/>
@@ -22,10 +21,10 @@
         <w:spacing w:before="3120" w:beforeLines="1000"/>
         <w:textAlignment w:val="baseline"/>
       </w:pPr>
-      <w:bookmarkStart w:id="0" w:name="_Toc9011"/>
+      <w:bookmarkStart w:id="0" w:name="_Toc11026"/>
       <w:r>
         <w:drawing>
-          <wp:anchor distT="0" distB="0" distL="114300" distR="114300" simplePos="0" relativeHeight="251660288" behindDoc="1" locked="0" layoutInCell="1" allowOverlap="1">
+          <wp:anchor distT="0" distB="0" distL="114300" distR="114300" simplePos="0" relativeHeight="251661312" behindDoc="1" locked="0" layoutInCell="1" allowOverlap="1">
             <wp:simplePos x="0" y="0"/>
             <wp:positionH relativeFrom="column">
               <wp:posOffset>-19050</wp:posOffset>
@@ -50,7 +49,7 @@
                     </pic:cNvPicPr>
                   </pic:nvPicPr>
                   <pic:blipFill>
-                    <a:blip xmlns:r="http://schemas.openxmlformats.org/officeDocument/2006/relationships" r:embed="rId4"/>
+                    <a:blip r:embed="rId7"/>
                     <a:stretch>
                       <a:fillRect/>
                     </a:stretch>
@@ -76,7 +75,7 @@
       </w:r>
       <w:r>
         <w:drawing>
-          <wp:anchor distT="0" distB="0" distL="114300" distR="114300" simplePos="0" relativeHeight="251659264" behindDoc="1" locked="0" layoutInCell="1" allowOverlap="1">
+          <wp:anchor distT="0" distB="0" distL="114300" distR="114300" simplePos="0" relativeHeight="251660288" behindDoc="1" locked="0" layoutInCell="1" allowOverlap="1">
             <wp:simplePos x="0" y="0"/>
             <wp:positionH relativeFrom="column">
               <wp:posOffset>0</wp:posOffset>
@@ -101,7 +100,7 @@
                     </pic:cNvPicPr>
                   </pic:nvPicPr>
                   <pic:blipFill>
-                    <a:blip xmlns:r="http://schemas.openxmlformats.org/officeDocument/2006/relationships" r:embed="rId5"/>
+                    <a:blip r:embed="rId8"/>
                     <a:stretch>
                       <a:fillRect/>
                     </a:stretch>
@@ -131,7 +130,7 @@
           <w:lang w:val="en-US" w:eastAsia="zh-CN"/>
         </w:rPr>
         <w:drawing>
-          <wp:anchor distT="0" distB="0" distL="114300" distR="114300" simplePos="0" relativeHeight="251658240" behindDoc="1" locked="0" layoutInCell="1" allowOverlap="1">
+          <wp:anchor distT="0" distB="0" distL="114300" distR="114300" simplePos="0" relativeHeight="251659264" behindDoc="1" locked="0" layoutInCell="1" allowOverlap="1">
             <wp:simplePos x="0" y="0"/>
             <wp:positionH relativeFrom="column">
               <wp:posOffset>635</wp:posOffset>
@@ -156,7 +155,7 @@
                     </pic:cNvPicPr>
                   </pic:nvPicPr>
                   <pic:blipFill>
-                    <a:blip xmlns:r="http://schemas.openxmlformats.org/officeDocument/2006/relationships" r:embed="rId6">
+                    <a:blip r:embed="rId9">
                       <a:alphaModFix amt="58000"/>
                       <a:lum contrast="-52000"/>
                     </a:blip>
@@ -190,7 +189,7 @@
     </w:p>
     <w:p>
       <w:pPr>
-        <w:pStyle w:val="a0"/>
+        <w:pStyle w:val="25"/>
         <w:keepNext w:val="0"/>
         <w:keepLines w:val="0"/>
         <w:pageBreakBefore w:val="0"/>
@@ -211,7 +210,7 @@
           <w:lang w:val="en-US" w:eastAsia="zh-CN"/>
         </w:rPr>
       </w:pPr>
-      <w:bookmarkStart w:id="1" w:name="_Toc3300"/>
+      <w:bookmarkStart w:id="1" w:name="_Toc10477"/>
       <w:r>
         <w:rPr>
           <w:rFonts w:hint="eastAsia"/>
@@ -237,11 +236,11 @@
         <w:adjustRightInd w:val="0"/>
         <w:snapToGrid w:val="0"/>
         <w:spacing w:after="624" w:afterLines="200" w:line="219" w:lineRule="auto"/>
-        <w:ind w:left="0" w:right="0" w:firstLine="0" w:leftChars="0" w:rightChars="0" w:firstLineChars="0"/>
+        <w:ind w:left="0" w:leftChars="0" w:right="0" w:rightChars="0" w:firstLine="0" w:firstLineChars="0"/>
         <w:jc w:val="center"/>
         <w:textAlignment w:val="baseline"/>
         <w:rPr>
-          <w:rFonts w:ascii="宋体" w:eastAsia="宋体" w:hAnsi="宋体" w:cs="宋体" w:hint="default"/>
+          <w:rFonts w:hint="default" w:ascii="宋体" w:hAnsi="宋体" w:eastAsia="宋体" w:cs="宋体"/>
           <w:sz w:val="24"/>
           <w:szCs w:val="24"/>
           <w:lang w:val="en-US" w:eastAsia="zh-CN"/>
@@ -249,7 +248,7 @@
       </w:pPr>
       <w:r>
         <w:rPr>
-          <w:rFonts w:ascii="宋体" w:eastAsia="宋体" w:hAnsi="宋体" w:cs="宋体"/>
+          <w:rFonts w:ascii="宋体" w:hAnsi="宋体" w:eastAsia="宋体" w:cs="宋体"/>
           <w:b/>
           <w:bCs/>
           <w:spacing w:val="-3"/>
@@ -260,7 +259,7 @@
       </w:r>
       <w:r>
         <w:rPr>
-          <w:rFonts w:ascii="宋体" w:eastAsia="宋体" w:hAnsi="宋体" w:cs="宋体" w:hint="eastAsia"/>
+          <w:rFonts w:hint="eastAsia" w:ascii="宋体" w:hAnsi="宋体" w:eastAsia="宋体" w:cs="宋体"/>
           <w:b/>
           <w:bCs/>
           <w:spacing w:val="-3"/>
@@ -272,7 +271,7 @@
       </w:r>
       <w:r>
         <w:rPr>
-          <w:rFonts w:ascii="宋体" w:eastAsia="宋体" w:hAnsi="宋体" w:cs="宋体"/>
+          <w:rFonts w:ascii="宋体" w:hAnsi="宋体" w:eastAsia="宋体" w:cs="宋体"/>
           <w:b/>
           <w:bCs/>
           <w:spacing w:val="-3"/>
@@ -283,7 +282,7 @@
       </w:r>
       <w:r>
         <w:rPr>
-          <w:rFonts w:ascii="宋体" w:hAnsi="宋体" w:cs="宋体" w:hint="eastAsia"/>
+          <w:rFonts w:hint="eastAsia" w:ascii="宋体" w:hAnsi="宋体" w:cs="宋体"/>
           <w:b/>
           <w:bCs/>
           <w:spacing w:val="-3"/>
@@ -295,7 +294,7 @@
       </w:r>
       <w:r>
         <w:rPr>
-          <w:rFonts w:ascii="宋体" w:eastAsia="宋体" w:hAnsi="宋体" w:cs="宋体"/>
+          <w:rFonts w:ascii="宋体" w:hAnsi="宋体" w:eastAsia="宋体" w:cs="宋体"/>
           <w:b/>
           <w:bCs/>
           <w:spacing w:val="-3"/>
@@ -307,17 +306,18 @@
     </w:p>
     <w:tbl>
       <w:tblPr>
-        <w:tblStyle w:val="TableGrid"/>
+        <w:tblStyle w:val="21"/>
         <w:tblW w:w="0" w:type="auto"/>
         <w:jc w:val="center"/>
         <w:tblBorders>
-          <w:top w:val="nil"/>
-          <w:left w:val="nil"/>
-          <w:bottom w:val="nil"/>
-          <w:right w:val="nil"/>
-          <w:insideH w:val="nil"/>
-          <w:insideV w:val="nil"/>
+          <w:top w:val="none" w:color="auto" w:sz="0" w:space="0"/>
+          <w:left w:val="none" w:color="auto" w:sz="0" w:space="0"/>
+          <w:bottom w:val="none" w:color="auto" w:sz="0" w:space="0"/>
+          <w:right w:val="none" w:color="auto" w:sz="0" w:space="0"/>
+          <w:insideH w:val="none" w:color="auto" w:sz="0" w:space="0"/>
+          <w:insideV w:val="none" w:color="auto" w:sz="0" w:space="0"/>
         </w:tblBorders>
+        <w:tblLayout w:type="autofit"/>
         <w:tblCellMar>
           <w:top w:w="0" w:type="dxa"/>
           <w:left w:w="108" w:type="dxa"/>
@@ -331,15 +331,13 @@
       </w:tblGrid>
       <w:tr>
         <w:tblPrEx>
-          <w:tblW w:w="0" w:type="auto"/>
-          <w:jc w:val="center"/>
           <w:tblBorders>
-            <w:top w:val="nil"/>
-            <w:left w:val="nil"/>
-            <w:bottom w:val="nil"/>
-            <w:right w:val="nil"/>
-            <w:insideH w:val="nil"/>
-            <w:insideV w:val="nil"/>
+            <w:top w:val="none" w:color="auto" w:sz="0" w:space="0"/>
+            <w:left w:val="none" w:color="auto" w:sz="0" w:space="0"/>
+            <w:bottom w:val="none" w:color="auto" w:sz="0" w:space="0"/>
+            <w:right w:val="none" w:color="auto" w:sz="0" w:space="0"/>
+            <w:insideH w:val="none" w:color="auto" w:sz="0" w:space="0"/>
+            <w:insideV w:val="none" w:color="auto" w:sz="0" w:space="0"/>
           </w:tblBorders>
           <w:tblCellMar>
             <w:top w:w="0" w:type="dxa"/>
@@ -349,7 +347,7 @@
           </w:tblCellMar>
         </w:tblPrEx>
         <w:trPr>
-          <w:trHeight w:val="810"/>
+          <w:trHeight w:val="810" w:hRule="atLeast"/>
           <w:jc w:val="center"/>
         </w:trPr>
         <w:tc>
@@ -388,7 +386,7 @@
             </w:r>
             <w:r>
               <w:rPr>
-                <w:rFonts w:asciiTheme="minorAscii" w:eastAsiaTheme="minorEastAsia" w:hAnsiTheme="minorAscii" w:hint="default"/>
+                <w:rFonts w:hint="default" w:asciiTheme="minorAscii" w:hAnsiTheme="minorAscii" w:eastAsiaTheme="minorEastAsia"/>
                 <w:spacing w:val="227"/>
                 <w:sz w:val="21"/>
                 <w:vertAlign w:val="baseline"/>
@@ -443,7 +441,7 @@
             </w:r>
             <w:r>
               <w:rPr>
-                <w:rFonts w:asciiTheme="minorAscii" w:eastAsiaTheme="minorEastAsia" w:hAnsiTheme="minorAscii" w:hint="eastAsia"/>
+                <w:rFonts w:hint="eastAsia" w:asciiTheme="minorAscii" w:hAnsiTheme="minorAscii" w:eastAsiaTheme="minorEastAsia"/>
                 <w:spacing w:val="227"/>
                 <w:sz w:val="21"/>
                 <w:vertAlign w:val="baseline"/>
@@ -465,8 +463,14 @@
       </w:tr>
       <w:tr>
         <w:tblPrEx>
-          <w:tblW w:w="0" w:type="auto"/>
-          <w:jc w:val="center"/>
+          <w:tblBorders>
+            <w:top w:val="none" w:color="auto" w:sz="0" w:space="0"/>
+            <w:left w:val="none" w:color="auto" w:sz="0" w:space="0"/>
+            <w:bottom w:val="none" w:color="auto" w:sz="0" w:space="0"/>
+            <w:right w:val="none" w:color="auto" w:sz="0" w:space="0"/>
+            <w:insideH w:val="none" w:color="auto" w:sz="0" w:space="0"/>
+            <w:insideV w:val="none" w:color="auto" w:sz="0" w:space="0"/>
+          </w:tblBorders>
           <w:tblCellMar>
             <w:top w:w="0" w:type="dxa"/>
             <w:left w:w="108" w:type="dxa"/>
@@ -475,7 +479,7 @@
           </w:tblCellMar>
         </w:tblPrEx>
         <w:trPr>
-          <w:trHeight w:val="810"/>
+          <w:trHeight w:val="810" w:hRule="atLeast"/>
           <w:jc w:val="center"/>
         </w:trPr>
         <w:tc>
@@ -500,7 +504,7 @@
               <w:snapToGrid w:val="0"/>
               <w:textAlignment w:val="baseline"/>
               <w:rPr>
-                <w:rFonts w:ascii="Arial" w:eastAsia="Arial" w:hAnsi="Arial" w:cs="Arial" w:hint="default"/>
+                <w:rFonts w:hint="default" w:ascii="Arial" w:hAnsi="Arial" w:eastAsia="Arial" w:cs="Arial"/>
                 <w:snapToGrid w:val="0"/>
                 <w:color w:val="000000"/>
                 <w:kern w:val="0"/>
@@ -532,7 +536,7 @@
             </w:r>
             <w:r>
               <w:rPr>
-                <w:rFonts w:asciiTheme="minorAscii" w:eastAsiaTheme="minorEastAsia" w:hAnsiTheme="minorAscii" w:hint="default"/>
+                <w:rFonts w:hint="default" w:asciiTheme="minorAscii" w:hAnsiTheme="minorAscii" w:eastAsiaTheme="minorEastAsia"/>
                 <w:spacing w:val="227"/>
                 <w:sz w:val="21"/>
                 <w:vertAlign w:val="baseline"/>
@@ -586,7 +590,7 @@
               <w:snapToGrid w:val="0"/>
               <w:textAlignment w:val="baseline"/>
               <w:rPr>
-                <w:rFonts w:ascii="Arial" w:eastAsia="Arial" w:hAnsi="Arial" w:cs="Arial" w:hint="default"/>
+                <w:rFonts w:hint="default" w:ascii="Arial" w:hAnsi="Arial" w:eastAsia="Arial" w:cs="Arial"/>
                 <w:snapToGrid w:val="0"/>
                 <w:color w:val="000000"/>
                 <w:kern w:val="0"/>
@@ -606,7 +610,7 @@
             </w:r>
             <w:r>
               <w:rPr>
-                <w:rFonts w:asciiTheme="minorAscii" w:eastAsiaTheme="minorEastAsia" w:hAnsiTheme="minorAscii" w:hint="eastAsia"/>
+                <w:rFonts w:hint="eastAsia" w:asciiTheme="minorAscii" w:hAnsiTheme="minorAscii" w:eastAsiaTheme="minorEastAsia"/>
                 <w:spacing w:val="227"/>
                 <w:sz w:val="21"/>
                 <w:vertAlign w:val="baseline"/>
@@ -628,8 +632,14 @@
       </w:tr>
       <w:tr>
         <w:tblPrEx>
-          <w:tblW w:w="0" w:type="auto"/>
-          <w:jc w:val="center"/>
+          <w:tblBorders>
+            <w:top w:val="none" w:color="auto" w:sz="0" w:space="0"/>
+            <w:left w:val="none" w:color="auto" w:sz="0" w:space="0"/>
+            <w:bottom w:val="none" w:color="auto" w:sz="0" w:space="0"/>
+            <w:right w:val="none" w:color="auto" w:sz="0" w:space="0"/>
+            <w:insideH w:val="none" w:color="auto" w:sz="0" w:space="0"/>
+            <w:insideV w:val="none" w:color="auto" w:sz="0" w:space="0"/>
+          </w:tblBorders>
           <w:tblCellMar>
             <w:top w:w="0" w:type="dxa"/>
             <w:left w:w="108" w:type="dxa"/>
@@ -638,7 +648,7 @@
           </w:tblCellMar>
         </w:tblPrEx>
         <w:trPr>
-          <w:trHeight w:val="635"/>
+          <w:trHeight w:val="635" w:hRule="atLeast"/>
           <w:jc w:val="center"/>
         </w:trPr>
         <w:tc>
@@ -689,7 +699,7 @@
             </w:r>
             <w:r>
               <w:rPr>
-                <w:rFonts w:asciiTheme="minorAscii" w:eastAsiaTheme="minorEastAsia" w:hAnsiTheme="minorAscii" w:hint="eastAsia"/>
+                <w:rFonts w:hint="eastAsia" w:asciiTheme="minorAscii" w:hAnsiTheme="minorAscii" w:eastAsiaTheme="minorEastAsia"/>
                 <w:spacing w:val="227"/>
                 <w:sz w:val="21"/>
                 <w:vertAlign w:val="baseline"/>
@@ -743,7 +753,7 @@
             </w:r>
             <w:r>
               <w:rPr>
-                <w:rFonts w:asciiTheme="minorAscii" w:eastAsiaTheme="minorEastAsia" w:hAnsiTheme="minorAscii" w:hint="eastAsia"/>
+                <w:rFonts w:hint="eastAsia" w:asciiTheme="minorAscii" w:hAnsiTheme="minorAscii" w:eastAsiaTheme="minorEastAsia"/>
                 <w:spacing w:val="227"/>
                 <w:sz w:val="21"/>
                 <w:vertAlign w:val="baseline"/>
@@ -804,14 +814,14 @@
         <w:ind w:left="3634"/>
         <w:textAlignment w:val="baseline"/>
         <w:rPr>
-          <w:rFonts w:ascii="宋体" w:eastAsia="宋体" w:hAnsi="宋体" w:cs="宋体"/>
+          <w:rFonts w:ascii="宋体" w:hAnsi="宋体" w:eastAsia="宋体" w:cs="宋体"/>
           <w:sz w:val="31"/>
           <w:szCs w:val="31"/>
         </w:rPr>
       </w:pPr>
       <w:r>
         <w:rPr>
-          <w:rFonts w:ascii="宋体" w:eastAsia="宋体" w:hAnsi="宋体" w:cs="宋体"/>
+          <w:rFonts w:ascii="宋体" w:hAnsi="宋体" w:eastAsia="宋体" w:cs="宋体"/>
           <w:b/>
           <w:bCs/>
           <w:spacing w:val="4"/>
@@ -823,16 +833,16 @@
     </w:p>
     <w:tbl>
       <w:tblPr>
-        <w:tblStyle w:val="TableNormal0"/>
+        <w:tblStyle w:val="26"/>
         <w:tblW w:w="8214" w:type="dxa"/>
         <w:jc w:val="center"/>
         <w:tblBorders>
-          <w:top w:val="single" w:sz="2" w:space="0" w:color="000000"/>
-          <w:left w:val="single" w:sz="2" w:space="0" w:color="000000"/>
-          <w:bottom w:val="single" w:sz="2" w:space="0" w:color="000000"/>
-          <w:right w:val="single" w:sz="2" w:space="0" w:color="000000"/>
-          <w:insideH w:val="single" w:sz="2" w:space="0" w:color="000000"/>
-          <w:insideV w:val="single" w:sz="2" w:space="0" w:color="000000"/>
+          <w:top w:val="single" w:color="000000" w:sz="2" w:space="0"/>
+          <w:left w:val="single" w:color="000000" w:sz="2" w:space="0"/>
+          <w:bottom w:val="single" w:color="000000" w:sz="2" w:space="0"/>
+          <w:right w:val="single" w:color="000000" w:sz="2" w:space="0"/>
+          <w:insideH w:val="single" w:color="000000" w:sz="2" w:space="0"/>
+          <w:insideV w:val="single" w:color="000000" w:sz="2" w:space="0"/>
         </w:tblBorders>
         <w:tblLayout w:type="fixed"/>
         <w:tblCellMar>
@@ -852,17 +862,14 @@
       </w:tblGrid>
       <w:tr>
         <w:tblPrEx>
-          <w:tblW w:w="8214" w:type="dxa"/>
-          <w:jc w:val="center"/>
           <w:tblBorders>
-            <w:top w:val="single" w:sz="2" w:space="0" w:color="000000"/>
-            <w:left w:val="single" w:sz="2" w:space="0" w:color="000000"/>
-            <w:bottom w:val="single" w:sz="2" w:space="0" w:color="000000"/>
-            <w:right w:val="single" w:sz="2" w:space="0" w:color="000000"/>
-            <w:insideH w:val="single" w:sz="2" w:space="0" w:color="000000"/>
-            <w:insideV w:val="single" w:sz="2" w:space="0" w:color="000000"/>
+            <w:top w:val="single" w:color="000000" w:sz="2" w:space="0"/>
+            <w:left w:val="single" w:color="000000" w:sz="2" w:space="0"/>
+            <w:bottom w:val="single" w:color="000000" w:sz="2" w:space="0"/>
+            <w:right w:val="single" w:color="000000" w:sz="2" w:space="0"/>
+            <w:insideH w:val="single" w:color="000000" w:sz="2" w:space="0"/>
+            <w:insideV w:val="single" w:color="000000" w:sz="2" w:space="0"/>
           </w:tblBorders>
-          <w:tblLayout w:type="fixed"/>
           <w:tblCellMar>
             <w:top w:w="0" w:type="dxa"/>
             <w:left w:w="0" w:type="dxa"/>
@@ -871,7 +878,7 @@
           </w:tblCellMar>
         </w:tblPrEx>
         <w:trPr>
-          <w:trHeight w:val="593"/>
+          <w:trHeight w:val="593" w:hRule="atLeast"/>
           <w:jc w:val="center"/>
         </w:trPr>
         <w:tc>
@@ -893,18 +900,18 @@
               <w:adjustRightInd w:val="0"/>
               <w:snapToGrid w:val="0"/>
               <w:spacing w:before="176" w:line="228" w:lineRule="auto"/>
-              <w:ind w:left="0" w:right="0" w:firstLine="0" w:leftChars="0" w:rightChars="0" w:firstLineChars="0"/>
+              <w:ind w:left="0" w:leftChars="0" w:right="0" w:rightChars="0" w:firstLine="0" w:firstLineChars="0"/>
               <w:jc w:val="center"/>
               <w:textAlignment w:val="baseline"/>
               <w:rPr>
-                <w:rFonts w:ascii="宋体" w:eastAsia="宋体" w:hAnsi="宋体" w:cs="宋体"/>
+                <w:rFonts w:ascii="宋体" w:hAnsi="宋体" w:eastAsia="宋体" w:cs="宋体"/>
                 <w:sz w:val="20"/>
                 <w:szCs w:val="20"/>
               </w:rPr>
             </w:pPr>
             <w:r>
               <w:rPr>
-                <w:rFonts w:ascii="宋体" w:hAnsi="宋体" w:cs="宋体" w:hint="eastAsia"/>
+                <w:rFonts w:hint="eastAsia" w:ascii="宋体" w:hAnsi="宋体" w:cs="宋体"/>
                 <w:spacing w:val="-14"/>
                 <w:sz w:val="20"/>
                 <w:szCs w:val="20"/>
@@ -914,7 +921,7 @@
             </w:r>
             <w:r>
               <w:rPr>
-                <w:rFonts w:ascii="宋体" w:eastAsia="宋体" w:hAnsi="宋体" w:cs="宋体"/>
+                <w:rFonts w:ascii="宋体" w:hAnsi="宋体" w:eastAsia="宋体" w:cs="宋体"/>
                 <w:spacing w:val="-14"/>
                 <w:sz w:val="20"/>
                 <w:szCs w:val="20"/>
@@ -942,18 +949,18 @@
               <w:adjustRightInd w:val="0"/>
               <w:snapToGrid w:val="0"/>
               <w:spacing w:before="175" w:line="227" w:lineRule="auto"/>
-              <w:ind w:left="0" w:right="0" w:firstLine="0" w:leftChars="0" w:rightChars="0" w:firstLineChars="0"/>
+              <w:ind w:left="0" w:leftChars="0" w:right="0" w:rightChars="0" w:firstLine="0" w:firstLineChars="0"/>
               <w:jc w:val="center"/>
               <w:textAlignment w:val="baseline"/>
               <w:rPr>
-                <w:rFonts w:ascii="宋体" w:eastAsia="宋体" w:hAnsi="宋体" w:cs="宋体"/>
+                <w:rFonts w:ascii="宋体" w:hAnsi="宋体" w:eastAsia="宋体" w:cs="宋体"/>
                 <w:sz w:val="20"/>
                 <w:szCs w:val="20"/>
               </w:rPr>
             </w:pPr>
             <w:r>
               <w:rPr>
-                <w:rFonts w:ascii="宋体" w:eastAsia="宋体" w:hAnsi="宋体" w:cs="宋体"/>
+                <w:rFonts w:ascii="宋体" w:hAnsi="宋体" w:eastAsia="宋体" w:cs="宋体"/>
                 <w:spacing w:val="4"/>
                 <w:sz w:val="20"/>
                 <w:szCs w:val="20"/>
@@ -981,18 +988,18 @@
               <w:adjustRightInd w:val="0"/>
               <w:snapToGrid w:val="0"/>
               <w:spacing w:before="175" w:line="228" w:lineRule="auto"/>
-              <w:ind w:left="0" w:right="0" w:firstLine="0" w:leftChars="0" w:rightChars="0" w:firstLineChars="0"/>
+              <w:ind w:left="0" w:leftChars="0" w:right="0" w:rightChars="0" w:firstLine="0" w:firstLineChars="0"/>
               <w:jc w:val="center"/>
               <w:textAlignment w:val="baseline"/>
               <w:rPr>
-                <w:rFonts w:ascii="宋体" w:eastAsia="宋体" w:hAnsi="宋体" w:cs="宋体"/>
+                <w:rFonts w:ascii="宋体" w:hAnsi="宋体" w:eastAsia="宋体" w:cs="宋体"/>
                 <w:sz w:val="20"/>
                 <w:szCs w:val="20"/>
               </w:rPr>
             </w:pPr>
             <w:r>
               <w:rPr>
-                <w:rFonts w:ascii="宋体" w:eastAsia="宋体" w:hAnsi="宋体" w:cs="宋体"/>
+                <w:rFonts w:ascii="宋体" w:hAnsi="宋体" w:eastAsia="宋体" w:cs="宋体"/>
                 <w:spacing w:val="7"/>
                 <w:sz w:val="20"/>
                 <w:szCs w:val="20"/>
@@ -1020,11 +1027,11 @@
               <w:adjustRightInd w:val="0"/>
               <w:snapToGrid w:val="0"/>
               <w:spacing w:before="175" w:line="228" w:lineRule="auto"/>
-              <w:ind w:left="0" w:right="0" w:firstLine="0" w:leftChars="0" w:rightChars="0" w:firstLineChars="0"/>
+              <w:ind w:left="0" w:leftChars="0" w:right="0" w:rightChars="0" w:firstLine="0" w:firstLineChars="0"/>
               <w:jc w:val="center"/>
               <w:textAlignment w:val="baseline"/>
               <w:rPr>
-                <w:rFonts w:ascii="宋体" w:eastAsia="宋体" w:hAnsi="宋体" w:cs="宋体" w:hint="eastAsia"/>
+                <w:rFonts w:hint="eastAsia" w:ascii="宋体" w:hAnsi="宋体" w:eastAsia="宋体" w:cs="宋体"/>
                 <w:spacing w:val="7"/>
                 <w:sz w:val="20"/>
                 <w:szCs w:val="20"/>
@@ -1033,7 +1040,7 @@
             </w:pPr>
             <w:r>
               <w:rPr>
-                <w:rFonts w:ascii="宋体" w:hAnsi="宋体" w:cs="宋体" w:hint="eastAsia"/>
+                <w:rFonts w:hint="eastAsia" w:ascii="宋体" w:hAnsi="宋体" w:cs="宋体"/>
                 <w:spacing w:val="7"/>
                 <w:sz w:val="20"/>
                 <w:szCs w:val="20"/>
@@ -1062,11 +1069,11 @@
               <w:adjustRightInd w:val="0"/>
               <w:snapToGrid w:val="0"/>
               <w:spacing w:before="175" w:line="228" w:lineRule="auto"/>
-              <w:ind w:left="0" w:right="0" w:firstLine="0" w:leftChars="0" w:rightChars="0" w:firstLineChars="0"/>
+              <w:ind w:left="0" w:leftChars="0" w:right="0" w:rightChars="0" w:firstLine="0" w:firstLineChars="0"/>
               <w:jc w:val="center"/>
               <w:textAlignment w:val="baseline"/>
               <w:rPr>
-                <w:rFonts w:ascii="宋体" w:hAnsi="宋体" w:cs="宋体" w:hint="default"/>
+                <w:rFonts w:hint="default" w:ascii="宋体" w:hAnsi="宋体" w:cs="宋体"/>
                 <w:spacing w:val="7"/>
                 <w:sz w:val="20"/>
                 <w:szCs w:val="20"/>
@@ -1075,7 +1082,7 @@
             </w:pPr>
             <w:r>
               <w:rPr>
-                <w:rFonts w:ascii="宋体" w:hAnsi="宋体" w:cs="宋体" w:hint="eastAsia"/>
+                <w:rFonts w:hint="eastAsia" w:ascii="宋体" w:hAnsi="宋体" w:cs="宋体"/>
                 <w:spacing w:val="7"/>
                 <w:sz w:val="20"/>
                 <w:szCs w:val="20"/>
@@ -1104,18 +1111,18 @@
               <w:adjustRightInd w:val="0"/>
               <w:snapToGrid w:val="0"/>
               <w:spacing w:before="176" w:line="229" w:lineRule="auto"/>
-              <w:ind w:left="0" w:right="0" w:firstLine="0" w:leftChars="0" w:rightChars="0" w:firstLineChars="0"/>
+              <w:ind w:left="0" w:leftChars="0" w:right="0" w:rightChars="0" w:firstLine="0" w:firstLineChars="0"/>
               <w:jc w:val="center"/>
               <w:textAlignment w:val="baseline"/>
               <w:rPr>
-                <w:rFonts w:ascii="宋体" w:eastAsia="宋体" w:hAnsi="宋体" w:cs="宋体"/>
+                <w:rFonts w:ascii="宋体" w:hAnsi="宋体" w:eastAsia="宋体" w:cs="宋体"/>
                 <w:sz w:val="20"/>
                 <w:szCs w:val="20"/>
               </w:rPr>
             </w:pPr>
             <w:r>
               <w:rPr>
-                <w:rFonts w:ascii="宋体" w:eastAsia="宋体" w:hAnsi="宋体" w:cs="宋体"/>
+                <w:rFonts w:ascii="宋体" w:hAnsi="宋体" w:eastAsia="宋体" w:cs="宋体"/>
                 <w:spacing w:val="7"/>
                 <w:sz w:val="20"/>
                 <w:szCs w:val="20"/>
@@ -1127,9 +1134,14 @@
       </w:tr>
       <w:tr>
         <w:tblPrEx>
-          <w:tblW w:w="8214" w:type="dxa"/>
-          <w:jc w:val="center"/>
-          <w:tblLayout w:type="fixed"/>
+          <w:tblBorders>
+            <w:top w:val="single" w:color="000000" w:sz="2" w:space="0"/>
+            <w:left w:val="single" w:color="000000" w:sz="2" w:space="0"/>
+            <w:bottom w:val="single" w:color="000000" w:sz="2" w:space="0"/>
+            <w:right w:val="single" w:color="000000" w:sz="2" w:space="0"/>
+            <w:insideH w:val="single" w:color="000000" w:sz="2" w:space="0"/>
+            <w:insideV w:val="single" w:color="000000" w:sz="2" w:space="0"/>
+          </w:tblBorders>
           <w:tblCellMar>
             <w:top w:w="0" w:type="dxa"/>
             <w:left w:w="0" w:type="dxa"/>
@@ -1138,7 +1150,7 @@
           </w:tblCellMar>
         </w:tblPrEx>
         <w:trPr>
-          <w:trHeight w:val="516"/>
+          <w:trHeight w:val="516" w:hRule="atLeast"/>
           <w:jc w:val="center"/>
         </w:trPr>
         <w:tc>
@@ -1160,11 +1172,11 @@
               <w:adjustRightInd w:val="0"/>
               <w:snapToGrid w:val="0"/>
               <w:spacing w:before="173" w:line="267" w:lineRule="exact"/>
-              <w:ind w:left="0" w:right="0" w:firstLine="0" w:leftChars="0" w:rightChars="0" w:firstLineChars="0"/>
+              <w:ind w:left="0" w:leftChars="0" w:right="0" w:rightChars="0" w:firstLine="0" w:firstLineChars="0"/>
               <w:jc w:val="center"/>
               <w:textAlignment w:val="baseline"/>
               <w:rPr>
-                <w:rFonts w:ascii="宋体" w:eastAsia="宋体" w:hAnsi="宋体" w:cs="宋体" w:hint="default"/>
+                <w:rFonts w:hint="default" w:ascii="宋体" w:hAnsi="宋体" w:eastAsia="宋体" w:cs="宋体"/>
                 <w:sz w:val="20"/>
                 <w:szCs w:val="20"/>
                 <w:lang w:val="en-US"/>
@@ -1172,7 +1184,7 @@
             </w:pPr>
             <w:r>
               <w:rPr>
-                <w:rFonts w:ascii="宋体" w:eastAsia="宋体" w:hAnsi="宋体" w:cs="宋体"/>
+                <w:rFonts w:ascii="宋体" w:hAnsi="宋体" w:eastAsia="宋体" w:cs="宋体"/>
                 <w:spacing w:val="3"/>
                 <w:position w:val="1"/>
                 <w:sz w:val="20"/>
@@ -1182,7 +1194,7 @@
             </w:r>
             <w:r>
               <w:rPr>
-                <w:rFonts w:ascii="宋体" w:hAnsi="宋体" w:cs="宋体" w:hint="eastAsia"/>
+                <w:rFonts w:hint="eastAsia" w:ascii="宋体" w:hAnsi="宋体" w:cs="宋体"/>
                 <w:spacing w:val="3"/>
                 <w:position w:val="1"/>
                 <w:sz w:val="20"/>
@@ -1193,7 +1205,7 @@
             </w:r>
             <w:r>
               <w:rPr>
-                <w:rFonts w:ascii="宋体" w:eastAsia="宋体" w:hAnsi="宋体" w:cs="宋体"/>
+                <w:rFonts w:ascii="宋体" w:hAnsi="宋体" w:eastAsia="宋体" w:cs="宋体"/>
                 <w:spacing w:val="3"/>
                 <w:position w:val="1"/>
                 <w:sz w:val="20"/>
@@ -1203,7 +1215,7 @@
             </w:r>
             <w:r>
               <w:rPr>
-                <w:rFonts w:ascii="宋体" w:hAnsi="宋体" w:cs="宋体" w:hint="eastAsia"/>
+                <w:rFonts w:hint="eastAsia" w:ascii="宋体" w:hAnsi="宋体" w:cs="宋体"/>
                 <w:spacing w:val="3"/>
                 <w:position w:val="1"/>
                 <w:sz w:val="20"/>
@@ -1233,18 +1245,18 @@
               <w:adjustRightInd w:val="0"/>
               <w:snapToGrid w:val="0"/>
               <w:spacing w:before="173" w:line="267" w:lineRule="exact"/>
-              <w:ind w:left="0" w:right="0" w:firstLine="0" w:leftChars="0" w:rightChars="0" w:firstLineChars="0"/>
+              <w:ind w:left="0" w:leftChars="0" w:right="0" w:rightChars="0" w:firstLine="0" w:firstLineChars="0"/>
               <w:jc w:val="center"/>
               <w:textAlignment w:val="baseline"/>
               <w:rPr>
-                <w:rFonts w:ascii="宋体" w:eastAsia="宋体" w:hAnsi="宋体" w:cs="宋体"/>
+                <w:rFonts w:ascii="宋体" w:hAnsi="宋体" w:eastAsia="宋体" w:cs="宋体"/>
                 <w:sz w:val="20"/>
                 <w:szCs w:val="20"/>
               </w:rPr>
             </w:pPr>
             <w:r>
               <w:rPr>
-                <w:rFonts w:ascii="宋体" w:eastAsia="宋体" w:hAnsi="宋体" w:cs="宋体"/>
+                <w:rFonts w:ascii="宋体" w:hAnsi="宋体" w:eastAsia="宋体" w:cs="宋体"/>
                 <w:spacing w:val="4"/>
                 <w:position w:val="1"/>
                 <w:sz w:val="20"/>
@@ -1273,18 +1285,18 @@
               <w:adjustRightInd w:val="0"/>
               <w:snapToGrid w:val="0"/>
               <w:spacing w:before="172" w:line="228" w:lineRule="auto"/>
-              <w:ind w:left="0" w:right="0" w:firstLine="0" w:leftChars="0" w:rightChars="0" w:firstLineChars="0"/>
+              <w:ind w:left="0" w:leftChars="0" w:right="0" w:rightChars="0" w:firstLine="0" w:firstLineChars="0"/>
               <w:jc w:val="center"/>
               <w:textAlignment w:val="baseline"/>
               <w:rPr>
-                <w:rFonts w:ascii="宋体" w:eastAsia="宋体" w:hAnsi="宋体" w:cs="宋体"/>
+                <w:rFonts w:ascii="宋体" w:hAnsi="宋体" w:eastAsia="宋体" w:cs="宋体"/>
                 <w:sz w:val="20"/>
                 <w:szCs w:val="20"/>
               </w:rPr>
             </w:pPr>
             <w:r>
               <w:rPr>
-                <w:rFonts w:ascii="宋体" w:eastAsia="宋体" w:hAnsi="宋体" w:cs="宋体"/>
+                <w:rFonts w:ascii="宋体" w:hAnsi="宋体" w:eastAsia="宋体" w:cs="宋体"/>
                 <w:spacing w:val="200"/>
                 <w:kern w:val="0"/>
                 <w:sz w:val="20"/>
@@ -1294,7 +1306,7 @@
             </w:r>
             <w:r>
               <w:rPr>
-                <w:rFonts w:ascii="宋体" w:eastAsia="宋体" w:hAnsi="宋体" w:cs="宋体"/>
+                <w:rFonts w:ascii="宋体" w:hAnsi="宋体" w:eastAsia="宋体" w:cs="宋体"/>
                 <w:spacing w:val="0"/>
                 <w:kern w:val="0"/>
                 <w:sz w:val="20"/>
@@ -1323,11 +1335,11 @@
               <w:adjustRightInd w:val="0"/>
               <w:snapToGrid w:val="0"/>
               <w:spacing w:before="173" w:line="229" w:lineRule="auto"/>
-              <w:ind w:left="0" w:right="0" w:firstLine="0" w:leftChars="0" w:rightChars="0" w:firstLineChars="0"/>
+              <w:ind w:left="0" w:leftChars="0" w:right="0" w:rightChars="0" w:firstLine="0" w:firstLineChars="0"/>
               <w:jc w:val="center"/>
               <w:textAlignment w:val="baseline"/>
               <w:rPr>
-                <w:rFonts w:ascii="宋体" w:eastAsia="宋体" w:hAnsi="宋体" w:cs="宋体"/>
+                <w:rFonts w:ascii="宋体" w:hAnsi="宋体" w:eastAsia="宋体" w:cs="宋体"/>
                 <w:spacing w:val="200"/>
                 <w:kern w:val="0"/>
                 <w:sz w:val="20"/>
@@ -1336,7 +1348,7 @@
             </w:pPr>
             <w:r>
               <w:rPr>
-                <w:rFonts w:asciiTheme="minorAscii" w:eastAsiaTheme="minorEastAsia" w:hAnsiTheme="minorAscii" w:hint="eastAsia"/>
+                <w:rFonts w:hint="eastAsia" w:asciiTheme="minorAscii" w:hAnsiTheme="minorAscii" w:eastAsiaTheme="minorEastAsia"/>
                 <w:spacing w:val="0"/>
                 <w:kern w:val="0"/>
                 <w:sz w:val="21"/>
@@ -1366,11 +1378,11 @@
               <w:adjustRightInd w:val="0"/>
               <w:snapToGrid w:val="0"/>
               <w:spacing w:before="172" w:line="228" w:lineRule="auto"/>
-              <w:ind w:left="0" w:right="0" w:firstLine="0" w:leftChars="0" w:rightChars="0" w:firstLineChars="0"/>
+              <w:ind w:left="0" w:leftChars="0" w:right="0" w:rightChars="0" w:firstLine="0" w:firstLineChars="0"/>
               <w:jc w:val="center"/>
               <w:textAlignment w:val="baseline"/>
               <w:rPr>
-                <w:rFonts w:ascii="宋体" w:eastAsia="宋体" w:hAnsi="宋体" w:cs="宋体"/>
+                <w:rFonts w:ascii="宋体" w:hAnsi="宋体" w:eastAsia="宋体" w:cs="宋体"/>
                 <w:spacing w:val="200"/>
                 <w:kern w:val="0"/>
                 <w:sz w:val="20"/>
@@ -1379,7 +1391,7 @@
             </w:pPr>
             <w:r>
               <w:rPr>
-                <w:rFonts w:ascii="宋体" w:eastAsia="宋体" w:hAnsi="宋体" w:cs="宋体" w:hint="eastAsia"/>
+                <w:rFonts w:hint="eastAsia" w:ascii="宋体" w:hAnsi="宋体" w:eastAsia="宋体" w:cs="宋体"/>
                 <w:spacing w:val="200"/>
                 <w:kern w:val="0"/>
                 <w:sz w:val="20"/>
@@ -1389,7 +1401,7 @@
             </w:r>
             <w:r>
               <w:rPr>
-                <w:rFonts w:asciiTheme="minorAscii" w:eastAsiaTheme="minorEastAsia" w:hAnsiTheme="minorAscii" w:hint="eastAsia"/>
+                <w:rFonts w:hint="eastAsia" w:asciiTheme="minorAscii" w:hAnsiTheme="minorAscii" w:eastAsiaTheme="minorEastAsia"/>
                 <w:spacing w:val="0"/>
                 <w:kern w:val="0"/>
                 <w:sz w:val="21"/>
@@ -1419,18 +1431,18 @@
               <w:adjustRightInd w:val="0"/>
               <w:snapToGrid w:val="0"/>
               <w:spacing w:before="173" w:line="229" w:lineRule="auto"/>
-              <w:ind w:left="0" w:right="0" w:firstLine="0" w:leftChars="0" w:rightChars="0" w:firstLineChars="0"/>
+              <w:ind w:left="0" w:leftChars="0" w:right="0" w:rightChars="0" w:firstLine="0" w:firstLineChars="0"/>
               <w:jc w:val="center"/>
               <w:textAlignment w:val="baseline"/>
               <w:rPr>
-                <w:rFonts w:ascii="宋体" w:eastAsia="宋体" w:hAnsi="宋体" w:cs="宋体"/>
+                <w:rFonts w:ascii="宋体" w:hAnsi="宋体" w:eastAsia="宋体" w:cs="宋体"/>
                 <w:sz w:val="20"/>
                 <w:szCs w:val="20"/>
               </w:rPr>
             </w:pPr>
             <w:r>
               <w:rPr>
-                <w:rFonts w:asciiTheme="minorAscii" w:eastAsiaTheme="minorEastAsia" w:hAnsiTheme="minorAscii" w:hint="eastAsia"/>
+                <w:rFonts w:hint="eastAsia" w:asciiTheme="minorAscii" w:hAnsiTheme="minorAscii" w:eastAsiaTheme="minorEastAsia"/>
                 <w:spacing w:val="0"/>
                 <w:kern w:val="0"/>
                 <w:sz w:val="21"/>
@@ -1444,9 +1456,14 @@
       </w:tr>
       <w:tr>
         <w:tblPrEx>
-          <w:tblW w:w="8214" w:type="dxa"/>
-          <w:jc w:val="center"/>
-          <w:tblLayout w:type="fixed"/>
+          <w:tblBorders>
+            <w:top w:val="single" w:color="000000" w:sz="2" w:space="0"/>
+            <w:left w:val="single" w:color="000000" w:sz="2" w:space="0"/>
+            <w:bottom w:val="single" w:color="000000" w:sz="2" w:space="0"/>
+            <w:right w:val="single" w:color="000000" w:sz="2" w:space="0"/>
+            <w:insideH w:val="single" w:color="000000" w:sz="2" w:space="0"/>
+            <w:insideV w:val="single" w:color="000000" w:sz="2" w:space="0"/>
+          </w:tblBorders>
           <w:tblCellMar>
             <w:top w:w="0" w:type="dxa"/>
             <w:left w:w="0" w:type="dxa"/>
@@ -1455,7 +1472,7 @@
           </w:tblCellMar>
         </w:tblPrEx>
         <w:trPr>
-          <w:trHeight w:val="556"/>
+          <w:trHeight w:val="556" w:hRule="atLeast"/>
           <w:jc w:val="center"/>
         </w:trPr>
         <w:tc>
@@ -1464,7 +1481,7 @@
           </w:tcPr>
           <w:p>
             <w:pPr>
-              <w:pStyle w:val="TableText"/>
+              <w:pStyle w:val="27"/>
               <w:keepNext w:val="0"/>
               <w:keepLines w:val="0"/>
               <w:pageBreakBefore w:val="0"/>
@@ -1477,7 +1494,7 @@
               <w:bidi w:val="0"/>
               <w:adjustRightInd w:val="0"/>
               <w:snapToGrid w:val="0"/>
-              <w:ind w:left="0" w:right="0" w:firstLine="0" w:leftChars="0" w:rightChars="0" w:firstLineChars="0"/>
+              <w:ind w:left="0" w:leftChars="0" w:right="0" w:rightChars="0" w:firstLine="0" w:firstLineChars="0"/>
               <w:jc w:val="center"/>
               <w:textAlignment w:val="baseline"/>
             </w:pPr>
@@ -1489,7 +1506,7 @@
           </w:tcPr>
           <w:p>
             <w:pPr>
-              <w:pStyle w:val="TableText"/>
+              <w:pStyle w:val="27"/>
               <w:keepNext w:val="0"/>
               <w:keepLines w:val="0"/>
               <w:pageBreakBefore w:val="0"/>
@@ -1502,7 +1519,7 @@
               <w:bidi w:val="0"/>
               <w:adjustRightInd w:val="0"/>
               <w:snapToGrid w:val="0"/>
-              <w:ind w:left="0" w:right="0" w:firstLine="0" w:leftChars="0" w:rightChars="0" w:firstLineChars="0"/>
+              <w:ind w:left="0" w:leftChars="0" w:right="0" w:rightChars="0" w:firstLine="0" w:firstLineChars="0"/>
               <w:jc w:val="center"/>
               <w:textAlignment w:val="baseline"/>
             </w:pPr>
@@ -1514,7 +1531,7 @@
           </w:tcPr>
           <w:p>
             <w:pPr>
-              <w:pStyle w:val="TableText"/>
+              <w:pStyle w:val="27"/>
               <w:keepNext w:val="0"/>
               <w:keepLines w:val="0"/>
               <w:pageBreakBefore w:val="0"/>
@@ -1527,7 +1544,7 @@
               <w:bidi w:val="0"/>
               <w:adjustRightInd w:val="0"/>
               <w:snapToGrid w:val="0"/>
-              <w:ind w:left="0" w:right="0" w:firstLine="0" w:leftChars="0" w:rightChars="0" w:firstLineChars="0"/>
+              <w:ind w:left="0" w:leftChars="0" w:right="0" w:rightChars="0" w:firstLine="0" w:firstLineChars="0"/>
               <w:jc w:val="center"/>
               <w:textAlignment w:val="baseline"/>
             </w:pPr>
@@ -1539,7 +1556,7 @@
           </w:tcPr>
           <w:p>
             <w:pPr>
-              <w:pStyle w:val="TableText"/>
+              <w:pStyle w:val="27"/>
               <w:keepNext w:val="0"/>
               <w:keepLines w:val="0"/>
               <w:pageBreakBefore w:val="0"/>
@@ -1552,7 +1569,7 @@
               <w:bidi w:val="0"/>
               <w:adjustRightInd w:val="0"/>
               <w:snapToGrid w:val="0"/>
-              <w:ind w:left="0" w:right="0" w:firstLine="0" w:leftChars="0" w:rightChars="0" w:firstLineChars="0"/>
+              <w:ind w:left="0" w:leftChars="0" w:right="0" w:rightChars="0" w:firstLine="0" w:firstLineChars="0"/>
               <w:jc w:val="center"/>
               <w:textAlignment w:val="baseline"/>
             </w:pPr>
@@ -1564,7 +1581,7 @@
           </w:tcPr>
           <w:p>
             <w:pPr>
-              <w:pStyle w:val="TableText"/>
+              <w:pStyle w:val="27"/>
               <w:keepNext w:val="0"/>
               <w:keepLines w:val="0"/>
               <w:pageBreakBefore w:val="0"/>
@@ -1577,7 +1594,7 @@
               <w:bidi w:val="0"/>
               <w:adjustRightInd w:val="0"/>
               <w:snapToGrid w:val="0"/>
-              <w:ind w:left="0" w:right="0" w:firstLine="0" w:leftChars="0" w:rightChars="0" w:firstLineChars="0"/>
+              <w:ind w:left="0" w:leftChars="0" w:right="0" w:rightChars="0" w:firstLine="0" w:firstLineChars="0"/>
               <w:jc w:val="center"/>
               <w:textAlignment w:val="baseline"/>
             </w:pPr>
@@ -1589,7 +1606,7 @@
           </w:tcPr>
           <w:p>
             <w:pPr>
-              <w:pStyle w:val="TableText"/>
+              <w:pStyle w:val="27"/>
               <w:keepNext w:val="0"/>
               <w:keepLines w:val="0"/>
               <w:pageBreakBefore w:val="0"/>
@@ -1602,7 +1619,7 @@
               <w:bidi w:val="0"/>
               <w:adjustRightInd w:val="0"/>
               <w:snapToGrid w:val="0"/>
-              <w:ind w:left="0" w:right="0" w:firstLine="0" w:leftChars="0" w:rightChars="0" w:firstLineChars="0"/>
+              <w:ind w:left="0" w:leftChars="0" w:right="0" w:rightChars="0" w:firstLine="0" w:firstLineChars="0"/>
               <w:jc w:val="center"/>
               <w:textAlignment w:val="baseline"/>
             </w:pPr>
@@ -1611,9 +1628,14 @@
       </w:tr>
       <w:tr>
         <w:tblPrEx>
-          <w:tblW w:w="8214" w:type="dxa"/>
-          <w:jc w:val="center"/>
-          <w:tblLayout w:type="fixed"/>
+          <w:tblBorders>
+            <w:top w:val="single" w:color="000000" w:sz="2" w:space="0"/>
+            <w:left w:val="single" w:color="000000" w:sz="2" w:space="0"/>
+            <w:bottom w:val="single" w:color="000000" w:sz="2" w:space="0"/>
+            <w:right w:val="single" w:color="000000" w:sz="2" w:space="0"/>
+            <w:insideH w:val="single" w:color="000000" w:sz="2" w:space="0"/>
+            <w:insideV w:val="single" w:color="000000" w:sz="2" w:space="0"/>
+          </w:tblBorders>
           <w:tblCellMar>
             <w:top w:w="0" w:type="dxa"/>
             <w:left w:w="0" w:type="dxa"/>
@@ -1622,7 +1644,7 @@
           </w:tblCellMar>
         </w:tblPrEx>
         <w:trPr>
-          <w:trHeight w:val="556"/>
+          <w:trHeight w:val="556" w:hRule="atLeast"/>
           <w:jc w:val="center"/>
         </w:trPr>
         <w:tc>
@@ -1631,7 +1653,7 @@
           </w:tcPr>
           <w:p>
             <w:pPr>
-              <w:pStyle w:val="TableText"/>
+              <w:pStyle w:val="27"/>
               <w:keepNext w:val="0"/>
               <w:keepLines w:val="0"/>
               <w:pageBreakBefore w:val="0"/>
@@ -1644,7 +1666,7 @@
               <w:bidi w:val="0"/>
               <w:adjustRightInd w:val="0"/>
               <w:snapToGrid w:val="0"/>
-              <w:ind w:left="0" w:right="0" w:firstLine="0" w:leftChars="0" w:rightChars="0" w:firstLineChars="0"/>
+              <w:ind w:left="0" w:leftChars="0" w:right="0" w:rightChars="0" w:firstLine="0" w:firstLineChars="0"/>
               <w:jc w:val="center"/>
               <w:textAlignment w:val="baseline"/>
             </w:pPr>
@@ -1656,7 +1678,7 @@
           </w:tcPr>
           <w:p>
             <w:pPr>
-              <w:pStyle w:val="TableText"/>
+              <w:pStyle w:val="27"/>
               <w:keepNext w:val="0"/>
               <w:keepLines w:val="0"/>
               <w:pageBreakBefore w:val="0"/>
@@ -1669,7 +1691,7 @@
               <w:bidi w:val="0"/>
               <w:adjustRightInd w:val="0"/>
               <w:snapToGrid w:val="0"/>
-              <w:ind w:left="0" w:right="0" w:firstLine="0" w:leftChars="0" w:rightChars="0" w:firstLineChars="0"/>
+              <w:ind w:left="0" w:leftChars="0" w:right="0" w:rightChars="0" w:firstLine="0" w:firstLineChars="0"/>
               <w:jc w:val="center"/>
               <w:textAlignment w:val="baseline"/>
             </w:pPr>
@@ -1681,7 +1703,7 @@
           </w:tcPr>
           <w:p>
             <w:pPr>
-              <w:pStyle w:val="TableText"/>
+              <w:pStyle w:val="27"/>
               <w:keepNext w:val="0"/>
               <w:keepLines w:val="0"/>
               <w:pageBreakBefore w:val="0"/>
@@ -1694,7 +1716,7 @@
               <w:bidi w:val="0"/>
               <w:adjustRightInd w:val="0"/>
               <w:snapToGrid w:val="0"/>
-              <w:ind w:left="0" w:right="0" w:firstLine="0" w:leftChars="0" w:rightChars="0" w:firstLineChars="0"/>
+              <w:ind w:left="0" w:leftChars="0" w:right="0" w:rightChars="0" w:firstLine="0" w:firstLineChars="0"/>
               <w:jc w:val="center"/>
               <w:textAlignment w:val="baseline"/>
             </w:pPr>
@@ -1706,7 +1728,7 @@
           </w:tcPr>
           <w:p>
             <w:pPr>
-              <w:pStyle w:val="TableText"/>
+              <w:pStyle w:val="27"/>
               <w:keepNext w:val="0"/>
               <w:keepLines w:val="0"/>
               <w:pageBreakBefore w:val="0"/>
@@ -1719,7 +1741,7 @@
               <w:bidi w:val="0"/>
               <w:adjustRightInd w:val="0"/>
               <w:snapToGrid w:val="0"/>
-              <w:ind w:left="0" w:right="0" w:firstLine="0" w:leftChars="0" w:rightChars="0" w:firstLineChars="0"/>
+              <w:ind w:left="0" w:leftChars="0" w:right="0" w:rightChars="0" w:firstLine="0" w:firstLineChars="0"/>
               <w:jc w:val="center"/>
               <w:textAlignment w:val="baseline"/>
             </w:pPr>
@@ -1731,7 +1753,7 @@
           </w:tcPr>
           <w:p>
             <w:pPr>
-              <w:pStyle w:val="TableText"/>
+              <w:pStyle w:val="27"/>
               <w:keepNext w:val="0"/>
               <w:keepLines w:val="0"/>
               <w:pageBreakBefore w:val="0"/>
@@ -1744,7 +1766,7 @@
               <w:bidi w:val="0"/>
               <w:adjustRightInd w:val="0"/>
               <w:snapToGrid w:val="0"/>
-              <w:ind w:left="0" w:right="0" w:firstLine="0" w:leftChars="0" w:rightChars="0" w:firstLineChars="0"/>
+              <w:ind w:left="0" w:leftChars="0" w:right="0" w:rightChars="0" w:firstLine="0" w:firstLineChars="0"/>
               <w:jc w:val="center"/>
               <w:textAlignment w:val="baseline"/>
             </w:pPr>
@@ -1756,7 +1778,7 @@
           </w:tcPr>
           <w:p>
             <w:pPr>
-              <w:pStyle w:val="TableText"/>
+              <w:pStyle w:val="27"/>
               <w:keepNext w:val="0"/>
               <w:keepLines w:val="0"/>
               <w:pageBreakBefore w:val="0"/>
@@ -1769,7 +1791,7 @@
               <w:bidi w:val="0"/>
               <w:adjustRightInd w:val="0"/>
               <w:snapToGrid w:val="0"/>
-              <w:ind w:left="0" w:right="0" w:firstLine="0" w:leftChars="0" w:rightChars="0" w:firstLineChars="0"/>
+              <w:ind w:left="0" w:leftChars="0" w:right="0" w:rightChars="0" w:firstLine="0" w:firstLineChars="0"/>
               <w:jc w:val="center"/>
               <w:textAlignment w:val="baseline"/>
             </w:pPr>
@@ -1778,9 +1800,14 @@
       </w:tr>
       <w:tr>
         <w:tblPrEx>
-          <w:tblW w:w="8214" w:type="dxa"/>
-          <w:jc w:val="center"/>
-          <w:tblLayout w:type="fixed"/>
+          <w:tblBorders>
+            <w:top w:val="single" w:color="000000" w:sz="2" w:space="0"/>
+            <w:left w:val="single" w:color="000000" w:sz="2" w:space="0"/>
+            <w:bottom w:val="single" w:color="000000" w:sz="2" w:space="0"/>
+            <w:right w:val="single" w:color="000000" w:sz="2" w:space="0"/>
+            <w:insideH w:val="single" w:color="000000" w:sz="2" w:space="0"/>
+            <w:insideV w:val="single" w:color="000000" w:sz="2" w:space="0"/>
+          </w:tblBorders>
           <w:tblCellMar>
             <w:top w:w="0" w:type="dxa"/>
             <w:left w:w="0" w:type="dxa"/>
@@ -1789,7 +1816,7 @@
           </w:tblCellMar>
         </w:tblPrEx>
         <w:trPr>
-          <w:trHeight w:val="557"/>
+          <w:trHeight w:val="557" w:hRule="atLeast"/>
           <w:jc w:val="center"/>
         </w:trPr>
         <w:tc>
@@ -1798,7 +1825,7 @@
           </w:tcPr>
           <w:p>
             <w:pPr>
-              <w:pStyle w:val="TableText"/>
+              <w:pStyle w:val="27"/>
               <w:keepNext w:val="0"/>
               <w:keepLines w:val="0"/>
               <w:pageBreakBefore w:val="0"/>
@@ -1811,7 +1838,7 @@
               <w:bidi w:val="0"/>
               <w:adjustRightInd w:val="0"/>
               <w:snapToGrid w:val="0"/>
-              <w:ind w:left="0" w:right="0" w:firstLine="0" w:leftChars="0" w:rightChars="0" w:firstLineChars="0"/>
+              <w:ind w:left="0" w:leftChars="0" w:right="0" w:rightChars="0" w:firstLine="0" w:firstLineChars="0"/>
               <w:jc w:val="center"/>
               <w:textAlignment w:val="baseline"/>
             </w:pPr>
@@ -1823,7 +1850,7 @@
           </w:tcPr>
           <w:p>
             <w:pPr>
-              <w:pStyle w:val="TableText"/>
+              <w:pStyle w:val="27"/>
               <w:keepNext w:val="0"/>
               <w:keepLines w:val="0"/>
               <w:pageBreakBefore w:val="0"/>
@@ -1836,7 +1863,7 @@
               <w:bidi w:val="0"/>
               <w:adjustRightInd w:val="0"/>
               <w:snapToGrid w:val="0"/>
-              <w:ind w:left="0" w:right="0" w:firstLine="0" w:leftChars="0" w:rightChars="0" w:firstLineChars="0"/>
+              <w:ind w:left="0" w:leftChars="0" w:right="0" w:rightChars="0" w:firstLine="0" w:firstLineChars="0"/>
               <w:jc w:val="center"/>
               <w:textAlignment w:val="baseline"/>
             </w:pPr>
@@ -1848,7 +1875,7 @@
           </w:tcPr>
           <w:p>
             <w:pPr>
-              <w:pStyle w:val="TableText"/>
+              <w:pStyle w:val="27"/>
               <w:keepNext w:val="0"/>
               <w:keepLines w:val="0"/>
               <w:pageBreakBefore w:val="0"/>
@@ -1861,7 +1888,7 @@
               <w:bidi w:val="0"/>
               <w:adjustRightInd w:val="0"/>
               <w:snapToGrid w:val="0"/>
-              <w:ind w:left="0" w:right="0" w:firstLine="0" w:leftChars="0" w:rightChars="0" w:firstLineChars="0"/>
+              <w:ind w:left="0" w:leftChars="0" w:right="0" w:rightChars="0" w:firstLine="0" w:firstLineChars="0"/>
               <w:jc w:val="center"/>
               <w:textAlignment w:val="baseline"/>
             </w:pPr>
@@ -1873,7 +1900,7 @@
           </w:tcPr>
           <w:p>
             <w:pPr>
-              <w:pStyle w:val="TableText"/>
+              <w:pStyle w:val="27"/>
               <w:keepNext w:val="0"/>
               <w:keepLines w:val="0"/>
               <w:pageBreakBefore w:val="0"/>
@@ -1886,7 +1913,7 @@
               <w:bidi w:val="0"/>
               <w:adjustRightInd w:val="0"/>
               <w:snapToGrid w:val="0"/>
-              <w:ind w:left="0" w:right="0" w:firstLine="0" w:leftChars="0" w:rightChars="0" w:firstLineChars="0"/>
+              <w:ind w:left="0" w:leftChars="0" w:right="0" w:rightChars="0" w:firstLine="0" w:firstLineChars="0"/>
               <w:jc w:val="center"/>
               <w:textAlignment w:val="baseline"/>
             </w:pPr>
@@ -1898,7 +1925,7 @@
           </w:tcPr>
           <w:p>
             <w:pPr>
-              <w:pStyle w:val="TableText"/>
+              <w:pStyle w:val="27"/>
               <w:keepNext w:val="0"/>
               <w:keepLines w:val="0"/>
               <w:pageBreakBefore w:val="0"/>
@@ -1911,7 +1938,7 @@
               <w:bidi w:val="0"/>
               <w:adjustRightInd w:val="0"/>
               <w:snapToGrid w:val="0"/>
-              <w:ind w:left="0" w:right="0" w:firstLine="0" w:leftChars="0" w:rightChars="0" w:firstLineChars="0"/>
+              <w:ind w:left="0" w:leftChars="0" w:right="0" w:rightChars="0" w:firstLine="0" w:firstLineChars="0"/>
               <w:jc w:val="center"/>
               <w:textAlignment w:val="baseline"/>
             </w:pPr>
@@ -1923,7 +1950,7 @@
           </w:tcPr>
           <w:p>
             <w:pPr>
-              <w:pStyle w:val="TableText"/>
+              <w:pStyle w:val="27"/>
               <w:keepNext w:val="0"/>
               <w:keepLines w:val="0"/>
               <w:pageBreakBefore w:val="0"/>
@@ -1936,7 +1963,7 @@
               <w:bidi w:val="0"/>
               <w:adjustRightInd w:val="0"/>
               <w:snapToGrid w:val="0"/>
-              <w:ind w:left="0" w:right="0" w:firstLine="0" w:leftChars="0" w:rightChars="0" w:firstLineChars="0"/>
+              <w:ind w:left="0" w:leftChars="0" w:right="0" w:rightChars="0" w:firstLine="0" w:firstLineChars="0"/>
               <w:jc w:val="center"/>
               <w:textAlignment w:val="baseline"/>
             </w:pPr>
@@ -1968,7 +1995,7 @@
     <w:sdt>
       <w:sdtPr>
         <w:rPr>
-          <w:rFonts w:ascii="宋体" w:eastAsia="宋体" w:hAnsi="宋体" w:cs="宋体" w:hint="eastAsia"/>
+          <w:rFonts w:hint="eastAsia" w:ascii="宋体" w:hAnsi="宋体" w:eastAsia="宋体" w:cs="宋体"/>
           <w:snapToGrid w:val="0"/>
           <w:color w:val="000000"/>
           <w:kern w:val="0"/>
@@ -1984,7 +2011,7 @@
       </w:sdtPr>
       <w:sdtEndPr>
         <w:rPr>
-          <w:rFonts w:ascii="宋体" w:eastAsia="宋体" w:hAnsi="宋体" w:cs="宋体" w:hint="eastAsia"/>
+          <w:rFonts w:hint="eastAsia" w:ascii="宋体" w:hAnsi="宋体" w:eastAsia="宋体" w:cs="宋体"/>
           <w:snapToGrid w:val="0"/>
           <w:color w:val="000000"/>
           <w:kern w:val="0"/>
@@ -2010,18 +2037,18 @@
             <w:adjustRightInd w:val="0"/>
             <w:snapToGrid w:val="0"/>
             <w:spacing w:before="0" w:beforeLines="0" w:after="0" w:afterLines="0" w:line="312" w:lineRule="auto"/>
-            <w:ind w:left="0" w:right="0" w:firstLine="0" w:leftChars="0" w:rightChars="0" w:firstLineChars="0"/>
+            <w:ind w:left="0" w:leftChars="0" w:right="0" w:rightChars="0" w:firstLine="0" w:firstLineChars="0"/>
             <w:jc w:val="center"/>
             <w:textAlignment w:val="baseline"/>
             <w:rPr>
-              <w:rFonts w:ascii="宋体" w:eastAsia="宋体" w:hAnsi="宋体" w:cs="宋体" w:hint="eastAsia"/>
+              <w:rFonts w:hint="eastAsia" w:ascii="宋体" w:hAnsi="宋体" w:eastAsia="宋体" w:cs="宋体"/>
               <w:sz w:val="24"/>
               <w:szCs w:val="24"/>
             </w:rPr>
           </w:pPr>
           <w:r>
             <w:rPr>
-              <w:rFonts w:ascii="宋体" w:eastAsia="宋体" w:hAnsi="宋体" w:cs="宋体" w:hint="eastAsia"/>
+              <w:rFonts w:hint="eastAsia" w:ascii="宋体" w:hAnsi="宋体" w:eastAsia="宋体" w:cs="宋体"/>
               <w:sz w:val="24"/>
               <w:szCs w:val="24"/>
             </w:rPr>
@@ -2030,16 +2057,16 @@
         </w:p>
         <w:p>
           <w:pPr>
-            <w:pStyle w:val="TOC1"/>
+            <w:pStyle w:val="16"/>
             <w:tabs>
               <w:tab w:val="right" w:leader="dot" w:pos="8306"/>
             </w:tabs>
           </w:pPr>
-          <w:bookmarkStart w:id="2" w:name="_GoBack"/>
-          <w:bookmarkEnd w:id="2"/>
-          <w:r>
-            <w:rPr>
-              <w:rFonts w:ascii="宋体" w:eastAsia="宋体" w:hAnsi="宋体" w:cs="宋体" w:hint="eastAsia"/>
+          <w:bookmarkStart w:id="27" w:name="_GoBack"/>
+          <w:bookmarkEnd w:id="27"/>
+          <w:r>
+            <w:rPr>
+              <w:rFonts w:hint="eastAsia" w:ascii="宋体" w:hAnsi="宋体" w:eastAsia="宋体" w:cs="宋体"/>
               <w:sz w:val="24"/>
               <w:szCs w:val="24"/>
             </w:rPr>
@@ -2047,7 +2074,7 @@
           </w:r>
           <w:r>
             <w:rPr>
-              <w:rFonts w:ascii="宋体" w:eastAsia="宋体" w:hAnsi="宋体" w:cs="宋体" w:hint="eastAsia"/>
+              <w:rFonts w:hint="eastAsia" w:ascii="宋体" w:hAnsi="宋体" w:eastAsia="宋体" w:cs="宋体"/>
               <w:sz w:val="24"/>
               <w:szCs w:val="24"/>
             </w:rPr>
@@ -2055,7 +2082,7 @@
           </w:r>
           <w:r>
             <w:rPr>
-              <w:rFonts w:ascii="宋体" w:eastAsia="宋体" w:hAnsi="宋体" w:cs="宋体" w:hint="eastAsia"/>
+              <w:rFonts w:hint="eastAsia" w:ascii="宋体" w:hAnsi="宋体" w:eastAsia="宋体" w:cs="宋体"/>
               <w:sz w:val="24"/>
               <w:szCs w:val="24"/>
             </w:rPr>
@@ -2063,21 +2090,21 @@
           </w:r>
           <w:r>
             <w:rPr>
-              <w:rFonts w:ascii="宋体" w:eastAsia="宋体" w:hAnsi="宋体" w:cs="宋体" w:hint="eastAsia"/>
+              <w:rFonts w:hint="eastAsia" w:ascii="宋体" w:hAnsi="宋体" w:eastAsia="宋体" w:cs="宋体"/>
               <w:szCs w:val="24"/>
             </w:rPr>
             <w:fldChar w:fldCharType="begin"/>
           </w:r>
           <w:r>
             <w:rPr>
-              <w:rFonts w:ascii="宋体" w:eastAsia="宋体" w:hAnsi="宋体" w:cs="宋体" w:hint="eastAsia"/>
-              <w:szCs w:val="24"/>
-            </w:rPr>
-            <w:instrText xml:space="preserve"> HYPERLINK \l _Toc9011 </w:instrText>
-          </w:r>
-          <w:r>
-            <w:rPr>
-              <w:rFonts w:ascii="宋体" w:eastAsia="宋体" w:hAnsi="宋体" w:cs="宋体" w:hint="eastAsia"/>
+              <w:rFonts w:hint="eastAsia" w:ascii="宋体" w:hAnsi="宋体" w:eastAsia="宋体" w:cs="宋体"/>
+              <w:szCs w:val="24"/>
+            </w:rPr>
+            <w:instrText xml:space="preserve"> HYPERLINK \l _Toc11026 </w:instrText>
+          </w:r>
+          <w:r>
+            <w:rPr>
+              <w:rFonts w:hint="eastAsia" w:ascii="宋体" w:hAnsi="宋体" w:eastAsia="宋体" w:cs="宋体"/>
               <w:szCs w:val="24"/>
             </w:rPr>
             <w:fldChar w:fldCharType="separate"/>
@@ -2096,7 +2123,7 @@
             <w:fldChar w:fldCharType="begin"/>
           </w:r>
           <w:r>
-            <w:instrText xml:space="preserve"> PAGEREF _Toc9011 \h </w:instrText>
+            <w:instrText xml:space="preserve"> PAGEREF _Toc11026 \h </w:instrText>
           </w:r>
           <w:r>
             <w:fldChar w:fldCharType="separate"/>
@@ -2109,7 +2136,7 @@
           </w:r>
           <w:r>
             <w:rPr>
-              <w:rFonts w:ascii="宋体" w:eastAsia="宋体" w:hAnsi="宋体" w:cs="宋体" w:hint="eastAsia"/>
+              <w:rFonts w:hint="eastAsia" w:ascii="宋体" w:hAnsi="宋体" w:eastAsia="宋体" w:cs="宋体"/>
               <w:szCs w:val="24"/>
             </w:rPr>
             <w:fldChar w:fldCharType="end"/>
@@ -2117,28 +2144,28 @@
         </w:p>
         <w:p>
           <w:pPr>
-            <w:pStyle w:val="TOC1"/>
+            <w:pStyle w:val="16"/>
             <w:tabs>
               <w:tab w:val="right" w:leader="dot" w:pos="8306"/>
             </w:tabs>
           </w:pPr>
           <w:r>
             <w:rPr>
-              <w:rFonts w:ascii="宋体" w:eastAsia="宋体" w:hAnsi="宋体" w:cs="宋体" w:hint="eastAsia"/>
+              <w:rFonts w:hint="eastAsia" w:ascii="宋体" w:hAnsi="宋体" w:eastAsia="宋体" w:cs="宋体"/>
               <w:szCs w:val="24"/>
             </w:rPr>
             <w:fldChar w:fldCharType="begin"/>
           </w:r>
           <w:r>
             <w:rPr>
-              <w:rFonts w:ascii="宋体" w:eastAsia="宋体" w:hAnsi="宋体" w:cs="宋体" w:hint="eastAsia"/>
-              <w:szCs w:val="24"/>
-            </w:rPr>
-            <w:instrText xml:space="preserve"> HYPERLINK \l _Toc3300 </w:instrText>
-          </w:r>
-          <w:r>
-            <w:rPr>
-              <w:rFonts w:ascii="宋体" w:eastAsia="宋体" w:hAnsi="宋体" w:cs="宋体" w:hint="eastAsia"/>
+              <w:rFonts w:hint="eastAsia" w:ascii="宋体" w:hAnsi="宋体" w:eastAsia="宋体" w:cs="宋体"/>
+              <w:szCs w:val="24"/>
+            </w:rPr>
+            <w:instrText xml:space="preserve"> HYPERLINK \l _Toc10477 </w:instrText>
+          </w:r>
+          <w:r>
+            <w:rPr>
+              <w:rFonts w:hint="eastAsia" w:ascii="宋体" w:hAnsi="宋体" w:eastAsia="宋体" w:cs="宋体"/>
               <w:szCs w:val="24"/>
             </w:rPr>
             <w:fldChar w:fldCharType="separate"/>
@@ -2157,7 +2184,7 @@
             <w:fldChar w:fldCharType="begin"/>
           </w:r>
           <w:r>
-            <w:instrText xml:space="preserve"> PAGEREF _Toc3300 \h </w:instrText>
+            <w:instrText xml:space="preserve"> PAGEREF _Toc10477 \h </w:instrText>
           </w:r>
           <w:r>
             <w:fldChar w:fldCharType="separate"/>
@@ -2170,7 +2197,7 @@
           </w:r>
           <w:r>
             <w:rPr>
-              <w:rFonts w:ascii="宋体" w:eastAsia="宋体" w:hAnsi="宋体" w:cs="宋体" w:hint="eastAsia"/>
+              <w:rFonts w:hint="eastAsia" w:ascii="宋体" w:hAnsi="宋体" w:eastAsia="宋体" w:cs="宋体"/>
               <w:szCs w:val="24"/>
             </w:rPr>
             <w:fldChar w:fldCharType="end"/>
@@ -2178,28 +2205,28 @@
         </w:p>
         <w:p>
           <w:pPr>
-            <w:pStyle w:val="TOC1"/>
+            <w:pStyle w:val="16"/>
             <w:tabs>
               <w:tab w:val="right" w:leader="dot" w:pos="8306"/>
             </w:tabs>
           </w:pPr>
           <w:r>
             <w:rPr>
-              <w:rFonts w:ascii="宋体" w:eastAsia="宋体" w:hAnsi="宋体" w:cs="宋体" w:hint="eastAsia"/>
+              <w:rFonts w:hint="eastAsia" w:ascii="宋体" w:hAnsi="宋体" w:eastAsia="宋体" w:cs="宋体"/>
               <w:szCs w:val="24"/>
             </w:rPr>
             <w:fldChar w:fldCharType="begin"/>
           </w:r>
           <w:r>
             <w:rPr>
-              <w:rFonts w:ascii="宋体" w:eastAsia="宋体" w:hAnsi="宋体" w:cs="宋体" w:hint="eastAsia"/>
-              <w:szCs w:val="24"/>
-            </w:rPr>
-            <w:instrText xml:space="preserve"> HYPERLINK \l _Toc21923 </w:instrText>
-          </w:r>
-          <w:r>
-            <w:rPr>
-              <w:rFonts w:ascii="宋体" w:eastAsia="宋体" w:hAnsi="宋体" w:cs="宋体" w:hint="eastAsia"/>
+              <w:rFonts w:hint="eastAsia" w:ascii="宋体" w:hAnsi="宋体" w:eastAsia="宋体" w:cs="宋体"/>
+              <w:szCs w:val="24"/>
+            </w:rPr>
+            <w:instrText xml:space="preserve"> HYPERLINK \l _Toc281 </w:instrText>
+          </w:r>
+          <w:r>
+            <w:rPr>
+              <w:rFonts w:hint="eastAsia" w:ascii="宋体" w:hAnsi="宋体" w:eastAsia="宋体" w:cs="宋体"/>
               <w:szCs w:val="24"/>
             </w:rPr>
             <w:fldChar w:fldCharType="separate"/>
@@ -2218,7 +2245,7 @@
             <w:fldChar w:fldCharType="begin"/>
           </w:r>
           <w:r>
-            <w:instrText xml:space="preserve"> PAGEREF _Toc21923 \h </w:instrText>
+            <w:instrText xml:space="preserve"> PAGEREF _Toc281 \h </w:instrText>
           </w:r>
           <w:r>
             <w:fldChar w:fldCharType="separate"/>
@@ -2231,7 +2258,7 @@
           </w:r>
           <w:r>
             <w:rPr>
-              <w:rFonts w:ascii="宋体" w:eastAsia="宋体" w:hAnsi="宋体" w:cs="宋体" w:hint="eastAsia"/>
+              <w:rFonts w:hint="eastAsia" w:ascii="宋体" w:hAnsi="宋体" w:eastAsia="宋体" w:cs="宋体"/>
               <w:szCs w:val="24"/>
             </w:rPr>
             <w:fldChar w:fldCharType="end"/>
@@ -2239,28 +2266,28 @@
         </w:p>
         <w:p>
           <w:pPr>
-            <w:pStyle w:val="TOC2"/>
+            <w:pStyle w:val="17"/>
             <w:tabs>
               <w:tab w:val="right" w:leader="dot" w:pos="8306"/>
             </w:tabs>
           </w:pPr>
           <w:r>
             <w:rPr>
-              <w:rFonts w:ascii="宋体" w:eastAsia="宋体" w:hAnsi="宋体" w:cs="宋体" w:hint="eastAsia"/>
+              <w:rFonts w:hint="eastAsia" w:ascii="宋体" w:hAnsi="宋体" w:eastAsia="宋体" w:cs="宋体"/>
               <w:szCs w:val="24"/>
             </w:rPr>
             <w:fldChar w:fldCharType="begin"/>
           </w:r>
           <w:r>
             <w:rPr>
-              <w:rFonts w:ascii="宋体" w:eastAsia="宋体" w:hAnsi="宋体" w:cs="宋体" w:hint="eastAsia"/>
-              <w:szCs w:val="24"/>
-            </w:rPr>
-            <w:instrText xml:space="preserve"> HYPERLINK \l _Toc20773 </w:instrText>
-          </w:r>
-          <w:r>
-            <w:rPr>
-              <w:rFonts w:ascii="宋体" w:eastAsia="宋体" w:hAnsi="宋体" w:cs="宋体" w:hint="eastAsia"/>
+              <w:rFonts w:hint="eastAsia" w:ascii="宋体" w:hAnsi="宋体" w:eastAsia="宋体" w:cs="宋体"/>
+              <w:szCs w:val="24"/>
+            </w:rPr>
+            <w:instrText xml:space="preserve"> HYPERLINK \l _Toc141 </w:instrText>
+          </w:r>
+          <w:r>
+            <w:rPr>
+              <w:rFonts w:hint="eastAsia" w:ascii="宋体" w:hAnsi="宋体" w:eastAsia="宋体" w:cs="宋体"/>
               <w:szCs w:val="24"/>
             </w:rPr>
             <w:fldChar w:fldCharType="separate"/>
@@ -2279,7 +2306,7 @@
             <w:fldChar w:fldCharType="begin"/>
           </w:r>
           <w:r>
-            <w:instrText xml:space="preserve"> PAGEREF _Toc20773 \h </w:instrText>
+            <w:instrText xml:space="preserve"> PAGEREF _Toc141 \h </w:instrText>
           </w:r>
           <w:r>
             <w:fldChar w:fldCharType="separate"/>
@@ -2292,7 +2319,7 @@
           </w:r>
           <w:r>
             <w:rPr>
-              <w:rFonts w:ascii="宋体" w:eastAsia="宋体" w:hAnsi="宋体" w:cs="宋体" w:hint="eastAsia"/>
+              <w:rFonts w:hint="eastAsia" w:ascii="宋体" w:hAnsi="宋体" w:eastAsia="宋体" w:cs="宋体"/>
               <w:szCs w:val="24"/>
             </w:rPr>
             <w:fldChar w:fldCharType="end"/>
@@ -2300,28 +2327,28 @@
         </w:p>
         <w:p>
           <w:pPr>
-            <w:pStyle w:val="TOC2"/>
+            <w:pStyle w:val="17"/>
             <w:tabs>
               <w:tab w:val="right" w:leader="dot" w:pos="8306"/>
             </w:tabs>
           </w:pPr>
           <w:r>
             <w:rPr>
-              <w:rFonts w:ascii="宋体" w:eastAsia="宋体" w:hAnsi="宋体" w:cs="宋体" w:hint="eastAsia"/>
+              <w:rFonts w:hint="eastAsia" w:ascii="宋体" w:hAnsi="宋体" w:eastAsia="宋体" w:cs="宋体"/>
               <w:szCs w:val="24"/>
             </w:rPr>
             <w:fldChar w:fldCharType="begin"/>
           </w:r>
           <w:r>
             <w:rPr>
-              <w:rFonts w:ascii="宋体" w:eastAsia="宋体" w:hAnsi="宋体" w:cs="宋体" w:hint="eastAsia"/>
-              <w:szCs w:val="24"/>
-            </w:rPr>
-            <w:instrText xml:space="preserve"> HYPERLINK \l _Toc26576 </w:instrText>
-          </w:r>
-          <w:r>
-            <w:rPr>
-              <w:rFonts w:ascii="宋体" w:eastAsia="宋体" w:hAnsi="宋体" w:cs="宋体" w:hint="eastAsia"/>
+              <w:rFonts w:hint="eastAsia" w:ascii="宋体" w:hAnsi="宋体" w:eastAsia="宋体" w:cs="宋体"/>
+              <w:szCs w:val="24"/>
+            </w:rPr>
+            <w:instrText xml:space="preserve"> HYPERLINK \l _Toc12985 </w:instrText>
+          </w:r>
+          <w:r>
+            <w:rPr>
+              <w:rFonts w:hint="eastAsia" w:ascii="宋体" w:hAnsi="宋体" w:eastAsia="宋体" w:cs="宋体"/>
               <w:szCs w:val="24"/>
             </w:rPr>
             <w:fldChar w:fldCharType="separate"/>
@@ -2340,7 +2367,7 @@
             <w:fldChar w:fldCharType="begin"/>
           </w:r>
           <w:r>
-            <w:instrText xml:space="preserve"> PAGEREF _Toc26576 \h </w:instrText>
+            <w:instrText xml:space="preserve"> PAGEREF _Toc12985 \h </w:instrText>
           </w:r>
           <w:r>
             <w:fldChar w:fldCharType="separate"/>
@@ -2353,7 +2380,7 @@
           </w:r>
           <w:r>
             <w:rPr>
-              <w:rFonts w:ascii="宋体" w:eastAsia="宋体" w:hAnsi="宋体" w:cs="宋体" w:hint="eastAsia"/>
+              <w:rFonts w:hint="eastAsia" w:ascii="宋体" w:hAnsi="宋体" w:eastAsia="宋体" w:cs="宋体"/>
               <w:szCs w:val="24"/>
             </w:rPr>
             <w:fldChar w:fldCharType="end"/>
@@ -2361,28 +2388,28 @@
         </w:p>
         <w:p>
           <w:pPr>
-            <w:pStyle w:val="TOC2"/>
+            <w:pStyle w:val="17"/>
             <w:tabs>
               <w:tab w:val="right" w:leader="dot" w:pos="8306"/>
             </w:tabs>
           </w:pPr>
           <w:r>
             <w:rPr>
-              <w:rFonts w:ascii="宋体" w:eastAsia="宋体" w:hAnsi="宋体" w:cs="宋体" w:hint="eastAsia"/>
+              <w:rFonts w:hint="eastAsia" w:ascii="宋体" w:hAnsi="宋体" w:eastAsia="宋体" w:cs="宋体"/>
               <w:szCs w:val="24"/>
             </w:rPr>
             <w:fldChar w:fldCharType="begin"/>
           </w:r>
           <w:r>
             <w:rPr>
-              <w:rFonts w:ascii="宋体" w:eastAsia="宋体" w:hAnsi="宋体" w:cs="宋体" w:hint="eastAsia"/>
-              <w:szCs w:val="24"/>
-            </w:rPr>
-            <w:instrText xml:space="preserve"> HYPERLINK \l _Toc10478 </w:instrText>
-          </w:r>
-          <w:r>
-            <w:rPr>
-              <w:rFonts w:ascii="宋体" w:eastAsia="宋体" w:hAnsi="宋体" w:cs="宋体" w:hint="eastAsia"/>
+              <w:rFonts w:hint="eastAsia" w:ascii="宋体" w:hAnsi="宋体" w:eastAsia="宋体" w:cs="宋体"/>
+              <w:szCs w:val="24"/>
+            </w:rPr>
+            <w:instrText xml:space="preserve"> HYPERLINK \l _Toc29001 </w:instrText>
+          </w:r>
+          <w:r>
+            <w:rPr>
+              <w:rFonts w:hint="eastAsia" w:ascii="宋体" w:hAnsi="宋体" w:eastAsia="宋体" w:cs="宋体"/>
               <w:szCs w:val="24"/>
             </w:rPr>
             <w:fldChar w:fldCharType="separate"/>
@@ -2401,7 +2428,7 @@
             <w:fldChar w:fldCharType="begin"/>
           </w:r>
           <w:r>
-            <w:instrText xml:space="preserve"> PAGEREF _Toc10478 \h </w:instrText>
+            <w:instrText xml:space="preserve"> PAGEREF _Toc29001 \h </w:instrText>
           </w:r>
           <w:r>
             <w:fldChar w:fldCharType="separate"/>
@@ -2414,7 +2441,7 @@
           </w:r>
           <w:r>
             <w:rPr>
-              <w:rFonts w:ascii="宋体" w:eastAsia="宋体" w:hAnsi="宋体" w:cs="宋体" w:hint="eastAsia"/>
+              <w:rFonts w:hint="eastAsia" w:ascii="宋体" w:hAnsi="宋体" w:eastAsia="宋体" w:cs="宋体"/>
               <w:szCs w:val="24"/>
             </w:rPr>
             <w:fldChar w:fldCharType="end"/>
@@ -2422,28 +2449,28 @@
         </w:p>
         <w:p>
           <w:pPr>
-            <w:pStyle w:val="TOC1"/>
+            <w:pStyle w:val="16"/>
             <w:tabs>
               <w:tab w:val="right" w:leader="dot" w:pos="8306"/>
             </w:tabs>
           </w:pPr>
           <w:r>
             <w:rPr>
-              <w:rFonts w:ascii="宋体" w:eastAsia="宋体" w:hAnsi="宋体" w:cs="宋体" w:hint="eastAsia"/>
+              <w:rFonts w:hint="eastAsia" w:ascii="宋体" w:hAnsi="宋体" w:eastAsia="宋体" w:cs="宋体"/>
               <w:szCs w:val="24"/>
             </w:rPr>
             <w:fldChar w:fldCharType="begin"/>
           </w:r>
           <w:r>
             <w:rPr>
-              <w:rFonts w:ascii="宋体" w:eastAsia="宋体" w:hAnsi="宋体" w:cs="宋体" w:hint="eastAsia"/>
-              <w:szCs w:val="24"/>
-            </w:rPr>
-            <w:instrText xml:space="preserve"> HYPERLINK \l _Toc13351 </w:instrText>
-          </w:r>
-          <w:r>
-            <w:rPr>
-              <w:rFonts w:ascii="宋体" w:eastAsia="宋体" w:hAnsi="宋体" w:cs="宋体" w:hint="eastAsia"/>
+              <w:rFonts w:hint="eastAsia" w:ascii="宋体" w:hAnsi="宋体" w:eastAsia="宋体" w:cs="宋体"/>
+              <w:szCs w:val="24"/>
+            </w:rPr>
+            <w:instrText xml:space="preserve"> HYPERLINK \l _Toc16977 </w:instrText>
+          </w:r>
+          <w:r>
+            <w:rPr>
+              <w:rFonts w:hint="eastAsia" w:ascii="宋体" w:hAnsi="宋体" w:eastAsia="宋体" w:cs="宋体"/>
               <w:szCs w:val="24"/>
             </w:rPr>
             <w:fldChar w:fldCharType="separate"/>
@@ -2462,7 +2489,7 @@
             <w:fldChar w:fldCharType="begin"/>
           </w:r>
           <w:r>
-            <w:instrText xml:space="preserve"> PAGEREF _Toc13351 \h </w:instrText>
+            <w:instrText xml:space="preserve"> PAGEREF _Toc16977 \h </w:instrText>
           </w:r>
           <w:r>
             <w:fldChar w:fldCharType="separate"/>
@@ -2475,7 +2502,7 @@
           </w:r>
           <w:r>
             <w:rPr>
-              <w:rFonts w:ascii="宋体" w:eastAsia="宋体" w:hAnsi="宋体" w:cs="宋体" w:hint="eastAsia"/>
+              <w:rFonts w:hint="eastAsia" w:ascii="宋体" w:hAnsi="宋体" w:eastAsia="宋体" w:cs="宋体"/>
               <w:szCs w:val="24"/>
             </w:rPr>
             <w:fldChar w:fldCharType="end"/>
@@ -2483,28 +2510,28 @@
         </w:p>
         <w:p>
           <w:pPr>
-            <w:pStyle w:val="TOC2"/>
+            <w:pStyle w:val="17"/>
             <w:tabs>
               <w:tab w:val="right" w:leader="dot" w:pos="8306"/>
             </w:tabs>
           </w:pPr>
           <w:r>
             <w:rPr>
-              <w:rFonts w:ascii="宋体" w:eastAsia="宋体" w:hAnsi="宋体" w:cs="宋体" w:hint="eastAsia"/>
+              <w:rFonts w:hint="eastAsia" w:ascii="宋体" w:hAnsi="宋体" w:eastAsia="宋体" w:cs="宋体"/>
               <w:szCs w:val="24"/>
             </w:rPr>
             <w:fldChar w:fldCharType="begin"/>
           </w:r>
           <w:r>
             <w:rPr>
-              <w:rFonts w:ascii="宋体" w:eastAsia="宋体" w:hAnsi="宋体" w:cs="宋体" w:hint="eastAsia"/>
-              <w:szCs w:val="24"/>
-            </w:rPr>
-            <w:instrText xml:space="preserve"> HYPERLINK \l _Toc19695 </w:instrText>
-          </w:r>
-          <w:r>
-            <w:rPr>
-              <w:rFonts w:ascii="宋体" w:eastAsia="宋体" w:hAnsi="宋体" w:cs="宋体" w:hint="eastAsia"/>
+              <w:rFonts w:hint="eastAsia" w:ascii="宋体" w:hAnsi="宋体" w:eastAsia="宋体" w:cs="宋体"/>
+              <w:szCs w:val="24"/>
+            </w:rPr>
+            <w:instrText xml:space="preserve"> HYPERLINK \l _Toc17725 </w:instrText>
+          </w:r>
+          <w:r>
+            <w:rPr>
+              <w:rFonts w:hint="eastAsia" w:ascii="宋体" w:hAnsi="宋体" w:eastAsia="宋体" w:cs="宋体"/>
               <w:szCs w:val="24"/>
             </w:rPr>
             <w:fldChar w:fldCharType="separate"/>
@@ -2523,7 +2550,7 @@
             <w:fldChar w:fldCharType="begin"/>
           </w:r>
           <w:r>
-            <w:instrText xml:space="preserve"> PAGEREF _Toc19695 \h </w:instrText>
+            <w:instrText xml:space="preserve"> PAGEREF _Toc17725 \h </w:instrText>
           </w:r>
           <w:r>
             <w:fldChar w:fldCharType="separate"/>
@@ -2536,7 +2563,7 @@
           </w:r>
           <w:r>
             <w:rPr>
-              <w:rFonts w:ascii="宋体" w:eastAsia="宋体" w:hAnsi="宋体" w:cs="宋体" w:hint="eastAsia"/>
+              <w:rFonts w:hint="eastAsia" w:ascii="宋体" w:hAnsi="宋体" w:eastAsia="宋体" w:cs="宋体"/>
               <w:szCs w:val="24"/>
             </w:rPr>
             <w:fldChar w:fldCharType="end"/>
@@ -2544,28 +2571,28 @@
         </w:p>
         <w:p>
           <w:pPr>
-            <w:pStyle w:val="TOC2"/>
+            <w:pStyle w:val="17"/>
             <w:tabs>
               <w:tab w:val="right" w:leader="dot" w:pos="8306"/>
             </w:tabs>
           </w:pPr>
           <w:r>
             <w:rPr>
-              <w:rFonts w:ascii="宋体" w:eastAsia="宋体" w:hAnsi="宋体" w:cs="宋体" w:hint="eastAsia"/>
+              <w:rFonts w:hint="eastAsia" w:ascii="宋体" w:hAnsi="宋体" w:eastAsia="宋体" w:cs="宋体"/>
               <w:szCs w:val="24"/>
             </w:rPr>
             <w:fldChar w:fldCharType="begin"/>
           </w:r>
           <w:r>
             <w:rPr>
-              <w:rFonts w:ascii="宋体" w:eastAsia="宋体" w:hAnsi="宋体" w:cs="宋体" w:hint="eastAsia"/>
-              <w:szCs w:val="24"/>
-            </w:rPr>
-            <w:instrText xml:space="preserve"> HYPERLINK \l _Toc8361 </w:instrText>
-          </w:r>
-          <w:r>
-            <w:rPr>
-              <w:rFonts w:ascii="宋体" w:eastAsia="宋体" w:hAnsi="宋体" w:cs="宋体" w:hint="eastAsia"/>
+              <w:rFonts w:hint="eastAsia" w:ascii="宋体" w:hAnsi="宋体" w:eastAsia="宋体" w:cs="宋体"/>
+              <w:szCs w:val="24"/>
+            </w:rPr>
+            <w:instrText xml:space="preserve"> HYPERLINK \l _Toc17885 </w:instrText>
+          </w:r>
+          <w:r>
+            <w:rPr>
+              <w:rFonts w:hint="eastAsia" w:ascii="宋体" w:hAnsi="宋体" w:eastAsia="宋体" w:cs="宋体"/>
               <w:szCs w:val="24"/>
             </w:rPr>
             <w:fldChar w:fldCharType="separate"/>
@@ -2584,7 +2611,7 @@
             <w:fldChar w:fldCharType="begin"/>
           </w:r>
           <w:r>
-            <w:instrText xml:space="preserve"> PAGEREF _Toc8361 \h </w:instrText>
+            <w:instrText xml:space="preserve"> PAGEREF _Toc17885 \h </w:instrText>
           </w:r>
           <w:r>
             <w:fldChar w:fldCharType="separate"/>
@@ -2597,7 +2624,7 @@
           </w:r>
           <w:r>
             <w:rPr>
-              <w:rFonts w:ascii="宋体" w:eastAsia="宋体" w:hAnsi="宋体" w:cs="宋体" w:hint="eastAsia"/>
+              <w:rFonts w:hint="eastAsia" w:ascii="宋体" w:hAnsi="宋体" w:eastAsia="宋体" w:cs="宋体"/>
               <w:szCs w:val="24"/>
             </w:rPr>
             <w:fldChar w:fldCharType="end"/>
@@ -2605,28 +2632,28 @@
         </w:p>
         <w:p>
           <w:pPr>
-            <w:pStyle w:val="TOC3"/>
+            <w:pStyle w:val="13"/>
             <w:tabs>
               <w:tab w:val="right" w:leader="dot" w:pos="8306"/>
             </w:tabs>
           </w:pPr>
           <w:r>
             <w:rPr>
-              <w:rFonts w:ascii="宋体" w:eastAsia="宋体" w:hAnsi="宋体" w:cs="宋体" w:hint="eastAsia"/>
+              <w:rFonts w:hint="eastAsia" w:ascii="宋体" w:hAnsi="宋体" w:eastAsia="宋体" w:cs="宋体"/>
               <w:szCs w:val="24"/>
             </w:rPr>
             <w:fldChar w:fldCharType="begin"/>
           </w:r>
           <w:r>
             <w:rPr>
-              <w:rFonts w:ascii="宋体" w:eastAsia="宋体" w:hAnsi="宋体" w:cs="宋体" w:hint="eastAsia"/>
-              <w:szCs w:val="24"/>
-            </w:rPr>
-            <w:instrText xml:space="preserve"> HYPERLINK \l _Toc8949 </w:instrText>
-          </w:r>
-          <w:r>
-            <w:rPr>
-              <w:rFonts w:ascii="宋体" w:eastAsia="宋体" w:hAnsi="宋体" w:cs="宋体" w:hint="eastAsia"/>
+              <w:rFonts w:hint="eastAsia" w:ascii="宋体" w:hAnsi="宋体" w:eastAsia="宋体" w:cs="宋体"/>
+              <w:szCs w:val="24"/>
+            </w:rPr>
+            <w:instrText xml:space="preserve"> HYPERLINK \l _Toc9602 </w:instrText>
+          </w:r>
+          <w:r>
+            <w:rPr>
+              <w:rFonts w:hint="eastAsia" w:ascii="宋体" w:hAnsi="宋体" w:eastAsia="宋体" w:cs="宋体"/>
               <w:szCs w:val="24"/>
             </w:rPr>
             <w:fldChar w:fldCharType="separate"/>
@@ -2645,7 +2672,7 @@
             <w:fldChar w:fldCharType="begin"/>
           </w:r>
           <w:r>
-            <w:instrText xml:space="preserve"> PAGEREF _Toc8949 \h </w:instrText>
+            <w:instrText xml:space="preserve"> PAGEREF _Toc9602 \h </w:instrText>
           </w:r>
           <w:r>
             <w:fldChar w:fldCharType="separate"/>
@@ -2658,7 +2685,7 @@
           </w:r>
           <w:r>
             <w:rPr>
-              <w:rFonts w:ascii="宋体" w:eastAsia="宋体" w:hAnsi="宋体" w:cs="宋体" w:hint="eastAsia"/>
+              <w:rFonts w:hint="eastAsia" w:ascii="宋体" w:hAnsi="宋体" w:eastAsia="宋体" w:cs="宋体"/>
               <w:szCs w:val="24"/>
             </w:rPr>
             <w:fldChar w:fldCharType="end"/>
@@ -2666,28 +2693,28 @@
         </w:p>
         <w:p>
           <w:pPr>
-            <w:pStyle w:val="TOC3"/>
+            <w:pStyle w:val="13"/>
             <w:tabs>
               <w:tab w:val="right" w:leader="dot" w:pos="8306"/>
             </w:tabs>
           </w:pPr>
           <w:r>
             <w:rPr>
-              <w:rFonts w:ascii="宋体" w:eastAsia="宋体" w:hAnsi="宋体" w:cs="宋体" w:hint="eastAsia"/>
+              <w:rFonts w:hint="eastAsia" w:ascii="宋体" w:hAnsi="宋体" w:eastAsia="宋体" w:cs="宋体"/>
               <w:szCs w:val="24"/>
             </w:rPr>
             <w:fldChar w:fldCharType="begin"/>
           </w:r>
           <w:r>
             <w:rPr>
-              <w:rFonts w:ascii="宋体" w:eastAsia="宋体" w:hAnsi="宋体" w:cs="宋体" w:hint="eastAsia"/>
-              <w:szCs w:val="24"/>
-            </w:rPr>
-            <w:instrText xml:space="preserve"> HYPERLINK \l _Toc23700 </w:instrText>
-          </w:r>
-          <w:r>
-            <w:rPr>
-              <w:rFonts w:ascii="宋体" w:eastAsia="宋体" w:hAnsi="宋体" w:cs="宋体" w:hint="eastAsia"/>
+              <w:rFonts w:hint="eastAsia" w:ascii="宋体" w:hAnsi="宋体" w:eastAsia="宋体" w:cs="宋体"/>
+              <w:szCs w:val="24"/>
+            </w:rPr>
+            <w:instrText xml:space="preserve"> HYPERLINK \l _Toc10486 </w:instrText>
+          </w:r>
+          <w:r>
+            <w:rPr>
+              <w:rFonts w:hint="eastAsia" w:ascii="宋体" w:hAnsi="宋体" w:eastAsia="宋体" w:cs="宋体"/>
               <w:szCs w:val="24"/>
             </w:rPr>
             <w:fldChar w:fldCharType="separate"/>
@@ -2706,7 +2733,7 @@
             <w:fldChar w:fldCharType="begin"/>
           </w:r>
           <w:r>
-            <w:instrText xml:space="preserve"> PAGEREF _Toc23700 \h </w:instrText>
+            <w:instrText xml:space="preserve"> PAGEREF _Toc10486 \h </w:instrText>
           </w:r>
           <w:r>
             <w:fldChar w:fldCharType="separate"/>
@@ -2719,7 +2746,7 @@
           </w:r>
           <w:r>
             <w:rPr>
-              <w:rFonts w:ascii="宋体" w:eastAsia="宋体" w:hAnsi="宋体" w:cs="宋体" w:hint="eastAsia"/>
+              <w:rFonts w:hint="eastAsia" w:ascii="宋体" w:hAnsi="宋体" w:eastAsia="宋体" w:cs="宋体"/>
               <w:szCs w:val="24"/>
             </w:rPr>
             <w:fldChar w:fldCharType="end"/>
@@ -2727,28 +2754,28 @@
         </w:p>
         <w:p>
           <w:pPr>
-            <w:pStyle w:val="TOC3"/>
+            <w:pStyle w:val="13"/>
             <w:tabs>
               <w:tab w:val="right" w:leader="dot" w:pos="8306"/>
             </w:tabs>
           </w:pPr>
           <w:r>
             <w:rPr>
-              <w:rFonts w:ascii="宋体" w:eastAsia="宋体" w:hAnsi="宋体" w:cs="宋体" w:hint="eastAsia"/>
+              <w:rFonts w:hint="eastAsia" w:ascii="宋体" w:hAnsi="宋体" w:eastAsia="宋体" w:cs="宋体"/>
               <w:szCs w:val="24"/>
             </w:rPr>
             <w:fldChar w:fldCharType="begin"/>
           </w:r>
           <w:r>
             <w:rPr>
-              <w:rFonts w:ascii="宋体" w:eastAsia="宋体" w:hAnsi="宋体" w:cs="宋体" w:hint="eastAsia"/>
-              <w:szCs w:val="24"/>
-            </w:rPr>
-            <w:instrText xml:space="preserve"> HYPERLINK \l _Toc862 </w:instrText>
-          </w:r>
-          <w:r>
-            <w:rPr>
-              <w:rFonts w:ascii="宋体" w:eastAsia="宋体" w:hAnsi="宋体" w:cs="宋体" w:hint="eastAsia"/>
+              <w:rFonts w:hint="eastAsia" w:ascii="宋体" w:hAnsi="宋体" w:eastAsia="宋体" w:cs="宋体"/>
+              <w:szCs w:val="24"/>
+            </w:rPr>
+            <w:instrText xml:space="preserve"> HYPERLINK \l _Toc8869 </w:instrText>
+          </w:r>
+          <w:r>
+            <w:rPr>
+              <w:rFonts w:hint="eastAsia" w:ascii="宋体" w:hAnsi="宋体" w:eastAsia="宋体" w:cs="宋体"/>
               <w:szCs w:val="24"/>
             </w:rPr>
             <w:fldChar w:fldCharType="separate"/>
@@ -2767,7 +2794,7 @@
             <w:fldChar w:fldCharType="begin"/>
           </w:r>
           <w:r>
-            <w:instrText xml:space="preserve"> PAGEREF _Toc862 \h </w:instrText>
+            <w:instrText xml:space="preserve"> PAGEREF _Toc8869 \h </w:instrText>
           </w:r>
           <w:r>
             <w:fldChar w:fldCharType="separate"/>
@@ -2780,7 +2807,7 @@
           </w:r>
           <w:r>
             <w:rPr>
-              <w:rFonts w:ascii="宋体" w:eastAsia="宋体" w:hAnsi="宋体" w:cs="宋体" w:hint="eastAsia"/>
+              <w:rFonts w:hint="eastAsia" w:ascii="宋体" w:hAnsi="宋体" w:eastAsia="宋体" w:cs="宋体"/>
               <w:szCs w:val="24"/>
             </w:rPr>
             <w:fldChar w:fldCharType="end"/>
@@ -2788,28 +2815,28 @@
         </w:p>
         <w:p>
           <w:pPr>
-            <w:pStyle w:val="TOC3"/>
+            <w:pStyle w:val="13"/>
             <w:tabs>
               <w:tab w:val="right" w:leader="dot" w:pos="8306"/>
             </w:tabs>
           </w:pPr>
           <w:r>
             <w:rPr>
-              <w:rFonts w:ascii="宋体" w:eastAsia="宋体" w:hAnsi="宋体" w:cs="宋体" w:hint="eastAsia"/>
+              <w:rFonts w:hint="eastAsia" w:ascii="宋体" w:hAnsi="宋体" w:eastAsia="宋体" w:cs="宋体"/>
               <w:szCs w:val="24"/>
             </w:rPr>
             <w:fldChar w:fldCharType="begin"/>
           </w:r>
           <w:r>
             <w:rPr>
-              <w:rFonts w:ascii="宋体" w:eastAsia="宋体" w:hAnsi="宋体" w:cs="宋体" w:hint="eastAsia"/>
-              <w:szCs w:val="24"/>
-            </w:rPr>
-            <w:instrText xml:space="preserve"> HYPERLINK \l _Toc5249 </w:instrText>
-          </w:r>
-          <w:r>
-            <w:rPr>
-              <w:rFonts w:ascii="宋体" w:eastAsia="宋体" w:hAnsi="宋体" w:cs="宋体" w:hint="eastAsia"/>
+              <w:rFonts w:hint="eastAsia" w:ascii="宋体" w:hAnsi="宋体" w:eastAsia="宋体" w:cs="宋体"/>
+              <w:szCs w:val="24"/>
+            </w:rPr>
+            <w:instrText xml:space="preserve"> HYPERLINK \l _Toc10209 </w:instrText>
+          </w:r>
+          <w:r>
+            <w:rPr>
+              <w:rFonts w:hint="eastAsia" w:ascii="宋体" w:hAnsi="宋体" w:eastAsia="宋体" w:cs="宋体"/>
               <w:szCs w:val="24"/>
             </w:rPr>
             <w:fldChar w:fldCharType="separate"/>
@@ -2828,7 +2855,7 @@
             <w:fldChar w:fldCharType="begin"/>
           </w:r>
           <w:r>
-            <w:instrText xml:space="preserve"> PAGEREF _Toc5249 \h </w:instrText>
+            <w:instrText xml:space="preserve"> PAGEREF _Toc10209 \h </w:instrText>
           </w:r>
           <w:r>
             <w:fldChar w:fldCharType="separate"/>
@@ -2841,7 +2868,7 @@
           </w:r>
           <w:r>
             <w:rPr>
-              <w:rFonts w:ascii="宋体" w:eastAsia="宋体" w:hAnsi="宋体" w:cs="宋体" w:hint="eastAsia"/>
+              <w:rFonts w:hint="eastAsia" w:ascii="宋体" w:hAnsi="宋体" w:eastAsia="宋体" w:cs="宋体"/>
               <w:szCs w:val="24"/>
             </w:rPr>
             <w:fldChar w:fldCharType="end"/>
@@ -2849,28 +2876,28 @@
         </w:p>
         <w:p>
           <w:pPr>
-            <w:pStyle w:val="TOC1"/>
+            <w:pStyle w:val="16"/>
             <w:tabs>
               <w:tab w:val="right" w:leader="dot" w:pos="8306"/>
             </w:tabs>
           </w:pPr>
           <w:r>
             <w:rPr>
-              <w:rFonts w:ascii="宋体" w:eastAsia="宋体" w:hAnsi="宋体" w:cs="宋体" w:hint="eastAsia"/>
+              <w:rFonts w:hint="eastAsia" w:ascii="宋体" w:hAnsi="宋体" w:eastAsia="宋体" w:cs="宋体"/>
               <w:szCs w:val="24"/>
             </w:rPr>
             <w:fldChar w:fldCharType="begin"/>
           </w:r>
           <w:r>
             <w:rPr>
-              <w:rFonts w:ascii="宋体" w:eastAsia="宋体" w:hAnsi="宋体" w:cs="宋体" w:hint="eastAsia"/>
-              <w:szCs w:val="24"/>
-            </w:rPr>
-            <w:instrText xml:space="preserve"> HYPERLINK \l _Toc3912 </w:instrText>
-          </w:r>
-          <w:r>
-            <w:rPr>
-              <w:rFonts w:ascii="宋体" w:eastAsia="宋体" w:hAnsi="宋体" w:cs="宋体" w:hint="eastAsia"/>
+              <w:rFonts w:hint="eastAsia" w:ascii="宋体" w:hAnsi="宋体" w:eastAsia="宋体" w:cs="宋体"/>
+              <w:szCs w:val="24"/>
+            </w:rPr>
+            <w:instrText xml:space="preserve"> HYPERLINK \l _Toc1538 </w:instrText>
+          </w:r>
+          <w:r>
+            <w:rPr>
+              <w:rFonts w:hint="eastAsia" w:ascii="宋体" w:hAnsi="宋体" w:eastAsia="宋体" w:cs="宋体"/>
               <w:szCs w:val="24"/>
             </w:rPr>
             <w:fldChar w:fldCharType="separate"/>
@@ -2889,7 +2916,7 @@
             <w:fldChar w:fldCharType="begin"/>
           </w:r>
           <w:r>
-            <w:instrText xml:space="preserve"> PAGEREF _Toc3912 \h </w:instrText>
+            <w:instrText xml:space="preserve"> PAGEREF _Toc1538 \h </w:instrText>
           </w:r>
           <w:r>
             <w:fldChar w:fldCharType="separate"/>
@@ -2902,7 +2929,7 @@
           </w:r>
           <w:r>
             <w:rPr>
-              <w:rFonts w:ascii="宋体" w:eastAsia="宋体" w:hAnsi="宋体" w:cs="宋体" w:hint="eastAsia"/>
+              <w:rFonts w:hint="eastAsia" w:ascii="宋体" w:hAnsi="宋体" w:eastAsia="宋体" w:cs="宋体"/>
               <w:szCs w:val="24"/>
             </w:rPr>
             <w:fldChar w:fldCharType="end"/>
@@ -2910,28 +2937,28 @@
         </w:p>
         <w:p>
           <w:pPr>
-            <w:pStyle w:val="TOC2"/>
+            <w:pStyle w:val="17"/>
             <w:tabs>
               <w:tab w:val="right" w:leader="dot" w:pos="8306"/>
             </w:tabs>
           </w:pPr>
           <w:r>
             <w:rPr>
-              <w:rFonts w:ascii="宋体" w:eastAsia="宋体" w:hAnsi="宋体" w:cs="宋体" w:hint="eastAsia"/>
+              <w:rFonts w:hint="eastAsia" w:ascii="宋体" w:hAnsi="宋体" w:eastAsia="宋体" w:cs="宋体"/>
               <w:szCs w:val="24"/>
             </w:rPr>
             <w:fldChar w:fldCharType="begin"/>
           </w:r>
           <w:r>
             <w:rPr>
-              <w:rFonts w:ascii="宋体" w:eastAsia="宋体" w:hAnsi="宋体" w:cs="宋体" w:hint="eastAsia"/>
-              <w:szCs w:val="24"/>
-            </w:rPr>
-            <w:instrText xml:space="preserve"> HYPERLINK \l _Toc6225 </w:instrText>
-          </w:r>
-          <w:r>
-            <w:rPr>
-              <w:rFonts w:ascii="宋体" w:eastAsia="宋体" w:hAnsi="宋体" w:cs="宋体" w:hint="eastAsia"/>
+              <w:rFonts w:hint="eastAsia" w:ascii="宋体" w:hAnsi="宋体" w:eastAsia="宋体" w:cs="宋体"/>
+              <w:szCs w:val="24"/>
+            </w:rPr>
+            <w:instrText xml:space="preserve"> HYPERLINK \l _Toc5139 </w:instrText>
+          </w:r>
+          <w:r>
+            <w:rPr>
+              <w:rFonts w:hint="eastAsia" w:ascii="宋体" w:hAnsi="宋体" w:eastAsia="宋体" w:cs="宋体"/>
               <w:szCs w:val="24"/>
             </w:rPr>
             <w:fldChar w:fldCharType="separate"/>
@@ -2950,7 +2977,7 @@
             <w:fldChar w:fldCharType="begin"/>
           </w:r>
           <w:r>
-            <w:instrText xml:space="preserve"> PAGEREF _Toc6225 \h </w:instrText>
+            <w:instrText xml:space="preserve"> PAGEREF _Toc5139 \h </w:instrText>
           </w:r>
           <w:r>
             <w:fldChar w:fldCharType="separate"/>
@@ -2963,7 +2990,7 @@
           </w:r>
           <w:r>
             <w:rPr>
-              <w:rFonts w:ascii="宋体" w:eastAsia="宋体" w:hAnsi="宋体" w:cs="宋体" w:hint="eastAsia"/>
+              <w:rFonts w:hint="eastAsia" w:ascii="宋体" w:hAnsi="宋体" w:eastAsia="宋体" w:cs="宋体"/>
               <w:szCs w:val="24"/>
             </w:rPr>
             <w:fldChar w:fldCharType="end"/>
@@ -2971,28 +2998,28 @@
         </w:p>
         <w:p>
           <w:pPr>
-            <w:pStyle w:val="TOC2"/>
+            <w:pStyle w:val="17"/>
             <w:tabs>
               <w:tab w:val="right" w:leader="dot" w:pos="8306"/>
             </w:tabs>
           </w:pPr>
           <w:r>
             <w:rPr>
-              <w:rFonts w:ascii="宋体" w:eastAsia="宋体" w:hAnsi="宋体" w:cs="宋体" w:hint="eastAsia"/>
+              <w:rFonts w:hint="eastAsia" w:ascii="宋体" w:hAnsi="宋体" w:eastAsia="宋体" w:cs="宋体"/>
               <w:szCs w:val="24"/>
             </w:rPr>
             <w:fldChar w:fldCharType="begin"/>
           </w:r>
           <w:r>
             <w:rPr>
-              <w:rFonts w:ascii="宋体" w:eastAsia="宋体" w:hAnsi="宋体" w:cs="宋体" w:hint="eastAsia"/>
-              <w:szCs w:val="24"/>
-            </w:rPr>
-            <w:instrText xml:space="preserve"> HYPERLINK \l _Toc17736 </w:instrText>
-          </w:r>
-          <w:r>
-            <w:rPr>
-              <w:rFonts w:ascii="宋体" w:eastAsia="宋体" w:hAnsi="宋体" w:cs="宋体" w:hint="eastAsia"/>
+              <w:rFonts w:hint="eastAsia" w:ascii="宋体" w:hAnsi="宋体" w:eastAsia="宋体" w:cs="宋体"/>
+              <w:szCs w:val="24"/>
+            </w:rPr>
+            <w:instrText xml:space="preserve"> HYPERLINK \l _Toc23217 </w:instrText>
+          </w:r>
+          <w:r>
+            <w:rPr>
+              <w:rFonts w:hint="eastAsia" w:ascii="宋体" w:hAnsi="宋体" w:eastAsia="宋体" w:cs="宋体"/>
               <w:szCs w:val="24"/>
             </w:rPr>
             <w:fldChar w:fldCharType="separate"/>
@@ -3011,7 +3038,7 @@
             <w:fldChar w:fldCharType="begin"/>
           </w:r>
           <w:r>
-            <w:instrText xml:space="preserve"> PAGEREF _Toc17736 \h </w:instrText>
+            <w:instrText xml:space="preserve"> PAGEREF _Toc23217 \h </w:instrText>
           </w:r>
           <w:r>
             <w:fldChar w:fldCharType="separate"/>
@@ -3024,7 +3051,7 @@
           </w:r>
           <w:r>
             <w:rPr>
-              <w:rFonts w:ascii="宋体" w:eastAsia="宋体" w:hAnsi="宋体" w:cs="宋体" w:hint="eastAsia"/>
+              <w:rFonts w:hint="eastAsia" w:ascii="宋体" w:hAnsi="宋体" w:eastAsia="宋体" w:cs="宋体"/>
               <w:szCs w:val="24"/>
             </w:rPr>
             <w:fldChar w:fldCharType="end"/>
@@ -3032,28 +3059,28 @@
         </w:p>
         <w:p>
           <w:pPr>
-            <w:pStyle w:val="TOC2"/>
+            <w:pStyle w:val="17"/>
             <w:tabs>
               <w:tab w:val="right" w:leader="dot" w:pos="8306"/>
             </w:tabs>
           </w:pPr>
           <w:r>
             <w:rPr>
-              <w:rFonts w:ascii="宋体" w:eastAsia="宋体" w:hAnsi="宋体" w:cs="宋体" w:hint="eastAsia"/>
+              <w:rFonts w:hint="eastAsia" w:ascii="宋体" w:hAnsi="宋体" w:eastAsia="宋体" w:cs="宋体"/>
               <w:szCs w:val="24"/>
             </w:rPr>
             <w:fldChar w:fldCharType="begin"/>
           </w:r>
           <w:r>
             <w:rPr>
-              <w:rFonts w:ascii="宋体" w:eastAsia="宋体" w:hAnsi="宋体" w:cs="宋体" w:hint="eastAsia"/>
-              <w:szCs w:val="24"/>
-            </w:rPr>
-            <w:instrText xml:space="preserve"> HYPERLINK \l _Toc2462 </w:instrText>
-          </w:r>
-          <w:r>
-            <w:rPr>
-              <w:rFonts w:ascii="宋体" w:eastAsia="宋体" w:hAnsi="宋体" w:cs="宋体" w:hint="eastAsia"/>
+              <w:rFonts w:hint="eastAsia" w:ascii="宋体" w:hAnsi="宋体" w:eastAsia="宋体" w:cs="宋体"/>
+              <w:szCs w:val="24"/>
+            </w:rPr>
+            <w:instrText xml:space="preserve"> HYPERLINK \l _Toc13780 </w:instrText>
+          </w:r>
+          <w:r>
+            <w:rPr>
+              <w:rFonts w:hint="eastAsia" w:ascii="宋体" w:hAnsi="宋体" w:eastAsia="宋体" w:cs="宋体"/>
               <w:szCs w:val="24"/>
             </w:rPr>
             <w:fldChar w:fldCharType="separate"/>
@@ -3072,7 +3099,7 @@
             <w:fldChar w:fldCharType="begin"/>
           </w:r>
           <w:r>
-            <w:instrText xml:space="preserve"> PAGEREF _Toc2462 \h </w:instrText>
+            <w:instrText xml:space="preserve"> PAGEREF _Toc13780 \h </w:instrText>
           </w:r>
           <w:r>
             <w:fldChar w:fldCharType="separate"/>
@@ -3085,7 +3112,7 @@
           </w:r>
           <w:r>
             <w:rPr>
-              <w:rFonts w:ascii="宋体" w:eastAsia="宋体" w:hAnsi="宋体" w:cs="宋体" w:hint="eastAsia"/>
+              <w:rFonts w:hint="eastAsia" w:ascii="宋体" w:hAnsi="宋体" w:eastAsia="宋体" w:cs="宋体"/>
               <w:szCs w:val="24"/>
             </w:rPr>
             <w:fldChar w:fldCharType="end"/>
@@ -3093,28 +3120,28 @@
         </w:p>
         <w:p>
           <w:pPr>
-            <w:pStyle w:val="TOC1"/>
+            <w:pStyle w:val="16"/>
             <w:tabs>
               <w:tab w:val="right" w:leader="dot" w:pos="8306"/>
             </w:tabs>
           </w:pPr>
           <w:r>
             <w:rPr>
-              <w:rFonts w:ascii="宋体" w:eastAsia="宋体" w:hAnsi="宋体" w:cs="宋体" w:hint="eastAsia"/>
+              <w:rFonts w:hint="eastAsia" w:ascii="宋体" w:hAnsi="宋体" w:eastAsia="宋体" w:cs="宋体"/>
               <w:szCs w:val="24"/>
             </w:rPr>
             <w:fldChar w:fldCharType="begin"/>
           </w:r>
           <w:r>
             <w:rPr>
-              <w:rFonts w:ascii="宋体" w:eastAsia="宋体" w:hAnsi="宋体" w:cs="宋体" w:hint="eastAsia"/>
-              <w:szCs w:val="24"/>
-            </w:rPr>
-            <w:instrText xml:space="preserve"> HYPERLINK \l _Toc12445 </w:instrText>
-          </w:r>
-          <w:r>
-            <w:rPr>
-              <w:rFonts w:ascii="宋体" w:eastAsia="宋体" w:hAnsi="宋体" w:cs="宋体" w:hint="eastAsia"/>
+              <w:rFonts w:hint="eastAsia" w:ascii="宋体" w:hAnsi="宋体" w:eastAsia="宋体" w:cs="宋体"/>
+              <w:szCs w:val="24"/>
+            </w:rPr>
+            <w:instrText xml:space="preserve"> HYPERLINK \l _Toc21289 </w:instrText>
+          </w:r>
+          <w:r>
+            <w:rPr>
+              <w:rFonts w:hint="eastAsia" w:ascii="宋体" w:hAnsi="宋体" w:eastAsia="宋体" w:cs="宋体"/>
               <w:szCs w:val="24"/>
             </w:rPr>
             <w:fldChar w:fldCharType="separate"/>
@@ -3133,7 +3160,7 @@
             <w:fldChar w:fldCharType="begin"/>
           </w:r>
           <w:r>
-            <w:instrText xml:space="preserve"> PAGEREF _Toc12445 \h </w:instrText>
+            <w:instrText xml:space="preserve"> PAGEREF _Toc21289 \h </w:instrText>
           </w:r>
           <w:r>
             <w:fldChar w:fldCharType="separate"/>
@@ -3146,7 +3173,7 @@
           </w:r>
           <w:r>
             <w:rPr>
-              <w:rFonts w:ascii="宋体" w:eastAsia="宋体" w:hAnsi="宋体" w:cs="宋体" w:hint="eastAsia"/>
+              <w:rFonts w:hint="eastAsia" w:ascii="宋体" w:hAnsi="宋体" w:eastAsia="宋体" w:cs="宋体"/>
               <w:szCs w:val="24"/>
             </w:rPr>
             <w:fldChar w:fldCharType="end"/>
@@ -3154,28 +3181,28 @@
         </w:p>
         <w:p>
           <w:pPr>
-            <w:pStyle w:val="TOC2"/>
+            <w:pStyle w:val="17"/>
             <w:tabs>
               <w:tab w:val="right" w:leader="dot" w:pos="8306"/>
             </w:tabs>
           </w:pPr>
           <w:r>
             <w:rPr>
-              <w:rFonts w:ascii="宋体" w:eastAsia="宋体" w:hAnsi="宋体" w:cs="宋体" w:hint="eastAsia"/>
+              <w:rFonts w:hint="eastAsia" w:ascii="宋体" w:hAnsi="宋体" w:eastAsia="宋体" w:cs="宋体"/>
               <w:szCs w:val="24"/>
             </w:rPr>
             <w:fldChar w:fldCharType="begin"/>
           </w:r>
           <w:r>
             <w:rPr>
-              <w:rFonts w:ascii="宋体" w:eastAsia="宋体" w:hAnsi="宋体" w:cs="宋体" w:hint="eastAsia"/>
-              <w:szCs w:val="24"/>
-            </w:rPr>
-            <w:instrText xml:space="preserve"> HYPERLINK \l _Toc7816 </w:instrText>
-          </w:r>
-          <w:r>
-            <w:rPr>
-              <w:rFonts w:ascii="宋体" w:eastAsia="宋体" w:hAnsi="宋体" w:cs="宋体" w:hint="eastAsia"/>
+              <w:rFonts w:hint="eastAsia" w:ascii="宋体" w:hAnsi="宋体" w:eastAsia="宋体" w:cs="宋体"/>
+              <w:szCs w:val="24"/>
+            </w:rPr>
+            <w:instrText xml:space="preserve"> HYPERLINK \l _Toc31711 </w:instrText>
+          </w:r>
+          <w:r>
+            <w:rPr>
+              <w:rFonts w:hint="eastAsia" w:ascii="宋体" w:hAnsi="宋体" w:eastAsia="宋体" w:cs="宋体"/>
               <w:szCs w:val="24"/>
             </w:rPr>
             <w:fldChar w:fldCharType="separate"/>
@@ -3194,7 +3221,7 @@
             <w:fldChar w:fldCharType="begin"/>
           </w:r>
           <w:r>
-            <w:instrText xml:space="preserve"> PAGEREF _Toc7816 \h </w:instrText>
+            <w:instrText xml:space="preserve"> PAGEREF _Toc31711 \h </w:instrText>
           </w:r>
           <w:r>
             <w:fldChar w:fldCharType="separate"/>
@@ -3207,7 +3234,7 @@
           </w:r>
           <w:r>
             <w:rPr>
-              <w:rFonts w:ascii="宋体" w:eastAsia="宋体" w:hAnsi="宋体" w:cs="宋体" w:hint="eastAsia"/>
+              <w:rFonts w:hint="eastAsia" w:ascii="宋体" w:hAnsi="宋体" w:eastAsia="宋体" w:cs="宋体"/>
               <w:szCs w:val="24"/>
             </w:rPr>
             <w:fldChar w:fldCharType="end"/>
@@ -3215,28 +3242,28 @@
         </w:p>
         <w:p>
           <w:pPr>
-            <w:pStyle w:val="TOC2"/>
+            <w:pStyle w:val="17"/>
             <w:tabs>
               <w:tab w:val="right" w:leader="dot" w:pos="8306"/>
             </w:tabs>
           </w:pPr>
           <w:r>
             <w:rPr>
-              <w:rFonts w:ascii="宋体" w:eastAsia="宋体" w:hAnsi="宋体" w:cs="宋体" w:hint="eastAsia"/>
+              <w:rFonts w:hint="eastAsia" w:ascii="宋体" w:hAnsi="宋体" w:eastAsia="宋体" w:cs="宋体"/>
               <w:szCs w:val="24"/>
             </w:rPr>
             <w:fldChar w:fldCharType="begin"/>
           </w:r>
           <w:r>
             <w:rPr>
-              <w:rFonts w:ascii="宋体" w:eastAsia="宋体" w:hAnsi="宋体" w:cs="宋体" w:hint="eastAsia"/>
-              <w:szCs w:val="24"/>
-            </w:rPr>
-            <w:instrText xml:space="preserve"> HYPERLINK \l _Toc12097 </w:instrText>
-          </w:r>
-          <w:r>
-            <w:rPr>
-              <w:rFonts w:ascii="宋体" w:eastAsia="宋体" w:hAnsi="宋体" w:cs="宋体" w:hint="eastAsia"/>
+              <w:rFonts w:hint="eastAsia" w:ascii="宋体" w:hAnsi="宋体" w:eastAsia="宋体" w:cs="宋体"/>
+              <w:szCs w:val="24"/>
+            </w:rPr>
+            <w:instrText xml:space="preserve"> HYPERLINK \l _Toc6350 </w:instrText>
+          </w:r>
+          <w:r>
+            <w:rPr>
+              <w:rFonts w:hint="eastAsia" w:ascii="宋体" w:hAnsi="宋体" w:eastAsia="宋体" w:cs="宋体"/>
               <w:szCs w:val="24"/>
             </w:rPr>
             <w:fldChar w:fldCharType="separate"/>
@@ -3255,7 +3282,7 @@
             <w:fldChar w:fldCharType="begin"/>
           </w:r>
           <w:r>
-            <w:instrText xml:space="preserve"> PAGEREF _Toc12097 \h </w:instrText>
+            <w:instrText xml:space="preserve"> PAGEREF _Toc6350 \h </w:instrText>
           </w:r>
           <w:r>
             <w:fldChar w:fldCharType="separate"/>
@@ -3268,7 +3295,7 @@
           </w:r>
           <w:r>
             <w:rPr>
-              <w:rFonts w:ascii="宋体" w:eastAsia="宋体" w:hAnsi="宋体" w:cs="宋体" w:hint="eastAsia"/>
+              <w:rFonts w:hint="eastAsia" w:ascii="宋体" w:hAnsi="宋体" w:eastAsia="宋体" w:cs="宋体"/>
               <w:szCs w:val="24"/>
             </w:rPr>
             <w:fldChar w:fldCharType="end"/>
@@ -3276,28 +3303,28 @@
         </w:p>
         <w:p>
           <w:pPr>
-            <w:pStyle w:val="TOC2"/>
+            <w:pStyle w:val="17"/>
             <w:tabs>
               <w:tab w:val="right" w:leader="dot" w:pos="8306"/>
             </w:tabs>
           </w:pPr>
           <w:r>
             <w:rPr>
-              <w:rFonts w:ascii="宋体" w:eastAsia="宋体" w:hAnsi="宋体" w:cs="宋体" w:hint="eastAsia"/>
+              <w:rFonts w:hint="eastAsia" w:ascii="宋体" w:hAnsi="宋体" w:eastAsia="宋体" w:cs="宋体"/>
               <w:szCs w:val="24"/>
             </w:rPr>
             <w:fldChar w:fldCharType="begin"/>
           </w:r>
           <w:r>
             <w:rPr>
-              <w:rFonts w:ascii="宋体" w:eastAsia="宋体" w:hAnsi="宋体" w:cs="宋体" w:hint="eastAsia"/>
-              <w:szCs w:val="24"/>
-            </w:rPr>
-            <w:instrText xml:space="preserve"> HYPERLINK \l _Toc9238 </w:instrText>
-          </w:r>
-          <w:r>
-            <w:rPr>
-              <w:rFonts w:ascii="宋体" w:eastAsia="宋体" w:hAnsi="宋体" w:cs="宋体" w:hint="eastAsia"/>
+              <w:rFonts w:hint="eastAsia" w:ascii="宋体" w:hAnsi="宋体" w:eastAsia="宋体" w:cs="宋体"/>
+              <w:szCs w:val="24"/>
+            </w:rPr>
+            <w:instrText xml:space="preserve"> HYPERLINK \l _Toc28987 </w:instrText>
+          </w:r>
+          <w:r>
+            <w:rPr>
+              <w:rFonts w:hint="eastAsia" w:ascii="宋体" w:hAnsi="宋体" w:eastAsia="宋体" w:cs="宋体"/>
               <w:szCs w:val="24"/>
             </w:rPr>
             <w:fldChar w:fldCharType="separate"/>
@@ -3316,7 +3343,7 @@
             <w:fldChar w:fldCharType="begin"/>
           </w:r>
           <w:r>
-            <w:instrText xml:space="preserve"> PAGEREF _Toc9238 \h </w:instrText>
+            <w:instrText xml:space="preserve"> PAGEREF _Toc28987 \h </w:instrText>
           </w:r>
           <w:r>
             <w:fldChar w:fldCharType="separate"/>
@@ -3329,7 +3356,7 @@
           </w:r>
           <w:r>
             <w:rPr>
-              <w:rFonts w:ascii="宋体" w:eastAsia="宋体" w:hAnsi="宋体" w:cs="宋体" w:hint="eastAsia"/>
+              <w:rFonts w:hint="eastAsia" w:ascii="宋体" w:hAnsi="宋体" w:eastAsia="宋体" w:cs="宋体"/>
               <w:szCs w:val="24"/>
             </w:rPr>
             <w:fldChar w:fldCharType="end"/>
@@ -3337,28 +3364,28 @@
         </w:p>
         <w:p>
           <w:pPr>
-            <w:pStyle w:val="TOC1"/>
+            <w:pStyle w:val="16"/>
             <w:tabs>
               <w:tab w:val="right" w:leader="dot" w:pos="8306"/>
             </w:tabs>
           </w:pPr>
           <w:r>
             <w:rPr>
-              <w:rFonts w:ascii="宋体" w:eastAsia="宋体" w:hAnsi="宋体" w:cs="宋体" w:hint="eastAsia"/>
+              <w:rFonts w:hint="eastAsia" w:ascii="宋体" w:hAnsi="宋体" w:eastAsia="宋体" w:cs="宋体"/>
               <w:szCs w:val="24"/>
             </w:rPr>
             <w:fldChar w:fldCharType="begin"/>
           </w:r>
           <w:r>
             <w:rPr>
-              <w:rFonts w:ascii="宋体" w:eastAsia="宋体" w:hAnsi="宋体" w:cs="宋体" w:hint="eastAsia"/>
-              <w:szCs w:val="24"/>
-            </w:rPr>
-            <w:instrText xml:space="preserve"> HYPERLINK \l _Toc27978 </w:instrText>
-          </w:r>
-          <w:r>
-            <w:rPr>
-              <w:rFonts w:ascii="宋体" w:eastAsia="宋体" w:hAnsi="宋体" w:cs="宋体" w:hint="eastAsia"/>
+              <w:rFonts w:hint="eastAsia" w:ascii="宋体" w:hAnsi="宋体" w:eastAsia="宋体" w:cs="宋体"/>
+              <w:szCs w:val="24"/>
+            </w:rPr>
+            <w:instrText xml:space="preserve"> HYPERLINK \l _Toc15610 </w:instrText>
+          </w:r>
+          <w:r>
+            <w:rPr>
+              <w:rFonts w:hint="eastAsia" w:ascii="宋体" w:hAnsi="宋体" w:eastAsia="宋体" w:cs="宋体"/>
               <w:szCs w:val="24"/>
             </w:rPr>
             <w:fldChar w:fldCharType="separate"/>
@@ -3377,7 +3404,7 @@
             <w:fldChar w:fldCharType="begin"/>
           </w:r>
           <w:r>
-            <w:instrText xml:space="preserve"> PAGEREF _Toc27978 \h </w:instrText>
+            <w:instrText xml:space="preserve"> PAGEREF _Toc15610 \h </w:instrText>
           </w:r>
           <w:r>
             <w:fldChar w:fldCharType="separate"/>
@@ -3390,7 +3417,7 @@
           </w:r>
           <w:r>
             <w:rPr>
-              <w:rFonts w:ascii="宋体" w:eastAsia="宋体" w:hAnsi="宋体" w:cs="宋体" w:hint="eastAsia"/>
+              <w:rFonts w:hint="eastAsia" w:ascii="宋体" w:hAnsi="宋体" w:eastAsia="宋体" w:cs="宋体"/>
               <w:szCs w:val="24"/>
             </w:rPr>
             <w:fldChar w:fldCharType="end"/>
@@ -3398,28 +3425,28 @@
         </w:p>
         <w:p>
           <w:pPr>
-            <w:pStyle w:val="TOC2"/>
+            <w:pStyle w:val="17"/>
             <w:tabs>
               <w:tab w:val="right" w:leader="dot" w:pos="8306"/>
             </w:tabs>
           </w:pPr>
           <w:r>
             <w:rPr>
-              <w:rFonts w:ascii="宋体" w:eastAsia="宋体" w:hAnsi="宋体" w:cs="宋体" w:hint="eastAsia"/>
+              <w:rFonts w:hint="eastAsia" w:ascii="宋体" w:hAnsi="宋体" w:eastAsia="宋体" w:cs="宋体"/>
               <w:szCs w:val="24"/>
             </w:rPr>
             <w:fldChar w:fldCharType="begin"/>
           </w:r>
           <w:r>
             <w:rPr>
-              <w:rFonts w:ascii="宋体" w:eastAsia="宋体" w:hAnsi="宋体" w:cs="宋体" w:hint="eastAsia"/>
-              <w:szCs w:val="24"/>
-            </w:rPr>
-            <w:instrText xml:space="preserve"> HYPERLINK \l _Toc1159 </w:instrText>
-          </w:r>
-          <w:r>
-            <w:rPr>
-              <w:rFonts w:ascii="宋体" w:eastAsia="宋体" w:hAnsi="宋体" w:cs="宋体" w:hint="eastAsia"/>
+              <w:rFonts w:hint="eastAsia" w:ascii="宋体" w:hAnsi="宋体" w:eastAsia="宋体" w:cs="宋体"/>
+              <w:szCs w:val="24"/>
+            </w:rPr>
+            <w:instrText xml:space="preserve"> HYPERLINK \l _Toc29340 </w:instrText>
+          </w:r>
+          <w:r>
+            <w:rPr>
+              <w:rFonts w:hint="eastAsia" w:ascii="宋体" w:hAnsi="宋体" w:eastAsia="宋体" w:cs="宋体"/>
               <w:szCs w:val="24"/>
             </w:rPr>
             <w:fldChar w:fldCharType="separate"/>
@@ -3438,7 +3465,7 @@
             <w:fldChar w:fldCharType="begin"/>
           </w:r>
           <w:r>
-            <w:instrText xml:space="preserve"> PAGEREF _Toc1159 \h </w:instrText>
+            <w:instrText xml:space="preserve"> PAGEREF _Toc29340 \h </w:instrText>
           </w:r>
           <w:r>
             <w:fldChar w:fldCharType="separate"/>
@@ -3451,7 +3478,7 @@
           </w:r>
           <w:r>
             <w:rPr>
-              <w:rFonts w:ascii="宋体" w:eastAsia="宋体" w:hAnsi="宋体" w:cs="宋体" w:hint="eastAsia"/>
+              <w:rFonts w:hint="eastAsia" w:ascii="宋体" w:hAnsi="宋体" w:eastAsia="宋体" w:cs="宋体"/>
               <w:szCs w:val="24"/>
             </w:rPr>
             <w:fldChar w:fldCharType="end"/>
@@ -3459,28 +3486,28 @@
         </w:p>
         <w:p>
           <w:pPr>
-            <w:pStyle w:val="TOC2"/>
+            <w:pStyle w:val="17"/>
             <w:tabs>
               <w:tab w:val="right" w:leader="dot" w:pos="8306"/>
             </w:tabs>
           </w:pPr>
           <w:r>
             <w:rPr>
-              <w:rFonts w:ascii="宋体" w:eastAsia="宋体" w:hAnsi="宋体" w:cs="宋体" w:hint="eastAsia"/>
+              <w:rFonts w:hint="eastAsia" w:ascii="宋体" w:hAnsi="宋体" w:eastAsia="宋体" w:cs="宋体"/>
               <w:szCs w:val="24"/>
             </w:rPr>
             <w:fldChar w:fldCharType="begin"/>
           </w:r>
           <w:r>
             <w:rPr>
-              <w:rFonts w:ascii="宋体" w:eastAsia="宋体" w:hAnsi="宋体" w:cs="宋体" w:hint="eastAsia"/>
-              <w:szCs w:val="24"/>
-            </w:rPr>
-            <w:instrText xml:space="preserve"> HYPERLINK \l _Toc26735 </w:instrText>
-          </w:r>
-          <w:r>
-            <w:rPr>
-              <w:rFonts w:ascii="宋体" w:eastAsia="宋体" w:hAnsi="宋体" w:cs="宋体" w:hint="eastAsia"/>
+              <w:rFonts w:hint="eastAsia" w:ascii="宋体" w:hAnsi="宋体" w:eastAsia="宋体" w:cs="宋体"/>
+              <w:szCs w:val="24"/>
+            </w:rPr>
+            <w:instrText xml:space="preserve"> HYPERLINK \l _Toc32580 </w:instrText>
+          </w:r>
+          <w:r>
+            <w:rPr>
+              <w:rFonts w:hint="eastAsia" w:ascii="宋体" w:hAnsi="宋体" w:eastAsia="宋体" w:cs="宋体"/>
               <w:szCs w:val="24"/>
             </w:rPr>
             <w:fldChar w:fldCharType="separate"/>
@@ -3499,7 +3526,7 @@
             <w:fldChar w:fldCharType="begin"/>
           </w:r>
           <w:r>
-            <w:instrText xml:space="preserve"> PAGEREF _Toc26735 \h </w:instrText>
+            <w:instrText xml:space="preserve"> PAGEREF _Toc32580 \h </w:instrText>
           </w:r>
           <w:r>
             <w:fldChar w:fldCharType="separate"/>
@@ -3512,7 +3539,7 @@
           </w:r>
           <w:r>
             <w:rPr>
-              <w:rFonts w:ascii="宋体" w:eastAsia="宋体" w:hAnsi="宋体" w:cs="宋体" w:hint="eastAsia"/>
+              <w:rFonts w:hint="eastAsia" w:ascii="宋体" w:hAnsi="宋体" w:eastAsia="宋体" w:cs="宋体"/>
               <w:szCs w:val="24"/>
             </w:rPr>
             <w:fldChar w:fldCharType="end"/>
@@ -3520,28 +3547,28 @@
         </w:p>
         <w:p>
           <w:pPr>
-            <w:pStyle w:val="TOC2"/>
+            <w:pStyle w:val="17"/>
             <w:tabs>
               <w:tab w:val="right" w:leader="dot" w:pos="8306"/>
             </w:tabs>
           </w:pPr>
           <w:r>
             <w:rPr>
-              <w:rFonts w:ascii="宋体" w:eastAsia="宋体" w:hAnsi="宋体" w:cs="宋体" w:hint="eastAsia"/>
+              <w:rFonts w:hint="eastAsia" w:ascii="宋体" w:hAnsi="宋体" w:eastAsia="宋体" w:cs="宋体"/>
               <w:szCs w:val="24"/>
             </w:rPr>
             <w:fldChar w:fldCharType="begin"/>
           </w:r>
           <w:r>
             <w:rPr>
-              <w:rFonts w:ascii="宋体" w:eastAsia="宋体" w:hAnsi="宋体" w:cs="宋体" w:hint="eastAsia"/>
-              <w:szCs w:val="24"/>
-            </w:rPr>
-            <w:instrText xml:space="preserve"> HYPERLINK \l _Toc31049 </w:instrText>
-          </w:r>
-          <w:r>
-            <w:rPr>
-              <w:rFonts w:ascii="宋体" w:eastAsia="宋体" w:hAnsi="宋体" w:cs="宋体" w:hint="eastAsia"/>
+              <w:rFonts w:hint="eastAsia" w:ascii="宋体" w:hAnsi="宋体" w:eastAsia="宋体" w:cs="宋体"/>
+              <w:szCs w:val="24"/>
+            </w:rPr>
+            <w:instrText xml:space="preserve"> HYPERLINK \l _Toc10256 </w:instrText>
+          </w:r>
+          <w:r>
+            <w:rPr>
+              <w:rFonts w:hint="eastAsia" w:ascii="宋体" w:hAnsi="宋体" w:eastAsia="宋体" w:cs="宋体"/>
               <w:szCs w:val="24"/>
             </w:rPr>
             <w:fldChar w:fldCharType="separate"/>
@@ -3560,7 +3587,7 @@
             <w:fldChar w:fldCharType="begin"/>
           </w:r>
           <w:r>
-            <w:instrText xml:space="preserve"> PAGEREF _Toc31049 \h </w:instrText>
+            <w:instrText xml:space="preserve"> PAGEREF _Toc10256 \h </w:instrText>
           </w:r>
           <w:r>
             <w:fldChar w:fldCharType="separate"/>
@@ -3573,7 +3600,7 @@
           </w:r>
           <w:r>
             <w:rPr>
-              <w:rFonts w:ascii="宋体" w:eastAsia="宋体" w:hAnsi="宋体" w:cs="宋体" w:hint="eastAsia"/>
+              <w:rFonts w:hint="eastAsia" w:ascii="宋体" w:hAnsi="宋体" w:eastAsia="宋体" w:cs="宋体"/>
               <w:szCs w:val="24"/>
             </w:rPr>
             <w:fldChar w:fldCharType="end"/>
@@ -3581,28 +3608,28 @@
         </w:p>
         <w:p>
           <w:pPr>
-            <w:pStyle w:val="TOC1"/>
+            <w:pStyle w:val="16"/>
             <w:tabs>
               <w:tab w:val="right" w:leader="dot" w:pos="8306"/>
             </w:tabs>
           </w:pPr>
           <w:r>
             <w:rPr>
-              <w:rFonts w:ascii="宋体" w:eastAsia="宋体" w:hAnsi="宋体" w:cs="宋体" w:hint="eastAsia"/>
+              <w:rFonts w:hint="eastAsia" w:ascii="宋体" w:hAnsi="宋体" w:eastAsia="宋体" w:cs="宋体"/>
               <w:szCs w:val="24"/>
             </w:rPr>
             <w:fldChar w:fldCharType="begin"/>
           </w:r>
           <w:r>
             <w:rPr>
-              <w:rFonts w:ascii="宋体" w:eastAsia="宋体" w:hAnsi="宋体" w:cs="宋体" w:hint="eastAsia"/>
-              <w:szCs w:val="24"/>
-            </w:rPr>
-            <w:instrText xml:space="preserve"> HYPERLINK \l _Toc9400 </w:instrText>
-          </w:r>
-          <w:r>
-            <w:rPr>
-              <w:rFonts w:ascii="宋体" w:eastAsia="宋体" w:hAnsi="宋体" w:cs="宋体" w:hint="eastAsia"/>
+              <w:rFonts w:hint="eastAsia" w:ascii="宋体" w:hAnsi="宋体" w:eastAsia="宋体" w:cs="宋体"/>
+              <w:szCs w:val="24"/>
+            </w:rPr>
+            <w:instrText xml:space="preserve"> HYPERLINK \l _Toc31508 </w:instrText>
+          </w:r>
+          <w:r>
+            <w:rPr>
+              <w:rFonts w:hint="eastAsia" w:ascii="宋体" w:hAnsi="宋体" w:eastAsia="宋体" w:cs="宋体"/>
               <w:szCs w:val="24"/>
             </w:rPr>
             <w:fldChar w:fldCharType="separate"/>
@@ -3628,7 +3655,7 @@
             <w:fldChar w:fldCharType="begin"/>
           </w:r>
           <w:r>
-            <w:instrText xml:space="preserve"> PAGEREF _Toc9400 \h </w:instrText>
+            <w:instrText xml:space="preserve"> PAGEREF _Toc31508 \h </w:instrText>
           </w:r>
           <w:r>
             <w:fldChar w:fldCharType="separate"/>
@@ -3641,7 +3668,7 @@
           </w:r>
           <w:r>
             <w:rPr>
-              <w:rFonts w:ascii="宋体" w:eastAsia="宋体" w:hAnsi="宋体" w:cs="宋体" w:hint="eastAsia"/>
+              <w:rFonts w:hint="eastAsia" w:ascii="宋体" w:hAnsi="宋体" w:eastAsia="宋体" w:cs="宋体"/>
               <w:szCs w:val="24"/>
             </w:rPr>
             <w:fldChar w:fldCharType="end"/>
@@ -3649,28 +3676,28 @@
         </w:p>
         <w:p>
           <w:pPr>
-            <w:pStyle w:val="TOC1"/>
+            <w:pStyle w:val="16"/>
             <w:tabs>
               <w:tab w:val="right" w:leader="dot" w:pos="8306"/>
             </w:tabs>
           </w:pPr>
           <w:r>
             <w:rPr>
-              <w:rFonts w:ascii="宋体" w:eastAsia="宋体" w:hAnsi="宋体" w:cs="宋体" w:hint="eastAsia"/>
+              <w:rFonts w:hint="eastAsia" w:ascii="宋体" w:hAnsi="宋体" w:eastAsia="宋体" w:cs="宋体"/>
               <w:szCs w:val="24"/>
             </w:rPr>
             <w:fldChar w:fldCharType="begin"/>
           </w:r>
           <w:r>
             <w:rPr>
-              <w:rFonts w:ascii="宋体" w:eastAsia="宋体" w:hAnsi="宋体" w:cs="宋体" w:hint="eastAsia"/>
-              <w:szCs w:val="24"/>
-            </w:rPr>
-            <w:instrText xml:space="preserve"> HYPERLINK \l _Toc3431 </w:instrText>
-          </w:r>
-          <w:r>
-            <w:rPr>
-              <w:rFonts w:ascii="宋体" w:eastAsia="宋体" w:hAnsi="宋体" w:cs="宋体" w:hint="eastAsia"/>
+              <w:rFonts w:hint="eastAsia" w:ascii="宋体" w:hAnsi="宋体" w:eastAsia="宋体" w:cs="宋体"/>
+              <w:szCs w:val="24"/>
+            </w:rPr>
+            <w:instrText xml:space="preserve"> HYPERLINK \l _Toc11455 </w:instrText>
+          </w:r>
+          <w:r>
+            <w:rPr>
+              <w:rFonts w:hint="eastAsia" w:ascii="宋体" w:hAnsi="宋体" w:eastAsia="宋体" w:cs="宋体"/>
               <w:szCs w:val="24"/>
             </w:rPr>
             <w:fldChar w:fldCharType="separate"/>
@@ -3689,7 +3716,7 @@
             <w:fldChar w:fldCharType="begin"/>
           </w:r>
           <w:r>
-            <w:instrText xml:space="preserve"> PAGEREF _Toc3431 \h </w:instrText>
+            <w:instrText xml:space="preserve"> PAGEREF _Toc11455 \h </w:instrText>
           </w:r>
           <w:r>
             <w:fldChar w:fldCharType="separate"/>
@@ -3702,7 +3729,7 @@
           </w:r>
           <w:r>
             <w:rPr>
-              <w:rFonts w:ascii="宋体" w:eastAsia="宋体" w:hAnsi="宋体" w:cs="宋体" w:hint="eastAsia"/>
+              <w:rFonts w:hint="eastAsia" w:ascii="宋体" w:hAnsi="宋体" w:eastAsia="宋体" w:cs="宋体"/>
               <w:szCs w:val="24"/>
             </w:rPr>
             <w:fldChar w:fldCharType="end"/>
@@ -3726,7 +3753,7 @@
             <w:spacing w:line="312" w:lineRule="auto"/>
             <w:textAlignment w:val="baseline"/>
             <w:rPr>
-              <w:rFonts w:ascii="宋体" w:eastAsia="宋体" w:hAnsi="宋体" w:cs="宋体" w:hint="eastAsia"/>
+              <w:rFonts w:hint="eastAsia" w:ascii="宋体" w:hAnsi="宋体" w:eastAsia="宋体" w:cs="宋体"/>
               <w:snapToGrid w:val="0"/>
               <w:color w:val="000000"/>
               <w:kern w:val="0"/>
@@ -3737,7 +3764,7 @@
           </w:pPr>
           <w:r>
             <w:rPr>
-              <w:rFonts w:ascii="宋体" w:eastAsia="宋体" w:hAnsi="宋体" w:cs="宋体" w:hint="eastAsia"/>
+              <w:rFonts w:hint="eastAsia" w:ascii="宋体" w:hAnsi="宋体" w:eastAsia="宋体" w:cs="宋体"/>
               <w:szCs w:val="24"/>
             </w:rPr>
             <w:fldChar w:fldCharType="end"/>
@@ -3762,7 +3789,7 @@
         <w:snapToGrid w:val="0"/>
         <w:textAlignment w:val="baseline"/>
         <w:rPr>
-          <w:rFonts w:ascii="Arial" w:eastAsia="Arial" w:hAnsi="Arial" w:cs="Arial"/>
+          <w:rFonts w:ascii="Arial" w:hAnsi="Arial" w:eastAsia="Arial" w:cs="Arial"/>
           <w:snapToGrid w:val="0"/>
           <w:color w:val="000000"/>
           <w:kern w:val="0"/>
@@ -3773,7 +3800,7 @@
       </w:pPr>
       <w:r>
         <w:rPr>
-          <w:rFonts w:ascii="Arial" w:eastAsia="Arial" w:hAnsi="Arial" w:cs="Arial"/>
+          <w:rFonts w:ascii="Arial" w:hAnsi="Arial" w:eastAsia="Arial" w:cs="Arial"/>
           <w:snapToGrid w:val="0"/>
           <w:color w:val="000000"/>
           <w:kern w:val="0"/>
@@ -3786,7 +3813,7 @@
     </w:p>
     <w:p>
       <w:pPr>
-        <w:pStyle w:val="1"/>
+        <w:pStyle w:val="28"/>
         <w:keepNext w:val="0"/>
         <w:keepLines w:val="0"/>
         <w:pageBreakBefore w:val="0"/>
@@ -3806,7 +3833,7 @@
           <w:lang w:val="en-US" w:eastAsia="zh-CN"/>
         </w:rPr>
       </w:pPr>
-      <w:bookmarkStart w:id="3" w:name="_Toc21923"/>
+      <w:bookmarkStart w:id="2" w:name="_Toc281"/>
       <w:r>
         <w:rPr>
           <w:rFonts w:hint="default"/>
@@ -3814,11 +3841,11 @@
         </w:rPr>
         <w:t>总则</w:t>
       </w:r>
-      <w:bookmarkEnd w:id="3"/>
-    </w:p>
-    <w:p>
-      <w:pPr>
-        <w:pStyle w:val="2"/>
+      <w:bookmarkEnd w:id="2"/>
+    </w:p>
+    <w:p>
+      <w:pPr>
+        <w:pStyle w:val="30"/>
         <w:keepNext w:val="0"/>
         <w:keepLines w:val="0"/>
         <w:pageBreakBefore w:val="0"/>
@@ -3838,7 +3865,7 @@
           <w:lang w:val="en-US" w:eastAsia="zh-CN"/>
         </w:rPr>
       </w:pPr>
-      <w:bookmarkStart w:id="4" w:name="_Toc20773"/>
+      <w:bookmarkStart w:id="3" w:name="_Toc141"/>
       <w:r>
         <w:rPr>
           <w:rFonts w:hint="default"/>
@@ -3846,11 +3873,11 @@
         </w:rPr>
         <w:t>目的</w:t>
       </w:r>
-      <w:bookmarkEnd w:id="4"/>
-    </w:p>
-    <w:p>
-      <w:pPr>
-        <w:pStyle w:val="a1"/>
+      <w:bookmarkEnd w:id="3"/>
+    </w:p>
+    <w:p>
+      <w:pPr>
+        <w:pStyle w:val="29"/>
         <w:keepNext w:val="0"/>
         <w:keepLines w:val="0"/>
         <w:pageBreakBefore w:val="0"/>
@@ -3880,7 +3907,7 @@
     </w:p>
     <w:p>
       <w:pPr>
-        <w:pStyle w:val="2"/>
+        <w:pStyle w:val="30"/>
         <w:keepNext w:val="0"/>
         <w:keepLines w:val="0"/>
         <w:pageBreakBefore w:val="0"/>
@@ -3900,7 +3927,7 @@
           <w:lang w:val="en-US" w:eastAsia="zh-CN"/>
         </w:rPr>
       </w:pPr>
-      <w:bookmarkStart w:id="5" w:name="_Toc26576"/>
+      <w:bookmarkStart w:id="4" w:name="_Toc12985"/>
       <w:r>
         <w:rPr>
           <w:rFonts w:hint="default"/>
@@ -3908,11 +3935,11 @@
         </w:rPr>
         <w:t>适用范围</w:t>
       </w:r>
-      <w:bookmarkEnd w:id="5"/>
-    </w:p>
-    <w:p>
-      <w:pPr>
-        <w:pStyle w:val="a1"/>
+      <w:bookmarkEnd w:id="4"/>
+    </w:p>
+    <w:p>
+      <w:pPr>
+        <w:pStyle w:val="29"/>
         <w:keepNext w:val="0"/>
         <w:keepLines w:val="0"/>
         <w:pageBreakBefore w:val="0"/>
@@ -3942,7 +3969,7 @@
     </w:p>
     <w:p>
       <w:pPr>
-        <w:pStyle w:val="2"/>
+        <w:pStyle w:val="30"/>
         <w:keepNext w:val="0"/>
         <w:keepLines w:val="0"/>
         <w:pageBreakBefore w:val="0"/>
@@ -3962,7 +3989,7 @@
           <w:lang w:val="en-US" w:eastAsia="zh-CN"/>
         </w:rPr>
       </w:pPr>
-      <w:bookmarkStart w:id="6" w:name="_Toc10478"/>
+      <w:bookmarkStart w:id="5" w:name="_Toc29001"/>
       <w:r>
         <w:rPr>
           <w:rFonts w:hint="default"/>
@@ -3970,11 +3997,11 @@
         </w:rPr>
         <w:t>框架原则</w:t>
       </w:r>
-      <w:bookmarkEnd w:id="6"/>
-    </w:p>
-    <w:p>
-      <w:pPr>
-        <w:pStyle w:val="a1"/>
+      <w:bookmarkEnd w:id="5"/>
+    </w:p>
+    <w:p>
+      <w:pPr>
+        <w:pStyle w:val="29"/>
         <w:keepNext w:val="0"/>
         <w:keepLines w:val="0"/>
         <w:pageBreakBefore w:val="0"/>
@@ -4004,7 +4031,7 @@
     </w:p>
     <w:p>
       <w:pPr>
-        <w:pStyle w:val="a1"/>
+        <w:pStyle w:val="29"/>
         <w:keepNext w:val="0"/>
         <w:keepLines w:val="0"/>
         <w:pageBreakBefore w:val="0"/>
@@ -4034,7 +4061,7 @@
     </w:p>
     <w:p>
       <w:pPr>
-        <w:pStyle w:val="a1"/>
+        <w:pStyle w:val="29"/>
         <w:keepNext w:val="0"/>
         <w:keepLines w:val="0"/>
         <w:pageBreakBefore w:val="0"/>
@@ -4064,7 +4091,7 @@
     </w:p>
     <w:p>
       <w:pPr>
-        <w:pStyle w:val="a1"/>
+        <w:pStyle w:val="29"/>
         <w:keepNext w:val="0"/>
         <w:keepLines w:val="0"/>
         <w:pageBreakBefore w:val="0"/>
@@ -4094,7 +4121,7 @@
     </w:p>
     <w:p>
       <w:pPr>
-        <w:pStyle w:val="a1"/>
+        <w:pStyle w:val="29"/>
         <w:keepNext w:val="0"/>
         <w:keepLines w:val="0"/>
         <w:pageBreakBefore w:val="0"/>
@@ -4124,7 +4151,7 @@
     </w:p>
     <w:p>
       <w:pPr>
-        <w:pStyle w:val="1"/>
+        <w:pStyle w:val="28"/>
         <w:keepNext w:val="0"/>
         <w:keepLines w:val="0"/>
         <w:pageBreakBefore w:val="0"/>
@@ -4144,7 +4171,7 @@
           <w:lang w:val="en-US" w:eastAsia="zh-CN"/>
         </w:rPr>
       </w:pPr>
-      <w:bookmarkStart w:id="7" w:name="_Toc13351"/>
+      <w:bookmarkStart w:id="6" w:name="_Toc16977"/>
       <w:r>
         <w:rPr>
           <w:rFonts w:hint="default"/>
@@ -4152,11 +4179,11 @@
         </w:rPr>
         <w:t>过程框架构成</w:t>
       </w:r>
-      <w:bookmarkEnd w:id="7"/>
-    </w:p>
-    <w:p>
-      <w:pPr>
-        <w:pStyle w:val="2"/>
+      <w:bookmarkEnd w:id="6"/>
+    </w:p>
+    <w:p>
+      <w:pPr>
+        <w:pStyle w:val="30"/>
         <w:keepNext w:val="0"/>
         <w:keepLines w:val="0"/>
         <w:pageBreakBefore w:val="0"/>
@@ -4176,7 +4203,7 @@
           <w:lang w:val="en-US" w:eastAsia="zh-CN"/>
         </w:rPr>
       </w:pPr>
-      <w:bookmarkStart w:id="8" w:name="_Toc19695"/>
+      <w:bookmarkStart w:id="7" w:name="_Toc17725"/>
       <w:r>
         <w:rPr>
           <w:rFonts w:hint="default"/>
@@ -4184,11 +4211,11 @@
         </w:rPr>
         <w:t>过程框架总览</w:t>
       </w:r>
-      <w:bookmarkEnd w:id="8"/>
-    </w:p>
-    <w:p>
-      <w:pPr>
-        <w:pStyle w:val="a1"/>
+      <w:bookmarkEnd w:id="7"/>
+    </w:p>
+    <w:p>
+      <w:pPr>
+        <w:pStyle w:val="29"/>
         <w:keepNext w:val="0"/>
         <w:keepLines w:val="0"/>
         <w:pageBreakBefore w:val="0"/>
@@ -4218,7 +4245,7 @@
     </w:p>
     <w:p>
       <w:pPr>
-        <w:pStyle w:val="a1"/>
+        <w:pStyle w:val="29"/>
         <w:keepNext w:val="0"/>
         <w:keepLines w:val="0"/>
         <w:pageBreakBefore w:val="0"/>
@@ -4257,7 +4284,7 @@
                     </pic:cNvPicPr>
                   </pic:nvPicPr>
                   <pic:blipFill>
-                    <a:blip xmlns:r="http://schemas.openxmlformats.org/officeDocument/2006/relationships" r:embed="rId7"/>
+                    <a:blip r:embed="rId10"/>
                     <a:stretch>
                       <a:fillRect/>
                     </a:stretch>
@@ -4284,7 +4311,7 @@
     </w:p>
     <w:p>
       <w:pPr>
-        <w:pStyle w:val="2"/>
+        <w:pStyle w:val="30"/>
         <w:keepNext w:val="0"/>
         <w:keepLines w:val="0"/>
         <w:pageBreakBefore w:val="0"/>
@@ -4304,7 +4331,7 @@
           <w:lang w:val="en-US" w:eastAsia="zh-CN"/>
         </w:rPr>
       </w:pPr>
-      <w:bookmarkStart w:id="9" w:name="_Toc8361"/>
+      <w:bookmarkStart w:id="8" w:name="_Toc17885"/>
       <w:r>
         <w:rPr>
           <w:rFonts w:hint="default"/>
@@ -4312,11 +4339,11 @@
         </w:rPr>
         <w:t>过程组及核心过程定义</w:t>
       </w:r>
-      <w:bookmarkEnd w:id="9"/>
-    </w:p>
-    <w:p>
-      <w:pPr>
-        <w:pStyle w:val="a1"/>
+      <w:bookmarkEnd w:id="8"/>
+    </w:p>
+    <w:p>
+      <w:pPr>
+        <w:pStyle w:val="29"/>
         <w:keepNext w:val="0"/>
         <w:keepLines w:val="0"/>
         <w:pageBreakBefore w:val="0"/>
@@ -4346,7 +4373,7 @@
     </w:p>
     <w:p>
       <w:pPr>
-        <w:pStyle w:val="3"/>
+        <w:pStyle w:val="31"/>
         <w:keepNext w:val="0"/>
         <w:keepLines w:val="0"/>
         <w:pageBreakBefore w:val="0"/>
@@ -4366,7 +4393,7 @@
           <w:lang w:val="en-US" w:eastAsia="zh-CN"/>
         </w:rPr>
       </w:pPr>
-      <w:bookmarkStart w:id="10" w:name="_Toc8949"/>
+      <w:bookmarkStart w:id="9" w:name="_Toc9602"/>
       <w:r>
         <w:rPr>
           <w:rFonts w:hint="default"/>
@@ -4374,11 +4401,11 @@
         </w:rPr>
         <w:t>战略与治理过程组</w:t>
       </w:r>
-      <w:bookmarkEnd w:id="10"/>
-    </w:p>
-    <w:p>
-      <w:pPr>
-        <w:pStyle w:val="a1"/>
+      <w:bookmarkEnd w:id="9"/>
+    </w:p>
+    <w:p>
+      <w:pPr>
+        <w:pStyle w:val="29"/>
         <w:keepNext w:val="0"/>
         <w:keepLines w:val="0"/>
         <w:pageBreakBefore w:val="0"/>
@@ -4408,7 +4435,7 @@
     </w:p>
     <w:p>
       <w:pPr>
-        <w:pStyle w:val="a1"/>
+        <w:pStyle w:val="29"/>
         <w:keepNext w:val="0"/>
         <w:keepLines w:val="0"/>
         <w:pageBreakBefore w:val="0"/>
@@ -4438,7 +4465,7 @@
     </w:p>
     <w:p>
       <w:pPr>
-        <w:pStyle w:val="a1"/>
+        <w:pStyle w:val="29"/>
         <w:keepNext w:val="0"/>
         <w:keepLines w:val="0"/>
         <w:pageBreakBefore w:val="0"/>
@@ -4468,7 +4495,7 @@
     </w:p>
     <w:p>
       <w:pPr>
-        <w:pStyle w:val="a1"/>
+        <w:pStyle w:val="29"/>
         <w:keepNext w:val="0"/>
         <w:keepLines w:val="0"/>
         <w:pageBreakBefore w:val="0"/>
@@ -4498,7 +4525,7 @@
     </w:p>
     <w:p>
       <w:pPr>
-        <w:pStyle w:val="3"/>
+        <w:pStyle w:val="31"/>
         <w:keepNext w:val="0"/>
         <w:keepLines w:val="0"/>
         <w:pageBreakBefore w:val="0"/>
@@ -4518,7 +4545,7 @@
           <w:lang w:val="en-US" w:eastAsia="zh-CN"/>
         </w:rPr>
       </w:pPr>
-      <w:bookmarkStart w:id="11" w:name="_Toc23700"/>
+      <w:bookmarkStart w:id="10" w:name="_Toc10486"/>
       <w:r>
         <w:rPr>
           <w:rFonts w:hint="default"/>
@@ -4526,11 +4553,11 @@
         </w:rPr>
         <w:t>核心交付与运营过程组</w:t>
       </w:r>
-      <w:bookmarkEnd w:id="11"/>
-    </w:p>
-    <w:p>
-      <w:pPr>
-        <w:pStyle w:val="a1"/>
+      <w:bookmarkEnd w:id="10"/>
+    </w:p>
+    <w:p>
+      <w:pPr>
+        <w:pStyle w:val="29"/>
         <w:keepNext w:val="0"/>
         <w:keepLines w:val="0"/>
         <w:pageBreakBefore w:val="0"/>
@@ -4560,7 +4587,7 @@
     </w:p>
     <w:p>
       <w:pPr>
-        <w:pStyle w:val="a1"/>
+        <w:pStyle w:val="29"/>
         <w:keepNext w:val="0"/>
         <w:keepLines w:val="0"/>
         <w:pageBreakBefore w:val="0"/>
@@ -4590,7 +4617,7 @@
     </w:p>
     <w:p>
       <w:pPr>
-        <w:pStyle w:val="a1"/>
+        <w:pStyle w:val="29"/>
         <w:keepNext w:val="0"/>
         <w:keepLines w:val="0"/>
         <w:pageBreakBefore w:val="0"/>
@@ -4620,7 +4647,7 @@
     </w:p>
     <w:p>
       <w:pPr>
-        <w:pStyle w:val="a1"/>
+        <w:pStyle w:val="29"/>
         <w:keepNext w:val="0"/>
         <w:keepLines w:val="0"/>
         <w:pageBreakBefore w:val="0"/>
@@ -4650,7 +4677,7 @@
     </w:p>
     <w:p>
       <w:pPr>
-        <w:pStyle w:val="a1"/>
+        <w:pStyle w:val="29"/>
         <w:keepNext w:val="0"/>
         <w:keepLines w:val="0"/>
         <w:pageBreakBefore w:val="0"/>
@@ -4680,7 +4707,7 @@
     </w:p>
     <w:p>
       <w:pPr>
-        <w:pStyle w:val="a1"/>
+        <w:pStyle w:val="29"/>
         <w:keepNext w:val="0"/>
         <w:keepLines w:val="0"/>
         <w:pageBreakBefore w:val="0"/>
@@ -4710,7 +4737,7 @@
     </w:p>
     <w:p>
       <w:pPr>
-        <w:pStyle w:val="3"/>
+        <w:pStyle w:val="31"/>
         <w:keepNext w:val="0"/>
         <w:keepLines w:val="0"/>
         <w:pageBreakBefore w:val="0"/>
@@ -4730,7 +4757,7 @@
           <w:lang w:val="en-US" w:eastAsia="zh-CN"/>
         </w:rPr>
       </w:pPr>
-      <w:bookmarkStart w:id="12" w:name="_Toc862"/>
+      <w:bookmarkStart w:id="11" w:name="_Toc8869"/>
       <w:r>
         <w:rPr>
           <w:rFonts w:hint="default"/>
@@ -4738,11 +4765,11 @@
         </w:rPr>
         <w:t>支持保障过程组</w:t>
       </w:r>
-      <w:bookmarkEnd w:id="12"/>
-    </w:p>
-    <w:p>
-      <w:pPr>
-        <w:pStyle w:val="a1"/>
+      <w:bookmarkEnd w:id="11"/>
+    </w:p>
+    <w:p>
+      <w:pPr>
+        <w:pStyle w:val="29"/>
         <w:keepNext w:val="0"/>
         <w:keepLines w:val="0"/>
         <w:pageBreakBefore w:val="0"/>
@@ -4772,7 +4799,7 @@
     </w:p>
     <w:p>
       <w:pPr>
-        <w:pStyle w:val="a1"/>
+        <w:pStyle w:val="29"/>
         <w:keepNext w:val="0"/>
         <w:keepLines w:val="0"/>
         <w:pageBreakBefore w:val="0"/>
@@ -4802,7 +4829,7 @@
     </w:p>
     <w:p>
       <w:pPr>
-        <w:pStyle w:val="a1"/>
+        <w:pStyle w:val="29"/>
         <w:keepNext w:val="0"/>
         <w:keepLines w:val="0"/>
         <w:pageBreakBefore w:val="0"/>
@@ -4832,7 +4859,7 @@
     </w:p>
     <w:p>
       <w:pPr>
-        <w:pStyle w:val="a1"/>
+        <w:pStyle w:val="29"/>
         <w:keepNext w:val="0"/>
         <w:keepLines w:val="0"/>
         <w:pageBreakBefore w:val="0"/>
@@ -4862,7 +4889,7 @@
     </w:p>
     <w:p>
       <w:pPr>
-        <w:pStyle w:val="a1"/>
+        <w:pStyle w:val="29"/>
         <w:keepNext w:val="0"/>
         <w:keepLines w:val="0"/>
         <w:pageBreakBefore w:val="0"/>
@@ -4892,7 +4919,7 @@
     </w:p>
     <w:p>
       <w:pPr>
-        <w:pStyle w:val="a1"/>
+        <w:pStyle w:val="29"/>
         <w:keepNext w:val="0"/>
         <w:keepLines w:val="0"/>
         <w:pageBreakBefore w:val="0"/>
@@ -4922,7 +4949,7 @@
     </w:p>
     <w:p>
       <w:pPr>
-        <w:pStyle w:val="3"/>
+        <w:pStyle w:val="31"/>
         <w:keepNext w:val="0"/>
         <w:keepLines w:val="0"/>
         <w:pageBreakBefore w:val="0"/>
@@ -4942,7 +4969,7 @@
           <w:lang w:val="en-US" w:eastAsia="zh-CN"/>
         </w:rPr>
       </w:pPr>
-      <w:bookmarkStart w:id="13" w:name="_Toc5249"/>
+      <w:bookmarkStart w:id="12" w:name="_Toc10209"/>
       <w:r>
         <w:rPr>
           <w:rFonts w:hint="default"/>
@@ -4950,11 +4977,11 @@
         </w:rPr>
         <w:t>测量与改进过程组</w:t>
       </w:r>
-      <w:bookmarkEnd w:id="13"/>
-    </w:p>
-    <w:p>
-      <w:pPr>
-        <w:pStyle w:val="a1"/>
+      <w:bookmarkEnd w:id="12"/>
+    </w:p>
+    <w:p>
+      <w:pPr>
+        <w:pStyle w:val="29"/>
         <w:keepNext w:val="0"/>
         <w:keepLines w:val="0"/>
         <w:pageBreakBefore w:val="0"/>
@@ -4984,7 +5011,7 @@
     </w:p>
     <w:p>
       <w:pPr>
-        <w:pStyle w:val="a1"/>
+        <w:pStyle w:val="29"/>
         <w:keepNext w:val="0"/>
         <w:keepLines w:val="0"/>
         <w:pageBreakBefore w:val="0"/>
@@ -5014,7 +5041,7 @@
     </w:p>
     <w:p>
       <w:pPr>
-        <w:pStyle w:val="1"/>
+        <w:pStyle w:val="28"/>
         <w:keepNext w:val="0"/>
         <w:keepLines w:val="0"/>
         <w:pageBreakBefore w:val="0"/>
@@ -5034,7 +5061,7 @@
           <w:lang w:val="en-US" w:eastAsia="zh-CN"/>
         </w:rPr>
       </w:pPr>
-      <w:bookmarkStart w:id="14" w:name="_Toc3912"/>
+      <w:bookmarkStart w:id="13" w:name="_Toc1538"/>
       <w:r>
         <w:rPr>
           <w:rFonts w:hint="default"/>
@@ -5042,11 +5069,11 @@
         </w:rPr>
         <w:t>过程间关系与协同机制</w:t>
       </w:r>
-      <w:bookmarkEnd w:id="14"/>
-    </w:p>
-    <w:p>
-      <w:pPr>
-        <w:pStyle w:val="2"/>
+      <w:bookmarkEnd w:id="13"/>
+    </w:p>
+    <w:p>
+      <w:pPr>
+        <w:pStyle w:val="30"/>
         <w:keepNext w:val="0"/>
         <w:keepLines w:val="0"/>
         <w:pageBreakBefore w:val="0"/>
@@ -5066,7 +5093,7 @@
           <w:lang w:val="en-US" w:eastAsia="zh-CN"/>
         </w:rPr>
       </w:pPr>
-      <w:bookmarkStart w:id="15" w:name="_Toc6225"/>
+      <w:bookmarkStart w:id="14" w:name="_Toc5139"/>
       <w:r>
         <w:rPr>
           <w:rFonts w:hint="default"/>
@@ -5074,11 +5101,11 @@
         </w:rPr>
         <w:t>关键过程交互关系</w:t>
       </w:r>
-      <w:bookmarkEnd w:id="15"/>
-    </w:p>
-    <w:p>
-      <w:pPr>
-        <w:pStyle w:val="a1"/>
+      <w:bookmarkEnd w:id="14"/>
+    </w:p>
+    <w:p>
+      <w:pPr>
+        <w:pStyle w:val="29"/>
         <w:keepNext w:val="0"/>
         <w:keepLines w:val="0"/>
         <w:pageBreakBefore w:val="0"/>
@@ -5108,7 +5135,7 @@
     </w:p>
     <w:p>
       <w:pPr>
-        <w:pStyle w:val="a1"/>
+        <w:pStyle w:val="29"/>
         <w:keepNext w:val="0"/>
         <w:keepLines w:val="0"/>
         <w:pageBreakBefore w:val="0"/>
@@ -5138,7 +5165,7 @@
     </w:p>
     <w:p>
       <w:pPr>
-        <w:pStyle w:val="a1"/>
+        <w:pStyle w:val="29"/>
         <w:keepNext w:val="0"/>
         <w:keepLines w:val="0"/>
         <w:pageBreakBefore w:val="0"/>
@@ -5168,7 +5195,7 @@
     </w:p>
     <w:p>
       <w:pPr>
-        <w:pStyle w:val="a1"/>
+        <w:pStyle w:val="29"/>
         <w:keepNext w:val="0"/>
         <w:keepLines w:val="0"/>
         <w:pageBreakBefore w:val="0"/>
@@ -5198,7 +5225,7 @@
     </w:p>
     <w:p>
       <w:pPr>
-        <w:pStyle w:val="a1"/>
+        <w:pStyle w:val="29"/>
         <w:keepNext w:val="0"/>
         <w:keepLines w:val="0"/>
         <w:pageBreakBefore w:val="0"/>
@@ -5228,7 +5255,7 @@
     </w:p>
     <w:p>
       <w:pPr>
-        <w:pStyle w:val="a1"/>
+        <w:pStyle w:val="29"/>
         <w:keepNext w:val="0"/>
         <w:keepLines w:val="0"/>
         <w:pageBreakBefore w:val="0"/>
@@ -5258,7 +5285,7 @@
     </w:p>
     <w:p>
       <w:pPr>
-        <w:pStyle w:val="2"/>
+        <w:pStyle w:val="30"/>
         <w:keepNext w:val="0"/>
         <w:keepLines w:val="0"/>
         <w:pageBreakBefore w:val="0"/>
@@ -5278,7 +5305,7 @@
           <w:lang w:val="en-US" w:eastAsia="zh-CN"/>
         </w:rPr>
       </w:pPr>
-      <w:bookmarkStart w:id="16" w:name="_Toc17736"/>
+      <w:bookmarkStart w:id="15" w:name="_Toc23217"/>
       <w:r>
         <w:rPr>
           <w:rFonts w:hint="default"/>
@@ -5286,11 +5313,11 @@
         </w:rPr>
         <w:t>信息流与数据共享要求</w:t>
       </w:r>
-      <w:bookmarkEnd w:id="16"/>
-    </w:p>
-    <w:p>
-      <w:pPr>
-        <w:pStyle w:val="a1"/>
+      <w:bookmarkEnd w:id="15"/>
+    </w:p>
+    <w:p>
+      <w:pPr>
+        <w:pStyle w:val="29"/>
         <w:keepNext w:val="0"/>
         <w:keepLines w:val="0"/>
         <w:pageBreakBefore w:val="0"/>
@@ -5320,7 +5347,7 @@
     </w:p>
     <w:p>
       <w:pPr>
-        <w:pStyle w:val="2"/>
+        <w:pStyle w:val="30"/>
         <w:keepNext w:val="0"/>
         <w:keepLines w:val="0"/>
         <w:pageBreakBefore w:val="0"/>
@@ -5340,7 +5367,7 @@
           <w:lang w:val="en-US" w:eastAsia="zh-CN"/>
         </w:rPr>
       </w:pPr>
-      <w:bookmarkStart w:id="17" w:name="_Toc2462"/>
+      <w:bookmarkStart w:id="16" w:name="_Toc13780"/>
       <w:r>
         <w:rPr>
           <w:rFonts w:hint="default"/>
@@ -5348,11 +5375,11 @@
         </w:rPr>
         <w:t>跨部门协同职责</w:t>
       </w:r>
-      <w:bookmarkEnd w:id="17"/>
-    </w:p>
-    <w:p>
-      <w:pPr>
-        <w:pStyle w:val="a1"/>
+      <w:bookmarkEnd w:id="16"/>
+    </w:p>
+    <w:p>
+      <w:pPr>
+        <w:pStyle w:val="29"/>
         <w:keepNext w:val="0"/>
         <w:keepLines w:val="0"/>
         <w:pageBreakBefore w:val="0"/>
@@ -5382,7 +5409,7 @@
     </w:p>
     <w:p>
       <w:pPr>
-        <w:pStyle w:val="a1"/>
+        <w:pStyle w:val="29"/>
         <w:keepNext w:val="0"/>
         <w:keepLines w:val="0"/>
         <w:pageBreakBefore w:val="0"/>
@@ -5412,7 +5439,7 @@
     </w:p>
     <w:p>
       <w:pPr>
-        <w:pStyle w:val="a1"/>
+        <w:pStyle w:val="29"/>
         <w:keepNext w:val="0"/>
         <w:keepLines w:val="0"/>
         <w:pageBreakBefore w:val="0"/>
@@ -5442,7 +5469,7 @@
     </w:p>
     <w:p>
       <w:pPr>
-        <w:pStyle w:val="a1"/>
+        <w:pStyle w:val="29"/>
         <w:keepNext w:val="0"/>
         <w:keepLines w:val="0"/>
         <w:pageBreakBefore w:val="0"/>
@@ -5472,7 +5499,7 @@
     </w:p>
     <w:p>
       <w:pPr>
-        <w:pStyle w:val="a1"/>
+        <w:pStyle w:val="29"/>
         <w:keepNext w:val="0"/>
         <w:keepLines w:val="0"/>
         <w:pageBreakBefore w:val="0"/>
@@ -5502,7 +5529,7 @@
     </w:p>
     <w:p>
       <w:pPr>
-        <w:pStyle w:val="1"/>
+        <w:pStyle w:val="28"/>
         <w:keepNext w:val="0"/>
         <w:keepLines w:val="0"/>
         <w:pageBreakBefore w:val="0"/>
@@ -5522,7 +5549,7 @@
           <w:lang w:val="en-US" w:eastAsia="zh-CN"/>
         </w:rPr>
       </w:pPr>
-      <w:bookmarkStart w:id="18" w:name="_Toc12445"/>
+      <w:bookmarkStart w:id="17" w:name="_Toc21289"/>
       <w:r>
         <w:rPr>
           <w:rFonts w:hint="default"/>
@@ -5530,30 +5557,30 @@
         </w:rPr>
         <w:t>过程的治理与生命周期管理</w:t>
       </w:r>
+      <w:bookmarkEnd w:id="17"/>
+    </w:p>
+    <w:p>
+      <w:pPr>
+        <w:pStyle w:val="30"/>
+        <w:bidi w:val="0"/>
+        <w:rPr>
+          <w:rFonts w:hint="default"/>
+          <w:lang w:val="en-US" w:eastAsia="zh-CN"/>
+        </w:rPr>
+      </w:pPr>
+      <w:bookmarkStart w:id="18" w:name="_Toc31711"/>
+      <w:r>
+        <w:rPr>
+          <w:rFonts w:hint="default"/>
+          <w:lang w:val="en-US" w:eastAsia="zh-CN"/>
+        </w:rPr>
+        <w:t>过程的建立与审批</w:t>
+      </w:r>
       <w:bookmarkEnd w:id="18"/>
     </w:p>
     <w:p>
       <w:pPr>
-        <w:pStyle w:val="2"/>
-        <w:bidi w:val="0"/>
-        <w:rPr>
-          <w:rFonts w:hint="default"/>
-          <w:lang w:val="en-US" w:eastAsia="zh-CN"/>
-        </w:rPr>
-      </w:pPr>
-      <w:bookmarkStart w:id="19" w:name="_Toc7816"/>
-      <w:r>
-        <w:rPr>
-          <w:rFonts w:hint="default"/>
-          <w:lang w:val="en-US" w:eastAsia="zh-CN"/>
-        </w:rPr>
-        <w:t>过程的建立与审批</w:t>
-      </w:r>
-      <w:bookmarkEnd w:id="19"/>
-    </w:p>
-    <w:p>
-      <w:pPr>
-        <w:pStyle w:val="a1"/>
+        <w:pStyle w:val="29"/>
         <w:keepNext w:val="0"/>
         <w:keepLines w:val="0"/>
         <w:pageBreakBefore w:val="0"/>
@@ -5583,14 +5610,14 @@
     </w:p>
     <w:p>
       <w:pPr>
-        <w:pStyle w:val="2"/>
-        <w:bidi w:val="0"/>
-        <w:rPr>
-          <w:rFonts w:hint="default"/>
-          <w:lang w:val="en-US" w:eastAsia="zh-CN"/>
-        </w:rPr>
-      </w:pPr>
-      <w:bookmarkStart w:id="20" w:name="_Toc12097"/>
+        <w:pStyle w:val="30"/>
+        <w:bidi w:val="0"/>
+        <w:rPr>
+          <w:rFonts w:hint="default"/>
+          <w:lang w:val="en-US" w:eastAsia="zh-CN"/>
+        </w:rPr>
+      </w:pPr>
+      <w:bookmarkStart w:id="19" w:name="_Toc6350"/>
       <w:r>
         <w:rPr>
           <w:rFonts w:hint="default"/>
@@ -5598,11 +5625,11 @@
         </w:rPr>
         <w:t>过程的变更与优化</w:t>
       </w:r>
-      <w:bookmarkEnd w:id="20"/>
-    </w:p>
-    <w:p>
-      <w:pPr>
-        <w:pStyle w:val="a1"/>
+      <w:bookmarkEnd w:id="19"/>
+    </w:p>
+    <w:p>
+      <w:pPr>
+        <w:pStyle w:val="29"/>
         <w:keepNext w:val="0"/>
         <w:keepLines w:val="0"/>
         <w:pageBreakBefore w:val="0"/>
@@ -5632,14 +5659,14 @@
     </w:p>
     <w:p>
       <w:pPr>
-        <w:pStyle w:val="2"/>
-        <w:bidi w:val="0"/>
-        <w:rPr>
-          <w:rFonts w:hint="default"/>
-          <w:lang w:val="en-US" w:eastAsia="zh-CN"/>
-        </w:rPr>
-      </w:pPr>
-      <w:bookmarkStart w:id="21" w:name="_Toc9238"/>
+        <w:pStyle w:val="30"/>
+        <w:bidi w:val="0"/>
+        <w:rPr>
+          <w:rFonts w:hint="default"/>
+          <w:lang w:val="en-US" w:eastAsia="zh-CN"/>
+        </w:rPr>
+      </w:pPr>
+      <w:bookmarkStart w:id="20" w:name="_Toc28987"/>
       <w:r>
         <w:rPr>
           <w:rFonts w:hint="default"/>
@@ -5647,11 +5674,11 @@
         </w:rPr>
         <w:t>过程的废止</w:t>
       </w:r>
-      <w:bookmarkEnd w:id="21"/>
-    </w:p>
-    <w:p>
-      <w:pPr>
-        <w:pStyle w:val="a1"/>
+      <w:bookmarkEnd w:id="20"/>
+    </w:p>
+    <w:p>
+      <w:pPr>
+        <w:pStyle w:val="29"/>
         <w:keepNext w:val="0"/>
         <w:keepLines w:val="0"/>
         <w:pageBreakBefore w:val="0"/>
@@ -5681,7 +5708,7 @@
     </w:p>
     <w:p>
       <w:pPr>
-        <w:pStyle w:val="1"/>
+        <w:pStyle w:val="28"/>
         <w:keepNext w:val="0"/>
         <w:keepLines w:val="0"/>
         <w:pageBreakBefore w:val="0"/>
@@ -5701,7 +5728,7 @@
           <w:lang w:val="en-US" w:eastAsia="zh-CN"/>
         </w:rPr>
       </w:pPr>
-      <w:bookmarkStart w:id="22" w:name="_Toc27978"/>
+      <w:bookmarkStart w:id="21" w:name="_Toc15610"/>
       <w:r>
         <w:rPr>
           <w:rFonts w:hint="default"/>
@@ -5709,30 +5736,30 @@
         </w:rPr>
         <w:t>过程的监督、测量与评审</w:t>
       </w:r>
+      <w:bookmarkEnd w:id="21"/>
+    </w:p>
+    <w:p>
+      <w:pPr>
+        <w:pStyle w:val="30"/>
+        <w:bidi w:val="0"/>
+        <w:rPr>
+          <w:rFonts w:hint="default"/>
+          <w:lang w:val="en-US" w:eastAsia="zh-CN"/>
+        </w:rPr>
+      </w:pPr>
+      <w:bookmarkStart w:id="22" w:name="_Toc29340"/>
+      <w:r>
+        <w:rPr>
+          <w:rFonts w:hint="default"/>
+          <w:lang w:val="en-US" w:eastAsia="zh-CN"/>
+        </w:rPr>
+        <w:t>过程执行监督</w:t>
+      </w:r>
       <w:bookmarkEnd w:id="22"/>
     </w:p>
     <w:p>
       <w:pPr>
-        <w:pStyle w:val="2"/>
-        <w:bidi w:val="0"/>
-        <w:rPr>
-          <w:rFonts w:hint="default"/>
-          <w:lang w:val="en-US" w:eastAsia="zh-CN"/>
-        </w:rPr>
-      </w:pPr>
-      <w:bookmarkStart w:id="23" w:name="_Toc1159"/>
-      <w:r>
-        <w:rPr>
-          <w:rFonts w:hint="default"/>
-          <w:lang w:val="en-US" w:eastAsia="zh-CN"/>
-        </w:rPr>
-        <w:t>过程执行监督</w:t>
-      </w:r>
-      <w:bookmarkEnd w:id="23"/>
-    </w:p>
-    <w:p>
-      <w:pPr>
-        <w:pStyle w:val="a1"/>
+        <w:pStyle w:val="29"/>
         <w:keepNext w:val="0"/>
         <w:keepLines w:val="0"/>
         <w:pageBreakBefore w:val="0"/>
@@ -5762,14 +5789,14 @@
     </w:p>
     <w:p>
       <w:pPr>
-        <w:pStyle w:val="2"/>
-        <w:bidi w:val="0"/>
-        <w:rPr>
-          <w:rFonts w:hint="default"/>
-          <w:lang w:val="en-US" w:eastAsia="zh-CN"/>
-        </w:rPr>
-      </w:pPr>
-      <w:bookmarkStart w:id="24" w:name="_Toc26735"/>
+        <w:pStyle w:val="30"/>
+        <w:bidi w:val="0"/>
+        <w:rPr>
+          <w:rFonts w:hint="default"/>
+          <w:lang w:val="en-US" w:eastAsia="zh-CN"/>
+        </w:rPr>
+      </w:pPr>
+      <w:bookmarkStart w:id="23" w:name="_Toc32580"/>
       <w:r>
         <w:rPr>
           <w:rFonts w:hint="default"/>
@@ -5777,11 +5804,11 @@
         </w:rPr>
         <w:t>过程绩效测量</w:t>
       </w:r>
-      <w:bookmarkEnd w:id="24"/>
-    </w:p>
-    <w:p>
-      <w:pPr>
-        <w:pStyle w:val="a1"/>
+      <w:bookmarkEnd w:id="23"/>
+    </w:p>
+    <w:p>
+      <w:pPr>
+        <w:pStyle w:val="29"/>
         <w:keepNext w:val="0"/>
         <w:keepLines w:val="0"/>
         <w:pageBreakBefore w:val="0"/>
@@ -5811,14 +5838,14 @@
     </w:p>
     <w:p>
       <w:pPr>
-        <w:pStyle w:val="2"/>
-        <w:bidi w:val="0"/>
-        <w:rPr>
-          <w:rFonts w:hint="default"/>
-          <w:lang w:val="en-US" w:eastAsia="zh-CN"/>
-        </w:rPr>
-      </w:pPr>
-      <w:bookmarkStart w:id="25" w:name="_Toc31049"/>
+        <w:pStyle w:val="30"/>
+        <w:bidi w:val="0"/>
+        <w:rPr>
+          <w:rFonts w:hint="default"/>
+          <w:lang w:val="en-US" w:eastAsia="zh-CN"/>
+        </w:rPr>
+      </w:pPr>
+      <w:bookmarkStart w:id="24" w:name="_Toc10256"/>
       <w:r>
         <w:rPr>
           <w:rFonts w:hint="default"/>
@@ -5826,11 +5853,11 @@
         </w:rPr>
         <w:t>管理评审与持续改进</w:t>
       </w:r>
-      <w:bookmarkEnd w:id="25"/>
-    </w:p>
-    <w:p>
-      <w:pPr>
-        <w:pStyle w:val="a1"/>
+      <w:bookmarkEnd w:id="24"/>
+    </w:p>
+    <w:p>
+      <w:pPr>
+        <w:pStyle w:val="29"/>
         <w:keepNext w:val="0"/>
         <w:keepLines w:val="0"/>
         <w:pageBreakBefore w:val="0"/>
@@ -5860,7 +5887,7 @@
     </w:p>
     <w:p>
       <w:pPr>
-        <w:pStyle w:val="1"/>
+        <w:pStyle w:val="28"/>
         <w:keepNext w:val="0"/>
         <w:keepLines w:val="0"/>
         <w:pageBreakBefore w:val="0"/>
@@ -5880,7 +5907,7 @@
           <w:lang w:val="en-US" w:eastAsia="zh-CN"/>
         </w:rPr>
       </w:pPr>
-      <w:bookmarkStart w:id="26" w:name="_Toc9400"/>
+      <w:bookmarkStart w:id="25" w:name="_Toc31508"/>
       <w:r>
         <w:rPr>
           <w:rFonts w:hint="eastAsia"/>
@@ -5888,22 +5915,23 @@
         </w:rPr>
         <w:t>考核指标</w:t>
       </w:r>
-      <w:bookmarkEnd w:id="26"/>
+      <w:bookmarkEnd w:id="25"/>
     </w:p>
     <w:tbl>
       <w:tblPr>
-        <w:tblStyle w:val="TableNormal"/>
+        <w:tblStyle w:val="20"/>
         <w:tblW w:w="7675" w:type="dxa"/>
         <w:tblInd w:w="96" w:type="dxa"/>
         <w:tblBorders>
-          <w:top w:val="nil"/>
-          <w:left w:val="nil"/>
-          <w:bottom w:val="nil"/>
-          <w:right w:val="nil"/>
-          <w:insideH w:val="nil"/>
-          <w:insideV w:val="nil"/>
+          <w:top w:val="none" w:color="auto" w:sz="0" w:space="0"/>
+          <w:left w:val="none" w:color="auto" w:sz="0" w:space="0"/>
+          <w:bottom w:val="none" w:color="auto" w:sz="0" w:space="0"/>
+          <w:right w:val="none" w:color="auto" w:sz="0" w:space="0"/>
+          <w:insideH w:val="none" w:color="auto" w:sz="0" w:space="0"/>
+          <w:insideV w:val="none" w:color="auto" w:sz="0" w:space="0"/>
         </w:tblBorders>
         <w:shd w:val="clear" w:color="auto" w:fill="auto"/>
+        <w:tblLayout w:type="autofit"/>
         <w:tblCellMar>
           <w:top w:w="0" w:type="dxa"/>
           <w:left w:w="108" w:type="dxa"/>
@@ -5919,35 +5947,27 @@
       </w:tblGrid>
       <w:tr>
         <w:tblPrEx>
-          <w:tblW w:w="7675" w:type="dxa"/>
-          <w:tblInd w:w="96" w:type="dxa"/>
           <w:tblBorders>
-            <w:top w:val="nil"/>
-            <w:left w:val="nil"/>
-            <w:bottom w:val="nil"/>
-            <w:right w:val="nil"/>
-            <w:insideH w:val="nil"/>
-            <w:insideV w:val="nil"/>
+            <w:top w:val="none" w:color="auto" w:sz="0" w:space="0"/>
+            <w:left w:val="none" w:color="auto" w:sz="0" w:space="0"/>
+            <w:bottom w:val="none" w:color="auto" w:sz="0" w:space="0"/>
+            <w:right w:val="none" w:color="auto" w:sz="0" w:space="0"/>
+            <w:insideH w:val="none" w:color="auto" w:sz="0" w:space="0"/>
+            <w:insideV w:val="none" w:color="auto" w:sz="0" w:space="0"/>
           </w:tblBorders>
           <w:shd w:val="clear" w:color="auto" w:fill="auto"/>
-          <w:tblCellMar>
-            <w:top w:w="0" w:type="dxa"/>
-            <w:left w:w="108" w:type="dxa"/>
-            <w:bottom w:w="0" w:type="dxa"/>
-            <w:right w:w="108" w:type="dxa"/>
-          </w:tblCellMar>
         </w:tblPrEx>
         <w:trPr>
-          <w:trHeight w:val="493"/>
+          <w:trHeight w:val="493" w:hRule="atLeast"/>
         </w:trPr>
         <w:tc>
           <w:tcPr>
             <w:tcW w:w="2227" w:type="dxa"/>
             <w:tcBorders>
-              <w:top w:val="single" w:sz="4" w:space="0" w:color="000000"/>
-              <w:left w:val="single" w:sz="4" w:space="0" w:color="000000"/>
-              <w:bottom w:val="single" w:sz="4" w:space="0" w:color="000000"/>
-              <w:right w:val="single" w:sz="4" w:space="0" w:color="000000"/>
+              <w:top w:val="single" w:color="000000" w:sz="4" w:space="0"/>
+              <w:left w:val="single" w:color="000000" w:sz="4" w:space="0"/>
+              <w:bottom w:val="single" w:color="000000" w:sz="4" w:space="0"/>
+              <w:right w:val="single" w:color="000000" w:sz="4" w:space="0"/>
             </w:tcBorders>
             <w:shd w:val="clear" w:color="auto" w:fill="C0C0C0"/>
             <w:vAlign w:val="center"/>
@@ -5961,7 +5981,7 @@
               <w:jc w:val="center"/>
               <w:textAlignment w:val="center"/>
               <w:rPr>
-                <w:rFonts w:ascii="楷体_GB2312" w:eastAsia="楷体_GB2312" w:hAnsi="宋体" w:cs="楷体_GB2312" w:hint="default"/>
+                <w:rFonts w:hint="default" w:ascii="楷体_GB2312" w:hAnsi="宋体" w:eastAsia="楷体_GB2312" w:cs="楷体_GB2312"/>
                 <w:b/>
                 <w:bCs/>
                 <w:i w:val="0"/>
@@ -5974,7 +5994,7 @@
             </w:pPr>
             <w:r>
               <w:rPr>
-                <w:rFonts w:ascii="楷体_GB2312" w:eastAsia="楷体_GB2312" w:hAnsi="宋体" w:cs="楷体_GB2312" w:hint="default"/>
+                <w:rFonts w:hint="default" w:ascii="楷体_GB2312" w:hAnsi="宋体" w:eastAsia="楷体_GB2312" w:cs="楷体_GB2312"/>
                 <w:b/>
                 <w:bCs/>
                 <w:i w:val="0"/>
@@ -5995,10 +6015,10 @@
           <w:tcPr>
             <w:tcW w:w="1092" w:type="dxa"/>
             <w:tcBorders>
-              <w:top w:val="single" w:sz="4" w:space="0" w:color="000000"/>
-              <w:left w:val="single" w:sz="4" w:space="0" w:color="000000"/>
-              <w:bottom w:val="single" w:sz="4" w:space="0" w:color="000000"/>
-              <w:right w:val="single" w:sz="4" w:space="0" w:color="000000"/>
+              <w:top w:val="single" w:color="000000" w:sz="4" w:space="0"/>
+              <w:left w:val="single" w:color="000000" w:sz="4" w:space="0"/>
+              <w:bottom w:val="single" w:color="000000" w:sz="4" w:space="0"/>
+              <w:right w:val="single" w:color="000000" w:sz="4" w:space="0"/>
             </w:tcBorders>
             <w:shd w:val="clear" w:color="auto" w:fill="C0C0C0"/>
             <w:vAlign w:val="center"/>
@@ -6012,7 +6032,7 @@
               <w:jc w:val="center"/>
               <w:textAlignment w:val="center"/>
               <w:rPr>
-                <w:rFonts w:ascii="楷体_GB2312" w:eastAsia="楷体_GB2312" w:hAnsi="宋体" w:cs="楷体_GB2312" w:hint="default"/>
+                <w:rFonts w:hint="default" w:ascii="楷体_GB2312" w:hAnsi="宋体" w:eastAsia="楷体_GB2312" w:cs="楷体_GB2312"/>
                 <w:b/>
                 <w:bCs/>
                 <w:i w:val="0"/>
@@ -6025,7 +6045,7 @@
             </w:pPr>
             <w:r>
               <w:rPr>
-                <w:rFonts w:ascii="楷体_GB2312" w:eastAsia="楷体_GB2312" w:hAnsi="宋体" w:cs="楷体_GB2312" w:hint="default"/>
+                <w:rFonts w:hint="default" w:ascii="楷体_GB2312" w:hAnsi="宋体" w:eastAsia="楷体_GB2312" w:cs="楷体_GB2312"/>
                 <w:b/>
                 <w:bCs/>
                 <w:i w:val="0"/>
@@ -6046,10 +6066,10 @@
           <w:tcPr>
             <w:tcW w:w="3300" w:type="dxa"/>
             <w:tcBorders>
-              <w:top w:val="single" w:sz="4" w:space="0" w:color="000000"/>
-              <w:left w:val="single" w:sz="4" w:space="0" w:color="000000"/>
-              <w:bottom w:val="single" w:sz="4" w:space="0" w:color="000000"/>
-              <w:right w:val="single" w:sz="4" w:space="0" w:color="000000"/>
+              <w:top w:val="single" w:color="000000" w:sz="4" w:space="0"/>
+              <w:left w:val="single" w:color="000000" w:sz="4" w:space="0"/>
+              <w:bottom w:val="single" w:color="000000" w:sz="4" w:space="0"/>
+              <w:right w:val="single" w:color="000000" w:sz="4" w:space="0"/>
             </w:tcBorders>
             <w:shd w:val="clear" w:color="auto" w:fill="C0C0C0"/>
             <w:vAlign w:val="center"/>
@@ -6063,7 +6083,7 @@
               <w:jc w:val="center"/>
               <w:textAlignment w:val="center"/>
               <w:rPr>
-                <w:rFonts w:ascii="楷体_GB2312" w:eastAsia="楷体_GB2312" w:hAnsi="宋体" w:cs="楷体_GB2312" w:hint="default"/>
+                <w:rFonts w:hint="default" w:ascii="楷体_GB2312" w:hAnsi="宋体" w:eastAsia="楷体_GB2312" w:cs="楷体_GB2312"/>
                 <w:b/>
                 <w:bCs/>
                 <w:i w:val="0"/>
@@ -6076,7 +6096,7 @@
             </w:pPr>
             <w:r>
               <w:rPr>
-                <w:rFonts w:ascii="楷体_GB2312" w:eastAsia="楷体_GB2312" w:hAnsi="宋体" w:cs="楷体_GB2312" w:hint="default"/>
+                <w:rFonts w:hint="default" w:ascii="楷体_GB2312" w:hAnsi="宋体" w:eastAsia="楷体_GB2312" w:cs="楷体_GB2312"/>
                 <w:b/>
                 <w:bCs/>
                 <w:i w:val="0"/>
@@ -6097,10 +6117,10 @@
           <w:tcPr>
             <w:tcW w:w="1056" w:type="dxa"/>
             <w:tcBorders>
-              <w:top w:val="single" w:sz="4" w:space="0" w:color="000000"/>
-              <w:left w:val="single" w:sz="4" w:space="0" w:color="000000"/>
-              <w:bottom w:val="single" w:sz="4" w:space="0" w:color="000000"/>
-              <w:right w:val="single" w:sz="4" w:space="0" w:color="000000"/>
+              <w:top w:val="single" w:color="000000" w:sz="4" w:space="0"/>
+              <w:left w:val="single" w:color="000000" w:sz="4" w:space="0"/>
+              <w:bottom w:val="single" w:color="000000" w:sz="4" w:space="0"/>
+              <w:right w:val="single" w:color="000000" w:sz="4" w:space="0"/>
             </w:tcBorders>
             <w:shd w:val="clear" w:color="auto" w:fill="C0C0C0"/>
             <w:vAlign w:val="center"/>
@@ -6114,7 +6134,7 @@
               <w:jc w:val="center"/>
               <w:textAlignment w:val="center"/>
               <w:rPr>
-                <w:rFonts w:ascii="楷体_GB2312" w:eastAsia="楷体_GB2312" w:hAnsi="宋体" w:cs="楷体_GB2312" w:hint="default"/>
+                <w:rFonts w:hint="default" w:ascii="楷体_GB2312" w:hAnsi="宋体" w:eastAsia="楷体_GB2312" w:cs="楷体_GB2312"/>
                 <w:b/>
                 <w:bCs/>
                 <w:i w:val="0"/>
@@ -6127,7 +6147,7 @@
             </w:pPr>
             <w:r>
               <w:rPr>
-                <w:rFonts w:ascii="楷体_GB2312" w:eastAsia="楷体_GB2312" w:hAnsi="宋体" w:cs="楷体_GB2312" w:hint="default"/>
+                <w:rFonts w:hint="default" w:ascii="楷体_GB2312" w:hAnsi="宋体" w:eastAsia="楷体_GB2312" w:cs="楷体_GB2312"/>
                 <w:b/>
                 <w:bCs/>
                 <w:i w:val="0"/>
@@ -6147,8 +6167,14 @@
       </w:tr>
       <w:tr>
         <w:tblPrEx>
-          <w:tblW w:w="7675" w:type="dxa"/>
-          <w:tblInd w:w="96" w:type="dxa"/>
+          <w:tblBorders>
+            <w:top w:val="none" w:color="auto" w:sz="0" w:space="0"/>
+            <w:left w:val="none" w:color="auto" w:sz="0" w:space="0"/>
+            <w:bottom w:val="none" w:color="auto" w:sz="0" w:space="0"/>
+            <w:right w:val="none" w:color="auto" w:sz="0" w:space="0"/>
+            <w:insideH w:val="none" w:color="auto" w:sz="0" w:space="0"/>
+            <w:insideV w:val="none" w:color="auto" w:sz="0" w:space="0"/>
+          </w:tblBorders>
           <w:shd w:val="clear" w:color="auto" w:fill="auto"/>
           <w:tblCellMar>
             <w:top w:w="0" w:type="dxa"/>
@@ -6158,16 +6184,16 @@
           </w:tblCellMar>
         </w:tblPrEx>
         <w:trPr>
-          <w:trHeight w:val="493"/>
+          <w:trHeight w:val="493" w:hRule="atLeast"/>
         </w:trPr>
         <w:tc>
           <w:tcPr>
             <w:tcW w:w="2227" w:type="dxa"/>
             <w:tcBorders>
-              <w:top w:val="single" w:sz="4" w:space="0" w:color="000000"/>
-              <w:left w:val="single" w:sz="4" w:space="0" w:color="000000"/>
-              <w:bottom w:val="single" w:sz="4" w:space="0" w:color="000000"/>
-              <w:right w:val="single" w:sz="4" w:space="0" w:color="000000"/>
+              <w:top w:val="single" w:color="000000" w:sz="4" w:space="0"/>
+              <w:left w:val="single" w:color="000000" w:sz="4" w:space="0"/>
+              <w:bottom w:val="single" w:color="000000" w:sz="4" w:space="0"/>
+              <w:right w:val="single" w:color="000000" w:sz="4" w:space="0"/>
             </w:tcBorders>
             <w:shd w:val="clear" w:color="auto" w:fill="auto"/>
             <w:vAlign w:val="center"/>
@@ -6181,7 +6207,7 @@
               <w:jc w:val="left"/>
               <w:textAlignment w:val="center"/>
               <w:rPr>
-                <w:rFonts w:ascii="楷体_GB2312" w:eastAsia="楷体_GB2312" w:hAnsi="宋体" w:cs="楷体_GB2312" w:hint="default"/>
+                <w:rFonts w:hint="default" w:ascii="楷体_GB2312" w:hAnsi="宋体" w:eastAsia="楷体_GB2312" w:cs="楷体_GB2312"/>
                 <w:b/>
                 <w:bCs/>
                 <w:i w:val="0"/>
@@ -6197,7 +6223,7 @@
             </w:pPr>
             <w:r>
               <w:rPr>
-                <w:rFonts w:ascii="宋体" w:eastAsia="宋体" w:hAnsi="宋体" w:cs="宋体" w:hint="eastAsia"/>
+                <w:rFonts w:hint="eastAsia" w:ascii="宋体" w:hAnsi="宋体" w:eastAsia="宋体" w:cs="宋体"/>
                 <w:i w:val="0"/>
                 <w:iCs w:val="0"/>
                 <w:snapToGrid w:val="0"/>
@@ -6216,10 +6242,10 @@
           <w:tcPr>
             <w:tcW w:w="1092" w:type="dxa"/>
             <w:tcBorders>
-              <w:top w:val="single" w:sz="4" w:space="0" w:color="000000"/>
-              <w:left w:val="single" w:sz="4" w:space="0" w:color="000000"/>
-              <w:bottom w:val="single" w:sz="4" w:space="0" w:color="000000"/>
-              <w:right w:val="single" w:sz="4" w:space="0" w:color="000000"/>
+              <w:top w:val="single" w:color="000000" w:sz="4" w:space="0"/>
+              <w:left w:val="single" w:color="000000" w:sz="4" w:space="0"/>
+              <w:bottom w:val="single" w:color="000000" w:sz="4" w:space="0"/>
+              <w:right w:val="single" w:color="000000" w:sz="4" w:space="0"/>
             </w:tcBorders>
             <w:shd w:val="clear" w:color="auto" w:fill="auto"/>
             <w:vAlign w:val="center"/>
@@ -6233,7 +6259,7 @@
               <w:jc w:val="left"/>
               <w:textAlignment w:val="center"/>
               <w:rPr>
-                <w:rFonts w:ascii="楷体_GB2312" w:eastAsia="楷体_GB2312" w:hAnsi="宋体" w:cs="楷体_GB2312" w:hint="default"/>
+                <w:rFonts w:hint="default" w:ascii="楷体_GB2312" w:hAnsi="宋体" w:eastAsia="楷体_GB2312" w:cs="楷体_GB2312"/>
                 <w:b/>
                 <w:bCs/>
                 <w:i w:val="0"/>
@@ -6249,7 +6275,7 @@
             </w:pPr>
             <w:r>
               <w:rPr>
-                <w:rFonts w:ascii="宋体" w:eastAsia="宋体" w:hAnsi="宋体" w:cs="宋体" w:hint="eastAsia"/>
+                <w:rFonts w:hint="eastAsia" w:ascii="宋体" w:hAnsi="宋体" w:eastAsia="宋体" w:cs="宋体"/>
                 <w:i w:val="0"/>
                 <w:iCs w:val="0"/>
                 <w:snapToGrid w:val="0"/>
@@ -6268,10 +6294,10 @@
           <w:tcPr>
             <w:tcW w:w="3300" w:type="dxa"/>
             <w:tcBorders>
-              <w:top w:val="single" w:sz="4" w:space="0" w:color="000000"/>
-              <w:left w:val="single" w:sz="4" w:space="0" w:color="000000"/>
-              <w:bottom w:val="single" w:sz="4" w:space="0" w:color="000000"/>
-              <w:right w:val="single" w:sz="4" w:space="0" w:color="000000"/>
+              <w:top w:val="single" w:color="000000" w:sz="4" w:space="0"/>
+              <w:left w:val="single" w:color="000000" w:sz="4" w:space="0"/>
+              <w:bottom w:val="single" w:color="000000" w:sz="4" w:space="0"/>
+              <w:right w:val="single" w:color="000000" w:sz="4" w:space="0"/>
             </w:tcBorders>
             <w:shd w:val="clear" w:color="auto" w:fill="auto"/>
             <w:vAlign w:val="center"/>
@@ -6285,7 +6311,7 @@
               <w:jc w:val="left"/>
               <w:textAlignment w:val="center"/>
               <w:rPr>
-                <w:rFonts w:ascii="楷体_GB2312" w:eastAsia="楷体_GB2312" w:hAnsi="宋体" w:cs="楷体_GB2312" w:hint="default"/>
+                <w:rFonts w:hint="default" w:ascii="楷体_GB2312" w:hAnsi="宋体" w:eastAsia="楷体_GB2312" w:cs="楷体_GB2312"/>
                 <w:b/>
                 <w:bCs/>
                 <w:i w:val="0"/>
@@ -6301,7 +6327,7 @@
             </w:pPr>
             <w:r>
               <w:rPr>
-                <w:rFonts w:ascii="宋体" w:eastAsia="宋体" w:hAnsi="宋体" w:cs="宋体" w:hint="eastAsia"/>
+                <w:rFonts w:hint="eastAsia" w:ascii="宋体" w:hAnsi="宋体" w:eastAsia="宋体" w:cs="宋体"/>
                 <w:i w:val="0"/>
                 <w:iCs w:val="0"/>
                 <w:snapToGrid w:val="0"/>
@@ -6320,10 +6346,10 @@
           <w:tcPr>
             <w:tcW w:w="1056" w:type="dxa"/>
             <w:tcBorders>
-              <w:top w:val="single" w:sz="4" w:space="0" w:color="000000"/>
-              <w:left w:val="single" w:sz="4" w:space="0" w:color="000000"/>
-              <w:bottom w:val="single" w:sz="4" w:space="0" w:color="000000"/>
-              <w:right w:val="single" w:sz="4" w:space="0" w:color="000000"/>
+              <w:top w:val="single" w:color="000000" w:sz="4" w:space="0"/>
+              <w:left w:val="single" w:color="000000" w:sz="4" w:space="0"/>
+              <w:bottom w:val="single" w:color="000000" w:sz="4" w:space="0"/>
+              <w:right w:val="single" w:color="000000" w:sz="4" w:space="0"/>
             </w:tcBorders>
             <w:shd w:val="clear" w:color="auto" w:fill="auto"/>
             <w:vAlign w:val="center"/>
@@ -6337,7 +6363,7 @@
               <w:jc w:val="left"/>
               <w:textAlignment w:val="center"/>
               <w:rPr>
-                <w:rFonts w:ascii="楷体_GB2312" w:eastAsia="楷体_GB2312" w:hAnsi="宋体" w:cs="楷体_GB2312" w:hint="default"/>
+                <w:rFonts w:hint="default" w:ascii="楷体_GB2312" w:hAnsi="宋体" w:eastAsia="楷体_GB2312" w:cs="楷体_GB2312"/>
                 <w:b/>
                 <w:bCs/>
                 <w:i w:val="0"/>
@@ -6353,7 +6379,7 @@
             </w:pPr>
             <w:r>
               <w:rPr>
-                <w:rFonts w:ascii="宋体" w:eastAsia="宋体" w:hAnsi="宋体" w:cs="宋体" w:hint="eastAsia"/>
+                <w:rFonts w:hint="eastAsia" w:ascii="宋体" w:hAnsi="宋体" w:eastAsia="宋体" w:cs="宋体"/>
                 <w:i w:val="0"/>
                 <w:iCs w:val="0"/>
                 <w:snapToGrid w:val="0"/>
@@ -6372,7 +6398,7 @@
     </w:tbl>
     <w:p>
       <w:pPr>
-        <w:pStyle w:val="1"/>
+        <w:pStyle w:val="28"/>
         <w:keepNext w:val="0"/>
         <w:keepLines w:val="0"/>
         <w:pageBreakBefore w:val="0"/>
@@ -6392,7 +6418,7 @@
           <w:lang w:val="en-US" w:eastAsia="zh-CN"/>
         </w:rPr>
       </w:pPr>
-      <w:bookmarkStart w:id="27" w:name="_Toc3431"/>
+      <w:bookmarkStart w:id="26" w:name="_Toc11455"/>
       <w:r>
         <w:rPr>
           <w:rFonts w:hint="default"/>
@@ -6400,11 +6426,11 @@
         </w:rPr>
         <w:t>附则</w:t>
       </w:r>
-      <w:bookmarkEnd w:id="27"/>
-    </w:p>
-    <w:p>
-      <w:pPr>
-        <w:pStyle w:val="a1"/>
+      <w:bookmarkEnd w:id="26"/>
+    </w:p>
+    <w:p>
+      <w:pPr>
+        <w:pStyle w:val="29"/>
         <w:keepNext w:val="0"/>
         <w:keepLines w:val="0"/>
         <w:pageBreakBefore w:val="0"/>
@@ -6434,7 +6460,7 @@
     </w:p>
     <w:p>
       <w:pPr>
-        <w:pStyle w:val="a1"/>
+        <w:pStyle w:val="29"/>
         <w:keepNext w:val="0"/>
         <w:keepLines w:val="0"/>
         <w:pageBreakBefore w:val="0"/>
@@ -6464,7 +6490,7 @@
     </w:p>
     <w:p>
       <w:pPr>
-        <w:pStyle w:val="a1"/>
+        <w:pStyle w:val="29"/>
         <w:keepNext w:val="0"/>
         <w:keepLines w:val="0"/>
         <w:pageBreakBefore w:val="0"/>
@@ -6493,23 +6519,73 @@
       </w:r>
     </w:p>
     <w:sectPr>
-      <w:headerReference w:type="default" r:id="rId8"/>
+      <w:headerReference r:id="rId5" w:type="default"/>
       <w:pgSz w:w="11906" w:h="16838"/>
       <w:pgMar w:top="1417" w:right="1800" w:bottom="1440" w:left="1800" w:header="1140" w:footer="992" w:gutter="0"/>
-      <w:cols w:num="1" w:space="425"/>
+      <w:cols w:space="425" w:num="1"/>
       <w:docGrid w:type="lines" w:linePitch="312" w:charSpace="0"/>
     </w:sectPr>
   </w:body>
 </w:document>
 </file>
 
+<file path=word/endnotes.xml><?xml version="1.0" encoding="utf-8"?>
+<w:endnotes xmlns:wpc="http://schemas.microsoft.com/office/word/2010/wordprocessingCanvas" xmlns:mc="http://schemas.openxmlformats.org/markup-compatibility/2006" xmlns:o="urn:schemas-microsoft-com:office:office" xmlns:r="http://schemas.openxmlformats.org/officeDocument/2006/relationships" xmlns:m="http://schemas.openxmlformats.org/officeDocument/2006/math" xmlns:v="urn:schemas-microsoft-com:vml" xmlns:wp14="http://schemas.microsoft.com/office/word/2010/wordprocessingDrawing" xmlns:wp="http://schemas.openxmlformats.org/drawingml/2006/wordprocessingDrawing" xmlns:w="http://schemas.openxmlformats.org/wordprocessingml/2006/main" xmlns:w14="http://schemas.microsoft.com/office/word/2010/wordml" xmlns:w15="http://schemas.microsoft.com/office/word/2012/wordml" xmlns:w10="urn:schemas-microsoft-com:office:word" xmlns:wpg="http://schemas.microsoft.com/office/word/2010/wordprocessingGroup" xmlns:wpi="http://schemas.microsoft.com/office/word/2010/wordprocessingInk" xmlns:wne="http://schemas.microsoft.com/office/word/2006/wordml" xmlns:wps="http://schemas.microsoft.com/office/word/2010/wordprocessingShape" xmlns:wpsCustomData="http://www.wps.cn/officeDocument/2013/wpsCustomData" mc:Ignorable="w14 w15 wp14">
+  <w:endnote w:type="separator" w:id="0">
+    <w:p>
+      <w:pPr>
+        <w:spacing w:line="240" w:lineRule="auto"/>
+      </w:pPr>
+      <w:r>
+        <w:separator/>
+      </w:r>
+    </w:p>
+  </w:endnote>
+  <w:endnote w:type="continuationSeparator" w:id="1">
+    <w:p>
+      <w:pPr>
+        <w:spacing w:line="240" w:lineRule="auto"/>
+      </w:pPr>
+      <w:r>
+        <w:continuationSeparator/>
+      </w:r>
+    </w:p>
+  </w:endnote>
+</w:endnotes>
+</file>
+
+<file path=word/footnotes.xml><?xml version="1.0" encoding="utf-8"?>
+<w:footnotes xmlns:wpc="http://schemas.microsoft.com/office/word/2010/wordprocessingCanvas" xmlns:mc="http://schemas.openxmlformats.org/markup-compatibility/2006" xmlns:o="urn:schemas-microsoft-com:office:office" xmlns:r="http://schemas.openxmlformats.org/officeDocument/2006/relationships" xmlns:m="http://schemas.openxmlformats.org/officeDocument/2006/math" xmlns:v="urn:schemas-microsoft-com:vml" xmlns:wp14="http://schemas.microsoft.com/office/word/2010/wordprocessingDrawing" xmlns:wp="http://schemas.openxmlformats.org/drawingml/2006/wordprocessingDrawing" xmlns:w="http://schemas.openxmlformats.org/wordprocessingml/2006/main" xmlns:w14="http://schemas.microsoft.com/office/word/2010/wordml" xmlns:w15="http://schemas.microsoft.com/office/word/2012/wordml" xmlns:w10="urn:schemas-microsoft-com:office:word" xmlns:wpg="http://schemas.microsoft.com/office/word/2010/wordprocessingGroup" xmlns:wpi="http://schemas.microsoft.com/office/word/2010/wordprocessingInk" xmlns:wne="http://schemas.microsoft.com/office/word/2006/wordml" xmlns:wps="http://schemas.microsoft.com/office/word/2010/wordprocessingShape" xmlns:wpsCustomData="http://www.wps.cn/officeDocument/2013/wpsCustomData" mc:Ignorable="w14 w15 wp14">
+  <w:footnote w:type="separator" w:id="0">
+    <w:p>
+      <w:pPr>
+        <w:spacing w:line="360" w:lineRule="auto"/>
+      </w:pPr>
+      <w:r>
+        <w:separator/>
+      </w:r>
+    </w:p>
+  </w:footnote>
+  <w:footnote w:type="continuationSeparator" w:id="1">
+    <w:p>
+      <w:pPr>
+        <w:spacing w:line="360" w:lineRule="auto"/>
+      </w:pPr>
+      <w:r>
+        <w:continuationSeparator/>
+      </w:r>
+    </w:p>
+  </w:footnote>
+</w:footnotes>
+</file>
+
 <file path=word/header1.xml><?xml version="1.0" encoding="utf-8"?>
-<w:hdr xmlns:wpc="http://schemas.microsoft.com/office/word/2010/wordprocessingCanvas" xmlns:mc="http://schemas.openxmlformats.org/markup-compatibility/2006" xmlns:o="urn:schemas-microsoft-com:office:office" xmlns:r="http://schemas.openxmlformats.org/officeDocument/2006/relationships" xmlns:m="http://schemas.openxmlformats.org/officeDocument/2006/math" xmlns:v="urn:schemas-microsoft-com:vml" xmlns:wp14="http://schemas.microsoft.com/office/word/2010/wordprocessingDrawing" xmlns:wp="http://schemas.openxmlformats.org/drawingml/2006/wordprocessingDrawing" xmlns:w10="urn:schemas-microsoft-com:office:word" xmlns:w="http://schemas.openxmlformats.org/wordprocessingml/2006/main" xmlns:w14="http://schemas.microsoft.com/office/word/2010/wordml" xmlns:w15="http://schemas.microsoft.com/office/word/2012/wordml" xmlns:wne="http://schemas.microsoft.com/office/word/2006/wordml" xmlns:wpg="http://schemas.microsoft.com/office/word/2010/wordprocessingGroup" xmlns:wpi="http://schemas.microsoft.com/office/word/2010/wordprocessingInk" xmlns:wps="http://schemas.microsoft.com/office/word/2010/wordprocessingShape" mc:Ignorable="w14 w15 wp14">
+<w:hdr xmlns:wpc="http://schemas.microsoft.com/office/word/2010/wordprocessingCanvas" xmlns:mc="http://schemas.openxmlformats.org/markup-compatibility/2006" xmlns:o="urn:schemas-microsoft-com:office:office" xmlns:r="http://schemas.openxmlformats.org/officeDocument/2006/relationships" xmlns:m="http://schemas.openxmlformats.org/officeDocument/2006/math" xmlns:v="urn:schemas-microsoft-com:vml" xmlns:wp14="http://schemas.microsoft.com/office/word/2010/wordprocessingDrawing" xmlns:wp="http://schemas.openxmlformats.org/drawingml/2006/wordprocessingDrawing" xmlns:w10="urn:schemas-microsoft-com:office:word" xmlns:w="http://schemas.openxmlformats.org/wordprocessingml/2006/main" xmlns:w14="http://schemas.microsoft.com/office/word/2010/wordml" xmlns:w15="http://schemas.microsoft.com/office/word/2012/wordml" xmlns:wpg="http://schemas.microsoft.com/office/word/2010/wordprocessingGroup" xmlns:wpi="http://schemas.microsoft.com/office/word/2010/wordprocessingInk" xmlns:wne="http://schemas.microsoft.com/office/word/2006/wordml" xmlns:wps="http://schemas.microsoft.com/office/word/2010/wordprocessingShape" xmlns:wpsCustomData="http://www.wps.cn/officeDocument/2013/wpsCustomData" mc:Ignorable="w14 w15 wp14">
   <w:p>
     <w:pPr>
-      <w:pStyle w:val="Header"/>
+      <w:pStyle w:val="15"/>
       <w:pBdr>
-        <w:bottom w:val="single" w:sz="4" w:space="1" w:color="auto"/>
+        <w:bottom w:val="single" w:color="auto" w:sz="4" w:space="1"/>
       </w:pBdr>
       <w:tabs>
         <w:tab w:val="left" w:pos="335"/>
@@ -6517,27 +6593,27 @@
       </w:tabs>
       <w:jc w:val="right"/>
       <w:rPr>
-        <w:rFonts w:eastAsiaTheme="minorEastAsia" w:hint="eastAsia"/>
+        <w:rFonts w:hint="eastAsia" w:eastAsiaTheme="minorEastAsia"/>
         <w:lang w:eastAsia="zh-CN"/>
       </w:rPr>
     </w:pPr>
     <w:r>
       <w:rPr>
-        <w:rFonts w:eastAsiaTheme="minorEastAsia" w:hint="eastAsia"/>
+        <w:rFonts w:hint="eastAsia" w:eastAsiaTheme="minorEastAsia"/>
         <w:lang w:val="en-US" w:eastAsia="zh-CN"/>
       </w:rPr>
       <w:tab/>
     </w:r>
     <w:r>
       <w:rPr>
-        <w:rFonts w:eastAsiaTheme="minorEastAsia" w:hint="eastAsia"/>
+        <w:rFonts w:hint="eastAsia" w:eastAsiaTheme="minorEastAsia"/>
         <w:lang w:val="en-US" w:eastAsia="zh-CN"/>
       </w:rPr>
       <w:tab/>
     </w:r>
     <w:r>
       <w:rPr>
-        <w:rFonts w:eastAsiaTheme="minorEastAsia" w:hint="eastAsia"/>
+        <w:rFonts w:hint="eastAsia" w:eastAsiaTheme="minorEastAsia"/>
         <w:lang w:val="en-US" w:eastAsia="zh-CN"/>
       </w:rPr>
       <w:t>江西通信产业服务有限公司</w:t>
@@ -6547,15 +6623,15 @@
 </file>
 
 <file path=word/numbering.xml><?xml version="1.0" encoding="utf-8"?>
-<w:numbering xmlns:wpc="http://schemas.microsoft.com/office/word/2010/wordprocessingCanvas" xmlns:mc="http://schemas.openxmlformats.org/markup-compatibility/2006" xmlns:o="urn:schemas-microsoft-com:office:office" xmlns:r="http://schemas.openxmlformats.org/officeDocument/2006/relationships" xmlns:m="http://schemas.openxmlformats.org/officeDocument/2006/math" xmlns:v="urn:schemas-microsoft-com:vml" xmlns:wp14="http://schemas.microsoft.com/office/word/2010/wordprocessingDrawing" xmlns:wp="http://schemas.openxmlformats.org/drawingml/2006/wordprocessingDrawing" xmlns:w10="urn:schemas-microsoft-com:office:word" xmlns:w="http://schemas.openxmlformats.org/wordprocessingml/2006/main" xmlns:w14="http://schemas.microsoft.com/office/word/2010/wordml" xmlns:w15="http://schemas.microsoft.com/office/word/2012/wordml" xmlns:wne="http://schemas.microsoft.com/office/word/2006/wordml" xmlns:wpg="http://schemas.microsoft.com/office/word/2010/wordprocessingGroup" xmlns:wpi="http://schemas.microsoft.com/office/word/2010/wordprocessingInk" xmlns:wps="http://schemas.microsoft.com/office/word/2010/wordprocessingShape" mc:Ignorable="w14 w15 wp14">
+<w:numbering xmlns:wpc="http://schemas.microsoft.com/office/word/2010/wordprocessingCanvas" xmlns:mc="http://schemas.openxmlformats.org/markup-compatibility/2006" xmlns:o="urn:schemas-microsoft-com:office:office" xmlns:r="http://schemas.openxmlformats.org/officeDocument/2006/relationships" xmlns:m="http://schemas.openxmlformats.org/officeDocument/2006/math" xmlns:v="urn:schemas-microsoft-com:vml" xmlns:wp14="http://schemas.microsoft.com/office/word/2010/wordprocessingDrawing" xmlns:wp="http://schemas.openxmlformats.org/drawingml/2006/wordprocessingDrawing" xmlns:w10="urn:schemas-microsoft-com:office:word" xmlns:w="http://schemas.openxmlformats.org/wordprocessingml/2006/main" xmlns:w14="http://schemas.microsoft.com/office/word/2010/wordml" xmlns:wpg="http://schemas.microsoft.com/office/word/2010/wordprocessingGroup" xmlns:wpi="http://schemas.microsoft.com/office/word/2010/wordprocessingInk" xmlns:wne="http://schemas.microsoft.com/office/word/2006/wordml" xmlns:wps="http://schemas.microsoft.com/office/word/2010/wordprocessingShape" xmlns:wpsCustomData="http://www.wps.cn/officeDocument/2013/wpsCustomData" mc:Ignorable="w14 wp14">
   <w:abstractNum w:abstractNumId="0">
     <w:nsid w:val="8E964DCE"/>
     <w:multiLevelType w:val="multilevel"/>
     <w:tmpl w:val="8E964DCE"/>
-    <w:lvl w:ilvl="0">
+    <w:lvl w:ilvl="0" w:tentative="0">
       <w:start w:val="1"/>
       <w:numFmt w:val="decimal"/>
-      <w:pStyle w:val="Heading1"/>
+      <w:pStyle w:val="2"/>
       <w:lvlText w:val="%1."/>
       <w:lvlJc w:val="left"/>
       <w:pPr>
@@ -6565,10 +6641,10 @@
         <w:rFonts w:hint="default"/>
       </w:rPr>
     </w:lvl>
-    <w:lvl w:ilvl="1">
+    <w:lvl w:ilvl="1" w:tentative="0">
       <w:start w:val="1"/>
       <w:numFmt w:val="decimal"/>
-      <w:pStyle w:val="Heading2"/>
+      <w:pStyle w:val="3"/>
       <w:lvlText w:val="%1.%2."/>
       <w:lvlJc w:val="left"/>
       <w:pPr>
@@ -6578,10 +6654,10 @@
         <w:rFonts w:hint="default"/>
       </w:rPr>
     </w:lvl>
-    <w:lvl w:ilvl="2">
+    <w:lvl w:ilvl="2" w:tentative="0">
       <w:start w:val="1"/>
       <w:numFmt w:val="decimal"/>
-      <w:pStyle w:val="Heading3"/>
+      <w:pStyle w:val="4"/>
       <w:lvlText w:val="%1.%2.%3."/>
       <w:lvlJc w:val="left"/>
       <w:pPr>
@@ -6591,10 +6667,10 @@
         <w:rFonts w:hint="default"/>
       </w:rPr>
     </w:lvl>
-    <w:lvl w:ilvl="3">
+    <w:lvl w:ilvl="3" w:tentative="0">
       <w:start w:val="1"/>
       <w:numFmt w:val="decimal"/>
-      <w:pStyle w:val="Heading4"/>
+      <w:pStyle w:val="5"/>
       <w:lvlText w:val="%1.%2.%3.%4."/>
       <w:lvlJc w:val="left"/>
       <w:pPr>
@@ -6604,10 +6680,10 @@
         <w:rFonts w:hint="default"/>
       </w:rPr>
     </w:lvl>
-    <w:lvl w:ilvl="4">
+    <w:lvl w:ilvl="4" w:tentative="0">
       <w:start w:val="1"/>
       <w:numFmt w:val="decimal"/>
-      <w:pStyle w:val="Heading5"/>
+      <w:pStyle w:val="6"/>
       <w:lvlText w:val="%1.%2.%3.%4.%5."/>
       <w:lvlJc w:val="left"/>
       <w:pPr>
@@ -6617,10 +6693,10 @@
         <w:rFonts w:hint="default"/>
       </w:rPr>
     </w:lvl>
-    <w:lvl w:ilvl="5">
+    <w:lvl w:ilvl="5" w:tentative="0">
       <w:start w:val="1"/>
       <w:numFmt w:val="decimal"/>
-      <w:pStyle w:val="Heading6"/>
+      <w:pStyle w:val="7"/>
       <w:lvlText w:val="%1.%2.%3.%4.%5.%6."/>
       <w:lvlJc w:val="left"/>
       <w:pPr>
@@ -6630,10 +6706,10 @@
         <w:rFonts w:hint="default"/>
       </w:rPr>
     </w:lvl>
-    <w:lvl w:ilvl="6">
+    <w:lvl w:ilvl="6" w:tentative="0">
       <w:start w:val="1"/>
       <w:numFmt w:val="decimal"/>
-      <w:pStyle w:val="Heading7"/>
+      <w:pStyle w:val="8"/>
       <w:lvlText w:val="%1.%2.%3.%4.%5.%6.%7."/>
       <w:lvlJc w:val="left"/>
       <w:pPr>
@@ -6643,10 +6719,10 @@
         <w:rFonts w:hint="default"/>
       </w:rPr>
     </w:lvl>
-    <w:lvl w:ilvl="7">
+    <w:lvl w:ilvl="7" w:tentative="0">
       <w:start w:val="1"/>
       <w:numFmt w:val="decimal"/>
-      <w:pStyle w:val="Heading8"/>
+      <w:pStyle w:val="9"/>
       <w:lvlText w:val="%1.%2.%3.%4.%5.%6.%7.%8."/>
       <w:lvlJc w:val="left"/>
       <w:pPr>
@@ -6656,10 +6732,10 @@
         <w:rFonts w:hint="default"/>
       </w:rPr>
     </w:lvl>
-    <w:lvl w:ilvl="8">
+    <w:lvl w:ilvl="8" w:tentative="0">
       <w:start w:val="1"/>
       <w:numFmt w:val="decimal"/>
-      <w:pStyle w:val="Heading9"/>
+      <w:pStyle w:val="10"/>
       <w:lvlText w:val="%1.%2.%3.%4.%5.%6.%7.%8.%9."/>
       <w:lvlJc w:val="left"/>
       <w:pPr>
@@ -6677,267 +6753,269 @@
 </file>
 
 <file path=word/styles.xml><?xml version="1.0" encoding="utf-8"?>
-<w:styles xmlns:mc="http://schemas.openxmlformats.org/markup-compatibility/2006" xmlns:r="http://schemas.openxmlformats.org/officeDocument/2006/relationships" xmlns:w="http://schemas.openxmlformats.org/wordprocessingml/2006/main" xmlns:w14="http://schemas.microsoft.com/office/word/2010/wordml" xmlns:w15="http://schemas.microsoft.com/office/word/2012/wordml" mc:Ignorable="w14 w15">
+<w:styles xmlns:mc="http://schemas.openxmlformats.org/markup-compatibility/2006" xmlns:o="urn:schemas-microsoft-com:office:office" xmlns:r="http://schemas.openxmlformats.org/officeDocument/2006/relationships" xmlns:m="http://schemas.openxmlformats.org/officeDocument/2006/math" xmlns:v="urn:schemas-microsoft-com:vml" xmlns:w="http://schemas.openxmlformats.org/wordprocessingml/2006/main" xmlns:w14="http://schemas.microsoft.com/office/word/2010/wordml" xmlns:w10="urn:schemas-microsoft-com:office:word" xmlns:sl="http://schemas.openxmlformats.org/schemaLibrary/2006/main" xmlns:wpsCustomData="http://www.wps.cn/officeDocument/2013/wpsCustomData" mc:Ignorable="w14">
   <w:docDefaults>
     <w:rPrDefault>
       <w:rPr>
-        <w:rFonts w:ascii="Times New Roman" w:eastAsia="宋体" w:hAnsi="Times New Roman" w:cs="Times New Roman"/>
+        <w:rFonts w:ascii="Times New Roman" w:hAnsi="Times New Roman" w:eastAsia="宋体" w:cs="Times New Roman"/>
       </w:rPr>
     </w:rPrDefault>
     <w:pPrDefault/>
   </w:docDefaults>
-  <w:latentStyles w:defLockedState="0" w:defUIPriority="99" w:defSemiHidden="1" w:defUnhideWhenUsed="1" w:defQFormat="0" w:count="260">
-    <w:lsdException w:name="Normal" w:semiHidden="0" w:uiPriority="0" w:unhideWhenUsed="0" w:qFormat="1"/>
-    <w:lsdException w:name="heading 1" w:semiHidden="0" w:uiPriority="0" w:unhideWhenUsed="0" w:qFormat="1"/>
-    <w:lsdException w:name="heading 2" w:semiHidden="0" w:uiPriority="0" w:qFormat="1"/>
-    <w:lsdException w:name="heading 3" w:uiPriority="0" w:qFormat="1"/>
-    <w:lsdException w:name="heading 4" w:semiHidden="0" w:uiPriority="0" w:qFormat="1"/>
-    <w:lsdException w:name="heading 5" w:uiPriority="0" w:qFormat="1"/>
-    <w:lsdException w:name="heading 6" w:uiPriority="0" w:qFormat="1"/>
-    <w:lsdException w:name="heading 7" w:uiPriority="0" w:qFormat="1"/>
-    <w:lsdException w:name="heading 8" w:uiPriority="0" w:qFormat="1"/>
-    <w:lsdException w:name="heading 9" w:uiPriority="0" w:qFormat="1"/>
-    <w:lsdException w:name="index 1" w:semiHidden="0" w:uiPriority="0" w:unhideWhenUsed="0"/>
-    <w:lsdException w:name="index 2" w:semiHidden="0" w:uiPriority="0" w:unhideWhenUsed="0"/>
-    <w:lsdException w:name="index 3" w:semiHidden="0" w:uiPriority="0" w:unhideWhenUsed="0"/>
-    <w:lsdException w:name="index 4" w:semiHidden="0" w:uiPriority="0" w:unhideWhenUsed="0"/>
-    <w:lsdException w:name="index 5" w:semiHidden="0" w:uiPriority="0" w:unhideWhenUsed="0"/>
-    <w:lsdException w:name="index 6" w:semiHidden="0" w:uiPriority="0" w:unhideWhenUsed="0"/>
-    <w:lsdException w:name="index 7" w:semiHidden="0" w:uiPriority="0" w:unhideWhenUsed="0"/>
-    <w:lsdException w:name="index 8" w:semiHidden="0" w:uiPriority="0" w:unhideWhenUsed="0"/>
-    <w:lsdException w:name="index 9" w:semiHidden="0" w:uiPriority="0" w:unhideWhenUsed="0"/>
-    <w:lsdException w:name="toc 1" w:semiHidden="0" w:uiPriority="0" w:unhideWhenUsed="0" w:qFormat="1"/>
-    <w:lsdException w:name="toc 2" w:semiHidden="0" w:uiPriority="0" w:unhideWhenUsed="0" w:qFormat="1"/>
-    <w:lsdException w:name="toc 3" w:semiHidden="0" w:uiPriority="0" w:unhideWhenUsed="0" w:qFormat="1"/>
-    <w:lsdException w:name="toc 4" w:semiHidden="0" w:uiPriority="0" w:unhideWhenUsed="0"/>
-    <w:lsdException w:name="toc 5" w:semiHidden="0" w:uiPriority="0" w:unhideWhenUsed="0"/>
-    <w:lsdException w:name="toc 6" w:semiHidden="0" w:uiPriority="0" w:unhideWhenUsed="0"/>
-    <w:lsdException w:name="toc 7" w:semiHidden="0" w:uiPriority="0" w:unhideWhenUsed="0"/>
-    <w:lsdException w:name="toc 8" w:semiHidden="0" w:uiPriority="0" w:unhideWhenUsed="0"/>
-    <w:lsdException w:name="toc 9" w:semiHidden="0" w:uiPriority="0" w:unhideWhenUsed="0"/>
-    <w:lsdException w:name="Normal Indent" w:semiHidden="0" w:uiPriority="0" w:unhideWhenUsed="0"/>
-    <w:lsdException w:name="footnote text" w:semiHidden="0" w:uiPriority="0" w:unhideWhenUsed="0"/>
-    <w:lsdException w:name="annotation text" w:semiHidden="0" w:uiPriority="0" w:unhideWhenUsed="0" w:qFormat="1"/>
-    <w:lsdException w:name="header" w:semiHidden="0" w:uiPriority="0" w:unhideWhenUsed="0" w:qFormat="1"/>
-    <w:lsdException w:name="footer" w:semiHidden="0" w:uiPriority="0" w:unhideWhenUsed="0" w:qFormat="1"/>
-    <w:lsdException w:name="index heading" w:semiHidden="0" w:uiPriority="0" w:unhideWhenUsed="0"/>
-    <w:lsdException w:name="caption" w:uiPriority="0" w:qFormat="1"/>
-    <w:lsdException w:name="table of figures" w:semiHidden="0" w:uiPriority="0" w:unhideWhenUsed="0"/>
-    <w:lsdException w:name="envelope address" w:semiHidden="0" w:uiPriority="0" w:unhideWhenUsed="0"/>
-    <w:lsdException w:name="envelope return" w:semiHidden="0" w:uiPriority="0" w:unhideWhenUsed="0"/>
-    <w:lsdException w:name="footnote reference" w:semiHidden="0" w:uiPriority="0" w:unhideWhenUsed="0"/>
-    <w:lsdException w:name="annotation reference" w:semiHidden="0" w:uiPriority="0" w:unhideWhenUsed="0"/>
-    <w:lsdException w:name="line number" w:semiHidden="0" w:uiPriority="0" w:unhideWhenUsed="0"/>
-    <w:lsdException w:name="page number" w:semiHidden="0" w:uiPriority="0" w:unhideWhenUsed="0"/>
-    <w:lsdException w:name="endnote reference" w:semiHidden="0" w:uiPriority="0" w:unhideWhenUsed="0"/>
-    <w:lsdException w:name="endnote text" w:semiHidden="0" w:uiPriority="0" w:unhideWhenUsed="0"/>
-    <w:lsdException w:name="table of authorities" w:semiHidden="0" w:uiPriority="0" w:unhideWhenUsed="0"/>
-    <w:lsdException w:name="macro" w:semiHidden="0" w:uiPriority="0" w:unhideWhenUsed="0"/>
-    <w:lsdException w:name="toa heading" w:semiHidden="0" w:uiPriority="0" w:unhideWhenUsed="0"/>
-    <w:lsdException w:name="List" w:semiHidden="0" w:uiPriority="0" w:unhideWhenUsed="0"/>
-    <w:lsdException w:name="List Bullet" w:semiHidden="0" w:uiPriority="0" w:unhideWhenUsed="0"/>
-    <w:lsdException w:name="List Number" w:semiHidden="0" w:uiPriority="0" w:unhideWhenUsed="0"/>
-    <w:lsdException w:name="List 2" w:semiHidden="0" w:uiPriority="0" w:unhideWhenUsed="0"/>
-    <w:lsdException w:name="List 3" w:semiHidden="0" w:uiPriority="0" w:unhideWhenUsed="0"/>
-    <w:lsdException w:name="List 4" w:semiHidden="0" w:uiPriority="0" w:unhideWhenUsed="0"/>
-    <w:lsdException w:name="List 5" w:semiHidden="0" w:uiPriority="0" w:unhideWhenUsed="0"/>
-    <w:lsdException w:name="List Bullet 2" w:semiHidden="0" w:uiPriority="0" w:unhideWhenUsed="0"/>
-    <w:lsdException w:name="List Bullet 3" w:semiHidden="0" w:uiPriority="0" w:unhideWhenUsed="0"/>
-    <w:lsdException w:name="List Bullet 4" w:semiHidden="0" w:uiPriority="0" w:unhideWhenUsed="0"/>
-    <w:lsdException w:name="List Bullet 5" w:semiHidden="0" w:uiPriority="0" w:unhideWhenUsed="0"/>
-    <w:lsdException w:name="List Number 2" w:semiHidden="0" w:uiPriority="0" w:unhideWhenUsed="0"/>
-    <w:lsdException w:name="List Number 3" w:semiHidden="0" w:uiPriority="0" w:unhideWhenUsed="0"/>
-    <w:lsdException w:name="List Number 4" w:semiHidden="0" w:uiPriority="0" w:unhideWhenUsed="0"/>
-    <w:lsdException w:name="List Number 5" w:semiHidden="0" w:uiPriority="0" w:unhideWhenUsed="0"/>
-    <w:lsdException w:name="Title" w:semiHidden="0" w:uiPriority="0" w:unhideWhenUsed="0" w:qFormat="1"/>
-    <w:lsdException w:name="Closing" w:semiHidden="0" w:uiPriority="0" w:unhideWhenUsed="0"/>
-    <w:lsdException w:name="Signature" w:semiHidden="0" w:uiPriority="0" w:unhideWhenUsed="0"/>
-    <w:lsdException w:name="Default Paragraph Font" w:uiPriority="0" w:unhideWhenUsed="0" w:qFormat="1"/>
-    <w:lsdException w:name="Body Text" w:uiPriority="0" w:unhideWhenUsed="0" w:qFormat="1"/>
-    <w:lsdException w:name="Body Text Indent" w:semiHidden="0" w:uiPriority="0" w:unhideWhenUsed="0"/>
-    <w:lsdException w:name="List Continue" w:semiHidden="0" w:uiPriority="0" w:unhideWhenUsed="0"/>
-    <w:lsdException w:name="List Continue 2" w:semiHidden="0" w:uiPriority="0" w:unhideWhenUsed="0"/>
-    <w:lsdException w:name="List Continue 3" w:semiHidden="0" w:uiPriority="0" w:unhideWhenUsed="0"/>
-    <w:lsdException w:name="List Continue 4" w:semiHidden="0" w:uiPriority="0" w:unhideWhenUsed="0"/>
-    <w:lsdException w:name="List Continue 5" w:semiHidden="0" w:uiPriority="0" w:unhideWhenUsed="0"/>
-    <w:lsdException w:name="Message Header" w:semiHidden="0" w:uiPriority="0" w:unhideWhenUsed="0"/>
-    <w:lsdException w:name="Subtitle" w:semiHidden="0" w:uiPriority="0" w:unhideWhenUsed="0" w:qFormat="1"/>
-    <w:lsdException w:name="Salutation" w:semiHidden="0" w:uiPriority="0" w:unhideWhenUsed="0"/>
-    <w:lsdException w:name="Date" w:semiHidden="0" w:uiPriority="0" w:unhideWhenUsed="0"/>
-    <w:lsdException w:name="Body Text First Indent" w:semiHidden="0" w:uiPriority="0" w:unhideWhenUsed="0"/>
-    <w:lsdException w:name="Body Text First Indent 2" w:semiHidden="0" w:uiPriority="0" w:unhideWhenUsed="0"/>
-    <w:lsdException w:name="Body Text 2" w:semiHidden="0" w:uiPriority="0" w:unhideWhenUsed="0"/>
-    <w:lsdException w:name="Body Text 3" w:semiHidden="0" w:uiPriority="0" w:unhideWhenUsed="0"/>
-    <w:lsdException w:name="Body Text Indent 2" w:semiHidden="0" w:uiPriority="0" w:unhideWhenUsed="0"/>
-    <w:lsdException w:name="Body Text Indent 3" w:semiHidden="0" w:uiPriority="0" w:unhideWhenUsed="0"/>
-    <w:lsdException w:name="Block Text" w:semiHidden="0" w:uiPriority="0" w:unhideWhenUsed="0"/>
-    <w:lsdException w:name="Hyperlink" w:semiHidden="0" w:uiPriority="0" w:unhideWhenUsed="0"/>
-    <w:lsdException w:name="FollowedHyperlink" w:semiHidden="0" w:uiPriority="0" w:unhideWhenUsed="0"/>
-    <w:lsdException w:name="Strong" w:semiHidden="0" w:uiPriority="0" w:unhideWhenUsed="0" w:qFormat="1"/>
-    <w:lsdException w:name="Emphasis" w:semiHidden="0" w:uiPriority="0" w:unhideWhenUsed="0" w:qFormat="1"/>
-    <w:lsdException w:name="Document Map" w:semiHidden="0" w:uiPriority="0" w:unhideWhenUsed="0"/>
-    <w:lsdException w:name="Plain Text" w:semiHidden="0" w:uiPriority="0" w:unhideWhenUsed="0"/>
-    <w:lsdException w:name="E-mail Signature" w:semiHidden="0" w:uiPriority="0" w:unhideWhenUsed="0"/>
-    <w:lsdException w:name="Normal (Web)" w:semiHidden="0" w:uiPriority="0" w:unhideWhenUsed="0" w:qFormat="1"/>
-    <w:lsdException w:name="HTML Acronym" w:semiHidden="0" w:uiPriority="0" w:unhideWhenUsed="0"/>
-    <w:lsdException w:name="HTML Address" w:semiHidden="0" w:uiPriority="0" w:unhideWhenUsed="0"/>
-    <w:lsdException w:name="HTML Cite" w:semiHidden="0" w:uiPriority="0" w:unhideWhenUsed="0"/>
-    <w:lsdException w:name="HTML Code" w:semiHidden="0" w:uiPriority="0" w:unhideWhenUsed="0"/>
-    <w:lsdException w:name="HTML Definition" w:semiHidden="0" w:uiPriority="0" w:unhideWhenUsed="0"/>
-    <w:lsdException w:name="HTML Keyboard" w:semiHidden="0" w:uiPriority="0" w:unhideWhenUsed="0"/>
-    <w:lsdException w:name="HTML Preformatted" w:semiHidden="0" w:uiPriority="0" w:unhideWhenUsed="0"/>
-    <w:lsdException w:name="HTML Sample" w:semiHidden="0" w:uiPriority="0" w:unhideWhenUsed="0"/>
-    <w:lsdException w:name="HTML Typewriter" w:semiHidden="0" w:uiPriority="0" w:unhideWhenUsed="0"/>
-    <w:lsdException w:name="HTML Variable" w:semiHidden="0" w:uiPriority="0" w:unhideWhenUsed="0"/>
-    <w:lsdException w:name="Normal Table" w:uiPriority="0" w:unhideWhenUsed="0" w:qFormat="1"/>
-    <w:lsdException w:name="annotation subject" w:semiHidden="0" w:uiPriority="0" w:unhideWhenUsed="0"/>
-    <w:lsdException w:name="Table Simple 1" w:semiHidden="0" w:uiPriority="0" w:unhideWhenUsed="0"/>
-    <w:lsdException w:name="Table Simple 2" w:semiHidden="0" w:uiPriority="0" w:unhideWhenUsed="0"/>
-    <w:lsdException w:name="Table Simple 3" w:semiHidden="0" w:uiPriority="0" w:unhideWhenUsed="0"/>
-    <w:lsdException w:name="Table Classic 1" w:semiHidden="0" w:uiPriority="0" w:unhideWhenUsed="0"/>
-    <w:lsdException w:name="Table Classic 2" w:semiHidden="0" w:uiPriority="0" w:unhideWhenUsed="0"/>
-    <w:lsdException w:name="Table Classic 3" w:semiHidden="0" w:uiPriority="0" w:unhideWhenUsed="0"/>
-    <w:lsdException w:name="Table Classic 4" w:semiHidden="0" w:uiPriority="0" w:unhideWhenUsed="0"/>
-    <w:lsdException w:name="Table Colorful 1" w:semiHidden="0" w:uiPriority="0" w:unhideWhenUsed="0"/>
-    <w:lsdException w:name="Table Colorful 2" w:semiHidden="0" w:uiPriority="0" w:unhideWhenUsed="0"/>
-    <w:lsdException w:name="Table Colorful 3" w:semiHidden="0" w:uiPriority="0" w:unhideWhenUsed="0"/>
-    <w:lsdException w:name="Table Columns 1" w:semiHidden="0" w:uiPriority="0" w:unhideWhenUsed="0"/>
-    <w:lsdException w:name="Table Columns 2" w:semiHidden="0" w:uiPriority="0" w:unhideWhenUsed="0"/>
-    <w:lsdException w:name="Table Columns 3" w:semiHidden="0" w:uiPriority="0" w:unhideWhenUsed="0"/>
-    <w:lsdException w:name="Table Columns 4" w:semiHidden="0" w:uiPriority="0" w:unhideWhenUsed="0"/>
-    <w:lsdException w:name="Table Columns 5" w:semiHidden="0" w:uiPriority="0" w:unhideWhenUsed="0"/>
-    <w:lsdException w:name="Table Grid 1" w:semiHidden="0" w:uiPriority="0" w:unhideWhenUsed="0"/>
-    <w:lsdException w:name="Table Grid 2" w:semiHidden="0" w:uiPriority="0" w:unhideWhenUsed="0"/>
-    <w:lsdException w:name="Table Grid 3" w:semiHidden="0" w:uiPriority="0" w:unhideWhenUsed="0"/>
-    <w:lsdException w:name="Table Grid 4" w:semiHidden="0" w:uiPriority="0" w:unhideWhenUsed="0"/>
-    <w:lsdException w:name="Table Grid 5" w:semiHidden="0" w:uiPriority="0" w:unhideWhenUsed="0"/>
-    <w:lsdException w:name="Table Grid 6" w:semiHidden="0" w:uiPriority="0" w:unhideWhenUsed="0"/>
-    <w:lsdException w:name="Table Grid 7" w:semiHidden="0" w:uiPriority="0" w:unhideWhenUsed="0"/>
-    <w:lsdException w:name="Table Grid 8" w:semiHidden="0" w:uiPriority="0" w:unhideWhenUsed="0"/>
-    <w:lsdException w:name="Table List 1" w:semiHidden="0" w:uiPriority="0" w:unhideWhenUsed="0"/>
-    <w:lsdException w:name="Table List 2" w:semiHidden="0" w:uiPriority="0" w:unhideWhenUsed="0"/>
-    <w:lsdException w:name="Table List 3" w:semiHidden="0" w:uiPriority="0" w:unhideWhenUsed="0"/>
-    <w:lsdException w:name="Table List 4" w:semiHidden="0" w:uiPriority="0" w:unhideWhenUsed="0"/>
-    <w:lsdException w:name="Table List 5" w:semiHidden="0" w:uiPriority="0" w:unhideWhenUsed="0"/>
-    <w:lsdException w:name="Table List 6" w:semiHidden="0" w:uiPriority="0" w:unhideWhenUsed="0"/>
-    <w:lsdException w:name="Table List 7" w:semiHidden="0" w:uiPriority="0" w:unhideWhenUsed="0"/>
-    <w:lsdException w:name="Table List 8" w:semiHidden="0" w:uiPriority="0" w:unhideWhenUsed="0"/>
-    <w:lsdException w:name="Table 3D effects 1" w:semiHidden="0" w:uiPriority="0" w:unhideWhenUsed="0"/>
-    <w:lsdException w:name="Table 3D effects 2" w:semiHidden="0" w:uiPriority="0" w:unhideWhenUsed="0"/>
-    <w:lsdException w:name="Table 3D effects 3" w:semiHidden="0" w:uiPriority="0" w:unhideWhenUsed="0"/>
-    <w:lsdException w:name="Table Contemporary" w:semiHidden="0" w:uiPriority="0" w:unhideWhenUsed="0"/>
-    <w:lsdException w:name="Table Elegant" w:semiHidden="0" w:uiPriority="0" w:unhideWhenUsed="0"/>
-    <w:lsdException w:name="Table Professional" w:semiHidden="0" w:uiPriority="0" w:unhideWhenUsed="0"/>
-    <w:lsdException w:name="Table Subtle 1" w:semiHidden="0" w:uiPriority="0" w:unhideWhenUsed="0"/>
-    <w:lsdException w:name="Table Subtle 2" w:semiHidden="0" w:uiPriority="0" w:unhideWhenUsed="0"/>
-    <w:lsdException w:name="Table Web 1" w:semiHidden="0" w:uiPriority="0" w:unhideWhenUsed="0"/>
-    <w:lsdException w:name="Table Web 2" w:semiHidden="0" w:uiPriority="0" w:unhideWhenUsed="0"/>
-    <w:lsdException w:name="Table Web 3" w:semiHidden="0" w:uiPriority="0" w:unhideWhenUsed="0"/>
-    <w:lsdException w:name="Balloon Text" w:semiHidden="0" w:uiPriority="0" w:unhideWhenUsed="0"/>
-    <w:lsdException w:name="Table Grid" w:semiHidden="0" w:uiPriority="0" w:unhideWhenUsed="0" w:qFormat="1"/>
-    <w:lsdException w:name="Table Theme" w:semiHidden="0" w:uiPriority="0" w:unhideWhenUsed="0"/>
-    <w:lsdException w:name="Light Shading" w:semiHidden="0" w:uiPriority="60" w:unhideWhenUsed="0"/>
-    <w:lsdException w:name="Light List" w:semiHidden="0" w:uiPriority="61" w:unhideWhenUsed="0"/>
-    <w:lsdException w:name="Light Grid" w:semiHidden="0" w:uiPriority="62" w:unhideWhenUsed="0"/>
-    <w:lsdException w:name="Medium Shading 1" w:semiHidden="0" w:uiPriority="63" w:unhideWhenUsed="0"/>
-    <w:lsdException w:name="Medium Shading 2" w:semiHidden="0" w:uiPriority="64" w:unhideWhenUsed="0"/>
-    <w:lsdException w:name="Medium List 1" w:semiHidden="0" w:uiPriority="65" w:unhideWhenUsed="0"/>
-    <w:lsdException w:name="Medium List 2" w:semiHidden="0" w:uiPriority="66" w:unhideWhenUsed="0"/>
-    <w:lsdException w:name="Medium Grid 1" w:semiHidden="0" w:uiPriority="67" w:unhideWhenUsed="0"/>
-    <w:lsdException w:name="Medium Grid 2" w:semiHidden="0" w:uiPriority="68" w:unhideWhenUsed="0"/>
-    <w:lsdException w:name="Medium Grid 3" w:semiHidden="0" w:uiPriority="69" w:unhideWhenUsed="0"/>
-    <w:lsdException w:name="Dark List" w:semiHidden="0" w:uiPriority="70" w:unhideWhenUsed="0"/>
-    <w:lsdException w:name="Colorful Shading" w:semiHidden="0" w:uiPriority="71" w:unhideWhenUsed="0"/>
-    <w:lsdException w:name="Colorful List" w:semiHidden="0" w:uiPriority="72" w:unhideWhenUsed="0"/>
-    <w:lsdException w:name="Colorful Grid" w:semiHidden="0" w:uiPriority="73" w:unhideWhenUsed="0"/>
-    <w:lsdException w:name="Light Shading Accent 1" w:semiHidden="0" w:uiPriority="60" w:unhideWhenUsed="0"/>
-    <w:lsdException w:name="Light List Accent 1" w:semiHidden="0" w:uiPriority="61" w:unhideWhenUsed="0"/>
-    <w:lsdException w:name="Light Grid Accent 1" w:semiHidden="0" w:uiPriority="62" w:unhideWhenUsed="0"/>
-    <w:lsdException w:name="Medium Shading 1 Accent 1" w:semiHidden="0" w:uiPriority="63" w:unhideWhenUsed="0"/>
-    <w:lsdException w:name="Medium Shading 2 Accent 1" w:semiHidden="0" w:uiPriority="64" w:unhideWhenUsed="0"/>
-    <w:lsdException w:name="Medium List 1 Accent 1" w:semiHidden="0" w:uiPriority="65" w:unhideWhenUsed="0"/>
-    <w:lsdException w:name="Medium List 2 Accent 1" w:semiHidden="0" w:uiPriority="66" w:unhideWhenUsed="0"/>
-    <w:lsdException w:name="Medium Grid 1 Accent 1" w:semiHidden="0" w:uiPriority="67" w:unhideWhenUsed="0"/>
-    <w:lsdException w:name="Medium Grid 2 Accent 1" w:semiHidden="0" w:uiPriority="68" w:unhideWhenUsed="0"/>
-    <w:lsdException w:name="Medium Grid 3 Accent 1" w:semiHidden="0" w:uiPriority="69" w:unhideWhenUsed="0"/>
-    <w:lsdException w:name="Dark List Accent 1" w:semiHidden="0" w:uiPriority="70" w:unhideWhenUsed="0"/>
-    <w:lsdException w:name="Colorful Shading Accent 1" w:semiHidden="0" w:uiPriority="71" w:unhideWhenUsed="0"/>
-    <w:lsdException w:name="Colorful List Accent 1" w:semiHidden="0" w:uiPriority="72" w:unhideWhenUsed="0"/>
-    <w:lsdException w:name="Colorful Grid Accent 1" w:semiHidden="0" w:uiPriority="73" w:unhideWhenUsed="0"/>
-    <w:lsdException w:name="Light Shading Accent 2" w:semiHidden="0" w:uiPriority="60" w:unhideWhenUsed="0"/>
-    <w:lsdException w:name="Light List Accent 2" w:semiHidden="0" w:uiPriority="61" w:unhideWhenUsed="0"/>
-    <w:lsdException w:name="Light Grid Accent 2" w:semiHidden="0" w:uiPriority="62" w:unhideWhenUsed="0"/>
-    <w:lsdException w:name="Medium Shading 1 Accent 2" w:semiHidden="0" w:uiPriority="63" w:unhideWhenUsed="0"/>
-    <w:lsdException w:name="Medium Shading 2 Accent 2" w:semiHidden="0" w:uiPriority="64" w:unhideWhenUsed="0"/>
-    <w:lsdException w:name="Medium List 1 Accent 2" w:semiHidden="0" w:uiPriority="65" w:unhideWhenUsed="0"/>
-    <w:lsdException w:name="Medium List 2 Accent 2" w:semiHidden="0" w:uiPriority="66" w:unhideWhenUsed="0"/>
-    <w:lsdException w:name="Medium Grid 1 Accent 2" w:semiHidden="0" w:uiPriority="67" w:unhideWhenUsed="0"/>
-    <w:lsdException w:name="Medium Grid 2 Accent 2" w:semiHidden="0" w:uiPriority="68" w:unhideWhenUsed="0"/>
-    <w:lsdException w:name="Medium Grid 3 Accent 2" w:semiHidden="0" w:uiPriority="69" w:unhideWhenUsed="0"/>
-    <w:lsdException w:name="Dark List Accent 2" w:semiHidden="0" w:uiPriority="70" w:unhideWhenUsed="0"/>
-    <w:lsdException w:name="Colorful Shading Accent 2" w:semiHidden="0" w:uiPriority="71" w:unhideWhenUsed="0"/>
-    <w:lsdException w:name="Colorful List Accent 2" w:semiHidden="0" w:uiPriority="72" w:unhideWhenUsed="0"/>
-    <w:lsdException w:name="Colorful Grid Accent 2" w:semiHidden="0" w:uiPriority="73" w:unhideWhenUsed="0"/>
-    <w:lsdException w:name="Light Shading Accent 3" w:semiHidden="0" w:uiPriority="60" w:unhideWhenUsed="0"/>
-    <w:lsdException w:name="Light List Accent 3" w:semiHidden="0" w:uiPriority="61" w:unhideWhenUsed="0"/>
-    <w:lsdException w:name="Light Grid Accent 3" w:semiHidden="0" w:uiPriority="62" w:unhideWhenUsed="0"/>
-    <w:lsdException w:name="Medium Shading 1 Accent 3" w:semiHidden="0" w:uiPriority="63" w:unhideWhenUsed="0"/>
-    <w:lsdException w:name="Medium Shading 2 Accent 3" w:semiHidden="0" w:uiPriority="64" w:unhideWhenUsed="0"/>
-    <w:lsdException w:name="Medium List 1 Accent 3" w:semiHidden="0" w:uiPriority="65" w:unhideWhenUsed="0"/>
-    <w:lsdException w:name="Medium List 2 Accent 3" w:semiHidden="0" w:uiPriority="66" w:unhideWhenUsed="0"/>
-    <w:lsdException w:name="Medium Grid 1 Accent 3" w:semiHidden="0" w:uiPriority="67" w:unhideWhenUsed="0"/>
-    <w:lsdException w:name="Medium Grid 2 Accent 3" w:semiHidden="0" w:uiPriority="68" w:unhideWhenUsed="0"/>
-    <w:lsdException w:name="Medium Grid 3 Accent 3" w:semiHidden="0" w:uiPriority="69" w:unhideWhenUsed="0"/>
-    <w:lsdException w:name="Dark List Accent 3" w:semiHidden="0" w:uiPriority="70" w:unhideWhenUsed="0"/>
-    <w:lsdException w:name="Colorful Shading Accent 3" w:semiHidden="0" w:uiPriority="71" w:unhideWhenUsed="0"/>
-    <w:lsdException w:name="Colorful List Accent 3" w:semiHidden="0" w:uiPriority="72" w:unhideWhenUsed="0"/>
-    <w:lsdException w:name="Colorful Grid Accent 3" w:semiHidden="0" w:uiPriority="73" w:unhideWhenUsed="0"/>
-    <w:lsdException w:name="Light Shading Accent 4" w:semiHidden="0" w:uiPriority="60" w:unhideWhenUsed="0"/>
-    <w:lsdException w:name="Light List Accent 4" w:semiHidden="0" w:uiPriority="61" w:unhideWhenUsed="0"/>
-    <w:lsdException w:name="Light Grid Accent 4" w:semiHidden="0" w:uiPriority="62" w:unhideWhenUsed="0"/>
-    <w:lsdException w:name="Medium Shading 1 Accent 4" w:semiHidden="0" w:uiPriority="63" w:unhideWhenUsed="0"/>
-    <w:lsdException w:name="Medium Shading 2 Accent 4" w:semiHidden="0" w:uiPriority="64" w:unhideWhenUsed="0"/>
-    <w:lsdException w:name="Medium List 1 Accent 4" w:semiHidden="0" w:uiPriority="65" w:unhideWhenUsed="0"/>
-    <w:lsdException w:name="Medium List 2 Accent 4" w:semiHidden="0" w:uiPriority="66" w:unhideWhenUsed="0"/>
-    <w:lsdException w:name="Medium Grid 1 Accent 4" w:semiHidden="0" w:uiPriority="67" w:unhideWhenUsed="0"/>
-    <w:lsdException w:name="Medium Grid 2 Accent 4" w:semiHidden="0" w:uiPriority="68" w:unhideWhenUsed="0"/>
-    <w:lsdException w:name="Medium Grid 3 Accent 4" w:semiHidden="0" w:uiPriority="69" w:unhideWhenUsed="0"/>
-    <w:lsdException w:name="Dark List Accent 4" w:semiHidden="0" w:uiPriority="70" w:unhideWhenUsed="0"/>
-    <w:lsdException w:name="Colorful Shading Accent 4" w:semiHidden="0" w:uiPriority="71" w:unhideWhenUsed="0"/>
-    <w:lsdException w:name="Colorful List Accent 4" w:semiHidden="0" w:uiPriority="72" w:unhideWhenUsed="0"/>
-    <w:lsdException w:name="Colorful Grid Accent 4" w:semiHidden="0" w:uiPriority="73" w:unhideWhenUsed="0"/>
-    <w:lsdException w:name="Light Shading Accent 5" w:semiHidden="0" w:uiPriority="60" w:unhideWhenUsed="0"/>
-    <w:lsdException w:name="Light List Accent 5" w:semiHidden="0" w:uiPriority="61" w:unhideWhenUsed="0"/>
-    <w:lsdException w:name="Light Grid Accent 5" w:semiHidden="0" w:uiPriority="62" w:unhideWhenUsed="0"/>
-    <w:lsdException w:name="Medium Shading 1 Accent 5" w:semiHidden="0" w:uiPriority="63" w:unhideWhenUsed="0"/>
-    <w:lsdException w:name="Medium Shading 2 Accent 5" w:semiHidden="0" w:uiPriority="64" w:unhideWhenUsed="0"/>
-    <w:lsdException w:name="Medium List 1 Accent 5" w:semiHidden="0" w:uiPriority="65" w:unhideWhenUsed="0"/>
-    <w:lsdException w:name="Medium List 2 Accent 5" w:semiHidden="0" w:uiPriority="66" w:unhideWhenUsed="0"/>
-    <w:lsdException w:name="Medium Grid 1 Accent 5" w:semiHidden="0" w:uiPriority="67" w:unhideWhenUsed="0"/>
-    <w:lsdException w:name="Medium Grid 2 Accent 5" w:semiHidden="0" w:uiPriority="68" w:unhideWhenUsed="0"/>
-    <w:lsdException w:name="Medium Grid 3 Accent 5" w:semiHidden="0" w:uiPriority="69" w:unhideWhenUsed="0"/>
-    <w:lsdException w:name="Dark List Accent 5" w:semiHidden="0" w:uiPriority="70" w:unhideWhenUsed="0"/>
-    <w:lsdException w:name="Colorful Shading Accent 5" w:semiHidden="0" w:uiPriority="71" w:unhideWhenUsed="0"/>
-    <w:lsdException w:name="Colorful List Accent 5" w:semiHidden="0" w:uiPriority="72" w:unhideWhenUsed="0"/>
-    <w:lsdException w:name="Colorful Grid Accent 5" w:semiHidden="0" w:uiPriority="73" w:unhideWhenUsed="0"/>
-    <w:lsdException w:name="Light Shading Accent 6" w:semiHidden="0" w:uiPriority="60" w:unhideWhenUsed="0"/>
-    <w:lsdException w:name="Light List Accent 6" w:semiHidden="0" w:uiPriority="61" w:unhideWhenUsed="0"/>
-    <w:lsdException w:name="Light Grid Accent 6" w:semiHidden="0" w:uiPriority="62" w:unhideWhenUsed="0"/>
-    <w:lsdException w:name="Medium Shading 1 Accent 6" w:semiHidden="0" w:uiPriority="63" w:unhideWhenUsed="0"/>
-    <w:lsdException w:name="Medium Shading 2 Accent 6" w:semiHidden="0" w:uiPriority="64" w:unhideWhenUsed="0"/>
-    <w:lsdException w:name="Medium List 1 Accent 6" w:semiHidden="0" w:uiPriority="65" w:unhideWhenUsed="0"/>
-    <w:lsdException w:name="Medium List 2 Accent 6" w:semiHidden="0" w:uiPriority="66" w:unhideWhenUsed="0"/>
-    <w:lsdException w:name="Medium Grid 1 Accent 6" w:semiHidden="0" w:uiPriority="67" w:unhideWhenUsed="0"/>
-    <w:lsdException w:name="Medium Grid 2 Accent 6" w:semiHidden="0" w:uiPriority="68" w:unhideWhenUsed="0"/>
-    <w:lsdException w:name="Medium Grid 3 Accent 6" w:semiHidden="0" w:uiPriority="69" w:unhideWhenUsed="0"/>
-    <w:lsdException w:name="Dark List Accent 6" w:semiHidden="0" w:uiPriority="70" w:unhideWhenUsed="0"/>
-    <w:lsdException w:name="Colorful Shading Accent 6" w:semiHidden="0" w:uiPriority="71" w:unhideWhenUsed="0"/>
-    <w:lsdException w:name="Colorful List Accent 6" w:semiHidden="0" w:uiPriority="72" w:unhideWhenUsed="0"/>
-    <w:lsdException w:name="Colorful Grid Accent 6" w:semiHidden="0" w:uiPriority="73" w:unhideWhenUsed="0"/>
+  <w:latentStyles w:count="260" w:defQFormat="0" w:defUnhideWhenUsed="1" w:defSemiHidden="1" w:defUIPriority="99" w:defLockedState="0">
+    <w:lsdException w:qFormat="1" w:unhideWhenUsed="0" w:uiPriority="0" w:semiHidden="0" w:name="Normal"/>
+    <w:lsdException w:qFormat="1" w:unhideWhenUsed="0" w:uiPriority="0" w:semiHidden="0" w:name="heading 1"/>
+    <w:lsdException w:qFormat="1" w:uiPriority="0" w:semiHidden="0" w:name="heading 2"/>
+    <w:lsdException w:qFormat="1" w:uiPriority="0" w:name="heading 3"/>
+    <w:lsdException w:qFormat="1" w:uiPriority="0" w:semiHidden="0" w:name="heading 4"/>
+    <w:lsdException w:qFormat="1" w:uiPriority="0" w:name="heading 5"/>
+    <w:lsdException w:qFormat="1" w:uiPriority="0" w:name="heading 6"/>
+    <w:lsdException w:qFormat="1" w:uiPriority="0" w:name="heading 7"/>
+    <w:lsdException w:qFormat="1" w:uiPriority="0" w:name="heading 8"/>
+    <w:lsdException w:qFormat="1" w:uiPriority="0" w:name="heading 9"/>
+    <w:lsdException w:unhideWhenUsed="0" w:uiPriority="0" w:semiHidden="0" w:name="index 1"/>
+    <w:lsdException w:unhideWhenUsed="0" w:uiPriority="0" w:semiHidden="0" w:name="index 2"/>
+    <w:lsdException w:unhideWhenUsed="0" w:uiPriority="0" w:semiHidden="0" w:name="index 3"/>
+    <w:lsdException w:unhideWhenUsed="0" w:uiPriority="0" w:semiHidden="0" w:name="index 4"/>
+    <w:lsdException w:unhideWhenUsed="0" w:uiPriority="0" w:semiHidden="0" w:name="index 5"/>
+    <w:lsdException w:unhideWhenUsed="0" w:uiPriority="0" w:semiHidden="0" w:name="index 6"/>
+    <w:lsdException w:unhideWhenUsed="0" w:uiPriority="0" w:semiHidden="0" w:name="index 7"/>
+    <w:lsdException w:unhideWhenUsed="0" w:uiPriority="0" w:semiHidden="0" w:name="index 8"/>
+    <w:lsdException w:unhideWhenUsed="0" w:uiPriority="0" w:semiHidden="0" w:name="index 9"/>
+    <w:lsdException w:qFormat="1" w:unhideWhenUsed="0" w:uiPriority="0" w:semiHidden="0" w:name="toc 1"/>
+    <w:lsdException w:qFormat="1" w:unhideWhenUsed="0" w:uiPriority="0" w:semiHidden="0" w:name="toc 2"/>
+    <w:lsdException w:qFormat="1" w:unhideWhenUsed="0" w:uiPriority="0" w:semiHidden="0" w:name="toc 3"/>
+    <w:lsdException w:unhideWhenUsed="0" w:uiPriority="0" w:semiHidden="0" w:name="toc 4"/>
+    <w:lsdException w:unhideWhenUsed="0" w:uiPriority="0" w:semiHidden="0" w:name="toc 5"/>
+    <w:lsdException w:unhideWhenUsed="0" w:uiPriority="0" w:semiHidden="0" w:name="toc 6"/>
+    <w:lsdException w:unhideWhenUsed="0" w:uiPriority="0" w:semiHidden="0" w:name="toc 7"/>
+    <w:lsdException w:unhideWhenUsed="0" w:uiPriority="0" w:semiHidden="0" w:name="toc 8"/>
+    <w:lsdException w:unhideWhenUsed="0" w:uiPriority="0" w:semiHidden="0" w:name="toc 9"/>
+    <w:lsdException w:unhideWhenUsed="0" w:uiPriority="0" w:semiHidden="0" w:name="Normal Indent"/>
+    <w:lsdException w:unhideWhenUsed="0" w:uiPriority="0" w:semiHidden="0" w:name="footnote text"/>
+    <w:lsdException w:qFormat="1" w:unhideWhenUsed="0" w:uiPriority="0" w:semiHidden="0" w:name="annotation text"/>
+    <w:lsdException w:qFormat="1" w:unhideWhenUsed="0" w:uiPriority="0" w:semiHidden="0" w:name="header"/>
+    <w:lsdException w:qFormat="1" w:unhideWhenUsed="0" w:uiPriority="0" w:semiHidden="0" w:name="footer"/>
+    <w:lsdException w:unhideWhenUsed="0" w:uiPriority="0" w:semiHidden="0" w:name="index heading"/>
+    <w:lsdException w:qFormat="1" w:uiPriority="0" w:name="caption"/>
+    <w:lsdException w:unhideWhenUsed="0" w:uiPriority="0" w:semiHidden="0" w:name="table of figures"/>
+    <w:lsdException w:unhideWhenUsed="0" w:uiPriority="0" w:semiHidden="0" w:name="envelope address"/>
+    <w:lsdException w:unhideWhenUsed="0" w:uiPriority="0" w:semiHidden="0" w:name="envelope return"/>
+    <w:lsdException w:unhideWhenUsed="0" w:uiPriority="0" w:semiHidden="0" w:name="footnote reference"/>
+    <w:lsdException w:unhideWhenUsed="0" w:uiPriority="0" w:semiHidden="0" w:name="annotation reference"/>
+    <w:lsdException w:unhideWhenUsed="0" w:uiPriority="0" w:semiHidden="0" w:name="line number"/>
+    <w:lsdException w:unhideWhenUsed="0" w:uiPriority="0" w:semiHidden="0" w:name="page number"/>
+    <w:lsdException w:unhideWhenUsed="0" w:uiPriority="0" w:semiHidden="0" w:name="endnote reference"/>
+    <w:lsdException w:unhideWhenUsed="0" w:uiPriority="0" w:semiHidden="0" w:name="endnote text"/>
+    <w:lsdException w:unhideWhenUsed="0" w:uiPriority="0" w:semiHidden="0" w:name="table of authorities"/>
+    <w:lsdException w:unhideWhenUsed="0" w:uiPriority="0" w:semiHidden="0" w:name="macro"/>
+    <w:lsdException w:unhideWhenUsed="0" w:uiPriority="0" w:semiHidden="0" w:name="toa heading"/>
+    <w:lsdException w:unhideWhenUsed="0" w:uiPriority="0" w:semiHidden="0" w:name="List"/>
+    <w:lsdException w:unhideWhenUsed="0" w:uiPriority="0" w:semiHidden="0" w:name="List Bullet"/>
+    <w:lsdException w:unhideWhenUsed="0" w:uiPriority="0" w:semiHidden="0" w:name="List Number"/>
+    <w:lsdException w:unhideWhenUsed="0" w:uiPriority="0" w:semiHidden="0" w:name="List 2"/>
+    <w:lsdException w:unhideWhenUsed="0" w:uiPriority="0" w:semiHidden="0" w:name="List 3"/>
+    <w:lsdException w:unhideWhenUsed="0" w:uiPriority="0" w:semiHidden="0" w:name="List 4"/>
+    <w:lsdException w:unhideWhenUsed="0" w:uiPriority="0" w:semiHidden="0" w:name="List 5"/>
+    <w:lsdException w:unhideWhenUsed="0" w:uiPriority="0" w:semiHidden="0" w:name="List Bullet 2"/>
+    <w:lsdException w:unhideWhenUsed="0" w:uiPriority="0" w:semiHidden="0" w:name="List Bullet 3"/>
+    <w:lsdException w:unhideWhenUsed="0" w:uiPriority="0" w:semiHidden="0" w:name="List Bullet 4"/>
+    <w:lsdException w:unhideWhenUsed="0" w:uiPriority="0" w:semiHidden="0" w:name="List Bullet 5"/>
+    <w:lsdException w:unhideWhenUsed="0" w:uiPriority="0" w:semiHidden="0" w:name="List Number 2"/>
+    <w:lsdException w:unhideWhenUsed="0" w:uiPriority="0" w:semiHidden="0" w:name="List Number 3"/>
+    <w:lsdException w:unhideWhenUsed="0" w:uiPriority="0" w:semiHidden="0" w:name="List Number 4"/>
+    <w:lsdException w:unhideWhenUsed="0" w:uiPriority="0" w:semiHidden="0" w:name="List Number 5"/>
+    <w:lsdException w:qFormat="1" w:unhideWhenUsed="0" w:uiPriority="0" w:semiHidden="0" w:name="Title"/>
+    <w:lsdException w:unhideWhenUsed="0" w:uiPriority="0" w:semiHidden="0" w:name="Closing"/>
+    <w:lsdException w:unhideWhenUsed="0" w:uiPriority="0" w:semiHidden="0" w:name="Signature"/>
+    <w:lsdException w:qFormat="1" w:unhideWhenUsed="0" w:uiPriority="0" w:name="Default Paragraph Font"/>
+    <w:lsdException w:qFormat="1" w:unhideWhenUsed="0" w:uiPriority="0" w:name="Body Text"/>
+    <w:lsdException w:unhideWhenUsed="0" w:uiPriority="0" w:semiHidden="0" w:name="Body Text Indent"/>
+    <w:lsdException w:unhideWhenUsed="0" w:uiPriority="0" w:semiHidden="0" w:name="List Continue"/>
+    <w:lsdException w:unhideWhenUsed="0" w:uiPriority="0" w:semiHidden="0" w:name="List Continue 2"/>
+    <w:lsdException w:unhideWhenUsed="0" w:uiPriority="0" w:semiHidden="0" w:name="List Continue 3"/>
+    <w:lsdException w:unhideWhenUsed="0" w:uiPriority="0" w:semiHidden="0" w:name="List Continue 4"/>
+    <w:lsdException w:unhideWhenUsed="0" w:uiPriority="0" w:semiHidden="0" w:name="List Continue 5"/>
+    <w:lsdException w:unhideWhenUsed="0" w:uiPriority="0" w:semiHidden="0" w:name="Message Header"/>
+    <w:lsdException w:qFormat="1" w:unhideWhenUsed="0" w:uiPriority="0" w:semiHidden="0" w:name="Subtitle"/>
+    <w:lsdException w:unhideWhenUsed="0" w:uiPriority="0" w:semiHidden="0" w:name="Salutation"/>
+    <w:lsdException w:unhideWhenUsed="0" w:uiPriority="0" w:semiHidden="0" w:name="Date"/>
+    <w:lsdException w:unhideWhenUsed="0" w:uiPriority="0" w:semiHidden="0" w:name="Body Text First Indent"/>
+    <w:lsdException w:unhideWhenUsed="0" w:uiPriority="0" w:semiHidden="0" w:name="Body Text First Indent 2"/>
+    <w:lsdException w:uiPriority="99" w:name="Note Heading"/>
+    <w:lsdException w:unhideWhenUsed="0" w:uiPriority="0" w:semiHidden="0" w:name="Body Text 2"/>
+    <w:lsdException w:unhideWhenUsed="0" w:uiPriority="0" w:semiHidden="0" w:name="Body Text 3"/>
+    <w:lsdException w:unhideWhenUsed="0" w:uiPriority="0" w:semiHidden="0" w:name="Body Text Indent 2"/>
+    <w:lsdException w:unhideWhenUsed="0" w:uiPriority="0" w:semiHidden="0" w:name="Body Text Indent 3"/>
+    <w:lsdException w:unhideWhenUsed="0" w:uiPriority="0" w:semiHidden="0" w:name="Block Text"/>
+    <w:lsdException w:unhideWhenUsed="0" w:uiPriority="0" w:semiHidden="0" w:name="Hyperlink"/>
+    <w:lsdException w:unhideWhenUsed="0" w:uiPriority="0" w:semiHidden="0" w:name="FollowedHyperlink"/>
+    <w:lsdException w:qFormat="1" w:unhideWhenUsed="0" w:uiPriority="0" w:semiHidden="0" w:name="Strong"/>
+    <w:lsdException w:qFormat="1" w:unhideWhenUsed="0" w:uiPriority="0" w:semiHidden="0" w:name="Emphasis"/>
+    <w:lsdException w:unhideWhenUsed="0" w:uiPriority="0" w:semiHidden="0" w:name="Document Map"/>
+    <w:lsdException w:unhideWhenUsed="0" w:uiPriority="0" w:semiHidden="0" w:name="Plain Text"/>
+    <w:lsdException w:unhideWhenUsed="0" w:uiPriority="0" w:semiHidden="0" w:name="E-mail Signature"/>
+    <w:lsdException w:qFormat="1" w:unhideWhenUsed="0" w:uiPriority="0" w:semiHidden="0" w:name="Normal (Web)"/>
+    <w:lsdException w:unhideWhenUsed="0" w:uiPriority="0" w:semiHidden="0" w:name="HTML Acronym"/>
+    <w:lsdException w:unhideWhenUsed="0" w:uiPriority="0" w:semiHidden="0" w:name="HTML Address"/>
+    <w:lsdException w:unhideWhenUsed="0" w:uiPriority="0" w:semiHidden="0" w:name="HTML Cite"/>
+    <w:lsdException w:unhideWhenUsed="0" w:uiPriority="0" w:semiHidden="0" w:name="HTML Code"/>
+    <w:lsdException w:unhideWhenUsed="0" w:uiPriority="0" w:semiHidden="0" w:name="HTML Definition"/>
+    <w:lsdException w:unhideWhenUsed="0" w:uiPriority="0" w:semiHidden="0" w:name="HTML Keyboard"/>
+    <w:lsdException w:unhideWhenUsed="0" w:uiPriority="0" w:semiHidden="0" w:name="HTML Preformatted"/>
+    <w:lsdException w:unhideWhenUsed="0" w:uiPriority="0" w:semiHidden="0" w:name="HTML Sample"/>
+    <w:lsdException w:unhideWhenUsed="0" w:uiPriority="0" w:semiHidden="0" w:name="HTML Typewriter"/>
+    <w:lsdException w:unhideWhenUsed="0" w:uiPriority="0" w:semiHidden="0" w:name="HTML Variable"/>
+    <w:lsdException w:qFormat="1" w:unhideWhenUsed="0" w:uiPriority="0" w:name="Normal Table"/>
+    <w:lsdException w:unhideWhenUsed="0" w:uiPriority="0" w:semiHidden="0" w:name="annotation subject"/>
+    <w:lsdException w:unhideWhenUsed="0" w:uiPriority="0" w:semiHidden="0" w:name="Table Simple 1"/>
+    <w:lsdException w:unhideWhenUsed="0" w:uiPriority="0" w:semiHidden="0" w:name="Table Simple 2"/>
+    <w:lsdException w:unhideWhenUsed="0" w:uiPriority="0" w:semiHidden="0" w:name="Table Simple 3"/>
+    <w:lsdException w:unhideWhenUsed="0" w:uiPriority="0" w:semiHidden="0" w:name="Table Classic 1"/>
+    <w:lsdException w:unhideWhenUsed="0" w:uiPriority="0" w:semiHidden="0" w:name="Table Classic 2"/>
+    <w:lsdException w:unhideWhenUsed="0" w:uiPriority="0" w:semiHidden="0" w:name="Table Classic 3"/>
+    <w:lsdException w:unhideWhenUsed="0" w:uiPriority="0" w:semiHidden="0" w:name="Table Classic 4"/>
+    <w:lsdException w:unhideWhenUsed="0" w:uiPriority="0" w:semiHidden="0" w:name="Table Colorful 1"/>
+    <w:lsdException w:unhideWhenUsed="0" w:uiPriority="0" w:semiHidden="0" w:name="Table Colorful 2"/>
+    <w:lsdException w:unhideWhenUsed="0" w:uiPriority="0" w:semiHidden="0" w:name="Table Colorful 3"/>
+    <w:lsdException w:unhideWhenUsed="0" w:uiPriority="0" w:semiHidden="0" w:name="Table Columns 1"/>
+    <w:lsdException w:unhideWhenUsed="0" w:uiPriority="0" w:semiHidden="0" w:name="Table Columns 2"/>
+    <w:lsdException w:unhideWhenUsed="0" w:uiPriority="0" w:semiHidden="0" w:name="Table Columns 3"/>
+    <w:lsdException w:unhideWhenUsed="0" w:uiPriority="0" w:semiHidden="0" w:name="Table Columns 4"/>
+    <w:lsdException w:unhideWhenUsed="0" w:uiPriority="0" w:semiHidden="0" w:name="Table Columns 5"/>
+    <w:lsdException w:unhideWhenUsed="0" w:uiPriority="0" w:semiHidden="0" w:name="Table Grid 1"/>
+    <w:lsdException w:unhideWhenUsed="0" w:uiPriority="0" w:semiHidden="0" w:name="Table Grid 2"/>
+    <w:lsdException w:unhideWhenUsed="0" w:uiPriority="0" w:semiHidden="0" w:name="Table Grid 3"/>
+    <w:lsdException w:unhideWhenUsed="0" w:uiPriority="0" w:semiHidden="0" w:name="Table Grid 4"/>
+    <w:lsdException w:unhideWhenUsed="0" w:uiPriority="0" w:semiHidden="0" w:name="Table Grid 5"/>
+    <w:lsdException w:unhideWhenUsed="0" w:uiPriority="0" w:semiHidden="0" w:name="Table Grid 6"/>
+    <w:lsdException w:unhideWhenUsed="0" w:uiPriority="0" w:semiHidden="0" w:name="Table Grid 7"/>
+    <w:lsdException w:unhideWhenUsed="0" w:uiPriority="0" w:semiHidden="0" w:name="Table Grid 8"/>
+    <w:lsdException w:unhideWhenUsed="0" w:uiPriority="0" w:semiHidden="0" w:name="Table List 1"/>
+    <w:lsdException w:unhideWhenUsed="0" w:uiPriority="0" w:semiHidden="0" w:name="Table List 2"/>
+    <w:lsdException w:unhideWhenUsed="0" w:uiPriority="0" w:semiHidden="0" w:name="Table List 3"/>
+    <w:lsdException w:unhideWhenUsed="0" w:uiPriority="0" w:semiHidden="0" w:name="Table List 4"/>
+    <w:lsdException w:unhideWhenUsed="0" w:uiPriority="0" w:semiHidden="0" w:name="Table List 5"/>
+    <w:lsdException w:unhideWhenUsed="0" w:uiPriority="0" w:semiHidden="0" w:name="Table List 6"/>
+    <w:lsdException w:unhideWhenUsed="0" w:uiPriority="0" w:semiHidden="0" w:name="Table List 7"/>
+    <w:lsdException w:unhideWhenUsed="0" w:uiPriority="0" w:semiHidden="0" w:name="Table List 8"/>
+    <w:lsdException w:unhideWhenUsed="0" w:uiPriority="0" w:semiHidden="0" w:name="Table 3D effects 1"/>
+    <w:lsdException w:unhideWhenUsed="0" w:uiPriority="0" w:semiHidden="0" w:name="Table 3D effects 2"/>
+    <w:lsdException w:unhideWhenUsed="0" w:uiPriority="0" w:semiHidden="0" w:name="Table 3D effects 3"/>
+    <w:lsdException w:unhideWhenUsed="0" w:uiPriority="0" w:semiHidden="0" w:name="Table Contemporary"/>
+    <w:lsdException w:unhideWhenUsed="0" w:uiPriority="0" w:semiHidden="0" w:name="Table Elegant"/>
+    <w:lsdException w:unhideWhenUsed="0" w:uiPriority="0" w:semiHidden="0" w:name="Table Professional"/>
+    <w:lsdException w:unhideWhenUsed="0" w:uiPriority="0" w:semiHidden="0" w:name="Table Subtle 1"/>
+    <w:lsdException w:unhideWhenUsed="0" w:uiPriority="0" w:semiHidden="0" w:name="Table Subtle 2"/>
+    <w:lsdException w:unhideWhenUsed="0" w:uiPriority="0" w:semiHidden="0" w:name="Table Web 1"/>
+    <w:lsdException w:unhideWhenUsed="0" w:uiPriority="0" w:semiHidden="0" w:name="Table Web 2"/>
+    <w:lsdException w:unhideWhenUsed="0" w:uiPriority="0" w:semiHidden="0" w:name="Table Web 3"/>
+    <w:lsdException w:unhideWhenUsed="0" w:uiPriority="0" w:semiHidden="0" w:name="Balloon Text"/>
+    <w:lsdException w:qFormat="1" w:unhideWhenUsed="0" w:uiPriority="0" w:semiHidden="0" w:name="Table Grid"/>
+    <w:lsdException w:unhideWhenUsed="0" w:uiPriority="0" w:semiHidden="0" w:name="Table Theme"/>
+    <w:lsdException w:unhideWhenUsed="0" w:uiPriority="60" w:semiHidden="0" w:name="Light Shading"/>
+    <w:lsdException w:unhideWhenUsed="0" w:uiPriority="61" w:semiHidden="0" w:name="Light List"/>
+    <w:lsdException w:unhideWhenUsed="0" w:uiPriority="62" w:semiHidden="0" w:name="Light Grid"/>
+    <w:lsdException w:unhideWhenUsed="0" w:uiPriority="63" w:semiHidden="0" w:name="Medium Shading 1"/>
+    <w:lsdException w:unhideWhenUsed="0" w:uiPriority="64" w:semiHidden="0" w:name="Medium Shading 2"/>
+    <w:lsdException w:unhideWhenUsed="0" w:uiPriority="65" w:semiHidden="0" w:name="Medium List 1"/>
+    <w:lsdException w:unhideWhenUsed="0" w:uiPriority="66" w:semiHidden="0" w:name="Medium List 2"/>
+    <w:lsdException w:unhideWhenUsed="0" w:uiPriority="67" w:semiHidden="0" w:name="Medium Grid 1"/>
+    <w:lsdException w:unhideWhenUsed="0" w:uiPriority="68" w:semiHidden="0" w:name="Medium Grid 2"/>
+    <w:lsdException w:unhideWhenUsed="0" w:uiPriority="69" w:semiHidden="0" w:name="Medium Grid 3"/>
+    <w:lsdException w:unhideWhenUsed="0" w:uiPriority="70" w:semiHidden="0" w:name="Dark List"/>
+    <w:lsdException w:unhideWhenUsed="0" w:uiPriority="71" w:semiHidden="0" w:name="Colorful Shading"/>
+    <w:lsdException w:unhideWhenUsed="0" w:uiPriority="72" w:semiHidden="0" w:name="Colorful List"/>
+    <w:lsdException w:unhideWhenUsed="0" w:uiPriority="73" w:semiHidden="0" w:name="Colorful Grid"/>
+    <w:lsdException w:unhideWhenUsed="0" w:uiPriority="60" w:semiHidden="0" w:name="Light Shading Accent 1"/>
+    <w:lsdException w:unhideWhenUsed="0" w:uiPriority="61" w:semiHidden="0" w:name="Light List Accent 1"/>
+    <w:lsdException w:unhideWhenUsed="0" w:uiPriority="62" w:semiHidden="0" w:name="Light Grid Accent 1"/>
+    <w:lsdException w:unhideWhenUsed="0" w:uiPriority="63" w:semiHidden="0" w:name="Medium Shading 1 Accent 1"/>
+    <w:lsdException w:unhideWhenUsed="0" w:uiPriority="64" w:semiHidden="0" w:name="Medium Shading 2 Accent 1"/>
+    <w:lsdException w:unhideWhenUsed="0" w:uiPriority="65" w:semiHidden="0" w:name="Medium List 1 Accent 1"/>
+    <w:lsdException w:unhideWhenUsed="0" w:uiPriority="66" w:semiHidden="0" w:name="Medium List 2 Accent 1"/>
+    <w:lsdException w:unhideWhenUsed="0" w:uiPriority="67" w:semiHidden="0" w:name="Medium Grid 1 Accent 1"/>
+    <w:lsdException w:unhideWhenUsed="0" w:uiPriority="68" w:semiHidden="0" w:name="Medium Grid 2 Accent 1"/>
+    <w:lsdException w:unhideWhenUsed="0" w:uiPriority="69" w:semiHidden="0" w:name="Medium Grid 3 Accent 1"/>
+    <w:lsdException w:unhideWhenUsed="0" w:uiPriority="70" w:semiHidden="0" w:name="Dark List Accent 1"/>
+    <w:lsdException w:unhideWhenUsed="0" w:uiPriority="71" w:semiHidden="0" w:name="Colorful Shading Accent 1"/>
+    <w:lsdException w:unhideWhenUsed="0" w:uiPriority="72" w:semiHidden="0" w:name="Colorful List Accent 1"/>
+    <w:lsdException w:unhideWhenUsed="0" w:uiPriority="73" w:semiHidden="0" w:name="Colorful Grid Accent 1"/>
+    <w:lsdException w:unhideWhenUsed="0" w:uiPriority="60" w:semiHidden="0" w:name="Light Shading Accent 2"/>
+    <w:lsdException w:unhideWhenUsed="0" w:uiPriority="61" w:semiHidden="0" w:name="Light List Accent 2"/>
+    <w:lsdException w:unhideWhenUsed="0" w:uiPriority="62" w:semiHidden="0" w:name="Light Grid Accent 2"/>
+    <w:lsdException w:unhideWhenUsed="0" w:uiPriority="63" w:semiHidden="0" w:name="Medium Shading 1 Accent 2"/>
+    <w:lsdException w:unhideWhenUsed="0" w:uiPriority="64" w:semiHidden="0" w:name="Medium Shading 2 Accent 2"/>
+    <w:lsdException w:unhideWhenUsed="0" w:uiPriority="65" w:semiHidden="0" w:name="Medium List 1 Accent 2"/>
+    <w:lsdException w:unhideWhenUsed="0" w:uiPriority="66" w:semiHidden="0" w:name="Medium List 2 Accent 2"/>
+    <w:lsdException w:unhideWhenUsed="0" w:uiPriority="67" w:semiHidden="0" w:name="Medium Grid 1 Accent 2"/>
+    <w:lsdException w:unhideWhenUsed="0" w:uiPriority="68" w:semiHidden="0" w:name="Medium Grid 2 Accent 2"/>
+    <w:lsdException w:unhideWhenUsed="0" w:uiPriority="69" w:semiHidden="0" w:name="Medium Grid 3 Accent 2"/>
+    <w:lsdException w:unhideWhenUsed="0" w:uiPriority="70" w:semiHidden="0" w:name="Dark List Accent 2"/>
+    <w:lsdException w:unhideWhenUsed="0" w:uiPriority="71" w:semiHidden="0" w:name="Colorful Shading Accent 2"/>
+    <w:lsdException w:unhideWhenUsed="0" w:uiPriority="72" w:semiHidden="0" w:name="Colorful List Accent 2"/>
+    <w:lsdException w:unhideWhenUsed="0" w:uiPriority="73" w:semiHidden="0" w:name="Colorful Grid Accent 2"/>
+    <w:lsdException w:unhideWhenUsed="0" w:uiPriority="60" w:semiHidden="0" w:name="Light Shading Accent 3"/>
+    <w:lsdException w:unhideWhenUsed="0" w:uiPriority="61" w:semiHidden="0" w:name="Light List Accent 3"/>
+    <w:lsdException w:unhideWhenUsed="0" w:uiPriority="62" w:semiHidden="0" w:name="Light Grid Accent 3"/>
+    <w:lsdException w:unhideWhenUsed="0" w:uiPriority="63" w:semiHidden="0" w:name="Medium Shading 1 Accent 3"/>
+    <w:lsdException w:unhideWhenUsed="0" w:uiPriority="64" w:semiHidden="0" w:name="Medium Shading 2 Accent 3"/>
+    <w:lsdException w:unhideWhenUsed="0" w:uiPriority="65" w:semiHidden="0" w:name="Medium List 1 Accent 3"/>
+    <w:lsdException w:unhideWhenUsed="0" w:uiPriority="66" w:semiHidden="0" w:name="Medium List 2 Accent 3"/>
+    <w:lsdException w:unhideWhenUsed="0" w:uiPriority="67" w:semiHidden="0" w:name="Medium Grid 1 Accent 3"/>
+    <w:lsdException w:unhideWhenUsed="0" w:uiPriority="68" w:semiHidden="0" w:name="Medium Grid 2 Accent 3"/>
+    <w:lsdException w:unhideWhenUsed="0" w:uiPriority="69" w:semiHidden="0" w:name="Medium Grid 3 Accent 3"/>
+    <w:lsdException w:unhideWhenUsed="0" w:uiPriority="70" w:semiHidden="0" w:name="Dark List Accent 3"/>
+    <w:lsdException w:unhideWhenUsed="0" w:uiPriority="71" w:semiHidden="0" w:name="Colorful Shading Accent 3"/>
+    <w:lsdException w:unhideWhenUsed="0" w:uiPriority="72" w:semiHidden="0" w:name="Colorful List Accent 3"/>
+    <w:lsdException w:unhideWhenUsed="0" w:uiPriority="73" w:semiHidden="0" w:name="Colorful Grid Accent 3"/>
+    <w:lsdException w:unhideWhenUsed="0" w:uiPriority="60" w:semiHidden="0" w:name="Light Shading Accent 4"/>
+    <w:lsdException w:unhideWhenUsed="0" w:uiPriority="61" w:semiHidden="0" w:name="Light List Accent 4"/>
+    <w:lsdException w:unhideWhenUsed="0" w:uiPriority="62" w:semiHidden="0" w:name="Light Grid Accent 4"/>
+    <w:lsdException w:unhideWhenUsed="0" w:uiPriority="63" w:semiHidden="0" w:name="Medium Shading 1 Accent 4"/>
+    <w:lsdException w:unhideWhenUsed="0" w:uiPriority="64" w:semiHidden="0" w:name="Medium Shading 2 Accent 4"/>
+    <w:lsdException w:unhideWhenUsed="0" w:uiPriority="65" w:semiHidden="0" w:name="Medium List 1 Accent 4"/>
+    <w:lsdException w:unhideWhenUsed="0" w:uiPriority="66" w:semiHidden="0" w:name="Medium List 2 Accent 4"/>
+    <w:lsdException w:unhideWhenUsed="0" w:uiPriority="67" w:semiHidden="0" w:name="Medium Grid 1 Accent 4"/>
+    <w:lsdException w:unhideWhenUsed="0" w:uiPriority="68" w:semiHidden="0" w:name="Medium Grid 2 Accent 4"/>
+    <w:lsdException w:unhideWhenUsed="0" w:uiPriority="69" w:semiHidden="0" w:name="Medium Grid 3 Accent 4"/>
+    <w:lsdException w:unhideWhenUsed="0" w:uiPriority="70" w:semiHidden="0" w:name="Dark List Accent 4"/>
+    <w:lsdException w:unhideWhenUsed="0" w:uiPriority="71" w:semiHidden="0" w:name="Colorful Shading Accent 4"/>
+    <w:lsdException w:unhideWhenUsed="0" w:uiPriority="72" w:semiHidden="0" w:name="Colorful List Accent 4"/>
+    <w:lsdException w:unhideWhenUsed="0" w:uiPriority="73" w:semiHidden="0" w:name="Colorful Grid Accent 4"/>
+    <w:lsdException w:unhideWhenUsed="0" w:uiPriority="60" w:semiHidden="0" w:name="Light Shading Accent 5"/>
+    <w:lsdException w:unhideWhenUsed="0" w:uiPriority="61" w:semiHidden="0" w:name="Light List Accent 5"/>
+    <w:lsdException w:unhideWhenUsed="0" w:uiPriority="62" w:semiHidden="0" w:name="Light Grid Accent 5"/>
+    <w:lsdException w:unhideWhenUsed="0" w:uiPriority="63" w:semiHidden="0" w:name="Medium Shading 1 Accent 5"/>
+    <w:lsdException w:unhideWhenUsed="0" w:uiPriority="64" w:semiHidden="0" w:name="Medium Shading 2 Accent 5"/>
+    <w:lsdException w:unhideWhenUsed="0" w:uiPriority="65" w:semiHidden="0" w:name="Medium List 1 Accent 5"/>
+    <w:lsdException w:unhideWhenUsed="0" w:uiPriority="66" w:semiHidden="0" w:name="Medium List 2 Accent 5"/>
+    <w:lsdException w:unhideWhenUsed="0" w:uiPriority="67" w:semiHidden="0" w:name="Medium Grid 1 Accent 5"/>
+    <w:lsdException w:unhideWhenUsed="0" w:uiPriority="68" w:semiHidden="0" w:name="Medium Grid 2 Accent 5"/>
+    <w:lsdException w:unhideWhenUsed="0" w:uiPriority="69" w:semiHidden="0" w:name="Medium Grid 3 Accent 5"/>
+    <w:lsdException w:unhideWhenUsed="0" w:uiPriority="70" w:semiHidden="0" w:name="Dark List Accent 5"/>
+    <w:lsdException w:unhideWhenUsed="0" w:uiPriority="71" w:semiHidden="0" w:name="Colorful Shading Accent 5"/>
+    <w:lsdException w:unhideWhenUsed="0" w:uiPriority="72" w:semiHidden="0" w:name="Colorful List Accent 5"/>
+    <w:lsdException w:unhideWhenUsed="0" w:uiPriority="73" w:semiHidden="0" w:name="Colorful Grid Accent 5"/>
+    <w:lsdException w:unhideWhenUsed="0" w:uiPriority="60" w:semiHidden="0" w:name="Light Shading Accent 6"/>
+    <w:lsdException w:unhideWhenUsed="0" w:uiPriority="61" w:semiHidden="0" w:name="Light List Accent 6"/>
+    <w:lsdException w:unhideWhenUsed="0" w:uiPriority="62" w:semiHidden="0" w:name="Light Grid Accent 6"/>
+    <w:lsdException w:unhideWhenUsed="0" w:uiPriority="63" w:semiHidden="0" w:name="Medium Shading 1 Accent 6"/>
+    <w:lsdException w:unhideWhenUsed="0" w:uiPriority="64" w:semiHidden="0" w:name="Medium Shading 2 Accent 6"/>
+    <w:lsdException w:unhideWhenUsed="0" w:uiPriority="65" w:semiHidden="0" w:name="Medium List 1 Accent 6"/>
+    <w:lsdException w:unhideWhenUsed="0" w:uiPriority="66" w:semiHidden="0" w:name="Medium List 2 Accent 6"/>
+    <w:lsdException w:unhideWhenUsed="0" w:uiPriority="67" w:semiHidden="0" w:name="Medium Grid 1 Accent 6"/>
+    <w:lsdException w:unhideWhenUsed="0" w:uiPriority="68" w:semiHidden="0" w:name="Medium Grid 2 Accent 6"/>
+    <w:lsdException w:unhideWhenUsed="0" w:uiPriority="69" w:semiHidden="0" w:name="Medium Grid 3 Accent 6"/>
+    <w:lsdException w:unhideWhenUsed="0" w:uiPriority="70" w:semiHidden="0" w:name="Dark List Accent 6"/>
+    <w:lsdException w:unhideWhenUsed="0" w:uiPriority="71" w:semiHidden="0" w:name="Colorful Shading Accent 6"/>
+    <w:lsdException w:unhideWhenUsed="0" w:uiPriority="72" w:semiHidden="0" w:name="Colorful List Accent 6"/>
+    <w:lsdException w:unhideWhenUsed="0" w:uiPriority="73" w:semiHidden="0" w:name="Colorful Grid Accent 6"/>
   </w:latentStyles>
-  <w:style w:type="paragraph" w:default="1" w:styleId="Normal">
+  <w:style w:type="paragraph" w:default="1" w:styleId="1">
     <w:name w:val="Normal"/>
     <w:qFormat/>
+    <w:uiPriority w:val="0"/>
     <w:pPr>
       <w:kinsoku w:val="0"/>
       <w:autoSpaceDE w:val="0"/>
@@ -6949,7 +7027,7 @@
       <w:textAlignment w:val="baseline"/>
     </w:pPr>
     <w:rPr>
-      <w:rFonts w:ascii="Arial" w:eastAsia="宋体" w:hAnsi="Arial" w:cs="Arial"/>
+      <w:rFonts w:ascii="Arial" w:hAnsi="Arial" w:eastAsia="宋体" w:cs="Arial"/>
       <w:snapToGrid w:val="0"/>
       <w:color w:val="000000"/>
       <w:kern w:val="0"/>
@@ -6958,11 +7036,12 @@
       <w:lang w:val="en-US" w:eastAsia="en-US" w:bidi="ar-SA"/>
     </w:rPr>
   </w:style>
-  <w:style w:type="paragraph" w:styleId="Heading1">
+  <w:style w:type="paragraph" w:styleId="2">
     <w:name w:val="heading 1"/>
-    <w:basedOn w:val="Normal"/>
-    <w:next w:val="Normal"/>
+    <w:basedOn w:val="1"/>
+    <w:next w:val="1"/>
     <w:qFormat/>
+    <w:uiPriority w:val="0"/>
     <w:pPr>
       <w:keepNext/>
       <w:keepLines/>
@@ -6980,12 +7059,13 @@
       <w:sz w:val="44"/>
     </w:rPr>
   </w:style>
-  <w:style w:type="paragraph" w:styleId="Heading2">
+  <w:style w:type="paragraph" w:styleId="3">
     <w:name w:val="heading 2"/>
-    <w:basedOn w:val="Normal"/>
-    <w:next w:val="Normal"/>
+    <w:basedOn w:val="1"/>
+    <w:next w:val="1"/>
     <w:unhideWhenUsed/>
     <w:qFormat/>
+    <w:uiPriority w:val="0"/>
     <w:pPr>
       <w:keepNext/>
       <w:keepLines/>
@@ -6998,18 +7078,19 @@
       <w:outlineLvl w:val="1"/>
     </w:pPr>
     <w:rPr>
-      <w:rFonts w:ascii="Arial" w:eastAsia="黑体" w:hAnsi="Arial"/>
+      <w:rFonts w:ascii="Arial" w:hAnsi="Arial" w:eastAsia="黑体"/>
       <w:b/>
       <w:sz w:val="32"/>
     </w:rPr>
   </w:style>
-  <w:style w:type="paragraph" w:styleId="Heading3">
+  <w:style w:type="paragraph" w:styleId="4">
     <w:name w:val="heading 3"/>
-    <w:basedOn w:val="Normal"/>
-    <w:next w:val="Normal"/>
+    <w:basedOn w:val="1"/>
+    <w:next w:val="1"/>
     <w:semiHidden/>
     <w:unhideWhenUsed/>
     <w:qFormat/>
+    <w:uiPriority w:val="0"/>
     <w:pPr>
       <w:keepNext/>
       <w:keepLines/>
@@ -7026,12 +7107,13 @@
       <w:sz w:val="32"/>
     </w:rPr>
   </w:style>
-  <w:style w:type="paragraph" w:styleId="Heading4">
+  <w:style w:type="paragraph" w:styleId="5">
     <w:name w:val="heading 4"/>
-    <w:basedOn w:val="Normal"/>
-    <w:next w:val="Normal"/>
+    <w:basedOn w:val="1"/>
+    <w:next w:val="1"/>
     <w:unhideWhenUsed/>
     <w:qFormat/>
+    <w:uiPriority w:val="0"/>
     <w:pPr>
       <w:keepNext/>
       <w:keepLines/>
@@ -7044,18 +7126,19 @@
       <w:outlineLvl w:val="3"/>
     </w:pPr>
     <w:rPr>
-      <w:rFonts w:ascii="Arial" w:eastAsia="黑体" w:hAnsi="Arial"/>
+      <w:rFonts w:ascii="Arial" w:hAnsi="Arial" w:eastAsia="黑体"/>
       <w:b/>
       <w:sz w:val="28"/>
     </w:rPr>
   </w:style>
-  <w:style w:type="paragraph" w:styleId="Heading5">
+  <w:style w:type="paragraph" w:styleId="6">
     <w:name w:val="heading 5"/>
-    <w:basedOn w:val="Normal"/>
-    <w:next w:val="Normal"/>
+    <w:basedOn w:val="1"/>
+    <w:next w:val="1"/>
     <w:semiHidden/>
     <w:unhideWhenUsed/>
     <w:qFormat/>
+    <w:uiPriority w:val="0"/>
     <w:pPr>
       <w:keepNext/>
       <w:keepLines/>
@@ -7072,13 +7155,14 @@
       <w:sz w:val="28"/>
     </w:rPr>
   </w:style>
-  <w:style w:type="paragraph" w:styleId="Heading6">
+  <w:style w:type="paragraph" w:styleId="7">
     <w:name w:val="heading 6"/>
-    <w:basedOn w:val="Normal"/>
-    <w:next w:val="Normal"/>
+    <w:basedOn w:val="1"/>
+    <w:next w:val="1"/>
     <w:semiHidden/>
     <w:unhideWhenUsed/>
     <w:qFormat/>
+    <w:uiPriority w:val="0"/>
     <w:pPr>
       <w:keepNext/>
       <w:keepLines/>
@@ -7091,18 +7175,19 @@
       <w:outlineLvl w:val="5"/>
     </w:pPr>
     <w:rPr>
-      <w:rFonts w:ascii="Arial" w:eastAsia="黑体" w:hAnsi="Arial"/>
+      <w:rFonts w:ascii="Arial" w:hAnsi="Arial" w:eastAsia="黑体"/>
       <w:b/>
       <w:sz w:val="24"/>
     </w:rPr>
   </w:style>
-  <w:style w:type="paragraph" w:styleId="Heading7">
+  <w:style w:type="paragraph" w:styleId="8">
     <w:name w:val="heading 7"/>
-    <w:basedOn w:val="Normal"/>
-    <w:next w:val="Normal"/>
+    <w:basedOn w:val="1"/>
+    <w:next w:val="1"/>
     <w:semiHidden/>
     <w:unhideWhenUsed/>
     <w:qFormat/>
+    <w:uiPriority w:val="0"/>
     <w:pPr>
       <w:keepNext/>
       <w:keepLines/>
@@ -7119,13 +7204,14 @@
       <w:sz w:val="24"/>
     </w:rPr>
   </w:style>
-  <w:style w:type="paragraph" w:styleId="Heading8">
+  <w:style w:type="paragraph" w:styleId="9">
     <w:name w:val="heading 8"/>
-    <w:basedOn w:val="Normal"/>
-    <w:next w:val="Normal"/>
+    <w:basedOn w:val="1"/>
+    <w:next w:val="1"/>
     <w:semiHidden/>
     <w:unhideWhenUsed/>
     <w:qFormat/>
+    <w:uiPriority w:val="0"/>
     <w:pPr>
       <w:keepNext/>
       <w:keepLines/>
@@ -7138,17 +7224,18 @@
       <w:outlineLvl w:val="7"/>
     </w:pPr>
     <w:rPr>
-      <w:rFonts w:ascii="Arial" w:eastAsia="黑体" w:hAnsi="Arial"/>
+      <w:rFonts w:ascii="Arial" w:hAnsi="Arial" w:eastAsia="黑体"/>
       <w:sz w:val="24"/>
     </w:rPr>
   </w:style>
-  <w:style w:type="paragraph" w:styleId="Heading9">
+  <w:style w:type="paragraph" w:styleId="10">
     <w:name w:val="heading 9"/>
-    <w:basedOn w:val="Normal"/>
-    <w:next w:val="Normal"/>
+    <w:basedOn w:val="1"/>
+    <w:next w:val="1"/>
     <w:semiHidden/>
     <w:unhideWhenUsed/>
     <w:qFormat/>
+    <w:uiPriority w:val="0"/>
     <w:pPr>
       <w:keepNext/>
       <w:keepLines/>
@@ -7161,19 +7248,21 @@
       <w:outlineLvl w:val="8"/>
     </w:pPr>
     <w:rPr>
-      <w:rFonts w:ascii="Arial" w:eastAsia="黑体" w:hAnsi="Arial"/>
+      <w:rFonts w:ascii="Arial" w:hAnsi="Arial" w:eastAsia="黑体"/>
       <w:sz w:val="21"/>
     </w:rPr>
   </w:style>
-  <w:style w:type="character" w:default="1" w:styleId="DefaultParagraphFont">
+  <w:style w:type="character" w:default="1" w:styleId="22">
     <w:name w:val="Default Paragraph Font"/>
     <w:semiHidden/>
     <w:qFormat/>
+    <w:uiPriority w:val="0"/>
   </w:style>
-  <w:style w:type="table" w:default="1" w:styleId="TableNormal">
+  <w:style w:type="table" w:default="1" w:styleId="20">
     <w:name w:val="Normal Table"/>
     <w:semiHidden/>
     <w:qFormat/>
+    <w:uiPriority w:val="0"/>
     <w:tblPr>
       <w:tblCellMar>
         <w:top w:w="0" w:type="dxa"/>
@@ -7183,39 +7272,43 @@
       </w:tblCellMar>
     </w:tblPr>
   </w:style>
-  <w:style w:type="paragraph" w:styleId="CommentText">
+  <w:style w:type="paragraph" w:styleId="11">
     <w:name w:val="annotation text"/>
-    <w:basedOn w:val="Normal"/>
+    <w:basedOn w:val="1"/>
     <w:qFormat/>
+    <w:uiPriority w:val="0"/>
     <w:pPr>
       <w:jc w:val="left"/>
     </w:pPr>
   </w:style>
-  <w:style w:type="paragraph" w:styleId="BodyText">
+  <w:style w:type="paragraph" w:styleId="12">
     <w:name w:val="Body Text"/>
-    <w:basedOn w:val="Normal"/>
+    <w:basedOn w:val="1"/>
     <w:semiHidden/>
     <w:qFormat/>
+    <w:uiPriority w:val="0"/>
     <w:rPr>
-      <w:rFonts w:ascii="Arial" w:eastAsia="Arial" w:hAnsi="Arial" w:cs="Arial"/>
+      <w:rFonts w:ascii="Arial" w:hAnsi="Arial" w:eastAsia="Arial" w:cs="Arial"/>
       <w:sz w:val="21"/>
       <w:szCs w:val="21"/>
       <w:lang w:val="en-US" w:eastAsia="en-US" w:bidi="ar-SA"/>
     </w:rPr>
   </w:style>
-  <w:style w:type="paragraph" w:styleId="TOC3">
+  <w:style w:type="paragraph" w:styleId="13">
     <w:name w:val="toc 3"/>
-    <w:basedOn w:val="Normal"/>
-    <w:next w:val="Normal"/>
+    <w:basedOn w:val="1"/>
+    <w:next w:val="1"/>
     <w:qFormat/>
+    <w:uiPriority w:val="0"/>
     <w:pPr>
       <w:ind w:left="840" w:leftChars="400"/>
     </w:pPr>
   </w:style>
-  <w:style w:type="paragraph" w:styleId="Footer">
+  <w:style w:type="paragraph" w:styleId="14">
     <w:name w:val="footer"/>
-    <w:basedOn w:val="Normal"/>
+    <w:basedOn w:val="1"/>
     <w:qFormat/>
+    <w:uiPriority w:val="0"/>
     <w:pPr>
       <w:tabs>
         <w:tab w:val="center" w:pos="4153"/>
@@ -7228,16 +7321,17 @@
       <w:sz w:val="18"/>
     </w:rPr>
   </w:style>
-  <w:style w:type="paragraph" w:styleId="Header">
+  <w:style w:type="paragraph" w:styleId="15">
     <w:name w:val="header"/>
-    <w:basedOn w:val="Normal"/>
+    <w:basedOn w:val="1"/>
     <w:qFormat/>
+    <w:uiPriority w:val="0"/>
     <w:pPr>
       <w:pBdr>
-        <w:top w:val="nil"/>
-        <w:left w:val="nil"/>
-        <w:bottom w:val="nil"/>
-        <w:right w:val="nil"/>
+        <w:top w:val="none" w:color="auto" w:sz="0" w:space="0"/>
+        <w:left w:val="none" w:color="auto" w:sz="0" w:space="0"/>
+        <w:bottom w:val="none" w:color="auto" w:sz="0" w:space="0"/>
+        <w:right w:val="none" w:color="auto" w:sz="0" w:space="0"/>
       </w:pBdr>
       <w:tabs>
         <w:tab w:val="center" w:pos="4153"/>
@@ -7252,37 +7346,41 @@
       <w:sz w:val="18"/>
     </w:rPr>
   </w:style>
-  <w:style w:type="paragraph" w:styleId="TOC1">
+  <w:style w:type="paragraph" w:styleId="16">
     <w:name w:val="toc 1"/>
-    <w:basedOn w:val="Normal"/>
-    <w:next w:val="Normal"/>
+    <w:basedOn w:val="1"/>
+    <w:next w:val="1"/>
     <w:qFormat/>
+    <w:uiPriority w:val="0"/>
     <w:rPr>
-      <w:rFonts w:ascii="Arial" w:eastAsia="Microsoft JhengHei" w:hAnsi="Arial"/>
+      <w:rFonts w:ascii="Arial" w:hAnsi="Arial" w:eastAsia="Microsoft JhengHei"/>
       <w:sz w:val="24"/>
     </w:rPr>
   </w:style>
-  <w:style w:type="paragraph" w:styleId="TOC2">
+  <w:style w:type="paragraph" w:styleId="17">
     <w:name w:val="toc 2"/>
-    <w:basedOn w:val="Normal"/>
-    <w:next w:val="Normal"/>
+    <w:basedOn w:val="1"/>
+    <w:next w:val="1"/>
     <w:qFormat/>
+    <w:uiPriority w:val="0"/>
     <w:pPr>
       <w:ind w:left="420" w:leftChars="200"/>
     </w:pPr>
   </w:style>
-  <w:style w:type="paragraph" w:styleId="NormalWeb">
+  <w:style w:type="paragraph" w:styleId="18">
     <w:name w:val="Normal (Web)"/>
-    <w:basedOn w:val="Normal"/>
+    <w:basedOn w:val="1"/>
     <w:qFormat/>
+    <w:uiPriority w:val="0"/>
     <w:rPr>
       <w:sz w:val="24"/>
     </w:rPr>
   </w:style>
-  <w:style w:type="paragraph" w:styleId="Title">
+  <w:style w:type="paragraph" w:styleId="19">
     <w:name w:val="Title"/>
-    <w:basedOn w:val="Normal"/>
+    <w:basedOn w:val="1"/>
     <w:qFormat/>
+    <w:uiPriority w:val="0"/>
     <w:pPr>
       <w:spacing w:before="240" w:beforeLines="0" w:beforeAutospacing="0" w:after="60" w:afterLines="0" w:afterAutospacing="0"/>
       <w:jc w:val="center"/>
@@ -7294,68 +7392,73 @@
       <w:sz w:val="32"/>
     </w:rPr>
   </w:style>
-  <w:style w:type="table" w:styleId="TableGrid">
+  <w:style w:type="table" w:styleId="21">
     <w:name w:val="Table Grid"/>
-    <w:basedOn w:val="TableNormal"/>
+    <w:basedOn w:val="20"/>
     <w:qFormat/>
+    <w:uiPriority w:val="0"/>
     <w:pPr>
       <w:widowControl w:val="0"/>
       <w:jc w:val="both"/>
     </w:pPr>
     <w:tblPr>
       <w:tblBorders>
-        <w:top w:val="single" w:sz="4" w:space="0" w:color="auto"/>
-        <w:left w:val="single" w:sz="4" w:space="0" w:color="auto"/>
-        <w:bottom w:val="single" w:sz="4" w:space="0" w:color="auto"/>
-        <w:right w:val="single" w:sz="4" w:space="0" w:color="auto"/>
-        <w:insideH w:val="single" w:sz="4" w:space="0" w:color="auto"/>
-        <w:insideV w:val="single" w:sz="4" w:space="0" w:color="auto"/>
+        <w:top w:val="single" w:color="auto" w:sz="4" w:space="0"/>
+        <w:left w:val="single" w:color="auto" w:sz="4" w:space="0"/>
+        <w:bottom w:val="single" w:color="auto" w:sz="4" w:space="0"/>
+        <w:right w:val="single" w:color="auto" w:sz="4" w:space="0"/>
+        <w:insideH w:val="single" w:color="auto" w:sz="4" w:space="0"/>
+        <w:insideV w:val="single" w:color="auto" w:sz="4" w:space="0"/>
       </w:tblBorders>
     </w:tblPr>
   </w:style>
-  <w:style w:type="character" w:styleId="Strong">
+  <w:style w:type="character" w:styleId="23">
     <w:name w:val="Strong"/>
-    <w:basedOn w:val="DefaultParagraphFont"/>
+    <w:basedOn w:val="22"/>
     <w:qFormat/>
+    <w:uiPriority w:val="0"/>
     <w:rPr>
       <w:b/>
     </w:rPr>
   </w:style>
-  <w:style w:type="paragraph" w:customStyle="1" w:styleId="a">
+  <w:style w:type="paragraph" w:customStyle="1" w:styleId="24">
     <w:name w:val="柴_公司名"/>
-    <w:basedOn w:val="Title"/>
+    <w:basedOn w:val="19"/>
     <w:qFormat/>
+    <w:uiPriority w:val="0"/>
     <w:pPr>
       <w:spacing w:after="600" w:afterLines="600"/>
     </w:pPr>
     <w:rPr>
-      <w:rFonts w:ascii="宋体" w:eastAsia="宋体" w:hAnsi="宋体" w:cs="宋体" w:hint="eastAsia"/>
+      <w:rFonts w:hint="eastAsia" w:ascii="宋体" w:hAnsi="宋体" w:eastAsia="宋体" w:cs="宋体"/>
       <w:bCs/>
       <w:spacing w:val="-6"/>
       <w:sz w:val="52"/>
       <w:szCs w:val="52"/>
     </w:rPr>
   </w:style>
-  <w:style w:type="paragraph" w:customStyle="1" w:styleId="a0">
+  <w:style w:type="paragraph" w:customStyle="1" w:styleId="25">
     <w:name w:val="柴_文档名"/>
-    <w:basedOn w:val="Title"/>
+    <w:basedOn w:val="19"/>
     <w:qFormat/>
+    <w:uiPriority w:val="0"/>
     <w:pPr>
       <w:spacing w:after="900" w:afterLines="900"/>
     </w:pPr>
     <w:rPr>
-      <w:rFonts w:ascii="黑体" w:eastAsia="黑体" w:hAnsi="黑体" w:cs="黑体"/>
+      <w:rFonts w:ascii="黑体" w:hAnsi="黑体" w:eastAsia="黑体" w:cs="黑体"/>
       <w:bCs/>
       <w:spacing w:val="-7"/>
       <w:sz w:val="52"/>
       <w:szCs w:val="52"/>
     </w:rPr>
   </w:style>
-  <w:style w:type="table" w:customStyle="1" w:styleId="TableNormal0">
+  <w:style w:type="table" w:customStyle="1" w:styleId="26">
     <w:name w:val="Table Normal_0"/>
     <w:semiHidden/>
     <w:unhideWhenUsed/>
     <w:qFormat/>
+    <w:uiPriority w:val="0"/>
     <w:tblPr>
       <w:tblCellMar>
         <w:top w:w="0" w:type="dxa"/>
@@ -7365,81 +7468,87 @@
       </w:tblCellMar>
     </w:tblPr>
   </w:style>
-  <w:style w:type="paragraph" w:customStyle="1" w:styleId="TableText">
+  <w:style w:type="paragraph" w:customStyle="1" w:styleId="27">
     <w:name w:val="Table Text"/>
-    <w:basedOn w:val="Normal"/>
+    <w:basedOn w:val="1"/>
     <w:semiHidden/>
     <w:qFormat/>
+    <w:uiPriority w:val="0"/>
     <w:rPr>
-      <w:rFonts w:ascii="宋体" w:eastAsia="宋体" w:hAnsi="宋体" w:cs="宋体"/>
+      <w:rFonts w:ascii="宋体" w:hAnsi="宋体" w:eastAsia="宋体" w:cs="宋体"/>
       <w:sz w:val="21"/>
       <w:szCs w:val="21"/>
       <w:lang w:val="en-US" w:eastAsia="en-US" w:bidi="ar-SA"/>
     </w:rPr>
   </w:style>
-  <w:style w:type="paragraph" w:customStyle="1" w:styleId="1">
+  <w:style w:type="paragraph" w:customStyle="1" w:styleId="28">
     <w:name w:val="柴_标题1"/>
-    <w:basedOn w:val="Heading1"/>
-    <w:next w:val="a1"/>
-    <w:link w:val="1Char"/>
+    <w:basedOn w:val="2"/>
+    <w:next w:val="29"/>
+    <w:link w:val="38"/>
     <w:qFormat/>
+    <w:uiPriority w:val="0"/>
     <w:pPr>
       <w:spacing w:before="100" w:after="90" w:line="360" w:lineRule="auto"/>
     </w:pPr>
     <w:rPr>
-      <w:rFonts w:ascii="Arial" w:eastAsia="宋体" w:hAnsi="Arial"/>
+      <w:rFonts w:ascii="Arial" w:hAnsi="Arial" w:eastAsia="宋体"/>
       <w:sz w:val="32"/>
     </w:rPr>
   </w:style>
-  <w:style w:type="paragraph" w:customStyle="1" w:styleId="a1">
+  <w:style w:type="paragraph" w:customStyle="1" w:styleId="29">
     <w:name w:val="柴_正文"/>
-    <w:basedOn w:val="BodyText"/>
-    <w:link w:val="Char"/>
+    <w:basedOn w:val="12"/>
+    <w:link w:val="42"/>
     <w:qFormat/>
+    <w:uiPriority w:val="0"/>
     <w:pPr>
       <w:spacing w:line="360" w:lineRule="auto"/>
       <w:ind w:firstLine="470" w:firstLineChars="200"/>
     </w:pPr>
     <w:rPr>
-      <w:rFonts w:ascii="Arial" w:eastAsia="宋体" w:hAnsi="Arial"/>
+      <w:rFonts w:ascii="Arial" w:hAnsi="Arial" w:eastAsia="宋体"/>
       <w:sz w:val="24"/>
       <w:lang w:eastAsia="zh-CN"/>
     </w:rPr>
   </w:style>
-  <w:style w:type="paragraph" w:customStyle="1" w:styleId="2">
+  <w:style w:type="paragraph" w:customStyle="1" w:styleId="30">
     <w:name w:val="柴_标题2"/>
-    <w:basedOn w:val="Heading2"/>
-    <w:next w:val="a1"/>
+    <w:basedOn w:val="3"/>
+    <w:next w:val="29"/>
     <w:qFormat/>
+    <w:uiPriority w:val="0"/>
     <w:pPr>
       <w:spacing w:line="360" w:lineRule="auto"/>
     </w:pPr>
     <w:rPr>
-      <w:rFonts w:ascii="Arial" w:eastAsia="宋体" w:hAnsi="Arial"/>
+      <w:rFonts w:ascii="Arial" w:hAnsi="Arial" w:eastAsia="宋体"/>
       <w:sz w:val="28"/>
     </w:rPr>
   </w:style>
-  <w:style w:type="paragraph" w:customStyle="1" w:styleId="3">
+  <w:style w:type="paragraph" w:customStyle="1" w:styleId="31">
     <w:name w:val="柴_标题3"/>
-    <w:basedOn w:val="Heading3"/>
-    <w:next w:val="a1"/>
+    <w:basedOn w:val="4"/>
+    <w:next w:val="29"/>
     <w:qFormat/>
+    <w:uiPriority w:val="0"/>
     <w:pPr>
       <w:spacing w:line="360" w:lineRule="auto"/>
       <w:ind w:left="0" w:firstLine="472" w:firstLineChars="200"/>
     </w:pPr>
     <w:rPr>
-      <w:rFonts w:ascii="宋体" w:eastAsia="宋体" w:hAnsi="宋体" w:cs="宋体"/>
+      <w:rFonts w:ascii="宋体" w:hAnsi="宋体" w:eastAsia="宋体" w:cs="宋体"/>
       <w:spacing w:val="-2"/>
       <w:sz w:val="24"/>
       <w:szCs w:val="24"/>
     </w:rPr>
   </w:style>
-  <w:style w:type="paragraph" w:customStyle="1" w:styleId="a2">
+  <w:style w:type="paragraph" w:customStyle="1" w:styleId="32">
     <w:name w:val="柴_目录"/>
-    <w:basedOn w:val="Normal"/>
-    <w:next w:val="BodyText"/>
+    <w:basedOn w:val="1"/>
+    <w:next w:val="12"/>
     <w:qFormat/>
+    <w:uiPriority w:val="0"/>
     <w:pPr>
       <w:tabs>
         <w:tab w:val="right" w:leader="dot" w:pos="8442"/>
@@ -7447,59 +7556,64 @@
       <w:ind w:left="0" w:leftChars="0"/>
     </w:pPr>
     <w:rPr>
-      <w:rFonts w:ascii="Arial" w:eastAsia="Microsoft JhengHei" w:hAnsi="Arial"/>
+      <w:rFonts w:ascii="Arial" w:hAnsi="Arial" w:eastAsia="Microsoft JhengHei"/>
       <w:sz w:val="24"/>
     </w:rPr>
   </w:style>
-  <w:style w:type="paragraph" w:customStyle="1" w:styleId="WPSOffice1">
+  <w:style w:type="paragraph" w:customStyle="1" w:styleId="33">
     <w:name w:val="WPSOffice手动目录 1"/>
     <w:qFormat/>
+    <w:uiPriority w:val="0"/>
     <w:pPr>
       <w:ind w:leftChars="0"/>
     </w:pPr>
     <w:rPr>
-      <w:rFonts w:ascii="Times New Roman" w:eastAsia="宋体" w:hAnsi="Times New Roman" w:cs="Times New Roman"/>
+      <w:rFonts w:ascii="Times New Roman" w:hAnsi="Times New Roman" w:eastAsia="宋体" w:cs="Times New Roman"/>
       <w:sz w:val="20"/>
       <w:szCs w:val="20"/>
     </w:rPr>
   </w:style>
-  <w:style w:type="paragraph" w:customStyle="1" w:styleId="WPSOffice2">
+  <w:style w:type="paragraph" w:customStyle="1" w:styleId="34">
     <w:name w:val="WPSOffice手动目录 2"/>
     <w:qFormat/>
+    <w:uiPriority w:val="0"/>
     <w:pPr>
       <w:ind w:leftChars="200"/>
     </w:pPr>
     <w:rPr>
-      <w:rFonts w:ascii="Times New Roman" w:eastAsia="宋体" w:hAnsi="Times New Roman" w:cs="Times New Roman"/>
+      <w:rFonts w:ascii="Times New Roman" w:hAnsi="Times New Roman" w:eastAsia="宋体" w:cs="Times New Roman"/>
       <w:sz w:val="20"/>
       <w:szCs w:val="20"/>
     </w:rPr>
   </w:style>
-  <w:style w:type="paragraph" w:customStyle="1" w:styleId="WPSOffice3">
+  <w:style w:type="paragraph" w:customStyle="1" w:styleId="35">
     <w:name w:val="WPSOffice手动目录 3"/>
     <w:qFormat/>
+    <w:uiPriority w:val="0"/>
     <w:pPr>
       <w:ind w:leftChars="400"/>
     </w:pPr>
     <w:rPr>
-      <w:rFonts w:ascii="Times New Roman" w:eastAsia="宋体" w:hAnsi="Times New Roman" w:cs="Times New Roman"/>
+      <w:rFonts w:ascii="Times New Roman" w:hAnsi="Times New Roman" w:eastAsia="宋体" w:cs="Times New Roman"/>
       <w:sz w:val="20"/>
       <w:szCs w:val="20"/>
     </w:rPr>
   </w:style>
-  <w:style w:type="paragraph" w:customStyle="1" w:styleId="Compact">
+  <w:style w:type="paragraph" w:customStyle="1" w:styleId="36">
     <w:name w:val="Compact"/>
-    <w:basedOn w:val="BodyText"/>
+    <w:basedOn w:val="12"/>
     <w:qFormat/>
+    <w:uiPriority w:val="0"/>
     <w:pPr>
       <w:spacing w:before="36" w:after="36"/>
     </w:pPr>
   </w:style>
-  <w:style w:type="table" w:customStyle="1" w:styleId="Table">
+  <w:style w:type="table" w:customStyle="1" w:styleId="37">
     <w:name w:val="Table"/>
     <w:semiHidden/>
     <w:unhideWhenUsed/>
     <w:qFormat/>
+    <w:uiPriority w:val="0"/>
     <w:tblPr>
       <w:tblCellMar>
         <w:top w:w="0" w:type="dxa"/>
@@ -7511,26 +7625,28 @@
     <w:tblStylePr w:type="firstRow">
       <w:tcPr>
         <w:tcBorders>
-          <w:bottom w:val="single" w:sz="0" w:space="0" w:color="auto"/>
+          <w:bottom w:val="single" w:color="auto" w:sz="0" w:space="0"/>
         </w:tcBorders>
         <w:vAlign w:val="bottom"/>
       </w:tcPr>
     </w:tblStylePr>
   </w:style>
-  <w:style w:type="character" w:customStyle="1" w:styleId="1Char">
+  <w:style w:type="character" w:customStyle="1" w:styleId="38">
     <w:name w:val="柴_标题1 Char"/>
-    <w:link w:val="1"/>
+    <w:link w:val="28"/>
     <w:qFormat/>
+    <w:uiPriority w:val="0"/>
     <w:rPr>
-      <w:rFonts w:ascii="Arial" w:eastAsia="宋体" w:hAnsi="Arial"/>
+      <w:rFonts w:ascii="Arial" w:hAnsi="Arial" w:eastAsia="宋体"/>
       <w:sz w:val="32"/>
     </w:rPr>
   </w:style>
-  <w:style w:type="table" w:customStyle="1" w:styleId="TableNormal1">
+  <w:style w:type="table" w:customStyle="1" w:styleId="39">
     <w:name w:val="Table Normal_1"/>
     <w:semiHidden/>
     <w:unhideWhenUsed/>
     <w:qFormat/>
+    <w:uiPriority w:val="0"/>
     <w:tblPr>
       <w:tblCellMar>
         <w:top w:w="0" w:type="dxa"/>
@@ -7540,10 +7656,11 @@
       </w:tblCellMar>
     </w:tblPr>
   </w:style>
-  <w:style w:type="paragraph" w:customStyle="1" w:styleId="a3">
+  <w:style w:type="paragraph" w:customStyle="1" w:styleId="40">
     <w:name w:val="柴_正文_无缩进"/>
-    <w:basedOn w:val="Normal"/>
+    <w:basedOn w:val="1"/>
     <w:qFormat/>
+    <w:uiPriority w:val="0"/>
     <w:pPr>
       <w:ind w:firstLine="0" w:firstLineChars="0"/>
     </w:pPr>
@@ -7553,29 +7670,31 @@
       <w:lang w:eastAsia="zh-CN"/>
     </w:rPr>
   </w:style>
-  <w:style w:type="paragraph" w:customStyle="1" w:styleId="4">
+  <w:style w:type="paragraph" w:customStyle="1" w:styleId="41">
     <w:name w:val="柴_标题4"/>
-    <w:basedOn w:val="Heading4"/>
-    <w:next w:val="Normal"/>
+    <w:basedOn w:val="5"/>
+    <w:next w:val="1"/>
     <w:qFormat/>
+    <w:uiPriority w:val="0"/>
     <w:pPr>
       <w:widowControl w:val="0"/>
       <w:spacing w:before="160" w:line="360" w:lineRule="auto"/>
-      <w:ind w:left="981" w:hanging="862" w:leftChars="300"/>
+      <w:ind w:left="981" w:leftChars="300" w:hanging="862"/>
     </w:pPr>
     <w:rPr>
-      <w:rFonts w:ascii="Calibri" w:eastAsia="宋体" w:hAnsi="Calibri" w:cs="宋体" w:hint="eastAsia"/>
+      <w:rFonts w:hint="eastAsia" w:ascii="Calibri" w:hAnsi="Calibri" w:eastAsia="宋体" w:cs="宋体"/>
       <w:sz w:val="24"/>
       <w:szCs w:val="24"/>
       <w:lang w:eastAsia="zh-CN" w:bidi="zh-CN"/>
     </w:rPr>
   </w:style>
-  <w:style w:type="character" w:customStyle="1" w:styleId="Char">
+  <w:style w:type="character" w:customStyle="1" w:styleId="42">
     <w:name w:val="柴_正文 Char"/>
-    <w:link w:val="a1"/>
+    <w:link w:val="29"/>
     <w:qFormat/>
+    <w:uiPriority w:val="0"/>
     <w:rPr>
-      <w:rFonts w:ascii="Arial" w:eastAsia="宋体" w:hAnsi="Arial"/>
+      <w:rFonts w:ascii="Arial" w:hAnsi="Arial" w:eastAsia="宋体"/>
       <w:sz w:val="24"/>
       <w:lang w:eastAsia="zh-CN"/>
     </w:rPr>
